--- a/documentacion_proyecto/Documentación_de_Proyecto.docx
+++ b/documentacion_proyecto/Documentación_de_Proyecto.docx
@@ -355,7 +355,7 @@
                                   <w:txbxContent>
                                     <w:p>
                                       <w:pPr>
-                                        <w:spacing w:after="0" w:before="0" w:line="240"/>
+                                        <w:spacing w:after="0" w:before="0" w:line="240" w:lineRule="auto"/>
                                         <w:ind w:left="0" w:right="0" w:firstLine="0"/>
                                         <w:jc w:val="center"/>
                                         <w:textDirection w:val="btLr"/>
@@ -371,7 +371,7 @@
                                           <w:sz w:val="72"/>
                                           <w:vertAlign w:val="baseline"/>
                                         </w:rPr>
-                                        <w:t xml:space="preserve">SISTEMA DE MONITOREO INDUSTRIAL IOT</w:t>
+                                        <w:t xml:space="preserve">AUTOMATIZACIÓN DE TELAR INDUSTRIAL</w:t>
                                       </w:r>
                                     </w:p>
                                   </w:txbxContent>
@@ -390,48 +390,7 @@
               </wp:anchor>
             </w:drawing>
           </mc:Choice>
-          <mc:Fallback>
-            <w:drawing>
-              <wp:anchor allowOverlap="1" behindDoc="1" distB="0" distT="0" distL="0" distR="0" hidden="0" layoutInCell="1" locked="0" relativeHeight="0" simplePos="0">
-                <wp:simplePos x="0" y="0"/>
-                <wp:positionH relativeFrom="page">
-                  <wp:align>center</wp:align>
-                </wp:positionH>
-                <wp:positionV relativeFrom="page">
-                  <wp:align>center</wp:align>
-                </wp:positionV>
-                <wp:extent cx="6864824" cy="9123528"/>
-                <wp:effectExtent b="0" l="0" r="0" t="0"/>
-                <wp:wrapNone/>
-                <wp:docPr id="20" name="image6.png"/>
-                <a:graphic>
-                  <a:graphicData uri="http://schemas.openxmlformats.org/drawingml/2006/picture">
-                    <pic:pic>
-                      <pic:nvPicPr>
-                        <pic:cNvPr id="0" name="image6.png"/>
-                        <pic:cNvPicPr preferRelativeResize="0"/>
-                      </pic:nvPicPr>
-                      <pic:blipFill>
-                        <a:blip r:embed="rId9"/>
-                        <a:srcRect/>
-                        <a:stretch>
-                          <a:fillRect/>
-                        </a:stretch>
-                      </pic:blipFill>
-                      <pic:spPr>
-                        <a:xfrm>
-                          <a:off x="0" y="0"/>
-                          <a:ext cx="6864824" cy="9123528"/>
-                        </a:xfrm>
-                        <a:prstGeom prst="rect"/>
-                        <a:ln/>
-                      </pic:spPr>
-                    </pic:pic>
-                  </a:graphicData>
-                </a:graphic>
-              </wp:anchor>
-            </w:drawing>
-          </mc:Fallback>
+          <mc:Fallback/>
         </mc:AlternateContent>
       </w:r>
       <w:r>
@@ -1960,7 +1919,7 @@
           <w:rFonts w:ascii="IBM Plex Sans" w:cs="IBM Plex Sans" w:eastAsia="IBM Plex Sans" w:hAnsi="IBM Plex Sans"/>
           <w:rtl w:val="0"/>
         </w:rPr>
-        <w:t xml:space="preserve"> en Caseros, Buenos Aires mediante el desarrollo e implementación de un sistema de control electrónico y un editor web interactivo para telares industriales planos mecánicos que carecen de PLC. El sistema busca digitalizar la creación y gestión de matrices de tejido a través de una matriz visual, reemplazando la dependencia de configuraciones puramente mecánicas y laboriosas. Esto permite agilizar drásticamente los tiempos de cambio de producción, mantener un archivo de diseños guardados y otorgar control directo de ejecución sobre la maquinaria (iniciar, pausar y retroceder para corregir errores físicos en tiempo real), optimizando así la productividad general y reduciendo el margen de error operativo. </w:t>
+        <w:t xml:space="preserve"> en Billinghurst, Buenos Aires mediante el desarrollo e implementación de un sistema de control electrónico y un editor web interactivo para telares industriales planos mecánicos que carecen de PLC. El sistema busca digitalizar la creación y gestión de matrices de tejido a través de una matriz visual, reemplazando la dependencia de configuraciones puramente mecánicas y laboriosas. Esto permite agilizar drásticamente los tiempos de cambio de producción, mantener un archivo de diseños guardados y otorgar control directo de ejecución sobre la maquinaria (iniciar, pausar y retroceder para corregir errores físicos en tiempo real), optimizando así la productividad general y reduciendo el margen de error operativo. </w:t>
       </w:r>
     </w:p>
     <w:p>
@@ -5022,7 +4981,7 @@
         </w:rPr>
         <w:drawing>
           <wp:inline distB="0" distT="0" distL="0" distR="0">
-            <wp:extent cx="2794697" cy="3240000"/>
+            <wp:extent cx="2794697" cy="3415977"/>
             <wp:effectExtent b="0" l="0" r="0" t="0"/>
             <wp:docPr id="21" name="image1.png"/>
             <a:graphic>
@@ -5042,7 +5001,7 @@
                   <pic:spPr>
                     <a:xfrm>
                       <a:off x="0" y="0"/>
-                      <a:ext cx="2794697" cy="3240000"/>
+                      <a:ext cx="2794697" cy="3415977"/>
                     </a:xfrm>
                     <a:prstGeom prst="rect"/>
                     <a:ln/>
@@ -6212,7 +6171,7 @@
       <w:r>
         <w:drawing>
           <wp:inline>
-            <wp:extent cx="4023360" cy="6639139"/>
+            <wp:extent cx="4023360" cy="2726597"/>
             <wp:docPr id="28" name="Picture 28"/>
             <wp:cNvGraphicFramePr>
               <a:graphicFrameLocks noChangeAspect="1"/>
@@ -6233,7 +6192,7 @@
                   <pic:spPr>
                     <a:xfrm>
                       <a:off x="0" y="0"/>
-                      <a:ext cx="4023360" cy="6639139"/>
+                      <a:ext cx="4023360" cy="2726597"/>
                     </a:xfrm>
                     <a:prstGeom prst="rect"/>
                   </pic:spPr>
@@ -6255,7 +6214,7 @@
           <w:color w:val="606060"/>
           <w:sz w:val="18"/>
         </w:rPr>
-        <w:t>Figura 2. Bloque de negocio del modelo entidad-relación: patrones, telares, produccion_historial y registro_de_errores, con sus claves foráneas.</w:t>
+        <w:t>Figura 2. Bloque de negocio del modelo entidad-relación: patrones, telares, historial_produccion y registro_de_errores, con sus claves foráneas.</w:t>
       </w:r>
     </w:p>
     <w:p>
@@ -6265,7 +6224,7 @@
       <w:r>
         <w:drawing>
           <wp:inline>
-            <wp:extent cx="5303520" cy="2977926"/>
+            <wp:extent cx="5303520" cy="5759167"/>
             <wp:docPr id="29" name="Picture 29"/>
             <wp:cNvGraphicFramePr>
               <a:graphicFrameLocks noChangeAspect="1"/>
@@ -6286,7 +6245,7 @@
                   <pic:spPr>
                     <a:xfrm>
                       <a:off x="0" y="0"/>
-                      <a:ext cx="5303520" cy="2977926"/>
+                      <a:ext cx="5303520" cy="5759167"/>
                     </a:xfrm>
                     <a:prstGeom prst="rect"/>
                   </pic:spPr>
@@ -12082,7 +12041,7 @@
         </w:rPr>
         <w:drawing>
           <wp:inline distB="0" distT="0" distL="0" distR="0">
-            <wp:extent cx="2794697" cy="3240000"/>
+            <wp:extent cx="2794697" cy="5589394"/>
             <wp:effectExtent b="0" l="0" r="0" t="0"/>
             <wp:docPr id="21" name="image1.png"/>
             <a:graphic>
@@ -12102,7 +12061,7 @@
                   <pic:spPr>
                     <a:xfrm>
                       <a:off x="0" y="0"/>
-                      <a:ext cx="2794697" cy="3240000"/>
+                      <a:ext cx="2794697" cy="5589394"/>
                     </a:xfrm>
                     <a:prstGeom prst="rect"/>
                     <a:ln/>
@@ -12169,7 +12128,7 @@
         </w:rPr>
         <w:drawing>
           <wp:inline distB="0" distT="0" distL="0" distR="0">
-            <wp:extent cx="2793197" cy="3240000"/>
+            <wp:extent cx="2793197" cy="5586394"/>
             <wp:effectExtent b="0" l="0" r="0" t="0"/>
             <wp:docPr id="23" name="image2.png"/>
             <a:graphic>
@@ -12189,7 +12148,7 @@
                   <pic:spPr>
                     <a:xfrm>
                       <a:off x="0" y="0"/>
-                      <a:ext cx="2793197" cy="3240000"/>
+                      <a:ext cx="2793197" cy="5586394"/>
                     </a:xfrm>
                     <a:prstGeom prst="rect"/>
                     <a:ln/>
@@ -12254,7 +12213,7 @@
         </w:rPr>
         <w:drawing>
           <wp:inline distB="0" distT="0" distL="0" distR="0">
-            <wp:extent cx="4170720" cy="8229600"/>
+            <wp:extent cx="3500000" cy="7000000"/>
             <wp:effectExtent b="0" l="0" r="0" t="0"/>
             <wp:docPr id="22" name="image5.png"/>
             <a:graphic>
@@ -12274,7 +12233,7 @@
                   <pic:spPr>
                     <a:xfrm>
                       <a:off x="0" y="0"/>
-                      <a:ext cx="4170720" cy="8229600"/>
+                      <a:ext cx="3500000" cy="7000000"/>
                     </a:xfrm>
                     <a:prstGeom prst="rect"/>
                     <a:ln/>
@@ -12368,7 +12327,7 @@
         </w:rPr>
         <w:drawing>
           <wp:inline distB="0" distT="0" distL="0" distR="0">
-            <wp:extent cx="4173420" cy="8229600"/>
+            <wp:extent cx="3500000" cy="7000000"/>
             <wp:effectExtent b="0" l="0" r="0" t="0"/>
             <wp:docPr id="25" name="image4.png"/>
             <a:graphic>
@@ -12388,7 +12347,7 @@
                   <pic:spPr>
                     <a:xfrm>
                       <a:off x="0" y="0"/>
-                      <a:ext cx="4173420" cy="8229600"/>
+                      <a:ext cx="3500000" cy="7000000"/>
                     </a:xfrm>
                     <a:prstGeom prst="rect"/>
                     <a:ln/>
@@ -12409,7 +12368,7 @@
         </w:rPr>
         <w:drawing>
           <wp:inline distB="0" distT="0" distL="0" distR="0">
-            <wp:extent cx="4172277" cy="8229600"/>
+            <wp:extent cx="3500000" cy="7000000"/>
             <wp:effectExtent b="0" l="0" r="0" t="0"/>
             <wp:docPr id="24" name="image3.png"/>
             <a:graphic>
@@ -12429,7 +12388,7 @@
                   <pic:spPr>
                     <a:xfrm>
                       <a:off x="0" y="0"/>
-                      <a:ext cx="4172277" cy="8229600"/>
+                      <a:ext cx="3500000" cy="7000000"/>
                     </a:xfrm>
                     <a:prstGeom prst="rect"/>
                     <a:ln/>
@@ -12457,28 +12416,12 @@
           <w:color w:val="606060"/>
           <w:sz w:val="18"/>
         </w:rPr>
-        <w:t>Figura 7. Editor de dibujo: cada fila representa una pasada y cada columna un elemento del telar.</w:t>
-      </w:r>
-    </w:p>
-    <w:p>
-      <w:pPr>
-        <w:pStyle w:val="Heading3"/>
-        <w:spacing w:after="240" w:before="480" w:lineRule="auto"/>
-        <w:rPr>
-          <w:rFonts w:ascii="Questrial" w:cs="Questrial" w:eastAsia="Questrial" w:hAnsi="Questrial"/>
-        </w:rPr>
-      </w:pPr>
-      <w:r>
-        <w:rPr>
-          <w:rFonts w:ascii="Questrial" w:cs="Questrial" w:eastAsia="Questrial" w:hAnsi="Questrial"/>
-          <w:rtl w:val="0"/>
-        </w:rPr>
-        <w:t>4.3.2. Visualización del Producto Físico</w:t>
-      </w:r>
-    </w:p>
-    <w:p>
-      <w:pPr>
-        <w:jc w:val="both"/>
+        <w:t>Figura 7. Biblioteca de dibujos: listado de los dibujos guardados, con búsqueda y filtros.</w:t>
+      </w:r>
+    </w:p>
+    <w:p>
+      <w:pPr>
+        <w:jc w:val="center"/>
       </w:pPr>
       <w:r>
         <w:rPr>
@@ -12487,59 +12430,51 @@
           <w:color w:val="606060"/>
           <w:sz w:val="18"/>
         </w:rPr>
+        <w:t>Figura 8. Editor de dibujo: cada fila representa una pasada del telar y cada columna un elemento de selección.</w:t>
+      </w:r>
+    </w:p>
+    <w:p>
+      <w:pPr>
+        <w:jc w:val="center"/>
+      </w:pPr>
+      <w:r>
+        <w:rPr>
+          <w:rFonts w:ascii="IBM Plex Sans" w:hAnsi="IBM Plex Sans" w:cs="IBM Plex Sans" w:eastAsia="IBM Plex Sans"/>
+          <w:i/>
+          <w:color w:val="606060"/>
+          <w:sz w:val="18"/>
+        </w:rPr>
+        <w:t>Figura 9. Editor de dibujo: cada fila representa una pasada y cada columna un elemento del telar.</w:t>
+      </w:r>
+    </w:p>
+    <w:p>
+      <w:pPr>
+        <w:pStyle w:val="Heading3"/>
+        <w:spacing w:after="240" w:before="480" w:lineRule="auto"/>
+        <w:rPr>
+          <w:rFonts w:ascii="Questrial" w:cs="Questrial" w:eastAsia="Questrial" w:hAnsi="Questrial"/>
+        </w:rPr>
+      </w:pPr>
+      <w:r>
+        <w:rPr>
+          <w:rFonts w:ascii="Questrial" w:cs="Questrial" w:eastAsia="Questrial" w:hAnsi="Questrial"/>
+          <w:rtl w:val="0"/>
+        </w:rPr>
+        <w:t>4.3.2. Visualización del Producto Físico</w:t>
+      </w:r>
+    </w:p>
+    <w:p>
+      <w:pPr>
+        <w:jc w:val="both"/>
+      </w:pPr>
+      <w:r>
+        <w:rPr>
+          <w:rFonts w:ascii="IBM Plex Sans" w:hAnsi="IBM Plex Sans" w:cs="IBM Plex Sans" w:eastAsia="IBM Plex Sans"/>
+          <w:i/>
+          <w:color w:val="606060"/>
+          <w:sz w:val="18"/>
+        </w:rPr>
         <w:t>Al tratarse de un proyecto de retrofit sobre una máquina existente, el producto físico no es un objeto de diseño industrial nuevo sino un gabinete de control que se monta junto al telar. Por ese motivo, en lugar de un modelado tridimensional se documenta el equipo real ya construido, que cumple la misma función de mostrar al cliente cómo se ve y dónde se instala lo que recibe.</w:t>
-      </w:r>
-    </w:p>
-    <w:p>
-      <w:pPr>
-        <w:jc w:val="center"/>
-      </w:pPr>
-      <w:r>
-        <w:drawing>
-          <wp:inline>
-            <wp:extent cx="4206240" cy="1892808"/>
-            <wp:docPr id="30" name="Picture 30"/>
-            <wp:cNvGraphicFramePr>
-              <a:graphicFrameLocks noChangeAspect="1"/>
-            </wp:cNvGraphicFramePr>
-            <a:graphic>
-              <a:graphicData uri="http://schemas.openxmlformats.org/drawingml/2006/picture">
-                <pic:pic>
-                  <pic:nvPicPr>
-                    <pic:cNvPr id="0" name="image.jpg"/>
-                    <pic:cNvPicPr/>
-                  </pic:nvPicPr>
-                  <pic:blipFill>
-                    <a:blip r:embed="rId19"/>
-                    <a:stretch>
-                      <a:fillRect/>
-                    </a:stretch>
-                  </pic:blipFill>
-                  <pic:spPr>
-                    <a:xfrm>
-                      <a:off x="0" y="0"/>
-                      <a:ext cx="4206240" cy="1892808"/>
-                    </a:xfrm>
-                    <a:prstGeom prst="rect"/>
-                  </pic:spPr>
-                </pic:pic>
-              </a:graphicData>
-            </a:graphic>
-          </wp:inline>
-        </w:drawing>
-      </w:r>
-    </w:p>
-    <w:p>
-      <w:pPr>
-        <w:jc w:val="center"/>
-      </w:pPr>
-      <w:r>
-        <w:rPr>
-          <w:rFonts w:ascii="IBM Plex Sans" w:hAnsi="IBM Plex Sans"/>
-          <w:i/>
-          <w:sz w:val="18"/>
-        </w:rPr>
-        <w:t>Figura 8. Gabinete IP65 del nodo de control, cerrado y con el prensacable montado. Es el equipo que se instala junto al telar.</w:t>
       </w:r>
     </w:p>
     <w:p>
@@ -15580,7 +15515,7 @@
           <w:color w:val="606060"/>
           <w:sz w:val="18"/>
         </w:rPr>
-        <w:t>Figura 9. Gabinete IP65 cerrado, con el prensacable y el cable multifilar de seis conductores ya montados.</w:t>
+        <w:t>Figura 10. Gabinete IP65 cerrado, con el prensacable y el cable multifilar de seis conductores ya montados.</w:t>
       </w:r>
     </w:p>
     <w:p>
@@ -15633,7 +15568,7 @@
           <w:color w:val="606060"/>
           <w:sz w:val="18"/>
         </w:rPr>
-        <w:t>Figura 10. Interior del gabinete: el nodo de control del Bloque A montado sobre la placa y fijado al fondo de la caja.</w:t>
+        <w:t>Figura 11. Interior del gabinete: el nodo de control del Bloque A montado sobre la placa y fijado al fondo de la caja.</w:t>
       </w:r>
     </w:p>
     <w:p>
@@ -17805,7 +17740,7 @@
         </w:rPr>
         <w:drawing>
           <wp:inline distB="0" distT="0" distL="0" distR="0">
-            <wp:extent cx="2794697" cy="3240000"/>
+            <wp:extent cx="2794697" cy="1119553"/>
             <wp:effectExtent b="0" l="0" r="0" t="0"/>
             <wp:docPr id="21" name="image1.png"/>
             <a:graphic>
@@ -17825,7 +17760,7 @@
                   <pic:spPr>
                     <a:xfrm>
                       <a:off x="0" y="0"/>
-                      <a:ext cx="2794697" cy="3240000"/>
+                      <a:ext cx="2794697" cy="1119553"/>
                     </a:xfrm>
                     <a:prstGeom prst="rect"/>
                     <a:ln/>
@@ -17855,7 +17790,7 @@
           <w:color w:val="606060"/>
           <w:sz w:val="18"/>
         </w:rPr>
-        <w:t>Figura 11. Cronograma del proyecto organizado en 8 etapas, del 16/03/2026 al 14/11/2026.</w:t>
+        <w:t>Figura 12. Cronograma del proyecto organizado en 8 etapas, del 16/03/2026 al 14/11/2026.</w:t>
       </w:r>
     </w:p>
     <w:p>
@@ -19609,7 +19544,7 @@
         </w:rPr>
         <w:drawing>
           <wp:inline distB="0" distT="0" distL="0" distR="0">
-            <wp:extent cx="2794697" cy="3240000"/>
+            <wp:extent cx="2794697" cy="1175392"/>
             <wp:effectExtent b="0" l="0" r="0" t="0"/>
             <wp:docPr id="21" name="image1.png"/>
             <a:graphic>
@@ -19629,7 +19564,7 @@
                   <pic:spPr>
                     <a:xfrm>
                       <a:off x="0" y="0"/>
-                      <a:ext cx="2794697" cy="3240000"/>
+                      <a:ext cx="2794697" cy="1175392"/>
                     </a:xfrm>
                     <a:prstGeom prst="rect"/>
                     <a:ln/>
@@ -19659,7 +19594,7 @@
           <w:color w:val="606060"/>
           <w:sz w:val="18"/>
         </w:rPr>
-        <w:t>Figura 12. Infraestructura administrativa del equipo, según el modelo del manual UTN (p. 62).</w:t>
+        <w:t>Figura 13. Infraestructura administrativa del equipo, según el modelo del manual UTN (p. 62).</w:t>
       </w:r>
     </w:p>
     <w:p>
@@ -20598,7 +20533,7 @@
         </w:rPr>
         <w:drawing>
           <wp:inline distB="0" distT="0" distL="0" distR="0">
-            <wp:extent cx="2794697" cy="3240000"/>
+            <wp:extent cx="2794697" cy="1203311"/>
             <wp:effectExtent b="0" l="0" r="0" t="0"/>
             <wp:docPr id="21" name="image1.png"/>
             <a:graphic>
@@ -20618,7 +20553,7 @@
                   <pic:spPr>
                     <a:xfrm>
                       <a:off x="0" y="0"/>
-                      <a:ext cx="2794697" cy="3240000"/>
+                      <a:ext cx="2794697" cy="1203311"/>
                     </a:xfrm>
                     <a:prstGeom prst="rect"/>
                     <a:ln/>
@@ -20648,7 +20583,7 @@
           <w:color w:val="606060"/>
           <w:sz w:val="18"/>
         </w:rPr>
-        <w:t>Figura 13. Estructura de costos del proyecto y esquema del servicio de mantenimiento.</w:t>
+        <w:t>Figura 14. Estructura de costos del proyecto y esquema del servicio de mantenimiento.</w:t>
       </w:r>
     </w:p>
     <w:p>
@@ -20668,7 +20603,7 @@
           <w:bCs w:val="1"/>
           <w:rtl w:val="0"/>
         </w:rPr>
-        <w:t>Los componentes efectivamente adquiridos para el Bloque A suman $74.116, a los que se agregan $10.150 del Bloque C y $6.600 del Bloque D, totalizando $90.866 en materiales. Sumando los gastos operativos de $109.675 y el valor del trabajo del equipo, valuado en $24.527.996 según las tarifas del proyecto, el costo total asciende a $24.728.537. Aplicando el margen del 25 % previsto, el presupuesto final es de $30.910.671, con una ganancia proyectada de $6.182.134.</w:t>
+        <w:t>Los componentes efectivamente adquiridos para el Bloque A suman $73.653, a los que se agregan $18.750 del Bloque C y $36.500 del Bloque D, totalizando $128.903 en materiales. Sumando los gastos operativos de $109.675 y el valor del trabajo del equipo, valuado en $24.527.996 según las tarifas del proyecto, el costo total asciende a $24.766.574. Aplicando el margen del 25 % previsto, el presupuesto final es de $30.958.218, con una ganancia proyectada de $6.191.644.</w:t>
       </w:r>
     </w:p>
     <w:tbl>
@@ -20940,7 +20875,7 @@
                 <w:rFonts w:ascii="IBM Plex Sans" w:cs="IBM Plex Sans" w:eastAsia="IBM Plex Sans" w:hAnsi="IBM Plex Sans"/>
                 <w:rtl w:val="0"/>
               </w:rPr>
-              <w:t>$74.116</w:t>
+              <w:t>$73.653</w:t>
             </w:r>
           </w:p>
         </w:tc>
@@ -21038,7 +20973,7 @@
                 <w:rFonts w:ascii="IBM Plex Sans" w:hAnsi="IBM Plex Sans"/>
                 <w:sz w:val="17"/>
               </w:rPr>
-              <w:t>$10.150</w:t>
+              <w:t>$18.750</w:t>
             </w:r>
           </w:p>
         </w:tc>
@@ -21133,7 +21068,7 @@
                 <w:rFonts w:ascii="IBM Plex Sans" w:hAnsi="IBM Plex Sans"/>
                 <w:sz w:val="17"/>
               </w:rPr>
-              <w:t>$6.600 (a completar tras medir la salida del lector óptico)</w:t>
+              <w:t>$36.500 (a completar tras medir la salida del lector óptico)</w:t>
             </w:r>
           </w:p>
         </w:tc>
@@ -21237,7 +21172,7 @@
                 <w:rFonts w:ascii="IBM Plex Sans" w:hAnsi="IBM Plex Sans"/>
                 <w:sz w:val="17"/>
               </w:rPr>
-              <w:t>$90.866</w:t>
+              <w:t>$128.903</w:t>
             </w:r>
           </w:p>
         </w:tc>
@@ -21273,7 +21208,7 @@
         <w:rPr>
           <w:rFonts w:ascii="IBM Plex Sans" w:hAnsi="IBM Plex Sans" w:cs="IBM Plex Sans" w:eastAsia="IBM Plex Sans"/>
         </w:rPr>
-        <w:t>La estructura de costos muestra que el 99,2 % corresponde al trabajo del equipo y solo el 0,8 % ($200.541) a dinero efectivamente desembolsado. Orden de compra recomendado: (1) Bloque A, ya adquirido casi en su totalidad, para completar la Etapa 4; (2) la medición del telar, incluyendo las bobinas de selección instaladas; y (3) recién entonces los Bloques C y D, cuyos componentes dependen de esa medición. La planilla completa, con el detalle por ítem y los precios de referencia, se mantiene en el archivo Lista_de_componentes_Control_Trama.xlsx de la carpeta compartida del equipo.</w:t>
+        <w:t>La estructura de costos muestra que el 99,2 % corresponde al trabajo del equipo y solo el 0,8 % ($71.150) a dinero efectivamente desembolsado. Orden de compra recomendado: (1) Bloque A, ya adquirido casi en su totalidad, para completar la Etapa 4; (2) la medición del telar, incluyendo las bobinas de selección instaladas; y (3) recién entonces los Bloques C y D, cuyos componentes dependen de esa medición. La planilla completa, con el detalle por ítem y los precios de referencia, se mantiene en el archivo Lista_de_componentes_Control_Trama.xlsx de la carpeta compartida del equipo.</w:t>
       </w:r>
       <w:r>
         <w:rPr>
@@ -22246,7 +22181,7 @@
           <w:rFonts w:ascii="IBM Plex Sans" w:cs="IBM Plex Sans" w:eastAsia="IBM Plex Sans" w:hAnsi="IBM Plex Sans"/>
           <w:rtl w:val="0"/>
         </w:rPr>
-        <w:t>Cliente: Norberto Ferrando, propietario de la fábrica textil situada en Caseros, provincia de Buenos Aires, en su carácter de comitente y titular del telar Vamatex C 201 sobre el que se ejecuta el proyecto.</w:t>
+        <w:t>Cliente: Norberto Ferrando, propietario de la fábrica textil situada en Billinghurst, provincia de Buenos Aires, en su carácter de comitente y titular del telar Vamatex C 201 sobre el que se ejecuta el proyecto.</w:t>
       </w:r>
     </w:p>
     <w:p>
@@ -22283,7 +22218,7 @@
     </w:p>
     <w:p>
       <w:pPr>
-        <w:spacing w:before="200" w:lineRule="auto"/>
+        <w:spacing w:before="100" w:lineRule="auto"/>
         <w:jc w:val="both"/>
         <w:rPr>
           <w:rFonts w:ascii="IBM Plex Sans" w:cs="IBM Plex Sans" w:eastAsia="IBM Plex Sans" w:hAnsi="IBM Plex Sans"/>
@@ -22315,7 +22250,7 @@
     </w:p>
     <w:p>
       <w:pPr>
-        <w:spacing w:before="200" w:lineRule="auto"/>
+        <w:spacing w:before="100" w:lineRule="auto"/>
         <w:jc w:val="both"/>
         <w:rPr>
           <w:rFonts w:ascii="IBM Plex Sans" w:cs="IBM Plex Sans" w:eastAsia="IBM Plex Sans" w:hAnsi="IBM Plex Sans"/>
@@ -22331,7 +22266,7 @@
     </w:p>
     <w:p>
       <w:pPr>
-        <w:spacing w:before="200" w:lineRule="auto"/>
+        <w:spacing w:before="100" w:lineRule="auto"/>
         <w:jc w:val="both"/>
         <w:rPr>
           <w:rFonts w:ascii="IBM Plex Sans" w:cs="IBM Plex Sans" w:eastAsia="IBM Plex Sans" w:hAnsi="IBM Plex Sans"/>
@@ -22347,7 +22282,7 @@
     </w:p>
     <w:p>
       <w:pPr>
-        <w:spacing w:before="200" w:lineRule="auto"/>
+        <w:spacing w:before="100" w:lineRule="auto"/>
         <w:jc w:val="both"/>
         <w:rPr>
           <w:rFonts w:ascii="IBM Plex Sans" w:cs="IBM Plex Sans" w:eastAsia="IBM Plex Sans" w:hAnsi="IBM Plex Sans"/>
@@ -22363,7 +22298,7 @@
     </w:p>
     <w:p>
       <w:pPr>
-        <w:spacing w:before="200" w:lineRule="auto"/>
+        <w:spacing w:before="100" w:lineRule="auto"/>
         <w:jc w:val="both"/>
         <w:rPr>
           <w:rFonts w:ascii="IBM Plex Sans" w:cs="IBM Plex Sans" w:eastAsia="IBM Plex Sans" w:hAnsi="IBM Plex Sans"/>

--- a/documentacion_proyecto/Documentación_de_Proyecto.docx
+++ b/documentacion_proyecto/Documentación_de_Proyecto.docx
@@ -1905,21 +1905,7 @@
           <w:rFonts w:ascii="IBM Plex Sans" w:cs="IBM Plex Sans" w:eastAsia="IBM Plex Sans" w:hAnsi="IBM Plex Sans"/>
           <w:rtl w:val="0"/>
         </w:rPr>
-        <w:t xml:space="preserve">El objetivo primordial de este proyecto es modernizar digitalmente un telar Vamatex C201 que se ubica en una </w:t>
-      </w:r>
-      <w:r>
-        <w:rPr>
-          <w:rFonts w:ascii="IBM Plex Sans" w:cs="IBM Plex Sans" w:eastAsia="IBM Plex Sans" w:hAnsi="IBM Plex Sans"/>
-          <w:rtl w:val="0"/>
-        </w:rPr>
-        <w:t>fábrica textil</w:t>
-      </w:r>
-      <w:r>
-        <w:rPr>
-          <w:rFonts w:ascii="IBM Plex Sans" w:cs="IBM Plex Sans" w:eastAsia="IBM Plex Sans" w:hAnsi="IBM Plex Sans"/>
-          <w:rtl w:val="0"/>
-        </w:rPr>
-        <w:t xml:space="preserve"> en Billinghurst, Buenos Aires mediante el desarrollo e implementación de un sistema de control electrónico y un editor web interactivo para telares industriales planos mecánicos que carecen de PLC. El sistema busca digitalizar la creación y gestión de matrices de tejido a través de una matriz visual, reemplazando la dependencia de configuraciones puramente mecánicas y laboriosas. Esto permite agilizar drásticamente los tiempos de cambio de producción, mantener un archivo de diseños guardados y otorgar control directo de ejecución sobre la maquinaria (iniciar, pausar y retroceder para corregir errores físicos en tiempo real), optimizando así la productividad general y reduciendo el margen de error operativo. </w:t>
+        <w:t xml:space="preserve">El objetivo primordial de este proyecto es modernizar digitalmente un telar Vamatex C201 que se ubica en una fábrica textil en Billinghurst, Buenos Aires mediante el desarrollo e implementación de un sistema de control electrónico y un editor web interactivo para telares industriales planos mecánicos que carecen de PLC. El sistema busca digitalizar la creación y gestión de matrices de tejido a través de una matriz visual, reemplazando la dependencia de configuraciones puramente mecánicas y laboriosas. Esto permite agilizar drásticamente los tiempos de cambio de producción, mantener un archivo de diseños guardados y otorgar control directo de ejecución sobre la maquinaria (iniciar, pausar y retroceder para corregir errores físicos en tiempo real), optimizando así la productividad general y reduciendo el margen de error operativo. </w:t>
       </w:r>
     </w:p>
     <w:p>
@@ -2000,7 +1986,7 @@
           <w:bCs w:val="1"/>
           <w:rtl w:val="0"/>
         </w:rPr>
-        <w:t>Nivel 2 (Evolución por Marcos, intervención de las bobinas de selección): Etapa en desarrollo orientada al control directo de la calada y selección de tramas. Tras la inspección real del telar (Vamatex C201, matrícula 1104, revisado en 1989 según su placa de datos) se confirmó que la máquina ya trabaja por grupos de marcos mediante una cinta de papel perforada angosta que acciona palancas de selección (no hilo por hilo), con un máximo confirmado de 8 matrices simultáneas, por lo que esta etapa reemplaza esa función. Se descartaron los actuadores rotativos evaluados inicialmente porque no soportan la carga cíclica, la vibración ni la pelusa del telar real, y no aprovechaban las bobinas que la máquina ya tiene; se optó por ir directo al retrofit definitivo con la intervención de las 6 bobinas de selección que el telar ya tiene instaladas y en funcionamiento. Trabajan con 24 V en corriente alterna, dato confirmado con el dueño de la fábrica el 03/09/26, y hoy reciben su señal desde el lector óptico de la cinta a través de unas plaquetas alojadas en la caja del telar. El punto de intervención es el propio lector óptico, no la bobina: según explicó el dueño de la fábrica, cada lector se corta con una llave, de modo que en lugar de que el papel interrumpa el haz lo haga un interruptor electrónico que entrega un 1 o un 0. El sistema conmuta entonces la señal del lector mediante relés PhotoMOS AQY212GH conectados directamente a los GPIO del ESP32, uno por lector, con lo que las plaquetas del telar quedan intactas y la corriente a manejar es mucho menor. La elección del componente no es indiferente: un relé mecánico no soportaría el régimen de trabajo. Los telares de rapier de esta generación trabajan 300 pasadas por minuto, dato confirmado con el dueño de la fábrica el 06/09/26, lo que da 5 conmutaciones por segundo y unas 144.000 por turno de 8 horas, frente a las 100.000 de vida útil de un relé común. Tampoco sirve un optoacoplador de fototransistor como el PC817, que conduce en un solo sentido y con corriente alterna dejaría pasar medio ciclo. El primer paso obligatorio de esta etapa es medir gratuitamente en el telar la fuerza, el recorrido y el tiempo por pasada (ver Guía de Medición del Telar) para dimensionar la etapa de potencia que comandará las bobinas.</w:t>
+        <w:t>Nivel 2 (Evolución por Marcos, intervención de las bobinas de selección): Etapa en desarrollo orientada al control directo de la calada y selección de tramas. Tras la inspección real del telar (Vamatex C201, matrícula 1104, revisado en 1989 según su placa de datos) se confirmó que la máquina ya trabaja por grupos de marcos mediante una cinta de papel perforada angosta que acciona palancas de selección (no hilo por hilo), con un máximo confirmado de 8 matrices simultáneas, por lo que esta etapa reemplaza esa función. Se descartaron los actuadores rotativos evaluados inicialmente porque no soportan la carga cíclica, la vibración ni la pelusa del telar real, y no aprovechaban las bobinas que la máquina ya tiene; se optó por ir directo al retrofit definitivo con la intervención de las 4 bobinas de selección que el telar ya tiene instaladas y en funcionamiento. Trabajan con 24 V en corriente alterna, dato confirmado con el dueño de la fábrica el 03/09/26, y hoy reciben su señal desde el lector óptico de la cinta a través de unas plaquetas alojadas en la caja del telar. El punto de intervención es el propio lector óptico, no la bobina: según explicó el dueño de la fábrica, cada lector se corta con una llave, de modo que en lugar de que el papel interrumpa el haz lo haga un interruptor electrónico que entrega un 1 o un 0. El sistema conmuta entonces la señal del lector mediante relés OptoMOS LCA110 conectados directamente a los GPIO del ESP32, uno por lector, con lo que las plaquetas del telar quedan intactas y la corriente a manejar es mucho menor. La elección del componente no es indiferente: un relé mecánico no soportaría el régimen de trabajo. Los telares de rapier de esta generación trabajan 300 pasadas por minuto, dato confirmado con el dueño de la fábrica el 06/09/26, lo que da 5 conmutaciones por segundo y unas 144.000 por turno de 8 horas, frente a las 100.000 de vida útil de un relé común. Tampoco sirve un optoacoplador de fototransistor como el PC817, que conduce en un solo sentido y con corriente alterna dejaría pasar medio ciclo. El primer paso obligatorio de esta etapa es medir gratuitamente en el telar la fuerza, el recorrido y el tiempo por pasada (ver Guía de Medición del Telar) para dimensionar la etapa de potencia que comandará las bobinas.</w:t>
       </w:r>
     </w:p>
     <w:p>
@@ -3669,29 +3655,7 @@
           <w:color w:val="16304F"/>
           <w:rtl w:val="0"/>
         </w:rPr>
-        <w:t xml:space="preserve">Panasonic Corporation. (2019). </w:t>
-      </w:r>
-      <w:r>
-        <w:rPr>
-          <w:rFonts w:ascii="IBM Plex Sans" w:cs="IBM Plex Sans" w:eastAsia="IBM Plex Sans" w:hAnsi="IBM Plex Sans"/>
-          <w:b w:val="1"/>
-          <w:bCs w:val="1"/>
-          <w:i/>
-          <w:color w:val="16304F"/>
-          <w:rtl w:val="0"/>
-        </w:rPr>
-        <w:t>AQY212GH: PhotoMOS relay, general purpose 60 V, 1 A</w:t>
-      </w:r>
-      <w:r>
-        <w:rPr>
-          <w:rFonts w:ascii="IBM Plex Sans" w:cs="IBM Plex Sans" w:eastAsia="IBM Plex Sans" w:hAnsi="IBM Plex Sans"/>
-          <w:b w:val="1"/>
-          <w:bCs w:val="1"/>
-          <w:i w:val="0"/>
-          <w:color w:val="16304F"/>
-          <w:rtl w:val="0"/>
-        </w:rPr>
-        <w:t xml:space="preserve"> [Hoja de datos]. Panasonic Industrial Devices. https://industrial.panasonic.com</w:t>
+        <w:t>IXYS Integrated Circuits Division. (2012). LCA110: Single-pole, normally open OptoMOS relay (DS-LCA110-R12) [Hoja de datos]. Littelfuse. https://www.littelfuse.com</w:t>
       </w:r>
     </w:p>
     <w:p>
@@ -4954,7 +4918,7 @@
           <w:rFonts w:ascii="IBM Plex Sans" w:hAnsi="IBM Plex Sans" w:cs="IBM Plex Sans" w:eastAsia="IBM Plex Sans"/>
           <w:sz w:val="22"/>
         </w:rPr>
-        <w:t>El modelo de datos se organiza en cinco entidades. Los patrones guardan el dibujo en dos campos JSONB -la matriz de pasadas y la de ligamento-, lo que permite consultarlos desde PostgreSQL sin convertirlos previamente. Los telares registran su estado y el patrón asignado, y el historial de producción lleva la posición exacta del tejido en curso, con la restricción de que solo puede existir una producción abierta por telar. El diagrama siguiente resume las entidades y sus relaciones.</w:t>
+        <w:t>El modelo de datos se organiza en nueve tablas: cuatro para el funcionamiento del telar (patrones, telares, historial de producción y registro de errores), cuatro para el ingreso de usuarios (usuarios, credenciales biométricas, desafíos de WebAuthn e invitaciones) y una que registra qué migraciones se aplicaron. Los patrones guardan el dibujo en dos campos JSONB -la matriz de pasadas y la de ligamento-, lo que permite consultarlos desde PostgreSQL sin convertirlos previamente. Los telares registran su estado y el patrón asignado, y el historial de producción lleva la posición exacta del tejido en curso, con la restricción de que solo puede existir una producción abierta por telar. El diagrama siguiente resume las entidades y sus relaciones.</w:t>
       </w:r>
     </w:p>
     <w:p>
@@ -4981,7 +4945,7 @@
         </w:rPr>
         <w:drawing>
           <wp:inline distB="0" distT="0" distL="0" distR="0">
-            <wp:extent cx="2794697" cy="3415977"/>
+            <wp:extent cx="2794697" cy="3551118"/>
             <wp:effectExtent b="0" l="0" r="0" t="0"/>
             <wp:docPr id="21" name="image1.png"/>
             <a:graphic>
@@ -5001,7 +4965,7 @@
                   <pic:spPr>
                     <a:xfrm>
                       <a:off x="0" y="0"/>
-                      <a:ext cx="2794697" cy="3415977"/>
+                      <a:ext cx="2794697" cy="3551118"/>
                     </a:xfrm>
                     <a:prstGeom prst="rect"/>
                     <a:ln/>
@@ -6171,7 +6135,7 @@
       <w:r>
         <w:drawing>
           <wp:inline>
-            <wp:extent cx="4023360" cy="2726597"/>
+            <wp:extent cx="4023360" cy="2693202"/>
             <wp:docPr id="28" name="Picture 28"/>
             <wp:cNvGraphicFramePr>
               <a:graphicFrameLocks noChangeAspect="1"/>
@@ -6192,7 +6156,7 @@
                   <pic:spPr>
                     <a:xfrm>
                       <a:off x="0" y="0"/>
-                      <a:ext cx="4023360" cy="2726597"/>
+                      <a:ext cx="4023360" cy="2693202"/>
                     </a:xfrm>
                     <a:prstGeom prst="rect"/>
                   </pic:spPr>
@@ -6214,7 +6178,7 @@
           <w:color w:val="606060"/>
           <w:sz w:val="18"/>
         </w:rPr>
-        <w:t>Figura 2. Bloque de negocio del modelo entidad-relación: patrones, telares, historial_produccion y registro_de_errores, con sus claves foráneas.</w:t>
+        <w:t>Figura 2. Bloque de negocio del modelo entidad-relación: patrones, telares, historial_produccion y errores_log, con sus claves foráneas.</w:t>
       </w:r>
     </w:p>
     <w:p>
@@ -6224,7 +6188,7 @@
       <w:r>
         <w:drawing>
           <wp:inline>
-            <wp:extent cx="5303520" cy="5759167"/>
+            <wp:extent cx="5303520" cy="4501908"/>
             <wp:docPr id="29" name="Picture 29"/>
             <wp:cNvGraphicFramePr>
               <a:graphicFrameLocks noChangeAspect="1"/>
@@ -6245,7 +6209,7 @@
                   <pic:spPr>
                     <a:xfrm>
                       <a:off x="0" y="0"/>
-                      <a:ext cx="5303520" cy="5759167"/>
+                      <a:ext cx="5303520" cy="4501908"/>
                     </a:xfrm>
                     <a:prstGeom prst="rect"/>
                   </pic:spPr>
@@ -7963,7 +7927,7 @@
           <w:rFonts w:ascii="IBM Plex Sans" w:cs="IBM Plex Sans" w:eastAsia="IBM Plex Sans" w:hAnsi="IBM Plex Sans"/>
           <w:rtl w:val="0"/>
         </w:rPr>
-        <w:t xml:space="preserve"> Se confirmó por medición directa que en el telar C201 la botonera recibe 24V AC (no DC). Para otros telares se sigue asumiendo 24V DC o 220V AC hasta confirmar caso por caso. La placa de monitoreo no se alimenta desde esa línea: usa una fuente propia de 220V, independiente del telar.</w:t>
+        <w:t xml:space="preserve"> Se confirmó por medición directa que en el telar C201 la botonera recibe 24V AC (no DC). En el C 401, donde se instala el sistema, hay que volver a medirla: se espera menos de 24 V, y define el valor de la resistencia del sensado. Para otros telares se sigue asumiendo 24V DC o 220V AC hasta confirmar caso por caso. La placa de monitoreo no se alimenta desde esa línea: usa una fuente propia de 220V, independiente del telar.</w:t>
       </w:r>
     </w:p>
     <w:p>
@@ -8689,7 +8653,7 @@
                 <w:rFonts w:ascii="IBM Plex Sans" w:hAnsi="IBM Plex Sans" w:cs="IBM Plex Sans" w:eastAsia="IBM Plex Sans"/>
                 <w:sz w:val="17"/>
               </w:rPr>
-              <w:t>Permite definir filas y columnas de la matriz (de 2 a 32 en cada dimensión), para adaptarse a distintos telares sin tocar el código.</w:t>
+              <w:t>Permite definir filas y columnas de la matriz (de 1 a 100 filas, y de 1 a 8 columnas, una por bobina de selección), para adaptarse a distintos telares sin tocar el código.</w:t>
             </w:r>
           </w:p>
         </w:tc>
@@ -12430,21 +12394,7 @@
           <w:color w:val="606060"/>
           <w:sz w:val="18"/>
         </w:rPr>
-        <w:t>Figura 8. Editor de dibujo: cada fila representa una pasada del telar y cada columna un elemento de selección.</w:t>
-      </w:r>
-    </w:p>
-    <w:p>
-      <w:pPr>
-        <w:jc w:val="center"/>
-      </w:pPr>
-      <w:r>
-        <w:rPr>
-          <w:rFonts w:ascii="IBM Plex Sans" w:hAnsi="IBM Plex Sans" w:cs="IBM Plex Sans" w:eastAsia="IBM Plex Sans"/>
-          <w:i/>
-          <w:color w:val="606060"/>
-          <w:sz w:val="18"/>
-        </w:rPr>
-        <w:t>Figura 9. Editor de dibujo: cada fila representa una pasada y cada columna un elemento del telar.</w:t>
+        <w:t>Figura 8. Editor de dibujo: cada fila es una pasada del telar y cada columna una bobina de selección; a la derecha, cuántas pasadas seguidas se teje cada fila.</w:t>
       </w:r>
     </w:p>
     <w:p>
@@ -15281,7 +15231,7 @@
           <w:rFonts w:ascii="IBM Plex Sans" w:cs="IBM Plex Sans" w:eastAsia="IBM Plex Sans" w:hAnsi="IBM Plex Sans"/>
           <w:rtl w:val="0"/>
         </w:rPr>
-        <w:t>Líneas de control de la botonera del telar, confirmadas por medición directa en 24V AC (no DC). Los relés las intervienen mediante contacto seco (COM/NO), sin acoplarse eléctricamente a ellas.</w:t>
+        <w:t>Líneas de control de la botonera del telar, confirmadas por medición directa en 24V AC (no DC) en el C 201; en el C 401 se verifican antes de instalar. Los relés las intervienen mediante contacto seco (COM/NO), sin acoplarse eléctricamente a ellas.</w:t>
       </w:r>
       <w:r>
         <w:rPr>
@@ -15515,7 +15465,7 @@
           <w:color w:val="606060"/>
           <w:sz w:val="18"/>
         </w:rPr>
-        <w:t>Figura 10. Gabinete IP65 cerrado, con el prensacable y el cable multifilar de seis conductores ya montados.</w:t>
+        <w:t>Figura 9. Gabinete IP65 cerrado, con el prensacable y el cable multifilar de seis conductores ya montados.</w:t>
       </w:r>
     </w:p>
     <w:p>
@@ -15568,7 +15518,7 @@
           <w:color w:val="606060"/>
           <w:sz w:val="18"/>
         </w:rPr>
-        <w:t>Figura 11. Interior del gabinete: el nodo de control del Bloque A montado sobre la placa y fijado al fondo de la caja.</w:t>
+        <w:t>Figura 10. Interior del gabinete: el nodo de control del Bloque A montado sobre la placa y fijado al fondo de la caja.</w:t>
       </w:r>
     </w:p>
     <w:p>
@@ -17340,7 +17290,7 @@
                 <w:rFonts w:ascii="IBM Plex Sans" w:hAnsi="IBM Plex Sans" w:cs="IBM Plex Sans" w:eastAsia="IBM Plex Sans"/>
                 <w:sz w:val="17"/>
               </w:rPr>
-              <w:t>El telar cuenta con 6 bobinas de selección en funcionamiento, confirmado con el dueño el 06/09/26. El Nivel 2 prevé intervenir su señal de mando en lugar de reemplazarlas.</w:t>
+              <w:t>El telar cuenta con 4 bobinas de selección en funcionamiento, confirmado con el dueño el 06/09/26. El Nivel 2 prevé intervenir su señal de mando en lugar de reemplazarlas.</w:t>
             </w:r>
           </w:p>
         </w:tc>
@@ -17430,7 +17380,7 @@
                 <w:rFonts w:ascii="IBM Plex Sans" w:hAnsi="IBM Plex Sans" w:cs="IBM Plex Sans" w:eastAsia="IBM Plex Sans"/>
                 <w:sz w:val="17"/>
               </w:rPr>
-              <w:t>Servía para manejar 8 salidas con pocos pines. Con 6 canales alcanzan los GPIO libres del ESP32, así que se elimina el componente.</w:t>
+              <w:t>Servía para manejar 8 salidas con pocos pines. Con 4 canales alcanzan los GPIO libres del ESP32, así que se elimina el componente.</w:t>
             </w:r>
           </w:p>
         </w:tc>
@@ -17492,13 +17442,7 @@
               <w:rPr>
                 <w:rFonts w:ascii="IBM Plex Sans" w:hAnsi="IBM Plex Sans" w:cs="IBM Plex Sans" w:eastAsia="IBM Plex Sans"/>
               </w:rPr>
-            </w:r>
-            <w:r>
-              <w:rPr>
-                <w:rFonts w:ascii="IBM Plex Sans" w:hAnsi="IBM Plex Sans" w:cs="IBM Plex Sans" w:eastAsia="IBM Plex Sans"/>
-                <w:sz w:val="17"/>
-              </w:rPr>
-              <w:t>Relé PhotoMOS Panasonic AQY212GH (DIP-4), uno por lector óptico</w:t>
+              <w:t>Relé OptoMOS LCA110 de IXYS (DIP-6), uno por lector óptico</w:t>
             </w:r>
           </w:p>
         </w:tc>
@@ -17520,7 +17464,7 @@
                 <w:rFonts w:ascii="IBM Plex Sans" w:hAnsi="IBM Plex Sans" w:cs="IBM Plex Sans" w:eastAsia="IBM Plex Sans"/>
                 <w:sz w:val="17"/>
               </w:rPr>
-              <w:t>Conmutan la señal de cada lector óptico, reemplazando la interrupción que hoy produce el papel perforado. Un relé mecánico no sirve: el telar hace 5 pasadas por segundo, lo que da unas 144.000 conmutaciones por turno contra las 100.000 de vida útil de un relé común. Tampoco sirve un relé de estado sólido con triac: necesita 0,1 A de corriente mínima para mantenerse encendido y la señal del lector maneja pocos miliamperes. El PhotoMOS no tiene ese límite y su fuga en apagado se mide en nanoamperes. Cada canal lleva una resistencia de 330 ohm entre el pin y la entrada del relé, porque esa entrada es un LED.</w:t>
+              <w:t>Conmutan la señal de cada lector óptico, reemplazando la interrupción que hoy produce el papel perforado. Un relé mecánico no sirve: el telar hace 5 pasadas por segundo, lo que da unas 144.000 conmutaciones por turno contra las 100.000 de vida útil de un relé común. Tampoco sirve un relé de estado sólido con triac: necesita 0,1 A de corriente mínima para mantenerse encendido y la señal del lector maneja pocos miliamperes. El LCA110 no tiene ese límite y su fuga en apagado es de a lo sumo un microampere. Cada canal lleva una resistencia de 330 ohm entre el pin y la entrada del relé, porque esa entrada es un LED.</w:t>
             </w:r>
           </w:p>
         </w:tc>
@@ -17717,7 +17661,7 @@
           <w:sz w:val="22"/>
           <w:rtl w:val="0"/>
         </w:rPr>
-        <w:t>El cronograma completo del proyecto se organiza en ocho etapas de trabajo, desde la definición inicial hasta la presentación final, con un total de 162 tareas distribuidas entre los integrantes del equipo. La figura siguiente resume las etapas, su cantidad de tareas y sus fechas de inicio y cierre.</w:t>
+        <w:t>El cronograma completo del proyecto se organiza en ocho etapas de trabajo, desde la definición inicial hasta la presentación final, con un total de 160 tareas distribuidas entre los integrantes del equipo. La figura siguiente resume las etapas, su cantidad de tareas y sus fechas de inicio y cierre.</w:t>
       </w:r>
     </w:p>
     <w:p>
@@ -17790,7 +17734,7 @@
           <w:color w:val="606060"/>
           <w:sz w:val="18"/>
         </w:rPr>
-        <w:t>Figura 12. Cronograma del proyecto organizado en 8 etapas, del 16/03/2026 al 14/11/2026.</w:t>
+        <w:t>Figura 11. Cronograma del proyecto organizado en 8 etapas, del 16/03/2026 al 14/11/2026.</w:t>
       </w:r>
     </w:p>
     <w:p>
@@ -17806,7 +17750,7 @@
           <w:rFonts w:ascii="IBM Plex Sans" w:cs="IBM Plex Sans" w:eastAsia="IBM Plex Sans" w:hAnsi="IBM Plex Sans"/>
           <w:rtl w:val="0"/>
         </w:rPr>
-        <w:t>El cronograma real del proyecto (Gantt_2026 - Automatizacion de Telar Industrial.xlsx) comenzó el 16/03/2026 y proyecta su cierre el 14/11/2026 (243 días corridos), organizado en 8 etapas de trabajo. Estado de avance a la fecha de esta versión de la documentación: El cronograma completo, con las 162 tareas, sus responsables y sus dependencias, se mantiene en la planilla del equipo: el archivo Gantt_2026 - Automatizacion de Telar Industrial.xlsx, disponible en la carpeta compartida del equipo.</w:t>
+        <w:t>El cronograma real del proyecto (Gantt_2026 - Automatizacion de Telar Industrial.xlsx) comenzó el 16/03/2026 y proyecta su cierre el 14/11/2026 (243 días corridos), organizado en 8 etapas de trabajo. Estado de avance a la fecha de esta versión de la documentación: El cronograma completo, con las 160 tareas, sus responsables y sus dependencias, se mantiene en la planilla del equipo: el archivo Gantt_2026 - Automatizacion de Telar Industrial.xlsx, disponible en la carpeta compartida del equipo.</w:t>
       </w:r>
     </w:p>
     <w:p>
@@ -18783,13 +18727,8 @@
             <w:pPr>
               <w:jc w:val="both"/>
             </w:pPr>
-            <w:r/>
-            <w:r>
-              <w:rPr>
-                <w:rFonts w:ascii="IBM Plex Sans" w:hAnsi="IBM Plex Sans"/>
-                <w:sz w:val="17"/>
-              </w:rPr>
-              <w:t>El operario dibuja tocando las celdas. Cada fila es una pasada y cada columna un elemento seleccionable. Admite de 2 a 32 filas y columnas.</w:t>
+            <w:r>
+              <w:t>El operario dibuja tocando las celdas. Cada fila es una pasada y cada columna un elemento seleccionable. Admite de 1 a 100 filas y de 1 a 8 columnas, una por bobina de selección. Cada fila lleva además cuántas pasadas seguidas se teje.</w:t>
             </w:r>
           </w:p>
         </w:tc>
@@ -19594,7 +19533,7 @@
           <w:color w:val="606060"/>
           <w:sz w:val="18"/>
         </w:rPr>
-        <w:t>Figura 13. Infraestructura administrativa del equipo, según el modelo del manual UTN (p. 62).</w:t>
+        <w:t>Figura 12. Infraestructura administrativa del equipo, según el modelo del manual UTN (p. 62).</w:t>
       </w:r>
     </w:p>
     <w:p>
@@ -20583,7 +20522,7 @@
           <w:color w:val="606060"/>
           <w:sz w:val="18"/>
         </w:rPr>
-        <w:t>Figura 14. Estructura de costos del proyecto y esquema del servicio de mantenimiento.</w:t>
+        <w:t>Figura 13. Estructura de costos del proyecto y esquema del servicio de mantenimiento.</w:t>
       </w:r>
     </w:p>
     <w:p>
@@ -20603,7 +20542,7 @@
           <w:bCs w:val="1"/>
           <w:rtl w:val="0"/>
         </w:rPr>
-        <w:t>Los componentes efectivamente adquiridos para el Bloque A suman $73.653, a los que se agregan $18.750 del Bloque C y $36.500 del Bloque D, totalizando $128.903 en materiales. Sumando los gastos operativos de $109.675 y el valor del trabajo del equipo, valuado en $24.527.996 según las tarifas del proyecto, el costo total asciende a $24.766.574. Aplicando el margen del 25 % previsto, el presupuesto final es de $30.958.218, con una ganancia proyectada de $6.191.644.</w:t>
+        <w:t>Los componentes efectivamente adquiridos para el Bloque A suman $73.653, a los que se agregan $13.950 del Bloque C y $34.536 del Bloque D, totalizando $122.139 en materiales. Sumando los gastos operativos de $109.675 y el valor del trabajo del equipo, valuado en $29.411.089 según las tarifas del proyecto, el costo total asciende a $29.642.903. Aplicando el margen del 25 % previsto, el presupuesto final es de $37.053.629, con una ganancia proyectada de $7.410.726.</w:t>
       </w:r>
     </w:p>
     <w:tbl>
@@ -20973,7 +20912,7 @@
                 <w:rFonts w:ascii="IBM Plex Sans" w:hAnsi="IBM Plex Sans"/>
                 <w:sz w:val="17"/>
               </w:rPr>
-              <w:t>$18.750</w:t>
+              <w:t>$13.950</w:t>
             </w:r>
           </w:p>
         </w:tc>
@@ -21006,13 +20945,8 @@
             <w:pPr>
               <w:jc w:val="both"/>
             </w:pPr>
-            <w:r/>
-            <w:r>
-              <w:rPr>
-                <w:rFonts w:ascii="IBM Plex Sans" w:hAnsi="IBM Plex Sans"/>
-                <w:sz w:val="17"/>
-              </w:rPr>
-              <w:t>Intervención de las 6 bobinas de selección ya instaladas en el telar, que trabajan con 24 V en alterna: relés PhotoMOS AQY212GH (uno por lector óptico, más repuestos) y sus resistencias de 330 ohm. Las bobinas se siguen alimentando desde el propio telar.</w:t>
+            <w:r>
+              <w:t>Intervención de las 4 bobinas de selección ya instaladas en el telar, que trabajan con 24 V en alterna: relés OptoMOS LCA110 (uno por lector óptico, más repuestos) y sus resistencias de 330 ohm. Las bobinas se siguen alimentando desde el propio telar.</w:t>
             </w:r>
           </w:p>
         </w:tc>
@@ -21068,7 +21002,7 @@
                 <w:rFonts w:ascii="IBM Plex Sans" w:hAnsi="IBM Plex Sans"/>
                 <w:sz w:val="17"/>
               </w:rPr>
-              <w:t>$36.500 (a completar tras medir la salida del lector óptico)</w:t>
+              <w:t>$34.536 (a completar tras medir la salida del lector óptico)</w:t>
             </w:r>
           </w:p>
         </w:tc>
@@ -21172,7 +21106,7 @@
                 <w:rFonts w:ascii="IBM Plex Sans" w:hAnsi="IBM Plex Sans"/>
                 <w:sz w:val="17"/>
               </w:rPr>
-              <w:t>$128.903</w:t>
+              <w:t>$122.139</w:t>
             </w:r>
           </w:p>
         </w:tc>
@@ -21208,7 +21142,7 @@
         <w:rPr>
           <w:rFonts w:ascii="IBM Plex Sans" w:hAnsi="IBM Plex Sans" w:cs="IBM Plex Sans" w:eastAsia="IBM Plex Sans"/>
         </w:rPr>
-        <w:t>La estructura de costos muestra que el 99,2 % corresponde al trabajo del equipo y solo el 0,8 % ($71.150) a dinero efectivamente desembolsado. Orden de compra recomendado: (1) Bloque A, ya adquirido casi en su totalidad, para completar la Etapa 4; (2) la medición del telar, incluyendo las bobinas de selección instaladas; y (3) recién entonces los Bloques C y D, cuyos componentes dependen de esa medición. La planilla completa, con el detalle por ítem y los precios de referencia, se mantiene en el archivo Lista_de_componentes_Control_Trama.xlsx de la carpeta compartida del equipo.</w:t>
+        <w:t>La estructura de costos muestra que el 99,2 % corresponde al trabajo del equipo y solo el 0,8 % ($231.814, materiales y gastos operativos) a dinero efectivamente desembolsado. Orden de compra recomendado: (1) Bloque A, ya adquirido casi en su totalidad, para completar la Etapa 4; (2) la medición del telar, incluyendo las bobinas de selección instaladas; y (3) recién entonces los Bloques C y D, cuyos componentes dependen de esa medición. La planilla completa, con el detalle por ítem y los precios de referencia, se mantiene en el archivo Lista_de_componentes_Control_Trama.xlsx de la carpeta compartida del equipo.</w:t>
       </w:r>
       <w:r>
         <w:rPr>
@@ -21243,7 +21177,7 @@
           <w:bCs w:val="1"/>
           <w:rtl w:val="0"/>
         </w:rPr>
-        <w:t>Costos de operación mensuales recurrentes: $0. El plan gratuito de Neon cubre las necesidades de un piloto de un solo telar sin costo de licenciamiento, y el despliegue del backend se realiza también sobre un plan sin cargo. A esto se suma el servicio de mantenimiento posterior a la garantía, detallado en la Estimación de Costos, que prevé un abono mensual de $131.750 y visitas de mantenimiento preventivo de $244.125 cada una.</w:t>
+        <w:t>Costos de operación mensuales recurrentes: $0. El plan gratuito de Neon cubre las necesidades de un piloto de un solo telar sin costo de licenciamiento, y el despliegue del backend se realiza también sobre un plan sin cargo. A esto se suma el servicio de mantenimiento posterior a la garantía, detallado en la Estimación de Costos, que prevé un abono mensual de $129.625 y visitas de mantenimiento preventivo de $240.188 cada una.</w:t>
       </w:r>
       <w:r>
         <w:rPr>
@@ -21348,7 +21282,7 @@
           <w:rFonts w:ascii="IBM Plex Sans" w:cs="IBM Plex Sans" w:eastAsia="IBM Plex Sans" w:hAnsi="IBM Plex Sans"/>
           <w:rtl w:val="0"/>
         </w:rPr>
-        <w:t>un panel único que muestre el estado de las 6 máquinas de la fábrica en simultáneo (tejiendo, pausada, en error), para que el dueño no tenga que recorrer la fábrica para saber qué telar necesita atención.</w:t>
+        <w:t>un panel único que muestre el estado de los once telares de la fábrica en simultáneo (tejiendo, pausada, en error), para que el dueño no tenga que recorrer la fábrica para saber qué telar necesita atención.</w:t>
       </w:r>
     </w:p>
     <w:p>
@@ -21696,7 +21630,7 @@
           <w:bCs w:val="1"/>
           <w:rtl w:val="0"/>
         </w:rPr>
-        <w:t>Acceso remoto y multiusuario: la arquitectura ya contempla el ingreso con usuario, lo que habilita a futuro que el dueño consulte el estado de la fábrica sin estar presente. Esta línea cobra sentido recién cuando el sistema esté validado en producción.</w:t>
+        <w:t>Acceso remoto: la arquitectura ya contempla el ingreso con usuario, lo que habilita a futuro que el dueño consulte el estado de la fábrica sin estar presente. Esta línea cobra sentido recién cuando el sistema esté validado en producción. El acceso multiusuario, en cambio, ya está resuelto: cada persona registra su propia huella dactilar, y desde el cuarto usuario el registro requiere un código de invitación que genera cualquier usuario ya registrado.</w:t>
       </w:r>
       <w:r>
         <w:rPr>
@@ -21737,7 +21671,7 @@
           <w:bCs w:val="1"/>
           <w:rtl w:val="0"/>
         </w:rPr>
-        <w:t>Historial por dibujo: el registro de producción ya guarda, para cada trabajo, qué dibujo se usó, cuándo empezó, cuándo terminó y cuántas pasadas acumuló. Con esa información, sin agregar ningún sensor ni modificar el esquema de la base de datos, la biblioteca puede mostrar por cada dibujo cuántas veces se tejió, las pasadas acumuladas, el tiempo total de máquina, la última vez que se utilizó y el promedio de pasadas por sesión.</w:t>
+        <w:t>Historial por dibujo: implementado. El registro de producción guarda, para cada trabajo, qué dibujo se usó, cuándo empezó, cuándo terminó y cuántas pasadas acumuló, y con eso la biblioteca muestra por cada dibujo cuántas veces se tejió, las pasadas acumuladas, el tiempo total de máquina y la última vez que se utilizó.</w:t>
       </w:r>
       <w:r>
         <w:rPr>
@@ -21763,7 +21697,7 @@
           <w:bCs w:val="1"/>
           <w:rtl w:val="0"/>
         </w:rPr>
-        <w:t>Metros producidos: convertir las pasadas en metros requiere conocer cuánto avanza la tela en cada pasada, un valor que depende de la densidad del tejido y que hoy no está medido. Se resolvería con un campo configurable por dibujo, cargado una sola vez tras medir un tramo conocido sobre la máquina.</w:t>
+        <w:t>Metros producidos: implementado. Convertir las pasadas en metros requiere conocer cuánto avanza la tela en cada pasada, un valor que depende de la densidad del tejido y que el operario carga una sola vez por dibujo, tras medir un tramo conocido sobre la máquina. Hasta que se mida en cada dibujo, las pasadas y los metros figuran como estimados.</w:t>
       </w:r>
       <w:r>
         <w:rPr>
@@ -21789,7 +21723,7 @@
           <w:bCs w:val="1"/>
           <w:rtl w:val="0"/>
         </w:rPr>
-        <w:t>Ficha técnica descargable: reunir en un documento los datos del dibujo (nombre, dimensiones, matriz y colores) junto con su historial de producción, exportable desde la propia biblioteca. La arquitectura ya incluye la biblioteca de generación de documentos necesaria para esto.</w:t>
+        <w:t>Ficha técnica descargable: implementado. Reúne en un PDF los datos del dibujo (nombre, dimensiones, matriz, repeticiones de cada fila y colores) junto con las instrucciones de tejido, exportable desde la propia biblioteca.</w:t>
       </w:r>
       <w:r>
         <w:rPr>
@@ -21815,7 +21749,7 @@
           <w:bCs w:val="1"/>
           <w:rtl w:val="0"/>
         </w:rPr>
-        <w:t>Condición previa: mientras el sensor de pasada del Bloque C no esté instalado y validado, el conteo es una estimación por tiempo y no una lectura de la máquina. Presentar metros con precisión aparente sobre un número estimado daría una falsa sensación de exactitud, de modo que esta línea se implementa una vez que el conteo real esté confirmado, tal como se indica en la sección 9.5.</w:t>
+        <w:t>Condición previa: mientras el sensor de pasada del Bloque C no esté instalado y validado, el conteo es una estimación por tiempo y no una lectura de la máquina. Por eso la biblioteca y la ficha técnica marcan las pasadas y los metros como estimados (≈) en vez de mostrarlos con precisión aparente, hasta que el conteo real esté confirmado, tal como se indica en la sección 9.5.</w:t>
       </w:r>
       <w:r>
         <w:rPr>

--- a/documentacion_proyecto/Documentación_de_Proyecto.docx
+++ b/documentacion_proyecto/Documentación_de_Proyecto.docx
@@ -791,7 +791,7 @@
                 <w:rFonts w:ascii="IBM Plex Sans" w:hAnsi="IBM Plex Sans" w:cs="IBM Plex Sans" w:eastAsia="IBM Plex Sans"/>
                 <w:sz w:val="17"/>
               </w:rPr>
-              <w:t>Actualización integral realizada a partir de la Revisión 3 del stack técnico (paquete “control_insercion_trama_completo”) y de la carpeta de documentación interna del equipo. Los cambios más relevantes: (1) se reemplaza el esquema de base de datos ficticio por el esquema real en PostgreSQL alojado en Neon (tablas patrones, telares, historial_produccion, errores_log, usuarios y las tablas de autenticación biométrica); (2) se actualiza el Nivel 2 de hardware al camino único con las bobinas de selección; (3) se corrige la Guía de Estilos con el Design System real (paleta púrpura/crema, tipografía Century Gothic/Questrial); (4) se documenta el login biométrico WebAuthn ya implementado; (5) se actualiza el cronograma (Gantt real de 8 etapas) y la estimación económica con la lista de componentes de la Revisión 3 y el costeo de horas de personal; y (6) se agrega la Sección 9, “Documentación de Avances”, con el registro de entrevistas, las minutas de reunión, el registro de cambios del mockup y la bitácora de avances técnicos.</w:t>
+              <w:t>Actualización integral realizada a partir de la Revisión 3 del stack técnico (paquete “control_insercion_trama_completo”) y de la carpeta de documentación interna del equipo. Los cambios más relevantes: (1) se reemplaza el esquema de base de datos ficticio por el esquema real en PostgreSQL alojado en Neon (tablas patrones, telares, historial_produccion, errores_log, usuarios y las tablas de autenticación biométrica); (2) se actualiza el Nivel 2 de hardware al camino único con las bobinas de selección; (3) se corrige la Guía de Estilos con el Design System real (paleta azul y tipografía IBM Plex Sans, Questrial e IBM Plex Mono); (4) se documenta el login biométrico WebAuthn ya implementado; (5) se actualiza el cronograma (Gantt real de 8 etapas) y la estimación económica con la lista de componentes de la Revisión 3 y el costeo de horas de personal; y (6) se agrega la Sección 9, “Documentación de Avances”, con el registro de entrevistas, las minutas de reunión, el registro de cambios del mockup y la bitácora de avances técnicos.</w:t>
             </w:r>
           </w:p>
         </w:tc>
@@ -4039,7 +4039,7 @@
           <w:color w:val="000000"/>
           <w:rtl w:val="0"/>
         </w:rPr>
-        <w:t xml:space="preserve">Inicio (Dashboard Central): </w:t>
+        <w:t xml:space="preserve">Inicio: </w:t>
       </w:r>
       <w:r>
         <w:rPr>
@@ -4047,31 +4047,7 @@
           <w:color w:val="000000"/>
           <w:rtl w:val="0"/>
         </w:rPr>
-        <w:t xml:space="preserve">Contiene la consola de ejecución principal con los botones de "Play" (Marcha), "Pausa" y "Retroceder" para interactuar con el ESP32. Ofrece </w:t>
-      </w:r>
-      <w:r>
-        <w:rPr>
-          <w:rFonts w:ascii="IBM Plex Sans" w:cs="IBM Plex Sans" w:eastAsia="IBM Plex Sans" w:hAnsi="IBM Plex Sans"/>
-          <w:i w:val="1"/>
-          <w:iCs w:val="1"/>
-          <w:color w:val="000000"/>
-          <w:rtl w:val="0"/>
-        </w:rPr>
-        <w:t>feedback</w:t>
-      </w:r>
-      <w:r>
-        <w:rPr>
-          <w:rFonts w:ascii="IBM Plex Sans" w:cs="IBM Plex Sans" w:eastAsia="IBM Plex Sans" w:hAnsi="IBM Plex Sans"/>
-          <w:color w:val="000000"/>
-          <w:rtl w:val="0"/>
-        </w:rPr>
-        <w:t xml:space="preserve"> visual en vivo resaltando en la pantalla la fila exacta de la matriz que el telar está procesando mecánicamente en cada milisegundo. Muestra indicadores clave (KPIs) en tiempo real como velocidad (RPM), contador de pasadas efectivas y el porcentaje de avance del dibujo en curso.</w:t>
-      </w:r>
-      <w:r>
-        <w:rPr>
-          <w:rFonts w:ascii="IBM Plex Sans" w:hAnsi="IBM Plex Sans" w:cs="IBM Plex Sans" w:eastAsia="IBM Plex Sans"/>
-          <w:rtl w:val="0"/>
-        </w:rPr>
+        <w:t>pantalla de entrada. Muestra quién inició sesión (o el aviso de modo invitado), el dibujo que está en edición y los accesos al Editor y a la Biblioteca. Desde ahí se consulta el código de recuperación, se invita a otra persona a registrarse y se activa el modo oscuro.</w:t>
       </w:r>
     </w:p>
     <w:p>
@@ -4100,7 +4076,7 @@
           <w:color w:val="000000"/>
           <w:rtl w:val="0"/>
         </w:rPr>
-        <w:t xml:space="preserve">Editor de Matrices: </w:t>
+        <w:t xml:space="preserve">Editor de Dibujo: </w:t>
       </w:r>
       <w:r>
         <w:rPr>
@@ -4108,31 +4084,7 @@
           <w:color w:val="000000"/>
           <w:rtl w:val="0"/>
         </w:rPr>
-        <w:t xml:space="preserve">Lienzo interactivo cuadriculado (HTML/CSS/JS) donde el usuario hace clic para alternar el estado de las celdas (1 = levantado, 0 = abajo). Incluye </w:t>
-      </w:r>
-      <w:r>
-        <w:rPr>
-          <w:rFonts w:ascii="IBM Plex Sans" w:cs="IBM Plex Sans" w:eastAsia="IBM Plex Sans" w:hAnsi="IBM Plex Sans"/>
-          <w:i w:val="1"/>
-          <w:iCs w:val="1"/>
-          <w:color w:val="000000"/>
-          <w:rtl w:val="0"/>
-        </w:rPr>
-        <w:t>inputs</w:t>
-      </w:r>
-      <w:r>
-        <w:rPr>
-          <w:rFonts w:ascii="IBM Plex Sans" w:cs="IBM Plex Sans" w:eastAsia="IBM Plex Sans" w:hAnsi="IBM Plex Sans"/>
-          <w:color w:val="000000"/>
-          <w:rtl w:val="0"/>
-        </w:rPr>
-        <w:t xml:space="preserve"> numéricos para definir el tamaño de la matriz (hilos de urdimbre y pasadas de trama) junto con herramientas de agilidad rápida como "Limpiar grilla", "Invertir colores" y "Completar fila". Ofrece previsualización gráfica del ligamento (Tafetán, Sarga, Raso) antes de su exportación.</w:t>
-      </w:r>
-      <w:r>
-        <w:rPr>
-          <w:rFonts w:ascii="IBM Plex Sans" w:hAnsi="IBM Plex Sans" w:cs="IBM Plex Sans" w:eastAsia="IBM Plex Sans"/>
-          <w:rtl w:val="0"/>
-        </w:rPr>
+        <w:t>grilla interactiva donde cada fila es una pasada del telar y cada columna una bobina de selección: tocar una celda la activa o la desactiva para esa pasada. Al costado de cada fila se indica cuántas pasadas seguidas se teje. Arriba se definen las filas (1 a 100) y las columnas (1 a 8), el nombre del dibujo con su indicador de estado, y una barra con el estado del equipo del telar (conexión, tejido y conteo del sensor). Incluye las herramientas Limpiar, el simulador de color de hilo y la descarga de la ficha técnica en PDF; los controles ▶, Pausa, Retroceder y Detener, que resaltan la fila que se está tejiendo; y los botones Nuevo y Guardar.</w:t>
       </w:r>
     </w:p>
     <w:p>
@@ -4161,7 +4113,7 @@
           <w:color w:val="000000"/>
           <w:rtl w:val="0"/>
         </w:rPr>
-        <w:t>Biblioteca de Matrices (Gestión CRUD):</w:t>
+        <w:t xml:space="preserve">Biblioteca de Dibujos: </w:t>
       </w:r>
       <w:r>
         <w:rPr>
@@ -4169,13 +4121,7 @@
           <w:color w:val="000000"/>
           <w:rtl w:val="0"/>
         </w:rPr>
-        <w:t xml:space="preserve"> Explorador de matrices en un listado lateral para visualizar, seleccionar y cargar rápidamente diseños históricos. Permite realizar operaciones completas de creación (guardar nuevo patrón sin recargar la página), lectura (Read), actualización (sobrescribir cambios en un patrón viejo) y eliminación segura para mantener limpia la biblioteca en PostgreSQL.</w:t>
-      </w:r>
-      <w:r>
-        <w:rPr>
-          <w:rFonts w:ascii="IBM Plex Sans" w:hAnsi="IBM Plex Sans" w:cs="IBM Plex Sans" w:eastAsia="IBM Plex Sans"/>
-          <w:rtl w:val="0"/>
-        </w:rPr>
+        <w:t>pantalla con el listado de los dibujos guardados, un buscador por nombre y, para cada dibujo, las acciones Cargar (lo abre en el editor), Estadísticas (veces tejido, pasadas, metros y horas de máquina) y Eliminar. Cada cambio se guarda en la base PostgreSQL a través del backend, sin recargar la página.</w:t>
       </w:r>
     </w:p>
     <w:p>
@@ -4232,7 +4178,7 @@
           <w:color w:val="000000"/>
           <w:rtl w:val="0"/>
         </w:rPr>
-        <w:t>Modo claro con fondo blanco azulado (#F6F8FA) y modo oscuro con azul profundo (#131A24), para reducir la fatiga visual en jornadas largas. Color de marca e interacción: azul navy (#1E3A5F) para botones de acción principal (“Aplicar”, “Guardar”, “Nuevo”) e iconos activos, con degradado de azul (#16304F a #3D6B96) en la cabecera. Texto principal en gris azulado oscuro (#1F2937), texto secundario en gris medio (#6B7684) y texto invertido en blanco (#FFFFFF) sobre botones o en modo oscuro. La relación de contraste entre el púrpura primario y el fondo crema es de 12,11:1, superando el nivel AAA de las pautas WCAG (mínimo 7:1 para texto normal).</w:t>
+        <w:t>Modo claro con fondo blanco azulado (#F6F8FA) y modo oscuro con azul profundo (#131A24), para reducir la fatiga visual en jornadas largas. Color de marca e interacción: azul navy (#1E3A5F) para botones de acción principal (“Aplicar”, “Guardar”, “Nuevo”) e iconos activos, con degradado de azul (de #1E3A5F a #7FA8C9, pasando por #3D6B96) en la cabecera. Texto principal en gris azulado oscuro (#1F2937), texto secundario en gris medio (#5F6976) y texto claro (#F0F4F8) sobre los botones y en el modo oscuro. La relación de contraste entre el azul navy primario y el fondo claro es de 10,80:1, superando el nivel AAA de las pautas WCAG (mínimo 7:1 para texto normal).</w:t>
       </w:r>
       <w:r>
         <w:rPr>
@@ -4275,13 +4221,7 @@
           <w:color w:val="000000"/>
           <w:rtl w:val="0"/>
         </w:rPr>
-        <w:t>Century Gothic como fuente principal, con Questrial (Google Fonts) como respaldo de código abierto: al ser Century Gothic una fuente comercial que no puede empaquetarse ni cargarse desde un CDN gratuito, se usa cuando el sistema operativo del usuario ya la tiene instalada y, si no, cae a Questrial (la alternativa libre geométricamente más parecida). El diseño responsivo define breakpoints en 320px (mobile, una columna, elementos táctiles mínimos de 44x44px), 768px (tablet, grilla de dos columnas en la biblioteca) y 1024px (escritorio, barra lateral o menú superior).</w:t>
-      </w:r>
-      <w:r>
-        <w:rPr>
-          <w:rFonts w:ascii="IBM Plex Sans" w:hAnsi="IBM Plex Sans" w:cs="IBM Plex Sans" w:eastAsia="IBM Plex Sans"/>
-          <w:rtl w:val="0"/>
-        </w:rPr>
+        <w:t>IBM Plex Sans para el texto, Questrial para los títulos e IBM Plex Mono para etiquetas y datos numéricos, las tres cargadas desde Google Fonts; sin conexión, cada una cae a la fuente del sistema del dispositivo. El diseño es para celular primero: la aplicación ocupa una sola columna de hasta 430 px de ancho, centrada, tanto en el teléfono como en una computadora, con botones y celdas pensados para tocarse con el dedo.</w:t>
       </w:r>
     </w:p>
     <w:p>
@@ -11698,13 +11638,7 @@
           <w:color w:val="000000"/>
           <w:rtl w:val="0"/>
         </w:rPr>
-        <w:t>Dashboard de Inicio (Supervisión en Tiempo Real):</w:t>
-      </w:r>
-      <w:r>
-        <w:rPr>
-          <w:rFonts w:ascii="IBM Plex Sans" w:hAnsi="IBM Plex Sans" w:cs="IBM Plex Sans" w:eastAsia="IBM Plex Sans"/>
-          <w:rtl w:val="0"/>
-        </w:rPr>
+        <w:t>Inicio:</w:t>
       </w:r>
     </w:p>
     <w:p>
@@ -11725,7 +11659,7 @@
           <w:rFonts w:ascii="IBM Plex Sans" w:cs="IBM Plex Sans" w:eastAsia="IBM Plex Sans" w:hAnsi="IBM Plex Sans"/>
           <w:rtl w:val="0"/>
         </w:rPr>
-        <w:t>Visualización del estado operativo del telar (Tejiendo, Pausado, Detenido), reflejando también el uso manual de la botonera detectado por el nodo de control.</w:t>
+        <w:t>Muestra quién inició sesión (o el aviso de modo invitado) y el dibujo que está en edición, con accesos directos al Editor y a la Biblioteca.</w:t>
       </w:r>
     </w:p>
     <w:p>
@@ -11746,7 +11680,7 @@
           <w:rFonts w:ascii="IBM Plex Sans" w:cs="IBM Plex Sans" w:eastAsia="IBM Plex Sans" w:hAnsi="IBM Plex Sans"/>
           <w:rtl w:val="0"/>
         </w:rPr>
-        <w:t>Monitoreo de métricas en vivo: contador de pasadas completadas, velocidad actual (pasadas/minuto), tiempo estimado de finalización y porcentaje de avance del patrón.</w:t>
+        <w:t>Permite consultar el código de recuperación, invitar a otra persona a registrarse y activar el modo oscuro.</w:t>
       </w:r>
     </w:p>
     <w:p>
@@ -11767,7 +11701,7 @@
           <w:rFonts w:ascii="IBM Plex Sans" w:cs="IBM Plex Sans" w:eastAsia="IBM Plex Sans" w:hAnsi="IBM Plex Sans"/>
           <w:rtl w:val="0"/>
         </w:rPr>
-        <w:t>Controles de mando directo: botones de Marcha, Pausa y Retroceder, correspondientes a los tres relés del Bloque A. No se implementa un botón de Parada de Emergencia por software: esa función la conserva la botonera física del telar, que sigue operable en todo momento.</w:t>
+        <w:t>El estado del telar y los controles de tejido no están en esta pantalla sino en el Editor, junto al dibujo que se teje.</w:t>
       </w:r>
     </w:p>
     <w:p>
@@ -11798,13 +11732,7 @@
           <w:color w:val="000000"/>
           <w:rtl w:val="0"/>
         </w:rPr>
-        <w:t>Editor Matricial de Ligamentos:</w:t>
-      </w:r>
-      <w:r>
-        <w:rPr>
-          <w:rFonts w:ascii="IBM Plex Sans" w:hAnsi="IBM Plex Sans" w:cs="IBM Plex Sans" w:eastAsia="IBM Plex Sans"/>
-          <w:rtl w:val="0"/>
-        </w:rPr>
+        <w:t>Editor de Dibujo:</w:t>
       </w:r>
     </w:p>
     <w:p>
@@ -11825,7 +11753,7 @@
           <w:rFonts w:ascii="IBM Plex Sans" w:cs="IBM Plex Sans" w:eastAsia="IBM Plex Sans" w:hAnsi="IBM Plex Sans"/>
           <w:rtl w:val="0"/>
         </w:rPr>
-        <w:t>Grilla interactiva binaria para la definición del patrón de ligamento (donde “1” representa alzada/lizo arriba y “0” representa bajada/lizo abajo).</w:t>
+        <w:t>Grilla interactiva donde cada fila es una pasada del telar y cada columna una bobina de selección: tocar una celda la activa o la desactiva para esa pasada. Al costado de cada fila se indica cuántas pasadas seguidas se teje (de 1 a 9999).</w:t>
       </w:r>
     </w:p>
     <w:p>
@@ -11846,7 +11774,7 @@
           <w:rFonts w:ascii="IBM Plex Sans" w:cs="IBM Plex Sans" w:eastAsia="IBM Plex Sans" w:hAnsi="IBM Plex Sans"/>
           <w:rtl w:val="0"/>
         </w:rPr>
-        <w:t>Herramientas de edición rápida: inversión de matriz, repetición de filas/columnas, espejo horizontal/vertical y precarga de estructuras textiles estándar (Tafetán, Sarga, Satén).</w:t>
+        <w:t>Barra con el estado del equipo del telar (conexión, tejido y conteo del sensor) y controles ▶, Pausa, Retroceder y Detener, que actúan sobre los relés del Bloque A. No se implementa una parada de emergencia por software: esa función la conserva la botonera física del telar, que sigue operable en todo momento.</w:t>
       </w:r>
     </w:p>
     <w:p>
@@ -11867,7 +11795,7 @@
           <w:rFonts w:ascii="IBM Plex Sans" w:cs="IBM Plex Sans" w:eastAsia="IBM Plex Sans" w:hAnsi="IBM Plex Sans"/>
           <w:rtl w:val="0"/>
         </w:rPr>
-        <w:t>Validación en tiempo real del tamaño de la matriz frente a los límites físicos de los lizos del telar.</w:t>
+        <w:t>Validación del tamaño (de 1 a 100 filas y de 1 a 8 columnas, una por bobina): un valor fuera de rango se informa y se corrige. Herramientas: Limpiar, simulador de color de hilo y ficha técnica en PDF.</w:t>
       </w:r>
     </w:p>
     <w:p>
@@ -11898,13 +11826,7 @@
           <w:color w:val="000000"/>
           <w:rtl w:val="0"/>
         </w:rPr>
-        <w:t>Biblioteca CRUD de Ligamentos (Gestión de Archivos):</w:t>
-      </w:r>
-      <w:r>
-        <w:rPr>
-          <w:rFonts w:ascii="IBM Plex Sans" w:hAnsi="IBM Plex Sans" w:cs="IBM Plex Sans" w:eastAsia="IBM Plex Sans"/>
-          <w:rtl w:val="0"/>
-        </w:rPr>
+        <w:t>Biblioteca de Dibujos:</w:t>
       </w:r>
     </w:p>
     <w:p>
@@ -11925,7 +11847,7 @@
           <w:rFonts w:ascii="IBM Plex Sans" w:cs="IBM Plex Sans" w:eastAsia="IBM Plex Sans" w:hAnsi="IBM Plex Sans"/>
           <w:rtl w:val="0"/>
         </w:rPr>
-        <w:t>Interfaz de gestión CRUD (Crear, Leer, Actualizar, Eliminar) de diseños de tejido.</w:t>
+        <w:t>Listado de los dibujos guardados, con sus operaciones de creación, lectura, actualización y eliminación a través del backend.</w:t>
       </w:r>
     </w:p>
     <w:p>
@@ -11946,7 +11868,7 @@
           <w:rFonts w:ascii="IBM Plex Sans" w:cs="IBM Plex Sans" w:eastAsia="IBM Plex Sans" w:hAnsi="IBM Plex Sans"/>
           <w:rtl w:val="0"/>
         </w:rPr>
-        <w:t>Búsqueda dinámica con filtrado por nombre, fecha de creación, densidad de trama y etiquetas personalizadas.</w:t>
+        <w:t>Búsqueda por nombre, que no distingue mayúsculas ni tildes.</w:t>
       </w:r>
     </w:p>
     <w:p>
@@ -11967,7 +11889,7 @@
           <w:rFonts w:ascii="IBM Plex Sans" w:cs="IBM Plex Sans" w:eastAsia="IBM Plex Sans" w:hAnsi="IBM Plex Sans"/>
           <w:rtl w:val="0"/>
         </w:rPr>
-        <w:t>Función de importación/exportación de archivos en formato JSON para intercambio entre controladores ESP32 sin necesidad de conexión a Internet.</w:t>
+        <w:t>Estadísticas de cada dibujo: veces tejido, pasadas, metros y horas de máquina (aproximadas hasta que se valide el conteo del sensor).</w:t>
       </w:r>
     </w:p>
     <w:p>
@@ -12225,7 +12147,7 @@
           <w:color w:val="606060"/>
           <w:sz w:val="18"/>
         </w:rPr>
-        <w:t>Figura 6. Pantalla de inicio: estado del telar y accesos a las funciones principales.</w:t>
+        <w:t>Figura 6. Pantalla de inicio: sesión, dibujo en edición y accesos a las funciones principales.</w:t>
       </w:r>
     </w:p>
     <w:p>
@@ -12380,7 +12302,7 @@
           <w:color w:val="606060"/>
           <w:sz w:val="18"/>
         </w:rPr>
-        <w:t>Figura 7. Biblioteca de dibujos: listado de los dibujos guardados, con búsqueda y filtros.</w:t>
+        <w:t>Figura 7. Biblioteca de dibujos: listado de los dibujos guardados, con búsqueda y estadísticas.</w:t>
       </w:r>
     </w:p>
     <w:p>

--- a/documentacion_proyecto/Documentación_de_Proyecto.docx
+++ b/documentacion_proyecto/Documentación_de_Proyecto.docx
@@ -1986,7 +1986,7 @@
           <w:bCs w:val="1"/>
           <w:rtl w:val="0"/>
         </w:rPr>
-        <w:t>Nivel 2 (Evolución por Marcos, intervención de las bobinas de selección): Etapa en desarrollo orientada al control directo de la calada y selección de tramas. Tras la inspección real del telar (Vamatex C201, matrícula 1104, revisado en 1989 según su placa de datos) se confirmó que la máquina ya trabaja por grupos de marcos mediante una cinta de papel perforada angosta que acciona palancas de selección (no hilo por hilo), con un máximo confirmado de 8 matrices simultáneas, por lo que esta etapa reemplaza esa función. Se descartaron los actuadores rotativos evaluados inicialmente porque no soportan la carga cíclica, la vibración ni la pelusa del telar real, y no aprovechaban las bobinas que la máquina ya tiene; se optó por ir directo al retrofit definitivo con la intervención de las 4 bobinas de selección que el telar ya tiene instaladas y en funcionamiento. Trabajan con 24 V en corriente alterna, dato confirmado con el dueño de la fábrica el 03/09/26, y hoy reciben su señal desde el lector óptico de la cinta a través de unas plaquetas alojadas en la caja del telar. El punto de intervención es el propio lector óptico, no la bobina: según explicó el dueño de la fábrica, cada lector se corta con una llave, de modo que en lugar de que el papel interrumpa el haz lo haga un interruptor electrónico que entrega un 1 o un 0. El sistema conmuta entonces la señal del lector mediante relés OptoMOS LCA110 conectados directamente a los GPIO del ESP32, uno por lector, con lo que las plaquetas del telar quedan intactas y la corriente a manejar es mucho menor. La elección del componente no es indiferente: un relé mecánico no soportaría el régimen de trabajo. Los telares de rapier de esta generación trabajan 300 pasadas por minuto, dato confirmado con el dueño de la fábrica el 06/09/26, lo que da 5 conmutaciones por segundo y unas 144.000 por turno de 8 horas, frente a las 100.000 de vida útil de un relé común. Tampoco sirve un optoacoplador de fototransistor como el PC817, que conduce en un solo sentido y con corriente alterna dejaría pasar medio ciclo. El primer paso obligatorio de esta etapa es medir gratuitamente en el telar la fuerza, el recorrido y el tiempo por pasada (ver Guía de Medición del Telar) para dimensionar la etapa de potencia que comandará las bobinas.</w:t>
+        <w:t>Nivel 2 (Evolución por Marcos, intervención de las bobinas de selección): Etapa en desarrollo orientada al control directo de la calada y selección de tramas. Tras la inspección real del telar (Vamatex C201, matrícula 1104, revisado en 1989 según su placa de datos) se confirmó que la máquina ya trabaja por grupos de marcos mediante una cinta de papel perforada angosta que acciona palancas de selección (no hilo por hilo), con un máximo confirmado de 8 matrices simultáneas, por lo que esta etapa reemplaza esa función. Se descartaron los actuadores rotativos evaluados inicialmente porque no soportan la carga cíclica, la vibración ni la pelusa del telar real, y no aprovechaban las bobinas que la máquina ya tiene; se optó por ir directo al retrofit definitivo con la intervención de las 4 bobinas de selección que el telar ya tiene instaladas y en funcionamiento. Trabajan con 24 V en corriente alterna, dato confirmado con el dueño de la fábrica el 03/09/26, y hoy reciben su señal desde el lector óptico de la cinta a través de unas plaquetas alojadas en la caja del telar. El punto de intervención es el propio lector óptico, no la bobina: según explicó el dueño de la fábrica, cada lector se corta con una llave, de modo que en lugar de que el papel interrumpa el haz lo haga un interruptor electrónico que entrega un 1 o un 0. El sistema conmuta entonces la señal del lector mediante relés OptoMOS LCA110 conectados directamente a los GPIO del ESP32, uno por lector, con lo que las plaquetas del telar quedan intactas y la corriente a manejar es mucho menor. La elección del componente no es indiferente: un relé mecánico no soportaría el régimen de trabajo. Los telares de rapier de esta generación trabajan 300 pasadas por minuto, dato confirmado con el dueño de la fábrica el 06/09/26, lo que da 5 conmutaciones por segundo y unas 180.000 en una jornada de 10 horas, frente a las 100.000 de vida útil de un relé común. Tampoco sirve un optoacoplador de fototransistor como el PC817, que conduce en un solo sentido y con corriente alterna dejaría pasar medio ciclo. El primer paso obligatorio de esta etapa es medir gratuitamente en el telar la fuerza, el recorrido y el tiempo por pasada (ver Guía de Medición del Telar) para dimensionar la etapa de potencia que comandará las bobinas.</w:t>
       </w:r>
     </w:p>
     <w:p>
@@ -7867,7 +7867,7 @@
           <w:rFonts w:ascii="IBM Plex Sans" w:cs="IBM Plex Sans" w:eastAsia="IBM Plex Sans" w:hAnsi="IBM Plex Sans"/>
           <w:rtl w:val="0"/>
         </w:rPr>
-        <w:t xml:space="preserve"> Se confirmó por medición directa que en el telar C201 la botonera recibe 24V AC (no DC). En el C 401, donde se instala el sistema, hay que volver a medirla: se espera menos de 24 V, y define el valor de la resistencia del sensado. Para otros telares se sigue asumiendo 24V DC o 220V AC hasta confirmar caso por caso. La placa de monitoreo no se alimenta desde esa línea: usa una fuente propia de 220V, independiente del telar.</w:t>
+        <w:t xml:space="preserve"> Se confirmó por medición directa que en el telar C201, donde se instala el sistema, la botonera recibe 24V AC (no DC), el valor para el que está calculada la resistencia del sensado. Para otros telares se sigue asumiendo 24V DC o 220V AC hasta confirmar caso por caso. La placa de monitoreo no se alimenta desde esa línea: usa una fuente propia de 220V, independiente del telar.</w:t>
       </w:r>
     </w:p>
     <w:p>
@@ -14406,13 +14406,8 @@
             <w:pPr>
               <w:jc w:val="both"/>
             </w:pPr>
-            <w:r/>
-            <w:r>
-              <w:rPr>
-                <w:rFonts w:ascii="IBM Plex Sans" w:hAnsi="IBM Plex Sans"/>
-                <w:sz w:val="17"/>
-              </w:rPr>
-              <w:t>Su punto de montaje se determina con el telar en marcha; hasta entonces el avance es una estimación por tiempo.</w:t>
+            <w:r>
+              <w:t>Su punto de montaje quedó definido el 10/09/2026, sobre un eje que da una vuelta por pasada; hasta que el sensor se conecte al Nivel 2 y se valide su conteo, el avance es una estimación por tiempo.</w:t>
             </w:r>
           </w:p>
         </w:tc>
@@ -15153,7 +15148,7 @@
           <w:rFonts w:ascii="IBM Plex Sans" w:cs="IBM Plex Sans" w:eastAsia="IBM Plex Sans" w:hAnsi="IBM Plex Sans"/>
           <w:rtl w:val="0"/>
         </w:rPr>
-        <w:t>Líneas de control de la botonera del telar, confirmadas por medición directa en 24V AC (no DC) en el C 201; en el C 401 se verifican antes de instalar. Los relés las intervienen mediante contacto seco (COM/NO), sin acoplarse eléctricamente a ellas.</w:t>
+        <w:t>Líneas de control de la botonera del telar, confirmadas por medición directa en 24V AC (no DC) en el C 201, el telar donde se instala el sistema. Los relés las intervienen mediante contacto seco (COM/NO), sin acoplarse eléctricamente a ellas.</w:t>
       </w:r>
       <w:r>
         <w:rPr>
@@ -17206,13 +17201,7 @@
               <w:rPr>
                 <w:rFonts w:ascii="IBM Plex Sans" w:hAnsi="IBM Plex Sans" w:cs="IBM Plex Sans" w:eastAsia="IBM Plex Sans"/>
               </w:rPr>
-            </w:r>
-            <w:r>
-              <w:rPr>
-                <w:rFonts w:ascii="IBM Plex Sans" w:hAnsi="IBM Plex Sans" w:cs="IBM Plex Sans" w:eastAsia="IBM Plex Sans"/>
-                <w:sz w:val="17"/>
-              </w:rPr>
-              <w:t>El telar cuenta con 4 bobinas de selección en funcionamiento, confirmado con el dueño el 06/09/26. El Nivel 2 prevé intervenir su señal de mando en lugar de reemplazarlas.</w:t>
+              <w:t>El telar de implementación (C 201) cuenta con 4 bobinas de selección en funcionamiento, confirmado con el dueño el 19/09/26. El Nivel 2 prevé intervenir su señal de mando en lugar de reemplazarlas.</w:t>
             </w:r>
           </w:p>
         </w:tc>
@@ -17386,7 +17375,7 @@
                 <w:rFonts w:ascii="IBM Plex Sans" w:hAnsi="IBM Plex Sans" w:cs="IBM Plex Sans" w:eastAsia="IBM Plex Sans"/>
                 <w:sz w:val="17"/>
               </w:rPr>
-              <w:t>Conmutan la señal de cada lector óptico, reemplazando la interrupción que hoy produce el papel perforado. Un relé mecánico no sirve: el telar hace 5 pasadas por segundo, lo que da unas 144.000 conmutaciones por turno contra las 100.000 de vida útil de un relé común. Tampoco sirve un relé de estado sólido con triac: necesita 0,1 A de corriente mínima para mantenerse encendido y la señal del lector maneja pocos miliamperes. El LCA110 no tiene ese límite y su fuga en apagado es de a lo sumo un microampere. Cada canal lleva una resistencia de 330 ohm entre el pin y la entrada del relé, porque esa entrada es un LED.</w:t>
+              <w:t>Conmutan la señal de cada lector óptico, reemplazando la interrupción que hoy produce el papel perforado. Un relé mecánico no sirve: el telar hace 5 pasadas por segundo, lo que da hasta 180.000 conmutaciones en una jornada de 10 horas contra las 100.000 de vida útil de un relé común. Tampoco sirve un relé de estado sólido con triac: necesita 0,1 A de corriente mínima para mantenerse encendido y la señal del lector maneja pocos miliamperes. El LCA110 no tiene ese límite y su fuga en apagado es de a lo sumo un microampere. Cada canal lleva una resistencia de 330 ohm entre el pin y la entrada del relé, porque esa entrada es un LED.</w:t>
             </w:r>
           </w:p>
         </w:tc>

--- a/documentacion_proyecto/Documentación_de_Proyecto.docx
+++ b/documentacion_proyecto/Documentación_de_Proyecto.docx
@@ -4084,7 +4084,7 @@
           <w:color w:val="000000"/>
           <w:rtl w:val="0"/>
         </w:rPr>
-        <w:t>grilla interactiva donde cada fila es una pasada del telar y cada columna una bobina de selección: tocar una celda la activa o la desactiva para esa pasada. Al costado de cada fila se indica cuántas pasadas seguidas se teje. Arriba se definen las filas (1 a 100) y las columnas (1 a 8), el nombre del dibujo con su indicador de estado, y una barra con el estado del equipo del telar (conexión, tejido y conteo del sensor). Incluye las herramientas Limpiar, el simulador de color de hilo y la descarga de la ficha técnica en PDF; los controles ▶, Pausa, Retroceder y Detener, que resaltan la fila que se está tejiendo; y los botones Nuevo y Guardar.</w:t>
+        <w:t>grilla interactiva donde cada fila es una combinación de bobinas, que se teje en una o más pasadas seguidas, y cada columna una bobina de selección: tocar una celda la activa o la desactiva para esa pasada. Al costado de cada fila se indica cuántas pasadas seguidas se teje. Arriba se definen las filas (1 a 300) y las columnas (1 a 8), el nombre del dibujo con su indicador de estado, y una barra con el estado del equipo del telar (conexión, tejido y conteo del sensor). Incluye las herramientas Limpiar, el simulador de color de hilo y la descarga de la ficha técnica en PDF; los controles ▶, Pausa, Retroceder y Detener, que resaltan la fila que se está tejiendo; y los botones Nuevo y Guardar.</w:t>
       </w:r>
     </w:p>
     <w:p>
@@ -8459,7 +8459,7 @@
                 <w:rFonts w:ascii="IBM Plex Sans" w:hAnsi="IBM Plex Sans" w:cs="IBM Plex Sans" w:eastAsia="IBM Plex Sans"/>
                 <w:sz w:val="17"/>
               </w:rPr>
-              <w:t>Lienzo cuadriculado donde el operario dibuja el ligamento tocando las celdas. Cada fila representa una pasada y cada columna un marco.</w:t>
+              <w:t>Lienzo cuadriculado donde el operario dibuja el ligamento tocando las celdas. Cada fila es una combinación de bobinas, que se teje en una o más pasadas seguidas, y cada columna una bobina de selección.</w:t>
             </w:r>
           </w:p>
         </w:tc>
@@ -8593,7 +8593,7 @@
                 <w:rFonts w:ascii="IBM Plex Sans" w:hAnsi="IBM Plex Sans" w:cs="IBM Plex Sans" w:eastAsia="IBM Plex Sans"/>
                 <w:sz w:val="17"/>
               </w:rPr>
-              <w:t>Permite definir filas y columnas de la matriz (de 1 a 100 filas, y de 1 a 8 columnas, una por bobina de selección), para adaptarse a distintos telares sin tocar el código.</w:t>
+              <w:t>Permite definir filas y columnas de la matriz (de 1 a 300 filas, y de 1 a 8 columnas, una por bobina de selección), para adaptarse a distintos telares sin tocar el código.</w:t>
             </w:r>
           </w:p>
         </w:tc>
@@ -11045,7 +11045,7 @@
                 <w:rFonts w:ascii="IBM Plex Sans" w:hAnsi="IBM Plex Sans"/>
                 <w:sz w:val="18"/>
               </w:rPr>
-              <w:t>Grilla binaria donde cada fila es una pasada y cada columna un elemento del telar.</w:t>
+              <w:t>Grilla binaria donde cada fila es una combinación de bobinas, que se teje en una o más pasadas seguidas, y cada columna una bobina de selección.</w:t>
             </w:r>
           </w:p>
         </w:tc>
@@ -11753,7 +11753,7 @@
           <w:rFonts w:ascii="IBM Plex Sans" w:cs="IBM Plex Sans" w:eastAsia="IBM Plex Sans" w:hAnsi="IBM Plex Sans"/>
           <w:rtl w:val="0"/>
         </w:rPr>
-        <w:t>Grilla interactiva donde cada fila es una pasada del telar y cada columna una bobina de selección: tocar una celda la activa o la desactiva para esa pasada. Al costado de cada fila se indica cuántas pasadas seguidas se teje (de 1 a 9999).</w:t>
+        <w:t>Grilla interactiva donde cada fila es una combinación de bobinas, que se teje en una o más pasadas seguidas, y cada columna una bobina de selección: tocar una celda la activa o la desactiva para esa pasada. Al costado de cada fila se indica cuántas pasadas seguidas se teje (de 1 a 9999).</w:t>
       </w:r>
     </w:p>
     <w:p>
@@ -11795,7 +11795,7 @@
           <w:rFonts w:ascii="IBM Plex Sans" w:cs="IBM Plex Sans" w:eastAsia="IBM Plex Sans" w:hAnsi="IBM Plex Sans"/>
           <w:rtl w:val="0"/>
         </w:rPr>
-        <w:t>Validación del tamaño (de 1 a 100 filas y de 1 a 8 columnas, una por bobina): un valor fuera de rango se informa y se corrige. Herramientas: Limpiar, simulador de color de hilo y ficha técnica en PDF.</w:t>
+        <w:t>Validación del tamaño (de 1 a 300 filas y de 1 a 8 columnas, una por bobina): un valor fuera de rango se informa y se corrige. Herramientas: Limpiar, simulador de color de hilo y ficha técnica en PDF.</w:t>
       </w:r>
     </w:p>
     <w:p>
@@ -12316,7 +12316,7 @@
           <w:color w:val="606060"/>
           <w:sz w:val="18"/>
         </w:rPr>
-        <w:t>Figura 8. Editor de dibujo: cada fila es una pasada del telar y cada columna una bobina de selección; a la derecha, cuántas pasadas seguidas se teje cada fila.</w:t>
+        <w:t>Figura 8. Editor de dibujo: cada fila es una combinación de bobinas, que se teje en una o más pasadas seguidas, y cada columna una bobina de selección; a la derecha, cuántas pasadas seguidas se teje cada fila.</w:t>
       </w:r>
     </w:p>
     <w:p>
@@ -18639,7 +18639,7 @@
               <w:jc w:val="both"/>
             </w:pPr>
             <w:r>
-              <w:t>El operario dibuja tocando las celdas. Cada fila es una pasada y cada columna un elemento seleccionable. Admite de 1 a 100 filas y de 1 a 8 columnas, una por bobina de selección. Cada fila lleva además cuántas pasadas seguidas se teje.</w:t>
+              <w:t>El operario dibuja tocando las celdas. Cada fila es una combinación de bobinas, que se teje en una o más pasadas seguidas, y cada columna una bobina de selección. Admite de 1 a 300 filas y de 1 a 8 columnas, una por bobina de selección. Cada fila lleva además cuántas pasadas seguidas se teje.</w:t>
             </w:r>
           </w:p>
         </w:tc>

--- a/documentacion_proyecto/Documentación_de_Proyecto.docx
+++ b/documentacion_proyecto/Documentación_de_Proyecto.docx
@@ -7043,7 +7043,7 @@
           <w:rFonts w:ascii="IBM Plex Sans" w:cs="IBM Plex Sans" w:eastAsia="IBM Plex Sans" w:hAnsi="IBM Plex Sans"/>
           <w:rtl w:val="0"/>
         </w:rPr>
-        <w:t>El firmware del ESP32 se acopla al backend propio (Node.js/Express) exclusivamente por HTTP: sondea el endpoint GET /api/telares/1 cada 2,5 s para conocer el estado deseado del telar y reporta fallas por POST /api/errores. No existe integración con Firebase ni con bases de datos de series temporales externas: toda la persistencia vive en la misma base PostgreSQL (Neon) que usa la web.</w:t>
+        <w:t>El firmware del ESP32 se acopla al backend propio (Node.js/Express) exclusivamente por HTTP: sondea el endpoint GET /api/telares/8?origen=esp32 cada 2,5 s (8 es el id del telar en la base, TELAR_ID en el firmware) para conocer el estado deseado del telar y reporta fallas por POST /api/errores. No existe integración con Firebase ni con bases de datos de series temporales externas: toda la persistencia vive en la misma base PostgreSQL (Neon) que usa la web.</w:t>
       </w:r>
     </w:p>
     <w:p>
@@ -7297,7 +7297,7 @@
                 <w:rFonts w:ascii="IBM Plex Sans" w:cs="IBM Plex Sans" w:eastAsia="IBM Plex Sans" w:hAnsi="IBM Plex Sans"/>
                 <w:rtl w:val="0"/>
               </w:rPr>
-              <w:t>GET /api/telares/1</w:t>
+              <w:t>GET /api/telares/8</w:t>
             </w:r>
           </w:p>
         </w:tc>
@@ -12999,7 +12999,7 @@
           <w:rFonts w:ascii="IBM Plex Sans" w:cs="IBM Plex Sans" w:eastAsia="IBM Plex Sans" w:hAnsi="IBM Plex Sans"/>
           <w:rtl w:val="0"/>
         </w:rPr>
-        <w:t>El microcontrolador ESP32-WROOM-32 se comunica exclusivamente por Wi-Fi con el backend propio (Node.js/Express) mediante peticiones HTTP/REST en JSON: sondea GET /api/telares/1 cada 2,5 s para conocer el estado deseado del telar y reporta fallas con POST /api/errores. El backend, es el único intermediario entre el ESP32, la web y la base de datos PostgreSQL alojada en Neon; no se utiliza MQTT, WebSockets ni ningún broker intermedio en el stack actual.</w:t>
+        <w:t>El microcontrolador ESP32-WROOM-32 se comunica exclusivamente por Wi-Fi con el backend propio (Node.js/Express) mediante peticiones HTTP/REST en JSON: sondea GET /api/telares/8?origen=esp32 cada 2,5 s (8 es el id del telar en la base, TELAR_ID en el firmware) para conocer el estado deseado del telar y reporta fallas con POST /api/errores. El backend, es el único intermediario entre el ESP32, la web y la base de datos PostgreSQL alojada en Neon; no se utiliza MQTT, WebSockets ni ningún broker intermedio en el stack actual.</w:t>
       </w:r>
     </w:p>
     <w:p>

--- a/documentacion_proyecto/Documentación_de_Proyecto.docx
+++ b/documentacion_proyecto/Documentación_de_Proyecto.docx
@@ -4084,7 +4084,7 @@
           <w:color w:val="000000"/>
           <w:rtl w:val="0"/>
         </w:rPr>
-        <w:t>grilla interactiva donde cada fila es una combinación de bobinas, que se teje en una o más pasadas seguidas, y cada columna una bobina de selección: tocar una celda la activa o la desactiva para esa pasada. Al costado de cada fila se indica cuántas pasadas seguidas se teje. Arriba se definen las filas (1 a 300) y las columnas (1 a 8), el nombre del dibujo con su indicador de estado, y una barra con el estado del equipo del telar (conexión, tejido y conteo del sensor). Incluye las herramientas Limpiar, el simulador de color de hilo y la descarga de la ficha técnica en PDF; los controles ▶, Pausa, Retroceder y Detener, que resaltan la fila que se está tejiendo; y los botones Nuevo y Guardar.</w:t>
+        <w:t>grilla interactiva donde cada fila es una combinación de bobinas, que se teje en una o más pasadas seguidas, y cada columna una bobina de selección: tocar una celda la activa o la desactiva para esa pasada. Al costado de cada fila se indica cuántas pasadas seguidas se teje. Arriba se definen las filas (1 a 300) y las columnas (1 a 8), el nombre del dibujo con su indicador de estado, y una barra con el estado del equipo del telar (conexión, tejido y conteo del sensor). Incluye las herramientas Limpiar, el simulador de color de hilo y la descarga de la ficha técnica en PDF; los controles ▶, Pausa, Retroceder y Terminar trabajo (⏹), que resaltan la fila que se está tejiendo; y los botones Nuevo y Guardar.</w:t>
       </w:r>
     </w:p>
     <w:p>
@@ -11774,7 +11774,7 @@
           <w:rFonts w:ascii="IBM Plex Sans" w:cs="IBM Plex Sans" w:eastAsia="IBM Plex Sans" w:hAnsi="IBM Plex Sans"/>
           <w:rtl w:val="0"/>
         </w:rPr>
-        <w:t>Barra con el estado del equipo del telar (conexión, tejido y conteo del sensor) y controles ▶, Pausa, Retroceder y Detener, que actúan sobre los relés del Bloque A. No se implementa una parada de emergencia por software: esa función la conserva la botonera física del telar, que sigue operable en todo momento.</w:t>
+        <w:t>Barra con el estado del equipo del telar (conexión, tejido y conteo del sensor) y controles ▶, Pausa, Retroceder y Terminar trabajo (⏹), que actúan sobre los relés del Bloque A. No se implementa una parada de emergencia por software: esa función la conserva la botonera física del telar, que sigue operable en todo momento.</w:t>
       </w:r>
     </w:p>
     <w:p>
@@ -16376,13 +16376,7 @@
               <w:rPr>
                 <w:rFonts w:ascii="IBM Plex Sans" w:hAnsi="IBM Plex Sans" w:cs="IBM Plex Sans" w:eastAsia="IBM Plex Sans"/>
               </w:rPr>
-            </w:r>
-            <w:r>
-              <w:rPr>
-                <w:rFonts w:ascii="IBM Plex Sans" w:hAnsi="IBM Plex Sans" w:cs="IBM Plex Sans" w:eastAsia="IBM Plex Sans"/>
-                <w:sz w:val="17"/>
-              </w:rPr>
-              <w:t>Puente rectificador DB157 / DB157 (1 A)</w:t>
+              <w:t xml:space="preserve">Puente rectificador DB157 (1 A)</w:t>
             </w:r>
           </w:p>
         </w:tc>
@@ -16578,13 +16572,7 @@
               <w:rPr>
                 <w:rFonts w:ascii="IBM Plex Sans" w:hAnsi="IBM Plex Sans" w:cs="IBM Plex Sans" w:eastAsia="IBM Plex Sans"/>
               </w:rPr>
-            </w:r>
-            <w:r>
-              <w:rPr>
-                <w:rFonts w:ascii="IBM Plex Sans" w:hAnsi="IBM Plex Sans" w:cs="IBM Plex Sans" w:eastAsia="IBM Plex Sans"/>
-                <w:sz w:val="17"/>
-              </w:rPr>
-              <w:t>Polarización: 3 para los relés (a 3,3 V) y 3 para el sensado. Evitan el accionamiento fantasma al encender.</w:t>
+              <w:t xml:space="preserve">Polarización: 3 para los relés (IN1 e IN2 a 3,3 V; la de Retroceder a GND, porque su módulo es activo-alto) y 3 para el sensado. Evitan el accionamiento fantasma al encender.</w:t>
             </w:r>
           </w:p>
         </w:tc>
@@ -16646,13 +16634,7 @@
               <w:rPr>
                 <w:rFonts w:ascii="IBM Plex Sans" w:hAnsi="IBM Plex Sans" w:cs="IBM Plex Sans" w:eastAsia="IBM Plex Sans"/>
               </w:rPr>
-            </w:r>
-            <w:r>
-              <w:rPr>
-                <w:rFonts w:ascii="IBM Plex Sans" w:hAnsi="IBM Plex Sans" w:cs="IBM Plex Sans" w:eastAsia="IBM Plex Sans"/>
-                <w:sz w:val="17"/>
-              </w:rPr>
-              <w:t>Capacitor cerámico 100 nF</w:t>
+              <w:t xml:space="preserve">Capacitores: cerámicos de 100 nF y electrolíticos de 22–47 µF y 470 µF</w:t>
             </w:r>
           </w:p>
         </w:tc>
@@ -16668,13 +16650,7 @@
               <w:rPr>
                 <w:rFonts w:ascii="IBM Plex Sans" w:hAnsi="IBM Plex Sans" w:cs="IBM Plex Sans" w:eastAsia="IBM Plex Sans"/>
               </w:rPr>
-            </w:r>
-            <w:r>
-              <w:rPr>
-                <w:rFonts w:ascii="IBM Plex Sans" w:hAnsi="IBM Plex Sans" w:cs="IBM Plex Sans" w:eastAsia="IBM Plex Sans"/>
-                <w:sz w:val="17"/>
-              </w:rPr>
-              <w:t>Desacople junto al ESP32 y al módulo de relés: filtra el ruido de conmutación.</w:t>
+              <w:t xml:space="preserve">Los de 100 nF filtran el ruido de conmutación; los de 22–47 µF aplanan la tensión rectificada del sensado (uno por botón: sin ellos una pulsación se lee como varias); el de 470 µF sostiene los 5 V cuando engancha un relé.</w:t>
             </w:r>
           </w:p>
         </w:tc>
@@ -16690,13 +16666,7 @@
               <w:rPr>
                 <w:rFonts w:ascii="IBM Plex Sans" w:hAnsi="IBM Plex Sans" w:cs="IBM Plex Sans" w:eastAsia="IBM Plex Sans"/>
               </w:rPr>
-            </w:r>
-            <w:r>
-              <w:rPr>
-                <w:rFonts w:ascii="IBM Plex Sans" w:hAnsi="IBM Plex Sans" w:cs="IBM Plex Sans" w:eastAsia="IBM Plex Sans"/>
-                <w:sz w:val="17"/>
-              </w:rPr>
-              <w:t>3</w:t>
+              <w:t xml:space="preserve">3 + 3 + 1</w:t>
             </w:r>
           </w:p>
         </w:tc>
@@ -17089,13 +17059,7 @@
               <w:rPr>
                 <w:rFonts w:ascii="IBM Plex Sans" w:hAnsi="IBM Plex Sans" w:cs="IBM Plex Sans" w:eastAsia="IBM Plex Sans"/>
               </w:rPr>
-            </w:r>
-            <w:r>
-              <w:rPr>
-                <w:rFonts w:ascii="IBM Plex Sans" w:hAnsi="IBM Plex Sans" w:cs="IBM Plex Sans" w:eastAsia="IBM Plex Sans"/>
-                <w:sz w:val="17"/>
-              </w:rPr>
-              <w:t>Optoacoplador PC817 + resistencias</w:t>
+              <w:t xml:space="preserve">Optoacoplador PC817 + resistencias de 1,2 kΩ y 10 kΩ</w:t>
             </w:r>
           </w:p>
         </w:tc>
@@ -17217,13 +17181,7 @@
               <w:rPr>
                 <w:rFonts w:ascii="IBM Plex Sans" w:hAnsi="IBM Plex Sans" w:cs="IBM Plex Sans" w:eastAsia="IBM Plex Sans"/>
               </w:rPr>
-            </w:r>
-            <w:r>
-              <w:rPr>
-                <w:rFonts w:ascii="IBM Plex Sans" w:hAnsi="IBM Plex Sans" w:cs="IBM Plex Sans" w:eastAsia="IBM Plex Sans"/>
-                <w:sz w:val="17"/>
-              </w:rPr>
-              <w:t>3</w:t>
+              <w:t xml:space="preserve">4</w:t>
             </w:r>
           </w:p>
         </w:tc>
@@ -17307,13 +17265,7 @@
               <w:rPr>
                 <w:rFonts w:ascii="IBM Plex Sans" w:hAnsi="IBM Plex Sans" w:cs="IBM Plex Sans" w:eastAsia="IBM Plex Sans"/>
               </w:rPr>
-            </w:r>
-            <w:r>
-              <w:rPr>
-                <w:rFonts w:ascii="IBM Plex Sans" w:hAnsi="IBM Plex Sans" w:cs="IBM Plex Sans" w:eastAsia="IBM Plex Sans"/>
-                <w:sz w:val="17"/>
-              </w:rPr>
-              <w:t>1</w:t>
+              <w:t xml:space="preserve">0</w:t>
             </w:r>
           </w:p>
         </w:tc>
@@ -17391,13 +17343,7 @@
               <w:rPr>
                 <w:rFonts w:ascii="IBM Plex Sans" w:hAnsi="IBM Plex Sans" w:cs="IBM Plex Sans" w:eastAsia="IBM Plex Sans"/>
               </w:rPr>
-            </w:r>
-            <w:r>
-              <w:rPr>
-                <w:rFonts w:ascii="IBM Plex Sans" w:hAnsi="IBM Plex Sans" w:cs="IBM Plex Sans" w:eastAsia="IBM Plex Sans"/>
-                <w:sz w:val="17"/>
-              </w:rPr>
-              <w:t>a definir</w:t>
+              <w:t xml:space="preserve">4</w:t>
             </w:r>
           </w:p>
         </w:tc>
@@ -17437,13 +17383,7 @@
               <w:rPr>
                 <w:rFonts w:ascii="IBM Plex Sans" w:hAnsi="IBM Plex Sans" w:cs="IBM Plex Sans" w:eastAsia="IBM Plex Sans"/>
               </w:rPr>
-            </w:r>
-            <w:r>
-              <w:rPr>
-                <w:rFonts w:ascii="IBM Plex Sans" w:hAnsi="IBM Plex Sans" w:cs="IBM Plex Sans" w:eastAsia="IBM Plex Sans"/>
-                <w:sz w:val="17"/>
-              </w:rPr>
-              <w:t>(no aplica: las bobinas se alimentan desde el telar)</w:t>
+              <w:t xml:space="preserve">Resistencias de 330 Ω y 10 kΩ, una de cada por canal</w:t>
             </w:r>
           </w:p>
         </w:tc>
@@ -17459,13 +17399,7 @@
               <w:rPr>
                 <w:rFonts w:ascii="IBM Plex Sans" w:hAnsi="IBM Plex Sans" w:cs="IBM Plex Sans" w:eastAsia="IBM Plex Sans"/>
               </w:rPr>
-            </w:r>
-            <w:r>
-              <w:rPr>
-                <w:rFonts w:ascii="IBM Plex Sans" w:hAnsi="IBM Plex Sans" w:cs="IBM Plex Sans" w:eastAsia="IBM Plex Sans"/>
-                <w:sz w:val="17"/>
-              </w:rPr>
-              <w:t>El propio telar alimenta las bobinas. El sistema solo conmuta la señal del lector óptico. tras medir las bobinas instaladas.</w:t>
+              <w:t xml:space="preserve">La de 330 Ω limita la corriente del LED de entrada del LCA110 y la de 10 kΩ mantiene la salida en bajo mientras el ESP32 arranca. No hace falta fuente aparte: las bobinas las sigue alimentando el telar y el sistema solo conmuta la señal del lector óptico.</w:t>
             </w:r>
           </w:p>
         </w:tc>
@@ -17481,13 +17415,7 @@
               <w:rPr>
                 <w:rFonts w:ascii="IBM Plex Sans" w:hAnsi="IBM Plex Sans" w:cs="IBM Plex Sans" w:eastAsia="IBM Plex Sans"/>
               </w:rPr>
-            </w:r>
-            <w:r>
-              <w:rPr>
-                <w:rFonts w:ascii="IBM Plex Sans" w:hAnsi="IBM Plex Sans" w:cs="IBM Plex Sans" w:eastAsia="IBM Plex Sans"/>
-                <w:sz w:val="17"/>
-              </w:rPr>
-              <w:t>1</w:t>
+              <w:t xml:space="preserve">4 + 4</w:t>
             </w:r>
           </w:p>
         </w:tc>

--- a/documentacion_proyecto/Documentación_de_Proyecto.docx
+++ b/documentacion_proyecto/Documentación_de_Proyecto.docx
@@ -7661,7 +7661,7 @@
           <w:rFonts w:ascii="IBM Plex Sans" w:cs="IBM Plex Sans" w:eastAsia="IBM Plex Sans" w:hAnsi="IBM Plex Sans"/>
           <w:rtl w:val="0"/>
         </w:rPr>
-        <w:t>Ante la falta de señal o pérdida de conectividad, el firmware del Nivel 1 no ejecuta ninguna acción sobre el telar: no arranca ni pausa por su cuenta, y la botonera física sigue funcionando en paralelo sin interrupciones. Este comportamiento a prueba de fallos es el criterio rector del sistema.</w:t>
+        <w:t>Ante la falta de señal o pérdida de conectividad, el firmware del ESP32 no ejecuta ninguna acción sobre el telar: no arranca ni pausa por su cuenta, y la botonera física sigue funcionando en paralelo sin interrupciones. Este comportamiento a prueba de fallos es el criterio rector del sistema.</w:t>
         <w:br/>
         <w:br/>
         <w:t>El conteo de pasadas se resuelve mediante el sensor inductivo del Bloque C, incluido en el alcance de esta etapa. El sensor se monta sobre un eje del telar que completa un giro por pasada y entrega un pulso por cada una, de modo que el avance registrado por el sistema corresponde al movimiento real de la máquina y no a una estimación por tiempo. Su punto exacto de montaje se determina con el telar en marcha, identificando qué eje guarda esa relación de giro, y se fija mediante una escuadra tomada de un tornillo existente del chasis, sin perforar la máquina. Hasta que el sensor esté instalado y calibrado, el avance mostrado es una estimación y puede desfasarse si el telar trabaja a una velocidad distinta de la prevista; ese desfase se corrige con la función de confirmación de posición.</w:t>

--- a/documentacion_proyecto/Documentación_de_Proyecto.docx
+++ b/documentacion_proyecto/Documentación_de_Proyecto.docx
@@ -7076,7 +7076,7 @@
           <w:rFonts w:ascii="IBM Plex Sans" w:cs="IBM Plex Sans" w:eastAsia="IBM Plex Sans" w:hAnsi="IBM Plex Sans"/>
           <w:rtl w:val="0"/>
         </w:rPr>
-        <w:t>El sistema implementa un login biométrico mediante huella dactilar (estándar WebAuthn/FIDO2). La huella nunca se guarda ni viaja al servidor: el dispositivo del usuario genera un par de llaves, la privada permanece en el hardware del teléfono y solo la pública se envía al servidor para verificar la firma del desafío en cada inicio de sesión. Los primeros 3 usuarios pueden registrarse libremente; a partir del cuarto, el alta requiere un código de invitación generado por un usuario ya registrado (vence a los 7 días). Si el usuario cambia de dispositivo o pierde el acceso a su huella, puede recuperarlo con un código de recuperación de un solo uso, entregado al momento de registrar la huella y guardado siempre hasheado (nunca en texto plano).</w:t>
+        <w:t>El sistema implementa un login biométrico mediante huella dactilar (estándar WebAuthn/FIDO2). La huella nunca se guarda ni viaja al servidor: el dispositivo del usuario genera un par de llaves, la privada permanece en el hardware del teléfono y solo la pública se envía al servidor para verificar la firma del desafío en cada inicio de sesión. Los primeros 3 usuarios pueden registrarse libremente; a partir del cuarto, el alta requiere un código de invitación generado por un usuario ya registrado (vence a los 7 días). Si el usuario cambia de dispositivo o pierde el acceso a su huella, puede entrar con su usuario y su código de recuperación: un código fijo, entregado al momento de registrar la huella, que se puede volver a ver desde el perfil (verificando antes la huella) y que se guarda cifrado (nunca en texto plano).</w:t>
       </w:r>
     </w:p>
     <w:p>

--- a/documentacion_proyecto/Documentación_de_Proyecto.docx
+++ b/documentacion_proyecto/Documentación_de_Proyecto.docx
@@ -1986,7 +1986,7 @@
           <w:bCs w:val="1"/>
           <w:rtl w:val="0"/>
         </w:rPr>
-        <w:t>Nivel 2 (Evolución por Marcos, intervención de las bobinas de selección): Etapa en desarrollo orientada al control directo de la calada y selección de tramas. Tras la inspección real del telar (Vamatex C201, matrícula 1104, revisado en 1989 según su placa de datos) se confirmó que la máquina ya trabaja por grupos de marcos mediante una cinta de papel perforada angosta que acciona palancas de selección (no hilo por hilo), con un máximo confirmado de 8 matrices simultáneas, por lo que esta etapa reemplaza esa función. Se descartaron los actuadores rotativos evaluados inicialmente porque no soportan la carga cíclica, la vibración ni la pelusa del telar real, y no aprovechaban las bobinas que la máquina ya tiene; se optó por ir directo al retrofit definitivo con la intervención de las 4 bobinas de selección que el telar ya tiene instaladas y en funcionamiento. Trabajan con 24 V en corriente alterna, dato confirmado con el dueño de la fábrica el 03/09/26, y hoy reciben su señal desde el lector óptico de la cinta a través de unas plaquetas alojadas en la caja del telar. El punto de intervención es el propio lector óptico, no la bobina: según explicó el dueño de la fábrica, cada lector se corta con una llave, de modo que en lugar de que el papel interrumpa el haz lo haga un interruptor electrónico que entrega un 1 o un 0. El sistema conmuta entonces la señal del lector mediante relés OptoMOS LCA110 conectados directamente a los GPIO del ESP32, uno por lector, con lo que las plaquetas del telar quedan intactas y la corriente a manejar es mucho menor. La elección del componente no es indiferente: un relé mecánico no soportaría el régimen de trabajo. Los telares de rapier de esta generación trabajan 300 pasadas por minuto, dato confirmado con el dueño de la fábrica el 06/09/26, lo que da 5 conmutaciones por segundo y unas 180.000 en una jornada de 10 horas, frente a las 100.000 de vida útil de un relé común. Tampoco sirve un optoacoplador de fototransistor como el PC817, que conduce en un solo sentido y con corriente alterna dejaría pasar medio ciclo. El primer paso obligatorio de esta etapa es medir gratuitamente en el telar la fuerza, el recorrido y el tiempo por pasada (ver Guía de Medición del Telar) para dimensionar la etapa de potencia que comandará las bobinas.</w:t>
+        <w:t>Nivel 2 (Evolución por Marcos, intervención de las bobinas de selección): Etapa en desarrollo orientada al control directo de la calada y selección de tramas. Tras la inspección real del telar (Vamatex C201, matrícula 1104, revisado en 1989 según su placa de datos) se confirmó que la máquina ya trabaja por grupos de marcos mediante una cinta de papel perforada angosta que acciona palancas de selección (no hilo por hilo), con un máximo confirmado de 8 matrices simultáneas, por lo que esta etapa reemplaza esa función. Se descartaron los actuadores rotativos evaluados inicialmente porque no soportan la carga cíclica, la vibración ni la pelusa del telar real, y no aprovechaban las bobinas que la máquina ya tiene; se optó por ir directo al retrofit definitivo con la intervención de las 4 bobinas de selección que el telar ya tiene instaladas y en funcionamiento. Trabajan con 24 V en corriente alterna, dato confirmado con el dueño de la fábrica el 03/09/26, y hoy reciben su señal desde el lector óptico de la cinta a través de unas plaquetas alojadas en la caja del telar. El punto de intervención es el propio lector óptico, no la bobina: según explicó el dueño de la fábrica, cada lector se corta con una llave, de modo que en lugar de que el papel interrumpa el haz lo haga un interruptor electrónico que entrega un 1 o un 0. El sistema conmuta entonces la señal del lector mediante relés OptoMOS LCA110 conectados directamente a los GPIO del ESP32, uno por lector, con lo que las plaquetas del telar quedan intactas y la corriente a manejar es mucho menor. La elección del componente no es indiferente: un relé mecánico no soportaría el régimen de trabajo. Los telares de rapier de esta generación trabajan 300 pasadas por minuto, dato confirmado con el dueño de la fábrica el 06/09/26, lo que da 5 conmutaciones por segundo y unas 180.000 en una jornada de 10 horas, frente a las 100.000 de vida útil de un relé común. Tampoco sirve un optoacoplador de fototransistor como el PC817, que conduce en un solo sentido y con corriente alterna dejaría pasar medio ciclo. El primer paso obligatorio de esta etapa es medir gratuitamente en el telar la fuerza, el recorrido y el tiempo por pasada (ver Guía de mediciones y verificaciones) para confirmar la señal de cada lector óptico antes de conectar los relés.</w:t>
       </w:r>
     </w:p>
     <w:p>
@@ -12163,16 +12163,13 @@
           <w:id w:val="-381068389"/>
           <w:tag w:val="goog_rdk_13"/>
         </w:sdtPr>
-        <w:sdtContent>
-          <w:commentRangeStart w:id="10"/>
-        </w:sdtContent>
+        <w:sdtContent/>
       </w:sdt>
       <w:r>
         <w:rPr>
           <w:rFonts w:ascii="IBM Plex Sans" w:cs="IBM Plex Sans" w:eastAsia="IBM Plex Sans" w:hAnsi="IBM Plex Sans"/>
         </w:rPr>
       </w:r>
-      <w:commentRangeEnd w:id="10"/>
       <w:r>
         <w:rPr>
           <w:rFonts w:ascii="IBM Plex Sans" w:hAnsi="IBM Plex Sans" w:cs="IBM Plex Sans" w:eastAsia="IBM Plex Sans"/>
@@ -19256,7 +19253,6 @@
           <w:rFonts w:ascii="IBM Plex Sans" w:cs="IBM Plex Sans" w:eastAsia="IBM Plex Sans" w:hAnsi="IBM Plex Sans"/>
         </w:rPr>
       </w:pPr>
-      <w:commentRangeEnd w:id="12"/>
       <w:r>
         <w:rPr>
           <w:rFonts w:ascii="IBM Plex Sans" w:hAnsi="IBM Plex Sans" w:cs="IBM Plex Sans" w:eastAsia="IBM Plex Sans"/>
@@ -19595,7 +19591,7 @@
           <w:rFonts w:ascii="IBM Plex Sans" w:cs="IBM Plex Sans" w:eastAsia="IBM Plex Sans" w:hAnsi="IBM Plex Sans"/>
           <w:rtl w:val="0"/>
         </w:rPr>
-        <w:t>: Firmas globales y componentes listados en la BOM: Espressif Systems (módulo MCU), Hi-Link (módulo de fuente) y Sharp/Lite-On (optoacopladores).</w:t>
+        <w:t>: Firmas globales y componentes listados en la BOM: Espressif Systems (módulo MCU), Hi-Link (módulo de fuente) y Sharp/Lite-On (optoacopladores) e IXYS/Littelfuse (relés OptoMOS LCA110).</w:t>
       </w:r>
     </w:p>
     <w:p>
@@ -21706,7 +21702,7 @@
           <w:rFonts w:ascii="IBM Plex Sans" w:cs="IBM Plex Sans" w:eastAsia="IBM Plex Sans" w:hAnsi="IBM Plex Sans"/>
           <w:rtl w:val="0"/>
         </w:rPr>
-        <w:t>El tiempo de ejecución para el Nivel 1 (MVP de arranque y pausa remotos, ya validado con relés en el telar real) corresponde a la Etapa 04 del Gantt, del 06/07/2026 al 16/09/2026. El despliegue del Nivel 2 (control de las bobinas de selección) corresponde a la Etapa 05, del 17/07/2026 al 15/10/2026. Las dos etapas se solapan a propósito y no son secuenciales: mientras el Nivel 1 se instala y se valida en la máquina, el Nivel 2 avanza en diseño, mediciones y desarrollo de firmware, actividades que no requieren detener el telar. La instalación efectiva del Nivel 2 solo comienza una vez cerrada la Etapa 04, con la medición del telar como primer paso obligatorio antes de comprar las bobinas de selección. Fechas de hitos específicos según el diagrama de burndown: Gantt_2026 - Automatización de Telar Industrial.xlsx (inicio de proyecto 16/03/2026, cierre previsto 14/11/2026).</w:t>
+        <w:t>El tiempo de ejecución para el Nivel 1 (MVP de arranque y pausa remotos, ya validado con relés en el telar real) corresponde a la Etapa 04 del Gantt, del 06/07/2026 al 16/09/2026. El despliegue del Nivel 2 (control de las bobinas de selección) corresponde a la Etapa 05, del 17/07/2026 al 15/10/2026. Las dos etapas se solapan a propósito y no son secuenciales: mientras el Nivel 1 se instala y se valida en la máquina, el Nivel 2 avanza en diseño, mediciones y desarrollo de firmware, actividades que no requieren detener el telar. La instalación efectiva del Nivel 2 solo comienza una vez cerrada la Etapa 04, con la medición del telar como primer paso obligatorio antes de comprar los relés LCA110 del Nivel 2. Fechas de hitos específicos según el diagrama de burndown: Gantt_2026 - Automatización de Telar Industrial.xlsx (inicio de proyecto 16/03/2026, cierre previsto 14/11/2026).</w:t>
       </w:r>
     </w:p>
     <w:p>

--- a/documentacion_proyecto/Documentación_de_Proyecto.docx
+++ b/documentacion_proyecto/Documentación_de_Proyecto.docx
@@ -1965,7 +1965,7 @@
           <w:rFonts w:ascii="IBM Plex Sans" w:cs="IBM Plex Sans" w:eastAsia="IBM Plex Sans" w:hAnsi="IBM Plex Sans"/>
           <w:rtl w:val="0"/>
         </w:rPr>
-        <w:t xml:space="preserve"> Constituye el alcance actual del proyecto. Consiste en una intervención no invasiva sobre la electrónica de control del telar, operando exclusivamente sobre la línea de encendido y detención (Play/Pausa) mediante relés optoacoplados conectados en paralelo a la botonera física existente. La sincronización y el conteo de pasadas se ejecutan a través de un sensor inductivo/óptico montado sobre la estructura mecánica. La persistencia local y la gestión del catálogo de matrices se sincronizan con una plataforma web en la nube. </w:t>
+        <w:t xml:space="preserve"> Constituye el alcance actual del proyecto. Consiste en una intervención no invasiva sobre la electrónica de control del telar, operando exclusivamente sobre los botones de Marcha, Pausa y Retroceder mediante relés optoacoplados conectados en paralelo a la botonera física existente. La sincronización y el conteo de pasadas se ejecutan a través de un sensor inductivo/óptico montado sobre la estructura mecánica. El catálogo de dibujos, el estado del telar y la producción se guardan en una base de datos en la nube, a la que acceden la web y el nodo de control a través del backend. </w:t>
       </w:r>
     </w:p>
     <w:p>
@@ -2453,7 +2453,7 @@
                 <w:rFonts w:ascii="IBM Plex Sans" w:hAnsi="IBM Plex Sans" w:cs="IBM Plex Sans" w:eastAsia="IBM Plex Sans"/>
                 <w:sz w:val="18"/>
               </w:rPr>
-              <w:t>Reglas por las que la web, la app y el ESP32 le piden datos al backend. Ninguno accede a la base de datos directamente.</w:t>
+              <w:t>Reglas por las que la web y el ESP32 le piden datos al backend. Ninguno accede a la base de datos directamente.</w:t>
             </w:r>
           </w:p>
         </w:tc>
@@ -3201,7 +3201,7 @@
                 <w:rFonts w:ascii="IBM Plex Sans" w:hAnsi="IBM Plex Sans" w:cs="IBM Plex Sans" w:eastAsia="IBM Plex Sans"/>
                 <w:sz w:val="18"/>
               </w:rPr>
-              <w:t>Cada inserción de un hilo de trama a lo ancho del telar. Una fila del patrón equivale a una pasada.</w:t>
+              <w:t>Cada inserción de un hilo de trama a lo ancho del telar. Cada fila del dibujo se teje en una o más pasadas seguidas (sus repeticiones).</w:t>
             </w:r>
           </w:p>
         </w:tc>
@@ -4008,7 +4008,7 @@
               <w:rFonts w:ascii="IBM Plex Sans" w:cs="IBM Plex Sans" w:eastAsia="IBM Plex Sans" w:hAnsi="IBM Plex Sans"/>
               <w:rtl w:val="0"/>
             </w:rPr>
-            <w:t xml:space="preserve">La plataforma se organiza en tres vistas principales (Inicio, Editor y Biblioteca), diseñadas bajo un enfoque mobile-first: el operario abre la web desde el navegador de su celular. En pantallas de escritorio (≥1024px) la navegación se reorganiza en una barra lateral (Sidebar) o menú superior; en celular se usa una barra de navegación inferior (Bottom Navigation Bar) con iconos y etiquetas, siguiendo los lineamientos del Design System del proyecto para garantizar alta legibilidad en entornos industriales.</w:t>
+            <w:t xml:space="preserve">La plataforma se organiza en tres vistas principales (Inicio, Editor y Biblioteca), diseñadas bajo un enfoque mobile-first: el operario abre la web desde el navegador de su celular. En celular y en computadora se usa la misma columna de hasta 430 px, con una barra de navegación inferior (Bottom Navigation Bar) con iconos y etiquetas, siguiendo los lineamientos del Design System del proyecto para garantizar alta legibilidad en entornos industriales.</w:t>
           </w:r>
         </w:sdtContent>
       </w:sdt>
@@ -4471,7 +4471,7 @@
                 <w:rFonts w:ascii="IBM Plex Sans" w:cs="IBM Plex Sans" w:eastAsia="IBM Plex Sans" w:hAnsi="IBM Plex Sans"/>
                 <w:rtl w:val="0"/>
               </w:rPr>
-              <w:t>nombre, filas, columnas, matriz_pasadas (JSONB), matriz_ligamento (JSONB), colores_filas (JSONB), metadata (JSONB)</w:t>
+              <w:t>nombre, filas (1 a 300), columnas (1 a 8), matriz_pasadas (JSONB), matriz_ligamento (JSONB), repeticiones_por_fila, colores_filas (JSONB), metadata (JSONB), metros_por_pasada, creado_por_invitado</w:t>
             </w:r>
           </w:p>
         </w:tc>
@@ -4563,7 +4563,7 @@
                 <w:rFonts w:ascii="IBM Plex Sans" w:cs="IBM Plex Sans" w:eastAsia="IBM Plex Sans" w:hAnsi="IBM Plex Sans"/>
                 <w:rtl w:val="0"/>
               </w:rPr>
-              <w:t>codigo, nombre, estado (apagado/tejiendo/pausado/error), patron_actual_id</w:t>
+              <w:t>codigo, nombre, estado (apagado/tejiendo/pausado/error), motivo_pausa, patron_actual_id, elementos_seleccion, y las señales del ESP32 (último sondeo, órdenes de Retroceder, retrocesos contados, uso manual de la botonera, posición incierta)</w:t>
             </w:r>
           </w:p>
         </w:tc>
@@ -4663,7 +4663,7 @@
                 <w:rFonts w:ascii="IBM Plex Sans" w:cs="IBM Plex Sans" w:eastAsia="IBM Plex Sans" w:hAnsi="IBM Plex Sans"/>
                 <w:rtl w:val="0"/>
               </w:rPr>
-              <w:t>telar_id, patron_id, fecha_inicio, fecha_fin, pasadas_totales, fila_actual, columna_actual, pasada_actual, vueltas_completadas, estado</w:t>
+              <w:t>telar_id, patron_id, fecha_inicio, fecha_fin, fila_actual, repeticion_en_fila, vueltas_completadas, pasadas_totales (estimadas por reloj), pasadas_sensor (medidas), conteo_validado, estado</w:t>
             </w:r>
           </w:p>
         </w:tc>
@@ -4951,7 +4951,7 @@
           <w:rFonts w:ascii="IBM Plex Sans" w:cs="IBM Plex Sans" w:eastAsia="IBM Plex Sans" w:hAnsi="IBM Plex Sans"/>
           <w:rtl w:val="0"/>
         </w:rPr>
-        <w:t>El almacenamiento persistente utiliza PostgreSQL (alojado en Neon) aprovechando sus capacidades relacionales y el tipo de dato nativo JSONB para las matrices de patrones. A continuación, el esquema real:</w:t>
+        <w:t>El almacenamiento persistente utiliza PostgreSQL (alojado en Neon) aprovechando sus capacidades relacionales y el tipo de dato nativo JSONB para las matrices de patrones. A continuación, el esquema actual, resumido (la definición completa, con todas las restricciones, está en database/01_base_de_datos_completa.sql):</w:t>
       </w:r>
     </w:p>
     <w:p>
@@ -4984,167 +4984,7 @@
           <w:sz w:val="16"/>
           <w:rtl w:val="0"/>
         </w:rPr>
-        <w:t>CREATE TABLE patrones (</w:t>
-      </w:r>
-    </w:p>
-    <w:p>
-      <w:pPr>
-        <w:spacing w:after="0" w:before="0" w:line="240" w:lineRule="auto"/>
-        <w:jc w:val="both"/>
-        <w:rPr>
-          <w:rFonts w:ascii="IBM Plex Sans" w:cs="IBM Plex Sans" w:eastAsia="IBM Plex Sans" w:hAnsi="IBM Plex Sans"/>
-        </w:rPr>
-      </w:pPr>
-      <w:r>
-        <w:rPr>
-          <w:rFonts w:ascii="IBM Plex Sans" w:cs="IBM Plex Sans" w:eastAsia="IBM Plex Sans" w:hAnsi="IBM Plex Sans"/>
-          <w:rtl w:val="0"/>
-        </w:rPr>
-        <w:t xml:space="preserve">  id                SERIAL PRIMARY KEY,</w:t>
-      </w:r>
-    </w:p>
-    <w:p>
-      <w:pPr>
-        <w:spacing w:after="0" w:before="0" w:line="240" w:lineRule="auto"/>
-        <w:jc w:val="both"/>
-        <w:rPr>
-          <w:rFonts w:ascii="IBM Plex Sans" w:cs="IBM Plex Sans" w:eastAsia="IBM Plex Sans" w:hAnsi="IBM Plex Sans"/>
-        </w:rPr>
-      </w:pPr>
-      <w:r>
-        <w:rPr>
-          <w:rFonts w:ascii="IBM Plex Sans" w:cs="IBM Plex Sans" w:eastAsia="IBM Plex Sans" w:hAnsi="IBM Plex Sans"/>
-          <w:rtl w:val="0"/>
-        </w:rPr>
-        <w:t xml:space="preserve">  nombre            TEXT NOT NULL UNIQUE,</w:t>
-      </w:r>
-    </w:p>
-    <w:p>
-      <w:pPr>
-        <w:spacing w:after="0" w:before="0" w:line="240" w:lineRule="auto"/>
-        <w:jc w:val="both"/>
-        <w:rPr>
-          <w:rFonts w:ascii="IBM Plex Sans" w:cs="IBM Plex Sans" w:eastAsia="IBM Plex Sans" w:hAnsi="IBM Plex Sans"/>
-        </w:rPr>
-      </w:pPr>
-      <w:r>
-        <w:rPr>
-          <w:rFonts w:ascii="IBM Plex Sans" w:cs="IBM Plex Sans" w:eastAsia="IBM Plex Sans" w:hAnsi="IBM Plex Sans"/>
-          <w:rtl w:val="0"/>
-        </w:rPr>
-        <w:t xml:space="preserve">  filas             INTEGER NOT NULL CHECK (filas &gt; 0),</w:t>
-      </w:r>
-    </w:p>
-    <w:p>
-      <w:pPr>
-        <w:spacing w:after="0" w:before="0" w:line="240" w:lineRule="auto"/>
-        <w:jc w:val="both"/>
-        <w:rPr>
-          <w:rFonts w:ascii="IBM Plex Sans" w:cs="IBM Plex Sans" w:eastAsia="IBM Plex Sans" w:hAnsi="IBM Plex Sans"/>
-        </w:rPr>
-      </w:pPr>
-      <w:r>
-        <w:rPr>
-          <w:rFonts w:ascii="IBM Plex Sans" w:cs="IBM Plex Sans" w:eastAsia="IBM Plex Sans" w:hAnsi="IBM Plex Sans"/>
-          <w:rtl w:val="0"/>
-        </w:rPr>
-        <w:t xml:space="preserve">  columnas          INTEGER NOT NULL CHECK (columnas &gt; 0),</w:t>
-      </w:r>
-    </w:p>
-    <w:p>
-      <w:pPr>
-        <w:spacing w:after="0" w:before="0" w:line="240" w:lineRule="auto"/>
-        <w:jc w:val="both"/>
-        <w:rPr>
-          <w:rFonts w:ascii="IBM Plex Sans" w:cs="IBM Plex Sans" w:eastAsia="IBM Plex Sans" w:hAnsi="IBM Plex Sans"/>
-        </w:rPr>
-      </w:pPr>
-      <w:r>
-        <w:rPr>
-          <w:rFonts w:ascii="IBM Plex Sans" w:cs="IBM Plex Sans" w:eastAsia="IBM Plex Sans" w:hAnsi="IBM Plex Sans"/>
-          <w:rtl w:val="0"/>
-        </w:rPr>
-        <w:t xml:space="preserve">  matriz_pasadas    JSONB NOT NULL,   -- repeticiones de fila (enteros 0,1,2,3...)</w:t>
-      </w:r>
-    </w:p>
-    <w:p>
-      <w:pPr>
-        <w:spacing w:after="0" w:before="0" w:line="240" w:lineRule="auto"/>
-        <w:jc w:val="both"/>
-        <w:rPr>
-          <w:rFonts w:ascii="IBM Plex Sans" w:cs="IBM Plex Sans" w:eastAsia="IBM Plex Sans" w:hAnsi="IBM Plex Sans"/>
-        </w:rPr>
-      </w:pPr>
-      <w:r>
-        <w:rPr>
-          <w:rFonts w:ascii="IBM Plex Sans" w:cs="IBM Plex Sans" w:eastAsia="IBM Plex Sans" w:hAnsi="IBM Plex Sans"/>
-          <w:rtl w:val="0"/>
-        </w:rPr>
-        <w:t xml:space="preserve">  matriz_ligamento  JSONB,            -- binario (0/1), derivado automáticamente</w:t>
-      </w:r>
-    </w:p>
-    <w:p>
-      <w:pPr>
-        <w:spacing w:after="0" w:before="0" w:line="240" w:lineRule="auto"/>
-        <w:jc w:val="both"/>
-        <w:rPr>
-          <w:rFonts w:ascii="IBM Plex Sans" w:cs="IBM Plex Sans" w:eastAsia="IBM Plex Sans" w:hAnsi="IBM Plex Sans"/>
-        </w:rPr>
-      </w:pPr>
-      <w:r>
-        <w:rPr>
-          <w:rFonts w:ascii="IBM Plex Sans" w:cs="IBM Plex Sans" w:eastAsia="IBM Plex Sans" w:hAnsi="IBM Plex Sans"/>
-          <w:rtl w:val="0"/>
-        </w:rPr>
-        <w:t xml:space="preserve">  colores_filas     JSONB,            -- color de hilo por fila</w:t>
-      </w:r>
-    </w:p>
-    <w:p>
-      <w:pPr>
-        <w:spacing w:after="0" w:before="0" w:line="240" w:lineRule="auto"/>
-        <w:jc w:val="both"/>
-        <w:rPr>
-          <w:rFonts w:ascii="IBM Plex Sans" w:cs="IBM Plex Sans" w:eastAsia="IBM Plex Sans" w:hAnsi="IBM Plex Sans"/>
-        </w:rPr>
-      </w:pPr>
-      <w:r>
-        <w:rPr>
-          <w:rFonts w:ascii="IBM Plex Sans" w:cs="IBM Plex Sans" w:eastAsia="IBM Plex Sans" w:hAnsi="IBM Plex Sans"/>
-          <w:rtl w:val="0"/>
-        </w:rPr>
-        <w:t xml:space="preserve">  metadata          JSONB,            -- ej: {"tipo": "Tafetán"}</w:t>
-      </w:r>
-    </w:p>
-    <w:p>
-      <w:pPr>
-        <w:spacing w:after="0" w:before="0" w:line="240" w:lineRule="auto"/>
-        <w:jc w:val="both"/>
-        <w:rPr>
-          <w:rFonts w:ascii="IBM Plex Sans" w:cs="IBM Plex Sans" w:eastAsia="IBM Plex Sans" w:hAnsi="IBM Plex Sans"/>
-        </w:rPr>
-      </w:pPr>
-      <w:r>
-        <w:rPr>
-          <w:rFonts w:ascii="IBM Plex Sans" w:cs="IBM Plex Sans" w:eastAsia="IBM Plex Sans" w:hAnsi="IBM Plex Sans"/>
-          <w:rtl w:val="0"/>
-        </w:rPr>
-        <w:t xml:space="preserve">  creado_at         TIMESTAMPTZ NOT NULL DEFAULT now(),</w:t>
-      </w:r>
-    </w:p>
-    <w:p>
-      <w:pPr>
-        <w:spacing w:after="0" w:before="0" w:line="240" w:lineRule="auto"/>
-        <w:jc w:val="both"/>
-        <w:rPr>
-          <w:rFonts w:ascii="IBM Plex Sans" w:cs="IBM Plex Sans" w:eastAsia="IBM Plex Sans" w:hAnsi="IBM Plex Sans"/>
-        </w:rPr>
-      </w:pPr>
-      <w:r>
-        <w:rPr>
-          <w:rFonts w:ascii="IBM Plex Sans" w:cs="IBM Plex Sans" w:eastAsia="IBM Plex Sans" w:hAnsi="IBM Plex Sans"/>
-          <w:rtl w:val="0"/>
-        </w:rPr>
-        <w:t xml:space="preserve">  modificado_at     TIMESTAMPTZ NOT NULL DEFAULT now()</w:t>
+        <w:t xml:space="preserve">CREATE TABLE patrones (</w:t>
       </w:r>
     </w:p>
     <w:p>
@@ -5162,21 +5002,7 @@
           <w:sz w:val="16"/>
           <w:rtl w:val="0"/>
         </w:rPr>
-        <w:t>);</w:t>
-      </w:r>
-    </w:p>
-    <w:p>
-      <w:pPr>
-        <w:spacing w:after="0" w:before="0" w:line="240" w:lineRule="auto"/>
-        <w:rPr>
-          <w:rFonts w:ascii="IBM Plex Sans" w:cs="IBM Plex Sans" w:eastAsia="IBM Plex Sans" w:hAnsi="IBM Plex Sans"/>
-        </w:rPr>
-      </w:pPr>
-      <w:r>
-        <w:rPr>
-          <w:rFonts w:ascii="IBM Plex Sans" w:hAnsi="IBM Plex Sans" w:cs="IBM Plex Sans" w:eastAsia="IBM Plex Sans"/>
-          <w:rtl w:val="0"/>
-        </w:rPr>
+        <w:t xml:space="preserve">  id                     SERIAL PRIMARY KEY,</w:t>
       </w:r>
     </w:p>
     <w:p>
@@ -5194,119 +5020,7 @@
           <w:sz w:val="16"/>
           <w:rtl w:val="0"/>
         </w:rPr>
-        <w:t>CREATE TABLE telares (</w:t>
-      </w:r>
-    </w:p>
-    <w:p>
-      <w:pPr>
-        <w:spacing w:after="0" w:before="0" w:line="240" w:lineRule="auto"/>
-        <w:jc w:val="both"/>
-        <w:rPr>
-          <w:rFonts w:ascii="IBM Plex Sans" w:cs="IBM Plex Sans" w:eastAsia="IBM Plex Sans" w:hAnsi="IBM Plex Sans"/>
-        </w:rPr>
-      </w:pPr>
-      <w:r>
-        <w:rPr>
-          <w:rFonts w:ascii="IBM Plex Sans" w:cs="IBM Plex Sans" w:eastAsia="IBM Plex Sans" w:hAnsi="IBM Plex Sans"/>
-          <w:rtl w:val="0"/>
-        </w:rPr>
-        <w:t xml:space="preserve">  id                SERIAL PRIMARY KEY,</w:t>
-      </w:r>
-    </w:p>
-    <w:p>
-      <w:pPr>
-        <w:spacing w:after="0" w:before="0" w:line="240" w:lineRule="auto"/>
-        <w:jc w:val="both"/>
-        <w:rPr>
-          <w:rFonts w:ascii="IBM Plex Sans" w:cs="IBM Plex Sans" w:eastAsia="IBM Plex Sans" w:hAnsi="IBM Plex Sans"/>
-        </w:rPr>
-      </w:pPr>
-      <w:r>
-        <w:rPr>
-          <w:rFonts w:ascii="IBM Plex Sans" w:cs="IBM Plex Sans" w:eastAsia="IBM Plex Sans" w:hAnsi="IBM Plex Sans"/>
-          <w:rtl w:val="0"/>
-        </w:rPr>
-        <w:t xml:space="preserve">  codigo            TEXT NOT NULL UNIQUE,   -- ej: "TELAR-01"</w:t>
-      </w:r>
-    </w:p>
-    <w:p>
-      <w:pPr>
-        <w:spacing w:after="0" w:before="0" w:line="240" w:lineRule="auto"/>
-        <w:jc w:val="both"/>
-        <w:rPr>
-          <w:rFonts w:ascii="IBM Plex Sans" w:cs="IBM Plex Sans" w:eastAsia="IBM Plex Sans" w:hAnsi="IBM Plex Sans"/>
-        </w:rPr>
-      </w:pPr>
-      <w:r>
-        <w:rPr>
-          <w:rFonts w:ascii="IBM Plex Sans" w:cs="IBM Plex Sans" w:eastAsia="IBM Plex Sans" w:hAnsi="IBM Plex Sans"/>
-          <w:rtl w:val="0"/>
-        </w:rPr>
-        <w:t xml:space="preserve">  nombre            TEXT,</w:t>
-      </w:r>
-    </w:p>
-    <w:p>
-      <w:pPr>
-        <w:spacing w:after="0" w:before="0" w:line="240" w:lineRule="auto"/>
-        <w:jc w:val="both"/>
-        <w:rPr>
-          <w:rFonts w:ascii="IBM Plex Sans" w:cs="IBM Plex Sans" w:eastAsia="IBM Plex Sans" w:hAnsi="IBM Plex Sans"/>
-        </w:rPr>
-      </w:pPr>
-      <w:r>
-        <w:rPr>
-          <w:rFonts w:ascii="IBM Plex Sans" w:cs="IBM Plex Sans" w:eastAsia="IBM Plex Sans" w:hAnsi="IBM Plex Sans"/>
-          <w:rtl w:val="0"/>
-        </w:rPr>
-        <w:t xml:space="preserve">  estado            TEXT NOT NULL DEFAULT 'apagado'</w:t>
-      </w:r>
-    </w:p>
-    <w:p>
-      <w:pPr>
-        <w:spacing w:after="0" w:before="0" w:line="240" w:lineRule="auto"/>
-        <w:jc w:val="both"/>
-        <w:rPr>
-          <w:rFonts w:ascii="IBM Plex Sans" w:cs="IBM Plex Sans" w:eastAsia="IBM Plex Sans" w:hAnsi="IBM Plex Sans"/>
-        </w:rPr>
-      </w:pPr>
-      <w:r>
-        <w:rPr>
-          <w:rFonts w:ascii="IBM Plex Sans" w:cs="IBM Plex Sans" w:eastAsia="IBM Plex Sans" w:hAnsi="IBM Plex Sans"/>
-          <w:rtl w:val="0"/>
-        </w:rPr>
-        <w:t xml:space="preserve">                      CHECK (estado IN ('apagado','tejiendo','pausado','error')),</w:t>
-      </w:r>
-    </w:p>
-    <w:p>
-      <w:pPr>
-        <w:spacing w:after="0" w:before="0" w:line="240" w:lineRule="auto"/>
-        <w:jc w:val="both"/>
-        <w:rPr>
-          <w:rFonts w:ascii="IBM Plex Sans" w:cs="IBM Plex Sans" w:eastAsia="IBM Plex Sans" w:hAnsi="IBM Plex Sans"/>
-        </w:rPr>
-      </w:pPr>
-      <w:r>
-        <w:rPr>
-          <w:rFonts w:ascii="IBM Plex Sans" w:cs="IBM Plex Sans" w:eastAsia="IBM Plex Sans" w:hAnsi="IBM Plex Sans"/>
-          <w:rtl w:val="0"/>
-        </w:rPr>
-        <w:t xml:space="preserve">  patron_actual_id  INTEGER REFERENCES patrones(id) ON DELETE SET NULL,</w:t>
-      </w:r>
-    </w:p>
-    <w:p>
-      <w:pPr>
-        <w:spacing w:after="0" w:before="0" w:line="240" w:lineRule="auto"/>
-        <w:jc w:val="both"/>
-        <w:rPr>
-          <w:rFonts w:ascii="IBM Plex Sans" w:cs="IBM Plex Sans" w:eastAsia="IBM Plex Sans" w:hAnsi="IBM Plex Sans"/>
-        </w:rPr>
-      </w:pPr>
-      <w:r>
-        <w:rPr>
-          <w:rFonts w:ascii="IBM Plex Sans" w:cs="IBM Plex Sans" w:eastAsia="IBM Plex Sans" w:hAnsi="IBM Plex Sans"/>
-          <w:rtl w:val="0"/>
-        </w:rPr>
-        <w:t xml:space="preserve">  creado_at         TIMESTAMPTZ NOT NULL DEFAULT now()</w:t>
+        <w:t xml:space="preserve">  nombre                 TEXT NOT NULL UNIQUE,</w:t>
       </w:r>
     </w:p>
     <w:p>
@@ -5324,21 +5038,7 @@
           <w:sz w:val="16"/>
           <w:rtl w:val="0"/>
         </w:rPr>
-        <w:t>);</w:t>
-      </w:r>
-    </w:p>
-    <w:p>
-      <w:pPr>
-        <w:spacing w:after="0" w:before="0" w:line="240" w:lineRule="auto"/>
-        <w:rPr>
-          <w:rFonts w:ascii="IBM Plex Sans" w:cs="IBM Plex Sans" w:eastAsia="IBM Plex Sans" w:hAnsi="IBM Plex Sans"/>
-        </w:rPr>
-      </w:pPr>
-      <w:r>
-        <w:rPr>
-          <w:rFonts w:ascii="IBM Plex Sans" w:hAnsi="IBM Plex Sans" w:cs="IBM Plex Sans" w:eastAsia="IBM Plex Sans"/>
-          <w:rtl w:val="0"/>
-        </w:rPr>
+        <w:t xml:space="preserve">  filas                  INTEGER NOT NULL CHECK (filas BETWEEN 1 AND 300),</w:t>
       </w:r>
     </w:p>
     <w:p>
@@ -5356,199 +5056,7 @@
           <w:sz w:val="16"/>
           <w:rtl w:val="0"/>
         </w:rPr>
-        <w:t>CREATE TABLE historial_produccion (</w:t>
-      </w:r>
-    </w:p>
-    <w:p>
-      <w:pPr>
-        <w:spacing w:after="0" w:before="0" w:line="240" w:lineRule="auto"/>
-        <w:jc w:val="both"/>
-        <w:rPr>
-          <w:rFonts w:ascii="IBM Plex Sans" w:cs="IBM Plex Sans" w:eastAsia="IBM Plex Sans" w:hAnsi="IBM Plex Sans"/>
-        </w:rPr>
-      </w:pPr>
-      <w:r>
-        <w:rPr>
-          <w:rFonts w:ascii="IBM Plex Sans" w:cs="IBM Plex Sans" w:eastAsia="IBM Plex Sans" w:hAnsi="IBM Plex Sans"/>
-          <w:rtl w:val="0"/>
-        </w:rPr>
-        <w:t xml:space="preserve">  id                   SERIAL PRIMARY KEY,</w:t>
-      </w:r>
-    </w:p>
-    <w:p>
-      <w:pPr>
-        <w:spacing w:after="0" w:before="0" w:line="240" w:lineRule="auto"/>
-        <w:jc w:val="both"/>
-        <w:rPr>
-          <w:rFonts w:ascii="IBM Plex Sans" w:cs="IBM Plex Sans" w:eastAsia="IBM Plex Sans" w:hAnsi="IBM Plex Sans"/>
-        </w:rPr>
-      </w:pPr>
-      <w:r>
-        <w:rPr>
-          <w:rFonts w:ascii="IBM Plex Sans" w:cs="IBM Plex Sans" w:eastAsia="IBM Plex Sans" w:hAnsi="IBM Plex Sans"/>
-          <w:rtl w:val="0"/>
-        </w:rPr>
-        <w:t xml:space="preserve">  telar_id             INTEGER NOT NULL REFERENCES telares(id),</w:t>
-      </w:r>
-    </w:p>
-    <w:p>
-      <w:pPr>
-        <w:spacing w:after="0" w:before="0" w:line="240" w:lineRule="auto"/>
-        <w:jc w:val="both"/>
-        <w:rPr>
-          <w:rFonts w:ascii="IBM Plex Sans" w:cs="IBM Plex Sans" w:eastAsia="IBM Plex Sans" w:hAnsi="IBM Plex Sans"/>
-        </w:rPr>
-      </w:pPr>
-      <w:r>
-        <w:rPr>
-          <w:rFonts w:ascii="IBM Plex Sans" w:cs="IBM Plex Sans" w:eastAsia="IBM Plex Sans" w:hAnsi="IBM Plex Sans"/>
-          <w:rtl w:val="0"/>
-        </w:rPr>
-        <w:t xml:space="preserve">  patron_id            INTEGER NOT NULL REFERENCES patrones(id),</w:t>
-      </w:r>
-    </w:p>
-    <w:p>
-      <w:pPr>
-        <w:spacing w:after="0" w:before="0" w:line="240" w:lineRule="auto"/>
-        <w:jc w:val="both"/>
-        <w:rPr>
-          <w:rFonts w:ascii="IBM Plex Sans" w:cs="IBM Plex Sans" w:eastAsia="IBM Plex Sans" w:hAnsi="IBM Plex Sans"/>
-        </w:rPr>
-      </w:pPr>
-      <w:r>
-        <w:rPr>
-          <w:rFonts w:ascii="IBM Plex Sans" w:cs="IBM Plex Sans" w:eastAsia="IBM Plex Sans" w:hAnsi="IBM Plex Sans"/>
-          <w:rtl w:val="0"/>
-        </w:rPr>
-        <w:t xml:space="preserve">  fecha_inicio         TIMESTAMPTZ NOT NULL DEFAULT now(),</w:t>
-      </w:r>
-    </w:p>
-    <w:p>
-      <w:pPr>
-        <w:spacing w:after="0" w:before="0" w:line="240" w:lineRule="auto"/>
-        <w:jc w:val="both"/>
-        <w:rPr>
-          <w:rFonts w:ascii="IBM Plex Sans" w:cs="IBM Plex Sans" w:eastAsia="IBM Plex Sans" w:hAnsi="IBM Plex Sans"/>
-        </w:rPr>
-      </w:pPr>
-      <w:r>
-        <w:rPr>
-          <w:rFonts w:ascii="IBM Plex Sans" w:cs="IBM Plex Sans" w:eastAsia="IBM Plex Sans" w:hAnsi="IBM Plex Sans"/>
-          <w:rtl w:val="0"/>
-        </w:rPr>
-        <w:t xml:space="preserve">  fecha_fin            TIMESTAMPTZ,        -- NULL mientras está en curso</w:t>
-      </w:r>
-    </w:p>
-    <w:p>
-      <w:pPr>
-        <w:spacing w:after="0" w:before="0" w:line="240" w:lineRule="auto"/>
-        <w:jc w:val="both"/>
-        <w:rPr>
-          <w:rFonts w:ascii="IBM Plex Sans" w:cs="IBM Plex Sans" w:eastAsia="IBM Plex Sans" w:hAnsi="IBM Plex Sans"/>
-        </w:rPr>
-      </w:pPr>
-      <w:r>
-        <w:rPr>
-          <w:rFonts w:ascii="IBM Plex Sans" w:cs="IBM Plex Sans" w:eastAsia="IBM Plex Sans" w:hAnsi="IBM Plex Sans"/>
-          <w:rtl w:val="0"/>
-        </w:rPr>
-        <w:t xml:space="preserve">  pasadas_totales      INTEGER DEFAULT 0,</w:t>
-      </w:r>
-    </w:p>
-    <w:p>
-      <w:pPr>
-        <w:spacing w:after="0" w:before="0" w:line="240" w:lineRule="auto"/>
-        <w:jc w:val="both"/>
-        <w:rPr>
-          <w:rFonts w:ascii="IBM Plex Sans" w:cs="IBM Plex Sans" w:eastAsia="IBM Plex Sans" w:hAnsi="IBM Plex Sans"/>
-        </w:rPr>
-      </w:pPr>
-      <w:r>
-        <w:rPr>
-          <w:rFonts w:ascii="IBM Plex Sans" w:cs="IBM Plex Sans" w:eastAsia="IBM Plex Sans" w:hAnsi="IBM Plex Sans"/>
-          <w:rtl w:val="0"/>
-        </w:rPr>
-        <w:t xml:space="preserve">  fila_actual          INTEGER DEFAULT 0,  -- posición exacta para retroceder</w:t>
-      </w:r>
-    </w:p>
-    <w:p>
-      <w:pPr>
-        <w:spacing w:after="0" w:before="0" w:line="240" w:lineRule="auto"/>
-        <w:jc w:val="both"/>
-        <w:rPr>
-          <w:rFonts w:ascii="IBM Plex Sans" w:cs="IBM Plex Sans" w:eastAsia="IBM Plex Sans" w:hAnsi="IBM Plex Sans"/>
-        </w:rPr>
-      </w:pPr>
-      <w:r>
-        <w:rPr>
-          <w:rFonts w:ascii="IBM Plex Sans" w:cs="IBM Plex Sans" w:eastAsia="IBM Plex Sans" w:hAnsi="IBM Plex Sans"/>
-          <w:rtl w:val="0"/>
-        </w:rPr>
-        <w:t xml:space="preserve">  columna_actual       INTEGER DEFAULT 0,</w:t>
-      </w:r>
-    </w:p>
-    <w:p>
-      <w:pPr>
-        <w:spacing w:after="0" w:before="0" w:line="240" w:lineRule="auto"/>
-        <w:jc w:val="both"/>
-        <w:rPr>
-          <w:rFonts w:ascii="IBM Plex Sans" w:cs="IBM Plex Sans" w:eastAsia="IBM Plex Sans" w:hAnsi="IBM Plex Sans"/>
-        </w:rPr>
-      </w:pPr>
-      <w:r>
-        <w:rPr>
-          <w:rFonts w:ascii="IBM Plex Sans" w:cs="IBM Plex Sans" w:eastAsia="IBM Plex Sans" w:hAnsi="IBM Plex Sans"/>
-          <w:rtl w:val="0"/>
-        </w:rPr>
-        <w:t xml:space="preserve">  pasada_actual        INTEGER DEFAULT 0,</w:t>
-      </w:r>
-    </w:p>
-    <w:p>
-      <w:pPr>
-        <w:spacing w:after="0" w:before="0" w:line="240" w:lineRule="auto"/>
-        <w:jc w:val="both"/>
-        <w:rPr>
-          <w:rFonts w:ascii="IBM Plex Sans" w:cs="IBM Plex Sans" w:eastAsia="IBM Plex Sans" w:hAnsi="IBM Plex Sans"/>
-        </w:rPr>
-      </w:pPr>
-      <w:r>
-        <w:rPr>
-          <w:rFonts w:ascii="IBM Plex Sans" w:cs="IBM Plex Sans" w:eastAsia="IBM Plex Sans" w:hAnsi="IBM Plex Sans"/>
-          <w:rtl w:val="0"/>
-        </w:rPr>
-        <w:t xml:space="preserve">  vueltas_completadas  INTEGER DEFAULT 0,  -- el tejido no tiene "final": es un bucle</w:t>
-      </w:r>
-    </w:p>
-    <w:p>
-      <w:pPr>
-        <w:spacing w:after="0" w:before="0" w:line="240" w:lineRule="auto"/>
-        <w:jc w:val="both"/>
-        <w:rPr>
-          <w:rFonts w:ascii="IBM Plex Sans" w:cs="IBM Plex Sans" w:eastAsia="IBM Plex Sans" w:hAnsi="IBM Plex Sans"/>
-        </w:rPr>
-      </w:pPr>
-      <w:r>
-        <w:rPr>
-          <w:rFonts w:ascii="IBM Plex Sans" w:cs="IBM Plex Sans" w:eastAsia="IBM Plex Sans" w:hAnsi="IBM Plex Sans"/>
-          <w:rtl w:val="0"/>
-        </w:rPr>
-        <w:t xml:space="preserve">  estado               TEXT NOT NULL DEFAULT 'en_curso'</w:t>
-      </w:r>
-    </w:p>
-    <w:p>
-      <w:pPr>
-        <w:spacing w:after="0" w:before="0" w:line="240" w:lineRule="auto"/>
-        <w:jc w:val="both"/>
-        <w:rPr>
-          <w:rFonts w:ascii="IBM Plex Sans" w:cs="IBM Plex Sans" w:eastAsia="IBM Plex Sans" w:hAnsi="IBM Plex Sans"/>
-        </w:rPr>
-      </w:pPr>
-      <w:r>
-        <w:rPr>
-          <w:rFonts w:ascii="IBM Plex Sans" w:cs="IBM Plex Sans" w:eastAsia="IBM Plex Sans" w:hAnsi="IBM Plex Sans"/>
-          <w:rtl w:val="0"/>
-        </w:rPr>
-        <w:t xml:space="preserve">                          CHECK (estado IN ('en_curso','finalizado','detenido_manual'))</w:t>
+        <w:t xml:space="preserve">  columnas               INTEGER NOT NULL CHECK (columnas BETWEEN 1 AND 8),  -- una por bobina</w:t>
       </w:r>
     </w:p>
     <w:p>
@@ -5566,21 +5074,7 @@
           <w:sz w:val="16"/>
           <w:rtl w:val="0"/>
         </w:rPr>
-        <w:t>);</w:t>
-      </w:r>
-    </w:p>
-    <w:p>
-      <w:pPr>
-        <w:spacing w:after="0" w:before="0" w:line="240" w:lineRule="auto"/>
-        <w:rPr>
-          <w:rFonts w:ascii="IBM Plex Sans" w:cs="IBM Plex Sans" w:eastAsia="IBM Plex Sans" w:hAnsi="IBM Plex Sans"/>
-        </w:rPr>
-      </w:pPr>
-      <w:r>
-        <w:rPr>
-          <w:rFonts w:ascii="IBM Plex Sans" w:hAnsi="IBM Plex Sans" w:cs="IBM Plex Sans" w:eastAsia="IBM Plex Sans"/>
-          <w:rtl w:val="0"/>
-        </w:rPr>
+        <w:t xml:space="preserve">  matriz_pasadas         JSONB NOT NULL,   -- una fila por combinación; celda 1 = la bobina se activa</w:t>
       </w:r>
     </w:p>
     <w:p>
@@ -5598,103 +5092,7 @@
           <w:sz w:val="16"/>
           <w:rtl w:val="0"/>
         </w:rPr>
-        <w:t>CREATE TABLE errores_log (</w:t>
-      </w:r>
-    </w:p>
-    <w:p>
-      <w:pPr>
-        <w:spacing w:after="0" w:before="0" w:line="240" w:lineRule="auto"/>
-        <w:jc w:val="both"/>
-        <w:rPr>
-          <w:rFonts w:ascii="IBM Plex Sans" w:cs="IBM Plex Sans" w:eastAsia="IBM Plex Sans" w:hAnsi="IBM Plex Sans"/>
-        </w:rPr>
-      </w:pPr>
-      <w:r>
-        <w:rPr>
-          <w:rFonts w:ascii="IBM Plex Sans" w:cs="IBM Plex Sans" w:eastAsia="IBM Plex Sans" w:hAnsi="IBM Plex Sans"/>
-          <w:rtl w:val="0"/>
-        </w:rPr>
-        <w:t xml:space="preserve">  id          SERIAL PRIMARY KEY,</w:t>
-      </w:r>
-    </w:p>
-    <w:p>
-      <w:pPr>
-        <w:spacing w:after="0" w:before="0" w:line="240" w:lineRule="auto"/>
-        <w:jc w:val="both"/>
-        <w:rPr>
-          <w:rFonts w:ascii="IBM Plex Sans" w:cs="IBM Plex Sans" w:eastAsia="IBM Plex Sans" w:hAnsi="IBM Plex Sans"/>
-        </w:rPr>
-      </w:pPr>
-      <w:r>
-        <w:rPr>
-          <w:rFonts w:ascii="IBM Plex Sans" w:cs="IBM Plex Sans" w:eastAsia="IBM Plex Sans" w:hAnsi="IBM Plex Sans"/>
-          <w:rtl w:val="0"/>
-        </w:rPr>
-        <w:t xml:space="preserve">  telar_id    INTEGER REFERENCES telares(id),</w:t>
-      </w:r>
-    </w:p>
-    <w:p>
-      <w:pPr>
-        <w:spacing w:after="0" w:before="0" w:line="240" w:lineRule="auto"/>
-        <w:jc w:val="both"/>
-        <w:rPr>
-          <w:rFonts w:ascii="IBM Plex Sans" w:cs="IBM Plex Sans" w:eastAsia="IBM Plex Sans" w:hAnsi="IBM Plex Sans"/>
-        </w:rPr>
-      </w:pPr>
-      <w:r>
-        <w:rPr>
-          <w:rFonts w:ascii="IBM Plex Sans" w:cs="IBM Plex Sans" w:eastAsia="IBM Plex Sans" w:hAnsi="IBM Plex Sans"/>
-          <w:rtl w:val="0"/>
-        </w:rPr>
-        <w:t xml:space="preserve">  titulo      TEXT,</w:t>
-      </w:r>
-    </w:p>
-    <w:p>
-      <w:pPr>
-        <w:spacing w:after="0" w:before="0" w:line="240" w:lineRule="auto"/>
-        <w:jc w:val="both"/>
-        <w:rPr>
-          <w:rFonts w:ascii="IBM Plex Sans" w:cs="IBM Plex Sans" w:eastAsia="IBM Plex Sans" w:hAnsi="IBM Plex Sans"/>
-        </w:rPr>
-      </w:pPr>
-      <w:r>
-        <w:rPr>
-          <w:rFonts w:ascii="IBM Plex Sans" w:cs="IBM Plex Sans" w:eastAsia="IBM Plex Sans" w:hAnsi="IBM Plex Sans"/>
-          <w:rtl w:val="0"/>
-        </w:rPr>
-        <w:t xml:space="preserve">  mensaje     TEXT,</w:t>
-      </w:r>
-    </w:p>
-    <w:p>
-      <w:pPr>
-        <w:spacing w:after="0" w:before="0" w:line="240" w:lineRule="auto"/>
-        <w:jc w:val="both"/>
-        <w:rPr>
-          <w:rFonts w:ascii="IBM Plex Sans" w:cs="IBM Plex Sans" w:eastAsia="IBM Plex Sans" w:hAnsi="IBM Plex Sans"/>
-        </w:rPr>
-      </w:pPr>
-      <w:r>
-        <w:rPr>
-          <w:rFonts w:ascii="IBM Plex Sans" w:cs="IBM Plex Sans" w:eastAsia="IBM Plex Sans" w:hAnsi="IBM Plex Sans"/>
-          <w:rtl w:val="0"/>
-        </w:rPr>
-        <w:t xml:space="preserve">  codigo      TEXT,</w:t>
-      </w:r>
-    </w:p>
-    <w:p>
-      <w:pPr>
-        <w:spacing w:after="0" w:before="0" w:line="240" w:lineRule="auto"/>
-        <w:jc w:val="both"/>
-        <w:rPr>
-          <w:rFonts w:ascii="IBM Plex Sans" w:cs="IBM Plex Sans" w:eastAsia="IBM Plex Sans" w:hAnsi="IBM Plex Sans"/>
-        </w:rPr>
-      </w:pPr>
-      <w:r>
-        <w:rPr>
-          <w:rFonts w:ascii="IBM Plex Sans" w:cs="IBM Plex Sans" w:eastAsia="IBM Plex Sans" w:hAnsi="IBM Plex Sans"/>
-          <w:rtl w:val="0"/>
-        </w:rPr>
-        <w:t xml:space="preserve">  creado_at   TIMESTAMPTZ NOT NULL DEFAULT now()</w:t>
+        <w:t xml:space="preserve">  matriz_ligamento       JSONB,            -- binario (0/1), derivado automáticamente</w:t>
       </w:r>
     </w:p>
     <w:p>
@@ -5712,21 +5110,7 @@
           <w:sz w:val="16"/>
           <w:rtl w:val="0"/>
         </w:rPr>
-        <w:t>);</w:t>
-      </w:r>
-    </w:p>
-    <w:p>
-      <w:pPr>
-        <w:spacing w:after="0" w:before="0" w:line="240" w:lineRule="auto"/>
-        <w:rPr>
-          <w:rFonts w:ascii="IBM Plex Sans" w:cs="IBM Plex Sans" w:eastAsia="IBM Plex Sans" w:hAnsi="IBM Plex Sans"/>
-        </w:rPr>
-      </w:pPr>
-      <w:r>
-        <w:rPr>
-          <w:rFonts w:ascii="IBM Plex Sans" w:hAnsi="IBM Plex Sans" w:cs="IBM Plex Sans" w:eastAsia="IBM Plex Sans"/>
-          <w:rtl w:val="0"/>
-        </w:rPr>
+        <w:t xml:space="preserve">  repeticiones_por_fila  INTEGER[],        -- pasadas seguidas de cada fila (1 a 9999)</w:t>
       </w:r>
     </w:p>
     <w:p>
@@ -5744,7 +5128,7 @@
           <w:sz w:val="16"/>
           <w:rtl w:val="0"/>
         </w:rPr>
-        <w:t>-- Login biométrico (WebAuthn), la huella NUNCA se guarda ni viaja al</w:t>
+        <w:t xml:space="preserve">  colores_filas          JSONB,            -- color de hilo por fila (#RRGGBB)</w:t>
       </w:r>
     </w:p>
     <w:p>
@@ -5762,7 +5146,7 @@
           <w:sz w:val="16"/>
           <w:rtl w:val="0"/>
         </w:rPr>
-        <w:t>-- servidor: solo se almacenan las llaves públicas de los dispositivos.</w:t>
+        <w:t xml:space="preserve">  metadata               JSONB,            -- ej: {"tipo": "Tafetán"}</w:t>
       </w:r>
     </w:p>
     <w:p>
@@ -5780,103 +5164,7 @@
           <w:sz w:val="16"/>
           <w:rtl w:val="0"/>
         </w:rPr>
-        <w:t>CREATE TABLE usuarios (</w:t>
-      </w:r>
-    </w:p>
-    <w:p>
-      <w:pPr>
-        <w:spacing w:after="0" w:before="0" w:line="240" w:lineRule="auto"/>
-        <w:jc w:val="both"/>
-        <w:rPr>
-          <w:rFonts w:ascii="IBM Plex Sans" w:cs="IBM Plex Sans" w:eastAsia="IBM Plex Sans" w:hAnsi="IBM Plex Sans"/>
-        </w:rPr>
-      </w:pPr>
-      <w:r>
-        <w:rPr>
-          <w:rFonts w:ascii="IBM Plex Sans" w:cs="IBM Plex Sans" w:eastAsia="IBM Plex Sans" w:hAnsi="IBM Plex Sans"/>
-          <w:rtl w:val="0"/>
-        </w:rPr>
-        <w:t xml:space="preserve">  id            SERIAL PRIMARY KEY,</w:t>
-      </w:r>
-    </w:p>
-    <w:p>
-      <w:pPr>
-        <w:spacing w:after="0" w:before="0" w:line="240" w:lineRule="auto"/>
-        <w:jc w:val="both"/>
-        <w:rPr>
-          <w:rFonts w:ascii="IBM Plex Sans" w:cs="IBM Plex Sans" w:eastAsia="IBM Plex Sans" w:hAnsi="IBM Plex Sans"/>
-        </w:rPr>
-      </w:pPr>
-      <w:r>
-        <w:rPr>
-          <w:rFonts w:ascii="IBM Plex Sans" w:cs="IBM Plex Sans" w:eastAsia="IBM Plex Sans" w:hAnsi="IBM Plex Sans"/>
-          <w:rtl w:val="0"/>
-        </w:rPr>
-        <w:t xml:space="preserve">  usuario       TEXT NOT NULL UNIQUE,</w:t>
-      </w:r>
-    </w:p>
-    <w:p>
-      <w:pPr>
-        <w:spacing w:after="0" w:before="0" w:line="240" w:lineRule="auto"/>
-        <w:jc w:val="both"/>
-        <w:rPr>
-          <w:rFonts w:ascii="IBM Plex Sans" w:cs="IBM Plex Sans" w:eastAsia="IBM Plex Sans" w:hAnsi="IBM Plex Sans"/>
-        </w:rPr>
-      </w:pPr>
-      <w:r>
-        <w:rPr>
-          <w:rFonts w:ascii="IBM Plex Sans" w:cs="IBM Plex Sans" w:eastAsia="IBM Plex Sans" w:hAnsi="IBM Plex Sans"/>
-          <w:rtl w:val="0"/>
-        </w:rPr>
-        <w:t xml:space="preserve">  nombre        TEXT,</w:t>
-      </w:r>
-    </w:p>
-    <w:p>
-      <w:pPr>
-        <w:spacing w:after="0" w:before="0" w:line="240" w:lineRule="auto"/>
-        <w:jc w:val="both"/>
-        <w:rPr>
-          <w:rFonts w:ascii="IBM Plex Sans" w:cs="IBM Plex Sans" w:eastAsia="IBM Plex Sans" w:hAnsi="IBM Plex Sans"/>
-        </w:rPr>
-      </w:pPr>
-      <w:r>
-        <w:rPr>
-          <w:rFonts w:ascii="IBM Plex Sans" w:cs="IBM Plex Sans" w:eastAsia="IBM Plex Sans" w:hAnsi="IBM Plex Sans"/>
-          <w:rtl w:val="0"/>
-        </w:rPr>
-        <w:t xml:space="preserve">  webauthn_id   TEXT NOT NULL UNIQUE,</w:t>
-      </w:r>
-    </w:p>
-    <w:p>
-      <w:pPr>
-        <w:spacing w:after="0" w:before="0" w:line="240" w:lineRule="auto"/>
-        <w:jc w:val="both"/>
-        <w:rPr>
-          <w:rFonts w:ascii="IBM Plex Sans" w:cs="IBM Plex Sans" w:eastAsia="IBM Plex Sans" w:hAnsi="IBM Plex Sans"/>
-        </w:rPr>
-      </w:pPr>
-      <w:r>
-        <w:rPr>
-          <w:rFonts w:ascii="IBM Plex Sans" w:cs="IBM Plex Sans" w:eastAsia="IBM Plex Sans" w:hAnsi="IBM Plex Sans"/>
-          <w:rtl w:val="0"/>
-        </w:rPr>
-        <w:t xml:space="preserve">  recovery_hash TEXT,</w:t>
-      </w:r>
-    </w:p>
-    <w:p>
-      <w:pPr>
-        <w:spacing w:after="0" w:before="0" w:line="240" w:lineRule="auto"/>
-        <w:jc w:val="both"/>
-        <w:rPr>
-          <w:rFonts w:ascii="IBM Plex Sans" w:cs="IBM Plex Sans" w:eastAsia="IBM Plex Sans" w:hAnsi="IBM Plex Sans"/>
-        </w:rPr>
-      </w:pPr>
-      <w:r>
-        <w:rPr>
-          <w:rFonts w:ascii="IBM Plex Sans" w:cs="IBM Plex Sans" w:eastAsia="IBM Plex Sans" w:hAnsi="IBM Plex Sans"/>
-          <w:rtl w:val="0"/>
-        </w:rPr>
-        <w:t xml:space="preserve">  creado_at     TIMESTAMPTZ NOT NULL DEFAULT now()</w:t>
+        <w:t xml:space="preserve">  metros_por_pasada      NUMERIC(10,6),    -- lo carga el operario; para pasar pasadas a metros</w:t>
       </w:r>
     </w:p>
     <w:p>
@@ -5894,21 +5182,7 @@
           <w:sz w:val="16"/>
           <w:rtl w:val="0"/>
         </w:rPr>
-        <w:t>);</w:t>
-      </w:r>
-    </w:p>
-    <w:p>
-      <w:pPr>
-        <w:spacing w:after="0" w:before="0" w:line="240" w:lineRule="auto"/>
-        <w:rPr>
-          <w:rFonts w:ascii="IBM Plex Sans" w:cs="IBM Plex Sans" w:eastAsia="IBM Plex Sans" w:hAnsi="IBM Plex Sans"/>
-        </w:rPr>
-      </w:pPr>
-      <w:r>
-        <w:rPr>
-          <w:rFonts w:ascii="IBM Plex Sans" w:hAnsi="IBM Plex Sans" w:cs="IBM Plex Sans" w:eastAsia="IBM Plex Sans"/>
-          <w:rtl w:val="0"/>
-        </w:rPr>
+        <w:t xml:space="preserve">  creado_por_invitado    BOOLEAN NOT NULL DEFAULT false,</w:t>
       </w:r>
     </w:p>
     <w:p>
@@ -5926,103 +5200,7 @@
           <w:sz w:val="16"/>
           <w:rtl w:val="0"/>
         </w:rPr>
-        <w:t>CREATE TABLE credenciales_biometricas (</w:t>
-      </w:r>
-    </w:p>
-    <w:p>
-      <w:pPr>
-        <w:spacing w:after="0" w:before="0" w:line="240" w:lineRule="auto"/>
-        <w:jc w:val="both"/>
-        <w:rPr>
-          <w:rFonts w:ascii="IBM Plex Sans" w:cs="IBM Plex Sans" w:eastAsia="IBM Plex Sans" w:hAnsi="IBM Plex Sans"/>
-        </w:rPr>
-      </w:pPr>
-      <w:r>
-        <w:rPr>
-          <w:rFonts w:ascii="IBM Plex Sans" w:cs="IBM Plex Sans" w:eastAsia="IBM Plex Sans" w:hAnsi="IBM Plex Sans"/>
-          <w:rtl w:val="0"/>
-        </w:rPr>
-        <w:t xml:space="preserve">  id            SERIAL PRIMARY KEY,</w:t>
-      </w:r>
-    </w:p>
-    <w:p>
-      <w:pPr>
-        <w:spacing w:after="0" w:before="0" w:line="240" w:lineRule="auto"/>
-        <w:jc w:val="both"/>
-        <w:rPr>
-          <w:rFonts w:ascii="IBM Plex Sans" w:cs="IBM Plex Sans" w:eastAsia="IBM Plex Sans" w:hAnsi="IBM Plex Sans"/>
-        </w:rPr>
-      </w:pPr>
-      <w:r>
-        <w:rPr>
-          <w:rFonts w:ascii="IBM Plex Sans" w:cs="IBM Plex Sans" w:eastAsia="IBM Plex Sans" w:hAnsi="IBM Plex Sans"/>
-          <w:rtl w:val="0"/>
-        </w:rPr>
-        <w:t xml:space="preserve">  usuario_id    INTEGER NOT NULL REFERENCES usuarios(id) ON DELETE CASCADE,</w:t>
-      </w:r>
-    </w:p>
-    <w:p>
-      <w:pPr>
-        <w:spacing w:after="0" w:before="0" w:line="240" w:lineRule="auto"/>
-        <w:jc w:val="both"/>
-        <w:rPr>
-          <w:rFonts w:ascii="IBM Plex Sans" w:cs="IBM Plex Sans" w:eastAsia="IBM Plex Sans" w:hAnsi="IBM Plex Sans"/>
-        </w:rPr>
-      </w:pPr>
-      <w:r>
-        <w:rPr>
-          <w:rFonts w:ascii="IBM Plex Sans" w:cs="IBM Plex Sans" w:eastAsia="IBM Plex Sans" w:hAnsi="IBM Plex Sans"/>
-          <w:rtl w:val="0"/>
-        </w:rPr>
-        <w:t xml:space="preserve">  credential_id TEXT NOT NULL UNIQUE,</w:t>
-      </w:r>
-    </w:p>
-    <w:p>
-      <w:pPr>
-        <w:spacing w:after="0" w:before="0" w:line="240" w:lineRule="auto"/>
-        <w:jc w:val="both"/>
-        <w:rPr>
-          <w:rFonts w:ascii="IBM Plex Sans" w:cs="IBM Plex Sans" w:eastAsia="IBM Plex Sans" w:hAnsi="IBM Plex Sans"/>
-        </w:rPr>
-      </w:pPr>
-      <w:r>
-        <w:rPr>
-          <w:rFonts w:ascii="IBM Plex Sans" w:cs="IBM Plex Sans" w:eastAsia="IBM Plex Sans" w:hAnsi="IBM Plex Sans"/>
-          <w:rtl w:val="0"/>
-        </w:rPr>
-        <w:t xml:space="preserve">  public_key    TEXT NOT NULL,</w:t>
-      </w:r>
-    </w:p>
-    <w:p>
-      <w:pPr>
-        <w:spacing w:after="0" w:before="0" w:line="240" w:lineRule="auto"/>
-        <w:jc w:val="both"/>
-        <w:rPr>
-          <w:rFonts w:ascii="IBM Plex Sans" w:cs="IBM Plex Sans" w:eastAsia="IBM Plex Sans" w:hAnsi="IBM Plex Sans"/>
-        </w:rPr>
-      </w:pPr>
-      <w:r>
-        <w:rPr>
-          <w:rFonts w:ascii="IBM Plex Sans" w:cs="IBM Plex Sans" w:eastAsia="IBM Plex Sans" w:hAnsi="IBM Plex Sans"/>
-          <w:rtl w:val="0"/>
-        </w:rPr>
-        <w:t xml:space="preserve">  counter       BIGINT NOT NULL DEFAULT 0,</w:t>
-      </w:r>
-    </w:p>
-    <w:p>
-      <w:pPr>
-        <w:spacing w:after="0" w:before="0" w:line="240" w:lineRule="auto"/>
-        <w:jc w:val="both"/>
-        <w:rPr>
-          <w:rFonts w:ascii="IBM Plex Sans" w:cs="IBM Plex Sans" w:eastAsia="IBM Plex Sans" w:hAnsi="IBM Plex Sans"/>
-        </w:rPr>
-      </w:pPr>
-      <w:r>
-        <w:rPr>
-          <w:rFonts w:ascii="IBM Plex Sans" w:cs="IBM Plex Sans" w:eastAsia="IBM Plex Sans" w:hAnsi="IBM Plex Sans"/>
-          <w:rtl w:val="0"/>
-        </w:rPr>
-        <w:t xml:space="preserve">  creado_at     TIMESTAMPTZ NOT NULL DEFAULT now()</w:t>
+        <w:t xml:space="preserve">  creado_at              TIMESTAMPTZ NOT NULL DEFAULT now(),</w:t>
       </w:r>
     </w:p>
     <w:p>
@@ -6040,21 +5218,1249 @@
           <w:sz w:val="16"/>
           <w:rtl w:val="0"/>
         </w:rPr>
-        <w:t>);</w:t>
+        <w:t xml:space="preserve">  modificado_at          TIMESTAMPTZ NOT NULL DEFAULT now()</w:t>
       </w:r>
     </w:p>
     <w:p>
       <w:pPr>
         <w:spacing w:after="0" w:before="0" w:line="240" w:lineRule="auto"/>
-        <w:rPr>
-          <w:rFonts w:ascii="IBM Plex Sans" w:cs="IBM Plex Sans" w:eastAsia="IBM Plex Sans" w:hAnsi="IBM Plex Sans"/>
-        </w:rPr>
-      </w:pPr>
-      <w:r>
-        <w:rPr>
-          <w:rFonts w:ascii="IBM Plex Sans" w:hAnsi="IBM Plex Sans" w:cs="IBM Plex Sans" w:eastAsia="IBM Plex Sans"/>
-          <w:rtl w:val="0"/>
-        </w:rPr>
+        <w:jc w:val="left"/>
+        <w:rPr>
+          <w:rFonts w:ascii="IBM Plex Sans" w:cs="IBM Plex Sans" w:eastAsia="IBM Plex Sans" w:hAnsi="IBM Plex Sans"/>
+        </w:rPr>
+        <w:shd w:fill="F2F0EC"/>
+      </w:pPr>
+      <w:r>
+        <w:rPr>
+          <w:rFonts w:ascii="Consolas" w:cs="Consolas" w:eastAsia="Consolas" w:hAnsi="Consolas"/>
+          <w:sz w:val="16"/>
+          <w:rtl w:val="0"/>
+        </w:rPr>
+        <w:t xml:space="preserve">);</w:t>
+      </w:r>
+    </w:p>
+    <w:p>
+      <w:pPr>
+        <w:spacing w:after="0" w:before="0" w:line="240" w:lineRule="auto"/>
+        <w:jc w:val="left"/>
+        <w:rPr>
+          <w:rFonts w:ascii="IBM Plex Sans" w:cs="IBM Plex Sans" w:eastAsia="IBM Plex Sans" w:hAnsi="IBM Plex Sans"/>
+        </w:rPr>
+        <w:shd w:fill="F2F0EC"/>
+      </w:pPr>
+      <w:r>
+        <w:rPr>
+          <w:rFonts w:ascii="Consolas" w:cs="Consolas" w:eastAsia="Consolas" w:hAnsi="Consolas"/>
+          <w:sz w:val="16"/>
+          <w:rtl w:val="0"/>
+        </w:rPr>
+        <w:t xml:space="preserve">CREATE TABLE telares (</w:t>
+      </w:r>
+    </w:p>
+    <w:p>
+      <w:pPr>
+        <w:spacing w:after="0" w:before="0" w:line="240" w:lineRule="auto"/>
+        <w:jc w:val="left"/>
+        <w:rPr>
+          <w:rFonts w:ascii="IBM Plex Sans" w:cs="IBM Plex Sans" w:eastAsia="IBM Plex Sans" w:hAnsi="IBM Plex Sans"/>
+        </w:rPr>
+        <w:shd w:fill="F2F0EC"/>
+      </w:pPr>
+      <w:r>
+        <w:rPr>
+          <w:rFonts w:ascii="Consolas" w:cs="Consolas" w:eastAsia="Consolas" w:hAnsi="Consolas"/>
+          <w:sz w:val="16"/>
+          <w:rtl w:val="0"/>
+        </w:rPr>
+        <w:t xml:space="preserve">  id                     SERIAL PRIMARY KEY,</w:t>
+      </w:r>
+    </w:p>
+    <w:p>
+      <w:pPr>
+        <w:spacing w:after="0" w:before="0" w:line="240" w:lineRule="auto"/>
+        <w:jc w:val="left"/>
+        <w:rPr>
+          <w:rFonts w:ascii="IBM Plex Sans" w:cs="IBM Plex Sans" w:eastAsia="IBM Plex Sans" w:hAnsi="IBM Plex Sans"/>
+        </w:rPr>
+        <w:shd w:fill="F2F0EC"/>
+      </w:pPr>
+      <w:r>
+        <w:rPr>
+          <w:rFonts w:ascii="Consolas" w:cs="Consolas" w:eastAsia="Consolas" w:hAnsi="Consolas"/>
+          <w:sz w:val="16"/>
+          <w:rtl w:val="0"/>
+        </w:rPr>
+        <w:t xml:space="preserve">  codigo                 TEXT NOT NULL UNIQUE,   -- ej: "TELAR-01"</w:t>
+      </w:r>
+    </w:p>
+    <w:p>
+      <w:pPr>
+        <w:spacing w:after="0" w:before="0" w:line="240" w:lineRule="auto"/>
+        <w:jc w:val="left"/>
+        <w:rPr>
+          <w:rFonts w:ascii="IBM Plex Sans" w:cs="IBM Plex Sans" w:eastAsia="IBM Plex Sans" w:hAnsi="IBM Plex Sans"/>
+        </w:rPr>
+        <w:shd w:fill="F2F0EC"/>
+      </w:pPr>
+      <w:r>
+        <w:rPr>
+          <w:rFonts w:ascii="Consolas" w:cs="Consolas" w:eastAsia="Consolas" w:hAnsi="Consolas"/>
+          <w:sz w:val="16"/>
+          <w:rtl w:val="0"/>
+        </w:rPr>
+        <w:t xml:space="preserve">  nombre                 TEXT,</w:t>
+      </w:r>
+    </w:p>
+    <w:p>
+      <w:pPr>
+        <w:spacing w:after="0" w:before="0" w:line="240" w:lineRule="auto"/>
+        <w:jc w:val="left"/>
+        <w:rPr>
+          <w:rFonts w:ascii="IBM Plex Sans" w:cs="IBM Plex Sans" w:eastAsia="IBM Plex Sans" w:hAnsi="IBM Plex Sans"/>
+        </w:rPr>
+        <w:shd w:fill="F2F0EC"/>
+      </w:pPr>
+      <w:r>
+        <w:rPr>
+          <w:rFonts w:ascii="Consolas" w:cs="Consolas" w:eastAsia="Consolas" w:hAnsi="Consolas"/>
+          <w:sz w:val="16"/>
+          <w:rtl w:val="0"/>
+        </w:rPr>
+        <w:t xml:space="preserve">  estado                 TEXT NOT NULL DEFAULT 'apagado'</w:t>
+      </w:r>
+    </w:p>
+    <w:p>
+      <w:pPr>
+        <w:spacing w:after="0" w:before="0" w:line="240" w:lineRule="auto"/>
+        <w:jc w:val="left"/>
+        <w:rPr>
+          <w:rFonts w:ascii="IBM Plex Sans" w:cs="IBM Plex Sans" w:eastAsia="IBM Plex Sans" w:hAnsi="IBM Plex Sans"/>
+        </w:rPr>
+        <w:shd w:fill="F2F0EC"/>
+      </w:pPr>
+      <w:r>
+        <w:rPr>
+          <w:rFonts w:ascii="Consolas" w:cs="Consolas" w:eastAsia="Consolas" w:hAnsi="Consolas"/>
+          <w:sz w:val="16"/>
+          <w:rtl w:val="0"/>
+        </w:rPr>
+        <w:t xml:space="preserve">                           CHECK (estado IN ('apagado','tejiendo','pausado','error')),</w:t>
+      </w:r>
+    </w:p>
+    <w:p>
+      <w:pPr>
+        <w:spacing w:after="0" w:before="0" w:line="240" w:lineRule="auto"/>
+        <w:jc w:val="left"/>
+        <w:rPr>
+          <w:rFonts w:ascii="IBM Plex Sans" w:cs="IBM Plex Sans" w:eastAsia="IBM Plex Sans" w:hAnsi="IBM Plex Sans"/>
+        </w:rPr>
+        <w:shd w:fill="F2F0EC"/>
+      </w:pPr>
+      <w:r>
+        <w:rPr>
+          <w:rFonts w:ascii="Consolas" w:cs="Consolas" w:eastAsia="Consolas" w:hAnsi="Consolas"/>
+          <w:sz w:val="16"/>
+          <w:rtl w:val="0"/>
+        </w:rPr>
+        <w:t xml:space="preserve">  motivo_pausa           TEXT,                   -- 'sin_senal' | 'reinicio' | NULL</w:t>
+      </w:r>
+    </w:p>
+    <w:p>
+      <w:pPr>
+        <w:spacing w:after="0" w:before="0" w:line="240" w:lineRule="auto"/>
+        <w:jc w:val="left"/>
+        <w:rPr>
+          <w:rFonts w:ascii="IBM Plex Sans" w:cs="IBM Plex Sans" w:eastAsia="IBM Plex Sans" w:hAnsi="IBM Plex Sans"/>
+        </w:rPr>
+        <w:shd w:fill="F2F0EC"/>
+      </w:pPr>
+      <w:r>
+        <w:rPr>
+          <w:rFonts w:ascii="Consolas" w:cs="Consolas" w:eastAsia="Consolas" w:hAnsi="Consolas"/>
+          <w:sz w:val="16"/>
+          <w:rtl w:val="0"/>
+        </w:rPr>
+        <w:t xml:space="preserve">  patron_actual_id       INTEGER REFERENCES patrones(id) ON DELETE SET NULL,</w:t>
+      </w:r>
+    </w:p>
+    <w:p>
+      <w:pPr>
+        <w:spacing w:after="0" w:before="0" w:line="240" w:lineRule="auto"/>
+        <w:jc w:val="left"/>
+        <w:rPr>
+          <w:rFonts w:ascii="IBM Plex Sans" w:cs="IBM Plex Sans" w:eastAsia="IBM Plex Sans" w:hAnsi="IBM Plex Sans"/>
+        </w:rPr>
+        <w:shd w:fill="F2F0EC"/>
+      </w:pPr>
+      <w:r>
+        <w:rPr>
+          <w:rFonts w:ascii="Consolas" w:cs="Consolas" w:eastAsia="Consolas" w:hAnsi="Consolas"/>
+          <w:sz w:val="16"/>
+          <w:rtl w:val="0"/>
+        </w:rPr>
+        <w:t xml:space="preserve">  elementos_seleccion    INTEGER NOT NULL DEFAULT 4,   -- bobinas de la máquina</w:t>
+      </w:r>
+    </w:p>
+    <w:p>
+      <w:pPr>
+        <w:spacing w:after="0" w:before="0" w:line="240" w:lineRule="auto"/>
+        <w:jc w:val="left"/>
+        <w:rPr>
+          <w:rFonts w:ascii="IBM Plex Sans" w:cs="IBM Plex Sans" w:eastAsia="IBM Plex Sans" w:hAnsi="IBM Plex Sans"/>
+        </w:rPr>
+        <w:shd w:fill="F2F0EC"/>
+      </w:pPr>
+      <w:r>
+        <w:rPr>
+          <w:rFonts w:ascii="Consolas" w:cs="Consolas" w:eastAsia="Consolas" w:hAnsi="Consolas"/>
+          <w:sz w:val="16"/>
+          <w:rtl w:val="0"/>
+        </w:rPr>
+        <w:t xml:space="preserve">  ultimo_ping_esp32      TIMESTAMPTZ,            -- "ESP32 conectado"</w:t>
+      </w:r>
+    </w:p>
+    <w:p>
+      <w:pPr>
+        <w:spacing w:after="0" w:before="0" w:line="240" w:lineRule="auto"/>
+        <w:jc w:val="left"/>
+        <w:rPr>
+          <w:rFonts w:ascii="IBM Plex Sans" w:cs="IBM Plex Sans" w:eastAsia="IBM Plex Sans" w:hAnsi="IBM Plex Sans"/>
+        </w:rPr>
+        <w:shd w:fill="F2F0EC"/>
+      </w:pPr>
+      <w:r>
+        <w:rPr>
+          <w:rFonts w:ascii="Consolas" w:cs="Consolas" w:eastAsia="Consolas" w:hAnsi="Consolas"/>
+          <w:sz w:val="16"/>
+          <w:rtl w:val="0"/>
+        </w:rPr>
+        <w:t xml:space="preserve">  ultimo_reporte_sensor  TIMESTAMPTZ,            -- señal de vida del Nivel 2</w:t>
+      </w:r>
+    </w:p>
+    <w:p>
+      <w:pPr>
+        <w:spacing w:after="0" w:before="0" w:line="240" w:lineRule="auto"/>
+        <w:jc w:val="left"/>
+        <w:rPr>
+          <w:rFonts w:ascii="IBM Plex Sans" w:cs="IBM Plex Sans" w:eastAsia="IBM Plex Sans" w:hAnsi="IBM Plex Sans"/>
+        </w:rPr>
+        <w:shd w:fill="F2F0EC"/>
+      </w:pPr>
+      <w:r>
+        <w:rPr>
+          <w:rFonts w:ascii="Consolas" w:cs="Consolas" w:eastAsia="Consolas" w:hAnsi="Consolas"/>
+          <w:sz w:val="16"/>
+          <w:rtl w:val="0"/>
+        </w:rPr>
+        <w:t xml:space="preserve">  retroceder_seq         INTEGER NOT NULL DEFAULT 0,   -- orden de Retroceder para el ESP32</w:t>
+      </w:r>
+    </w:p>
+    <w:p>
+      <w:pPr>
+        <w:spacing w:after="0" w:before="0" w:line="240" w:lineRule="auto"/>
+        <w:jc w:val="left"/>
+        <w:rPr>
+          <w:rFonts w:ascii="IBM Plex Sans" w:cs="IBM Plex Sans" w:eastAsia="IBM Plex Sans" w:hAnsi="IBM Plex Sans"/>
+        </w:rPr>
+        <w:shd w:fill="F2F0EC"/>
+      </w:pPr>
+      <w:r>
+        <w:rPr>
+          <w:rFonts w:ascii="Consolas" w:cs="Consolas" w:eastAsia="Consolas" w:hAnsi="Consolas"/>
+          <w:sz w:val="16"/>
+          <w:rtl w:val="0"/>
+        </w:rPr>
+        <w:t xml:space="preserve">  retrocesos_contados    INTEGER NOT NULL DEFAULT 0,   -- retrocesos hechos (web + botonera)</w:t>
+      </w:r>
+    </w:p>
+    <w:p>
+      <w:pPr>
+        <w:spacing w:after="0" w:before="0" w:line="240" w:lineRule="auto"/>
+        <w:jc w:val="left"/>
+        <w:rPr>
+          <w:rFonts w:ascii="IBM Plex Sans" w:cs="IBM Plex Sans" w:eastAsia="IBM Plex Sans" w:hAnsi="IBM Plex Sans"/>
+        </w:rPr>
+        <w:shd w:fill="F2F0EC"/>
+      </w:pPr>
+      <w:r>
+        <w:rPr>
+          <w:rFonts w:ascii="Consolas" w:cs="Consolas" w:eastAsia="Consolas" w:hAnsi="Consolas"/>
+          <w:sz w:val="16"/>
+          <w:rtl w:val="0"/>
+        </w:rPr>
+        <w:t xml:space="preserve">  posicion_incierta      BOOLEAN NOT NULL DEFAULT false,</w:t>
+      </w:r>
+    </w:p>
+    <w:p>
+      <w:pPr>
+        <w:spacing w:after="0" w:before="0" w:line="240" w:lineRule="auto"/>
+        <w:jc w:val="left"/>
+        <w:rPr>
+          <w:rFonts w:ascii="IBM Plex Sans" w:cs="IBM Plex Sans" w:eastAsia="IBM Plex Sans" w:hAnsi="IBM Plex Sans"/>
+        </w:rPr>
+        <w:shd w:fill="F2F0EC"/>
+      </w:pPr>
+      <w:r>
+        <w:rPr>
+          <w:rFonts w:ascii="Consolas" w:cs="Consolas" w:eastAsia="Consolas" w:hAnsi="Consolas"/>
+          <w:sz w:val="16"/>
+          <w:rtl w:val="0"/>
+        </w:rPr>
+        <w:t xml:space="preserve">  ultimo_evento_manual   TIMESTAMPTZ,</w:t>
+      </w:r>
+    </w:p>
+    <w:p>
+      <w:pPr>
+        <w:spacing w:after="0" w:before="0" w:line="240" w:lineRule="auto"/>
+        <w:jc w:val="left"/>
+        <w:rPr>
+          <w:rFonts w:ascii="IBM Plex Sans" w:cs="IBM Plex Sans" w:eastAsia="IBM Plex Sans" w:hAnsi="IBM Plex Sans"/>
+        </w:rPr>
+        <w:shd w:fill="F2F0EC"/>
+      </w:pPr>
+      <w:r>
+        <w:rPr>
+          <w:rFonts w:ascii="Consolas" w:cs="Consolas" w:eastAsia="Consolas" w:hAnsi="Consolas"/>
+          <w:sz w:val="16"/>
+          <w:rtl w:val="0"/>
+        </w:rPr>
+        <w:t xml:space="preserve">  ultimo_evento_manual_tipo TEXT,                -- 'marcha' | 'pausa' | 'retroceder' | 'reinicio'</w:t>
+      </w:r>
+    </w:p>
+    <w:p>
+      <w:pPr>
+        <w:spacing w:after="0" w:before="0" w:line="240" w:lineRule="auto"/>
+        <w:jc w:val="left"/>
+        <w:rPr>
+          <w:rFonts w:ascii="IBM Plex Sans" w:cs="IBM Plex Sans" w:eastAsia="IBM Plex Sans" w:hAnsi="IBM Plex Sans"/>
+        </w:rPr>
+        <w:shd w:fill="F2F0EC"/>
+      </w:pPr>
+      <w:r>
+        <w:rPr>
+          <w:rFonts w:ascii="Consolas" w:cs="Consolas" w:eastAsia="Consolas" w:hAnsi="Consolas"/>
+          <w:sz w:val="16"/>
+          <w:rtl w:val="0"/>
+        </w:rPr>
+        <w:t xml:space="preserve">  creado_at              TIMESTAMPTZ NOT NULL DEFAULT now()</w:t>
+      </w:r>
+    </w:p>
+    <w:p>
+      <w:pPr>
+        <w:spacing w:after="0" w:before="0" w:line="240" w:lineRule="auto"/>
+        <w:jc w:val="left"/>
+        <w:rPr>
+          <w:rFonts w:ascii="IBM Plex Sans" w:cs="IBM Plex Sans" w:eastAsia="IBM Plex Sans" w:hAnsi="IBM Plex Sans"/>
+        </w:rPr>
+        <w:shd w:fill="F2F0EC"/>
+      </w:pPr>
+      <w:r>
+        <w:rPr>
+          <w:rFonts w:ascii="Consolas" w:cs="Consolas" w:eastAsia="Consolas" w:hAnsi="Consolas"/>
+          <w:sz w:val="16"/>
+          <w:rtl w:val="0"/>
+        </w:rPr>
+        <w:t xml:space="preserve">);</w:t>
+      </w:r>
+    </w:p>
+    <w:p>
+      <w:pPr>
+        <w:spacing w:after="0" w:before="0" w:line="240" w:lineRule="auto"/>
+        <w:jc w:val="left"/>
+        <w:rPr>
+          <w:rFonts w:ascii="IBM Plex Sans" w:cs="IBM Plex Sans" w:eastAsia="IBM Plex Sans" w:hAnsi="IBM Plex Sans"/>
+        </w:rPr>
+        <w:shd w:fill="F2F0EC"/>
+      </w:pPr>
+      <w:r>
+        <w:rPr>
+          <w:rFonts w:ascii="Consolas" w:cs="Consolas" w:eastAsia="Consolas" w:hAnsi="Consolas"/>
+          <w:sz w:val="16"/>
+          <w:rtl w:val="0"/>
+        </w:rPr>
+        <w:t xml:space="preserve">CREATE TABLE historial_produccion (</w:t>
+      </w:r>
+    </w:p>
+    <w:p>
+      <w:pPr>
+        <w:spacing w:after="0" w:before="0" w:line="240" w:lineRule="auto"/>
+        <w:jc w:val="left"/>
+        <w:rPr>
+          <w:rFonts w:ascii="IBM Plex Sans" w:cs="IBM Plex Sans" w:eastAsia="IBM Plex Sans" w:hAnsi="IBM Plex Sans"/>
+        </w:rPr>
+        <w:shd w:fill="F2F0EC"/>
+      </w:pPr>
+      <w:r>
+        <w:rPr>
+          <w:rFonts w:ascii="Consolas" w:cs="Consolas" w:eastAsia="Consolas" w:hAnsi="Consolas"/>
+          <w:sz w:val="16"/>
+          <w:rtl w:val="0"/>
+        </w:rPr>
+        <w:t xml:space="preserve">  id                     SERIAL PRIMARY KEY,</w:t>
+      </w:r>
+    </w:p>
+    <w:p>
+      <w:pPr>
+        <w:spacing w:after="0" w:before="0" w:line="240" w:lineRule="auto"/>
+        <w:jc w:val="left"/>
+        <w:rPr>
+          <w:rFonts w:ascii="IBM Plex Sans" w:cs="IBM Plex Sans" w:eastAsia="IBM Plex Sans" w:hAnsi="IBM Plex Sans"/>
+        </w:rPr>
+        <w:shd w:fill="F2F0EC"/>
+      </w:pPr>
+      <w:r>
+        <w:rPr>
+          <w:rFonts w:ascii="Consolas" w:cs="Consolas" w:eastAsia="Consolas" w:hAnsi="Consolas"/>
+          <w:sz w:val="16"/>
+          <w:rtl w:val="0"/>
+        </w:rPr>
+        <w:t xml:space="preserve">  telar_id               INTEGER NOT NULL REFERENCES telares(id),</w:t>
+      </w:r>
+    </w:p>
+    <w:p>
+      <w:pPr>
+        <w:spacing w:after="0" w:before="0" w:line="240" w:lineRule="auto"/>
+        <w:jc w:val="left"/>
+        <w:rPr>
+          <w:rFonts w:ascii="IBM Plex Sans" w:cs="IBM Plex Sans" w:eastAsia="IBM Plex Sans" w:hAnsi="IBM Plex Sans"/>
+        </w:rPr>
+        <w:shd w:fill="F2F0EC"/>
+      </w:pPr>
+      <w:r>
+        <w:rPr>
+          <w:rFonts w:ascii="Consolas" w:cs="Consolas" w:eastAsia="Consolas" w:hAnsi="Consolas"/>
+          <w:sz w:val="16"/>
+          <w:rtl w:val="0"/>
+        </w:rPr>
+        <w:t xml:space="preserve">  patron_id              INTEGER NOT NULL REFERENCES patrones(id),</w:t>
+      </w:r>
+    </w:p>
+    <w:p>
+      <w:pPr>
+        <w:spacing w:after="0" w:before="0" w:line="240" w:lineRule="auto"/>
+        <w:jc w:val="left"/>
+        <w:rPr>
+          <w:rFonts w:ascii="IBM Plex Sans" w:cs="IBM Plex Sans" w:eastAsia="IBM Plex Sans" w:hAnsi="IBM Plex Sans"/>
+        </w:rPr>
+        <w:shd w:fill="F2F0EC"/>
+      </w:pPr>
+      <w:r>
+        <w:rPr>
+          <w:rFonts w:ascii="Consolas" w:cs="Consolas" w:eastAsia="Consolas" w:hAnsi="Consolas"/>
+          <w:sz w:val="16"/>
+          <w:rtl w:val="0"/>
+        </w:rPr>
+        <w:t xml:space="preserve">  fecha_inicio           TIMESTAMPTZ NOT NULL DEFAULT now(),</w:t>
+      </w:r>
+    </w:p>
+    <w:p>
+      <w:pPr>
+        <w:spacing w:after="0" w:before="0" w:line="240" w:lineRule="auto"/>
+        <w:jc w:val="left"/>
+        <w:rPr>
+          <w:rFonts w:ascii="IBM Plex Sans" w:cs="IBM Plex Sans" w:eastAsia="IBM Plex Sans" w:hAnsi="IBM Plex Sans"/>
+        </w:rPr>
+        <w:shd w:fill="F2F0EC"/>
+      </w:pPr>
+      <w:r>
+        <w:rPr>
+          <w:rFonts w:ascii="Consolas" w:cs="Consolas" w:eastAsia="Consolas" w:hAnsi="Consolas"/>
+          <w:sz w:val="16"/>
+          <w:rtl w:val="0"/>
+        </w:rPr>
+        <w:t xml:space="preserve">  fecha_fin              TIMESTAMPTZ,            -- NULL mientras está en curso</w:t>
+      </w:r>
+    </w:p>
+    <w:p>
+      <w:pPr>
+        <w:spacing w:after="0" w:before="0" w:line="240" w:lineRule="auto"/>
+        <w:jc w:val="left"/>
+        <w:rPr>
+          <w:rFonts w:ascii="IBM Plex Sans" w:cs="IBM Plex Sans" w:eastAsia="IBM Plex Sans" w:hAnsi="IBM Plex Sans"/>
+        </w:rPr>
+        <w:shd w:fill="F2F0EC"/>
+      </w:pPr>
+      <w:r>
+        <w:rPr>
+          <w:rFonts w:ascii="Consolas" w:cs="Consolas" w:eastAsia="Consolas" w:hAnsi="Consolas"/>
+          <w:sz w:val="16"/>
+          <w:rtl w:val="0"/>
+        </w:rPr>
+        <w:t xml:space="preserve">  fila_actual            INTEGER DEFAULT 0,      -- posición exacta: la fila...</w:t>
+      </w:r>
+    </w:p>
+    <w:p>
+      <w:pPr>
+        <w:spacing w:after="0" w:before="0" w:line="240" w:lineRule="auto"/>
+        <w:jc w:val="left"/>
+        <w:rPr>
+          <w:rFonts w:ascii="IBM Plex Sans" w:cs="IBM Plex Sans" w:eastAsia="IBM Plex Sans" w:hAnsi="IBM Plex Sans"/>
+        </w:rPr>
+        <w:shd w:fill="F2F0EC"/>
+      </w:pPr>
+      <w:r>
+        <w:rPr>
+          <w:rFonts w:ascii="Consolas" w:cs="Consolas" w:eastAsia="Consolas" w:hAnsi="Consolas"/>
+          <w:sz w:val="16"/>
+          <w:rtl w:val="0"/>
+        </w:rPr>
+        <w:t xml:space="preserve">  repeticion_en_fila     INTEGER NOT NULL DEFAULT 0,   -- ...y cuántas pasadas de ella van</w:t>
+      </w:r>
+    </w:p>
+    <w:p>
+      <w:pPr>
+        <w:spacing w:after="0" w:before="0" w:line="240" w:lineRule="auto"/>
+        <w:jc w:val="left"/>
+        <w:rPr>
+          <w:rFonts w:ascii="IBM Plex Sans" w:cs="IBM Plex Sans" w:eastAsia="IBM Plex Sans" w:hAnsi="IBM Plex Sans"/>
+        </w:rPr>
+        <w:shd w:fill="F2F0EC"/>
+      </w:pPr>
+      <w:r>
+        <w:rPr>
+          <w:rFonts w:ascii="Consolas" w:cs="Consolas" w:eastAsia="Consolas" w:hAnsi="Consolas"/>
+          <w:sz w:val="16"/>
+          <w:rtl w:val="0"/>
+        </w:rPr>
+        <w:t xml:space="preserve">  vueltas_completadas    INTEGER DEFAULT 0,      -- el tejido no tiene "final": es un bucle</w:t>
+      </w:r>
+    </w:p>
+    <w:p>
+      <w:pPr>
+        <w:spacing w:after="0" w:before="0" w:line="240" w:lineRule="auto"/>
+        <w:jc w:val="left"/>
+        <w:rPr>
+          <w:rFonts w:ascii="IBM Plex Sans" w:cs="IBM Plex Sans" w:eastAsia="IBM Plex Sans" w:hAnsi="IBM Plex Sans"/>
+        </w:rPr>
+        <w:shd w:fill="F2F0EC"/>
+      </w:pPr>
+      <w:r>
+        <w:rPr>
+          <w:rFonts w:ascii="Consolas" w:cs="Consolas" w:eastAsia="Consolas" w:hAnsi="Consolas"/>
+          <w:sz w:val="16"/>
+          <w:rtl w:val="0"/>
+        </w:rPr>
+        <w:t xml:space="preserve">  pasadas_totales        INTEGER DEFAULT 0,      -- estimadas por el reloj de la web</w:t>
+      </w:r>
+    </w:p>
+    <w:p>
+      <w:pPr>
+        <w:spacing w:after="0" w:before="0" w:line="240" w:lineRule="auto"/>
+        <w:jc w:val="left"/>
+        <w:rPr>
+          <w:rFonts w:ascii="IBM Plex Sans" w:cs="IBM Plex Sans" w:eastAsia="IBM Plex Sans" w:hAnsi="IBM Plex Sans"/>
+        </w:rPr>
+        <w:shd w:fill="F2F0EC"/>
+      </w:pPr>
+      <w:r>
+        <w:rPr>
+          <w:rFonts w:ascii="Consolas" w:cs="Consolas" w:eastAsia="Consolas" w:hAnsi="Consolas"/>
+          <w:sz w:val="16"/>
+          <w:rtl w:val="0"/>
+        </w:rPr>
+        <w:t xml:space="preserve">  pasadas_sensor         INTEGER NOT NULL DEFAULT 0,   -- medidas por el sensor (Nivel 2)</w:t>
+      </w:r>
+    </w:p>
+    <w:p>
+      <w:pPr>
+        <w:spacing w:after="0" w:before="0" w:line="240" w:lineRule="auto"/>
+        <w:jc w:val="left"/>
+        <w:rPr>
+          <w:rFonts w:ascii="IBM Plex Sans" w:cs="IBM Plex Sans" w:eastAsia="IBM Plex Sans" w:hAnsi="IBM Plex Sans"/>
+        </w:rPr>
+        <w:shd w:fill="F2F0EC"/>
+      </w:pPr>
+      <w:r>
+        <w:rPr>
+          <w:rFonts w:ascii="Consolas" w:cs="Consolas" w:eastAsia="Consolas" w:hAnsi="Consolas"/>
+          <w:sz w:val="16"/>
+          <w:rtl w:val="0"/>
+        </w:rPr>
+        <w:t xml:space="preserve">  conteo_validado        BOOLEAN NOT NULL DEFAULT false,</w:t>
+      </w:r>
+    </w:p>
+    <w:p>
+      <w:pPr>
+        <w:spacing w:after="0" w:before="0" w:line="240" w:lineRule="auto"/>
+        <w:jc w:val="left"/>
+        <w:rPr>
+          <w:rFonts w:ascii="IBM Plex Sans" w:cs="IBM Plex Sans" w:eastAsia="IBM Plex Sans" w:hAnsi="IBM Plex Sans"/>
+        </w:rPr>
+        <w:shd w:fill="F2F0EC"/>
+      </w:pPr>
+      <w:r>
+        <w:rPr>
+          <w:rFonts w:ascii="Consolas" w:cs="Consolas" w:eastAsia="Consolas" w:hAnsi="Consolas"/>
+          <w:sz w:val="16"/>
+          <w:rtl w:val="0"/>
+        </w:rPr>
+        <w:t xml:space="preserve">  estado                 TEXT NOT NULL DEFAULT 'en_curso'</w:t>
+      </w:r>
+    </w:p>
+    <w:p>
+      <w:pPr>
+        <w:spacing w:after="0" w:before="0" w:line="240" w:lineRule="auto"/>
+        <w:jc w:val="left"/>
+        <w:rPr>
+          <w:rFonts w:ascii="IBM Plex Sans" w:cs="IBM Plex Sans" w:eastAsia="IBM Plex Sans" w:hAnsi="IBM Plex Sans"/>
+        </w:rPr>
+        <w:shd w:fill="F2F0EC"/>
+      </w:pPr>
+      <w:r>
+        <w:rPr>
+          <w:rFonts w:ascii="Consolas" w:cs="Consolas" w:eastAsia="Consolas" w:hAnsi="Consolas"/>
+          <w:sz w:val="16"/>
+          <w:rtl w:val="0"/>
+        </w:rPr>
+        <w:t xml:space="preserve">                           CHECK (estado IN ('en_curso','finalizado','detenido_manual'))</w:t>
+      </w:r>
+    </w:p>
+    <w:p>
+      <w:pPr>
+        <w:spacing w:after="0" w:before="0" w:line="240" w:lineRule="auto"/>
+        <w:jc w:val="left"/>
+        <w:rPr>
+          <w:rFonts w:ascii="IBM Plex Sans" w:cs="IBM Plex Sans" w:eastAsia="IBM Plex Sans" w:hAnsi="IBM Plex Sans"/>
+        </w:rPr>
+        <w:shd w:fill="F2F0EC"/>
+      </w:pPr>
+      <w:r>
+        <w:rPr>
+          <w:rFonts w:ascii="Consolas" w:cs="Consolas" w:eastAsia="Consolas" w:hAnsi="Consolas"/>
+          <w:sz w:val="16"/>
+          <w:rtl w:val="0"/>
+        </w:rPr>
+        <w:t xml:space="preserve">  -- (más columna_actual, pasada_actual, alertas_disparadas y pasadas_objetivo)</w:t>
+      </w:r>
+    </w:p>
+    <w:p>
+      <w:pPr>
+        <w:spacing w:after="0" w:before="0" w:line="240" w:lineRule="auto"/>
+        <w:jc w:val="left"/>
+        <w:rPr>
+          <w:rFonts w:ascii="IBM Plex Sans" w:cs="IBM Plex Sans" w:eastAsia="IBM Plex Sans" w:hAnsi="IBM Plex Sans"/>
+        </w:rPr>
+        <w:shd w:fill="F2F0EC"/>
+      </w:pPr>
+      <w:r>
+        <w:rPr>
+          <w:rFonts w:ascii="Consolas" w:cs="Consolas" w:eastAsia="Consolas" w:hAnsi="Consolas"/>
+          <w:sz w:val="16"/>
+          <w:rtl w:val="0"/>
+        </w:rPr>
+        <w:t xml:space="preserve">);</w:t>
+      </w:r>
+    </w:p>
+    <w:p>
+      <w:pPr>
+        <w:spacing w:after="0" w:before="0" w:line="240" w:lineRule="auto"/>
+        <w:jc w:val="left"/>
+        <w:rPr>
+          <w:rFonts w:ascii="IBM Plex Sans" w:cs="IBM Plex Sans" w:eastAsia="IBM Plex Sans" w:hAnsi="IBM Plex Sans"/>
+        </w:rPr>
+        <w:shd w:fill="F2F0EC"/>
+      </w:pPr>
+      <w:r>
+        <w:rPr>
+          <w:rFonts w:ascii="Consolas" w:cs="Consolas" w:eastAsia="Consolas" w:hAnsi="Consolas"/>
+          <w:sz w:val="16"/>
+          <w:rtl w:val="0"/>
+        </w:rPr>
+        <w:t xml:space="preserve">-- Una sola producción abierta por telar:</w:t>
+      </w:r>
+    </w:p>
+    <w:p>
+      <w:pPr>
+        <w:spacing w:after="0" w:before="0" w:line="240" w:lineRule="auto"/>
+        <w:jc w:val="left"/>
+        <w:rPr>
+          <w:rFonts w:ascii="IBM Plex Sans" w:cs="IBM Plex Sans" w:eastAsia="IBM Plex Sans" w:hAnsi="IBM Plex Sans"/>
+        </w:rPr>
+        <w:shd w:fill="F2F0EC"/>
+      </w:pPr>
+      <w:r>
+        <w:rPr>
+          <w:rFonts w:ascii="Consolas" w:cs="Consolas" w:eastAsia="Consolas" w:hAnsi="Consolas"/>
+          <w:sz w:val="16"/>
+          <w:rtl w:val="0"/>
+        </w:rPr>
+        <w:t xml:space="preserve">CREATE UNIQUE INDEX idx_historial_en_curso ON historial_produccion (telar_id)</w:t>
+      </w:r>
+    </w:p>
+    <w:p>
+      <w:pPr>
+        <w:spacing w:after="0" w:before="0" w:line="240" w:lineRule="auto"/>
+        <w:jc w:val="left"/>
+        <w:rPr>
+          <w:rFonts w:ascii="IBM Plex Sans" w:cs="IBM Plex Sans" w:eastAsia="IBM Plex Sans" w:hAnsi="IBM Plex Sans"/>
+        </w:rPr>
+        <w:shd w:fill="F2F0EC"/>
+      </w:pPr>
+      <w:r>
+        <w:rPr>
+          <w:rFonts w:ascii="Consolas" w:cs="Consolas" w:eastAsia="Consolas" w:hAnsi="Consolas"/>
+          <w:sz w:val="16"/>
+          <w:rtl w:val="0"/>
+        </w:rPr>
+        <w:t xml:space="preserve">  WHERE estado = 'en_curso';</w:t>
+      </w:r>
+    </w:p>
+    <w:p>
+      <w:pPr>
+        <w:spacing w:after="0" w:before="0" w:line="240" w:lineRule="auto"/>
+        <w:jc w:val="left"/>
+        <w:rPr>
+          <w:rFonts w:ascii="IBM Plex Sans" w:cs="IBM Plex Sans" w:eastAsia="IBM Plex Sans" w:hAnsi="IBM Plex Sans"/>
+        </w:rPr>
+        <w:shd w:fill="F2F0EC"/>
+      </w:pPr>
+      <w:r>
+        <w:rPr>
+          <w:rFonts w:ascii="Consolas" w:cs="Consolas" w:eastAsia="Consolas" w:hAnsi="Consolas"/>
+          <w:sz w:val="16"/>
+          <w:rtl w:val="0"/>
+        </w:rPr>
+        <w:t xml:space="preserve">CREATE TABLE errores_log (</w:t>
+      </w:r>
+    </w:p>
+    <w:p>
+      <w:pPr>
+        <w:spacing w:after="0" w:before="0" w:line="240" w:lineRule="auto"/>
+        <w:jc w:val="left"/>
+        <w:rPr>
+          <w:rFonts w:ascii="IBM Plex Sans" w:cs="IBM Plex Sans" w:eastAsia="IBM Plex Sans" w:hAnsi="IBM Plex Sans"/>
+        </w:rPr>
+        <w:shd w:fill="F2F0EC"/>
+      </w:pPr>
+      <w:r>
+        <w:rPr>
+          <w:rFonts w:ascii="Consolas" w:cs="Consolas" w:eastAsia="Consolas" w:hAnsi="Consolas"/>
+          <w:sz w:val="16"/>
+          <w:rtl w:val="0"/>
+        </w:rPr>
+        <w:t xml:space="preserve">  id          SERIAL PRIMARY KEY,</w:t>
+      </w:r>
+    </w:p>
+    <w:p>
+      <w:pPr>
+        <w:spacing w:after="0" w:before="0" w:line="240" w:lineRule="auto"/>
+        <w:jc w:val="left"/>
+        <w:rPr>
+          <w:rFonts w:ascii="IBM Plex Sans" w:cs="IBM Plex Sans" w:eastAsia="IBM Plex Sans" w:hAnsi="IBM Plex Sans"/>
+        </w:rPr>
+        <w:shd w:fill="F2F0EC"/>
+      </w:pPr>
+      <w:r>
+        <w:rPr>
+          <w:rFonts w:ascii="Consolas" w:cs="Consolas" w:eastAsia="Consolas" w:hAnsi="Consolas"/>
+          <w:sz w:val="16"/>
+          <w:rtl w:val="0"/>
+        </w:rPr>
+        <w:t xml:space="preserve">  telar_id    INTEGER REFERENCES telares(id),</w:t>
+      </w:r>
+    </w:p>
+    <w:p>
+      <w:pPr>
+        <w:spacing w:after="0" w:before="0" w:line="240" w:lineRule="auto"/>
+        <w:jc w:val="left"/>
+        <w:rPr>
+          <w:rFonts w:ascii="IBM Plex Sans" w:cs="IBM Plex Sans" w:eastAsia="IBM Plex Sans" w:hAnsi="IBM Plex Sans"/>
+        </w:rPr>
+        <w:shd w:fill="F2F0EC"/>
+      </w:pPr>
+      <w:r>
+        <w:rPr>
+          <w:rFonts w:ascii="Consolas" w:cs="Consolas" w:eastAsia="Consolas" w:hAnsi="Consolas"/>
+          <w:sz w:val="16"/>
+          <w:rtl w:val="0"/>
+        </w:rPr>
+        <w:t xml:space="preserve">  titulo      TEXT,</w:t>
+      </w:r>
+    </w:p>
+    <w:p>
+      <w:pPr>
+        <w:spacing w:after="0" w:before="0" w:line="240" w:lineRule="auto"/>
+        <w:jc w:val="left"/>
+        <w:rPr>
+          <w:rFonts w:ascii="IBM Plex Sans" w:cs="IBM Plex Sans" w:eastAsia="IBM Plex Sans" w:hAnsi="IBM Plex Sans"/>
+        </w:rPr>
+        <w:shd w:fill="F2F0EC"/>
+      </w:pPr>
+      <w:r>
+        <w:rPr>
+          <w:rFonts w:ascii="Consolas" w:cs="Consolas" w:eastAsia="Consolas" w:hAnsi="Consolas"/>
+          <w:sz w:val="16"/>
+          <w:rtl w:val="0"/>
+        </w:rPr>
+        <w:t xml:space="preserve">  mensaje     TEXT,</w:t>
+      </w:r>
+    </w:p>
+    <w:p>
+      <w:pPr>
+        <w:spacing w:after="0" w:before="0" w:line="240" w:lineRule="auto"/>
+        <w:jc w:val="left"/>
+        <w:rPr>
+          <w:rFonts w:ascii="IBM Plex Sans" w:cs="IBM Plex Sans" w:eastAsia="IBM Plex Sans" w:hAnsi="IBM Plex Sans"/>
+        </w:rPr>
+        <w:shd w:fill="F2F0EC"/>
+      </w:pPr>
+      <w:r>
+        <w:rPr>
+          <w:rFonts w:ascii="Consolas" w:cs="Consolas" w:eastAsia="Consolas" w:hAnsi="Consolas"/>
+          <w:sz w:val="16"/>
+          <w:rtl w:val="0"/>
+        </w:rPr>
+        <w:t xml:space="preserve">  codigo      TEXT,</w:t>
+      </w:r>
+    </w:p>
+    <w:p>
+      <w:pPr>
+        <w:spacing w:after="0" w:before="0" w:line="240" w:lineRule="auto"/>
+        <w:jc w:val="left"/>
+        <w:rPr>
+          <w:rFonts w:ascii="IBM Plex Sans" w:cs="IBM Plex Sans" w:eastAsia="IBM Plex Sans" w:hAnsi="IBM Plex Sans"/>
+        </w:rPr>
+        <w:shd w:fill="F2F0EC"/>
+      </w:pPr>
+      <w:r>
+        <w:rPr>
+          <w:rFonts w:ascii="Consolas" w:cs="Consolas" w:eastAsia="Consolas" w:hAnsi="Consolas"/>
+          <w:sz w:val="16"/>
+          <w:rtl w:val="0"/>
+        </w:rPr>
+        <w:t xml:space="preserve">  creado_at   TIMESTAMPTZ NOT NULL DEFAULT now()</w:t>
+      </w:r>
+    </w:p>
+    <w:p>
+      <w:pPr>
+        <w:spacing w:after="0" w:before="0" w:line="240" w:lineRule="auto"/>
+        <w:jc w:val="left"/>
+        <w:rPr>
+          <w:rFonts w:ascii="IBM Plex Sans" w:cs="IBM Plex Sans" w:eastAsia="IBM Plex Sans" w:hAnsi="IBM Plex Sans"/>
+        </w:rPr>
+        <w:shd w:fill="F2F0EC"/>
+      </w:pPr>
+      <w:r>
+        <w:rPr>
+          <w:rFonts w:ascii="Consolas" w:cs="Consolas" w:eastAsia="Consolas" w:hAnsi="Consolas"/>
+          <w:sz w:val="16"/>
+          <w:rtl w:val="0"/>
+        </w:rPr>
+        <w:t xml:space="preserve">);</w:t>
+      </w:r>
+    </w:p>
+    <w:p>
+      <w:pPr>
+        <w:spacing w:after="0" w:before="0" w:line="240" w:lineRule="auto"/>
+        <w:jc w:val="left"/>
+        <w:rPr>
+          <w:rFonts w:ascii="IBM Plex Sans" w:cs="IBM Plex Sans" w:eastAsia="IBM Plex Sans" w:hAnsi="IBM Plex Sans"/>
+        </w:rPr>
+        <w:shd w:fill="F2F0EC"/>
+      </w:pPr>
+      <w:r>
+        <w:rPr>
+          <w:rFonts w:ascii="Consolas" w:cs="Consolas" w:eastAsia="Consolas" w:hAnsi="Consolas"/>
+          <w:sz w:val="16"/>
+          <w:rtl w:val="0"/>
+        </w:rPr>
+        <w:t xml:space="preserve">-- Login biométrico (WebAuthn): la huella NUNCA se guarda ni viaja al</w:t>
+      </w:r>
+    </w:p>
+    <w:p>
+      <w:pPr>
+        <w:spacing w:after="0" w:before="0" w:line="240" w:lineRule="auto"/>
+        <w:jc w:val="left"/>
+        <w:rPr>
+          <w:rFonts w:ascii="IBM Plex Sans" w:cs="IBM Plex Sans" w:eastAsia="IBM Plex Sans" w:hAnsi="IBM Plex Sans"/>
+        </w:rPr>
+        <w:shd w:fill="F2F0EC"/>
+      </w:pPr>
+      <w:r>
+        <w:rPr>
+          <w:rFonts w:ascii="Consolas" w:cs="Consolas" w:eastAsia="Consolas" w:hAnsi="Consolas"/>
+          <w:sz w:val="16"/>
+          <w:rtl w:val="0"/>
+        </w:rPr>
+        <w:t xml:space="preserve">-- servidor; solo se almacenan las llaves públicas de los dispositivos.</w:t>
+      </w:r>
+    </w:p>
+    <w:p>
+      <w:pPr>
+        <w:spacing w:after="0" w:before="0" w:line="240" w:lineRule="auto"/>
+        <w:jc w:val="left"/>
+        <w:rPr>
+          <w:rFonts w:ascii="IBM Plex Sans" w:cs="IBM Plex Sans" w:eastAsia="IBM Plex Sans" w:hAnsi="IBM Plex Sans"/>
+        </w:rPr>
+        <w:shd w:fill="F2F0EC"/>
+      </w:pPr>
+      <w:r>
+        <w:rPr>
+          <w:rFonts w:ascii="Consolas" w:cs="Consolas" w:eastAsia="Consolas" w:hAnsi="Consolas"/>
+          <w:sz w:val="16"/>
+          <w:rtl w:val="0"/>
+        </w:rPr>
+        <w:t xml:space="preserve">CREATE TABLE usuarios (</w:t>
+      </w:r>
+    </w:p>
+    <w:p>
+      <w:pPr>
+        <w:spacing w:after="0" w:before="0" w:line="240" w:lineRule="auto"/>
+        <w:jc w:val="left"/>
+        <w:rPr>
+          <w:rFonts w:ascii="IBM Plex Sans" w:cs="IBM Plex Sans" w:eastAsia="IBM Plex Sans" w:hAnsi="IBM Plex Sans"/>
+        </w:rPr>
+        <w:shd w:fill="F2F0EC"/>
+      </w:pPr>
+      <w:r>
+        <w:rPr>
+          <w:rFonts w:ascii="Consolas" w:cs="Consolas" w:eastAsia="Consolas" w:hAnsi="Consolas"/>
+          <w:sz w:val="16"/>
+          <w:rtl w:val="0"/>
+        </w:rPr>
+        <w:t xml:space="preserve">  id             SERIAL PRIMARY KEY,</w:t>
+      </w:r>
+    </w:p>
+    <w:p>
+      <w:pPr>
+        <w:spacing w:after="0" w:before="0" w:line="240" w:lineRule="auto"/>
+        <w:jc w:val="left"/>
+        <w:rPr>
+          <w:rFonts w:ascii="IBM Plex Sans" w:cs="IBM Plex Sans" w:eastAsia="IBM Plex Sans" w:hAnsi="IBM Plex Sans"/>
+        </w:rPr>
+        <w:shd w:fill="F2F0EC"/>
+      </w:pPr>
+      <w:r>
+        <w:rPr>
+          <w:rFonts w:ascii="Consolas" w:cs="Consolas" w:eastAsia="Consolas" w:hAnsi="Consolas"/>
+          <w:sz w:val="16"/>
+          <w:rtl w:val="0"/>
+        </w:rPr>
+        <w:t xml:space="preserve">  usuario        TEXT NOT NULL UNIQUE,           -- se busca sin distinguir mayúsculas</w:t>
+      </w:r>
+    </w:p>
+    <w:p>
+      <w:pPr>
+        <w:spacing w:after="0" w:before="0" w:line="240" w:lineRule="auto"/>
+        <w:jc w:val="left"/>
+        <w:rPr>
+          <w:rFonts w:ascii="IBM Plex Sans" w:cs="IBM Plex Sans" w:eastAsia="IBM Plex Sans" w:hAnsi="IBM Plex Sans"/>
+        </w:rPr>
+        <w:shd w:fill="F2F0EC"/>
+      </w:pPr>
+      <w:r>
+        <w:rPr>
+          <w:rFonts w:ascii="Consolas" w:cs="Consolas" w:eastAsia="Consolas" w:hAnsi="Consolas"/>
+          <w:sz w:val="16"/>
+          <w:rtl w:val="0"/>
+        </w:rPr>
+        <w:t xml:space="preserve">  nombre         TEXT,</w:t>
+      </w:r>
+    </w:p>
+    <w:p>
+      <w:pPr>
+        <w:spacing w:after="0" w:before="0" w:line="240" w:lineRule="auto"/>
+        <w:jc w:val="left"/>
+        <w:rPr>
+          <w:rFonts w:ascii="IBM Plex Sans" w:cs="IBM Plex Sans" w:eastAsia="IBM Plex Sans" w:hAnsi="IBM Plex Sans"/>
+        </w:rPr>
+        <w:shd w:fill="F2F0EC"/>
+      </w:pPr>
+      <w:r>
+        <w:rPr>
+          <w:rFonts w:ascii="Consolas" w:cs="Consolas" w:eastAsia="Consolas" w:hAnsi="Consolas"/>
+          <w:sz w:val="16"/>
+          <w:rtl w:val="0"/>
+        </w:rPr>
+        <w:t xml:space="preserve">  webauthn_id    TEXT NOT NULL UNIQUE,</w:t>
+      </w:r>
+    </w:p>
+    <w:p>
+      <w:pPr>
+        <w:spacing w:after="0" w:before="0" w:line="240" w:lineRule="auto"/>
+        <w:jc w:val="left"/>
+        <w:rPr>
+          <w:rFonts w:ascii="IBM Plex Sans" w:cs="IBM Plex Sans" w:eastAsia="IBM Plex Sans" w:hAnsi="IBM Plex Sans"/>
+        </w:rPr>
+        <w:shd w:fill="F2F0EC"/>
+      </w:pPr>
+      <w:r>
+        <w:rPr>
+          <w:rFonts w:ascii="Consolas" w:cs="Consolas" w:eastAsia="Consolas" w:hAnsi="Consolas"/>
+          <w:sz w:val="16"/>
+          <w:rtl w:val="0"/>
+        </w:rPr>
+        <w:t xml:space="preserve">  recovery_code  TEXT,                           -- código de recuperación CIFRADO (AES-256-GCM)</w:t>
+      </w:r>
+    </w:p>
+    <w:p>
+      <w:pPr>
+        <w:spacing w:after="0" w:before="0" w:line="240" w:lineRule="auto"/>
+        <w:jc w:val="left"/>
+        <w:rPr>
+          <w:rFonts w:ascii="IBM Plex Sans" w:cs="IBM Plex Sans" w:eastAsia="IBM Plex Sans" w:hAnsi="IBM Plex Sans"/>
+        </w:rPr>
+        <w:shd w:fill="F2F0EC"/>
+      </w:pPr>
+      <w:r>
+        <w:rPr>
+          <w:rFonts w:ascii="Consolas" w:cs="Consolas" w:eastAsia="Consolas" w:hAnsi="Consolas"/>
+          <w:sz w:val="16"/>
+          <w:rtl w:val="0"/>
+        </w:rPr>
+        <w:t xml:space="preserve">  recovery_hash  TEXT,</w:t>
+      </w:r>
+    </w:p>
+    <w:p>
+      <w:pPr>
+        <w:spacing w:after="0" w:before="0" w:line="240" w:lineRule="auto"/>
+        <w:jc w:val="left"/>
+        <w:rPr>
+          <w:rFonts w:ascii="IBM Plex Sans" w:cs="IBM Plex Sans" w:eastAsia="IBM Plex Sans" w:hAnsi="IBM Plex Sans"/>
+        </w:rPr>
+        <w:shd w:fill="F2F0EC"/>
+      </w:pPr>
+      <w:r>
+        <w:rPr>
+          <w:rFonts w:ascii="Consolas" w:cs="Consolas" w:eastAsia="Consolas" w:hAnsi="Consolas"/>
+          <w:sz w:val="16"/>
+          <w:rtl w:val="0"/>
+        </w:rPr>
+        <w:t xml:space="preserve">  creado_at      TIMESTAMPTZ NOT NULL DEFAULT now(),</w:t>
+      </w:r>
+    </w:p>
+    <w:p>
+      <w:pPr>
+        <w:spacing w:after="0" w:before="0" w:line="240" w:lineRule="auto"/>
+        <w:jc w:val="left"/>
+        <w:rPr>
+          <w:rFonts w:ascii="IBM Plex Sans" w:cs="IBM Plex Sans" w:eastAsia="IBM Plex Sans" w:hAnsi="IBM Plex Sans"/>
+        </w:rPr>
+        <w:shd w:fill="F2F0EC"/>
+      </w:pPr>
+      <w:r>
+        <w:rPr>
+          <w:rFonts w:ascii="Consolas" w:cs="Consolas" w:eastAsia="Consolas" w:hAnsi="Consolas"/>
+          <w:sz w:val="16"/>
+          <w:rtl w:val="0"/>
+        </w:rPr>
+        <w:t xml:space="preserve">  ultimo_acceso  TIMESTAMPTZ</w:t>
+      </w:r>
+    </w:p>
+    <w:p>
+      <w:pPr>
+        <w:spacing w:after="0" w:before="0" w:line="240" w:lineRule="auto"/>
+        <w:jc w:val="left"/>
+        <w:rPr>
+          <w:rFonts w:ascii="IBM Plex Sans" w:cs="IBM Plex Sans" w:eastAsia="IBM Plex Sans" w:hAnsi="IBM Plex Sans"/>
+        </w:rPr>
+        <w:shd w:fill="F2F0EC"/>
+      </w:pPr>
+      <w:r>
+        <w:rPr>
+          <w:rFonts w:ascii="Consolas" w:cs="Consolas" w:eastAsia="Consolas" w:hAnsi="Consolas"/>
+          <w:sz w:val="16"/>
+          <w:rtl w:val="0"/>
+        </w:rPr>
+        <w:t xml:space="preserve">);</w:t>
+      </w:r>
+    </w:p>
+    <w:p>
+      <w:pPr>
+        <w:spacing w:after="0" w:before="0" w:line="240" w:lineRule="auto"/>
+        <w:jc w:val="left"/>
+        <w:rPr>
+          <w:rFonts w:ascii="IBM Plex Sans" w:cs="IBM Plex Sans" w:eastAsia="IBM Plex Sans" w:hAnsi="IBM Plex Sans"/>
+        </w:rPr>
+        <w:shd w:fill="F2F0EC"/>
+      </w:pPr>
+      <w:r>
+        <w:rPr>
+          <w:rFonts w:ascii="Consolas" w:cs="Consolas" w:eastAsia="Consolas" w:hAnsi="Consolas"/>
+          <w:sz w:val="16"/>
+          <w:rtl w:val="0"/>
+        </w:rPr>
+        <w:t xml:space="preserve">CREATE TABLE credenciales_biometricas (</w:t>
+      </w:r>
+    </w:p>
+    <w:p>
+      <w:pPr>
+        <w:spacing w:after="0" w:before="0" w:line="240" w:lineRule="auto"/>
+        <w:jc w:val="left"/>
+        <w:rPr>
+          <w:rFonts w:ascii="IBM Plex Sans" w:cs="IBM Plex Sans" w:eastAsia="IBM Plex Sans" w:hAnsi="IBM Plex Sans"/>
+        </w:rPr>
+        <w:shd w:fill="F2F0EC"/>
+      </w:pPr>
+      <w:r>
+        <w:rPr>
+          <w:rFonts w:ascii="Consolas" w:cs="Consolas" w:eastAsia="Consolas" w:hAnsi="Consolas"/>
+          <w:sz w:val="16"/>
+          <w:rtl w:val="0"/>
+        </w:rPr>
+        <w:t xml:space="preserve">  id             SERIAL PRIMARY KEY,</w:t>
+      </w:r>
+    </w:p>
+    <w:p>
+      <w:pPr>
+        <w:spacing w:after="0" w:before="0" w:line="240" w:lineRule="auto"/>
+        <w:jc w:val="left"/>
+        <w:rPr>
+          <w:rFonts w:ascii="IBM Plex Sans" w:cs="IBM Plex Sans" w:eastAsia="IBM Plex Sans" w:hAnsi="IBM Plex Sans"/>
+        </w:rPr>
+        <w:shd w:fill="F2F0EC"/>
+      </w:pPr>
+      <w:r>
+        <w:rPr>
+          <w:rFonts w:ascii="Consolas" w:cs="Consolas" w:eastAsia="Consolas" w:hAnsi="Consolas"/>
+          <w:sz w:val="16"/>
+          <w:rtl w:val="0"/>
+        </w:rPr>
+        <w:t xml:space="preserve">  usuario_id     INTEGER NOT NULL REFERENCES usuarios(id) ON DELETE CASCADE,</w:t>
+      </w:r>
+    </w:p>
+    <w:p>
+      <w:pPr>
+        <w:spacing w:after="0" w:before="0" w:line="240" w:lineRule="auto"/>
+        <w:jc w:val="left"/>
+        <w:rPr>
+          <w:rFonts w:ascii="IBM Plex Sans" w:cs="IBM Plex Sans" w:eastAsia="IBM Plex Sans" w:hAnsi="IBM Plex Sans"/>
+        </w:rPr>
+        <w:shd w:fill="F2F0EC"/>
+      </w:pPr>
+      <w:r>
+        <w:rPr>
+          <w:rFonts w:ascii="Consolas" w:cs="Consolas" w:eastAsia="Consolas" w:hAnsi="Consolas"/>
+          <w:sz w:val="16"/>
+          <w:rtl w:val="0"/>
+        </w:rPr>
+        <w:t xml:space="preserve">  credential_id  TEXT NOT NULL UNIQUE,</w:t>
+      </w:r>
+    </w:p>
+    <w:p>
+      <w:pPr>
+        <w:spacing w:after="0" w:before="0" w:line="240" w:lineRule="auto"/>
+        <w:jc w:val="left"/>
+        <w:rPr>
+          <w:rFonts w:ascii="IBM Plex Sans" w:cs="IBM Plex Sans" w:eastAsia="IBM Plex Sans" w:hAnsi="IBM Plex Sans"/>
+        </w:rPr>
+        <w:shd w:fill="F2F0EC"/>
+      </w:pPr>
+      <w:r>
+        <w:rPr>
+          <w:rFonts w:ascii="Consolas" w:cs="Consolas" w:eastAsia="Consolas" w:hAnsi="Consolas"/>
+          <w:sz w:val="16"/>
+          <w:rtl w:val="0"/>
+        </w:rPr>
+        <w:t xml:space="preserve">  public_key     TEXT NOT NULL,</w:t>
+      </w:r>
+    </w:p>
+    <w:p>
+      <w:pPr>
+        <w:spacing w:after="0" w:before="0" w:line="240" w:lineRule="auto"/>
+        <w:jc w:val="left"/>
+        <w:rPr>
+          <w:rFonts w:ascii="IBM Plex Sans" w:cs="IBM Plex Sans" w:eastAsia="IBM Plex Sans" w:hAnsi="IBM Plex Sans"/>
+        </w:rPr>
+        <w:shd w:fill="F2F0EC"/>
+      </w:pPr>
+      <w:r>
+        <w:rPr>
+          <w:rFonts w:ascii="Consolas" w:cs="Consolas" w:eastAsia="Consolas" w:hAnsi="Consolas"/>
+          <w:sz w:val="16"/>
+          <w:rtl w:val="0"/>
+        </w:rPr>
+        <w:t xml:space="preserve">  counter        BIGINT NOT NULL DEFAULT 0,</w:t>
+      </w:r>
+    </w:p>
+    <w:p>
+      <w:pPr>
+        <w:spacing w:after="0" w:before="0" w:line="240" w:lineRule="auto"/>
+        <w:jc w:val="left"/>
+        <w:rPr>
+          <w:rFonts w:ascii="IBM Plex Sans" w:cs="IBM Plex Sans" w:eastAsia="IBM Plex Sans" w:hAnsi="IBM Plex Sans"/>
+        </w:rPr>
+        <w:shd w:fill="F2F0EC"/>
+      </w:pPr>
+      <w:r>
+        <w:rPr>
+          <w:rFonts w:ascii="Consolas" w:cs="Consolas" w:eastAsia="Consolas" w:hAnsi="Consolas"/>
+          <w:sz w:val="16"/>
+          <w:rtl w:val="0"/>
+        </w:rPr>
+        <w:t xml:space="preserve">  creado_at      TIMESTAMPTZ NOT NULL DEFAULT now()</w:t>
+      </w:r>
+    </w:p>
+    <w:p>
+      <w:pPr>
+        <w:spacing w:after="0" w:before="0" w:line="240" w:lineRule="auto"/>
+        <w:jc w:val="left"/>
+        <w:rPr>
+          <w:rFonts w:ascii="IBM Plex Sans" w:cs="IBM Plex Sans" w:eastAsia="IBM Plex Sans" w:hAnsi="IBM Plex Sans"/>
+        </w:rPr>
+        <w:shd w:fill="F2F0EC"/>
+      </w:pPr>
+      <w:r>
+        <w:rPr>
+          <w:rFonts w:ascii="Consolas" w:cs="Consolas" w:eastAsia="Consolas" w:hAnsi="Consolas"/>
+          <w:sz w:val="16"/>
+          <w:rtl w:val="0"/>
+        </w:rPr>
+        <w:t xml:space="preserve">);</w:t>
+      </w:r>
+    </w:p>
+    <w:p>
+      <w:pPr>
+        <w:spacing w:after="0" w:before="0" w:line="240" w:lineRule="auto"/>
+        <w:jc w:val="left"/>
+        <w:rPr>
+          <w:rFonts w:ascii="IBM Plex Sans" w:cs="IBM Plex Sans" w:eastAsia="IBM Plex Sans" w:hAnsi="IBM Plex Sans"/>
+        </w:rPr>
+        <w:shd w:fill="F2F0EC"/>
+      </w:pPr>
+      <w:r>
+        <w:rPr>
+          <w:rFonts w:ascii="Consolas" w:cs="Consolas" w:eastAsia="Consolas" w:hAnsi="Consolas"/>
+          <w:sz w:val="16"/>
+          <w:rtl w:val="0"/>
+        </w:rPr>
+        <w:t xml:space="preserve">-- Además: desafios_webauthn (vencen a los 5 minutos), invitaciones (vencen a</w:t>
+      </w:r>
+    </w:p>
+    <w:p>
+      <w:pPr>
+        <w:spacing w:after="0" w:before="0" w:line="240" w:lineRule="auto"/>
+        <w:jc w:val="left"/>
+        <w:rPr>
+          <w:rFonts w:ascii="IBM Plex Sans" w:cs="IBM Plex Sans" w:eastAsia="IBM Plex Sans" w:hAnsi="IBM Plex Sans"/>
+        </w:rPr>
+        <w:shd w:fill="F2F0EC"/>
+      </w:pPr>
+      <w:r>
+        <w:rPr>
+          <w:rFonts w:ascii="Consolas" w:cs="Consolas" w:eastAsia="Consolas" w:hAnsi="Consolas"/>
+          <w:sz w:val="16"/>
+          <w:rtl w:val="0"/>
+        </w:rPr>
+        <w:t xml:space="preserve">-- los 7 días, se guardan hasheadas) y migraciones_aplicadas. Definición completa</w:t>
+      </w:r>
+    </w:p>
+    <w:p>
+      <w:pPr>
+        <w:spacing w:after="0" w:before="0" w:line="240" w:lineRule="auto"/>
+        <w:jc w:val="left"/>
+        <w:rPr>
+          <w:rFonts w:ascii="IBM Plex Sans" w:cs="IBM Plex Sans" w:eastAsia="IBM Plex Sans" w:hAnsi="IBM Plex Sans"/>
+        </w:rPr>
+        <w:shd w:fill="F2F0EC"/>
+      </w:pPr>
+      <w:r>
+        <w:rPr>
+          <w:rFonts w:ascii="Consolas" w:cs="Consolas" w:eastAsia="Consolas" w:hAnsi="Consolas"/>
+          <w:sz w:val="16"/>
+          <w:rtl w:val="0"/>
+        </w:rPr>
+        <w:t xml:space="preserve">-- en database/01_base_de_datos_completa.sql.</w:t>
       </w:r>
     </w:p>
     <w:p>
@@ -6202,7 +6608,7 @@
           <w:rFonts w:ascii="IBM Plex Sans" w:cs="IBM Plex Sans" w:eastAsia="IBM Plex Sans" w:hAnsi="IBM Plex Sans"/>
           <w:rtl w:val="0"/>
         </w:rPr>
-        <w:t>En la aplicación web, la grilla del editor guarda en matriz_pasadas los valores enteros de cada celda (0, 1, 2, 3…). Cada FILA de la matriz equivale a una PASADA del telar, y las columnas de esa fila son los elementos que se seleccionan de forma simultánea en esa pasada. Un valor mayor a 1 indica que la fila entera se repite esa cantidad de veces antes de pasar a la siguiente, tomándose el mayor valor de la fila: una fila se repite completa, no puede repetirse parcialmente. Una fila sin ningún valor activo sigue siendo una pasada válida, en la que simplemente no se activa ningún elemento. El campo matriz_ligamento guarda la misma grilla en formato binario, para la representación visual del dibujo.</w:t>
+        <w:t>En la aplicación web, cada celda de la grilla del editor vale 0 o 1: la bobina de esa columna se activa o no. Cada FILA de matriz_pasadas es una combinación de bobinas que se activan de forma simultánea, y se teje durante tantas pasadas seguidas como indique su número en repeticiones_por_fila (de 1 a 9999; sin ese dato, una pasada por fila). Así una fila con 100 repeticiones son 100 pasadas de la misma combinación, sin tener que dibujar 100 filas iguales. Una fila sin ninguna celda activa sigue siendo una pasada válida, en la que no se activa ninguna bobina. El campo matriz_ligamento guarda la misma grilla en formato binario, para la representación visual del dibujo.</w:t>
       </w:r>
     </w:p>
     <w:p>
@@ -6506,6 +6912,24 @@
           <w:rtl w:val="0"/>
         </w:rPr>
         <w:t xml:space="preserve">  ],</w:t>
+      </w:r>
+    </w:p>
+    <w:p>
+      <w:pPr>
+        <w:spacing w:after="0" w:before="0" w:lineRule="auto"/>
+        <w:jc w:val="left"/>
+        <w:rPr>
+          <w:rFonts w:ascii="IBM Plex Sans" w:cs="IBM Plex Sans" w:eastAsia="IBM Plex Sans" w:hAnsi="IBM Plex Sans"/>
+        </w:rPr>
+        <w:shd w:fill="F2F0EC"/>
+      </w:pPr>
+      <w:r>
+        <w:rPr>
+          <w:rFonts w:ascii="Consolas" w:cs="Consolas" w:eastAsia="Consolas" w:hAnsi="Consolas"/>
+          <w:sz w:val="16"/>
+          <w:rtl w:val="0"/>
+        </w:rPr>
+        <w:t xml:space="preserve">  "repeticiones_por_fila": [1, 1, 1, 1],</w:t>
       </w:r>
     </w:p>
     <w:p>
@@ -7043,7 +7467,7 @@
           <w:rFonts w:ascii="IBM Plex Sans" w:cs="IBM Plex Sans" w:eastAsia="IBM Plex Sans" w:hAnsi="IBM Plex Sans"/>
           <w:rtl w:val="0"/>
         </w:rPr>
-        <w:t>El firmware del ESP32 se acopla al backend propio (Node.js/Express) exclusivamente por HTTP: sondea el endpoint GET /api/telares/8?origen=esp32 cada 2,5 s (8 es el id del telar en la base, TELAR_ID en el firmware) para conocer el estado deseado del telar y reporta fallas por POST /api/errores. No existe integración con Firebase ni con bases de datos de series temporales externas: toda la persistencia vive en la misma base PostgreSQL (Neon) que usa la web.</w:t>
+        <w:t>El firmware del ESP32 se acopla al backend propio (Node.js/Express) exclusivamente por HTTP: sondea el endpoint GET /api/telares/8?origen=esp32 cada 2,5 s (8 es el id del telar en la base, TELAR_ID en el firmware) para conocer el estado deseado del telar avisa los usos manuales de la botonera por POST /api/telares/8/evento-fisico y reporta fallas por POST /api/errores. No existe integración con Firebase ni con bases de datos de series temporales externas: toda la persistencia vive en la misma base PostgreSQL (Neon) que usa la web.</w:t>
       </w:r>
     </w:p>
     <w:p>
@@ -7159,7 +7583,7 @@
           <w:rFonts w:ascii="IBM Plex Sans" w:cs="IBM Plex Sans" w:eastAsia="IBM Plex Sans" w:hAnsi="IBM Plex Sans"/>
           <w:rtl w:val="0"/>
         </w:rPr>
-        <w:t>El sondeo del ESP32 al backend (Nivel 1) es simple: consulta el estado del telar (apagado/tejiendo/pausado/error) y, ante un cambio, dispara un pulso de 300 ms en el relé de Marcha o de Pausa correspondiente. Para el Nivel 2 (control de las bobinas de selección), la secuencia completa del patrón se descarga una única vez a memoria del ESP32 y se ejecuta localmente pasada a pasada, sin depender de la red; el avance se reporta al backend en una cola acotada a 500 registros para no saturar el servidor tras una caída prolongada de conectividad. La siguiente tabla resume los endpoints principales que consumen el ESP32 y la web:</w:t>
+        <w:t>El sondeo del ESP32 al backend (Nivel 1) es simple: consulta el estado del telar (apagado/tejiendo/pausado/error) y, ante un cambio, dispara un pulso de 300 ms en el relé de Marcha o de Pausa correspondiente; cada pedido de Retroceder desde la web da un pulso en su relé, siempre después de la Pausa. Para el Nivel 2 (control de las bobinas de selección), la secuencia completa del patrón se descarga una única vez a memoria del ESP32 y se ejecuta localmente pasada a pasada, sin depender de la red; el avance se reporta al backend como conteo acumulado (cada segundo mientras teje y una vez más al detenerse): si un reporte se pierde por la red, el siguiente trae el número correcto igual. La siguiente tabla resume los endpoints principales que consumen el ESP32 y la web:</w:t>
       </w:r>
     </w:p>
     <w:tbl>
@@ -7463,7 +7887,7 @@
                 <w:rFonts w:ascii="IBM Plex Sans" w:cs="IBM Plex Sans" w:eastAsia="IBM Plex Sans" w:hAnsi="IBM Plex Sans"/>
                 <w:rtl w:val="0"/>
               </w:rPr>
-              <w:t>Avanza N pasos (fire-and-forget); nunca “termina”, vuelve a la fila 0 y suma vueltas_completadas.</w:t>
+              <w:t>Avanza la posición por reloj (una pasada cada 200 ms) mientras no haya sensor; nunca “termina”, vuelve a la fila 0 y suma vueltas_completadas. Con el sensor activo responde 409 y la posición la lleva el ESP32.</w:t>
             </w:r>
           </w:p>
         </w:tc>
@@ -7536,7 +7960,7 @@
                 <w:rFonts w:ascii="IBM Plex Sans" w:cs="IBM Plex Sans" w:eastAsia="IBM Plex Sans" w:hAnsi="IBM Plex Sans"/>
                 <w:rtl w:val="0"/>
               </w:rPr>
-              <w:t>Retrocede una pasada completa (RF08); devuelve al_inicio: true si no se puede retroceder más.</w:t>
+              <w:t>Retrocede una pasada completa (RF08); desde la primera fila vuelve a la última (el dibujo es un lazo) y lo indica con al_inicio: true.</w:t>
             </w:r>
           </w:p>
         </w:tc>
@@ -8727,7 +9151,7 @@
                 <w:rFonts w:ascii="IBM Plex Sans" w:hAnsi="IBM Plex Sans" w:cs="IBM Plex Sans" w:eastAsia="IBM Plex Sans"/>
                 <w:sz w:val="17"/>
               </w:rPr>
-              <w:t>Acciones rápidas de limpiar grilla, invertir valores y repetir bloques, para acelerar el trabajo del operario.</w:t>
+              <w:t>Limpiar la grilla, repeticiones por fila (una fila se teje hasta 9999 pasadas seguidas sin dibujarla de nuevo), simulador de color de hilo y ficha técnica en PDF, para acelerar el trabajo del operario.</w:t>
             </w:r>
           </w:p>
         </w:tc>
@@ -9263,7 +9687,7 @@
                 <w:rFonts w:ascii="IBM Plex Sans" w:hAnsi="IBM Plex Sans" w:cs="IBM Plex Sans" w:eastAsia="IBM Plex Sans"/>
                 <w:sz w:val="17"/>
               </w:rPr>
-              <w:t>Permite retroceder el tejido una pasada completa: pausa la ejecución, mueve la posición una fila atrás y pulsa el relé de Retroceder del telar.</w:t>
+              <w:t>Permite retroceder el tejido una pasada completa: pausa la ejecución, mueve la posición una pasada atrás y pulsa el relé de Retroceder del telar.</w:t>
             </w:r>
           </w:p>
         </w:tc>
@@ -9575,7 +9999,7 @@
                 <w:rFonts w:ascii="IBM Plex Sans" w:hAnsi="IBM Plex Sans" w:cs="IBM Plex Sans" w:eastAsia="IBM Plex Sans"/>
                 <w:sz w:val="17"/>
               </w:rPr>
-              <w:t>En implementación</w:t>
+              <w:t>Implementado</w:t>
             </w:r>
           </w:p>
         </w:tc>
@@ -12996,7 +13420,7 @@
           <w:rFonts w:ascii="IBM Plex Sans" w:cs="IBM Plex Sans" w:eastAsia="IBM Plex Sans" w:hAnsi="IBM Plex Sans"/>
           <w:rtl w:val="0"/>
         </w:rPr>
-        <w:t>El microcontrolador ESP32-WROOM-32 se comunica exclusivamente por Wi-Fi con el backend propio (Node.js/Express) mediante peticiones HTTP/REST en JSON: sondea GET /api/telares/8?origen=esp32 cada 2,5 s (8 es el id del telar en la base, TELAR_ID en el firmware) para conocer el estado deseado del telar y reporta fallas con POST /api/errores. El backend, es el único intermediario entre el ESP32, la web y la base de datos PostgreSQL alojada en Neon; no se utiliza MQTT, WebSockets ni ningún broker intermedio en el stack actual.</w:t>
+        <w:t>El microcontrolador ESP32-WROOM-32 se comunica exclusivamente por Wi-Fi con el backend propio (Node.js/Express) mediante peticiones HTTP/REST en JSON: sondea GET /api/telares/8?origen=esp32 cada 2,5 s (8 es el id del telar en la base, TELAR_ID en el firmware) para conocer el estado deseado del telar, avisa los usos manuales de la botonera con POST /api/telares/8/evento-fisico y reporta fallas con POST /api/errores. El backend, es el único intermediario entre el ESP32, la web y la base de datos PostgreSQL alojada en Neon; no se utiliza MQTT, WebSockets ni ningún broker intermedio en el stack actual.</w:t>
       </w:r>
     </w:p>
     <w:p>
@@ -14047,7 +14471,7 @@
                 <w:rFonts w:ascii="IBM Plex Sans" w:hAnsi="IBM Plex Sans" w:cs="IBM Plex Sans" w:eastAsia="IBM Plex Sans"/>
                 <w:sz w:val="17"/>
               </w:rPr>
-              <w:t>a definir</w:t>
+              <w:t>GPIO 35</w:t>
             </w:r>
           </w:p>
         </w:tc>
@@ -14313,7 +14737,7 @@
                 <w:rFonts w:ascii="IBM Plex Sans" w:hAnsi="IBM Plex Sans" w:cs="IBM Plex Sans" w:eastAsia="IBM Plex Sans"/>
                 <w:sz w:val="17"/>
               </w:rPr>
-              <w:t>Depende de medir las bobinas instaladas y de localizar el punto de intervención de la señal.</w:t>
+              <w:t>El punto de intervención ya está definido (la señal de cada lector óptico). Falta medir la salida de un lector y armar y probar los Bloques C y D.</w:t>
             </w:r>
           </w:p>
         </w:tc>
@@ -15061,7 +15485,7 @@
           <w:rFonts w:ascii="IBM Plex Sans" w:cs="IBM Plex Sans" w:eastAsia="IBM Plex Sans" w:hAnsi="IBM Plex Sans"/>
           <w:rtl w:val="0"/>
         </w:rPr>
-        <w:t>El ESP32 opera estrictamente a 3,3V, mientras que las señales nativas del telar trabajan bajo el estándar de 24V, exigiendo etapas intermedias de acondicionamiento y aislamiento. El chip genera calor interno por el uso constante del Wi-Fi y debido a eso, debe colocarse en un gabinete adecuadamente ventilado y separado de las fuentes de mayor ruido electromagnético (EMI) de los motores, para evitar reseteos provocados por picos inductivos. Las pistas de potencia de la PCB deben tener un grosor mínimo de 0,8 mm a 1 mm para mitigar caídas de tensión.</w:t>
+        <w:t>El ESP32 opera estrictamente a 3,3V, mientras que las señales nativas del telar trabajan bajo el estándar de 24V, exigiendo etapas intermedias de acondicionamiento y aislamiento. El chip genera calor interno por el uso constante del Wi-Fi y debido a eso, debe colocarse en un gabinete adecuadamente ventilado y separado de las fuentes de mayor ruido electromagnético (EMI) de los motores, para evitar reseteos provocados por picos inductivos. Las conexiones de 5 V y masa de la placa se hacen con cable o puentes de estaño de 0,8 mm a 1 mm, para evitar caídas de tensión cuando enganchan los relés.</w:t>
       </w:r>
     </w:p>
     <w:p>
@@ -15098,7 +15522,7 @@
           <w:rFonts w:ascii="IBM Plex Sans" w:cs="IBM Plex Sans" w:eastAsia="IBM Plex Sans" w:hAnsi="IBM Plex Sans"/>
           <w:rtl w:val="0"/>
         </w:rPr>
-        <w:t xml:space="preserve">Las señales de control de 24V nativas del telar interactuarán con la PCB del ESP32 de forma aislada mediante optoacopladores rápidos (PC817) para independizar las masas de los motores y proteger el circuito digital. Las interconexiones externas utilizarán cable multifilar de 1 mm² (el unifilar rígido se corta por fatiga ante la vibración del entorno textil), sin blindaje: la señal de contacto seco a 24 V tiene inmunidad de sobra, el telar no cuenta con variador de frecuencia y su electrónica está alojada en una caja metálica que contiene el ruido en su origen. El nodo emplea borneras de conexión atornillables instaladas directamente en la placa para la alimentación y el direccionamiento seguro de las señales lógicas hacia las etapas de potencia, manteniendo todo el cableado protegido dentro del gabinete principal. </w:t>
+        <w:t xml:space="preserve">Las señales de control de 24V nativas del telar interactúan con la placa del ESP32 de forma aislada mediante optoacopladores rápidos (PC817) para independizar las masas de los motores y proteger el circuito digital. Las interconexiones externas utilizarán cable multifilar de 1 mm² (el unifilar rígido se corta por fatiga ante la vibración del entorno textil), sin blindaje: la señal de contacto seco a 24 V tiene inmunidad de sobra, el telar no cuenta con variador de frecuencia y su electrónica está alojada en una caja metálica que contiene el ruido en su origen. El nodo emplea borneras de conexión atornillables instaladas directamente en la placa para la alimentación y el direccionamiento seguro de las señales lógicas hacia las etapas de potencia, manteniendo todo el cableado protegido dentro del gabinete principal. </w:t>
       </w:r>
     </w:p>
     <w:p>
@@ -15326,7 +15750,7 @@
           <w:rFonts w:ascii="IBM Plex Sans" w:cs="IBM Plex Sans" w:eastAsia="IBM Plex Sans" w:hAnsi="IBM Plex Sans"/>
           <w:rtl w:val="0"/>
         </w:rPr>
-        <w:t>Microcontrolador ESP32-WROOM-32 (Soldado directo a pistas, en tablero separado IP65), con código C++ protegido por temporizador de hardware de 15 s, encargado de sondear por Wi-Fi/HTTP el estado del telar en el backend cada 2,5 s y accionar los relés de Marcha/Pausa.</w:t>
+        <w:t>Microcontrolador ESP32-WROOM-32 (Soldado directo a pistas, en tablero separado IP65), con código C++ protegido por temporizador de hardware de 15 s, encargado de sondear por Wi-Fi/HTTP el estado del telar en el backend cada 2,5 s y accionar los relés de Marcha, Pausa y Retroceder.</w:t>
       </w:r>
     </w:p>
     <w:p>
@@ -15600,7 +16024,7 @@
           <w:rFonts w:ascii="IBM Plex Sans" w:cs="IBM Plex Sans" w:eastAsia="IBM Plex Sans" w:hAnsi="IBM Plex Sans"/>
           <w:rtl w:val="0"/>
         </w:rPr>
-        <w:t>Plano de masa continuo en la PCB con separación estricta entre la zona digital 3.3 V y la de potencia 24V.</w:t>
+        <w:t>Placa universal perforada con la zona de 3,3 V separada de la de los relés, y una sola referencia de masa para todo el nodo, evitando bucles de masa (ground loops). Los 24 V del telar no llegan a la placa: quedan del otro lado de los relés y de los optoacopladores.</w:t>
       </w:r>
     </w:p>
     <w:p>
@@ -15621,7 +16045,7 @@
           <w:rFonts w:ascii="IBM Plex Sans" w:cs="IBM Plex Sans" w:eastAsia="IBM Plex Sans" w:hAnsi="IBM Plex Sans"/>
           <w:rtl w:val="0"/>
         </w:rPr>
-        <w:t>Uso de filtros LC pasivos en las líneas de alimentación del ESP32 y una referencia de masa única para todo el nodo, evitando bucles de masa (ground loops).</w:t>
+        <w:t>Desacople de la alimentación: un capacitor electrolítico de 470 µF en el bus de 5 V, que sostiene la tensión cuando engancha un relé, y capacitores cerámicos de 100 nF junto al ESP32 y junto a cada módulo de relé.</w:t>
       </w:r>
       <w:r>
         <w:rPr>
@@ -19116,7 +19540,7 @@
                 <w:rFonts w:ascii="IBM Plex Sans" w:hAnsi="IBM Plex Sans"/>
                 <w:sz w:val="17"/>
               </w:rPr>
-              <w:t>Pausa el tejido, mueve la posición una fila atrás, lo refleja en pantalla y pulsa el relé del telar.</w:t>
+              <w:t>Pausa el tejido, mueve la posición una pasada atrás, lo refleja en pantalla y pulsa el relé del telar.</w:t>
             </w:r>
           </w:p>
         </w:tc>
@@ -19226,7 +19650,7 @@
                 <w:rFonts w:ascii="IBM Plex Sans" w:hAnsi="IBM Plex Sans"/>
                 <w:sz w:val="17"/>
               </w:rPr>
-              <w:t>En curso</w:t>
+              <w:t>Terminado</w:t>
             </w:r>
           </w:p>
         </w:tc>
@@ -19396,7 +19820,7 @@
           <w:rFonts w:ascii="IBM Plex Sans" w:cs="IBM Plex Sans" w:eastAsia="IBM Plex Sans" w:hAnsi="IBM Plex Sans"/>
           <w:rtl w:val="0"/>
         </w:rPr>
-        <w:t xml:space="preserve"> Repositorio centralizado para el control de versiones del firmware C++ y los archivos de diseño de la placa KiCad, donde cada miembro debe estar registrado como colaborador activo e incluir la descripción técnica estructurada en el archivos informativos. </w:t>
+        <w:t xml:space="preserve"> Repositorio centralizado para el control de versiones del firmware C++, el backend, la web y la documentación, donde cada miembro debe estar registrado como colaborador activo e incluir la descripción técnica estructurada en el archivos informativos. </w:t>
       </w:r>
     </w:p>
     <w:p>
@@ -20213,7 +20637,7 @@
                 <w:color w:val="1f1f1f"/>
                 <w:rtl w:val="0"/>
               </w:rPr>
-              <w:t>Espressif ESP32-WROOM-32U</w:t>
+              <w:t>Espressif ESP32-WROOM-32</w:t>
             </w:r>
           </w:p>
         </w:tc>
@@ -21558,7 +21982,7 @@
           <w:bCs w:val="1"/>
           <w:rtl w:val="0"/>
         </w:rPr>
-        <w:t>Ficha técnica descargable: implementado. Reúne en un PDF los datos del dibujo (nombre, dimensiones, matriz, repeticiones de cada fila y colores) junto con las instrucciones de tejido, exportable desde la propia biblioteca.</w:t>
+        <w:t>Ficha técnica descargable: implementado. Reúne en un PDF los datos del dibujo (nombre, dimensiones, matriz, repeticiones de cada fila y colores) junto con las instrucciones de tejido, que se descarga desde el editor.</w:t>
       </w:r>
       <w:r>
         <w:rPr>

--- a/documentacion_proyecto/Documentación_de_Proyecto.docx
+++ b/documentacion_proyecto/Documentación_de_Proyecto.docx
@@ -4084,7 +4084,7 @@
           <w:color w:val="000000"/>
           <w:rtl w:val="0"/>
         </w:rPr>
-        <w:t>grilla interactiva donde cada fila es una combinación de bobinas, que se teje en una o más pasadas seguidas, y cada columna una bobina de selección: tocar una celda la activa o la desactiva para esa pasada. Al costado de cada fila se indica cuántas pasadas seguidas se teje. Arriba se definen las filas (1 a 300) y las columnas (1 a 8), el nombre del dibujo con su indicador de estado, y una barra con el estado del equipo del telar (conexión, tejido y conteo del sensor). Incluye las herramientas Limpiar, el simulador de color de hilo y la descarga de la ficha técnica en PDF; los controles ▶, Pausa, Retroceder y Terminar trabajo (⏹), que resaltan la fila que se está tejiendo; y los botones Nuevo y Guardar.</w:t>
+        <w:t>grilla interactiva donde cada fila lleva una sola bobina (una trama por pasada), que se teje en una o más pasadas seguidas, y cada columna es una bobina de selección: tocar una celda la activa o la desactiva para esa pasada. Al costado de cada fila se indica cuántas pasadas seguidas se teje. Arriba se definen las filas (1 a 300) y las columnas (1 a 8), el nombre del dibujo con su indicador de estado, y una barra con el estado del equipo del telar (conexión, tejido y conteo del sensor). Incluye las herramientas Limpiar, Intercalar (secuencias que alternan bobinas, por ejemplo 1, 3 y 2), el simulador de color de hilo, la ficha del dibujo (metros por pasada e hilado) y la descarga de la ficha técnica en PDF; los controles ▶, Pausa, Retroceder y Terminar trabajo (⏹), que resaltan la fila que se está tejiendo; y los botones Nuevo y Guardar.</w:t>
       </w:r>
     </w:p>
     <w:p>
@@ -4471,7 +4471,7 @@
                 <w:rFonts w:ascii="IBM Plex Sans" w:cs="IBM Plex Sans" w:eastAsia="IBM Plex Sans" w:hAnsi="IBM Plex Sans"/>
                 <w:rtl w:val="0"/>
               </w:rPr>
-              <w:t>nombre, filas (1 a 300), columnas (1 a 8), matriz_pasadas (JSONB), matriz_ligamento (JSONB), repeticiones_por_fila, colores_filas (JSONB), metadata (JSONB), metros_por_pasada, creado_por_invitado</w:t>
+              <w:t>nombre, filas (1 a 300), columnas (1 a 8), matriz_pasadas (JSONB), matriz_ligamento (JSONB), repeticiones_por_fila, colores_filas (JSONB), metadata (JSONB), metros_por_pasada, hilado_peso_kg, hilado_metros_max, hilado_pasadas_base, creado_por_invitado</w:t>
             </w:r>
           </w:p>
         </w:tc>
@@ -5074,7 +5074,7 @@
           <w:sz w:val="16"/>
           <w:rtl w:val="0"/>
         </w:rPr>
-        <w:t xml:space="preserve">  matriz_pasadas         JSONB NOT NULL,   -- una fila por combinación; celda 1 = la bobina se activa</w:t>
+        <w:t xml:space="preserve">  matriz_pasadas         JSONB NOT NULL,   -- una fila por pasada; celda 1 = la bobina se activa (una por fila)</w:t>
       </w:r>
     </w:p>
     <w:p>
@@ -5165,6 +5165,60 @@
           <w:rtl w:val="0"/>
         </w:rPr>
         <w:t xml:space="preserve">  metros_por_pasada      NUMERIC(10,6),    -- lo carga el operario; para pasar pasadas a metros</w:t>
+      </w:r>
+    </w:p>
+    <w:p>
+      <w:pPr>
+        <w:spacing w:after="0" w:before="0" w:line="240" w:lineRule="auto"/>
+        <w:jc w:val="left"/>
+        <w:rPr>
+          <w:rFonts w:ascii="IBM Plex Sans" w:cs="IBM Plex Sans" w:eastAsia="IBM Plex Sans" w:hAnsi="IBM Plex Sans"/>
+        </w:rPr>
+        <w:shd w:fill="F2F0EC"/>
+      </w:pPr>
+      <w:r>
+        <w:rPr>
+          <w:rFonts w:ascii="Consolas" w:cs="Consolas" w:eastAsia="Consolas" w:hAnsi="Consolas"/>
+          <w:sz w:val="16"/>
+          <w:rtl w:val="0"/>
+        </w:rPr>
+        <w:t xml:space="preserve">  hilado_peso_kg         NUMERIC(10,3),    -- peso del hilado disponible (kg)</w:t>
+      </w:r>
+    </w:p>
+    <w:p>
+      <w:pPr>
+        <w:spacing w:after="0" w:before="0" w:line="240" w:lineRule="auto"/>
+        <w:jc w:val="left"/>
+        <w:rPr>
+          <w:rFonts w:ascii="IBM Plex Sans" w:cs="IBM Plex Sans" w:eastAsia="IBM Plex Sans" w:hAnsi="IBM Plex Sans"/>
+        </w:rPr>
+        <w:shd w:fill="F2F0EC"/>
+      </w:pPr>
+      <w:r>
+        <w:rPr>
+          <w:rFonts w:ascii="Consolas" w:cs="Consolas" w:eastAsia="Consolas" w:hAnsi="Consolas"/>
+          <w:sz w:val="16"/>
+          <w:rtl w:val="0"/>
+        </w:rPr>
+        <w:t xml:space="preserve">  hilado_metros_max      NUMERIC(12,2),    -- metros de tela que alcanza a tejer</w:t>
+      </w:r>
+    </w:p>
+    <w:p>
+      <w:pPr>
+        <w:spacing w:after="0" w:before="0" w:line="240" w:lineRule="auto"/>
+        <w:jc w:val="left"/>
+        <w:rPr>
+          <w:rFonts w:ascii="IBM Plex Sans" w:cs="IBM Plex Sans" w:eastAsia="IBM Plex Sans" w:hAnsi="IBM Plex Sans"/>
+        </w:rPr>
+        <w:shd w:fill="F2F0EC"/>
+      </w:pPr>
+      <w:r>
+        <w:rPr>
+          <w:rFonts w:ascii="Consolas" w:cs="Consolas" w:eastAsia="Consolas" w:hAnsi="Consolas"/>
+          <w:sz w:val="16"/>
+          <w:rtl w:val="0"/>
+        </w:rPr>
+        <w:t xml:space="preserve">  hilado_pasadas_base    INTEGER,          -- pasadas acumuladas al cargar el hilado</w:t>
       </w:r>
     </w:p>
     <w:p>
@@ -6608,7 +6662,7 @@
           <w:rFonts w:ascii="IBM Plex Sans" w:cs="IBM Plex Sans" w:eastAsia="IBM Plex Sans" w:hAnsi="IBM Plex Sans"/>
           <w:rtl w:val="0"/>
         </w:rPr>
-        <w:t>En la aplicación web, cada celda de la grilla del editor vale 0 o 1: la bobina de esa columna se activa o no. Cada FILA de matriz_pasadas es una combinación de bobinas que se activan de forma simultánea, y se teje durante tantas pasadas seguidas como indique su número en repeticiones_por_fila (de 1 a 9999; sin ese dato, una pasada por fila). Así una fila con 100 repeticiones son 100 pasadas de la misma combinación, sin tener que dibujar 100 filas iguales. Una fila sin ninguna celda activa sigue siendo una pasada válida, en la que no se activa ninguna bobina. El campo matriz_ligamento guarda la misma grilla en formato binario, para la representación visual del dibujo.</w:t>
+        <w:t>En la aplicación web, cada celda de la grilla del editor vale 0 o 1: la bobina de esa columna se activa o no. Cada FILA de matriz_pasadas lleva como máximo una bobina activa, porque en cada pasada entra una sola trama (el servidor rechaza una fila con dos), y se teje durante tantas pasadas seguidas como indique su número en repeticiones_por_fila (de 1 a 9999; sin ese dato, una pasada por fila). Así una fila con 100 repeticiones son 100 pasadas de la misma bobina, sin tener que dibujar 100 filas iguales. Una fila sin ninguna celda activa sigue siendo una pasada válida, en la que no se activa ninguna bobina. El campo matriz_ligamento guarda la misma grilla en formato binario, para la representación visual del dibujo.</w:t>
       </w:r>
     </w:p>
     <w:p>
@@ -8883,7 +8937,7 @@
                 <w:rFonts w:ascii="IBM Plex Sans" w:hAnsi="IBM Plex Sans" w:cs="IBM Plex Sans" w:eastAsia="IBM Plex Sans"/>
                 <w:sz w:val="17"/>
               </w:rPr>
-              <w:t>Lienzo cuadriculado donde el operario dibuja el ligamento tocando las celdas. Cada fila es una combinación de bobinas, que se teje en una o más pasadas seguidas, y cada columna una bobina de selección.</w:t>
+              <w:t>Lienzo cuadriculado donde el operario dibuja el ligamento tocando las celdas. Cada fila lleva una sola bobina (una trama por pasada), que se teje en una o más pasadas seguidas, y cada columna es una bobina de selección.</w:t>
             </w:r>
           </w:p>
         </w:tc>
@@ -9151,7 +9205,7 @@
                 <w:rFonts w:ascii="IBM Plex Sans" w:hAnsi="IBM Plex Sans" w:cs="IBM Plex Sans" w:eastAsia="IBM Plex Sans"/>
                 <w:sz w:val="17"/>
               </w:rPr>
-              <w:t>Limpiar la grilla, repeticiones por fila (una fila se teje hasta 9999 pasadas seguidas sin dibujarla de nuevo), simulador de color de hilo y ficha técnica en PDF, para acelerar el trabajo del operario.</w:t>
+              <w:t>Limpiar la grilla, repeticiones por fila (una fila se teje hasta 9999 pasadas seguidas sin dibujarla de nuevo), Intercalar (arma secuencias que alternan bobinas, como 1, 3 y 2 repetidas N veces), simulador de color de hilo y ficha técnica en PDF, para acelerar el trabajo del operario.</w:t>
             </w:r>
           </w:p>
         </w:tc>
@@ -11469,7 +11523,7 @@
                 <w:rFonts w:ascii="IBM Plex Sans" w:hAnsi="IBM Plex Sans"/>
                 <w:sz w:val="18"/>
               </w:rPr>
-              <w:t>Grilla binaria donde cada fila es una combinación de bobinas, que se teje en una o más pasadas seguidas, y cada columna una bobina de selección.</w:t>
+              <w:t>Grilla binaria donde cada fila lleva una sola bobina (una trama por pasada), que se teje en una o más pasadas seguidas, y cada columna es una bobina de selección.</w:t>
             </w:r>
           </w:p>
         </w:tc>
@@ -12177,7 +12231,7 @@
           <w:rFonts w:ascii="IBM Plex Sans" w:cs="IBM Plex Sans" w:eastAsia="IBM Plex Sans" w:hAnsi="IBM Plex Sans"/>
           <w:rtl w:val="0"/>
         </w:rPr>
-        <w:t>Grilla interactiva donde cada fila es una combinación de bobinas, que se teje en una o más pasadas seguidas, y cada columna una bobina de selección: tocar una celda la activa o la desactiva para esa pasada. Al costado de cada fila se indica cuántas pasadas seguidas se teje (de 1 a 9999).</w:t>
+        <w:t>Grilla interactiva donde cada fila lleva una sola bobina (una trama por pasada), que se teje en una o más pasadas seguidas, y cada columna es una bobina de selección: tocar una celda la activa o la desactiva para esa pasada. Al costado de cada fila se indica cuántas pasadas seguidas se teje (de 1 a 9999).</w:t>
       </w:r>
     </w:p>
     <w:p>
@@ -12219,7 +12273,7 @@
           <w:rFonts w:ascii="IBM Plex Sans" w:cs="IBM Plex Sans" w:eastAsia="IBM Plex Sans" w:hAnsi="IBM Plex Sans"/>
           <w:rtl w:val="0"/>
         </w:rPr>
-        <w:t>Validación del tamaño (de 1 a 300 filas y de 1 a 8 columnas, una por bobina): un valor fuera de rango se informa y se corrige. Herramientas: Limpiar, simulador de color de hilo y ficha técnica en PDF.</w:t>
+        <w:t>Validación del tamaño (de 1 a 300 filas y de 1 a 8 columnas, una por bobina): un valor fuera de rango se informa y se corrige. Una sola bobina por fila: al marcar otra, la anterior se desmarca. Herramientas: Limpiar, Intercalar, simulador de color de hilo y ficha técnica en PDF.</w:t>
       </w:r>
     </w:p>
     <w:p>
@@ -12737,7 +12791,7 @@
           <w:color w:val="606060"/>
           <w:sz w:val="18"/>
         </w:rPr>
-        <w:t>Figura 8. Editor de dibujo: cada fila es una combinación de bobinas, que se teje en una o más pasadas seguidas, y cada columna una bobina de selección; a la derecha, cuántas pasadas seguidas se teje cada fila.</w:t>
+        <w:t>Figura 8. Editor de dibujo: cada fila lleva una sola bobina (una trama por pasada), que se teje en una o más pasadas seguidas, y cada columna es una bobina de selección; a la derecha, cuántas pasadas seguidas se teje cada fila.</w:t>
       </w:r>
     </w:p>
     <w:p>
@@ -14715,7 +14769,7 @@
                 <w:rFonts w:ascii="IBM Plex Sans" w:hAnsi="IBM Plex Sans" w:cs="IBM Plex Sans" w:eastAsia="IBM Plex Sans"/>
                 <w:sz w:val="17"/>
               </w:rPr>
-              <w:t>El telar sigue tomando el patrón de su cinta de papel perforada. El sistema todavía no comanda las bobinas de selección.</w:t>
+              <w:t>El telar sigue tomando el patrón de su cinta de papel perforada. El sistema todavía no comanda las bobinas de selección: el 10/10/2026 el circuito se probó en protoboard y funcionó, y se está haciendo la plaqueta para la prueba en la máquina.</w:t>
             </w:r>
           </w:p>
         </w:tc>
@@ -14828,7 +14882,7 @@
               <w:jc w:val="both"/>
             </w:pPr>
             <w:r>
-              <w:t>Su punto de montaje quedó definido el 10/09/2026, sobre un eje que da una vuelta por pasada; hasta que el sensor se conecte al Nivel 2 y se valide su conteo, el avance es una estimación por tiempo.</w:t>
+              <w:t>Su punto de montaje quedó definido el 10/09/2026, sobre un eje que da una vuelta por pasada; el 10/10/2026 se probó en protoboard con el ESP32 y funcionó. Hasta que el sensor se conecte al Nivel 2 en la máquina y se valide su conteo, el avance es una estimación por tiempo.</w:t>
             </w:r>
           </w:p>
         </w:tc>
@@ -18988,7 +19042,7 @@
               <w:jc w:val="both"/>
             </w:pPr>
             <w:r>
-              <w:t>El operario dibuja tocando las celdas. Cada fila es una combinación de bobinas, que se teje en una o más pasadas seguidas, y cada columna una bobina de selección. Admite de 1 a 300 filas y de 1 a 8 columnas, una por bobina de selección. Cada fila lleva además cuántas pasadas seguidas se teje.</w:t>
+              <w:t>El operario dibuja tocando las celdas. Cada fila lleva una sola bobina (una trama por pasada), que se teje en una o más pasadas seguidas, y cada columna es una bobina de selección. Admite de 1 a 300 filas y de 1 a 8 columnas, una por bobina de selección. Cada fila lleva además cuántas pasadas seguidas se teje.</w:t>
             </w:r>
           </w:p>
         </w:tc>
@@ -21982,7 +22036,7 @@
           <w:bCs w:val="1"/>
           <w:rtl w:val="0"/>
         </w:rPr>
-        <w:t>Ficha técnica descargable: implementado. Reúne en un PDF los datos del dibujo (nombre, dimensiones, matriz, repeticiones de cada fila y colores) junto con las instrucciones de tejido, que se descarga desde el editor.</w:t>
+        <w:t>Ficha técnica descargable: implementado. Reúne en un PDF los datos del dibujo (nombre, dimensiones, matriz, repeticiones de cada fila y colores), la producción (metros tejidos, pasadas, metros que faltan y horas de máquina) y el hilado (peso, metros que alcanza a tejer, usado y restante), junto con las instrucciones de tejido; se descarga desde el editor. El hilado se carga en la ficha del dibujo (ícono de engranaje).</w:t>
       </w:r>
       <w:r>
         <w:rPr>

--- a/documentacion_proyecto/Documentación_de_Proyecto.docx
+++ b/documentacion_proyecto/Documentación_de_Proyecto.docx
@@ -4084,7 +4084,7 @@
           <w:color w:val="000000"/>
           <w:rtl w:val="0"/>
         </w:rPr>
-        <w:t>grilla interactiva donde cada fila lleva una sola bobina (una trama por pasada), que se teje en una o más pasadas seguidas, y cada columna es una bobina de selección: tocar una celda la activa o la desactiva para esa pasada. Al costado de cada fila se indica cuántas pasadas seguidas se teje. Arriba se definen las filas (1 a 300) y las columnas (1 a 8), el nombre del dibujo con su indicador de estado, y una barra con el estado del equipo del telar (conexión, tejido y conteo del sensor). Incluye las herramientas Limpiar, Intercalar (secuencias que alternan bobinas, por ejemplo 1, 3 y 2), el simulador de color de hilo, la ficha del dibujo (metros por pasada e hilado) y la descarga de la ficha técnica en PDF; los controles ▶, Pausa, Retroceder y Terminar trabajo (⏹), que resaltan la fila que se está tejiendo; y los botones Nuevo y Guardar.</w:t>
+        <w:t>grilla interactiva donde cada fila lleva una sola bobina (una trama por pasada), que se teje en una o más pasadas seguidas, y cada columna es una bobina de selección: tocar una celda la activa o la desactiva para esa pasada. Al costado de cada fila se indica cuántas pasadas seguidas se teje. Arriba se definen las filas (1 a 300) y las columnas (1 a 8), el nombre del dibujo con su indicador de estado, y una barra con el estado del equipo del telar (conexión, tejido y conteo del sensor). Incluye las herramientas Limpiar, Intercalar (tramos que alternan bobinas una por pasada, por ejemplo 1, 3, 4 y 2 durante 120 pasadas, en una sola fila), el simulador de color de hilo, la ficha del dibujo (metros por pasada e hilado) y la descarga de la ficha técnica en PDF; los controles ▶, Pausa, Retroceder y Terminar trabajo (⏹), que resaltan la fila que se está tejiendo; y los botones Nuevo y Guardar.</w:t>
       </w:r>
     </w:p>
     <w:p>
@@ -4471,7 +4471,7 @@
                 <w:rFonts w:ascii="IBM Plex Sans" w:cs="IBM Plex Sans" w:eastAsia="IBM Plex Sans" w:hAnsi="IBM Plex Sans"/>
                 <w:rtl w:val="0"/>
               </w:rPr>
-              <w:t>nombre, filas (1 a 300), columnas (1 a 8), matriz_pasadas (JSONB), matriz_ligamento (JSONB), repeticiones_por_fila, colores_filas (JSONB), metadata (JSONB), metros_por_pasada, hilado_peso_kg, hilado_metros_max, hilado_pasadas_base, creado_por_invitado</w:t>
+              <w:t>nombre, filas (1 a 300), columnas (1 a 8), matriz_pasadas (JSONB), matriz_ligamento (JSONB), repeticiones_por_fila, colores_filas (JSONB), metadata (JSONB), metros_por_pasada, secuencias_por_fila, hilado_peso_kg, hilado_metros_max, hilado_pasadas_base, creado_por_invitado</w:t>
             </w:r>
           </w:p>
         </w:tc>
@@ -5128,6 +5128,24 @@
           <w:sz w:val="16"/>
           <w:rtl w:val="0"/>
         </w:rPr>
+        <w:t xml:space="preserve">  secuencias_por_fila    JSONB,            -- tramo intercalado: orden de bobinas (o null)</w:t>
+      </w:r>
+    </w:p>
+    <w:p>
+      <w:pPr>
+        <w:spacing w:after="0" w:before="0" w:line="240" w:lineRule="auto"/>
+        <w:jc w:val="left"/>
+        <w:rPr>
+          <w:rFonts w:ascii="IBM Plex Sans" w:cs="IBM Plex Sans" w:eastAsia="IBM Plex Sans" w:hAnsi="IBM Plex Sans"/>
+        </w:rPr>
+        <w:shd w:fill="F2F0EC"/>
+      </w:pPr>
+      <w:r>
+        <w:rPr>
+          <w:rFonts w:ascii="Consolas" w:cs="Consolas" w:eastAsia="Consolas" w:hAnsi="Consolas"/>
+          <w:sz w:val="16"/>
+          <w:rtl w:val="0"/>
+        </w:rPr>
         <w:t xml:space="preserve">  colores_filas          JSONB,            -- color de hilo por fila (#RRGGBB)</w:t>
       </w:r>
     </w:p>
@@ -6662,7 +6680,7 @@
           <w:rFonts w:ascii="IBM Plex Sans" w:cs="IBM Plex Sans" w:eastAsia="IBM Plex Sans" w:hAnsi="IBM Plex Sans"/>
           <w:rtl w:val="0"/>
         </w:rPr>
-        <w:t>En la aplicación web, cada celda de la grilla del editor vale 0 o 1: la bobina de esa columna se activa o no. Cada FILA de matriz_pasadas lleva como máximo una bobina activa, porque en cada pasada entra una sola trama (el servidor rechaza una fila con dos), y se teje durante tantas pasadas seguidas como indique su número en repeticiones_por_fila (de 1 a 9999; sin ese dato, una pasada por fila). Así una fila con 100 repeticiones son 100 pasadas de la misma bobina, sin tener que dibujar 100 filas iguales. Una fila sin ninguna celda activa sigue siendo una pasada válida, en la que no se activa ninguna bobina. El campo matriz_ligamento guarda la misma grilla en formato binario, para la representación visual del dibujo.</w:t>
+        <w:t>En la aplicación web, cada celda de la grilla del editor vale 0 o 1: la bobina de esa columna se activa o no. Cada FILA de matriz_pasadas lleva como máximo una bobina activa, porque en cada pasada entra una sola trama (el servidor rechaza una fila con dos). La excepción es un tramo intercalado: secuencias_por_fila guarda para esa fila el orden de sus bobinas, por ejemplo [1, 3, 4, 2], y en cada pasada se activa la que sigue en ese orden; la fila marca exactamente esas bobinas, y se teje durante tantas pasadas seguidas como indique su número en repeticiones_por_fila (de 1 a 9999; sin ese dato, una pasada por fila). Así una fila con 100 repeticiones son 100 pasadas de la misma bobina, sin tener que dibujar 100 filas iguales. Una fila sin ninguna celda activa sigue siendo una pasada válida, en la que no se activa ninguna bobina. El campo matriz_ligamento guarda la misma grilla en formato binario, para la representación visual del dibujo.</w:t>
       </w:r>
     </w:p>
     <w:p>
@@ -9205,7 +9223,7 @@
                 <w:rFonts w:ascii="IBM Plex Sans" w:hAnsi="IBM Plex Sans" w:cs="IBM Plex Sans" w:eastAsia="IBM Plex Sans"/>
                 <w:sz w:val="17"/>
               </w:rPr>
-              <w:t>Limpiar la grilla, repeticiones por fila (una fila se teje hasta 9999 pasadas seguidas sin dibujarla de nuevo), Intercalar (arma secuencias que alternan bobinas, como 1, 3 y 2 repetidas N veces), simulador de color de hilo y ficha técnica en PDF, para acelerar el trabajo del operario.</w:t>
+              <w:t>Limpiar la grilla, repeticiones por fila (una fila se teje hasta 9999 pasadas seguidas sin dibujarla de nuevo), Intercalar (arma tramos que alternan bobinas una por pasada, como 1, 3, 4 y 2 durante 120 pasadas, en una sola fila), simulador de color de hilo y ficha técnica en PDF, para acelerar el trabajo del operario.</w:t>
             </w:r>
           </w:p>
         </w:tc>
@@ -12273,7 +12291,7 @@
           <w:rFonts w:ascii="IBM Plex Sans" w:cs="IBM Plex Sans" w:eastAsia="IBM Plex Sans" w:hAnsi="IBM Plex Sans"/>
           <w:rtl w:val="0"/>
         </w:rPr>
-        <w:t>Validación del tamaño (de 1 a 300 filas y de 1 a 8 columnas, una por bobina): un valor fuera de rango se informa y se corrige. Una sola bobina por fila: al marcar otra, la anterior se desmarca. Herramientas: Limpiar, Intercalar, simulador de color de hilo y ficha técnica en PDF.</w:t>
+        <w:t>Validación del tamaño (de 1 a 300 filas y de 1 a 8 columnas, una por bobina): un valor fuera de rango se informa y se corrige. Una sola bobina por fila: al marcar otra, la anterior se desmarca; un tramo intercalado alterna sus bobinas una por pasada. Herramientas: Limpiar, Intercalar, simulador de color de hilo y ficha técnica en PDF.</w:t>
       </w:r>
     </w:p>
     <w:p>
@@ -22036,7 +22054,7 @@
           <w:bCs w:val="1"/>
           <w:rtl w:val="0"/>
         </w:rPr>
-        <w:t>Ficha técnica descargable: implementado. Reúne en un PDF los datos del dibujo (nombre, dimensiones, matriz, repeticiones de cada fila y colores), la producción (metros tejidos, pasadas, metros que faltan y horas de máquina) y el hilado (peso, metros que alcanza a tejer, usado y restante), junto con las instrucciones de tejido; se descarga desde el editor. El hilado se carga en la ficha del dibujo (ícono de engranaje).</w:t>
+        <w:t>Ficha técnica descargable: implementado. Reúne en un PDF los datos del dibujo (nombre, dimensiones, matriz, repeticiones de cada fila y colores), la producción (metros tejidos, pasadas, metros que faltan y horas de máquina) y el hilado (peso, metros que alcanza a tejer, usado y restante) y una vista previa de la tela con el telar dibujado arriba, junto con las instrucciones de tejido; se descarga desde el editor. El hilado se carga en la ficha del dibujo (ícono de engranaje).</w:t>
       </w:r>
       <w:r>
         <w:rPr>

--- a/documentacion_proyecto/Documentación_de_Proyecto.docx
+++ b/documentacion_proyecto/Documentación_de_Proyecto.docx
@@ -4084,7 +4084,7 @@
           <w:color w:val="000000"/>
           <w:rtl w:val="0"/>
         </w:rPr>
-        <w:t>grilla interactiva donde cada fila lleva una sola bobina (una trama por pasada), que se teje en una o más pasadas seguidas, y cada columna es una bobina de selección: tocar una celda la activa o la desactiva para esa pasada. Al costado de cada fila se indica cuántas pasadas seguidas se teje. Arriba se definen las filas (1 a 300) y las columnas (1 a 8), el nombre del dibujo con su indicador de estado, y una barra con el estado del equipo del telar (conexión, tejido y conteo del sensor). Incluye las herramientas Limpiar, Intercalar (tramos que alternan bobinas una por pasada, por ejemplo 1, 3, 4 y 2 durante 120 pasadas, en una sola fila), el simulador de color de hilo, la ficha del dibujo (metros por pasada e hilado) y la descarga de la ficha técnica en PDF; los controles ▶, Pausa, Retroceder y Terminar trabajo (⏹), que resaltan la fila que se está tejiendo; y los botones Nuevo y Guardar.</w:t>
+        <w:t>grilla interactiva donde cada fila lleva una sola bobina (una trama por pasada), que se teje en una o más pasadas seguidas, y cada columna es una bobina de selección: tocar una celda la activa o la desactiva para esa pasada. Al costado de cada fila se indica cuántas pasadas seguidas se teje. Arriba se definen las filas (1 a 300) y las columnas (1 a 8), el nombre del dibujo con su indicador de estado, y una barra con el estado del equipo del telar (conexión, tejido y conteo del sensor). Incluye las herramientas Limpiar, Intercalar (agrupa filas seguidas, cada una con su bobina, para que se alternen pasada por pasada: por ejemplo las filas de las bobinas 1, 3, 4 y 2 durante 120 pasadas), el simulador de color de hilo, la ficha del dibujo (metros por pasada e hilado) y la descarga de la ficha técnica en PDF; los controles ▶, Pausa, Retroceder y Terminar trabajo (⏹), que resaltan la fila que se está tejiendo; y los botones Nuevo y Guardar.</w:t>
       </w:r>
     </w:p>
     <w:p>
@@ -4471,7 +4471,7 @@
                 <w:rFonts w:ascii="IBM Plex Sans" w:cs="IBM Plex Sans" w:eastAsia="IBM Plex Sans" w:hAnsi="IBM Plex Sans"/>
                 <w:rtl w:val="0"/>
               </w:rPr>
-              <w:t>nombre, filas (1 a 300), columnas (1 a 8), matriz_pasadas (JSONB), matriz_ligamento (JSONB), repeticiones_por_fila, colores_filas (JSONB), metadata (JSONB), metros_por_pasada, secuencias_por_fila, hilado_peso_kg, hilado_metros_max, hilado_pasadas_base, creado_por_invitado</w:t>
+              <w:t>nombre, filas (1 a 300), columnas (1 a 8), matriz_pasadas (JSONB), matriz_ligamento (JSONB), repeticiones_por_fila, colores_filas (JSONB), metadata (JSONB), metros_por_pasada, grupos_intercalados, hilado_peso_kg, hilado_metros_max, hilado_pasadas_base, creado_por_invitado</w:t>
             </w:r>
           </w:p>
         </w:tc>
@@ -5128,7 +5128,7 @@
           <w:sz w:val="16"/>
           <w:rtl w:val="0"/>
         </w:rPr>
-        <w:t xml:space="preserve">  secuencias_por_fila    JSONB,            -- tramo intercalado: orden de bobinas (o null)</w:t>
+        <w:t xml:space="preserve">  grupos_intercalados    JSONB,            -- filas intercaladas: [{desde, hasta, pasadas}]</w:t>
       </w:r>
     </w:p>
     <w:p>
@@ -6680,7 +6680,7 @@
           <w:rFonts w:ascii="IBM Plex Sans" w:cs="IBM Plex Sans" w:eastAsia="IBM Plex Sans" w:hAnsi="IBM Plex Sans"/>
           <w:rtl w:val="0"/>
         </w:rPr>
-        <w:t>En la aplicación web, cada celda de la grilla del editor vale 0 o 1: la bobina de esa columna se activa o no. Cada FILA de matriz_pasadas lleva como máximo una bobina activa, porque en cada pasada entra una sola trama (el servidor rechaza una fila con dos). La excepción es un tramo intercalado: secuencias_por_fila guarda para esa fila el orden de sus bobinas, por ejemplo [1, 3, 4, 2], y en cada pasada se activa la que sigue en ese orden; la fila marca exactamente esas bobinas, y se teje durante tantas pasadas seguidas como indique su número en repeticiones_por_fila (de 1 a 9999; sin ese dato, una pasada por fila). Así una fila con 100 repeticiones son 100 pasadas de la misma bobina, sin tener que dibujar 100 filas iguales. Una fila sin ninguna celda activa sigue siendo una pasada válida, en la que no se activa ninguna bobina. El campo matriz_ligamento guarda la misma grilla en formato binario, para la representación visual del dibujo.</w:t>
+        <w:t>En la aplicación web, cada celda de la grilla del editor vale 0 o 1: la bobina de esa columna se activa o no. Cada FILA de matriz_pasadas lleva como máximo una bobina activa, porque en cada pasada entra una sola trama (el servidor rechaza una fila con dos). Para alternar bobinas, grupos_intercalados agrupa filas seguidas ({desde, hasta, pasadas}, con índices desde 0): sus filas se recorren en orden, cada una sus repeticiones, hasta completar las pasadas del grupo; para la posición, el grupo cuenta como una sola fila larga que empieza en su primera fila. Cada fila común se teje durante tantas pasadas seguidas como indique su número en repeticiones_por_fila (de 1 a 9999; sin ese dato, una pasada por fila). Así una fila con 100 repeticiones son 100 pasadas de la misma bobina, sin tener que dibujar 100 filas iguales. Una fila sin ninguna celda activa sigue siendo una pasada válida, en la que no se activa ninguna bobina. El campo matriz_ligamento guarda la misma grilla en formato binario, para la representación visual del dibujo.</w:t>
       </w:r>
     </w:p>
     <w:p>
@@ -9223,7 +9223,7 @@
                 <w:rFonts w:ascii="IBM Plex Sans" w:hAnsi="IBM Plex Sans" w:cs="IBM Plex Sans" w:eastAsia="IBM Plex Sans"/>
                 <w:sz w:val="17"/>
               </w:rPr>
-              <w:t>Limpiar la grilla, repeticiones por fila (una fila se teje hasta 9999 pasadas seguidas sin dibujarla de nuevo), Intercalar (arma tramos que alternan bobinas una por pasada, como 1, 3, 4 y 2 durante 120 pasadas, en una sola fila), simulador de color de hilo y ficha técnica en PDF, para acelerar el trabajo del operario.</w:t>
+              <w:t>Limpiar la grilla, repeticiones por fila (una fila se teje hasta 9999 pasadas seguidas sin dibujarla de nuevo), Intercalar (agrupa filas seguidas para que se alternen pasada por pasada, como las de las bobinas 1, 3, 4 y 2 durante 120 pasadas), simulador de color de hilo y ficha técnica en PDF, para acelerar el trabajo del operario.</w:t>
             </w:r>
           </w:p>
         </w:tc>
@@ -12291,7 +12291,7 @@
           <w:rFonts w:ascii="IBM Plex Sans" w:cs="IBM Plex Sans" w:eastAsia="IBM Plex Sans" w:hAnsi="IBM Plex Sans"/>
           <w:rtl w:val="0"/>
         </w:rPr>
-        <w:t>Validación del tamaño (de 1 a 300 filas y de 1 a 8 columnas, una por bobina): un valor fuera de rango se informa y se corrige. Una sola bobina por fila: al marcar otra, la anterior se desmarca; un tramo intercalado alterna sus bobinas una por pasada. Herramientas: Limpiar, Intercalar, simulador de color de hilo y ficha técnica en PDF.</w:t>
+        <w:t>Validación del tamaño (de 1 a 300 filas y de 1 a 8 columnas, una por bobina): un valor fuera de rango se informa y se corrige. Una sola bobina por fila: al marcar otra, la anterior se desmarca; las filas de un intercalado se alternan pasada por pasada. Herramientas: Limpiar, Intercalar, simulador de color de hilo y ficha técnica en PDF.</w:t>
       </w:r>
     </w:p>
     <w:p>

--- a/documentacion_proyecto/Documentación_de_Proyecto.docx
+++ b/documentacion_proyecto/Documentación_de_Proyecto.docx
@@ -22054,7 +22054,7 @@
           <w:bCs w:val="1"/>
           <w:rtl w:val="0"/>
         </w:rPr>
-        <w:t>Ficha técnica descargable: implementado. Reúne en un PDF los datos del dibujo (nombre, dimensiones, matriz, repeticiones de cada fila y colores), la producción (metros tejidos, pasadas, metros que faltan y horas de máquina) y el hilado (peso, metros que alcanza a tejer, usado y restante) y una vista previa de la tela con el telar dibujado arriba, junto con las instrucciones de tejido; se descarga desde el editor. El hilado se carga en la ficha del dibujo (ícono de engranaje).</w:t>
+        <w:t>Ficha técnica descargable: implementado. Reúne en un PDF los datos del dibujo (nombre, dimensiones, matriz, repeticiones de cada fila y colores), la producción (metros tejidos, pasadas, metros que faltan y horas de máquina) y el hilado (peso, metros que alcanza a tejer, usado y restante) y una vista previa de la tela con el telar dibujado arriba (con las bobinas de trama en sus colores), junto con las instrucciones de tejido; se descarga desde el editor. El hilado se carga en la ficha del dibujo (ícono de engranaje).</w:t>
       </w:r>
       <w:r>
         <w:rPr>

--- a/documentacion_proyecto/Documentación_de_Proyecto.docx
+++ b/documentacion_proyecto/Documentación_de_Proyecto.docx
@@ -22054,7 +22054,7 @@
           <w:bCs w:val="1"/>
           <w:rtl w:val="0"/>
         </w:rPr>
-        <w:t>Ficha técnica descargable: implementado. Reúne en un PDF los datos del dibujo (nombre, dimensiones, matriz, repeticiones de cada fila y colores), la producción (metros tejidos, pasadas, metros que faltan y horas de máquina) y el hilado (peso, metros que alcanza a tejer, usado y restante) y una vista previa de la tela con el telar dibujado arriba (con las bobinas de trama en sus colores), junto con las instrucciones de tejido; se descarga desde el editor. El hilado se carga en la ficha del dibujo (ícono de engranaje).</w:t>
+        <w:t>Ficha técnica descargable: implementado. Reúne en un PDF los datos del dibujo (nombre, dimensiones, matriz, repeticiones de cada fila y colores), la producción (metros tejidos, pasadas, metros que faltan y horas de máquina) y el hilado (peso, metros que alcanza a tejer, usado y restante) y una vista previa de la tela a escala con el telar dibujado arriba (con las bobinas de trama y sus alimentadores en sus colores), una llave por vuelta y, si están los metros por pasada, una regla en centímetros; se descarga desde el editor. El hilado se carga en la ficha del dibujo (ícono de engranaje).</w:t>
       </w:r>
       <w:r>
         <w:rPr>

--- a/documentacion_proyecto/Documentación_de_Proyecto.docx
+++ b/documentacion_proyecto/Documentación_de_Proyecto.docx
@@ -4084,7 +4084,7 @@
           <w:color w:val="000000"/>
           <w:rtl w:val="0"/>
         </w:rPr>
-        <w:t>grilla interactiva donde cada fila es una combinación de bobinas, que se teje en una o más pasadas seguidas, y cada columna una bobina de selección: tocar una celda la activa o la desactiva para esa pasada. Al costado de cada fila se indica cuántas pasadas seguidas se teje. Arriba se definen las filas (1 a 300) y las columnas (1 a 8), el nombre del dibujo con su indicador de estado, y una barra con el estado del equipo del telar (conexión, tejido y conteo del sensor). Incluye las herramientas Limpiar, el simulador de color de hilo y la descarga de la ficha técnica en PDF; los controles ▶, Pausa, Retroceder y Terminar trabajo (⏹), que resaltan la fila que se está tejiendo; y los botones Nuevo y Guardar.</w:t>
+        <w:t>grilla interactiva donde cada fila lleva una sola bobina (una trama por pasada), que se teje en una o más pasadas seguidas, y cada columna es una bobina de selección: tocar una celda la activa o la desactiva para esa pasada. Al costado de cada fila se indica cuántas pasadas seguidas se teje. Arriba se definen las filas (1 a 300) y las columnas (1 a 8), el nombre del dibujo con su indicador de estado, y una barra con el estado del equipo del telar (conexión, tejido y conteo del sensor). Incluye las herramientas Limpiar, Intercalar (agrupa filas seguidas, cada una con su bobina, para que se alternen pasada por pasada: por ejemplo las filas de las bobinas 1, 3, 4 y 2 durante 120 pasadas), el simulador de color de hilo, la ficha del dibujo (metros por pasada e hilado) y la descarga de la ficha técnica en PDF; los controles ▶, Pausa, Retroceder y Terminar trabajo (⏹), que resaltan la fila que se está tejiendo; y los botones Nuevo y Guardar.</w:t>
       </w:r>
     </w:p>
     <w:p>
@@ -4471,7 +4471,7 @@
                 <w:rFonts w:ascii="IBM Plex Sans" w:cs="IBM Plex Sans" w:eastAsia="IBM Plex Sans" w:hAnsi="IBM Plex Sans"/>
                 <w:rtl w:val="0"/>
               </w:rPr>
-              <w:t>nombre, filas (1 a 300), columnas (1 a 8), matriz_pasadas (JSONB), matriz_ligamento (JSONB), repeticiones_por_fila, colores_filas (JSONB), metadata (JSONB), metros_por_pasada, creado_por_invitado</w:t>
+              <w:t>nombre, filas (1 a 300), columnas (1 a 8), matriz_pasadas (JSONB), matriz_ligamento (JSONB), repeticiones_por_fila, colores_filas (JSONB), metadata (JSONB), metros_por_pasada, grupos_intercalados, hilado_peso_kg, hilado_metros_max, hilado_pasadas_base, creado_por_invitado</w:t>
             </w:r>
           </w:p>
         </w:tc>
@@ -5074,7 +5074,7 @@
           <w:sz w:val="16"/>
           <w:rtl w:val="0"/>
         </w:rPr>
-        <w:t xml:space="preserve">  matriz_pasadas         JSONB NOT NULL,   -- una fila por combinación; celda 1 = la bobina se activa</w:t>
+        <w:t xml:space="preserve">  matriz_pasadas         JSONB NOT NULL,   -- una fila por pasada; celda 1 = la bobina se activa (una por fila)</w:t>
       </w:r>
     </w:p>
     <w:p>
@@ -5128,7 +5128,7 @@
           <w:sz w:val="16"/>
           <w:rtl w:val="0"/>
         </w:rPr>
-        <w:t xml:space="preserve">  colores_filas          JSONB,            -- color de hilo por fila (#RRGGBB)</w:t>
+        <w:t xml:space="preserve">  grupos_intercalados    JSONB,            -- filas intercaladas: [{desde, hasta, pasadas}]</w:t>
       </w:r>
     </w:p>
     <w:p>
@@ -5146,7 +5146,7 @@
           <w:sz w:val="16"/>
           <w:rtl w:val="0"/>
         </w:rPr>
-        <w:t xml:space="preserve">  metadata               JSONB,            -- ej: {"tipo": "Tafetán"}</w:t>
+        <w:t xml:space="preserve">  colores_filas          JSONB,            -- color de hilo por fila (#RRGGBB)</w:t>
       </w:r>
     </w:p>
     <w:p>
@@ -5164,7 +5164,79 @@
           <w:sz w:val="16"/>
           <w:rtl w:val="0"/>
         </w:rPr>
+        <w:t xml:space="preserve">  metadata               JSONB,            -- ej: {"tipo": "Tafetán"}</w:t>
+      </w:r>
+    </w:p>
+    <w:p>
+      <w:pPr>
+        <w:spacing w:after="0" w:before="0" w:line="240" w:lineRule="auto"/>
+        <w:jc w:val="left"/>
+        <w:rPr>
+          <w:rFonts w:ascii="IBM Plex Sans" w:cs="IBM Plex Sans" w:eastAsia="IBM Plex Sans" w:hAnsi="IBM Plex Sans"/>
+        </w:rPr>
+        <w:shd w:fill="F2F0EC"/>
+      </w:pPr>
+      <w:r>
+        <w:rPr>
+          <w:rFonts w:ascii="Consolas" w:cs="Consolas" w:eastAsia="Consolas" w:hAnsi="Consolas"/>
+          <w:sz w:val="16"/>
+          <w:rtl w:val="0"/>
+        </w:rPr>
         <w:t xml:space="preserve">  metros_por_pasada      NUMERIC(10,6),    -- lo carga el operario; para pasar pasadas a metros</w:t>
+      </w:r>
+    </w:p>
+    <w:p>
+      <w:pPr>
+        <w:spacing w:after="0" w:before="0" w:line="240" w:lineRule="auto"/>
+        <w:jc w:val="left"/>
+        <w:rPr>
+          <w:rFonts w:ascii="IBM Plex Sans" w:cs="IBM Plex Sans" w:eastAsia="IBM Plex Sans" w:hAnsi="IBM Plex Sans"/>
+        </w:rPr>
+        <w:shd w:fill="F2F0EC"/>
+      </w:pPr>
+      <w:r>
+        <w:rPr>
+          <w:rFonts w:ascii="Consolas" w:cs="Consolas" w:eastAsia="Consolas" w:hAnsi="Consolas"/>
+          <w:sz w:val="16"/>
+          <w:rtl w:val="0"/>
+        </w:rPr>
+        <w:t xml:space="preserve">  hilado_peso_kg         NUMERIC(10,3),    -- peso del hilado disponible (kg)</w:t>
+      </w:r>
+    </w:p>
+    <w:p>
+      <w:pPr>
+        <w:spacing w:after="0" w:before="0" w:line="240" w:lineRule="auto"/>
+        <w:jc w:val="left"/>
+        <w:rPr>
+          <w:rFonts w:ascii="IBM Plex Sans" w:cs="IBM Plex Sans" w:eastAsia="IBM Plex Sans" w:hAnsi="IBM Plex Sans"/>
+        </w:rPr>
+        <w:shd w:fill="F2F0EC"/>
+      </w:pPr>
+      <w:r>
+        <w:rPr>
+          <w:rFonts w:ascii="Consolas" w:cs="Consolas" w:eastAsia="Consolas" w:hAnsi="Consolas"/>
+          <w:sz w:val="16"/>
+          <w:rtl w:val="0"/>
+        </w:rPr>
+        <w:t xml:space="preserve">  hilado_metros_max      NUMERIC(12,2),    -- metros de tela que alcanza a tejer</w:t>
+      </w:r>
+    </w:p>
+    <w:p>
+      <w:pPr>
+        <w:spacing w:after="0" w:before="0" w:line="240" w:lineRule="auto"/>
+        <w:jc w:val="left"/>
+        <w:rPr>
+          <w:rFonts w:ascii="IBM Plex Sans" w:cs="IBM Plex Sans" w:eastAsia="IBM Plex Sans" w:hAnsi="IBM Plex Sans"/>
+        </w:rPr>
+        <w:shd w:fill="F2F0EC"/>
+      </w:pPr>
+      <w:r>
+        <w:rPr>
+          <w:rFonts w:ascii="Consolas" w:cs="Consolas" w:eastAsia="Consolas" w:hAnsi="Consolas"/>
+          <w:sz w:val="16"/>
+          <w:rtl w:val="0"/>
+        </w:rPr>
+        <w:t xml:space="preserve">  hilado_pasadas_base    INTEGER,          -- pasadas acumuladas al cargar el hilado</w:t>
       </w:r>
     </w:p>
     <w:p>
@@ -6608,7 +6680,7 @@
           <w:rFonts w:ascii="IBM Plex Sans" w:cs="IBM Plex Sans" w:eastAsia="IBM Plex Sans" w:hAnsi="IBM Plex Sans"/>
           <w:rtl w:val="0"/>
         </w:rPr>
-        <w:t>En la aplicación web, cada celda de la grilla del editor vale 0 o 1: la bobina de esa columna se activa o no. Cada FILA de matriz_pasadas es una combinación de bobinas que se activan de forma simultánea, y se teje durante tantas pasadas seguidas como indique su número en repeticiones_por_fila (de 1 a 9999; sin ese dato, una pasada por fila). Así una fila con 100 repeticiones son 100 pasadas de la misma combinación, sin tener que dibujar 100 filas iguales. Una fila sin ninguna celda activa sigue siendo una pasada válida, en la que no se activa ninguna bobina. El campo matriz_ligamento guarda la misma grilla en formato binario, para la representación visual del dibujo.</w:t>
+        <w:t>En la aplicación web, cada celda de la grilla del editor vale 0 o 1: la bobina de esa columna se activa o no. Cada FILA de matriz_pasadas lleva como máximo una bobina activa, porque en cada pasada entra una sola trama (el servidor rechaza una fila con dos). Para alternar bobinas, grupos_intercalados agrupa filas seguidas ({desde, hasta, pasadas}, con índices desde 0): sus filas se recorren en orden, cada una sus repeticiones, hasta completar las pasadas del grupo; para la posición, el grupo cuenta como una sola fila larga que empieza en su primera fila. Cada fila común se teje durante tantas pasadas seguidas como indique su número en repeticiones_por_fila (de 1 a 9999; sin ese dato, una pasada por fila). Así una fila con 100 repeticiones son 100 pasadas de la misma bobina, sin tener que dibujar 100 filas iguales. Una fila sin ninguna celda activa sigue siendo una pasada válida, en la que no se activa ninguna bobina. El campo matriz_ligamento guarda la misma grilla en formato binario, para la representación visual del dibujo.</w:t>
       </w:r>
     </w:p>
     <w:p>
@@ -8883,7 +8955,7 @@
                 <w:rFonts w:ascii="IBM Plex Sans" w:hAnsi="IBM Plex Sans" w:cs="IBM Plex Sans" w:eastAsia="IBM Plex Sans"/>
                 <w:sz w:val="17"/>
               </w:rPr>
-              <w:t>Lienzo cuadriculado donde el operario dibuja el ligamento tocando las celdas. Cada fila es una combinación de bobinas, que se teje en una o más pasadas seguidas, y cada columna una bobina de selección.</w:t>
+              <w:t>Lienzo cuadriculado donde el operario dibuja el ligamento tocando las celdas. Cada fila lleva una sola bobina (una trama por pasada), que se teje en una o más pasadas seguidas, y cada columna es una bobina de selección.</w:t>
             </w:r>
           </w:p>
         </w:tc>
@@ -9151,7 +9223,7 @@
                 <w:rFonts w:ascii="IBM Plex Sans" w:hAnsi="IBM Plex Sans" w:cs="IBM Plex Sans" w:eastAsia="IBM Plex Sans"/>
                 <w:sz w:val="17"/>
               </w:rPr>
-              <w:t>Limpiar la grilla, repeticiones por fila (una fila se teje hasta 9999 pasadas seguidas sin dibujarla de nuevo), simulador de color de hilo y ficha técnica en PDF, para acelerar el trabajo del operario.</w:t>
+              <w:t>Limpiar la grilla, repeticiones por fila (una fila se teje hasta 9999 pasadas seguidas sin dibujarla de nuevo), Intercalar (agrupa filas seguidas para que se alternen pasada por pasada, como las de las bobinas 1, 3, 4 y 2 durante 120 pasadas), simulador de color de hilo y ficha técnica en PDF, para acelerar el trabajo del operario.</w:t>
             </w:r>
           </w:p>
         </w:tc>
@@ -11469,7 +11541,7 @@
                 <w:rFonts w:ascii="IBM Plex Sans" w:hAnsi="IBM Plex Sans"/>
                 <w:sz w:val="18"/>
               </w:rPr>
-              <w:t>Grilla binaria donde cada fila es una combinación de bobinas, que se teje en una o más pasadas seguidas, y cada columna una bobina de selección.</w:t>
+              <w:t>Grilla binaria donde cada fila lleva una sola bobina (una trama por pasada), que se teje en una o más pasadas seguidas, y cada columna es una bobina de selección.</w:t>
             </w:r>
           </w:p>
         </w:tc>
@@ -12177,7 +12249,7 @@
           <w:rFonts w:ascii="IBM Plex Sans" w:cs="IBM Plex Sans" w:eastAsia="IBM Plex Sans" w:hAnsi="IBM Plex Sans"/>
           <w:rtl w:val="0"/>
         </w:rPr>
-        <w:t>Grilla interactiva donde cada fila es una combinación de bobinas, que se teje en una o más pasadas seguidas, y cada columna una bobina de selección: tocar una celda la activa o la desactiva para esa pasada. Al costado de cada fila se indica cuántas pasadas seguidas se teje (de 1 a 9999).</w:t>
+        <w:t>Grilla interactiva donde cada fila lleva una sola bobina (una trama por pasada), que se teje en una o más pasadas seguidas, y cada columna es una bobina de selección: tocar una celda la activa o la desactiva para esa pasada. Al costado de cada fila se indica cuántas pasadas seguidas se teje (de 1 a 9999).</w:t>
       </w:r>
     </w:p>
     <w:p>
@@ -12219,7 +12291,7 @@
           <w:rFonts w:ascii="IBM Plex Sans" w:cs="IBM Plex Sans" w:eastAsia="IBM Plex Sans" w:hAnsi="IBM Plex Sans"/>
           <w:rtl w:val="0"/>
         </w:rPr>
-        <w:t>Validación del tamaño (de 1 a 300 filas y de 1 a 8 columnas, una por bobina): un valor fuera de rango se informa y se corrige. Herramientas: Limpiar, simulador de color de hilo y ficha técnica en PDF.</w:t>
+        <w:t>Validación del tamaño (de 1 a 300 filas y de 1 a 8 columnas, una por bobina): un valor fuera de rango se informa y se corrige. Una sola bobina por fila: al marcar otra, la anterior se desmarca; las filas de un intercalado se alternan pasada por pasada. Herramientas: Limpiar, Intercalar, simulador de color de hilo y ficha técnica en PDF.</w:t>
       </w:r>
     </w:p>
     <w:p>
@@ -12737,7 +12809,7 @@
           <w:color w:val="606060"/>
           <w:sz w:val="18"/>
         </w:rPr>
-        <w:t>Figura 8. Editor de dibujo: cada fila es una combinación de bobinas, que se teje en una o más pasadas seguidas, y cada columna una bobina de selección; a la derecha, cuántas pasadas seguidas se teje cada fila.</w:t>
+        <w:t>Figura 8. Editor de dibujo: cada fila lleva una sola bobina (una trama por pasada), que se teje en una o más pasadas seguidas, y cada columna es una bobina de selección; a la derecha, cuántas pasadas seguidas se teje cada fila.</w:t>
       </w:r>
     </w:p>
     <w:p>
@@ -14715,7 +14787,7 @@
                 <w:rFonts w:ascii="IBM Plex Sans" w:hAnsi="IBM Plex Sans" w:cs="IBM Plex Sans" w:eastAsia="IBM Plex Sans"/>
                 <w:sz w:val="17"/>
               </w:rPr>
-              <w:t>El telar sigue tomando el patrón de su cinta de papel perforada. El sistema todavía no comanda las bobinas de selección.</w:t>
+              <w:t>El telar sigue tomando el patrón de su cinta de papel perforada. El sistema todavía no comanda las bobinas de selección: el 10/10/2026 el circuito se probó en protoboard y funcionó, y se está haciendo la plaqueta para la prueba en la máquina.</w:t>
             </w:r>
           </w:p>
         </w:tc>
@@ -14828,7 +14900,7 @@
               <w:jc w:val="both"/>
             </w:pPr>
             <w:r>
-              <w:t>Su punto de montaje quedó definido el 10/09/2026, sobre un eje que da una vuelta por pasada; hasta que el sensor se conecte al Nivel 2 y se valide su conteo, el avance es una estimación por tiempo.</w:t>
+              <w:t>Su punto de montaje quedó definido el 10/09/2026, sobre un eje que da una vuelta por pasada; el 10/10/2026 se probó en protoboard con el ESP32 y funcionó. Hasta que el sensor se conecte al Nivel 2 en la máquina y se valide su conteo, el avance es una estimación por tiempo.</w:t>
             </w:r>
           </w:p>
         </w:tc>
@@ -18988,7 +19060,7 @@
               <w:jc w:val="both"/>
             </w:pPr>
             <w:r>
-              <w:t>El operario dibuja tocando las celdas. Cada fila es una combinación de bobinas, que se teje en una o más pasadas seguidas, y cada columna una bobina de selección. Admite de 1 a 300 filas y de 1 a 8 columnas, una por bobina de selección. Cada fila lleva además cuántas pasadas seguidas se teje.</w:t>
+              <w:t>El operario dibuja tocando las celdas. Cada fila lleva una sola bobina (una trama por pasada), que se teje en una o más pasadas seguidas, y cada columna es una bobina de selección. Admite de 1 a 300 filas y de 1 a 8 columnas, una por bobina de selección. Cada fila lleva además cuántas pasadas seguidas se teje.</w:t>
             </w:r>
           </w:p>
         </w:tc>
@@ -21982,7 +22054,7 @@
           <w:bCs w:val="1"/>
           <w:rtl w:val="0"/>
         </w:rPr>
-        <w:t>Ficha técnica descargable: implementado. Reúne en un PDF los datos del dibujo (nombre, dimensiones, matriz, repeticiones de cada fila y colores) junto con las instrucciones de tejido, que se descarga desde el editor.</w:t>
+        <w:t>Ficha técnica descargable: implementado. Reúne en un PDF los datos del dibujo (nombre, dimensiones, matriz, repeticiones de cada fila y colores), la producción (metros tejidos, pasadas, metros que faltan y horas de máquina) y el hilado (peso, metros que alcanza a tejer, usado y restante) y una vista previa de la tela a escala con el telar dibujado arriba (con las bobinas de trama y sus alimentadores en sus colores), una llave por vuelta y, si están los metros por pasada, una regla en centímetros; se descarga desde el editor. El hilado se carga en la ficha del dibujo (ícono de engranaje).</w:t>
       </w:r>
       <w:r>
         <w:rPr>

--- a/documentacion_proyecto/Documentación_de_Proyecto.docx
+++ b/documentacion_proyecto/Documentación_de_Proyecto.docx
@@ -6731,7 +6731,7 @@
           <w:sz w:val="16"/>
           <w:rtl w:val="0"/>
         </w:rPr>
-        <w:t xml:space="preserve">  "nombre": "Tafetán simple",</w:t>
+        <w:t xml:space="preserve">  "nombre": "Dos bobinas alternadas",</w:t>
       </w:r>
     </w:p>
     <w:p>
@@ -6803,7 +6803,7 @@
           <w:sz w:val="16"/>
           <w:rtl w:val="0"/>
         </w:rPr>
-        <w:t xml:space="preserve">    [1, 0, 1, 0],</w:t>
+        <w:t xml:space="preserve">    [1, 0, 0, 0],</w:t>
       </w:r>
     </w:p>
     <w:p>
@@ -6821,7 +6821,7 @@
           <w:sz w:val="16"/>
           <w:rtl w:val="0"/>
         </w:rPr>
-        <w:t xml:space="preserve">    [0, 1, 0, 1],</w:t>
+        <w:t xml:space="preserve">    [0, 1, 0, 0],</w:t>
       </w:r>
     </w:p>
     <w:p>
@@ -6839,7 +6839,7 @@
           <w:sz w:val="16"/>
           <w:rtl w:val="0"/>
         </w:rPr>
-        <w:t xml:space="preserve">    [1, 0, 1, 0],</w:t>
+        <w:t xml:space="preserve">    [1, 0, 0, 0],</w:t>
       </w:r>
     </w:p>
     <w:p>
@@ -6857,7 +6857,7 @@
           <w:sz w:val="16"/>
           <w:rtl w:val="0"/>
         </w:rPr>
-        <w:t xml:space="preserve">    [0, 1, 0, 1]</w:t>
+        <w:t xml:space="preserve">    [0, 1, 0, 0]</w:t>
       </w:r>
     </w:p>
     <w:p>
@@ -6911,7 +6911,7 @@
           <w:sz w:val="16"/>
           <w:rtl w:val="0"/>
         </w:rPr>
-        <w:t xml:space="preserve">    [1, 0, 1, 0],</w:t>
+        <w:t xml:space="preserve">    [1, 0, 0, 0],</w:t>
       </w:r>
     </w:p>
     <w:p>
@@ -6929,7 +6929,7 @@
           <w:sz w:val="16"/>
           <w:rtl w:val="0"/>
         </w:rPr>
-        <w:t xml:space="preserve">    [0, 1, 0, 1],</w:t>
+        <w:t xml:space="preserve">    [0, 1, 0, 0],</w:t>
       </w:r>
     </w:p>
     <w:p>
@@ -6947,7 +6947,7 @@
           <w:sz w:val="16"/>
           <w:rtl w:val="0"/>
         </w:rPr>
-        <w:t xml:space="preserve">    [1, 0, 1, 0],</w:t>
+        <w:t xml:space="preserve">    [1, 0, 0, 0],</w:t>
       </w:r>
     </w:p>
     <w:p>
@@ -6965,7 +6965,7 @@
           <w:sz w:val="16"/>
           <w:rtl w:val="0"/>
         </w:rPr>
-        <w:t xml:space="preserve">    [0, 1, 0, 1]</w:t>
+        <w:t xml:space="preserve">    [0, 1, 0, 0]</w:t>
       </w:r>
     </w:p>
     <w:p>
@@ -13045,7 +13045,7 @@
                 <w:rFonts w:ascii="IBM Plex Sans" w:hAnsi="IBM Plex Sans" w:cs="IBM Plex Sans" w:eastAsia="IBM Plex Sans"/>
                 <w:sz w:val="17"/>
               </w:rPr>
-              <w:t>La página web, la app y el ESP32 consultan y modifican los datos exclusivamente por la API. Ningún cliente accede a la base de datos directamente.</w:t>
+              <w:t>La página web y el ESP32 consultan y modifican los datos exclusivamente por la API. Ningún cliente accede a la base de datos directamente.</w:t>
             </w:r>
           </w:p>
         </w:tc>

--- a/documentacion_proyecto/Documentación_de_Proyecto.docx
+++ b/documentacion_proyecto/Documentación_de_Proyecto.docx
@@ -17127,7 +17127,7 @@
               <w:rPr>
                 <w:rFonts w:ascii="IBM Plex Sans" w:hAnsi="IBM Plex Sans" w:cs="IBM Plex Sans" w:eastAsia="IBM Plex Sans"/>
               </w:rPr>
-              <w:t xml:space="preserve">Capacitores: cerámicos de 100 nF y electrolíticos de 22–47 µF y 470 µF</w:t>
+              <w:t xml:space="preserve">Capacitores: cerámicos de 100 nF y electrolíticos de 22 µF y 470 µF</w:t>
             </w:r>
           </w:p>
         </w:tc>
@@ -17143,7 +17143,7 @@
               <w:rPr>
                 <w:rFonts w:ascii="IBM Plex Sans" w:hAnsi="IBM Plex Sans" w:cs="IBM Plex Sans" w:eastAsia="IBM Plex Sans"/>
               </w:rPr>
-              <w:t xml:space="preserve">Los de 100 nF filtran el ruido de conmutación; los de 22–47 µF aplanan la tensión rectificada del sensado (uno por botón: sin ellos una pulsación se lee como varias); el de 470 µF sostiene los 5 V cuando engancha un relé.</w:t>
+              <w:t xml:space="preserve">Los de 100 nF filtran el ruido de conmutación; los de 22 µF mantienen encendido el LED del sensado entre los semiciclos (uno por botón: sin ellos, el ESP32 mandaría avisos solos, sin que nadie apriete nada); el de 470 µF sostiene los 5 V cuando engancha un relé.</w:t>
             </w:r>
           </w:p>
         </w:tc>
@@ -17798,7 +17798,7 @@
               <w:rPr>
                 <w:rFonts w:ascii="IBM Plex Sans" w:hAnsi="IBM Plex Sans" w:cs="IBM Plex Sans" w:eastAsia="IBM Plex Sans"/>
               </w:rPr>
-              <w:t>Relé OptoMOS LCA110 de IXYS (DIP-6), uno por lector óptico</w:t>
+              <w:t xml:space="preserve">Relé OptoMOS LCA110 de IXYS (DIP-6), uno por lector óptico, en su zócalo</w:t>
             </w:r>
           </w:p>
         </w:tc>
@@ -17836,7 +17836,7 @@
               <w:rPr>
                 <w:rFonts w:ascii="IBM Plex Sans" w:hAnsi="IBM Plex Sans" w:cs="IBM Plex Sans" w:eastAsia="IBM Plex Sans"/>
               </w:rPr>
-              <w:t xml:space="preserve">4</w:t>
+              <w:t xml:space="preserve">4 + 4 zócalos</w:t>
             </w:r>
           </w:p>
         </w:tc>
@@ -17876,7 +17876,7 @@
               <w:rPr>
                 <w:rFonts w:ascii="IBM Plex Sans" w:hAnsi="IBM Plex Sans" w:cs="IBM Plex Sans" w:eastAsia="IBM Plex Sans"/>
               </w:rPr>
-              <w:t xml:space="preserve">Resistencias de 330 Ω y 10 kΩ, una de cada por canal</w:t>
+              <w:t xml:space="preserve">Resistencias por canal: 330 Ω y 10 kΩ del lado del ESP32; de protección (220 Ω 2 W o 470 Ω 3 W) y 10 kΩ ½ W del lado del telar</w:t>
             </w:r>
           </w:p>
         </w:tc>
@@ -17892,7 +17892,7 @@
               <w:rPr>
                 <w:rFonts w:ascii="IBM Plex Sans" w:hAnsi="IBM Plex Sans" w:cs="IBM Plex Sans" w:eastAsia="IBM Plex Sans"/>
               </w:rPr>
-              <w:t xml:space="preserve">La de 330 Ω limita la corriente del LED de entrada del LCA110 y la de 10 kΩ mantiene la salida en bajo mientras el ESP32 arranca. No hace falta fuente aparte: las bobinas las sigue alimentando el telar y el sistema solo conmuta la señal del lector óptico.</w:t>
+              <w:t xml:space="preserve">La de 330 Ω limita la corriente del LED de entrada del LCA110 y la de 10 kΩ mantiene la salida en bajo mientras el ESP32 arranca. Del lado del telar, en la conexión final (el relé en lugar del lector), la de protección limita la corriente ante un error de cableado y la de 10 kΩ ½ W deja la señal en 0 V con el relé abierto, como con papel. No hace falta fuente aparte: las bobinas las sigue alimentando el telar y el sistema solo conmuta la señal del lector óptico.</w:t>
             </w:r>
           </w:p>
         </w:tc>
@@ -17908,7 +17908,7 @@
               <w:rPr>
                 <w:rFonts w:ascii="IBM Plex Sans" w:hAnsi="IBM Plex Sans" w:cs="IBM Plex Sans" w:eastAsia="IBM Plex Sans"/>
               </w:rPr>
-              <w:t xml:space="preserve">4 + 4</w:t>
+              <w:t xml:space="preserve">4 de cada una</w:t>
             </w:r>
           </w:p>
         </w:tc>
@@ -21277,7 +21277,7 @@
               <w:jc w:val="both"/>
             </w:pPr>
             <w:r>
-              <w:t>Intervención de las 4 bobinas de selección ya instaladas en el telar, que trabajan con 24 V en alterna: relés OptoMOS LCA110 (uno por lector óptico, más repuestos) y sus resistencias de 330 ohm. Las bobinas se siguen alimentando desde el propio telar.</w:t>
+              <w:t>Intervención de las 4 bobinas de selección ya instaladas en el telar, que trabajan con 24 V en alterna: relés OptoMOS LCA110 (uno por lector óptico, más repuestos) con sus zócalos y sus resistencias (330 Ω y 10 kΩ del lado del ESP32; de protección y 10 kΩ ½ W del lado del telar). Las bobinas se siguen alimentando desde el propio telar.</w:t>
             </w:r>
           </w:p>
         </w:tc>

--- a/documentacion_proyecto/Documentación_de_Proyecto.docx
+++ b/documentacion_proyecto/Documentación_de_Proyecto.docx
@@ -976,6 +976,96 @@
           </w:p>
         </w:tc>
       </w:tr>
+      <w:tr>
+        <w:tc>
+          <w:tcPr>
+            <w:tcW w:type="dxa" w:w="2209"/>
+          </w:tcPr>
+          <w:p>
+            <w:pPr>
+              <w:jc w:val="both"/>
+            </w:pPr>
+            <w:r>
+              <w:rPr>
+                <w:rFonts w:ascii="IBM Plex Sans" w:hAnsi="IBM Plex Sans" w:cs="IBM Plex Sans" w:eastAsia="IBM Plex Sans"/>
+              </w:rPr>
+            </w:r>
+            <w:r>
+              <w:rPr>
+                <w:rFonts w:ascii="IBM Plex Sans" w:hAnsi="IBM Plex Sans" w:cs="IBM Plex Sans" w:eastAsia="IBM Plex Sans"/>
+                <w:sz w:val="17"/>
+              </w:rPr>
+              <w:t xml:space="preserve">5.0</w:t>
+            </w:r>
+          </w:p>
+        </w:tc>
+        <w:tc>
+          <w:tcPr>
+            <w:tcW w:type="dxa" w:w="2209"/>
+          </w:tcPr>
+          <w:p>
+            <w:pPr>
+              <w:jc w:val="both"/>
+            </w:pPr>
+            <w:r>
+              <w:rPr>
+                <w:rFonts w:ascii="IBM Plex Sans" w:hAnsi="IBM Plex Sans" w:cs="IBM Plex Sans" w:eastAsia="IBM Plex Sans"/>
+              </w:rPr>
+            </w:r>
+            <w:r>
+              <w:rPr>
+                <w:rFonts w:ascii="IBM Plex Sans" w:hAnsi="IBM Plex Sans" w:cs="IBM Plex Sans" w:eastAsia="IBM Plex Sans"/>
+                <w:sz w:val="17"/>
+              </w:rPr>
+              <w:t xml:space="preserve">14 de octubre de 2026</w:t>
+            </w:r>
+          </w:p>
+        </w:tc>
+        <w:tc>
+          <w:tcPr>
+            <w:tcW w:type="dxa" w:w="2209"/>
+          </w:tcPr>
+          <w:p>
+            <w:pPr>
+              <w:jc w:val="both"/>
+            </w:pPr>
+            <w:r>
+              <w:rPr>
+                <w:rFonts w:ascii="IBM Plex Sans" w:hAnsi="IBM Plex Sans" w:cs="IBM Plex Sans" w:eastAsia="IBM Plex Sans"/>
+              </w:rPr>
+            </w:r>
+            <w:r>
+              <w:rPr>
+                <w:rFonts w:ascii="IBM Plex Sans" w:hAnsi="IBM Plex Sans" w:cs="IBM Plex Sans" w:eastAsia="IBM Plex Sans"/>
+                <w:sz w:val="17"/>
+              </w:rPr>
+              <w:t xml:space="preserve">Equipo de Proyecto (7mo Informática, Instituto Leonardo Murialdo)</w:t>
+            </w:r>
+          </w:p>
+        </w:tc>
+        <w:tc>
+          <w:tcPr>
+            <w:tcW w:type="dxa" w:w="2209"/>
+          </w:tcPr>
+          <w:p>
+            <w:pPr>
+              <w:jc w:val="both"/>
+            </w:pPr>
+            <w:r>
+              <w:rPr>
+                <w:rFonts w:ascii="IBM Plex Sans" w:hAnsi="IBM Plex Sans" w:cs="IBM Plex Sans" w:eastAsia="IBM Plex Sans"/>
+              </w:rPr>
+            </w:r>
+            <w:r>
+              <w:rPr>
+                <w:rFonts w:ascii="IBM Plex Sans" w:hAnsi="IBM Plex Sans" w:cs="IBM Plex Sans" w:eastAsia="IBM Plex Sans"/>
+                <w:sz w:val="17"/>
+              </w:rPr>
+              <w:t xml:space="preserve">Actualización con el avance de septiembre y octubre: el Nivel 1 quedó instalado y probado en el telar (19/09/2026); el telar tiene cuatro bobinas de selección, no seis; el Bloque D pasa al relé OptoMOS LCA110, con la conexión final en el lugar de cada lector óptico; el sensor de pasada y el relé de selección se probaron en protoboard (10/10/2026); el editor lleva una sola bobina por fila, con intercalados por grupos de filas, la ficha del dibujo con el hilado y la ficha técnica en PDF renovada; el sensado de la botonera pasa a una plaqueta impresa propia y el firmware descarta los avisos del encendido del telar; y se revisó todo el documento contra el sistema actual.</w:t>
+            </w:r>
+          </w:p>
+        </w:tc>
+      </w:tr>
     </w:tbl>
     <w:p>
       <w:pPr>
@@ -1905,7 +1995,7 @@
           <w:rFonts w:ascii="IBM Plex Sans" w:cs="IBM Plex Sans" w:eastAsia="IBM Plex Sans" w:hAnsi="IBM Plex Sans"/>
           <w:rtl w:val="0"/>
         </w:rPr>
-        <w:t xml:space="preserve">El objetivo primordial de este proyecto es modernizar digitalmente un telar Vamatex C201 que se ubica en una fábrica textil en Billinghurst, Buenos Aires mediante el desarrollo e implementación de un sistema de control electrónico y un editor web interactivo para telares industriales planos mecánicos que carecen de PLC. El sistema busca digitalizar la creación y gestión de matrices de tejido a través de una matriz visual, reemplazando la dependencia de configuraciones puramente mecánicas y laboriosas. Esto permite agilizar drásticamente los tiempos de cambio de producción, mantener un archivo de diseños guardados y otorgar control directo de ejecución sobre la maquinaria (iniciar, pausar y retroceder para corregir errores físicos en tiempo real), optimizando así la productividad general y reduciendo el margen de error operativo. </w:t>
+        <w:t xml:space="preserve">El objetivo primordial de este proyecto es modernizar digitalmente un telar Vamatex C 201 que se ubica en una fábrica textil en Billinghurst, Buenos Aires mediante el desarrollo e implementación de un sistema de control electrónico y un editor web interactivo para telares industriales planos mecánicos que carecen de PLC. El sistema busca digitalizar la creación y gestión de matrices de tejido a través de una matriz visual, reemplazando la dependencia de configuraciones puramente mecánicas y laboriosas. Esto permite agilizar drásticamente los tiempos de cambio de producción, mantener un archivo de diseños guardados y otorgar control directo de ejecución sobre la maquinaria (iniciar, pausar y retroceder para corregir errores físicos en tiempo real), optimizando así la productividad general y reduciendo el margen de error operativo. </w:t>
       </w:r>
     </w:p>
     <w:p>
@@ -1958,14 +2048,14 @@
           <w:bCs w:val="1"/>
           <w:rtl w:val="0"/>
         </w:rPr>
-        <w:t>Nivel 1 (MVP, Control de Marcha/Pausa y Supervisión Externa):</w:t>
-      </w:r>
-      <w:r>
-        <w:rPr>
-          <w:rFonts w:ascii="IBM Plex Sans" w:cs="IBM Plex Sans" w:eastAsia="IBM Plex Sans" w:hAnsi="IBM Plex Sans"/>
-          <w:rtl w:val="0"/>
-        </w:rPr>
-        <w:t xml:space="preserve"> Constituye el alcance actual del proyecto. Consiste en una intervención no invasiva sobre la electrónica de control del telar, operando exclusivamente sobre los botones de Marcha, Pausa y Retroceder mediante relés optoacoplados conectados en paralelo a la botonera física existente. La sincronización y el conteo de pasadas se ejecutan a través de un sensor inductivo/óptico montado sobre la estructura mecánica. El catálogo de dibujos, el estado del telar y la producción se guardan en una base de datos en la nube, a la que acceden la web y el nodo de control a través del backend. </w:t>
+        <w:t>Nivel 1 (MVP, Control de Marcha/Pausa/Retroceder y Supervisión Externa):</w:t>
+      </w:r>
+      <w:r>
+        <w:rPr>
+          <w:rFonts w:ascii="IBM Plex Sans" w:cs="IBM Plex Sans" w:eastAsia="IBM Plex Sans" w:hAnsi="IBM Plex Sans"/>
+          <w:rtl w:val="0"/>
+        </w:rPr>
+        <w:t xml:space="preserve"> Instalado y probado en el telar el 19/09/2026. Consiste en una intervención no invasiva sobre la electrónica de control del telar, operando exclusivamente sobre los botones de Marcha, Pausa y Retroceder mediante relés conectados en paralelo a la botonera física existente. El conteo de pasadas lo suma el sensor inductivo del Bloque C, montado sobre un eje del telar, que se conecta junto con el Nivel 2. El catálogo de dibujos, el estado del telar y la producción se guardan en una base de datos en la nube, a la que acceden la web y el nodo de control a través del backend. </w:t>
       </w:r>
     </w:p>
     <w:p>
@@ -1986,7 +2076,7 @@
           <w:bCs w:val="1"/>
           <w:rtl w:val="0"/>
         </w:rPr>
-        <w:t>Nivel 2 (Evolución por Marcos, intervención de las bobinas de selección): Etapa en desarrollo orientada al control directo de la calada y selección de tramas. Tras la inspección real del telar (Vamatex C201, matrícula 1104, revisado en 1989 según su placa de datos) se confirmó que la máquina ya trabaja por grupos de marcos mediante una cinta de papel perforada angosta que acciona palancas de selección (no hilo por hilo), con un máximo confirmado de 8 matrices simultáneas, por lo que esta etapa reemplaza esa función. Se descartaron los actuadores rotativos evaluados inicialmente porque no soportan la carga cíclica, la vibración ni la pelusa del telar real, y no aprovechaban las bobinas que la máquina ya tiene; se optó por ir directo al retrofit definitivo con la intervención de las 4 bobinas de selección que el telar ya tiene instaladas y en funcionamiento. Trabajan con 24 V en corriente alterna, dato confirmado con el dueño de la fábrica el 03/09/26, y hoy reciben su señal desde el lector óptico de la cinta a través de unas plaquetas alojadas en la caja del telar. El punto de intervención es el propio lector óptico, no la bobina: según explicó el dueño de la fábrica, cada lector se corta con una llave, de modo que en lugar de que el papel interrumpa el haz lo haga un interruptor electrónico que entrega un 1 o un 0. El sistema conmuta entonces la señal del lector mediante relés OptoMOS LCA110 conectados directamente a los GPIO del ESP32, uno por lector, con lo que las plaquetas del telar quedan intactas y la corriente a manejar es mucho menor. La elección del componente no es indiferente: un relé mecánico no soportaría el régimen de trabajo. Los telares de rapier de esta generación trabajan 300 pasadas por minuto, dato confirmado con el dueño de la fábrica el 06/09/26, lo que da 5 conmutaciones por segundo y unas 180.000 en una jornada de 10 horas, frente a las 100.000 de vida útil de un relé común. Tampoco sirve un optoacoplador de fototransistor como el PC817, que conduce en un solo sentido y con corriente alterna dejaría pasar medio ciclo. El primer paso obligatorio de esta etapa es medir gratuitamente en el telar la fuerza, el recorrido y el tiempo por pasada (ver Guía de mediciones y verificaciones) para confirmar la señal de cada lector óptico antes de conectar los relés.</w:t>
+        <w:t>Nivel 2 (Evolución por Marcos, intervención de las bobinas de selección): Etapa en desarrollo orientada al control directo de la calada y selección de tramas. Tras la inspección real del telar (Vamatex C 201, matrícula 1104, revisado en 1989 según su placa de datos) se confirmó que la máquina ya trabaja por grupos de marcos mediante una cinta de papel perforada angosta que acciona palancas de selección (no hilo por hilo), con un máximo confirmado de 8 matrices simultáneas, por lo que esta etapa reemplaza esa función. Se descartaron los actuadores rotativos evaluados inicialmente porque no soportan la carga cíclica, la vibración ni la pelusa del telar real, y no aprovechaban las bobinas que la máquina ya tiene; se optó por ir directo al retrofit definitivo con la intervención de las 4 bobinas de selección que el telar ya tiene instaladas y en funcionamiento. Trabajan con 24 V en corriente alterna, dato confirmado con el dueño de la fábrica el 03/09/26, y hoy reciben su señal desde el lector óptico de la cinta a través de unas plaquetas alojadas en la caja del telar. El punto de intervención es el propio lector óptico, no la bobina: según explicó el dueño de la fábrica, cada lector se corta con una llave, de modo que en lugar de que el papel interrumpa el haz lo haga un interruptor electrónico que entrega un 1 o un 0. El sistema conmuta entonces la señal del lector mediante relés OptoMOS LCA110 comandados desde los GPIO del ESP32 (con una resistencia de 330 Ω cada uno), uno por lector, con lo que las plaquetas del telar quedan intactas y la corriente a manejar es mucho menor. La elección del componente no es indiferente: un relé mecánico no soportaría el régimen de trabajo. Los telares de rapier de esta generación trabajan 300 pasadas por minuto, dato confirmado con el dueño de la fábrica el 06/09/26, lo que da 5 conmutaciones por segundo y unas 180.000 en una jornada de 10 horas, frente a las 100.000 de vida útil de un relé común. Tampoco sirve un optoacoplador de fototransistor como el PC817, que conduce en un solo sentido y con corriente alterna dejaría pasar medio ciclo. El circuito se probó en protoboard el 10/10/2026 y se está armando la plaqueta para la prueba en la máquina. Antes de conectar los relés hay que medir en el telar la alimentación y la señal de un lector óptico (ver Guía de mediciones y verificaciones): la alimentación define la resistencia de protección de cada canal.</w:t>
       </w:r>
     </w:p>
     <w:p>
@@ -2205,7 +2295,7 @@
           <w:rFonts w:ascii="IBM Plex Sans" w:cs="IBM Plex Sans" w:eastAsia="IBM Plex Sans" w:hAnsi="IBM Plex Sans"/>
           <w:rtl w:val="0"/>
         </w:rPr>
-        <w:t xml:space="preserve">Muriel, Funes: 7mo Multimedios </w:t>
+        <w:t xml:space="preserve">Funes, Muriel: 7mo Multimedios </w:t>
       </w:r>
     </w:p>
     <w:p>
@@ -5074,7 +5164,7 @@
           <w:sz w:val="16"/>
           <w:rtl w:val="0"/>
         </w:rPr>
-        <w:t xml:space="preserve">  matriz_pasadas         JSONB NOT NULL,   -- una fila por pasada; celda 1 = la bobina se activa (una por fila)</w:t>
+        <w:t xml:space="preserve">  matriz_pasadas         JSONB NOT NULL,   -- una fila por tramo de pasadas; celda 1 = la bobina de la fila (una por fila)</w:t>
       </w:r>
     </w:p>
     <w:p>
@@ -7539,7 +7629,7 @@
           <w:rFonts w:ascii="IBM Plex Sans" w:cs="IBM Plex Sans" w:eastAsia="IBM Plex Sans" w:hAnsi="IBM Plex Sans"/>
           <w:rtl w:val="0"/>
         </w:rPr>
-        <w:t>El firmware del ESP32 se acopla al backend propio (Node.js/Express) exclusivamente por HTTP: sondea el endpoint GET /api/telares/8?origen=esp32 cada 2,5 s (8 es el id del telar en la base, TELAR_ID en el firmware) para conocer el estado deseado del telar avisa los usos manuales de la botonera por POST /api/telares/8/evento-fisico y reporta fallas por POST /api/errores. No existe integración con Firebase ni con bases de datos de series temporales externas: toda la persistencia vive en la misma base PostgreSQL (Neon) que usa la web.</w:t>
+        <w:t>El firmware del ESP32 se acopla al backend propio (Node.js/Express) exclusivamente por HTTP: sondea el endpoint GET /api/telares/8?origen=esp32 cada 2,5 s (8 es el id del telar en la base, TELAR_ID en el firmware) para conocer el estado deseado del telar, avisa los usos manuales de la botonera por POST /api/telares/8/evento-fisico y reporta fallas por POST /api/errores. No existe integración con Firebase ni con bases de datos de series temporales externas: toda la persistencia vive en la misma base PostgreSQL (Neon) que usa la web.</w:t>
       </w:r>
     </w:p>
     <w:p>
@@ -7940,7 +8030,7 @@
                 <w:rFonts w:ascii="IBM Plex Sans" w:cs="IBM Plex Sans" w:eastAsia="IBM Plex Sans" w:hAnsi="IBM Plex Sans"/>
                 <w:rtl w:val="0"/>
               </w:rPr>
-              <w:t>ESP32 / Web</w:t>
+              <w:t xml:space="preserve">Web</w:t>
             </w:r>
           </w:p>
         </w:tc>
@@ -8363,7 +8453,7 @@
           <w:rFonts w:ascii="IBM Plex Sans" w:cs="IBM Plex Sans" w:eastAsia="IBM Plex Sans" w:hAnsi="IBM Plex Sans"/>
           <w:rtl w:val="0"/>
         </w:rPr>
-        <w:t xml:space="preserve"> Se confirmó por medición directa que en el telar C201, donde se instala el sistema, la botonera recibe 24V AC (no DC), el valor para el que está calculada la resistencia del sensado. Para otros telares se sigue asumiendo 24V DC o 220V AC hasta confirmar caso por caso. La placa de monitoreo no se alimenta desde esa línea: usa una fuente propia de 220V, independiente del telar.</w:t>
+        <w:t xml:space="preserve"> Se confirmó por medición directa que en el telar C 201, donde se instala el sistema, la botonera recibe 24V AC (no DC), el valor para el que está calculada la resistencia del sensado. Para otros telares se sigue asumiendo 24V DC o 220V AC hasta confirmar caso por caso. La placa de monitoreo no se alimenta desde esa línea: usa una fuente propia de 220V, independiente del telar.</w:t>
       </w:r>
     </w:p>
     <w:p>
@@ -11098,7 +11188,7 @@
           <w:rFonts w:ascii="IBM Plex Sans" w:cs="IBM Plex Sans" w:eastAsia="IBM Plex Sans" w:hAnsi="IBM Plex Sans"/>
           <w:rtl w:val="0"/>
         </w:rPr>
-        <w:t xml:space="preserve">Debido a las severas restricciones del entorno textil, se descartan los canales sonoros por ser inaudibles a &gt;99 dB. Las pantallas de visualización deben estructurarse con esquemas de alto contraste (fondo oscuro y texto claro de grandes dimensiones) y complementarse con indicadores luminosos que sean legibles a una distancia normal. </w:t>
+        <w:t xml:space="preserve">Debido a las severas restricciones del entorno textil, se descartan los canales sonoros por ser inaudibles a &gt;99 dB. Las pantallas de visualización deben estructurarse con esquemas de alto contraste (en modo claro y en modo oscuro, con texto de grandes dimensiones) y complementarse con indicadores luminosos que sean legibles a una distancia normal. </w:t>
       </w:r>
     </w:p>
     <w:tbl>
@@ -11769,7 +11859,7 @@
                 <w:rFonts w:ascii="IBM Plex Sans" w:hAnsi="IBM Plex Sans"/>
                 <w:sz w:val="18"/>
               </w:rPr>
-              <w:t>Listado de los dibujos guardados, con búsqueda y filtros.</w:t>
+              <w:t>Listado de los dibujos guardados, con búsqueda por nombre.</w:t>
             </w:r>
           </w:p>
         </w:tc>
@@ -12083,7 +12173,7 @@
           <w:rFonts w:ascii="IBM Plex Sans" w:cs="IBM Plex Sans" w:eastAsia="IBM Plex Sans" w:hAnsi="IBM Plex Sans"/>
           <w:rtl w:val="0"/>
         </w:rPr>
-        <w:t>El mockup de alta fidelidad fue presentado y validado con el cliente en dos instancias: la relevación inicial de UX/UI del 12/05/2026 y la validación de mockup del 24/06/2026. Tras esa segunda validación se aplicaron los ajustes descritos en el Registro de Cambios del Mockup y se avanzó a la maquetación en HTML/CSS/JS conectada al backend.</w:t>
+        <w:t>El mockup de alta fidelidad fue presentado y validado con el cliente en dos instancias: el relevamiento inicial de UX/UI del 12/05/2026 y la validación de mockup del 24/06/2026. Tras esa segunda validación se aplicaron los ajustes descritos en el Registro de Cambios del Mockup y se avanzó a la maquetación en HTML/CSS/JS conectada al backend.</w:t>
       </w:r>
     </w:p>
     <w:p>
@@ -12867,7 +12957,7 @@
           <w:rFonts w:ascii="IBM Plex Sans" w:hAnsi="IBM Plex Sans" w:cs="IBM Plex Sans" w:eastAsia="IBM Plex Sans"/>
           <w:sz w:val="22"/>
         </w:rPr>
-        <w:t>Las interfaces de software del sistema se detallan en la tabla siguiente. El principio de diseño es que todos los clientes -web, aplicación móvil y microcontrolador- consumen la misma API REST, de modo que las reglas de negocio (transacciones, validaciones y bloqueos) se apliquen por igual a todos ellos.</w:t>
+        <w:t>Las interfaces de software del sistema se detallan en la tabla siguiente. El principio de diseño es que todos los clientes -la web y el microcontrolador- consumen la misma API REST, de modo que las reglas de negocio (transacciones, validaciones y bloqueos) se apliquen por igual a todos ellos.</w:t>
       </w:r>
     </w:p>
     <w:tbl>
@@ -13492,7 +13582,7 @@
           <w:rFonts w:ascii="IBM Plex Sans" w:cs="IBM Plex Sans" w:eastAsia="IBM Plex Sans" w:hAnsi="IBM Plex Sans"/>
           <w:rtl w:val="0"/>
         </w:rPr>
-        <w:t>El microcontrolador ESP32-WROOM-32 se comunica exclusivamente por Wi-Fi con el backend propio (Node.js/Express) mediante peticiones HTTP/REST en JSON: sondea GET /api/telares/8?origen=esp32 cada 2,5 s (8 es el id del telar en la base, TELAR_ID en el firmware) para conocer el estado deseado del telar, avisa los usos manuales de la botonera con POST /api/telares/8/evento-fisico y reporta fallas con POST /api/errores. El backend, es el único intermediario entre el ESP32, la web y la base de datos PostgreSQL alojada en Neon; no se utiliza MQTT, WebSockets ni ningún broker intermedio en el stack actual.</w:t>
+        <w:t>El microcontrolador ESP32-WROOM-32 se comunica exclusivamente por Wi-Fi con el backend propio (Node.js/Express) mediante peticiones HTTP/REST en JSON: sondea GET /api/telares/8?origen=esp32 cada 2,5 s (8 es el id del telar en la base, TELAR_ID en el firmware) para conocer el estado deseado del telar, avisa los usos manuales de la botonera con POST /api/telares/8/evento-fisico y reporta fallas con POST /api/errores. El backend es el único intermediario entre el ESP32, la web y la base de datos PostgreSQL alojada en Neon; no se utiliza MQTT, WebSockets ni ningún broker intermedio en el stack actual.</w:t>
       </w:r>
     </w:p>
     <w:p>
@@ -15210,7 +15300,7 @@
                 <w:rFonts w:ascii="IBM Plex Sans" w:hAnsi="IBM Plex Sans" w:cs="IBM Plex Sans" w:eastAsia="IBM Plex Sans"/>
                 <w:sz w:val="17"/>
               </w:rPr>
-              <w:t>La entrega se realiza sobre placa universal perforada soldada.</w:t>
+              <w:t>La entrega se realiza sobre placa universal perforada soldada, salvo la plaqueta del sensado de la botonera, que es impresa.</w:t>
             </w:r>
           </w:p>
         </w:tc>
@@ -15232,7 +15322,7 @@
                 <w:rFonts w:ascii="IBM Plex Sans" w:hAnsi="IBM Plex Sans" w:cs="IBM Plex Sans" w:eastAsia="IBM Plex Sans"/>
                 <w:sz w:val="17"/>
               </w:rPr>
-              <w:t>El diseño y fabricación de un PCB propio solo se justifica ante una producción en serie.</w:t>
+              <w:t>El diseño y la fabricación de un PCB propio para todo el nodo solo se justifica ante una producción en serie.</w:t>
             </w:r>
           </w:p>
         </w:tc>
@@ -15822,7 +15912,7 @@
           <w:rFonts w:ascii="IBM Plex Sans" w:cs="IBM Plex Sans" w:eastAsia="IBM Plex Sans" w:hAnsi="IBM Plex Sans"/>
           <w:rtl w:val="0"/>
         </w:rPr>
-        <w:t>Microcontrolador ESP32-WROOM-32 (Soldado directo a pistas, en tablero separado IP65), con código C++ protegido por temporizador de hardware de 15 s, encargado de sondear por Wi-Fi/HTTP el estado del telar en el backend cada 2,5 s y accionar los relés de Marcha, Pausa y Retroceder.</w:t>
+        <w:t>Microcontrolador ESP32-WROOM-32 (sobre tiras de pines hembra en la plaqueta principal, dentro del gabinete IP65), con código C++ protegido por temporizador de hardware de 15 s, encargado de sondear por Wi-Fi/HTTP el estado del telar en el backend cada 2,5 s y accionar los relés de Marcha, Pausa y Retroceder.</w:t>
       </w:r>
     </w:p>
     <w:p>
@@ -16163,7 +16253,7 @@
           <w:rFonts w:ascii="IBM Plex Sans" w:cs="IBM Plex Sans" w:eastAsia="IBM Plex Sans" w:hAnsi="IBM Plex Sans"/>
           <w:rtl w:val="0"/>
         </w:rPr>
-        <w:t>Para garantizar la durabilidad del hardware de control en el ambiente textil, se diseñó un gabinete estanco con las siguientes características constructivas:. La disposición interna definitiva de los componentes dentro del gabinete se documenta mediante fotografías del armado real, una vez montada la placa sobre los separadores.</w:t>
+        <w:t>Para garantizar la durabilidad del hardware de control en el ambiente textil, se eligió un gabinete estanco con las siguientes características constructivas (la disposición interna de los componentes se ve en las figuras 9 y 10):</w:t>
       </w:r>
     </w:p>
     <w:p>
@@ -16276,7 +16366,7 @@
           <w:rFonts w:ascii="IBM Plex Sans" w:cs="IBM Plex Sans" w:eastAsia="IBM Plex Sans" w:hAnsi="IBM Plex Sans"/>
           <w:rtl w:val="0"/>
         </w:rPr>
-        <w:t>Detalle técnico de los componentes agrupados según el orden de compra recomendado (Bloques A a D). Los montos de cada bloque, en pesos argentinos.</w:t>
+        <w:t>Detalle técnico de los componentes agrupados según el orden de compra recomendado (Bloques A a D). Los montos de cada bloque están en la sección 8.</w:t>
       </w:r>
     </w:p>
     <w:tbl>
@@ -16559,7 +16649,7 @@
                 <w:rFonts w:ascii="IBM Plex Sans" w:hAnsi="IBM Plex Sans" w:cs="IBM Plex Sans" w:eastAsia="IBM Plex Sans"/>
                 <w:sz w:val="17"/>
               </w:rPr>
-              <w:t>1</w:t>
+              <w:t xml:space="preserve">1 + 1</w:t>
             </w:r>
           </w:p>
         </w:tc>
@@ -17295,7 +17385,7 @@
                 <w:rFonts w:ascii="IBM Plex Sans" w:hAnsi="IBM Plex Sans" w:cs="IBM Plex Sans" w:eastAsia="IBM Plex Sans"/>
                 <w:sz w:val="17"/>
               </w:rPr>
-              <w:t>Gabinete IP65, prensacables, borneras y placa perforada</w:t>
+              <w:t>Gabinete IP65, prensacables, borneras, placas perforadas y la plaqueta impresa del sensado</w:t>
             </w:r>
           </w:p>
         </w:tc>
@@ -18082,7 +18172,7 @@
           <w:rFonts w:ascii="IBM Plex Sans" w:cs="IBM Plex Sans" w:eastAsia="IBM Plex Sans" w:hAnsi="IBM Plex Sans"/>
           <w:rtl w:val="0"/>
         </w:rPr>
-        <w:t>El cronograma real del proyecto (Gantt_2026 - Automatizacion de Telar Industrial.xlsx) comenzó el 16/03/2026 y proyecta su cierre el 14/11/2026 (243 días corridos), organizado en 8 etapas de trabajo. Estado de avance a la fecha de esta versión de la documentación: El cronograma completo, con las 160 tareas, sus responsables y sus dependencias, se mantiene en la planilla del equipo: el archivo Gantt_2026 - Automatizacion de Telar Industrial.xlsx, disponible en la carpeta compartida del equipo.</w:t>
+        <w:t>El cronograma real del proyecto (Gantt_2026 - Automatizacion de Telar Industrial.xlsx) comenzó el 16/03/2026 y proyecta su cierre el 14/11/2026 (243 días corridos), organizado en 8 etapas de trabajo. El cronograma completo, con las 160 tareas, sus responsables y sus dependencias, se mantiene en esa planilla, disponible en la carpeta compartida del equipo. Estado de avance a la fecha de esta versión de la documentación:</w:t>
       </w:r>
     </w:p>
     <w:p>
@@ -18153,7 +18243,7 @@
               <w:rFonts w:ascii="IBM Plex Sans" w:cs="IBM Plex Sans" w:eastAsia="IBM Plex Sans" w:hAnsi="IBM Plex Sans"/>
               <w:rtl w:val="0"/>
             </w:rPr>
-            <w:t xml:space="preserve">Integración Electrónica y Control Físico del Telar: árbol de problemas y soluciones, corrección del MVP con alta del login biométrico, diseño eléctrico y BOM del Nivel 1, compra de componentes, armado de la etapa de potencia (24V→ 5V), cableado ESP32↔relés, firmware en C y prueba integral de Play/Pausa en el telar real.</w:t>
+            <w:t xml:space="preserve">Integración Electrónica y Control Físico del Telar: árbol de problemas y soluciones, corrección del MVP con alta del login biométrico, diseño eléctrico y BOM del Nivel 1, compra de componentes, armado de la etapa de alimentación (220 V → 5 V), cableado ESP32↔relés, firmware en C++ y prueba integral de Marcha, Pausa y Retroceder en el telar real (hecha el 19/09/2026).</w:t>
           </w:r>
         </w:sdtContent>
       </w:sdt>
@@ -18269,7 +18359,7 @@
           <w:rFonts w:ascii="Questrial" w:cs="Questrial" w:eastAsia="Questrial" w:hAnsi="Questrial"/>
           <w:rtl w:val="0"/>
         </w:rPr>
-        <w:t>HITO 3 (06/07 AL 15/10/2026, Etapas 04 y 05, en curso):</w:t>
+        <w:t>HITO 3 (06/07 AL 18/10/2026, Etapas 04 y 05, en curso):</w:t>
       </w:r>
     </w:p>
     <w:p>
@@ -18286,7 +18376,7 @@
           <w:rFonts w:ascii="IBM Plex Sans" w:cs="IBM Plex Sans" w:eastAsia="IBM Plex Sans" w:hAnsi="IBM Plex Sans"/>
           <w:rtl w:val="0"/>
         </w:rPr>
-        <w:t>Desarrollo del firmware del nodo ESP32 en C++: Nivel 1 (relés de Marcha/Pausa, ya validado en el telar real) y Nivel 2 (control de las bobinas de selección, Revisión 3, diseño cerrado y simulado, a la espera de la medición y la prueba de mesa). Alta del login biométrico WebAuthn y protecciones eléctricas del BOM.</w:t>
+        <w:t>Desarrollo del firmware del nodo ESP32 en C++: Nivel 1 (relés de Marcha, Pausa y Retroceder, instalado y probado en el telar el 19/09/2026) y Nivel 2 (control de las bobinas de selección: probado en protoboard el 10/10/2026, con la plaqueta en armado y la medición del lector pendiente). Alta del login biométrico WebAuthn y protecciones eléctricas del BOM.</w:t>
       </w:r>
     </w:p>
     <w:p>
@@ -18302,7 +18392,7 @@
           <w:rFonts w:ascii="Questrial" w:cs="Questrial" w:eastAsia="Questrial" w:hAnsi="Questrial"/>
           <w:rtl w:val="0"/>
         </w:rPr>
-        <w:t>HITO 4 (Etapas 06 y 07, próximas):</w:t>
+        <w:t>HITO 4 (Etapas 06 y 07, en curso):</w:t>
       </w:r>
     </w:p>
     <w:p>
@@ -18451,7 +18541,7 @@
           <w:rFonts w:ascii="IBM Plex Sans" w:cs="IBM Plex Sans" w:eastAsia="IBM Plex Sans" w:hAnsi="IBM Plex Sans"/>
           <w:rtl w:val="0"/>
         </w:rPr>
-        <w:t>Listado lateral con las matrices ya guardados en la base de datos, para seleccionar uno rápidamente y mandarlo a tejer.</w:t>
+        <w:t>Listado lateral con las matrices ya guardadas en la base de datos, para seleccionar una rápidamente y mandarlo a tejer.</w:t>
       </w:r>
     </w:p>
     <w:p>
@@ -18670,7 +18760,7 @@
           <w:rFonts w:ascii="IBM Plex Sans" w:cs="IBM Plex Sans" w:eastAsia="IBM Plex Sans" w:hAnsi="IBM Plex Sans"/>
           <w:rtl w:val="0"/>
         </w:rPr>
-        <w:t>Endpoint que trae el historial de matrices guardados y los inyecta en el Explorador de Matrices de la UI.</w:t>
+        <w:t>Endpoint que trae el historial de matrices guardadas y las inyecta en el Explorador de Matrices de la UI.</w:t>
       </w:r>
     </w:p>
     <w:p>
@@ -19892,7 +19982,7 @@
           <w:rFonts w:ascii="IBM Plex Sans" w:cs="IBM Plex Sans" w:eastAsia="IBM Plex Sans" w:hAnsi="IBM Plex Sans"/>
           <w:rtl w:val="0"/>
         </w:rPr>
-        <w:t xml:space="preserve"> Repositorio centralizado para el control de versiones del firmware C++, el backend, la web y la documentación, donde cada miembro debe estar registrado como colaborador activo e incluir la descripción técnica estructurada en el archivos informativos. </w:t>
+        <w:t xml:space="preserve"> Repositorio centralizado para el control de versiones del firmware C++, el backend, la web y la documentación, donde cada miembro debe estar registrado como colaborador activo e incluir la descripción técnica estructurada en los archivos informativos (README). </w:t>
       </w:r>
     </w:p>
     <w:p>
@@ -20053,7 +20143,7 @@
           <w:bCs w:val="1"/>
           <w:rtl w:val="0"/>
         </w:rPr>
-        <w:t>Fabricación de placas de circuito impreso: para el nodo piloto del Nivel 1, la Lista de Componentes prevé el armado del circuito sobre placa universal perforada, con los componentes soldados y fijados al gabinete mediante separadores. El armado sobre protoboard se utiliza únicamente durante las pruebas de banco: la entrega final se realiza sobre placa soldada, según lo establecido en los Lineamientos del proyecto. La migración a un PCB diseñado y fabricado a medida queda registrada como lineamiento futuro, para el caso de una eventual producción en serie.</w:t>
+        <w:t>Fabricación de placas de circuito impreso: para el nodo piloto del Nivel 1, la Lista de Componentes prevé el armado del circuito sobre placa universal perforada (salvo la plaqueta del sensado de la botonera, que es impresa), con los componentes soldados y fijados al gabinete mediante separadores. El armado sobre protoboard se utiliza únicamente durante las pruebas de banco: la entrega final se realiza sobre placa soldada, según lo establecido en los Lineamientos del proyecto. La migración a un PCB diseñado y fabricado a medida queda registrada como lineamiento futuro, para el caso de una eventual producción en serie.</w:t>
       </w:r>
       <w:r>
         <w:rPr>
@@ -20087,7 +20177,7 @@
           <w:rFonts w:ascii="IBM Plex Sans" w:cs="IBM Plex Sans" w:eastAsia="IBM Plex Sans" w:hAnsi="IBM Plex Sans"/>
           <w:rtl w:val="0"/>
         </w:rPr>
-        <w:t>: Firmas globales y componentes listados en la BOM: Espressif Systems (módulo MCU), Hi-Link (módulo de fuente) y Sharp/Lite-On (optoacopladores) e IXYS/Littelfuse (relés OptoMOS LCA110).</w:t>
+        <w:t>: Firmas globales y componentes listados en la BOM: Espressif Systems (módulo MCU), Hi-Link (módulo de fuente), Sharp/Lite-On (optoacopladores) e IXYS/Littelfuse (relés OptoMOS LCA110).</w:t>
       </w:r>
     </w:p>
     <w:p>
@@ -20124,7 +20214,7 @@
           <w:rFonts w:ascii="IBM Plex Sans" w:cs="IBM Plex Sans" w:eastAsia="IBM Plex Sans" w:hAnsi="IBM Plex Sans"/>
           <w:rtl w:val="0"/>
         </w:rPr>
-        <w:t>), mangueras prensacables plásticos estancos de rosca tipo glándula PG, y rollos de cable multifilar de cobre de 1 mm², 6 hilos internos, para las líneas de control:</w:t>
+        <w:t>), prensacables plásticos estancos de rosca PG, y rollos de cable multifilar de cobre de 1 mm², 6 hilos internos, para las líneas de control:</w:t>
       </w:r>
     </w:p>
     <w:tbl>
@@ -20427,7 +20517,7 @@
                 <w:color w:val="1f1f1f"/>
                 <w:rtl w:val="0"/>
               </w:rPr>
-              <w:t>Phoenix Contact/Wago Serie 236</w:t>
+              <w:t xml:space="preserve">Genéricas (compradas en el local)</w:t>
             </w:r>
           </w:p>
         </w:tc>
@@ -20449,7 +20539,7 @@
                 <w:color w:val="1f1f1f"/>
                 <w:rtl w:val="0"/>
               </w:rPr>
-              <w:t>Borneras de resorte para riel DIN y PCB, resistentes a vibraciones mecánicas.</w:t>
+              <w:t xml:space="preserve">Borneras de tornillo para placa, resistentes a vibraciones mecánicas.</w:t>
             </w:r>
           </w:p>
         </w:tc>
@@ -21296,7 +21386,7 @@
                 <w:rFonts w:ascii="IBM Plex Sans" w:cs="IBM Plex Sans" w:eastAsia="IBM Plex Sans" w:hAnsi="IBM Plex Sans"/>
                 <w:rtl w:val="0"/>
               </w:rPr>
-              <w:t>Recién después de medir (tarea 5.10)</w:t>
+              <w:t>Recién después de medir (tarea 5.9)</w:t>
             </w:r>
           </w:p>
         </w:tc>
@@ -21473,7 +21563,7 @@
         <w:rPr>
           <w:rFonts w:ascii="IBM Plex Sans" w:hAnsi="IBM Plex Sans" w:cs="IBM Plex Sans" w:eastAsia="IBM Plex Sans"/>
         </w:rPr>
-        <w:t>La estructura de costos muestra que el 99,2 % corresponde al trabajo del equipo y solo el 0,8 % ($231.814, materiales y gastos operativos) a dinero efectivamente desembolsado. Orden de compra recomendado: (1) Bloque A, ya adquirido casi en su totalidad, para completar la Etapa 4; (2) la medición del telar, incluyendo las bobinas de selección instaladas; y (3) recién entonces los Bloques C y D, cuyos componentes dependen de esa medición. La planilla completa, con el detalle por ítem y los precios de referencia, se mantiene en el archivo Lista_de_componentes_Control_Trama.xlsx de la carpeta compartida del equipo.</w:t>
+        <w:t>La estructura de costos muestra que el 99,2 % corresponde al trabajo del equipo y solo el 0,8 % ($231.814, materiales y gastos operativos) a dinero efectivamente desembolsado. Orden de compra recomendado: (1) Bloque A, ya adquirido e instalado en el telar; (2) la medición del lector óptico en el telar; y (3) lo que falta de los Bloques C y D (el sensor ya se compró y el relé LCA110 se probó en protoboard), cuya resistencia de protección depende de esa medición. La planilla completa, con el detalle por ítem y los precios de referencia, se mantiene en el archivo Lista_de_componentes_Control_Trama.xlsx de la carpeta compartida del equipo.</w:t>
       </w:r>
       <w:r>
         <w:rPr>
@@ -21544,7 +21634,7 @@
           <w:rFonts w:ascii="IBM Plex Sans" w:cs="IBM Plex Sans" w:eastAsia="IBM Plex Sans" w:hAnsi="IBM Plex Sans"/>
           <w:rtl w:val="0"/>
         </w:rPr>
-        <w:t>Una vez validado el piloto de un telar (Nivel 1 y Nivel 2), el sistema queda en condiciones de crecer en dos direcciones: hacia más máquinas dentro de la misma fábrica, y hacía más funciones de valor para la gestión del negocio. El esquema de base de datos ya está preparado para esto (la tabla telares admite múltiples registros desde el día uno), por lo que estas líneas no requieren rediseñar la arquitectura, sino extenderla.</w:t>
+        <w:t>Una vez validado el piloto de un telar (Nivel 1 y Nivel 2), el sistema queda en condiciones de crecer en dos direcciones: hacia más máquinas dentro de la misma fábrica, y hacia más funciones de valor para la gestión del negocio. El esquema de base de datos ya está preparado para esto (la tabla telares admite múltiples registros desde el día uno), por lo que estas líneas no requieren rediseñar la arquitectura, sino extenderla.</w:t>
       </w:r>
     </w:p>
     <w:p>
@@ -21613,7 +21703,7 @@
           <w:rFonts w:ascii="IBM Plex Sans" w:cs="IBM Plex Sans" w:eastAsia="IBM Plex Sans" w:hAnsi="IBM Plex Sans"/>
           <w:rtl w:val="0"/>
         </w:rPr>
-        <w:t>un panel único que muestre el estado de los once telares de la fábrica en simultáneo (tejiendo, pausada, en error), para que el dueño no tenga que recorrer la fábrica para saber qué telar necesita atención.</w:t>
+        <w:t>un panel único que muestre el estado de los once telares de la fábrica en simultáneo (tejiendo, pausado, en error), para que el dueño no tenga que recorrer la fábrica para saber qué telar necesita atención.</w:t>
       </w:r>
     </w:p>
     <w:p>
@@ -21781,7 +21871,7 @@
           <w:rFonts w:ascii="IBM Plex Sans" w:cs="IBM Plex Sans" w:eastAsia="IBM Plex Sans" w:hAnsi="IBM Plex Sans"/>
           <w:rtl w:val="0"/>
         </w:rPr>
-        <w:t>el desarrollo no depende de las particularidades de un telar en especial más que en el conexionado eléctrico de Marcha/Pausa, por lo que el mismo producto podría ofrecerse a otras fábricas con telares planos mecánicos similares, adaptando únicamente el Bloque A/D a cada máquina.</w:t>
+        <w:t>el desarrollo no depende de las particularidades de un telar en especial más que en el conexionado eléctrico de Marcha, Pausa y Retroceder, por lo que el mismo producto podría ofrecerse a otras fábricas con telares planos mecánicos similares, adaptando únicamente el Bloque A/D a cada máquina.</w:t>
       </w:r>
     </w:p>
     <w:p>
@@ -21909,7 +21999,7 @@
           <w:bCs w:val="1"/>
           <w:rtl w:val="0"/>
         </w:rPr>
-        <w:t>Control de trama y urdimbre restantes: conociendo los metros consumidos por pasada, el sistema puede estimar cuánto queda de cada insumo y avisar antes de que se termine. Hoy eso se estima a ojo, y hay rangos en los que el operario no llega a percibir cuánto resta.</w:t>
+        <w:t>Control de trama y urdimbre restantes: con el hilado cargado en la ficha del dibujo (peso y metros que alcanza a tejer), el sistema ya muestra lo usado, lo que queda y los metros que faltan. Lo que sigue es que avise solo antes de que se termine y que lleve también la urdimbre, que hoy se estima a ojo.</w:t>
       </w:r>
       <w:r>
         <w:rPr>
@@ -22166,7 +22256,7 @@
           <w:rFonts w:ascii="IBM Plex Sans" w:cs="IBM Plex Sans" w:eastAsia="IBM Plex Sans" w:hAnsi="IBM Plex Sans"/>
           <w:rtl w:val="0"/>
         </w:rPr>
-        <w:t>El Desarrollador se compromete a hacer entrega de: un nodo electrónico ESP32 con la etapa de potencia y protecciones montadas y soldadas sobre placa universal perforada, fijada al gabinete con separadores (no se entrega sobre protoboard) con borneras, el firmware C++ cargado y testeado en el microcontrolador, la base de datos PostgreSQL (Neon) enlazada en tiempo real, el backend Node.js/Express y la interfaz web (con login biométrico WebAuthn) operativos durante una fase piloto. Quedan explícitamente fuera del acuerdo modificaciones a la estructura de engranajes, reparación de motores, provisión de repuestos mecánicos o la alteración del Jacquard de tarjetas perforadas.</w:t>
+        <w:t>El Desarrollador se compromete a hacer entrega de: un nodo electrónico ESP32 con la etapa de potencia y protecciones montadas y soldadas sobre placa universal perforada (y una plaqueta impresa para el sensado de la botonera), fijadas al gabinete con separadores y con borneras (no se entrega sobre protoboard), el firmware C++ cargado y testeado en el microcontrolador, la base de datos PostgreSQL (Neon) enlazada en tiempo real, el backend Node.js/Express y la interfaz web (con login biométrico WebAuthn) operativos durante una fase piloto. Quedan explícitamente fuera del acuerdo modificaciones a la estructura de engranajes, reparación de motores, provisión de repuestos mecánicos o la alteración mecánica del mecanismo de selección del telar.</w:t>
       </w:r>
     </w:p>
     <w:p>
@@ -22198,7 +22288,7 @@
           <w:rFonts w:ascii="IBM Plex Sans" w:cs="IBM Plex Sans" w:eastAsia="IBM Plex Sans" w:hAnsi="IBM Plex Sans"/>
           <w:rtl w:val="0"/>
         </w:rPr>
-        <w:t>El tiempo de ejecución para el Nivel 1 (MVP de arranque y pausa remotos, ya validado con relés en el telar real) corresponde a la Etapa 04 del Gantt, del 06/07/2026 al 16/09/2026. El despliegue del Nivel 2 (control de las bobinas de selección) corresponde a la Etapa 05, del 17/07/2026 al 15/10/2026. Las dos etapas se solapan a propósito y no son secuenciales: mientras el Nivel 1 se instala y se valida en la máquina, el Nivel 2 avanza en diseño, mediciones y desarrollo de firmware, actividades que no requieren detener el telar. La instalación efectiva del Nivel 2 solo comienza una vez cerrada la Etapa 04, con la medición del telar como primer paso obligatorio antes de comprar los relés LCA110 del Nivel 2. Fechas de hitos específicos según el diagrama de burndown: Gantt_2026 - Automatización de Telar Industrial.xlsx (inicio de proyecto 16/03/2026, cierre previsto 14/11/2026).</w:t>
+        <w:t>El tiempo de ejecución para el Nivel 1 (MVP de arranque y pausa remotos, ya validado con relés en el telar real) corresponde a la Etapa 04 del Gantt, del 06/07/2026 al 18/10/2026. El despliegue del Nivel 2 (control de las bobinas de selección) corresponde a la Etapa 05, del 17/07/2026 al 15/10/2026. Las dos etapas se solapan a propósito y no son secuenciales: mientras el Nivel 1 se instala y se valida en la máquina, el Nivel 2 avanza en diseño, mediciones y desarrollo de firmware, actividades que no requieren detener el telar. La instalación efectiva del Nivel 2 en la máquina parte del Nivel 1 ya validado en el telar (19/09/2026), con la medición del lector óptico como primer paso obligatorio antes de conectar los relés LCA110. Fechas de hitos específicos según el cronograma: Gantt_2026 - Automatizacion de Telar Industrial.xlsx (inicio de proyecto 16/03/2026, cierre previsto 14/11/2026).</w:t>
       </w:r>
     </w:p>
     <w:p>

--- a/documentacion_proyecto/Documentación_de_Proyecto.docx
+++ b/documentacion_proyecto/Documentación_de_Proyecto.docx
@@ -4268,7 +4268,7 @@
           <w:color w:val="000000"/>
           <w:rtl w:val="0"/>
         </w:rPr>
-        <w:t>Modo claro con fondo blanco azulado (#F6F8FA) y modo oscuro con azul profundo (#131A24), para reducir la fatiga visual en jornadas largas. Color de marca e interacción: azul navy (#1E3A5F) para botones de acción principal (“Aplicar”, “Guardar”, “Nuevo”) e iconos activos, con degradado de azul (de #1E3A5F a #7FA8C9, pasando por #3D6B96) en la cabecera. Texto principal en gris azulado oscuro (#1F2937), texto secundario en gris medio (#5F6976) y texto claro (#F0F4F8) sobre los botones y en el modo oscuro. La relación de contraste entre el azul navy primario y el fondo claro es de 10,80:1, superando el nivel AAA de las pautas WCAG (mínimo 7:1 para texto normal).</w:t>
+        <w:t>Modo claro con fondo blanco azulado (#F6F8FA) y modo oscuro con azul profundo (#131A24), para reducir la fatiga visual en jornadas largas. Color de marca e interacción: azul navy (#1E3A5F) para botones de acción principal (“Aplicar”, “Guardar”, “Nuevo”) e iconos activos, con degradado de azul (de #1E3A5F a #3D6B96, pasando por #2E5680) en la cabecera de Inicio. Texto principal en gris azulado oscuro (#1F2937), texto secundario en gris medio (#5F6976) y texto claro (#F0F4F8) sobre los botones y en el modo oscuro. La relación de contraste entre el azul navy primario y el fondo claro es de 10,80:1, superando el nivel AAA de las pautas WCAG (mínimo 7:1 para texto normal).</w:t>
       </w:r>
       <w:r>
         <w:rPr>
@@ -8509,7 +8509,7 @@
           <w:rFonts w:ascii="IBM Plex Sans" w:cs="IBM Plex Sans" w:eastAsia="IBM Plex Sans" w:hAnsi="IBM Plex Sans"/>
           <w:rtl w:val="0"/>
         </w:rPr>
-        <w:t xml:space="preserve"> Dimensiones exactas de fábrica, turnos de trabajo y cantidad de telares en operación activa:</w:t>
+        <w:t xml:space="preserve"> Dimensiones exactas de fábrica, turnos de trabajo y cantidad de telares:</w:t>
       </w:r>
     </w:p>
     <w:p>
@@ -8572,7 +8572,7 @@
           <w:rFonts w:ascii="IBM Plex Sans" w:cs="IBM Plex Sans" w:eastAsia="IBM Plex Sans" w:hAnsi="IBM Plex Sans"/>
           <w:rtl w:val="0"/>
         </w:rPr>
-        <w:t>Cantidad de telares (operando activamente): 6</w:t>
+        <w:t>Cantidad de telares: 11, de tres modelos Vamatex (C 201, C 301 y C 401); el sistema se instala en el C 201</w:t>
       </w:r>
     </w:p>
     <w:p>
@@ -8606,7 +8606,7 @@
           <w:rFonts w:ascii="IBM Plex Sans" w:cs="IBM Plex Sans" w:eastAsia="IBM Plex Sans" w:hAnsi="IBM Plex Sans"/>
           <w:rtl w:val="0"/>
         </w:rPr>
-        <w:t>En la Fase 2 (Autonomía) se prevé la eliminación total de la dependencia de conectividad a internet mediante la instalación física en fábrica de un servidor local redundante que centralice el alojamiento absoluto de la base de datos PostgreSQL y las interfaces, garantizando la continuidad operativa incluso ante fallas de la red externa. Mientras que en la Fase 3 (Escalamiento y Digitalización) se proyecta escalar la solución a toda la flota de telares de la fábrica. En esta etapa, el desarrollo se centrará en optimizar los algoritmos de filtrado y procesamiento de las señales nativas (24V) para incrementar la precisión en la métrica de ciclos y paradas sin añadir hardware externo. Finalmente, se evaluará la migración del mecanismo Jacquard mecánico a un sistema electrónico de selección digital de matrices, logrando la sincronización total de la maquinaria con la base de datos central de secuencias de tejido.</w:t>
+        <w:t>En la Fase 2 (Autonomía) se prevé la eliminación total de la dependencia de conectividad a internet mediante la instalación física en fábrica de un servidor local redundante que centralice el alojamiento absoluto de la base de datos PostgreSQL y las interfaces, garantizando la continuidad operativa incluso ante fallas de la red externa. Mientras que en la Fase 3 (Escalamiento y Digitalización) se proyecta escalar la solución a toda la flota de telares de la fábrica. En esta etapa, el desarrollo se centrará en optimizar los algoritmos de filtrado y procesamiento de las señales nativas (24V) para incrementar la precisión en la métrica de ciclos y paradas sin añadir hardware externo. Finalmente, se evaluará el paso a una selección Jacquard electrónica, hilo por hilo, para dibujos complejos (el Nivel 3 de la sección 9.3), logrando la sincronización total de la maquinaria con la base de datos central de secuencias de tejido.</w:t>
       </w:r>
       <w:r>
         <w:rPr>
@@ -8911,7 +8911,7 @@
                 <w:rFonts w:ascii="IBM Plex Sans" w:hAnsi="IBM Plex Sans" w:cs="IBM Plex Sans" w:eastAsia="IBM Plex Sans"/>
                 <w:sz w:val="17"/>
               </w:rPr>
-              <w:t>Panel de inicio de alto contraste que divide el espacio entre el área de control y la visualización del dibujo en curso, legible con guantes y a distancia.</w:t>
+              <w:t>Pantalla de inicio de alto contraste con la sesión, el dibujo en edición y los accesos al Editor y a la Biblioteca, legible a distancia.</w:t>
             </w:r>
           </w:p>
         </w:tc>
@@ -9581,7 +9581,7 @@
                 <w:rFonts w:ascii="IBM Plex Sans" w:hAnsi="IBM Plex Sans" w:cs="IBM Plex Sans" w:eastAsia="IBM Plex Sans"/>
                 <w:sz w:val="17"/>
               </w:rPr>
-              <w:t>Botones de Marcha, Pausa y Retroceder que accionan los relés del ESP32 sobre la botonera del telar. El botón Detener fue eliminado: la función la cumple Pausa.</w:t>
+              <w:t>Botones de Marcha (▶), Pausa y Retroceder que accionan los relés del ESP32 sobre la botonera del telar. No hay un botón Detener aparte: Terminar trabajo (⏹) cierra la producción y, si el telar está tejiendo, lo para con el mismo relé de Pausa.</w:t>
             </w:r>
           </w:p>
         </w:tc>
@@ -10669,7 +10669,7 @@
                 <w:rFonts w:ascii="IBM Plex Sans" w:hAnsi="IBM Plex Sans" w:cs="IBM Plex Sans" w:eastAsia="IBM Plex Sans"/>
                 <w:sz w:val="17"/>
               </w:rPr>
-              <w:t>Botones de al menos 44 px, alto contraste y tipografía legible, para poder operarse con guantes y con la iluminación deficiente de la fábrica.</w:t>
+              <w:t>Botones y celdas pensados para tocarse con el dedo (los controles del tejido miden 40 px y las celdas de la grilla, de 28 a 42 px según la cantidad de columnas), alto contraste y tipografía legible, para operarse con la iluminación deficiente de la fábrica.</w:t>
             </w:r>
           </w:p>
         </w:tc>
@@ -11421,7 +11421,7 @@
                 <w:rFonts w:ascii="IBM Plex Sans" w:hAnsi="IBM Plex Sans"/>
                 <w:sz w:val="18"/>
               </w:rPr>
-              <w:t>Debe operarse con una sola mano y con guantes.</w:t>
+              <w:t>Debe operarse con una sola mano. La huella se lee con el dedo descubierto, sin guante.</w:t>
             </w:r>
           </w:p>
         </w:tc>
@@ -11517,7 +11517,7 @@
                 <w:rFonts w:ascii="IBM Plex Sans" w:hAnsi="IBM Plex Sans"/>
                 <w:sz w:val="18"/>
               </w:rPr>
-              <w:t>Estado del telar en tiempo real, dibujo cargado y accesos a las funciones principales.</w:t>
+              <w:t>Sesión iniciada, dibujo en edición y accesos a las funciones principales (el estado del telar se ve en el Editor).</w:t>
             </w:r>
           </w:p>
         </w:tc>
@@ -11649,7 +11649,7 @@
                 <w:rFonts w:ascii="IBM Plex Sans" w:hAnsi="IBM Plex Sans"/>
                 <w:sz w:val="18"/>
               </w:rPr>
-              <w:t>Celdas de al menos 40 píxeles, operables con guantes.</w:t>
+              <w:t>Celdas de hasta 42 píxeles, que se achican (hasta 28) cuando el dibujo tiene muchas columnas, para que la grilla entre en el celular.</w:t>
             </w:r>
           </w:p>
         </w:tc>
@@ -12105,7 +12105,7 @@
                 <w:rFonts w:ascii="IBM Plex Sans" w:hAnsi="IBM Plex Sans"/>
                 <w:sz w:val="18"/>
               </w:rPr>
-              <w:t>Ambas paletas superan la relación de contraste AAA.</w:t>
+              <w:t>En las dos paletas, el texto principal y el color de acento superan la relación AAA (7:1); el texto tenue cumple la AA (4,5:1).</w:t>
             </w:r>
           </w:p>
         </w:tc>
@@ -14676,7 +14676,7 @@
           <w:rFonts w:ascii="IBM Plex Sans" w:hAnsi="IBM Plex Sans" w:cs="IBM Plex Sans" w:eastAsia="IBM Plex Sans"/>
           <w:sz w:val="22"/>
         </w:rPr>
-        <w:t>Se registran explícitamente las funciones que quedan fuera del alcance de esta entrega, con el motivo de la exclusión y su continuidad prevista. Cada limitación se corresponde con un punto de la sección de Lineamientos Futuros.</w:t>
+        <w:t>Se registran explícitamente las funciones que quedan fuera del alcance de esta entrega, con el motivo de la exclusión y su continuidad prevista.</w:t>
       </w:r>
     </w:p>
     <w:tbl>
@@ -14921,7 +14921,7 @@
                 <w:rFonts w:ascii="IBM Plex Sans" w:hAnsi="IBM Plex Sans" w:cs="IBM Plex Sans" w:eastAsia="IBM Plex Sans"/>
                 <w:sz w:val="17"/>
               </w:rPr>
-              <w:t>Lineamiento futuro</w:t>
+              <w:t>En desarrollo (Etapa 05)</w:t>
             </w:r>
           </w:p>
         </w:tc>
@@ -16330,7 +16330,7 @@
           <w:bCs w:val="1"/>
           <w:rtl w:val="0"/>
         </w:rPr>
-        <w:t>Prensacables / Pasacables: Entrada de cables sellada mediante 4 prensacables de Nylon PG9 y PG11 con sellado de junta tórica de neopreno, garantizando la hermeticidad de la acometida eléctrica y de sensores.</w:t>
+        <w:t>Prensacables / Pasacables: Entrada de cables sellada mediante 4 prensacables de nylon PG11 con sellado de junta tórica de neopreno, garantizando la hermeticidad de la acometida eléctrica y de sensores.</w:t>
       </w:r>
       <w:r>
         <w:rPr>
@@ -19242,7 +19242,7 @@
                 <w:rFonts w:ascii="IBM Plex Sans" w:hAnsi="IBM Plex Sans"/>
                 <w:sz w:val="17"/>
               </w:rPr>
-              <w:t>Tablas patrones, telares, historial_produccion, usuarios y errores_log en PostgreSQL, con las matrices guardadas como JSONB.</w:t>
+              <w:t>Tablas patrones, telares, historial_produccion y errores_log en PostgreSQL, con las matrices guardadas como JSONB (las del login biométrico se sumaron en la Etapa 04).</w:t>
             </w:r>
           </w:p>
         </w:tc>
@@ -20611,7 +20611,7 @@
                 <w:color w:val="1f1f1f"/>
                 <w:rtl w:val="0"/>
               </w:rPr>
-              <w:t>Steck/BAW Norma PG (PG9/PG11)</w:t>
+              <w:t>Steck/BAW Norma PG (PG11)</w:t>
             </w:r>
           </w:p>
         </w:tc>
@@ -21278,7 +21278,7 @@
                 <w:rFonts w:ascii="IBM Plex Sans" w:hAnsi="IBM Plex Sans"/>
                 <w:sz w:val="17"/>
               </w:rPr>
-              <w:t>Sensor inductivo LJ12A3-4-Z/BX (ya adquirido), optoacoplador y resistencias de adaptación de nivel, más el soporte de montaje a fabricar.</w:t>
+              <w:t>Sensor inductivo LJ12A3-4-Z/BX (ya adquirido), optoacoplador y resistencias de adaptación de nivel, más el soporte de montaje (ya construido y montado el 10/09/2026).</w:t>
             </w:r>
           </w:p>
         </w:tc>
@@ -21367,7 +21367,7 @@
               <w:jc w:val="both"/>
             </w:pPr>
             <w:r>
-              <w:t>Intervención de las 4 bobinas de selección ya instaladas en el telar, que trabajan con 24 V en alterna: relés OptoMOS LCA110 (uno por lector óptico, más repuestos) con sus zócalos y sus resistencias (330 Ω y 10 kΩ del lado del ESP32; de protección y 10 kΩ ½ W del lado del telar). Las bobinas se siguen alimentando desde el propio telar.</w:t>
+              <w:t>Intervención de las 4 bobinas de selección ya instaladas en el telar, que trabajan con 24 V en alterna: relés OptoMOS LCA110 (uno por lector óptico) con sus zócalos y sus resistencias (330 Ω y 10 kΩ del lado del ESP32; de protección y 10 kΩ ½ W del lado del telar). Las bobinas se siguen alimentando desde el propio telar.</w:t>
             </w:r>
           </w:p>
         </w:tc>
@@ -21802,7 +21802,7 @@
           <w:rFonts w:ascii="IBM Plex Sans" w:cs="IBM Plex Sans" w:eastAsia="IBM Plex Sans" w:hAnsi="IBM Plex Sans"/>
           <w:rtl w:val="0"/>
         </w:rPr>
-        <w:t>Evolución de largo plazo, condicionada al éxito y la amortización del Nivel 2: reemplazar la cinta de papel perforada por un sistema de selección electrónico de marcos, eliminando por completo la dependencia de un insumo físico consumible. Es una inversión mayor que excede el alcance de este proyecto académico, pero la arquitectura de datos (matriz_pasadas por dibujo) ya es compatible con ese modelo de control, así que no implica descartar nada de lo construido.</w:t>
+        <w:t>Evolución de largo plazo, condicionada al éxito y la amortización del Nivel 2: pasar de la selección por marcos (las cuatro bobinas del C 201, que alcanzan para los dibujos repetitivos de esta planta) a una selección Jacquard electrónica, hilo por hilo, para tejer dibujos complejos como logos o figuras. Requiere un cabezal Jacquard electrónico, con cientos de elementos de selección, y es una inversión mayor que excede el alcance de este proyecto académico. La estructura de datos (una matriz por dibujo, guardada en JSONB) se extiende a más columnas sin rediseñarse, así que no implica descartar nada de lo construido.</w:t>
       </w:r>
     </w:p>
     <w:p>

--- a/documentacion_proyecto/Documentación_de_Proyecto.docx
+++ b/documentacion_proyecto/Documentación_de_Proyecto.docx
@@ -12929,7 +12929,7 @@
           <w:color w:val="606060"/>
           <w:sz w:val="18"/>
         </w:rPr>
-        <w:t>Al tratarse de un proyecto de retrofit sobre una máquina existente, el producto físico no es un objeto de diseño industrial nuevo sino un gabinete de control que se monta junto al telar. Por ese motivo, en lugar de un modelado tridimensional se documenta el equipo real ya construido, que cumple la misma función de mostrar al cliente cómo se ve y dónde se instala lo que recibe.</w:t>
+        <w:t>Al tratarse de un proyecto de retrofit sobre una máquina existente, el producto físico no es un objeto de diseño industrial nuevo sino un gabinete de control que se monta junto al telar. Por eso se documenta el equipo real ya construido y, además, un modelo 3D interactivo del gabinete (https://manfredojuanignacio08-prog.github.io/Modelado3D_CIT/), que se puede abrir y recorrer componente por componente: los dos le muestran al cliente cómo se ve y dónde se instala lo que recibe.</w:t>
       </w:r>
     </w:p>
     <w:p>

--- a/documentacion_proyecto/Documentación_de_Proyecto.docx
+++ b/documentacion_proyecto/Documentación_de_Proyecto.docx
@@ -21906,7 +21906,7 @@
           <w:bCs w:val="1"/>
           <w:rtl w:val="0"/>
         </w:rPr>
-        <w:t>Parada automática al completar la pieza: el telar cuenta hoy las vueltas con un contador mecánico y el operario debe estar atento para detener la máquina al llegar al número que corresponde a una pieza terminada. Con el sensor de pasada del Bloque C y el relé de Pausa ya instalados, el sistema puede llevar ese conteo de forma digital y accionar la parada por sí mismo al alcanzar el objetivo cargado desde la web. No requiere hardware adicional: es una condición en el firmware y un campo en la base de datos.</w:t>
+        <w:t>Parada automática al completar la pieza: el telar cuenta hoy las vueltas con un contador mecánico y el operario debe estar atento para detener la máquina al llegar al número que corresponde a una pieza terminada. Con el sensor de pasada del Bloque C y el relé de Pausa ya instalados, el sistema puede llevar ese conteo de forma digital y accionar la parada por sí mismo al alcanzar el objetivo cargado desde la web. No requiere hardware adicional: la base de datos ya guarda el objetivo (pasadas_objetivo), y faltan una condición en el firmware y un campo en la web.</w:t>
       </w:r>
       <w:r>
         <w:rPr>

--- a/documentacion_proyecto/Documentación_de_Proyecto.docx
+++ b/documentacion_proyecto/Documentación_de_Proyecto.docx
@@ -14921,7 +14921,7 @@
                 <w:rFonts w:ascii="IBM Plex Sans" w:hAnsi="IBM Plex Sans" w:cs="IBM Plex Sans" w:eastAsia="IBM Plex Sans"/>
                 <w:sz w:val="17"/>
               </w:rPr>
-              <w:t>En desarrollo (Etapa 05)</w:t>
+              <w:t>En desarrollo (Etapa 07)</w:t>
             </w:r>
           </w:p>
         </w:tc>
@@ -18083,7 +18083,7 @@
           <w:sz w:val="22"/>
           <w:rtl w:val="0"/>
         </w:rPr>
-        <w:t>El cronograma completo del proyecto se organiza en ocho etapas de trabajo, desde la definición inicial hasta la presentación final, con un total de 160 tareas distribuidas entre los integrantes del equipo. La figura siguiente resume las etapas, su cantidad de tareas y sus fechas de inicio y cierre.</w:t>
+        <w:t>El cronograma completo del proyecto se organiza en ocho etapas de trabajo, desde la definición inicial hasta la presentación final, con un total de 166 tareas distribuidas entre los integrantes del equipo. La figura siguiente resume las etapas, su cantidad de tareas y sus fechas de inicio y cierre.</w:t>
       </w:r>
     </w:p>
     <w:p>
@@ -18172,7 +18172,7 @@
           <w:rFonts w:ascii="IBM Plex Sans" w:cs="IBM Plex Sans" w:eastAsia="IBM Plex Sans" w:hAnsi="IBM Plex Sans"/>
           <w:rtl w:val="0"/>
         </w:rPr>
-        <w:t>El cronograma real del proyecto (Gantt_2026 - Automatizacion de Telar Industrial.xlsx) comenzó el 16/03/2026 y proyecta su cierre el 14/11/2026 (243 días corridos), organizado en 8 etapas de trabajo. El cronograma completo, con las 160 tareas, sus responsables y sus dependencias, se mantiene en esa planilla, disponible en la carpeta compartida del equipo. Estado de avance a la fecha de esta versión de la documentación:</w:t>
+        <w:t>El cronograma real del proyecto (Gantt_2026 - Automatizacion de Telar Industrial.xlsx) comenzó el 16/03/2026 y proyecta su cierre el 14/11/2026 (243 días corridos), organizado en 8 etapas de trabajo. El cronograma completo, con las 166 tareas, sus responsables y sus dependencias, se mantiene en esa planilla, disponible en la carpeta compartida del equipo. Estado de avance a la fecha de esta versión de la documentación:</w:t>
       </w:r>
     </w:p>
     <w:p>
@@ -18221,7 +18221,7 @@
           <w:rFonts w:ascii="Questrial" w:cs="Questrial" w:eastAsia="Questrial" w:hAnsi="Questrial"/>
           <w:rtl w:val="0"/>
         </w:rPr>
-        <w:t xml:space="preserve">Etapa 04 (06/07 en adelante, en curso): </w:t>
+        <w:t xml:space="preserve">Etapas 04 a 06 (06/07 al 16/10/2026, completadas): </w:t>
       </w:r>
     </w:p>
     <w:p>
@@ -18243,13 +18243,53 @@
               <w:rFonts w:ascii="IBM Plex Sans" w:cs="IBM Plex Sans" w:eastAsia="IBM Plex Sans" w:hAnsi="IBM Plex Sans"/>
               <w:rtl w:val="0"/>
             </w:rPr>
-            <w:t xml:space="preserve">Integración Electrónica y Control Físico del Telar: árbol de problemas y soluciones, corrección del MVP con alta del login biométrico, diseño eléctrico y BOM del Nivel 1, compra de componentes, armado de la etapa de alimentación (220 V → 5 V), cableado ESP32↔relés, firmware en C++ y prueba integral de Marcha, Pausa y Retroceder en el telar real (hecha el 19/09/2026).</w:t>
+            <w:t xml:space="preserve">Etapa 04, Nivel 1: control de la botonera y sensado: árbol de problemas y soluciones, corrección del MVP con alta del login biométrico, diseño eléctrico y BOM del Nivel 1, compra de componentes, armado de la fuente propia (220 V → 5 V), cableado ESP32↔relés, sensado de la botonera, firmware en C++ y prueba integral de Marcha, Pausa y Retroceder en el telar real (hecha el 19/09/2026). Etapa 05, Nivel 2: selección de bobinas en banco: el sensor de pasada y los relés LCA110 probados en protoboard en la fábrica (10/10/2026), la conexión final del relé y el sensado de la botonera en una plaqueta propia. Etapa 06, Documentación, costos, manual y landing page: costos, modalidad de inversión y contrato, manuales de uso, landing page y video promocional.</w:t>
           </w:r>
         </w:sdtContent>
       </w:sdt>
     </w:p>
     <w:p>
       <w:pPr>
+        <w:pStyle w:val="Heading4"/>
+        <w:spacing w:after="240" w:before="480" w:lineRule="auto"/>
+        <w:rPr>
+          <w:rFonts w:ascii="Questrial" w:cs="Questrial" w:eastAsia="Questrial" w:hAnsi="Questrial"/>
+        </w:rPr>
+      </w:pPr>
+      <w:r>
+        <w:rPr>
+          <w:rFonts w:ascii="Questrial" w:cs="Questrial" w:eastAsia="Questrial" w:hAnsi="Questrial"/>
+          <w:rtl w:val="0"/>
+        </w:rPr>
+        <w:t xml:space="preserve">Etapas 07 y 08 (10/10 al 14/11/2026, en curso): </w:t>
+      </w:r>
+    </w:p>
+    <w:p>
+      <w:pPr>
+        <w:spacing w:before="200" w:lineRule="auto"/>
+        <w:ind w:left="720" w:firstLine="0"/>
+        <w:rPr>
+          <w:rFonts w:ascii="IBM Plex Sans" w:cs="IBM Plex Sans" w:eastAsia="IBM Plex Sans" w:hAnsi="IBM Plex Sans"/>
+        </w:rPr>
+      </w:pPr>
+      <w:sdt>
+        <w:sdtPr>
+          <w:id w:val="141219354"/>
+          <w:tag w:val="goog_rdk_16"/>
+        </w:sdtPr>
+        <w:sdtContent>
+          <w:r>
+            <w:rPr>
+              <w:rFonts w:ascii="IBM Plex Sans" w:cs="IBM Plex Sans" w:eastAsia="IBM Plex Sans" w:hAnsi="IBM Plex Sans"/>
+              <w:rtl w:val="0"/>
+            </w:rPr>
+            <w:t xml:space="preserve">Etapa 07, Plaquetas soldadas e instalación del Nivel 2 en el telar: las cinco plaquetas soldadas, la instalación del gabinete, la medición de los lectores, el sensor de pasada y los relés LCA110 en la máquina, la prueba integral y el período de prueba. Etapa 08, Cierre del proyecto y presentación final: la presentación a los profesores (04/11/2026), la prueba con un trabajador de la fábrica, el video de entrevista al cliente, la entrega al cliente y la presentación final en la Expo (14/11/2026).</w:t>
+          </w:r>
+        </w:sdtContent>
+      </w:sdt>
+    </w:p>
+    <w:p>
+      <w:pPr>
         <w:pStyle w:val="Heading3"/>
         <w:spacing w:after="240" w:before="480" w:lineRule="auto"/>
         <w:rPr>
@@ -18359,7 +18399,7 @@
           <w:rFonts w:ascii="Questrial" w:cs="Questrial" w:eastAsia="Questrial" w:hAnsi="Questrial"/>
           <w:rtl w:val="0"/>
         </w:rPr>
-        <w:t>HITO 3 (06/07 AL 18/10/2026, Etapas 04 y 05, en curso):</w:t>
+        <w:t>HITO 3 (06/07 AL 16/10/2026, Etapas 04 y 05, completado):</w:t>
       </w:r>
     </w:p>
     <w:p>
@@ -18376,7 +18416,7 @@
           <w:rFonts w:ascii="IBM Plex Sans" w:cs="IBM Plex Sans" w:eastAsia="IBM Plex Sans" w:hAnsi="IBM Plex Sans"/>
           <w:rtl w:val="0"/>
         </w:rPr>
-        <w:t>Desarrollo del firmware del nodo ESP32 en C++: Nivel 1 (relés de Marcha, Pausa y Retroceder, instalado y probado en el telar el 19/09/2026) y Nivel 2 (control de las bobinas de selección: probado en protoboard el 10/10/2026, con la plaqueta en armado y la medición del lector pendiente). Alta del login biométrico WebAuthn y protecciones eléctricas del BOM.</w:t>
+        <w:t>Desarrollo del firmware del nodo ESP32 en C++: Nivel 1 (relés de Marcha, Pausa y Retroceder, instalado y probado en el telar el 19/09/2026) y Nivel 2 (control de las bobinas de selección: probado en protoboard el 10/10/2026; las plaquetas soldadas y la medición del lector siguen en la Etapa 07). Alta del login biométrico WebAuthn y protecciones eléctricas del BOM.</w:t>
       </w:r>
     </w:p>
     <w:p>
@@ -18392,7 +18432,7 @@
           <w:rFonts w:ascii="Questrial" w:cs="Questrial" w:eastAsia="Questrial" w:hAnsi="Questrial"/>
           <w:rtl w:val="0"/>
         </w:rPr>
-        <w:t>HITO 4 (Etapas 06 y 07, en curso):</w:t>
+        <w:t>HITO 4 (13/09 AL 05/11/2026, Etapas 06 y 07, en curso):</w:t>
       </w:r>
     </w:p>
     <w:p>
@@ -18425,7 +18465,7 @@
           <w:rFonts w:ascii="Questrial" w:cs="Questrial" w:eastAsia="Questrial" w:hAnsi="Questrial"/>
           <w:rtl w:val="0"/>
         </w:rPr>
-        <w:t>HITO 5 (hasta 14/11/2026, Etapa 08, cierre):</w:t>
+        <w:t>HITO 5 (02/11 AL 14/11/2026, Etapa 08, cierre):</w:t>
       </w:r>
     </w:p>
     <w:p>
@@ -18442,7 +18482,7 @@
           <w:rFonts w:ascii="IBM Plex Sans" w:cs="IBM Plex Sans" w:eastAsia="IBM Plex Sans" w:hAnsi="IBM Plex Sans"/>
           <w:rtl w:val="0"/>
         </w:rPr>
-        <w:t>Consolidación de la memoria técnica final, confección de manuales de usuario y mantenimiento, cierre del presupuesto y listado de componentes (BOM), y defensa final del proyecto técnico.</w:t>
+        <w:t>Consolidación de la memoria técnica final, confección de manuales de usuario y mantenimiento, cierre del presupuesto y listado de componentes (BOM), la presentación a los profesores (04/11/2026) y la defensa final del proyecto técnico.</w:t>
       </w:r>
     </w:p>
     <w:p>
@@ -22288,7 +22328,7 @@
           <w:rFonts w:ascii="IBM Plex Sans" w:cs="IBM Plex Sans" w:eastAsia="IBM Plex Sans" w:hAnsi="IBM Plex Sans"/>
           <w:rtl w:val="0"/>
         </w:rPr>
-        <w:t>El tiempo de ejecución para el Nivel 1 (MVP de arranque y pausa remotos, ya validado con relés en el telar real) corresponde a la Etapa 04 del Gantt, del 06/07/2026 al 18/10/2026. El despliegue del Nivel 2 (control de las bobinas de selección) corresponde a la Etapa 05, del 17/07/2026 al 15/10/2026. Las dos etapas se solapan a propósito y no son secuenciales: mientras el Nivel 1 se instala y se valida en la máquina, el Nivel 2 avanza en diseño, mediciones y desarrollo de firmware, actividades que no requieren detener el telar. La instalación efectiva del Nivel 2 en la máquina parte del Nivel 1 ya validado en el telar (19/09/2026), con la medición del lector óptico como primer paso obligatorio antes de conectar los relés LCA110. Fechas de hitos específicos según el cronograma: Gantt_2026 - Automatizacion de Telar Industrial.xlsx (inicio de proyecto 16/03/2026, cierre previsto 14/11/2026).</w:t>
+        <w:t>El tiempo de ejecución para el Nivel 1 (MVP de arranque y pausa remotos, ya validado con relés en el telar real) corresponde a la Etapa 04 del Gantt, del 06/07/2026 al 24/09/2026. El desarrollo del Nivel 2 (control de las bobinas de selección) corresponde a la Etapa 05, del 17/07/2026 al 16/10/2026, y su instalación en la máquina a la Etapa 07, del 10/10/2026 al 05/11/2026. Las dos etapas se solapan a propósito y no son secuenciales: mientras el Nivel 1 se instala y se valida en la máquina, el Nivel 2 avanza en diseño, mediciones y desarrollo de firmware, actividades que no requieren detener el telar. La instalación efectiva del Nivel 2 en la máquina parte del Nivel 1 ya validado en el telar (19/09/2026), con la medición del lector óptico como primer paso obligatorio antes de conectar los relés LCA110. Fechas de hitos específicos según el cronograma: Gantt_2026 - Automatizacion de Telar Industrial.xlsx (inicio de proyecto 16/03/2026, cierre previsto 14/11/2026).</w:t>
       </w:r>
     </w:p>
     <w:p>

--- a/documentacion_proyecto/Documentación_de_Proyecto.docx
+++ b/documentacion_proyecto/Documentación_de_Proyecto.docx
@@ -20910,7 +20910,7 @@
           <w:rFonts w:ascii="IBM Plex Sans" w:cs="IBM Plex Sans" w:eastAsia="IBM Plex Sans" w:hAnsi="IBM Plex Sans"/>
           <w:rtl w:val="0"/>
         </w:rPr>
-        <w:t>El presupuesto se organiza en cuatro bloques de compra y confirma que toda la arquitectura de software seleccionada es de uso libre, con costo de licenciamiento mensual de $0. Los valores corresponden a la revisión del 28/08/2026 y se mantienen actualizados en la planilla del equipo (Lista_de_componentes_Control_Trama.xlsx y Estimacion_Costos_Ganancia_Contrato_v4.docx).</w:t>
+        <w:t>El presupuesto se organiza en cuatro bloques de compra y confirma que toda la arquitectura de software seleccionada es de uso libre, con costo de licenciamiento mensual de $0. Los valores corresponden a la revisión del 19/10/2026 y se mantienen actualizados en la planilla del equipo (Lista_de_componentes_Control_Trama.xlsx y Estimacion_Costos_Ganancia_Contrato_v4.docx).</w:t>
       </w:r>
     </w:p>
     <w:p>
@@ -20983,7 +20983,7 @@
           <w:color w:val="606060"/>
           <w:sz w:val="18"/>
         </w:rPr>
-        <w:t>Figura 13. Estructura de costos del proyecto y esquema del servicio de mantenimiento.</w:t>
+        <w:t>Figura 13. Estructura de costos del proyecto.</w:t>
       </w:r>
     </w:p>
     <w:p>
@@ -21003,7 +21003,7 @@
           <w:bCs w:val="1"/>
           <w:rtl w:val="0"/>
         </w:rPr>
-        <w:t>Los componentes efectivamente adquiridos para el Bloque A suman $73.653, a los que se agregan $13.950 del Bloque C y $34.536 del Bloque D, totalizando $122.139 en materiales. Sumando los gastos operativos de $109.675 y el valor del trabajo del equipo, valuado en $29.411.089 según las tarifas del proyecto, el costo total asciende a $29.642.903. Aplicando el margen del 25 % previsto, el presupuesto final es de $37.053.629, con una ganancia proyectada de $7.410.726.</w:t>
+        <w:t>Los componentes efectivamente adquiridos para el Bloque A suman $73.653, a los que se agregan $13.950 del Bloque C y $34.536 del Bloque D, totalizando $122.139 en materiales. Sumando los gastos operativos de $109.675 y el valor del trabajo del equipo, valuado en $31.325.190 según las tarifas del proyecto, el costo total asciende a $31.557.004. Aplicando el margen del 25 % previsto, el presupuesto final es de $39.446.255, con una ganancia proyectada de $7.889.251.</w:t>
       </w:r>
     </w:p>
     <w:tbl>
@@ -21603,7 +21603,7 @@
         <w:rPr>
           <w:rFonts w:ascii="IBM Plex Sans" w:hAnsi="IBM Plex Sans" w:cs="IBM Plex Sans" w:eastAsia="IBM Plex Sans"/>
         </w:rPr>
-        <w:t>La estructura de costos muestra que el 99,2 % corresponde al trabajo del equipo y solo el 0,8 % ($231.814, materiales y gastos operativos) a dinero efectivamente desembolsado. Orden de compra recomendado: (1) Bloque A, ya adquirido e instalado en el telar; (2) la medición del lector óptico en el telar; y (3) lo que falta de los Bloques C y D (el sensor ya se compró y el relé LCA110 se probó en protoboard), cuya resistencia de protección depende de esa medición. La planilla completa, con el detalle por ítem y los precios de referencia, se mantiene en el archivo Lista_de_componentes_Control_Trama.xlsx de la carpeta compartida del equipo.</w:t>
+        <w:t>La estructura de costos muestra que el 99,3 % corresponde al trabajo del equipo y solo el 0,7 % ($231.814, materiales y gastos operativos) a dinero efectivamente desembolsado. Orden de compra recomendado: (1) Bloque A, ya adquirido e instalado en el telar; (2) la medición del lector óptico en el telar; y (3) lo que falta de los Bloques C y D (el sensor ya se compró y el relé LCA110 se probó en protoboard), cuya resistencia de protección depende de esa medición. La planilla completa, con el detalle por ítem y los precios de referencia, se mantiene en el archivo Lista_de_componentes_Control_Trama.xlsx de la carpeta compartida del equipo.</w:t>
       </w:r>
       <w:r>
         <w:rPr>
@@ -21638,7 +21638,7 @@
           <w:bCs w:val="1"/>
           <w:rtl w:val="0"/>
         </w:rPr>
-        <w:t>Costos de operación mensuales recurrentes: $0. El plan gratuito de Neon cubre las necesidades de un piloto de un solo telar sin costo de licenciamiento, y el despliegue del backend se realiza también sobre un plan sin cargo. A esto se suma el servicio de mantenimiento posterior a la garantía, detallado en la Estimación de Costos, que prevé un abono mensual de $129.625 y visitas de mantenimiento preventivo de $240.188 cada una.</w:t>
+        <w:t>Costos de operación mensuales recurrentes: $0. El plan gratuito de Neon cubre las necesidades de un piloto de un solo telar sin costo de licenciamiento, y el despliegue del backend se realiza también sobre un plan sin cargo. A esto se suma el servicio de mantenimiento posterior a la garantía, detallado en la Estimación de Costos, que prevé un abono mensual de $129.625 y visitas de mantenimiento preventivo de $228.750 cada una.</w:t>
       </w:r>
       <w:r>
         <w:rPr>

--- a/documentacion_proyecto/Documentación_de_Proyecto.docx
+++ b/documentacion_proyecto/Documentación_de_Proyecto.docx
@@ -14921,7 +14921,7 @@
                 <w:rFonts w:ascii="IBM Plex Sans" w:hAnsi="IBM Plex Sans" w:cs="IBM Plex Sans" w:eastAsia="IBM Plex Sans"/>
                 <w:sz w:val="17"/>
               </w:rPr>
-              <w:t>En desarrollo (Etapa 05)</w:t>
+              <w:t>En desarrollo (Etapa 07)</w:t>
             </w:r>
           </w:p>
         </w:tc>
@@ -18083,7 +18083,7 @@
           <w:sz w:val="22"/>
           <w:rtl w:val="0"/>
         </w:rPr>
-        <w:t>El cronograma completo del proyecto se organiza en ocho etapas de trabajo, desde la definición inicial hasta la presentación final, con un total de 160 tareas distribuidas entre los integrantes del equipo. La figura siguiente resume las etapas, su cantidad de tareas y sus fechas de inicio y cierre.</w:t>
+        <w:t>El cronograma completo del proyecto se organiza en ocho etapas de trabajo, desde la definición inicial hasta la presentación final, con un total de 166 tareas distribuidas entre los integrantes del equipo. La figura siguiente resume las etapas, su cantidad de tareas y sus fechas de inicio y cierre.</w:t>
       </w:r>
     </w:p>
     <w:p>
@@ -18172,7 +18172,7 @@
           <w:rFonts w:ascii="IBM Plex Sans" w:cs="IBM Plex Sans" w:eastAsia="IBM Plex Sans" w:hAnsi="IBM Plex Sans"/>
           <w:rtl w:val="0"/>
         </w:rPr>
-        <w:t>El cronograma real del proyecto (Gantt_2026 - Automatizacion de Telar Industrial.xlsx) comenzó el 16/03/2026 y proyecta su cierre el 14/11/2026 (243 días corridos), organizado en 8 etapas de trabajo. El cronograma completo, con las 160 tareas, sus responsables y sus dependencias, se mantiene en esa planilla, disponible en la carpeta compartida del equipo. Estado de avance a la fecha de esta versión de la documentación:</w:t>
+        <w:t>El cronograma real del proyecto (Gantt_2026 - Automatizacion de Telar Industrial.xlsx) comenzó el 16/03/2026 y proyecta su cierre el 14/11/2026 (243 días corridos), organizado en 8 etapas de trabajo. El cronograma completo, con las 166 tareas, sus responsables y sus dependencias, se mantiene en esa planilla, disponible en la carpeta compartida del equipo. Estado de avance a la fecha de esta versión de la documentación:</w:t>
       </w:r>
     </w:p>
     <w:p>
@@ -18221,7 +18221,7 @@
           <w:rFonts w:ascii="Questrial" w:cs="Questrial" w:eastAsia="Questrial" w:hAnsi="Questrial"/>
           <w:rtl w:val="0"/>
         </w:rPr>
-        <w:t xml:space="preserve">Etapa 04 (06/07 en adelante, en curso): </w:t>
+        <w:t xml:space="preserve">Etapas 04 a 06 (06/07 al 16/10/2026, completadas): </w:t>
       </w:r>
     </w:p>
     <w:p>
@@ -18243,13 +18243,53 @@
               <w:rFonts w:ascii="IBM Plex Sans" w:cs="IBM Plex Sans" w:eastAsia="IBM Plex Sans" w:hAnsi="IBM Plex Sans"/>
               <w:rtl w:val="0"/>
             </w:rPr>
-            <w:t xml:space="preserve">Integración Electrónica y Control Físico del Telar: árbol de problemas y soluciones, corrección del MVP con alta del login biométrico, diseño eléctrico y BOM del Nivel 1, compra de componentes, armado de la etapa de alimentación (220 V → 5 V), cableado ESP32↔relés, firmware en C++ y prueba integral de Marcha, Pausa y Retroceder en el telar real (hecha el 19/09/2026).</w:t>
+            <w:t xml:space="preserve">Etapa 04, Nivel 1: control de la botonera y sensado: árbol de problemas y soluciones, corrección del MVP con alta del login biométrico, diseño eléctrico y BOM del Nivel 1, compra de componentes, armado de la fuente propia (220 V → 5 V), cableado ESP32↔relés, sensado de la botonera, firmware en C++ y prueba integral de Marcha, Pausa y Retroceder en el telar real (hecha el 19/09/2026). Etapa 05, Nivel 2: selección de bobinas en banco: el sensor de pasada y los relés LCA110 probados en protoboard en la fábrica (10/10/2026), la conexión final del relé y el sensado de la botonera en una plaqueta propia. Etapa 06, Documentación, costos, manual y landing page: costos, modalidad de inversión y contrato, manuales de uso, landing page y video promocional.</w:t>
           </w:r>
         </w:sdtContent>
       </w:sdt>
     </w:p>
     <w:p>
       <w:pPr>
+        <w:pStyle w:val="Heading4"/>
+        <w:spacing w:after="240" w:before="480" w:lineRule="auto"/>
+        <w:rPr>
+          <w:rFonts w:ascii="Questrial" w:cs="Questrial" w:eastAsia="Questrial" w:hAnsi="Questrial"/>
+        </w:rPr>
+      </w:pPr>
+      <w:r>
+        <w:rPr>
+          <w:rFonts w:ascii="Questrial" w:cs="Questrial" w:eastAsia="Questrial" w:hAnsi="Questrial"/>
+          <w:rtl w:val="0"/>
+        </w:rPr>
+        <w:t xml:space="preserve">Etapas 07 y 08 (10/10 al 14/11/2026, en curso): </w:t>
+      </w:r>
+    </w:p>
+    <w:p>
+      <w:pPr>
+        <w:spacing w:before="200" w:lineRule="auto"/>
+        <w:ind w:left="720" w:firstLine="0"/>
+        <w:rPr>
+          <w:rFonts w:ascii="IBM Plex Sans" w:cs="IBM Plex Sans" w:eastAsia="IBM Plex Sans" w:hAnsi="IBM Plex Sans"/>
+        </w:rPr>
+      </w:pPr>
+      <w:sdt>
+        <w:sdtPr>
+          <w:id w:val="141219354"/>
+          <w:tag w:val="goog_rdk_16"/>
+        </w:sdtPr>
+        <w:sdtContent>
+          <w:r>
+            <w:rPr>
+              <w:rFonts w:ascii="IBM Plex Sans" w:cs="IBM Plex Sans" w:eastAsia="IBM Plex Sans" w:hAnsi="IBM Plex Sans"/>
+              <w:rtl w:val="0"/>
+            </w:rPr>
+            <w:t xml:space="preserve">Etapa 07, Plaquetas soldadas e instalación del Nivel 2 en el telar: las cinco plaquetas soldadas, la instalación del gabinete, la medición de los lectores, el sensor de pasada y los relés LCA110 en la máquina, la prueba integral y el período de prueba. Etapa 08, Cierre del proyecto y presentación final: la presentación a los profesores (04/11/2026), la prueba con un trabajador de la fábrica, el video de entrevista al cliente, la entrega al cliente y la presentación final en la Expo (14/11/2026).</w:t>
+          </w:r>
+        </w:sdtContent>
+      </w:sdt>
+    </w:p>
+    <w:p>
+      <w:pPr>
         <w:pStyle w:val="Heading3"/>
         <w:spacing w:after="240" w:before="480" w:lineRule="auto"/>
         <w:rPr>
@@ -18359,7 +18399,7 @@
           <w:rFonts w:ascii="Questrial" w:cs="Questrial" w:eastAsia="Questrial" w:hAnsi="Questrial"/>
           <w:rtl w:val="0"/>
         </w:rPr>
-        <w:t>HITO 3 (06/07 AL 18/10/2026, Etapas 04 y 05, en curso):</w:t>
+        <w:t>HITO 3 (06/07 AL 16/10/2026, Etapas 04 y 05, completado):</w:t>
       </w:r>
     </w:p>
     <w:p>
@@ -18376,7 +18416,7 @@
           <w:rFonts w:ascii="IBM Plex Sans" w:cs="IBM Plex Sans" w:eastAsia="IBM Plex Sans" w:hAnsi="IBM Plex Sans"/>
           <w:rtl w:val="0"/>
         </w:rPr>
-        <w:t>Desarrollo del firmware del nodo ESP32 en C++: Nivel 1 (relés de Marcha, Pausa y Retroceder, instalado y probado en el telar el 19/09/2026) y Nivel 2 (control de las bobinas de selección: probado en protoboard el 10/10/2026, con la plaqueta en armado y la medición del lector pendiente). Alta del login biométrico WebAuthn y protecciones eléctricas del BOM.</w:t>
+        <w:t>Desarrollo del firmware del nodo ESP32 en C++: Nivel 1 (relés de Marcha, Pausa y Retroceder, instalado y probado en el telar el 19/09/2026) y Nivel 2 (control de las bobinas de selección: probado en protoboard el 10/10/2026; las plaquetas soldadas y la medición del lector siguen en la Etapa 07). Alta del login biométrico WebAuthn y protecciones eléctricas del BOM.</w:t>
       </w:r>
     </w:p>
     <w:p>
@@ -18392,7 +18432,7 @@
           <w:rFonts w:ascii="Questrial" w:cs="Questrial" w:eastAsia="Questrial" w:hAnsi="Questrial"/>
           <w:rtl w:val="0"/>
         </w:rPr>
-        <w:t>HITO 4 (Etapas 06 y 07, en curso):</w:t>
+        <w:t>HITO 4 (13/09 AL 05/11/2026, Etapas 06 y 07, en curso):</w:t>
       </w:r>
     </w:p>
     <w:p>
@@ -18425,7 +18465,7 @@
           <w:rFonts w:ascii="Questrial" w:cs="Questrial" w:eastAsia="Questrial" w:hAnsi="Questrial"/>
           <w:rtl w:val="0"/>
         </w:rPr>
-        <w:t>HITO 5 (hasta 14/11/2026, Etapa 08, cierre):</w:t>
+        <w:t>HITO 5 (02/11 AL 14/11/2026, Etapa 08, cierre):</w:t>
       </w:r>
     </w:p>
     <w:p>
@@ -18442,7 +18482,7 @@
           <w:rFonts w:ascii="IBM Plex Sans" w:cs="IBM Plex Sans" w:eastAsia="IBM Plex Sans" w:hAnsi="IBM Plex Sans"/>
           <w:rtl w:val="0"/>
         </w:rPr>
-        <w:t>Consolidación de la memoria técnica final, confección de manuales de usuario y mantenimiento, cierre del presupuesto y listado de componentes (BOM), y defensa final del proyecto técnico.</w:t>
+        <w:t>Consolidación de la memoria técnica final, confección de manuales de usuario y mantenimiento, cierre del presupuesto y listado de componentes (BOM), la presentación a los profesores (04/11/2026) y la defensa final del proyecto técnico.</w:t>
       </w:r>
     </w:p>
     <w:p>
@@ -20870,7 +20910,7 @@
           <w:rFonts w:ascii="IBM Plex Sans" w:cs="IBM Plex Sans" w:eastAsia="IBM Plex Sans" w:hAnsi="IBM Plex Sans"/>
           <w:rtl w:val="0"/>
         </w:rPr>
-        <w:t>El presupuesto se organiza en cuatro bloques de compra y confirma que toda la arquitectura de software seleccionada es de uso libre, con costo de licenciamiento mensual de $0. Los valores corresponden a la revisión del 28/08/2026 y se mantienen actualizados en la planilla del equipo (Lista_de_componentes_Control_Trama.xlsx y Estimacion_Costos_Ganancia_Contrato_v4.docx).</w:t>
+        <w:t>El presupuesto se organiza en cuatro bloques de compra y confirma que toda la arquitectura de software seleccionada es de uso libre, con costo de licenciamiento mensual de $0. Los valores corresponden a la revisión del 19/10/2026 y se mantienen actualizados en la planilla del equipo (Lista_de_componentes_Control_Trama.xlsx y Estimacion_Costos_Ganancia_Contrato_v4.docx).</w:t>
       </w:r>
     </w:p>
     <w:p>
@@ -20943,7 +20983,7 @@
           <w:color w:val="606060"/>
           <w:sz w:val="18"/>
         </w:rPr>
-        <w:t>Figura 13. Estructura de costos del proyecto y esquema del servicio de mantenimiento.</w:t>
+        <w:t>Figura 13. Estructura de costos del proyecto.</w:t>
       </w:r>
     </w:p>
     <w:p>
@@ -20963,7 +21003,7 @@
           <w:bCs w:val="1"/>
           <w:rtl w:val="0"/>
         </w:rPr>
-        <w:t>Los componentes efectivamente adquiridos para el Bloque A suman $73.653, a los que se agregan $13.950 del Bloque C y $34.536 del Bloque D, totalizando $122.139 en materiales. Sumando los gastos operativos de $109.675 y el valor del trabajo del equipo, valuado en $29.411.089 según las tarifas del proyecto, el costo total asciende a $29.642.903. Aplicando el margen del 25 % previsto, el presupuesto final es de $37.053.629, con una ganancia proyectada de $7.410.726.</w:t>
+        <w:t>Los componentes efectivamente adquiridos para el Bloque A suman $73.653, a los que se agregan $13.950 del Bloque C y $34.536 del Bloque D, totalizando $122.139 en materiales. Sumando los gastos operativos de $109.675 y el valor del trabajo del equipo, valuado en $31.325.190 según las tarifas del proyecto, el costo total asciende a $31.557.004. Aplicando el margen del 25 % previsto, el presupuesto final es de $39.446.255, con una ganancia proyectada de $7.889.251.</w:t>
       </w:r>
     </w:p>
     <w:tbl>
@@ -21563,7 +21603,7 @@
         <w:rPr>
           <w:rFonts w:ascii="IBM Plex Sans" w:hAnsi="IBM Plex Sans" w:cs="IBM Plex Sans" w:eastAsia="IBM Plex Sans"/>
         </w:rPr>
-        <w:t>La estructura de costos muestra que el 99,2 % corresponde al trabajo del equipo y solo el 0,8 % ($231.814, materiales y gastos operativos) a dinero efectivamente desembolsado. Orden de compra recomendado: (1) Bloque A, ya adquirido e instalado en el telar; (2) la medición del lector óptico en el telar; y (3) lo que falta de los Bloques C y D (el sensor ya se compró y el relé LCA110 se probó en protoboard), cuya resistencia de protección depende de esa medición. La planilla completa, con el detalle por ítem y los precios de referencia, se mantiene en el archivo Lista_de_componentes_Control_Trama.xlsx de la carpeta compartida del equipo.</w:t>
+        <w:t>La estructura de costos muestra que el 99,3 % corresponde al trabajo del equipo y solo el 0,7 % ($231.814, materiales y gastos operativos) a dinero efectivamente desembolsado. Orden de compra recomendado: (1) Bloque A, ya adquirido e instalado en el telar; (2) la medición del lector óptico en el telar; y (3) lo que falta de los Bloques C y D (el sensor ya se compró y el relé LCA110 se probó en protoboard), cuya resistencia de protección depende de esa medición. La planilla completa, con el detalle por ítem y los precios de referencia, se mantiene en el archivo Lista_de_componentes_Control_Trama.xlsx de la carpeta compartida del equipo.</w:t>
       </w:r>
       <w:r>
         <w:rPr>
@@ -21598,7 +21638,7 @@
           <w:bCs w:val="1"/>
           <w:rtl w:val="0"/>
         </w:rPr>
-        <w:t>Costos de operación mensuales recurrentes: $0. El plan gratuito de Neon cubre las necesidades de un piloto de un solo telar sin costo de licenciamiento, y el despliegue del backend se realiza también sobre un plan sin cargo. A esto se suma el servicio de mantenimiento posterior a la garantía, detallado en la Estimación de Costos, que prevé un abono mensual de $129.625 y visitas de mantenimiento preventivo de $240.188 cada una.</w:t>
+        <w:t>Costos de operación mensuales recurrentes: $0. El plan gratuito de Neon cubre las necesidades de un piloto de un solo telar sin costo de licenciamiento, y el despliegue del backend se realiza también sobre un plan sin cargo. A esto se suma el servicio de mantenimiento posterior a la garantía, detallado en la Estimación de Costos, que prevé un abono mensual de $129.625 y visitas de mantenimiento preventivo de $228.750 cada una.</w:t>
       </w:r>
       <w:r>
         <w:rPr>
@@ -22288,7 +22328,7 @@
           <w:rFonts w:ascii="IBM Plex Sans" w:cs="IBM Plex Sans" w:eastAsia="IBM Plex Sans" w:hAnsi="IBM Plex Sans"/>
           <w:rtl w:val="0"/>
         </w:rPr>
-        <w:t>El tiempo de ejecución para el Nivel 1 (MVP de arranque y pausa remotos, ya validado con relés en el telar real) corresponde a la Etapa 04 del Gantt, del 06/07/2026 al 18/10/2026. El despliegue del Nivel 2 (control de las bobinas de selección) corresponde a la Etapa 05, del 17/07/2026 al 15/10/2026. Las dos etapas se solapan a propósito y no son secuenciales: mientras el Nivel 1 se instala y se valida en la máquina, el Nivel 2 avanza en diseño, mediciones y desarrollo de firmware, actividades que no requieren detener el telar. La instalación efectiva del Nivel 2 en la máquina parte del Nivel 1 ya validado en el telar (19/09/2026), con la medición del lector óptico como primer paso obligatorio antes de conectar los relés LCA110. Fechas de hitos específicos según el cronograma: Gantt_2026 - Automatizacion de Telar Industrial.xlsx (inicio de proyecto 16/03/2026, cierre previsto 14/11/2026).</w:t>
+        <w:t>El tiempo de ejecución para el Nivel 1 (MVP de arranque y pausa remotos, ya validado con relés en el telar real) corresponde a la Etapa 04 del Gantt, del 06/07/2026 al 24/09/2026. El desarrollo del Nivel 2 (control de las bobinas de selección) corresponde a la Etapa 05, del 17/07/2026 al 16/10/2026, y su instalación en la máquina a la Etapa 07, del 10/10/2026 al 05/11/2026. Las dos etapas se solapan a propósito y no son secuenciales: mientras el Nivel 1 se instala y se valida en la máquina, el Nivel 2 avanza en diseño, mediciones y desarrollo de firmware, actividades que no requieren detener el telar. La instalación efectiva del Nivel 2 en la máquina parte del Nivel 1 ya validado en el telar (19/09/2026), con la medición del lector óptico como primer paso obligatorio antes de conectar los relés LCA110. Fechas de hitos específicos según el cronograma: Gantt_2026 - Automatizacion de Telar Industrial.xlsx (inicio de proyecto 16/03/2026, cierre previsto 14/11/2026).</w:t>
       </w:r>
     </w:p>
     <w:p>

--- a/documentacion_proyecto/Documentación_de_Proyecto.docx
+++ b/documentacion_proyecto/Documentación_de_Proyecto.docx
@@ -4174,7 +4174,7 @@
           <w:color w:val="000000"/>
           <w:rtl w:val="0"/>
         </w:rPr>
-        <w:t>grilla interactiva donde cada fila lleva una sola bobina (una trama por pasada), que se teje en una o más pasadas seguidas, y cada columna es una bobina de selección: tocar una celda la activa o la desactiva para esa pasada. Al costado de cada fila se indica cuántas pasadas seguidas se teje. Arriba se definen las filas (1 a 300) y las columnas (1 a 8), el nombre del dibujo con su indicador de estado, y una barra con el estado del equipo del telar (conexión, tejido y conteo del sensor). Incluye las herramientas Limpiar, Intercalar (agrupa filas seguidas, cada una con su bobina, para que se alternen pasada por pasada: por ejemplo las filas de las bobinas 1, 3, 4 y 2 durante 120 pasadas), el simulador de color de hilo, la ficha del dibujo (metros por pasada e hilado) y la descarga de la ficha técnica en PDF; los controles ▶, Pausa, Retroceder y Terminar trabajo (⏹), que resaltan la fila que se está tejiendo; y los botones Nuevo y Guardar.</w:t>
+        <w:t>grilla interactiva donde cada fila lleva una sola bobina (una trama por pasada), que se teje en una o más pasadas seguidas, y cada columna es una bobina de selección: tocar una celda la activa o la desactiva para esa pasada. Al costado de cada fila se indica cuántas pasadas seguidas se teje. Arriba se definen las filas (1 a 300) y las columnas (1 a 8), el nombre del dibujo con su indicador de estado, y una barra con el estado del equipo del telar (conexión, tejido y conteo del sensor) y el interruptor del control desde la página, que pasa a solo sensado (la página deja de mover la máquina y sigue mostrando lo que hace). Incluye las herramientas Limpiar, Intercalar (agrupa filas seguidas, cada una con su bobina, para que se alternen pasada por pasada: por ejemplo las filas de las bobinas 1, 3, 4 y 2 durante 120 pasadas), el simulador de color de hilo, la ficha del dibujo (metros por pasada, hilado y la clave del cliente) y la descarga de la ficha técnica en PDF; los controles ▶, Pausa, Retroceder y Terminar trabajo (⏹), que resaltan la fila que se está tejiendo; y los botones Nuevo y Guardar.</w:t>
       </w:r>
     </w:p>
     <w:p>
@@ -4212,6 +4212,43 @@
           <w:rtl w:val="0"/>
         </w:rPr>
         <w:t>pantalla con el listado de los dibujos guardados, un buscador por nombre y, para cada dibujo, las acciones Cargar (lo abre en el editor), Estadísticas (veces tejido, pasadas, metros y horas de máquina) y Eliminar. Cada cambio se guarda en la base PostgreSQL a través del backend, sin recargar la página.</w:t>
+      </w:r>
+    </w:p>
+    <w:p>
+      <w:pPr>
+        <w:numPr>
+          <w:ilvl w:val="0"/>
+          <w:numId w:val="2"/>
+        </w:numPr>
+        <w:pBdr>
+          <w:top w:space="0" w:sz="0" w:val="nil"/>
+          <w:left w:space="0" w:sz="0" w:val="nil"/>
+          <w:bottom w:space="0" w:sz="0" w:val="nil"/>
+          <w:right w:space="0" w:sz="0" w:val="nil"/>
+          <w:between w:space="0" w:sz="0" w:val="nil"/>
+        </w:pBdr>
+        <w:spacing w:after="240" w:before="480" w:lineRule="auto"/>
+        <w:ind w:left="720" w:hanging="360"/>
+        <w:jc w:val="both"/>
+        <w:rPr/>
+      </w:pPr>
+      <w:r>
+        <w:rPr>
+          <w:rFonts w:ascii="IBM Plex Sans" w:cs="IBM Plex Sans" w:eastAsia="IBM Plex Sans" w:hAnsi="IBM Plex Sans"/>
+          <w:b w:val="1"/>
+          <w:bCs w:val="1"/>
+          <w:color w:val="000000"/>
+          <w:rtl w:val="0"/>
+        </w:rPr>
+        <w:t xml:space="preserve">Vista del cliente: </w:t>
+      </w:r>
+      <w:r>
+        <w:rPr>
+          <w:rFonts w:ascii="IBM Plex Sans" w:cs="IBM Plex Sans" w:eastAsia="IBM Plex Sans" w:hAnsi="IBM Plex Sans"/>
+          <w:color w:val="000000"/>
+          <w:rtl w:val="0"/>
+        </w:rPr>
+        <w:t xml:space="preserve">pantalla aparte, de solo lectura, para los clientes de la fábrica. Se entra desde el ingreso, con «Soy cliente: ver mi tejido» y la clave de un tejido (la genera el operario en la ficha del dibujo), y muestra solo ese tejido: si se está tejiendo, por qué fila y pasada va, los metros tejidos y cuánto lleva del pedido, la vista previa de la tela y las últimas producciones. No tiene ningún control del telar.</w:t>
       </w:r>
     </w:p>
     <w:p>
@@ -4653,7 +4690,7 @@
                 <w:rFonts w:ascii="IBM Plex Sans" w:cs="IBM Plex Sans" w:eastAsia="IBM Plex Sans" w:hAnsi="IBM Plex Sans"/>
                 <w:rtl w:val="0"/>
               </w:rPr>
-              <w:t>codigo, nombre, estado (apagado/tejiendo/pausado/error), motivo_pausa, patron_actual_id, elementos_seleccion, y las señales del ESP32 (último sondeo, órdenes de Retroceder, retrocesos contados, uso manual de la botonera, posición incierta)</w:t>
+              <w:t>codigo, nombre, estado (apagado/tejiendo/pausado/error), motivo_pausa, patron_actual_id, elementos_seleccion, control_web_activo (solo sensado) y las señales del ESP32 (último sondeo, órdenes de Retroceder, retrocesos contados, uso manual de la botonera, posición incierta)</w:t>
             </w:r>
           </w:p>
         </w:tc>
@@ -4876,6 +4913,106 @@
                 <w:rtl w:val="0"/>
               </w:rPr>
               <w:t>Registro de errores del sistema (reemplaza el log local que antes vivía en el navegador).</w:t>
+            </w:r>
+          </w:p>
+        </w:tc>
+      </w:tr>
+      <w:tr>
+        <w:trPr>
+          <w:cantSplit w:val="0"/>
+          <w:tblHeader w:val="0"/>
+        </w:trPr>
+        <w:tc>
+          <w:tcPr>
+            <w:tcBorders>
+              <w:bottom w:color="000000" w:space="0" w:sz="0" w:val="nil"/>
+            </w:tcBorders>
+            <w:vAlign w:val="center"/>
+          </w:tcPr>
+          <w:p>
+            <w:pPr>
+              <w:jc w:val="center"/>
+              <w:rPr>
+                <w:rFonts w:ascii="IBM Plex Sans" w:cs="IBM Plex Sans" w:eastAsia="IBM Plex Sans" w:hAnsi="IBM Plex Sans"/>
+                <w:i w:val="1"/>
+                <w:iCs w:val="1"/>
+              </w:rPr>
+            </w:pPr>
+            <w:r>
+              <w:rPr>
+                <w:rFonts w:ascii="IBM Plex Sans" w:cs="IBM Plex Sans" w:eastAsia="IBM Plex Sans" w:hAnsi="IBM Plex Sans"/>
+                <w:i w:val="1"/>
+                <w:iCs w:val="1"/>
+                <w:rtl w:val="0"/>
+              </w:rPr>
+              <w:t xml:space="preserve">accesos_cliente</w:t>
+            </w:r>
+          </w:p>
+        </w:tc>
+        <w:tc>
+          <w:tcPr>
+            <w:tcBorders>
+              <w:bottom w:color="000000" w:space="0" w:sz="0" w:val="nil"/>
+            </w:tcBorders>
+            <w:vAlign w:val="center"/>
+          </w:tcPr>
+          <w:p>
+            <w:pPr>
+              <w:jc w:val="center"/>
+              <w:rPr>
+                <w:rFonts w:ascii="IBM Plex Sans" w:cs="IBM Plex Sans" w:eastAsia="IBM Plex Sans" w:hAnsi="IBM Plex Sans"/>
+              </w:rPr>
+            </w:pPr>
+            <w:r>
+              <w:rPr>
+                <w:rFonts w:ascii="IBM Plex Sans" w:cs="IBM Plex Sans" w:eastAsia="IBM Plex Sans" w:hAnsi="IBM Plex Sans"/>
+                <w:rtl w:val="0"/>
+              </w:rPr>
+              <w:t xml:space="preserve">patron_id</w:t>
+            </w:r>
+          </w:p>
+        </w:tc>
+        <w:tc>
+          <w:tcPr>
+            <w:tcBorders>
+              <w:bottom w:color="000000" w:space="0" w:sz="0" w:val="nil"/>
+            </w:tcBorders>
+            <w:vAlign w:val="center"/>
+          </w:tcPr>
+          <w:p>
+            <w:pPr>
+              <w:rPr>
+                <w:rFonts w:ascii="IBM Plex Sans" w:cs="IBM Plex Sans" w:eastAsia="IBM Plex Sans" w:hAnsi="IBM Plex Sans"/>
+              </w:rPr>
+            </w:pPr>
+            <w:r>
+              <w:rPr>
+                <w:rFonts w:ascii="IBM Plex Sans" w:cs="IBM Plex Sans" w:eastAsia="IBM Plex Sans" w:hAnsi="IBM Plex Sans"/>
+                <w:rtl w:val="0"/>
+              </w:rPr>
+              <w:t xml:space="preserve">cliente_nombre, clave_hash, clave_cifrada, metros_pedidos, creada_por, creada_at, ultimo_acceso</w:t>
+            </w:r>
+          </w:p>
+        </w:tc>
+        <w:tc>
+          <w:tcPr>
+            <w:tcBorders>
+              <w:bottom w:color="000000" w:space="0" w:sz="0" w:val="nil"/>
+            </w:tcBorders>
+            <w:vAlign w:val="center"/>
+          </w:tcPr>
+          <w:p>
+            <w:pPr>
+              <w:rPr>
+                <w:rFonts w:ascii="IBM Plex Sans" w:cs="IBM Plex Sans" w:eastAsia="IBM Plex Sans" w:hAnsi="IBM Plex Sans"/>
+              </w:rPr>
+            </w:pPr>
+            <w:r>
+              <w:rPr>
+                <w:rFonts w:ascii="IBM Plex Sans" w:cs="IBM Plex Sans" w:eastAsia="IBM Plex Sans" w:hAnsi="IBM Plex Sans"/>
+                <w:rtl w:val="0"/>
+              </w:rPr>
+              <w:t xml:space="preserve">La clave con la que cada cliente ve su tejido (una por dibujo), sin guardarla legible.</w:t>
             </w:r>
           </w:p>
         </w:tc>
@@ -4948,7 +5085,7 @@
           <w:rFonts w:ascii="IBM Plex Sans" w:hAnsi="IBM Plex Sans" w:cs="IBM Plex Sans" w:eastAsia="IBM Plex Sans"/>
           <w:sz w:val="22"/>
         </w:rPr>
-        <w:t>El modelo de datos se organiza en nueve tablas: cuatro para el funcionamiento del telar (patrones, telares, historial de producción y registro de errores), cuatro para el ingreso de usuarios (usuarios, credenciales biométricas, desafíos de WebAuthn e invitaciones) y una que registra qué migraciones se aplicaron. Los patrones guardan el dibujo en dos campos JSONB -la matriz de pasadas y la de ligamento-, lo que permite consultarlos desde PostgreSQL sin convertirlos previamente. Los telares registran su estado y el patrón asignado, y el historial de producción lleva la posición exacta del tejido en curso, con la restricción de que solo puede existir una producción abierta por telar. El diagrama siguiente resume las entidades y sus relaciones.</w:t>
+        <w:t>El modelo de datos se organiza en diez tablas: cinco para el funcionamiento del telar y sus clientes (patrones, telares, historial de producción, registro de errores y la clave con la que cada cliente ve su tejido), cuatro para el ingreso de usuarios (usuarios, credenciales biométricas, desafíos de WebAuthn e invitaciones) y una que registra qué migraciones se aplicaron. Los patrones guardan el dibujo en dos campos JSONB -la matriz de pasadas y la de ligamento-, lo que permite consultarlos desde PostgreSQL sin convertirlos previamente. Los telares registran su estado y el patrón asignado, y el historial de producción lleva la posición exacta del tejido en curso, con la restricción de que solo puede existir una producción abierta por telar. El diagrama siguiente resume las entidades y sus relaciones.</w:t>
       </w:r>
     </w:p>
     <w:p>
@@ -5524,7 +5661,7 @@
           <w:sz w:val="16"/>
           <w:rtl w:val="0"/>
         </w:rPr>
-        <w:t xml:space="preserve">  motivo_pausa           TEXT,                   -- 'sin_senal' | 'reinicio' | NULL</w:t>
+        <w:t xml:space="preserve">  motivo_pausa           TEXT,                   -- 'sin_senal' | 'reinicio' | 'solo_sensado' | NULL</w:t>
       </w:r>
     </w:p>
     <w:p>
@@ -5704,7 +5841,7 @@
           <w:sz w:val="16"/>
           <w:rtl w:val="0"/>
         </w:rPr>
-        <w:t xml:space="preserve">  creado_at              TIMESTAMPTZ NOT NULL DEFAULT now()</w:t>
+        <w:t xml:space="preserve">  control_web_activo     BOOLEAN NOT NULL DEFAULT true,   -- false = solo sensado</w:t>
       </w:r>
     </w:p>
     <w:p>
@@ -5722,7 +5859,7 @@
           <w:sz w:val="16"/>
           <w:rtl w:val="0"/>
         </w:rPr>
-        <w:t xml:space="preserve">);</w:t>
+        <w:t xml:space="preserve">  creado_at              TIMESTAMPTZ NOT NULL DEFAULT now()</w:t>
       </w:r>
     </w:p>
     <w:p>
@@ -5740,7 +5877,7 @@
           <w:sz w:val="16"/>
           <w:rtl w:val="0"/>
         </w:rPr>
-        <w:t xml:space="preserve">CREATE TABLE historial_produccion (</w:t>
+        <w:t xml:space="preserve">);</w:t>
       </w:r>
     </w:p>
     <w:p>
@@ -5758,7 +5895,7 @@
           <w:sz w:val="16"/>
           <w:rtl w:val="0"/>
         </w:rPr>
-        <w:t xml:space="preserve">  id                     SERIAL PRIMARY KEY,</w:t>
+        <w:t xml:space="preserve">CREATE TABLE historial_produccion (</w:t>
       </w:r>
     </w:p>
     <w:p>
@@ -5776,7 +5913,7 @@
           <w:sz w:val="16"/>
           <w:rtl w:val="0"/>
         </w:rPr>
-        <w:t xml:space="preserve">  telar_id               INTEGER NOT NULL REFERENCES telares(id),</w:t>
+        <w:t xml:space="preserve">  id                     SERIAL PRIMARY KEY,</w:t>
       </w:r>
     </w:p>
     <w:p>
@@ -5794,7 +5931,7 @@
           <w:sz w:val="16"/>
           <w:rtl w:val="0"/>
         </w:rPr>
-        <w:t xml:space="preserve">  patron_id              INTEGER NOT NULL REFERENCES patrones(id),</w:t>
+        <w:t xml:space="preserve">  telar_id               INTEGER NOT NULL REFERENCES telares(id),</w:t>
       </w:r>
     </w:p>
     <w:p>
@@ -5812,7 +5949,7 @@
           <w:sz w:val="16"/>
           <w:rtl w:val="0"/>
         </w:rPr>
-        <w:t xml:space="preserve">  fecha_inicio           TIMESTAMPTZ NOT NULL DEFAULT now(),</w:t>
+        <w:t xml:space="preserve">  patron_id              INTEGER NOT NULL REFERENCES patrones(id),</w:t>
       </w:r>
     </w:p>
     <w:p>
@@ -5830,7 +5967,7 @@
           <w:sz w:val="16"/>
           <w:rtl w:val="0"/>
         </w:rPr>
-        <w:t xml:space="preserve">  fecha_fin              TIMESTAMPTZ,            -- NULL mientras está en curso</w:t>
+        <w:t xml:space="preserve">  fecha_inicio           TIMESTAMPTZ NOT NULL DEFAULT now(),</w:t>
       </w:r>
     </w:p>
     <w:p>
@@ -5848,7 +5985,7 @@
           <w:sz w:val="16"/>
           <w:rtl w:val="0"/>
         </w:rPr>
-        <w:t xml:space="preserve">  fila_actual            INTEGER DEFAULT 0,      -- posición exacta: la fila...</w:t>
+        <w:t xml:space="preserve">  fecha_fin              TIMESTAMPTZ,            -- NULL mientras está en curso</w:t>
       </w:r>
     </w:p>
     <w:p>
@@ -5866,7 +6003,7 @@
           <w:sz w:val="16"/>
           <w:rtl w:val="0"/>
         </w:rPr>
-        <w:t xml:space="preserve">  repeticion_en_fila     INTEGER NOT NULL DEFAULT 0,   -- ...y cuántas pasadas de ella van</w:t>
+        <w:t xml:space="preserve">  fila_actual            INTEGER DEFAULT 0,      -- posición exacta: la fila...</w:t>
       </w:r>
     </w:p>
     <w:p>
@@ -5884,7 +6021,7 @@
           <w:sz w:val="16"/>
           <w:rtl w:val="0"/>
         </w:rPr>
-        <w:t xml:space="preserve">  vueltas_completadas    INTEGER DEFAULT 0,      -- el tejido no tiene "final": es un bucle</w:t>
+        <w:t xml:space="preserve">  repeticion_en_fila     INTEGER NOT NULL DEFAULT 0,   -- ...y cuántas pasadas de ella van</w:t>
       </w:r>
     </w:p>
     <w:p>
@@ -5902,7 +6039,7 @@
           <w:sz w:val="16"/>
           <w:rtl w:val="0"/>
         </w:rPr>
-        <w:t xml:space="preserve">  pasadas_totales        INTEGER DEFAULT 0,      -- estimadas por el reloj de la web</w:t>
+        <w:t xml:space="preserve">  vueltas_completadas    INTEGER DEFAULT 0,      -- el tejido no tiene "final": es un bucle</w:t>
       </w:r>
     </w:p>
     <w:p>
@@ -5920,7 +6057,7 @@
           <w:sz w:val="16"/>
           <w:rtl w:val="0"/>
         </w:rPr>
-        <w:t xml:space="preserve">  pasadas_sensor         INTEGER NOT NULL DEFAULT 0,   -- medidas por el sensor (Nivel 2)</w:t>
+        <w:t xml:space="preserve">  pasadas_totales        INTEGER DEFAULT 0,      -- estimadas por el reloj de la web</w:t>
       </w:r>
     </w:p>
     <w:p>
@@ -5938,7 +6075,7 @@
           <w:sz w:val="16"/>
           <w:rtl w:val="0"/>
         </w:rPr>
-        <w:t xml:space="preserve">  conteo_validado        BOOLEAN NOT NULL DEFAULT false,</w:t>
+        <w:t xml:space="preserve">  pasadas_sensor         INTEGER NOT NULL DEFAULT 0,   -- medidas por el sensor (Nivel 2)</w:t>
       </w:r>
     </w:p>
     <w:p>
@@ -5956,7 +6093,7 @@
           <w:sz w:val="16"/>
           <w:rtl w:val="0"/>
         </w:rPr>
-        <w:t xml:space="preserve">  estado                 TEXT NOT NULL DEFAULT 'en_curso'</w:t>
+        <w:t xml:space="preserve">  conteo_validado        BOOLEAN NOT NULL DEFAULT false,</w:t>
       </w:r>
     </w:p>
     <w:p>
@@ -5974,7 +6111,7 @@
           <w:sz w:val="16"/>
           <w:rtl w:val="0"/>
         </w:rPr>
-        <w:t xml:space="preserve">                           CHECK (estado IN ('en_curso','finalizado','detenido_manual'))</w:t>
+        <w:t xml:space="preserve">  estado                 TEXT NOT NULL DEFAULT 'en_curso'</w:t>
       </w:r>
     </w:p>
     <w:p>
@@ -5992,7 +6129,7 @@
           <w:sz w:val="16"/>
           <w:rtl w:val="0"/>
         </w:rPr>
-        <w:t xml:space="preserve">  -- (más columna_actual, pasada_actual, alertas_disparadas y pasadas_objetivo)</w:t>
+        <w:t xml:space="preserve">                           CHECK (estado IN ('en_curso','finalizado','detenido_manual'))</w:t>
       </w:r>
     </w:p>
     <w:p>
@@ -6010,7 +6147,7 @@
           <w:sz w:val="16"/>
           <w:rtl w:val="0"/>
         </w:rPr>
-        <w:t xml:space="preserve">);</w:t>
+        <w:t xml:space="preserve">  -- (más columna_actual, pasada_actual, alertas_disparadas y pasadas_objetivo)</w:t>
       </w:r>
     </w:p>
     <w:p>
@@ -6028,7 +6165,7 @@
           <w:sz w:val="16"/>
           <w:rtl w:val="0"/>
         </w:rPr>
-        <w:t xml:space="preserve">-- Una sola producción abierta por telar:</w:t>
+        <w:t xml:space="preserve">);</w:t>
       </w:r>
     </w:p>
     <w:p>
@@ -6046,7 +6183,7 @@
           <w:sz w:val="16"/>
           <w:rtl w:val="0"/>
         </w:rPr>
-        <w:t xml:space="preserve">CREATE UNIQUE INDEX idx_historial_en_curso ON historial_produccion (telar_id)</w:t>
+        <w:t xml:space="preserve">-- Una sola producción abierta por telar:</w:t>
       </w:r>
     </w:p>
     <w:p>
@@ -6064,7 +6201,7 @@
           <w:sz w:val="16"/>
           <w:rtl w:val="0"/>
         </w:rPr>
-        <w:t xml:space="preserve">  WHERE estado = 'en_curso';</w:t>
+        <w:t xml:space="preserve">CREATE UNIQUE INDEX idx_historial_en_curso ON historial_produccion (telar_id)</w:t>
       </w:r>
     </w:p>
     <w:p>
@@ -6082,7 +6219,7 @@
           <w:sz w:val="16"/>
           <w:rtl w:val="0"/>
         </w:rPr>
-        <w:t xml:space="preserve">CREATE TABLE errores_log (</w:t>
+        <w:t xml:space="preserve">  WHERE estado = 'en_curso';</w:t>
       </w:r>
     </w:p>
     <w:p>
@@ -6100,7 +6237,7 @@
           <w:sz w:val="16"/>
           <w:rtl w:val="0"/>
         </w:rPr>
-        <w:t xml:space="preserve">  id          SERIAL PRIMARY KEY,</w:t>
+        <w:t xml:space="preserve">CREATE TABLE errores_log (</w:t>
       </w:r>
     </w:p>
     <w:p>
@@ -6118,7 +6255,7 @@
           <w:sz w:val="16"/>
           <w:rtl w:val="0"/>
         </w:rPr>
-        <w:t xml:space="preserve">  telar_id    INTEGER REFERENCES telares(id),</w:t>
+        <w:t xml:space="preserve">  id          SERIAL PRIMARY KEY,</w:t>
       </w:r>
     </w:p>
     <w:p>
@@ -6136,7 +6273,7 @@
           <w:sz w:val="16"/>
           <w:rtl w:val="0"/>
         </w:rPr>
-        <w:t xml:space="preserve">  titulo      TEXT,</w:t>
+        <w:t xml:space="preserve">  telar_id    INTEGER REFERENCES telares(id),</w:t>
       </w:r>
     </w:p>
     <w:p>
@@ -6154,7 +6291,7 @@
           <w:sz w:val="16"/>
           <w:rtl w:val="0"/>
         </w:rPr>
-        <w:t xml:space="preserve">  mensaje     TEXT,</w:t>
+        <w:t xml:space="preserve">  titulo      TEXT,</w:t>
       </w:r>
     </w:p>
     <w:p>
@@ -6172,7 +6309,7 @@
           <w:sz w:val="16"/>
           <w:rtl w:val="0"/>
         </w:rPr>
-        <w:t xml:space="preserve">  codigo      TEXT,</w:t>
+        <w:t xml:space="preserve">  mensaje     TEXT,</w:t>
       </w:r>
     </w:p>
     <w:p>
@@ -6190,7 +6327,7 @@
           <w:sz w:val="16"/>
           <w:rtl w:val="0"/>
         </w:rPr>
-        <w:t xml:space="preserve">  creado_at   TIMESTAMPTZ NOT NULL DEFAULT now()</w:t>
+        <w:t xml:space="preserve">  codigo      TEXT,</w:t>
       </w:r>
     </w:p>
     <w:p>
@@ -6208,7 +6345,7 @@
           <w:sz w:val="16"/>
           <w:rtl w:val="0"/>
         </w:rPr>
-        <w:t xml:space="preserve">);</w:t>
+        <w:t xml:space="preserve">  creado_at   TIMESTAMPTZ NOT NULL DEFAULT now()</w:t>
       </w:r>
     </w:p>
     <w:p>
@@ -6226,7 +6363,7 @@
           <w:sz w:val="16"/>
           <w:rtl w:val="0"/>
         </w:rPr>
-        <w:t xml:space="preserve">-- Login biométrico (WebAuthn): la huella NUNCA se guarda ni viaja al</w:t>
+        <w:t xml:space="preserve">);</w:t>
       </w:r>
     </w:p>
     <w:p>
@@ -6244,7 +6381,7 @@
           <w:sz w:val="16"/>
           <w:rtl w:val="0"/>
         </w:rPr>
-        <w:t xml:space="preserve">-- servidor; solo se almacenan las llaves públicas de los dispositivos.</w:t>
+        <w:t xml:space="preserve">-- La clave con la que cada cliente ve su tejido: una por dibujo, con un resumen</w:t>
       </w:r>
     </w:p>
     <w:p>
@@ -6262,7 +6399,7 @@
           <w:sz w:val="16"/>
           <w:rtl w:val="0"/>
         </w:rPr>
-        <w:t xml:space="preserve">CREATE TABLE usuarios (</w:t>
+        <w:t xml:space="preserve">-- (hash) para encontrarla y cifrada (AES-256-GCM) para volver a mostrarla.</w:t>
       </w:r>
     </w:p>
     <w:p>
@@ -6280,7 +6417,7 @@
           <w:sz w:val="16"/>
           <w:rtl w:val="0"/>
         </w:rPr>
-        <w:t xml:space="preserve">  id             SERIAL PRIMARY KEY,</w:t>
+        <w:t xml:space="preserve">CREATE TABLE accesos_cliente (</w:t>
       </w:r>
     </w:p>
     <w:p>
@@ -6298,7 +6435,7 @@
           <w:sz w:val="16"/>
           <w:rtl w:val="0"/>
         </w:rPr>
-        <w:t xml:space="preserve">  usuario        TEXT NOT NULL UNIQUE,           -- se busca sin distinguir mayúsculas</w:t>
+        <w:t xml:space="preserve">  patron_id      INTEGER PRIMARY KEY REFERENCES patrones(id) ON DELETE CASCADE,</w:t>
       </w:r>
     </w:p>
     <w:p>
@@ -6316,7 +6453,7 @@
           <w:sz w:val="16"/>
           <w:rtl w:val="0"/>
         </w:rPr>
-        <w:t xml:space="preserve">  nombre         TEXT,</w:t>
+        <w:t xml:space="preserve">  cliente_nombre TEXT,</w:t>
       </w:r>
     </w:p>
     <w:p>
@@ -6334,7 +6471,7 @@
           <w:sz w:val="16"/>
           <w:rtl w:val="0"/>
         </w:rPr>
-        <w:t xml:space="preserve">  webauthn_id    TEXT NOT NULL UNIQUE,</w:t>
+        <w:t xml:space="preserve">  clave_hash     TEXT NOT NULL UNIQUE,</w:t>
       </w:r>
     </w:p>
     <w:p>
@@ -6352,7 +6489,7 @@
           <w:sz w:val="16"/>
           <w:rtl w:val="0"/>
         </w:rPr>
-        <w:t xml:space="preserve">  recovery_code  TEXT,                           -- código de recuperación CIFRADO (AES-256-GCM)</w:t>
+        <w:t xml:space="preserve">  clave_cifrada  TEXT NOT NULL,</w:t>
       </w:r>
     </w:p>
     <w:p>
@@ -6370,7 +6507,7 @@
           <w:sz w:val="16"/>
           <w:rtl w:val="0"/>
         </w:rPr>
-        <w:t xml:space="preserve">  recovery_hash  TEXT,</w:t>
+        <w:t xml:space="preserve">  metros_pedidos NUMERIC(12,2),          -- los metros que encargó el cliente</w:t>
       </w:r>
     </w:p>
     <w:p>
@@ -6388,7 +6525,7 @@
           <w:sz w:val="16"/>
           <w:rtl w:val="0"/>
         </w:rPr>
-        <w:t xml:space="preserve">  creado_at      TIMESTAMPTZ NOT NULL DEFAULT now(),</w:t>
+        <w:t xml:space="preserve">  creada_por     TEXT,</w:t>
       </w:r>
     </w:p>
     <w:p>
@@ -6406,7 +6543,7 @@
           <w:sz w:val="16"/>
           <w:rtl w:val="0"/>
         </w:rPr>
-        <w:t xml:space="preserve">  ultimo_acceso  TIMESTAMPTZ</w:t>
+        <w:t xml:space="preserve">  creada_at      TIMESTAMPTZ NOT NULL DEFAULT now(),</w:t>
       </w:r>
     </w:p>
     <w:p>
@@ -6424,7 +6561,7 @@
           <w:sz w:val="16"/>
           <w:rtl w:val="0"/>
         </w:rPr>
-        <w:t xml:space="preserve">);</w:t>
+        <w:t xml:space="preserve">  ultimo_acceso  TIMESTAMPTZ</w:t>
       </w:r>
     </w:p>
     <w:p>
@@ -6442,7 +6579,7 @@
           <w:sz w:val="16"/>
           <w:rtl w:val="0"/>
         </w:rPr>
-        <w:t xml:space="preserve">CREATE TABLE credenciales_biometricas (</w:t>
+        <w:t xml:space="preserve">);</w:t>
       </w:r>
     </w:p>
     <w:p>
@@ -6460,7 +6597,7 @@
           <w:sz w:val="16"/>
           <w:rtl w:val="0"/>
         </w:rPr>
-        <w:t xml:space="preserve">  id             SERIAL PRIMARY KEY,</w:t>
+        <w:t xml:space="preserve">-- Login biométrico (WebAuthn): la huella NUNCA se guarda ni viaja al</w:t>
       </w:r>
     </w:p>
     <w:p>
@@ -6478,7 +6615,7 @@
           <w:sz w:val="16"/>
           <w:rtl w:val="0"/>
         </w:rPr>
-        <w:t xml:space="preserve">  usuario_id     INTEGER NOT NULL REFERENCES usuarios(id) ON DELETE CASCADE,</w:t>
+        <w:t xml:space="preserve">-- servidor; solo se almacenan las llaves públicas de los dispositivos.</w:t>
       </w:r>
     </w:p>
     <w:p>
@@ -6496,7 +6633,7 @@
           <w:sz w:val="16"/>
           <w:rtl w:val="0"/>
         </w:rPr>
-        <w:t xml:space="preserve">  credential_id  TEXT NOT NULL UNIQUE,</w:t>
+        <w:t xml:space="preserve">CREATE TABLE usuarios (</w:t>
       </w:r>
     </w:p>
     <w:p>
@@ -6514,7 +6651,7 @@
           <w:sz w:val="16"/>
           <w:rtl w:val="0"/>
         </w:rPr>
-        <w:t xml:space="preserve">  public_key     TEXT NOT NULL,</w:t>
+        <w:t xml:space="preserve">  id             SERIAL PRIMARY KEY,</w:t>
       </w:r>
     </w:p>
     <w:p>
@@ -6532,7 +6669,7 @@
           <w:sz w:val="16"/>
           <w:rtl w:val="0"/>
         </w:rPr>
-        <w:t xml:space="preserve">  counter        BIGINT NOT NULL DEFAULT 0,</w:t>
+        <w:t xml:space="preserve">  usuario        TEXT NOT NULL UNIQUE,           -- se busca sin distinguir mayúsculas</w:t>
       </w:r>
     </w:p>
     <w:p>
@@ -6550,7 +6687,7 @@
           <w:sz w:val="16"/>
           <w:rtl w:val="0"/>
         </w:rPr>
-        <w:t xml:space="preserve">  creado_at      TIMESTAMPTZ NOT NULL DEFAULT now()</w:t>
+        <w:t xml:space="preserve">  nombre         TEXT,</w:t>
       </w:r>
     </w:p>
     <w:p>
@@ -6568,7 +6705,7 @@
           <w:sz w:val="16"/>
           <w:rtl w:val="0"/>
         </w:rPr>
-        <w:t xml:space="preserve">);</w:t>
+        <w:t xml:space="preserve">  webauthn_id    TEXT NOT NULL UNIQUE,</w:t>
       </w:r>
     </w:p>
     <w:p>
@@ -6586,7 +6723,7 @@
           <w:sz w:val="16"/>
           <w:rtl w:val="0"/>
         </w:rPr>
-        <w:t xml:space="preserve">-- Además: desafios_webauthn (vencen a los 5 minutos), invitaciones (vencen a</w:t>
+        <w:t xml:space="preserve">  recovery_code  TEXT,                           -- código de recuperación CIFRADO (AES-256-GCM)</w:t>
       </w:r>
     </w:p>
     <w:p>
@@ -6604,7 +6741,7 @@
           <w:sz w:val="16"/>
           <w:rtl w:val="0"/>
         </w:rPr>
-        <w:t xml:space="preserve">-- los 7 días, se guardan hasheadas) y migraciones_aplicadas. Definición completa</w:t>
+        <w:t xml:space="preserve">  recovery_hash  TEXT,</w:t>
       </w:r>
     </w:p>
     <w:p>
@@ -6622,6 +6759,240 @@
           <w:sz w:val="16"/>
           <w:rtl w:val="0"/>
         </w:rPr>
+        <w:t xml:space="preserve">  creado_at      TIMESTAMPTZ NOT NULL DEFAULT now(),</w:t>
+      </w:r>
+    </w:p>
+    <w:p>
+      <w:pPr>
+        <w:spacing w:after="0" w:before="0" w:line="240" w:lineRule="auto"/>
+        <w:jc w:val="left"/>
+        <w:rPr>
+          <w:rFonts w:ascii="IBM Plex Sans" w:cs="IBM Plex Sans" w:eastAsia="IBM Plex Sans" w:hAnsi="IBM Plex Sans"/>
+        </w:rPr>
+        <w:shd w:fill="F2F0EC"/>
+      </w:pPr>
+      <w:r>
+        <w:rPr>
+          <w:rFonts w:ascii="Consolas" w:cs="Consolas" w:eastAsia="Consolas" w:hAnsi="Consolas"/>
+          <w:sz w:val="16"/>
+          <w:rtl w:val="0"/>
+        </w:rPr>
+        <w:t xml:space="preserve">  ultimo_acceso  TIMESTAMPTZ</w:t>
+      </w:r>
+    </w:p>
+    <w:p>
+      <w:pPr>
+        <w:spacing w:after="0" w:before="0" w:line="240" w:lineRule="auto"/>
+        <w:jc w:val="left"/>
+        <w:rPr>
+          <w:rFonts w:ascii="IBM Plex Sans" w:cs="IBM Plex Sans" w:eastAsia="IBM Plex Sans" w:hAnsi="IBM Plex Sans"/>
+        </w:rPr>
+        <w:shd w:fill="F2F0EC"/>
+      </w:pPr>
+      <w:r>
+        <w:rPr>
+          <w:rFonts w:ascii="Consolas" w:cs="Consolas" w:eastAsia="Consolas" w:hAnsi="Consolas"/>
+          <w:sz w:val="16"/>
+          <w:rtl w:val="0"/>
+        </w:rPr>
+        <w:t xml:space="preserve">);</w:t>
+      </w:r>
+    </w:p>
+    <w:p>
+      <w:pPr>
+        <w:spacing w:after="0" w:before="0" w:line="240" w:lineRule="auto"/>
+        <w:jc w:val="left"/>
+        <w:rPr>
+          <w:rFonts w:ascii="IBM Plex Sans" w:cs="IBM Plex Sans" w:eastAsia="IBM Plex Sans" w:hAnsi="IBM Plex Sans"/>
+        </w:rPr>
+        <w:shd w:fill="F2F0EC"/>
+      </w:pPr>
+      <w:r>
+        <w:rPr>
+          <w:rFonts w:ascii="Consolas" w:cs="Consolas" w:eastAsia="Consolas" w:hAnsi="Consolas"/>
+          <w:sz w:val="16"/>
+          <w:rtl w:val="0"/>
+        </w:rPr>
+        <w:t xml:space="preserve">CREATE TABLE credenciales_biometricas (</w:t>
+      </w:r>
+    </w:p>
+    <w:p>
+      <w:pPr>
+        <w:spacing w:after="0" w:before="0" w:line="240" w:lineRule="auto"/>
+        <w:jc w:val="left"/>
+        <w:rPr>
+          <w:rFonts w:ascii="IBM Plex Sans" w:cs="IBM Plex Sans" w:eastAsia="IBM Plex Sans" w:hAnsi="IBM Plex Sans"/>
+        </w:rPr>
+        <w:shd w:fill="F2F0EC"/>
+      </w:pPr>
+      <w:r>
+        <w:rPr>
+          <w:rFonts w:ascii="Consolas" w:cs="Consolas" w:eastAsia="Consolas" w:hAnsi="Consolas"/>
+          <w:sz w:val="16"/>
+          <w:rtl w:val="0"/>
+        </w:rPr>
+        <w:t xml:space="preserve">  id             SERIAL PRIMARY KEY,</w:t>
+      </w:r>
+    </w:p>
+    <w:p>
+      <w:pPr>
+        <w:spacing w:after="0" w:before="0" w:line="240" w:lineRule="auto"/>
+        <w:jc w:val="left"/>
+        <w:rPr>
+          <w:rFonts w:ascii="IBM Plex Sans" w:cs="IBM Plex Sans" w:eastAsia="IBM Plex Sans" w:hAnsi="IBM Plex Sans"/>
+        </w:rPr>
+        <w:shd w:fill="F2F0EC"/>
+      </w:pPr>
+      <w:r>
+        <w:rPr>
+          <w:rFonts w:ascii="Consolas" w:cs="Consolas" w:eastAsia="Consolas" w:hAnsi="Consolas"/>
+          <w:sz w:val="16"/>
+          <w:rtl w:val="0"/>
+        </w:rPr>
+        <w:t xml:space="preserve">  usuario_id     INTEGER NOT NULL REFERENCES usuarios(id) ON DELETE CASCADE,</w:t>
+      </w:r>
+    </w:p>
+    <w:p>
+      <w:pPr>
+        <w:spacing w:after="0" w:before="0" w:line="240" w:lineRule="auto"/>
+        <w:jc w:val="left"/>
+        <w:rPr>
+          <w:rFonts w:ascii="IBM Plex Sans" w:cs="IBM Plex Sans" w:eastAsia="IBM Plex Sans" w:hAnsi="IBM Plex Sans"/>
+        </w:rPr>
+        <w:shd w:fill="F2F0EC"/>
+      </w:pPr>
+      <w:r>
+        <w:rPr>
+          <w:rFonts w:ascii="Consolas" w:cs="Consolas" w:eastAsia="Consolas" w:hAnsi="Consolas"/>
+          <w:sz w:val="16"/>
+          <w:rtl w:val="0"/>
+        </w:rPr>
+        <w:t xml:space="preserve">  credential_id  TEXT NOT NULL UNIQUE,</w:t>
+      </w:r>
+    </w:p>
+    <w:p>
+      <w:pPr>
+        <w:spacing w:after="0" w:before="0" w:line="240" w:lineRule="auto"/>
+        <w:jc w:val="left"/>
+        <w:rPr>
+          <w:rFonts w:ascii="IBM Plex Sans" w:cs="IBM Plex Sans" w:eastAsia="IBM Plex Sans" w:hAnsi="IBM Plex Sans"/>
+        </w:rPr>
+        <w:shd w:fill="F2F0EC"/>
+      </w:pPr>
+      <w:r>
+        <w:rPr>
+          <w:rFonts w:ascii="Consolas" w:cs="Consolas" w:eastAsia="Consolas" w:hAnsi="Consolas"/>
+          <w:sz w:val="16"/>
+          <w:rtl w:val="0"/>
+        </w:rPr>
+        <w:t xml:space="preserve">  public_key     TEXT NOT NULL,</w:t>
+      </w:r>
+    </w:p>
+    <w:p>
+      <w:pPr>
+        <w:spacing w:after="0" w:before="0" w:line="240" w:lineRule="auto"/>
+        <w:jc w:val="left"/>
+        <w:rPr>
+          <w:rFonts w:ascii="IBM Plex Sans" w:cs="IBM Plex Sans" w:eastAsia="IBM Plex Sans" w:hAnsi="IBM Plex Sans"/>
+        </w:rPr>
+        <w:shd w:fill="F2F0EC"/>
+      </w:pPr>
+      <w:r>
+        <w:rPr>
+          <w:rFonts w:ascii="Consolas" w:cs="Consolas" w:eastAsia="Consolas" w:hAnsi="Consolas"/>
+          <w:sz w:val="16"/>
+          <w:rtl w:val="0"/>
+        </w:rPr>
+        <w:t xml:space="preserve">  counter        BIGINT NOT NULL DEFAULT 0,</w:t>
+      </w:r>
+    </w:p>
+    <w:p>
+      <w:pPr>
+        <w:spacing w:after="0" w:before="0" w:line="240" w:lineRule="auto"/>
+        <w:jc w:val="left"/>
+        <w:rPr>
+          <w:rFonts w:ascii="IBM Plex Sans" w:cs="IBM Plex Sans" w:eastAsia="IBM Plex Sans" w:hAnsi="IBM Plex Sans"/>
+        </w:rPr>
+        <w:shd w:fill="F2F0EC"/>
+      </w:pPr>
+      <w:r>
+        <w:rPr>
+          <w:rFonts w:ascii="Consolas" w:cs="Consolas" w:eastAsia="Consolas" w:hAnsi="Consolas"/>
+          <w:sz w:val="16"/>
+          <w:rtl w:val="0"/>
+        </w:rPr>
+        <w:t xml:space="preserve">  creado_at      TIMESTAMPTZ NOT NULL DEFAULT now()</w:t>
+      </w:r>
+    </w:p>
+    <w:p>
+      <w:pPr>
+        <w:spacing w:after="0" w:before="0" w:line="240" w:lineRule="auto"/>
+        <w:jc w:val="left"/>
+        <w:rPr>
+          <w:rFonts w:ascii="IBM Plex Sans" w:cs="IBM Plex Sans" w:eastAsia="IBM Plex Sans" w:hAnsi="IBM Plex Sans"/>
+        </w:rPr>
+        <w:shd w:fill="F2F0EC"/>
+      </w:pPr>
+      <w:r>
+        <w:rPr>
+          <w:rFonts w:ascii="Consolas" w:cs="Consolas" w:eastAsia="Consolas" w:hAnsi="Consolas"/>
+          <w:sz w:val="16"/>
+          <w:rtl w:val="0"/>
+        </w:rPr>
+        <w:t xml:space="preserve">);</w:t>
+      </w:r>
+    </w:p>
+    <w:p>
+      <w:pPr>
+        <w:spacing w:after="0" w:before="0" w:line="240" w:lineRule="auto"/>
+        <w:jc w:val="left"/>
+        <w:rPr>
+          <w:rFonts w:ascii="IBM Plex Sans" w:cs="IBM Plex Sans" w:eastAsia="IBM Plex Sans" w:hAnsi="IBM Plex Sans"/>
+        </w:rPr>
+        <w:shd w:fill="F2F0EC"/>
+      </w:pPr>
+      <w:r>
+        <w:rPr>
+          <w:rFonts w:ascii="Consolas" w:cs="Consolas" w:eastAsia="Consolas" w:hAnsi="Consolas"/>
+          <w:sz w:val="16"/>
+          <w:rtl w:val="0"/>
+        </w:rPr>
+        <w:t xml:space="preserve">-- Además: desafios_webauthn (vencen a los 5 minutos), invitaciones (vencen a</w:t>
+      </w:r>
+    </w:p>
+    <w:p>
+      <w:pPr>
+        <w:spacing w:after="0" w:before="0" w:line="240" w:lineRule="auto"/>
+        <w:jc w:val="left"/>
+        <w:rPr>
+          <w:rFonts w:ascii="IBM Plex Sans" w:cs="IBM Plex Sans" w:eastAsia="IBM Plex Sans" w:hAnsi="IBM Plex Sans"/>
+        </w:rPr>
+        <w:shd w:fill="F2F0EC"/>
+      </w:pPr>
+      <w:r>
+        <w:rPr>
+          <w:rFonts w:ascii="Consolas" w:cs="Consolas" w:eastAsia="Consolas" w:hAnsi="Consolas"/>
+          <w:sz w:val="16"/>
+          <w:rtl w:val="0"/>
+        </w:rPr>
+        <w:t xml:space="preserve">-- los 7 días, se guardan hasheadas) y migraciones_aplicadas. Definición completa</w:t>
+      </w:r>
+    </w:p>
+    <w:p>
+      <w:pPr>
+        <w:spacing w:after="0" w:before="0" w:line="240" w:lineRule="auto"/>
+        <w:jc w:val="left"/>
+        <w:rPr>
+          <w:rFonts w:ascii="IBM Plex Sans" w:cs="IBM Plex Sans" w:eastAsia="IBM Plex Sans" w:hAnsi="IBM Plex Sans"/>
+        </w:rPr>
+        <w:shd w:fill="F2F0EC"/>
+      </w:pPr>
+      <w:r>
+        <w:rPr>
+          <w:rFonts w:ascii="Consolas" w:cs="Consolas" w:eastAsia="Consolas" w:hAnsi="Consolas"/>
+          <w:sz w:val="16"/>
+          <w:rtl w:val="0"/>
+        </w:rPr>
         <w:t xml:space="preserve">-- en database/01_base_de_datos_completa.sql.</w:t>
       </w:r>
     </w:p>
@@ -6633,7 +7004,7 @@
         <w:rPr>
           <w:rFonts w:ascii="IBM Plex Sans" w:hAnsi="IBM Plex Sans"/>
         </w:rPr>
-        <w:t>El esquema se organiza en dos bloques independientes. El de negocio guarda los dibujos, los telares y su producción; el de autenticación resuelve el ingreso por huella dactilar, sin almacenar la huella en sí sino la credencial pública que genera el navegador. Los diagramas siguientes detallan cada uno con sus campos y relaciones.</w:t>
+        <w:t>El esquema se organiza en dos bloques independientes. El de negocio guarda los dibujos, los telares, su producción y la clave con la que cada cliente ve su tejido; el de autenticación resuelve el ingreso por huella dactilar, sin almacenar la huella en sí sino la credencial pública que genera el navegador. Los diagramas siguientes detallan cada uno con sus campos y relaciones.</w:t>
       </w:r>
     </w:p>
     <w:p>
@@ -6643,7 +7014,7 @@
       <w:r>
         <w:drawing>
           <wp:inline>
-            <wp:extent cx="4023360" cy="2693202"/>
+            <wp:extent cx="4023360" cy="2838298"/>
             <wp:docPr id="28" name="Picture 28"/>
             <wp:cNvGraphicFramePr>
               <a:graphicFrameLocks noChangeAspect="1"/>
@@ -6664,7 +7035,7 @@
                   <pic:spPr>
                     <a:xfrm>
                       <a:off x="0" y="0"/>
-                      <a:ext cx="4023360" cy="2693202"/>
+                      <a:ext cx="4023360" cy="2838298"/>
                     </a:xfrm>
                     <a:prstGeom prst="rect"/>
                   </pic:spPr>
@@ -6686,7 +7057,7 @@
           <w:color w:val="606060"/>
           <w:sz w:val="18"/>
         </w:rPr>
-        <w:t>Figura 2. Bloque de negocio del modelo entidad-relación: patrones, telares, historial_produccion y errores_log, con sus claves foráneas.</w:t>
+        <w:t>Figura 2. Bloque de negocio del modelo entidad-relación: patrones, telares, historial_produccion, errores_log y accesos_cliente, con sus claves foráneas.</w:t>
       </w:r>
     </w:p>
     <w:p>
@@ -7629,7 +8000,7 @@
           <w:rFonts w:ascii="IBM Plex Sans" w:cs="IBM Plex Sans" w:eastAsia="IBM Plex Sans" w:hAnsi="IBM Plex Sans"/>
           <w:rtl w:val="0"/>
         </w:rPr>
-        <w:t>El firmware del ESP32 se acopla al backend propio (Node.js/Express) exclusivamente por HTTP: sondea el endpoint GET /api/telares/8?origen=esp32 cada 2,5 s (8 es el id del telar en la base, TELAR_ID en el firmware) para conocer el estado deseado del telar, avisa los usos manuales de la botonera por POST /api/telares/8/evento-fisico y reporta fallas por POST /api/errores. No existe integración con Firebase ni con bases de datos de series temporales externas: toda la persistencia vive en la misma base PostgreSQL (Neon) que usa la web.</w:t>
+        <w:t>El firmware del ESP32 se acopla al backend propio (Node.js/Express) exclusivamente por HTTP: sondea el endpoint GET /api/telares/8?origen=esp32 cada 2,5 s (8 es el id del telar en la base, TELAR_ID en el firmware) para conocer el estado deseado del telar y si el control desde la página está prendido, avisa los usos manuales de la botonera por POST /api/telares/8/evento-fisico y reporta fallas por POST /api/errores. No existe integración con Firebase ni con bases de datos de series temporales externas: toda la persistencia vive en la misma base PostgreSQL (Neon) que usa la web.</w:t>
       </w:r>
     </w:p>
     <w:p>
@@ -7662,7 +8033,7 @@
           <w:rFonts w:ascii="IBM Plex Sans" w:cs="IBM Plex Sans" w:eastAsia="IBM Plex Sans" w:hAnsi="IBM Plex Sans"/>
           <w:rtl w:val="0"/>
         </w:rPr>
-        <w:t>El sistema implementa un login biométrico mediante huella dactilar (estándar WebAuthn/FIDO2). La huella nunca se guarda ni viaja al servidor: el dispositivo del usuario genera un par de llaves, la privada permanece en el hardware del teléfono y solo la pública se envía al servidor para verificar la firma del desafío en cada inicio de sesión. Los primeros 3 usuarios pueden registrarse libremente; a partir del cuarto, el alta requiere un código de invitación generado por un usuario ya registrado (vence a los 7 días). Si el usuario cambia de dispositivo o pierde el acceso a su huella, puede entrar con su usuario y su código de recuperación: un código fijo, entregado al momento de registrar la huella, que se puede volver a ver desde el perfil (verificando antes la huella) y que se guarda cifrado (nunca en texto plano).</w:t>
+        <w:t>El sistema implementa un login biométrico mediante huella dactilar (estándar WebAuthn/FIDO2). La huella nunca se guarda ni viaja al servidor: el dispositivo del usuario genera un par de llaves, la privada permanece en el hardware del teléfono y solo la pública se envía al servidor para verificar la firma del desafío en cada inicio de sesión. Los primeros 3 usuarios pueden registrarse libremente; a partir del cuarto, el alta requiere un código de invitación generado por un usuario ya registrado (vence a los 7 días). Si el usuario cambia de dispositivo o pierde el acceso a su huella, puede entrar con su usuario y su código de recuperación: un código fijo, entregado al momento de registrar la huella, que se puede volver a ver desde el perfil (verificando antes la huella) y que se guarda cifrado (nunca en texto plano). Los clientes de la fábrica no tienen usuario: entran con la clave de su tejido, que genera un operario desde la ficha del dibujo, y reciben una sesión aparte que solo abre la vista de ese tejido. La clave se guarda con un resumen (hash) para encontrarla y cifrada para que el equipo la pueda volver a ver; generar una nueva o quitar el acceso invalida la anterior al instante, y los intentos con claves equivocadas tienen un límite por dirección IP.</w:t>
       </w:r>
     </w:p>
     <w:p>
@@ -7745,7 +8116,7 @@
           <w:rFonts w:ascii="IBM Plex Sans" w:cs="IBM Plex Sans" w:eastAsia="IBM Plex Sans" w:hAnsi="IBM Plex Sans"/>
           <w:rtl w:val="0"/>
         </w:rPr>
-        <w:t>El sondeo del ESP32 al backend (Nivel 1) es simple: consulta el estado del telar (apagado/tejiendo/pausado/error) y, ante un cambio, dispara un pulso de 300 ms en el relé de Marcha o de Pausa correspondiente; cada pedido de Retroceder desde la web da un pulso en su relé, siempre después de la Pausa. Para el Nivel 2 (control de las bobinas de selección), la secuencia completa del patrón se descarga una única vez a memoria del ESP32 y se ejecuta localmente pasada a pasada, sin depender de la red; el avance se reporta al backend como conteo acumulado (cada segundo mientras teje y una vez más al detenerse): si un reporte se pierde por la red, el siguiente trae el número correcto igual. La siguiente tabla resume los endpoints principales que consumen el ESP32 y la web:</w:t>
+        <w:t>El sondeo del ESP32 al backend (Nivel 1) es simple: consulta el estado del telar (apagado/tejiendo/pausado/error) y, ante un cambio, dispara un pulso de 300 ms en el relé de Marcha o de Pausa correspondiente; cada pedido de Retroceder desde la web da un pulso en su relé, siempre después de la Pausa. Si el control desde la página está apagado (solo sensado), el ESP32 no acciona ningún relé: solo memoriza los cambios, y el sensado de la botonera sigue avisando. Para el Nivel 2 (control de las bobinas de selección), la secuencia completa del patrón se descarga una única vez a memoria del ESP32 y se ejecuta localmente pasada a pasada, sin depender de la red; el avance se reporta al backend como conteo acumulado (cada segundo mientras teje y una vez más al detenerse): si un reporte se pierde por la red, el siguiente trae el número correcto igual. La siguiente tabla resume los endpoints principales que consumen el ESP32 y la web:</w:t>
       </w:r>
     </w:p>
     <w:tbl>
@@ -8136,6 +8507,152 @@
         <w:tc>
           <w:tcPr>
             <w:tcBorders>
+              <w:bottom w:color="ffffff" w:space="0" w:sz="4" w:val="single"/>
+            </w:tcBorders>
+            <w:vAlign w:val="center"/>
+          </w:tcPr>
+          <w:p>
+            <w:pPr>
+              <w:rPr>
+                <w:rFonts w:ascii="IBM Plex Sans" w:cs="IBM Plex Sans" w:eastAsia="IBM Plex Sans" w:hAnsi="IBM Plex Sans"/>
+              </w:rPr>
+            </w:pPr>
+            <w:r>
+              <w:rPr>
+                <w:rFonts w:ascii="IBM Plex Sans" w:cs="IBM Plex Sans" w:eastAsia="IBM Plex Sans" w:hAnsi="IBM Plex Sans"/>
+                <w:rtl w:val="0"/>
+              </w:rPr>
+              <w:t xml:space="preserve">PUT /api/telares/:id/control-web</w:t>
+            </w:r>
+          </w:p>
+        </w:tc>
+        <w:tc>
+          <w:tcPr>
+            <w:tcBorders>
+              <w:bottom w:color="ffffff" w:space="0" w:sz="4" w:val="single"/>
+            </w:tcBorders>
+            <w:vAlign w:val="center"/>
+          </w:tcPr>
+          <w:p>
+            <w:pPr>
+              <w:rPr>
+                <w:rFonts w:ascii="IBM Plex Sans" w:cs="IBM Plex Sans" w:eastAsia="IBM Plex Sans" w:hAnsi="IBM Plex Sans"/>
+              </w:rPr>
+            </w:pPr>
+            <w:r>
+              <w:rPr>
+                <w:rFonts w:ascii="IBM Plex Sans" w:cs="IBM Plex Sans" w:eastAsia="IBM Plex Sans" w:hAnsi="IBM Plex Sans"/>
+                <w:rtl w:val="0"/>
+              </w:rPr>
+              <w:t xml:space="preserve">Web</w:t>
+            </w:r>
+          </w:p>
+        </w:tc>
+        <w:tc>
+          <w:tcPr>
+            <w:tcBorders>
+              <w:bottom w:color="ffffff" w:space="0" w:sz="4" w:val="single"/>
+            </w:tcBorders>
+            <w:vAlign w:val="center"/>
+          </w:tcPr>
+          <w:p>
+            <w:pPr>
+              <w:rPr>
+                <w:rFonts w:ascii="IBM Plex Sans" w:cs="IBM Plex Sans" w:eastAsia="IBM Plex Sans" w:hAnsi="IBM Plex Sans"/>
+              </w:rPr>
+            </w:pPr>
+            <w:r>
+              <w:rPr>
+                <w:rFonts w:ascii="IBM Plex Sans" w:cs="IBM Plex Sans" w:eastAsia="IBM Plex Sans" w:hAnsi="IBM Plex Sans"/>
+                <w:rtl w:val="0"/>
+              </w:rPr>
+              <w:t xml:space="preserve">Prende o apaga el control del telar desde la página (solo sensado). Apagado, las órdenes de Marcha, Pausa y Retroceder se rechazan y el ESP32, que lo lee en el sondeo, no acciona ningún relé (RF11).</w:t>
+            </w:r>
+          </w:p>
+        </w:tc>
+      </w:tr>
+      <w:tr>
+        <w:trPr>
+          <w:cantSplit w:val="0"/>
+          <w:trHeight w:val="411" w:hRule="atLeast"/>
+          <w:tblHeader w:val="0"/>
+        </w:trPr>
+        <w:tc>
+          <w:tcPr>
+            <w:tcBorders>
+              <w:bottom w:color="ffffff" w:space="0" w:sz="4" w:val="single"/>
+            </w:tcBorders>
+            <w:vAlign w:val="center"/>
+          </w:tcPr>
+          <w:p>
+            <w:pPr>
+              <w:rPr>
+                <w:rFonts w:ascii="IBM Plex Sans" w:cs="IBM Plex Sans" w:eastAsia="IBM Plex Sans" w:hAnsi="IBM Plex Sans"/>
+              </w:rPr>
+            </w:pPr>
+            <w:r>
+              <w:rPr>
+                <w:rFonts w:ascii="IBM Plex Sans" w:cs="IBM Plex Sans" w:eastAsia="IBM Plex Sans" w:hAnsi="IBM Plex Sans"/>
+                <w:rtl w:val="0"/>
+              </w:rPr>
+              <w:t xml:space="preserve">POST /api/cliente/entrar y GET /api/cliente/tejido</w:t>
+            </w:r>
+          </w:p>
+        </w:tc>
+        <w:tc>
+          <w:tcPr>
+            <w:tcBorders>
+              <w:bottom w:color="ffffff" w:space="0" w:sz="4" w:val="single"/>
+            </w:tcBorders>
+            <w:vAlign w:val="center"/>
+          </w:tcPr>
+          <w:p>
+            <w:pPr>
+              <w:rPr>
+                <w:rFonts w:ascii="IBM Plex Sans" w:cs="IBM Plex Sans" w:eastAsia="IBM Plex Sans" w:hAnsi="IBM Plex Sans"/>
+              </w:rPr>
+            </w:pPr>
+            <w:r>
+              <w:rPr>
+                <w:rFonts w:ascii="IBM Plex Sans" w:cs="IBM Plex Sans" w:eastAsia="IBM Plex Sans" w:hAnsi="IBM Plex Sans"/>
+                <w:rtl w:val="0"/>
+              </w:rPr>
+              <w:t xml:space="preserve">Web (vista del cliente)</w:t>
+            </w:r>
+          </w:p>
+        </w:tc>
+        <w:tc>
+          <w:tcPr>
+            <w:tcBorders>
+              <w:bottom w:color="ffffff" w:space="0" w:sz="4" w:val="single"/>
+            </w:tcBorders>
+            <w:vAlign w:val="center"/>
+          </w:tcPr>
+          <w:p>
+            <w:pPr>
+              <w:rPr>
+                <w:rFonts w:ascii="IBM Plex Sans" w:cs="IBM Plex Sans" w:eastAsia="IBM Plex Sans" w:hAnsi="IBM Plex Sans"/>
+              </w:rPr>
+            </w:pPr>
+            <w:r>
+              <w:rPr>
+                <w:rFonts w:ascii="IBM Plex Sans" w:cs="IBM Plex Sans" w:eastAsia="IBM Plex Sans" w:hAnsi="IBM Plex Sans"/>
+                <w:rtl w:val="0"/>
+              </w:rPr>
+              <w:t xml:space="preserve">Ingreso con la clave de un tejido y lo que ve el cliente: solo ese tejido, en solo lectura (RF12).</w:t>
+            </w:r>
+          </w:p>
+        </w:tc>
+      </w:tr>
+      <w:tr>
+        <w:trPr>
+          <w:cantSplit w:val="0"/>
+          <w:trHeight w:val="411" w:hRule="atLeast"/>
+          <w:tblHeader w:val="0"/>
+        </w:trPr>
+        <w:tc>
+          <w:tcPr>
+            <w:tcBorders>
               <w:bottom w:color="000000" w:space="0" w:sz="0" w:val="nil"/>
             </w:tcBorders>
             <w:vAlign w:val="center"/>
@@ -10166,6 +10683,274 @@
           </w:p>
         </w:tc>
       </w:tr>
+      <w:tr>
+        <w:tc>
+          <w:tcPr>
+            <w:tcW w:type="dxa" w:w="1473"/>
+          </w:tcPr>
+          <w:p>
+            <w:pPr>
+              <w:jc w:val="both"/>
+            </w:pPr>
+            <w:r>
+              <w:rPr>
+                <w:rFonts w:ascii="IBM Plex Sans" w:hAnsi="IBM Plex Sans" w:cs="IBM Plex Sans" w:eastAsia="IBM Plex Sans"/>
+              </w:rPr>
+            </w:r>
+            <w:r>
+              <w:rPr>
+                <w:rFonts w:ascii="IBM Plex Sans" w:hAnsi="IBM Plex Sans" w:cs="IBM Plex Sans" w:eastAsia="IBM Plex Sans"/>
+                <w:sz w:val="17"/>
+              </w:rPr>
+              <w:t xml:space="preserve">RF11</w:t>
+            </w:r>
+          </w:p>
+        </w:tc>
+        <w:tc>
+          <w:tcPr>
+            <w:tcW w:type="dxa" w:w="1473"/>
+          </w:tcPr>
+          <w:p>
+            <w:pPr>
+              <w:jc w:val="both"/>
+            </w:pPr>
+            <w:r>
+              <w:rPr>
+                <w:rFonts w:ascii="IBM Plex Sans" w:hAnsi="IBM Plex Sans" w:cs="IBM Plex Sans" w:eastAsia="IBM Plex Sans"/>
+              </w:rPr>
+            </w:r>
+            <w:r>
+              <w:rPr>
+                <w:rFonts w:ascii="IBM Plex Sans" w:hAnsi="IBM Plex Sans" w:cs="IBM Plex Sans" w:eastAsia="IBM Plex Sans"/>
+                <w:sz w:val="17"/>
+              </w:rPr>
+              <w:t xml:space="preserve">Modo solo sensado</w:t>
+            </w:r>
+          </w:p>
+        </w:tc>
+        <w:tc>
+          <w:tcPr>
+            <w:tcW w:type="dxa" w:w="1473"/>
+          </w:tcPr>
+          <w:p>
+            <w:pPr>
+              <w:jc w:val="both"/>
+            </w:pPr>
+            <w:r>
+              <w:rPr>
+                <w:rFonts w:ascii="IBM Plex Sans" w:hAnsi="IBM Plex Sans" w:cs="IBM Plex Sans" w:eastAsia="IBM Plex Sans"/>
+              </w:rPr>
+            </w:r>
+            <w:r>
+              <w:rPr>
+                <w:rFonts w:ascii="IBM Plex Sans" w:hAnsi="IBM Plex Sans" w:cs="IBM Plex Sans" w:eastAsia="IBM Plex Sans"/>
+                <w:sz w:val="17"/>
+              </w:rPr>
+              <w:t xml:space="preserve">Deseable</w:t>
+            </w:r>
+          </w:p>
+        </w:tc>
+        <w:tc>
+          <w:tcPr>
+            <w:tcW w:type="dxa" w:w="1473"/>
+          </w:tcPr>
+          <w:p>
+            <w:pPr>
+              <w:jc w:val="both"/>
+            </w:pPr>
+            <w:r>
+              <w:rPr>
+                <w:rFonts w:ascii="IBM Plex Sans" w:hAnsi="IBM Plex Sans" w:cs="IBM Plex Sans" w:eastAsia="IBM Plex Sans"/>
+              </w:rPr>
+            </w:r>
+            <w:r>
+              <w:rPr>
+                <w:rFonts w:ascii="IBM Plex Sans" w:hAnsi="IBM Plex Sans" w:cs="IBM Plex Sans" w:eastAsia="IBM Plex Sans"/>
+                <w:sz w:val="17"/>
+              </w:rPr>
+              <w:t xml:space="preserve">Un interruptor en la página apaga y prende el control del telar desde la web. Apagado, la página no arranca, no pausa ni retrocede la máquina (el backend rechaza las órdenes y el ESP32 no acciona los relés), y el sensado de la botonera y del sensor sigue funcionando.</w:t>
+            </w:r>
+          </w:p>
+        </w:tc>
+        <w:tc>
+          <w:tcPr>
+            <w:tcW w:type="dxa" w:w="1473"/>
+          </w:tcPr>
+          <w:p>
+            <w:pPr>
+              <w:jc w:val="both"/>
+            </w:pPr>
+            <w:r>
+              <w:rPr>
+                <w:rFonts w:ascii="IBM Plex Sans" w:hAnsi="IBM Plex Sans" w:cs="IBM Plex Sans" w:eastAsia="IBM Plex Sans"/>
+              </w:rPr>
+            </w:r>
+            <w:r>
+              <w:rPr>
+                <w:rFonts w:ascii="IBM Plex Sans" w:hAnsi="IBM Plex Sans" w:cs="IBM Plex Sans" w:eastAsia="IBM Plex Sans"/>
+                <w:sz w:val="17"/>
+              </w:rPr>
+              <w:t xml:space="preserve">Media</w:t>
+            </w:r>
+          </w:p>
+        </w:tc>
+        <w:tc>
+          <w:tcPr>
+            <w:tcW w:type="dxa" w:w="1473"/>
+          </w:tcPr>
+          <w:p>
+            <w:pPr>
+              <w:jc w:val="both"/>
+            </w:pPr>
+            <w:r>
+              <w:rPr>
+                <w:rFonts w:ascii="IBM Plex Sans" w:hAnsi="IBM Plex Sans" w:cs="IBM Plex Sans" w:eastAsia="IBM Plex Sans"/>
+              </w:rPr>
+            </w:r>
+            <w:r>
+              <w:rPr>
+                <w:rFonts w:ascii="IBM Plex Sans" w:hAnsi="IBM Plex Sans" w:cs="IBM Plex Sans" w:eastAsia="IBM Plex Sans"/>
+                <w:sz w:val="17"/>
+              </w:rPr>
+              <w:t xml:space="preserve">Implementado</w:t>
+            </w:r>
+          </w:p>
+        </w:tc>
+      </w:tr>
+      <w:tr>
+        <w:tc>
+          <w:tcPr>
+            <w:tcW w:type="dxa" w:w="1473"/>
+          </w:tcPr>
+          <w:p>
+            <w:pPr>
+              <w:jc w:val="both"/>
+            </w:pPr>
+            <w:r>
+              <w:rPr>
+                <w:rFonts w:ascii="IBM Plex Sans" w:hAnsi="IBM Plex Sans" w:cs="IBM Plex Sans" w:eastAsia="IBM Plex Sans"/>
+              </w:rPr>
+            </w:r>
+            <w:r>
+              <w:rPr>
+                <w:rFonts w:ascii="IBM Plex Sans" w:hAnsi="IBM Plex Sans" w:cs="IBM Plex Sans" w:eastAsia="IBM Plex Sans"/>
+                <w:sz w:val="17"/>
+              </w:rPr>
+              <w:t xml:space="preserve">RF12</w:t>
+            </w:r>
+          </w:p>
+        </w:tc>
+        <w:tc>
+          <w:tcPr>
+            <w:tcW w:type="dxa" w:w="1473"/>
+          </w:tcPr>
+          <w:p>
+            <w:pPr>
+              <w:jc w:val="both"/>
+            </w:pPr>
+            <w:r>
+              <w:rPr>
+                <w:rFonts w:ascii="IBM Plex Sans" w:hAnsi="IBM Plex Sans" w:cs="IBM Plex Sans" w:eastAsia="IBM Plex Sans"/>
+              </w:rPr>
+            </w:r>
+            <w:r>
+              <w:rPr>
+                <w:rFonts w:ascii="IBM Plex Sans" w:hAnsi="IBM Plex Sans" w:cs="IBM Plex Sans" w:eastAsia="IBM Plex Sans"/>
+                <w:sz w:val="17"/>
+              </w:rPr>
+              <w:t xml:space="preserve">Vista de solo lectura para clientes</w:t>
+            </w:r>
+          </w:p>
+        </w:tc>
+        <w:tc>
+          <w:tcPr>
+            <w:tcW w:type="dxa" w:w="1473"/>
+          </w:tcPr>
+          <w:p>
+            <w:pPr>
+              <w:jc w:val="both"/>
+            </w:pPr>
+            <w:r>
+              <w:rPr>
+                <w:rFonts w:ascii="IBM Plex Sans" w:hAnsi="IBM Plex Sans" w:cs="IBM Plex Sans" w:eastAsia="IBM Plex Sans"/>
+              </w:rPr>
+            </w:r>
+            <w:r>
+              <w:rPr>
+                <w:rFonts w:ascii="IBM Plex Sans" w:hAnsi="IBM Plex Sans" w:cs="IBM Plex Sans" w:eastAsia="IBM Plex Sans"/>
+                <w:sz w:val="17"/>
+              </w:rPr>
+              <w:t xml:space="preserve">Deseable</w:t>
+            </w:r>
+          </w:p>
+        </w:tc>
+        <w:tc>
+          <w:tcPr>
+            <w:tcW w:type="dxa" w:w="1473"/>
+          </w:tcPr>
+          <w:p>
+            <w:pPr>
+              <w:jc w:val="both"/>
+            </w:pPr>
+            <w:r>
+              <w:rPr>
+                <w:rFonts w:ascii="IBM Plex Sans" w:hAnsi="IBM Plex Sans" w:cs="IBM Plex Sans" w:eastAsia="IBM Plex Sans"/>
+              </w:rPr>
+            </w:r>
+            <w:r>
+              <w:rPr>
+                <w:rFonts w:ascii="IBM Plex Sans" w:hAnsi="IBM Plex Sans" w:cs="IBM Plex Sans" w:eastAsia="IBM Plex Sans"/>
+                <w:sz w:val="17"/>
+              </w:rPr>
+              <w:t xml:space="preserve">Cada dibujo puede tener una clave única con la que su cliente ve solo ese tejido: el estado, la fila y la pasada, los metros tejidos, el avance del pedido, la vista previa de la tela y la producción, sin ningún control del telar. La clave se puede cambiar o quitar en cualquier momento.</w:t>
+            </w:r>
+          </w:p>
+        </w:tc>
+        <w:tc>
+          <w:tcPr>
+            <w:tcW w:type="dxa" w:w="1473"/>
+          </w:tcPr>
+          <w:p>
+            <w:pPr>
+              <w:jc w:val="both"/>
+            </w:pPr>
+            <w:r>
+              <w:rPr>
+                <w:rFonts w:ascii="IBM Plex Sans" w:hAnsi="IBM Plex Sans" w:cs="IBM Plex Sans" w:eastAsia="IBM Plex Sans"/>
+              </w:rPr>
+            </w:r>
+            <w:r>
+              <w:rPr>
+                <w:rFonts w:ascii="IBM Plex Sans" w:hAnsi="IBM Plex Sans" w:cs="IBM Plex Sans" w:eastAsia="IBM Plex Sans"/>
+                <w:sz w:val="17"/>
+              </w:rPr>
+              <w:t xml:space="preserve">Media</w:t>
+            </w:r>
+          </w:p>
+        </w:tc>
+        <w:tc>
+          <w:tcPr>
+            <w:tcW w:type="dxa" w:w="1473"/>
+          </w:tcPr>
+          <w:p>
+            <w:pPr>
+              <w:jc w:val="both"/>
+            </w:pPr>
+            <w:r>
+              <w:rPr>
+                <w:rFonts w:ascii="IBM Plex Sans" w:hAnsi="IBM Plex Sans" w:cs="IBM Plex Sans" w:eastAsia="IBM Plex Sans"/>
+              </w:rPr>
+            </w:r>
+            <w:r>
+              <w:rPr>
+                <w:rFonts w:ascii="IBM Plex Sans" w:hAnsi="IBM Plex Sans" w:cs="IBM Plex Sans" w:eastAsia="IBM Plex Sans"/>
+                <w:sz w:val="17"/>
+              </w:rPr>
+              <w:t xml:space="preserve">Implementado</w:t>
+            </w:r>
+          </w:p>
+        </w:tc>
+      </w:tr>
     </w:tbl>
     <w:p>
       <w:pPr>
@@ -11745,7 +12530,7 @@
                 <w:rFonts w:ascii="IBM Plex Sans" w:hAnsi="IBM Plex Sans"/>
                 <w:sz w:val="18"/>
               </w:rPr>
-              <w:t>Botones de Marcha, Pausa y Retroceder, correspondientes a los tres relés del nodo.</w:t>
+              <w:t>Botones de Marcha, Pausa y Retroceder, correspondientes a los tres relés del nodo. Se pueden apagar desde la página (solo sensado).</w:t>
             </w:r>
           </w:p>
         </w:tc>
@@ -12128,6 +12913,120 @@
                 <w:sz w:val="17"/>
               </w:rPr>
               <w:t>Implementado</w:t>
+            </w:r>
+          </w:p>
+        </w:tc>
+      </w:tr>
+      <w:tr>
+        <w:tc>
+          <w:tcPr>
+            <w:tcW w:type="dxa" w:w="1473"/>
+          </w:tcPr>
+          <w:p>
+            <w:pPr>
+              <w:jc w:val="left"/>
+            </w:pPr>
+            <w:r/>
+            <w:r>
+              <w:rPr>
+                <w:rFonts w:ascii="IBM Plex Sans" w:hAnsi="IBM Plex Sans"/>
+                <w:sz w:val="18"/>
+              </w:rPr>
+              <w:t xml:space="preserve">RIU08</w:t>
+            </w:r>
+          </w:p>
+        </w:tc>
+        <w:tc>
+          <w:tcPr>
+            <w:tcW w:type="dxa" w:w="1473"/>
+          </w:tcPr>
+          <w:p>
+            <w:pPr>
+              <w:jc w:val="left"/>
+            </w:pPr>
+            <w:r/>
+            <w:r>
+              <w:rPr>
+                <w:rFonts w:ascii="IBM Plex Sans" w:hAnsi="IBM Plex Sans"/>
+                <w:sz w:val="18"/>
+              </w:rPr>
+              <w:t xml:space="preserve">Vista del cliente</w:t>
+            </w:r>
+          </w:p>
+        </w:tc>
+        <w:tc>
+          <w:tcPr>
+            <w:tcW w:type="dxa" w:w="1473"/>
+          </w:tcPr>
+          <w:p>
+            <w:pPr>
+              <w:jc w:val="left"/>
+            </w:pPr>
+            <w:r/>
+            <w:r>
+              <w:rPr>
+                <w:rFonts w:ascii="IBM Plex Sans" w:hAnsi="IBM Plex Sans"/>
+                <w:sz w:val="18"/>
+              </w:rPr>
+              <w:t xml:space="preserve">Visual</w:t>
+            </w:r>
+          </w:p>
+        </w:tc>
+        <w:tc>
+          <w:tcPr>
+            <w:tcW w:type="dxa" w:w="1473"/>
+          </w:tcPr>
+          <w:p>
+            <w:pPr>
+              <w:jc w:val="left"/>
+            </w:pPr>
+            <w:r/>
+            <w:r>
+              <w:rPr>
+                <w:rFonts w:ascii="IBM Plex Sans" w:hAnsi="IBM Plex Sans"/>
+                <w:sz w:val="18"/>
+              </w:rPr>
+              <w:t xml:space="preserve">Solo lectura de un tejido para el cliente, con la clave que le pasa la fábrica: estado, avance, metros y vista previa de la tela.</w:t>
+            </w:r>
+          </w:p>
+        </w:tc>
+        <w:tc>
+          <w:tcPr>
+            <w:tcW w:type="dxa" w:w="1473"/>
+          </w:tcPr>
+          <w:p>
+            <w:pPr>
+              <w:jc w:val="left"/>
+            </w:pPr>
+            <w:r/>
+            <w:r>
+              <w:rPr>
+                <w:rFonts w:ascii="IBM Plex Sans" w:hAnsi="IBM Plex Sans"/>
+                <w:sz w:val="18"/>
+              </w:rPr>
+              <w:t xml:space="preserve">Sin ningún control del telar. Se actualiza sola cada 15 segundos.</w:t>
+            </w:r>
+          </w:p>
+        </w:tc>
+        <w:tc>
+          <w:tcPr>
+            <w:tcW w:type="dxa" w:w="1473"/>
+          </w:tcPr>
+          <w:p>
+            <w:pPr>
+              <w:jc w:val="both"/>
+            </w:pPr>
+            <w:r>
+              <w:rPr>
+                <w:rFonts w:ascii="IBM Plex Sans" w:hAnsi="IBM Plex Sans" w:cs="IBM Plex Sans" w:eastAsia="IBM Plex Sans"/>
+              </w:rPr>
+            </w:r>
+            <w:r>
+              <w:rPr>
+                <w:rFonts w:ascii="IBM Plex Sans" w:hAnsi="IBM Plex Sans" w:cs="IBM Plex Sans" w:eastAsia="IBM Plex Sans"/>
+                <w:sz w:val="17"/>
+              </w:rPr>
+              <w:t xml:space="preserve">Implementado</w:t>
             </w:r>
           </w:p>
         </w:tc>
@@ -12360,7 +13259,7 @@
           <w:rFonts w:ascii="IBM Plex Sans" w:cs="IBM Plex Sans" w:eastAsia="IBM Plex Sans" w:hAnsi="IBM Plex Sans"/>
           <w:rtl w:val="0"/>
         </w:rPr>
-        <w:t>Barra con el estado del equipo del telar (conexión, tejido y conteo del sensor) y controles ▶, Pausa, Retroceder y Terminar trabajo (⏹), que actúan sobre los relés del Bloque A. No se implementa una parada de emergencia por software: esa función la conserva la botonera física del telar, que sigue operable en todo momento.</w:t>
+        <w:t>Barra con el estado del equipo del telar (conexión, tejido y conteo del sensor), el interruptor del control desde la página (solo sensado: apagado, la página no acciona la máquina y sigue mostrando lo que hace) y controles ▶, Pausa, Retroceder y Terminar trabajo (⏹), que actúan sobre los relés del Bloque A. No se implementa una parada de emergencia por software: esa función la conserva la botonera física del telar, que sigue operable en todo momento.</w:t>
       </w:r>
     </w:p>
     <w:p>
@@ -12476,6 +13375,100 @@
           <w:rtl w:val="0"/>
         </w:rPr>
         <w:t>Estadísticas de cada dibujo: veces tejido, pasadas, metros y horas de máquina (aproximadas hasta que se valide el conteo del sensor).</w:t>
+      </w:r>
+    </w:p>
+    <w:p>
+      <w:pPr>
+        <w:numPr>
+          <w:ilvl w:val="0"/>
+          <w:numId w:val="5"/>
+        </w:numPr>
+        <w:pBdr>
+          <w:top w:space="0" w:sz="0" w:val="nil"/>
+          <w:left w:space="0" w:sz="0" w:val="nil"/>
+          <w:bottom w:space="0" w:sz="0" w:val="nil"/>
+          <w:right w:space="0" w:sz="0" w:val="nil"/>
+          <w:between w:space="0" w:sz="0" w:val="nil"/>
+        </w:pBdr>
+        <w:spacing w:after="0" w:before="0" w:lineRule="auto"/>
+        <w:ind w:left="360" w:hanging="360"/>
+        <w:jc w:val="both"/>
+        <w:rPr>
+          <w:rFonts w:ascii="IBM Plex Sans" w:cs="IBM Plex Sans" w:eastAsia="IBM Plex Sans" w:hAnsi="IBM Plex Sans"/>
+        </w:rPr>
+      </w:pPr>
+      <w:r>
+        <w:rPr>
+          <w:rFonts w:ascii="IBM Plex Sans" w:cs="IBM Plex Sans" w:eastAsia="IBM Plex Sans" w:hAnsi="IBM Plex Sans"/>
+          <w:b w:val="1"/>
+          <w:bCs w:val="1"/>
+          <w:color w:val="000000"/>
+          <w:rtl w:val="0"/>
+        </w:rPr>
+        <w:t xml:space="preserve">Vista del cliente:</w:t>
+      </w:r>
+    </w:p>
+    <w:p>
+      <w:pPr>
+        <w:numPr>
+          <w:ilvl w:val="1"/>
+          <w:numId w:val="4"/>
+        </w:numPr>
+        <w:spacing w:before="0" w:lineRule="auto"/>
+        <w:ind w:left="720" w:hanging="360"/>
+        <w:jc w:val="both"/>
+        <w:rPr>
+          <w:rFonts w:ascii="IBM Plex Sans" w:cs="IBM Plex Sans" w:eastAsia="IBM Plex Sans" w:hAnsi="IBM Plex Sans"/>
+        </w:rPr>
+      </w:pPr>
+      <w:r>
+        <w:rPr>
+          <w:rFonts w:ascii="IBM Plex Sans" w:cs="IBM Plex Sans" w:eastAsia="IBM Plex Sans" w:hAnsi="IBM Plex Sans"/>
+          <w:rtl w:val="0"/>
+        </w:rPr>
+        <w:t xml:space="preserve">Se entra desde el ingreso con «Soy cliente: ver mi tejido» y la clave del tejido, sin usuario ni huella.</w:t>
+      </w:r>
+    </w:p>
+    <w:p>
+      <w:pPr>
+        <w:numPr>
+          <w:ilvl w:val="1"/>
+          <w:numId w:val="4"/>
+        </w:numPr>
+        <w:spacing w:before="0" w:lineRule="auto"/>
+        <w:ind w:left="720" w:hanging="360"/>
+        <w:jc w:val="both"/>
+        <w:rPr>
+          <w:rFonts w:ascii="IBM Plex Sans" w:cs="IBM Plex Sans" w:eastAsia="IBM Plex Sans" w:hAnsi="IBM Plex Sans"/>
+        </w:rPr>
+      </w:pPr>
+      <w:r>
+        <w:rPr>
+          <w:rFonts w:ascii="IBM Plex Sans" w:cs="IBM Plex Sans" w:eastAsia="IBM Plex Sans" w:hAnsi="IBM Plex Sans"/>
+          <w:rtl w:val="0"/>
+        </w:rPr>
+        <w:t xml:space="preserve">Muestra solo ese tejido: estado, fila y pasada, metros tejidos, avance del pedido, vista previa de la tela y producción. Se actualiza sola y no tiene ningún control.</w:t>
+      </w:r>
+    </w:p>
+    <w:p>
+      <w:pPr>
+        <w:numPr>
+          <w:ilvl w:val="1"/>
+          <w:numId w:val="4"/>
+        </w:numPr>
+        <w:spacing w:before="0" w:lineRule="auto"/>
+        <w:ind w:left="720" w:hanging="360"/>
+        <w:jc w:val="both"/>
+        <w:rPr>
+          <w:rFonts w:ascii="IBM Plex Sans" w:cs="IBM Plex Sans" w:eastAsia="IBM Plex Sans" w:hAnsi="IBM Plex Sans"/>
+        </w:rPr>
+      </w:pPr>
+      <w:r>
+        <w:rPr>
+          <w:rFonts w:ascii="IBM Plex Sans" w:cs="IBM Plex Sans" w:eastAsia="IBM Plex Sans" w:hAnsi="IBM Plex Sans"/>
+          <w:rtl w:val="0"/>
+        </w:rPr>
+        <w:t xml:space="preserve">La clave se genera, se cambia o se quita desde la ficha del dibujo, en el Editor.</w:t>
       </w:r>
     </w:p>
     <w:p>
@@ -13225,7 +14218,7 @@
                 <w:rFonts w:ascii="IBM Plex Sans" w:hAnsi="IBM Plex Sans" w:cs="IBM Plex Sans" w:eastAsia="IBM Plex Sans"/>
                 <w:sz w:val="17"/>
               </w:rPr>
-              <w:t>Almacena patrones, historial de producción, usuarios y registro de errores. El backend es el único que se conecta.</w:t>
+              <w:t>Almacena patrones, historial de producción, usuarios, claves de los clientes y registro de errores. El backend es el único que se conecta.</w:t>
             </w:r>
           </w:p>
         </w:tc>
@@ -13315,7 +14308,7 @@
                 <w:rFonts w:ascii="IBM Plex Sans" w:hAnsi="IBM Plex Sans" w:cs="IBM Plex Sans" w:eastAsia="IBM Plex Sans"/>
                 <w:sz w:val="17"/>
               </w:rPr>
-              <w:t>Ejecuta la aplicación web sin instalación previa. Requiere navegador con soporte de WebAuthn para el ingreso biométrico.</w:t>
+              <w:t>Ejecuta la aplicación web sin instalación previa. Requiere navegador con soporte de WebAuthn para el ingreso biométrico. La vista del cliente usa el mismo navegador y no necesita WebAuthn.</w:t>
             </w:r>
           </w:p>
         </w:tc>
@@ -13582,7 +14575,7 @@
           <w:rFonts w:ascii="IBM Plex Sans" w:cs="IBM Plex Sans" w:eastAsia="IBM Plex Sans" w:hAnsi="IBM Plex Sans"/>
           <w:rtl w:val="0"/>
         </w:rPr>
-        <w:t>El microcontrolador ESP32-WROOM-32 se comunica exclusivamente por Wi-Fi con el backend propio (Node.js/Express) mediante peticiones HTTP/REST en JSON: sondea GET /api/telares/8?origen=esp32 cada 2,5 s (8 es el id del telar en la base, TELAR_ID en el firmware) para conocer el estado deseado del telar, avisa los usos manuales de la botonera con POST /api/telares/8/evento-fisico y reporta fallas con POST /api/errores. El backend es el único intermediario entre el ESP32, la web y la base de datos PostgreSQL alojada en Neon; no se utiliza MQTT, WebSockets ni ningún broker intermedio en el stack actual.</w:t>
+        <w:t>El microcontrolador ESP32-WROOM-32 se comunica exclusivamente por Wi-Fi con el backend propio (Node.js/Express) mediante peticiones HTTP/REST en JSON: sondea GET /api/telares/8?origen=esp32 cada 2,5 s (8 es el id del telar en la base, TELAR_ID en el firmware) para conocer el estado deseado del telar y si el control desde la página está prendido, avisa los usos manuales de la botonera con POST /api/telares/8/evento-fisico y reporta fallas con POST /api/errores. El backend es el único intermediario entre el ESP32, la web y la base de datos PostgreSQL alojada en Neon; no se utiliza MQTT, WebSockets ni ningún broker intermedio en el stack actual.</w:t>
       </w:r>
     </w:p>
     <w:p>
@@ -18979,6 +19972,75 @@
           <w:rtl w:val="0"/>
         </w:rPr>
         <w:t>Tras usar “Volver Atrás” y acomodar el hilo manualmente, poder presionar “Play” y que el sistema retome el flujo exactamente desde ese punto restablecido.</w:t>
+      </w:r>
+    </w:p>
+    <w:p>
+      <w:pPr>
+        <w:pStyle w:val="Heading3"/>
+        <w:rPr>
+          <w:rFonts w:ascii="Questrial" w:cs="Questrial" w:eastAsia="Questrial" w:hAnsi="Questrial"/>
+        </w:rPr>
+      </w:pPr>
+      <w:r>
+        <w:rPr>
+          <w:rFonts w:ascii="Questrial" w:cs="Questrial" w:eastAsia="Questrial" w:hAnsi="Questrial"/>
+          <w:rtl w:val="0"/>
+        </w:rPr>
+        <w:t xml:space="preserve">Épica 5: Supervisión sin control y acceso de los clientes (sumada en la Etapa 07)</w:t>
+      </w:r>
+    </w:p>
+    <w:p>
+      <w:pPr>
+        <w:numPr>
+          <w:ilvl w:val="0"/>
+          <w:numId w:val="12"/>
+        </w:numPr>
+        <w:ind w:left="720" w:hanging="360"/>
+        <w:jc w:val="both"/>
+        <w:rPr/>
+      </w:pPr>
+      <w:r>
+        <w:rPr>
+          <w:rFonts w:ascii="IBM Plex Sans" w:cs="IBM Plex Sans" w:eastAsia="IBM Plex Sans" w:hAnsi="IBM Plex Sans"/>
+          <w:b w:val="1"/>
+          <w:bCs w:val="1"/>
+          <w:rtl w:val="0"/>
+        </w:rPr>
+        <w:t xml:space="preserve">PB-5.1 Solo sensado: </w:t>
+      </w:r>
+      <w:r>
+        <w:rPr>
+          <w:rFonts w:ascii="IBM Plex Sans" w:cs="IBM Plex Sans" w:eastAsia="IBM Plex Sans" w:hAnsi="IBM Plex Sans"/>
+          <w:rtl w:val="0"/>
+        </w:rPr>
+        <w:t xml:space="preserve">Un interruptor que apaga el control del telar desde la página, para manejar la máquina solo con su botonera sin perder el seguimiento del tejido.</w:t>
+      </w:r>
+    </w:p>
+    <w:p>
+      <w:pPr>
+        <w:numPr>
+          <w:ilvl w:val="0"/>
+          <w:numId w:val="12"/>
+        </w:numPr>
+        <w:ind w:left="720" w:hanging="360"/>
+        <w:jc w:val="both"/>
+        <w:rPr/>
+      </w:pPr>
+      <w:r>
+        <w:rPr>
+          <w:rFonts w:ascii="IBM Plex Sans" w:cs="IBM Plex Sans" w:eastAsia="IBM Plex Sans" w:hAnsi="IBM Plex Sans"/>
+          <w:b w:val="1"/>
+          <w:bCs w:val="1"/>
+          <w:rtl w:val="0"/>
+        </w:rPr>
+        <w:t xml:space="preserve">PB-5.2 Vista para clientes: </w:t>
+      </w:r>
+      <w:r>
+        <w:rPr>
+          <w:rFonts w:ascii="IBM Plex Sans" w:cs="IBM Plex Sans" w:eastAsia="IBM Plex Sans" w:hAnsi="IBM Plex Sans"/>
+          <w:rtl w:val="0"/>
+        </w:rPr>
+        <w:t xml:space="preserve">Una clave por tejido para que el cliente vea cómo va su pedido desde el celular, en solo lectura.</w:t>
       </w:r>
     </w:p>
     <w:p>

--- a/documentacion_proyecto/Documentación_de_Proyecto.docx
+++ b/documentacion_proyecto/Documentación_de_Proyecto.docx
@@ -1062,6 +1062,96 @@
                 <w:sz w:val="17"/>
               </w:rPr>
               <w:t xml:space="preserve">Actualización con el avance de septiembre y octubre: el Nivel 1 quedó instalado y probado en el telar (19/09/2026); el telar tiene cuatro bobinas de selección, no seis; el Bloque D pasa al relé OptoMOS LCA110, con la conexión final en el lugar de cada lector óptico; el sensor de pasada y el relé de selección se probaron en protoboard (10/10/2026); el editor lleva una sola bobina por fila, con intercalados por grupos de filas, la ficha del dibujo con el hilado y la ficha técnica en PDF renovada; el sensado de la botonera pasa a una plaqueta impresa propia y el firmware descarta los avisos del encendido del telar; y se revisó todo el documento contra el sistema actual.</w:t>
+            </w:r>
+          </w:p>
+        </w:tc>
+      </w:tr>
+      <w:tr>
+        <w:tc>
+          <w:tcPr>
+            <w:tcW w:type="dxa" w:w="2209"/>
+          </w:tcPr>
+          <w:p>
+            <w:pPr>
+              <w:jc w:val="both"/>
+            </w:pPr>
+            <w:r>
+              <w:rPr>
+                <w:rFonts w:ascii="IBM Plex Sans" w:hAnsi="IBM Plex Sans" w:cs="IBM Plex Sans" w:eastAsia="IBM Plex Sans"/>
+              </w:rPr>
+            </w:r>
+            <w:r>
+              <w:rPr>
+                <w:rFonts w:ascii="IBM Plex Sans" w:hAnsi="IBM Plex Sans" w:cs="IBM Plex Sans" w:eastAsia="IBM Plex Sans"/>
+                <w:sz w:val="17"/>
+              </w:rPr>
+              <w:t xml:space="preserve">5.1</w:t>
+            </w:r>
+          </w:p>
+        </w:tc>
+        <w:tc>
+          <w:tcPr>
+            <w:tcW w:type="dxa" w:w="2209"/>
+          </w:tcPr>
+          <w:p>
+            <w:pPr>
+              <w:jc w:val="both"/>
+            </w:pPr>
+            <w:r>
+              <w:rPr>
+                <w:rFonts w:ascii="IBM Plex Sans" w:hAnsi="IBM Plex Sans" w:cs="IBM Plex Sans" w:eastAsia="IBM Plex Sans"/>
+              </w:rPr>
+            </w:r>
+            <w:r>
+              <w:rPr>
+                <w:rFonts w:ascii="IBM Plex Sans" w:hAnsi="IBM Plex Sans" w:cs="IBM Plex Sans" w:eastAsia="IBM Plex Sans"/>
+                <w:sz w:val="17"/>
+              </w:rPr>
+              <w:t xml:space="preserve">20 de octubre de 2026</w:t>
+            </w:r>
+          </w:p>
+        </w:tc>
+        <w:tc>
+          <w:tcPr>
+            <w:tcW w:type="dxa" w:w="2209"/>
+          </w:tcPr>
+          <w:p>
+            <w:pPr>
+              <w:jc w:val="both"/>
+            </w:pPr>
+            <w:r>
+              <w:rPr>
+                <w:rFonts w:ascii="IBM Plex Sans" w:hAnsi="IBM Plex Sans" w:cs="IBM Plex Sans" w:eastAsia="IBM Plex Sans"/>
+              </w:rPr>
+            </w:r>
+            <w:r>
+              <w:rPr>
+                <w:rFonts w:ascii="IBM Plex Sans" w:hAnsi="IBM Plex Sans" w:cs="IBM Plex Sans" w:eastAsia="IBM Plex Sans"/>
+                <w:sz w:val="17"/>
+              </w:rPr>
+              <w:t xml:space="preserve">Equipo de Proyecto (7mo Informática, Instituto Leonardo Murialdo)</w:t>
+            </w:r>
+          </w:p>
+        </w:tc>
+        <w:tc>
+          <w:tcPr>
+            <w:tcW w:type="dxa" w:w="2209"/>
+          </w:tcPr>
+          <w:p>
+            <w:pPr>
+              <w:jc w:val="both"/>
+            </w:pPr>
+            <w:r>
+              <w:rPr>
+                <w:rFonts w:ascii="IBM Plex Sans" w:hAnsi="IBM Plex Sans" w:cs="IBM Plex Sans" w:eastAsia="IBM Plex Sans"/>
+              </w:rPr>
+            </w:r>
+            <w:r>
+              <w:rPr>
+                <w:rFonts w:ascii="IBM Plex Sans" w:hAnsi="IBM Plex Sans" w:cs="IBM Plex Sans" w:eastAsia="IBM Plex Sans"/>
+                <w:sz w:val="17"/>
+              </w:rPr>
+              <w:t xml:space="preserve">Se reorganiza el cronograma (166 tareas: la instalación del Nivel 2 en la Etapa 07 y la presentación a los profesores, el 04/11/2026, en la Etapa 08); se fija el valor por hora de Electrónica (30 USD) y de Multimedios (27 USD) y se recalcula la estimación económica; y se suman dos funciones de la aplicación: el modo solo sensado (RF11) y la vista de solo lectura para los clientes, con una clave por tejido (RF12, Épica 5 y la tabla accesos_cliente del modelo de datos).</w:t>
             </w:r>
           </w:p>
         </w:tc>

--- a/documentacion_proyecto/Documentación_de_Proyecto.docx
+++ b/documentacion_proyecto/Documentación_de_Proyecto.docx
@@ -7787,7 +7787,7 @@
                 <w:rFonts w:ascii="IBM Plex Sans" w:hAnsi="IBM Plex Sans" w:cs="IBM Plex Sans" w:eastAsia="IBM Plex Sans"/>
                 <w:sz w:val="18"/>
               </w:rPr>
-              <w:t>Define qué dibujos se tejen y valida la producción. Usa la biblioteca para elegir el patrón y la consola de inicio para verificar el avance.</w:t>
+              <w:t>Define qué dibujos se tejen y valida la producción. Usa la biblioteca para elegir el dibujo, y el editor y las estadísticas de la biblioteca para verificar el avance.</w:t>
             </w:r>
           </w:p>
         </w:tc>
@@ -7992,6 +7992,74 @@
                 <w:sz w:val="18"/>
               </w:rPr>
               <w:t>Mantiene el software y el firmware, aplica las migraciones de base de datos y ejecuta el plan de respaldo y recuperación.</w:t>
+            </w:r>
+          </w:p>
+        </w:tc>
+      </w:tr>
+      <w:tr>
+        <w:tc>
+          <w:tcPr>
+            <w:tcW w:type="dxa" w:w="2946"/>
+          </w:tcPr>
+          <w:p>
+            <w:pPr>
+              <w:jc w:val="both"/>
+            </w:pPr>
+            <w:r>
+              <w:rPr>
+                <w:rFonts w:ascii="IBM Plex Sans" w:hAnsi="IBM Plex Sans" w:cs="IBM Plex Sans" w:eastAsia="IBM Plex Sans"/>
+              </w:rPr>
+            </w:r>
+            <w:r>
+              <w:rPr>
+                <w:rFonts w:ascii="IBM Plex Sans" w:hAnsi="IBM Plex Sans" w:cs="IBM Plex Sans" w:eastAsia="IBM Plex Sans"/>
+                <w:sz w:val="18"/>
+              </w:rPr>
+              <w:t xml:space="preserve">Cliente de la fábrica</w:t>
+            </w:r>
+          </w:p>
+        </w:tc>
+        <w:tc>
+          <w:tcPr>
+            <w:tcW w:type="dxa" w:w="2946"/>
+          </w:tcPr>
+          <w:p>
+            <w:pPr>
+              <w:jc w:val="both"/>
+            </w:pPr>
+            <w:r>
+              <w:rPr>
+                <w:rFonts w:ascii="IBM Plex Sans" w:hAnsi="IBM Plex Sans" w:cs="IBM Plex Sans" w:eastAsia="IBM Plex Sans"/>
+              </w:rPr>
+            </w:r>
+            <w:r>
+              <w:rPr>
+                <w:rFonts w:ascii="IBM Plex Sans" w:hAnsi="IBM Plex Sans" w:cs="IBM Plex Sans" w:eastAsia="IBM Plex Sans"/>
+                <w:sz w:val="18"/>
+              </w:rPr>
+              <w:t xml:space="preserve">Ninguna en particular: usa el navegador del celular o de la computadora, sin instalar nada ni registrarse.</w:t>
+            </w:r>
+          </w:p>
+        </w:tc>
+        <w:tc>
+          <w:tcPr>
+            <w:tcW w:type="dxa" w:w="2946"/>
+          </w:tcPr>
+          <w:p>
+            <w:pPr>
+              <w:jc w:val="both"/>
+            </w:pPr>
+            <w:r>
+              <w:rPr>
+                <w:rFonts w:ascii="IBM Plex Sans" w:hAnsi="IBM Plex Sans" w:cs="IBM Plex Sans" w:eastAsia="IBM Plex Sans"/>
+              </w:rPr>
+            </w:r>
+            <w:r>
+              <w:rPr>
+                <w:rFonts w:ascii="IBM Plex Sans" w:hAnsi="IBM Plex Sans" w:cs="IBM Plex Sans" w:eastAsia="IBM Plex Sans"/>
+                <w:sz w:val="18"/>
+              </w:rPr>
+              <w:t xml:space="preserve">Entra con la clave de su tejido, que le pasa la fábrica, y mira cómo va: si se está tejiendo, el avance de su pedido, los metros y la vista previa de la tela. No tiene usuario ni ningún control del telar.</w:t>
             </w:r>
           </w:p>
         </w:tc>

--- a/documentacion_proyecto/Documentación_de_Proyecto.docx
+++ b/documentacion_proyecto/Documentación_de_Proyecto.docx
@@ -1151,7 +1151,7 @@
                 <w:rFonts w:ascii="IBM Plex Sans" w:hAnsi="IBM Plex Sans" w:cs="IBM Plex Sans" w:eastAsia="IBM Plex Sans"/>
                 <w:sz w:val="17"/>
               </w:rPr>
-              <w:t xml:space="preserve">Se reorganiza el cronograma (166 tareas: la instalación del Nivel 2 en la Etapa 07 y la presentación a los profesores, el 04/11/2026, en la Etapa 08); se fija el valor por hora de Electrónica (30 USD) y de Multimedios (27 USD) y se recalcula la estimación económica; y se suman dos funciones de la aplicación: el modo solo sensado (RF11) y la vista de solo lectura para los clientes, con una clave por tejido (RF12, Épica 5 y la tabla accesos_cliente del modelo de datos).</w:t>
+              <w:t xml:space="preserve">Se reorganiza el cronograma (169 tareas y 643 horas: la instalación del Nivel 2 en la Etapa 07, con las dos funciones nuevas, y la presentación a los profesores, el 04/11/2026, en la Etapa 08); se fija el valor por hora de Electrónica (30 USD) y de Multimedios (27 USD) y se recalcula la estimación económica; se registra la prueba del 17/10/2026 en el telar (el sensor de pasada y el primer canal del Nivel 2, en protoboard); y se suman dos funciones de la aplicación: el modo solo sensado (RF11) y la vista de solo lectura para los clientes, con una clave por tejido (RF12, Épica 5 y la tabla accesos_cliente del modelo de datos).</w:t>
             </w:r>
           </w:p>
         </w:tc>
@@ -2166,7 +2166,7 @@
           <w:bCs w:val="1"/>
           <w:rtl w:val="0"/>
         </w:rPr>
-        <w:t>Nivel 2 (Evolución por Marcos, intervención de las bobinas de selección): Etapa en desarrollo orientada al control directo de la calada y selección de tramas. Tras la inspección real del telar (Vamatex C 201, matrícula 1104, revisado en 1989 según su placa de datos) se confirmó que la máquina ya trabaja por grupos de marcos mediante una cinta de papel perforada angosta que acciona palancas de selección (no hilo por hilo), con un máximo confirmado de 8 matrices simultáneas, por lo que esta etapa reemplaza esa función. Se descartaron los actuadores rotativos evaluados inicialmente porque no soportan la carga cíclica, la vibración ni la pelusa del telar real, y no aprovechaban las bobinas que la máquina ya tiene; se optó por ir directo al retrofit definitivo con la intervención de las 4 bobinas de selección que el telar ya tiene instaladas y en funcionamiento. Trabajan con 24 V en corriente alterna, dato confirmado con el dueño de la fábrica el 03/09/26, y hoy reciben su señal desde el lector óptico de la cinta a través de unas plaquetas alojadas en la caja del telar. El punto de intervención es el propio lector óptico, no la bobina: según explicó el dueño de la fábrica, cada lector se corta con una llave, de modo que en lugar de que el papel interrumpa el haz lo haga un interruptor electrónico que entrega un 1 o un 0. El sistema conmuta entonces la señal del lector mediante relés OptoMOS LCA110 comandados desde los GPIO del ESP32 (con una resistencia de 330 Ω cada uno), uno por lector, con lo que las plaquetas del telar quedan intactas y la corriente a manejar es mucho menor. La elección del componente no es indiferente: un relé mecánico no soportaría el régimen de trabajo. Los telares de rapier de esta generación trabajan 300 pasadas por minuto, dato confirmado con el dueño de la fábrica el 06/09/26, lo que da 5 conmutaciones por segundo y unas 180.000 en una jornada de 10 horas, frente a las 100.000 de vida útil de un relé común. Tampoco sirve un optoacoplador de fototransistor como el PC817, que conduce en un solo sentido y con corriente alterna dejaría pasar medio ciclo. El circuito se probó en protoboard el 10/10/2026 y se está armando la plaqueta para la prueba en la máquina. Antes de conectar los relés hay que medir en el telar la alimentación y la señal de un lector óptico (ver Guía de mediciones y verificaciones): la alimentación define la resistencia de protección de cada canal.</w:t>
+        <w:t>Nivel 2 (Evolución por Marcos, intervención de las bobinas de selección): Etapa en desarrollo orientada al control directo de la calada y selección de tramas. Tras la inspección real del telar (Vamatex C 201, matrícula 1104, revisado en 1989 según su placa de datos) se confirmó que la máquina ya trabaja por grupos de marcos mediante una cinta de papel perforada angosta que acciona palancas de selección (no hilo por hilo), con un máximo confirmado de 8 matrices simultáneas, por lo que esta etapa reemplaza esa función. Se descartaron los actuadores rotativos evaluados inicialmente porque no soportan la carga cíclica, la vibración ni la pelusa del telar real, y no aprovechaban las bobinas que la máquina ya tiene; se optó por ir directo al retrofit definitivo con la intervención de las 4 bobinas de selección que el telar ya tiene instaladas y en funcionamiento. Trabajan con 24 V en corriente alterna, dato confirmado con el dueño de la fábrica el 03/09/26, y hoy reciben su señal desde el lector óptico de la cinta a través de unas plaquetas alojadas en la caja del telar. El punto de intervención es el propio lector óptico, no la bobina: según explicó el dueño de la fábrica, cada lector se corta con una llave, de modo que en lugar de que el papel interrumpa el haz lo haga un interruptor electrónico que entrega un 1 o un 0. El sistema conmuta entonces la señal del lector mediante relés OptoMOS LCA110 comandados desde los GPIO del ESP32 (con una resistencia de 330 Ω cada uno), uno por lector, con lo que las plaquetas del telar quedan intactas y la corriente a manejar es mucho menor. La elección del componente no es indiferente: un relé mecánico no soportaría el régimen de trabajo. Los telares de rapier de esta generación trabajan 300 pasadas por minuto, dato confirmado con el dueño de la fábrica el 06/09/26, lo que da 5 conmutaciones por segundo y unas 180.000 en una jornada de 10 horas, frente a las 100.000 de vida útil de un relé común. Tampoco sirve un optoacoplador de fototransistor como el PC817, que conduce en un solo sentido y con corriente alterna dejaría pasar medio ciclo. El circuito se probó en protoboard el 10/10/2026, y el 17/10/2026 en la máquina, todavía en protoboard: la alimentación del lector óptico dio entre 15 y 30 V, lo que define la resistencia de protección de 470 Ω 3 W para cada canal (ver Guía de mediciones y verificaciones); el sensor de pasada quedó conectado y calibrado, y el primer canal, con el relé en el lugar del lector, seleccionó bien. Faltan los otros tres canales y las plaquetas soldadas, que se están armando para la instalación definitiva.</w:t>
       </w:r>
     </w:p>
     <w:p>
@@ -16028,7 +16028,7 @@
                 <w:rFonts w:ascii="IBM Plex Sans" w:hAnsi="IBM Plex Sans" w:cs="IBM Plex Sans" w:eastAsia="IBM Plex Sans"/>
                 <w:sz w:val="17"/>
               </w:rPr>
-              <w:t>El telar sigue tomando el patrón de su cinta de papel perforada. El sistema todavía no comanda las bobinas de selección: el 10/10/2026 el circuito se probó en protoboard y funcionó, y se está haciendo la plaqueta para la prueba en la máquina.</w:t>
+              <w:t>El telar sigue tomando el dibujo de su cinta de papel perforada. El sistema todavía no comanda las cuatro bobinas de selección: el 17/10/2026 se probó en la máquina el primer canal, en protoboard, y seleccionó bien, y se están haciendo las plaquetas para conectar los cuatro.</w:t>
             </w:r>
           </w:p>
         </w:tc>
@@ -16050,7 +16050,7 @@
                 <w:rFonts w:ascii="IBM Plex Sans" w:hAnsi="IBM Plex Sans" w:cs="IBM Plex Sans" w:eastAsia="IBM Plex Sans"/>
                 <w:sz w:val="17"/>
               </w:rPr>
-              <w:t>El punto de intervención ya está definido (la señal de cada lector óptico). Falta medir la salida de un lector y armar y probar los Bloques C y D.</w:t>
+              <w:t>El punto de intervención ya está definido (la señal de cada lector óptico) y su alimentación ya se midió (entre 15 y 30 V, el 17/10/2026). Faltan los otros tres canales, las plaquetas soldadas y la instalación del gabinete.</w:t>
             </w:r>
           </w:p>
         </w:tc>
@@ -16141,7 +16141,7 @@
               <w:jc w:val="both"/>
             </w:pPr>
             <w:r>
-              <w:t>Su punto de montaje quedó definido el 10/09/2026, sobre un eje que da una vuelta por pasada; el 10/10/2026 se probó en protoboard con el ESP32 y funcionó. Hasta que el sensor se conecte al Nivel 2 en la máquina y se valide su conteo, el avance es una estimación por tiempo.</w:t>
+              <w:t>Su punto de montaje quedó definido el 10/09/2026, sobre un eje que da una vuelta por pasada; el 10/10/2026 se probó en protoboard con el ESP32 y funcionó, y el 17/10/2026 se conectó y se calibró en la máquina, donde cuenta las pasadas. Hasta que se valide su conteo contra el contador mecánico del telar y se instale el Nivel 2, el avance es una estimación por tiempo.</w:t>
             </w:r>
           </w:p>
         </w:tc>
@@ -19117,7 +19117,7 @@
               <w:rPr>
                 <w:rFonts w:ascii="IBM Plex Sans" w:hAnsi="IBM Plex Sans" w:cs="IBM Plex Sans" w:eastAsia="IBM Plex Sans"/>
               </w:rPr>
-              <w:t xml:space="preserve">Resistencias por canal: 330 Ω y 10 kΩ del lado del ESP32; de protección (220 Ω 2 W o 470 Ω 3 W) y 10 kΩ ½ W del lado del telar</w:t>
+              <w:t xml:space="preserve">Resistencias por canal: 330 Ω y 10 kΩ del lado del ESP32; de protección de 470 Ω 3 W (el lector se alimenta con 15 a 30 V) y 10 kΩ ½ W del lado del telar</w:t>
             </w:r>
           </w:p>
         </w:tc>
@@ -19234,7 +19234,7 @@
           <w:sz w:val="22"/>
           <w:rtl w:val="0"/>
         </w:rPr>
-        <w:t>El cronograma completo del proyecto se organiza en ocho etapas de trabajo, desde la definición inicial hasta la presentación final, con un total de 166 tareas distribuidas entre los integrantes del equipo. La figura siguiente resume las etapas, su cantidad de tareas y sus fechas de inicio y cierre.</w:t>
+        <w:t>El cronograma completo del proyecto se organiza en ocho etapas de trabajo, desde la definición inicial hasta la presentación final, con un total de 169 tareas distribuidas entre los integrantes del equipo. La figura siguiente resume las etapas, su cantidad de tareas y sus fechas de inicio y cierre.</w:t>
       </w:r>
     </w:p>
     <w:p>
@@ -19323,7 +19323,7 @@
           <w:rFonts w:ascii="IBM Plex Sans" w:cs="IBM Plex Sans" w:eastAsia="IBM Plex Sans" w:hAnsi="IBM Plex Sans"/>
           <w:rtl w:val="0"/>
         </w:rPr>
-        <w:t>El cronograma real del proyecto (Gantt_2026 - Automatizacion de Telar Industrial.xlsx) comenzó el 16/03/2026 y proyecta su cierre el 14/11/2026 (243 días corridos), organizado en 8 etapas de trabajo. El cronograma completo, con las 166 tareas, sus responsables y sus dependencias, se mantiene en esa planilla, disponible en la carpeta compartida del equipo. Estado de avance a la fecha de esta versión de la documentación:</w:t>
+        <w:t>El cronograma real del proyecto (Gantt_2026 - Automatizacion de Telar Industrial.xlsx) comenzó el 16/03/2026 y proyecta su cierre el 14/11/2026 (243 días corridos), organizado en 8 etapas de trabajo. El cronograma completo, con las 169 tareas, sus responsables y sus dependencias, se mantiene en esa planilla, disponible en la carpeta compartida del equipo. Estado de avance a la fecha de esta versión de la documentación:</w:t>
       </w:r>
     </w:p>
     <w:p>
@@ -19434,7 +19434,7 @@
               <w:rFonts w:ascii="IBM Plex Sans" w:cs="IBM Plex Sans" w:eastAsia="IBM Plex Sans" w:hAnsi="IBM Plex Sans"/>
               <w:rtl w:val="0"/>
             </w:rPr>
-            <w:t xml:space="preserve">Etapa 07, Plaquetas soldadas e instalación del Nivel 2 en el telar: las cinco plaquetas soldadas, la instalación del gabinete, la medición de los lectores, el sensor de pasada y los relés LCA110 en la máquina, la prueba integral y el período de prueba. Etapa 08, Cierre del proyecto y presentación final: la presentación a los profesores (04/11/2026), la prueba con un trabajador de la fábrica, el video de entrevista al cliente, la entrega al cliente y la presentación final en la Expo (14/11/2026).</w:t>
+            <w:t xml:space="preserve">Etapa 07, Plaquetas soldadas e instalación del Nivel 2 en el telar: las cinco plaquetas soldadas, la instalación del gabinete, la medición de los lectores, el sensor de pasada y los relés LCA110 en la máquina, la prueba integral y el período de prueba. El 17/10/2026 se hicieron, en protoboard, la medición del lector (entre 15 y 30 V), la conexión y la calibración del sensor de pasada y el primer canal de los relés LCA110, que seleccionó bien; y el 20/10/2026 se sumaron el modo solo sensado y la vista para los clientes. Etapa 08, Cierre del proyecto y presentación final: la presentación a los profesores (04/11/2026), la prueba con un trabajador de la fábrica, el video de entrevista al cliente, la entrega al cliente y la presentación final en la Expo (14/11/2026).</w:t>
           </w:r>
         </w:sdtContent>
       </w:sdt>
@@ -19567,7 +19567,7 @@
           <w:rFonts w:ascii="IBM Plex Sans" w:cs="IBM Plex Sans" w:eastAsia="IBM Plex Sans" w:hAnsi="IBM Plex Sans"/>
           <w:rtl w:val="0"/>
         </w:rPr>
-        <w:t>Desarrollo del firmware del nodo ESP32 en C++: Nivel 1 (relés de Marcha, Pausa y Retroceder, instalado y probado en el telar el 19/09/2026) y Nivel 2 (control de las bobinas de selección: probado en protoboard el 10/10/2026; las plaquetas soldadas y la medición del lector siguen en la Etapa 07). Alta del login biométrico WebAuthn y protecciones eléctricas del BOM.</w:t>
+        <w:t>Desarrollo del firmware del nodo ESP32 en C++: Nivel 1 (relés de Marcha, Pausa y Retroceder, instalado y probado en el telar el 19/09/2026) y Nivel 2 (control de las bobinas de selección: probado en protoboard el 10/10/2026; las plaquetas soldadas y la instalación siguen en la Etapa 07, donde el 17/10/2026 se midió el lector y se probó en la máquina el primer canal). Alta del login biométrico WebAuthn y protecciones eléctricas del BOM.</w:t>
       </w:r>
     </w:p>
     <w:p>
@@ -22130,7 +22130,7 @@
           <w:rFonts w:ascii="IBM Plex Sans" w:cs="IBM Plex Sans" w:eastAsia="IBM Plex Sans" w:hAnsi="IBM Plex Sans"/>
           <w:rtl w:val="0"/>
         </w:rPr>
-        <w:t>El presupuesto se organiza en cuatro bloques de compra y confirma que toda la arquitectura de software seleccionada es de uso libre, con costo de licenciamiento mensual de $0. Los valores corresponden a la revisión del 19/10/2026 y se mantienen actualizados en la planilla del equipo (Lista_de_componentes_Control_Trama.xlsx y Estimacion_Costos_Ganancia_Contrato_v4.docx).</w:t>
+        <w:t>El presupuesto se organiza en cuatro bloques de compra y confirma que toda la arquitectura de software seleccionada es de uso libre, con costo de licenciamiento mensual de $0. Los valores corresponden a la revisión del 20/10/2026 y se mantienen actualizados en la planilla del equipo (Lista_de_componentes_Control_Trama.xlsx y Estimacion_Costos_Ganancia_Contrato_v4.docx).</w:t>
       </w:r>
     </w:p>
     <w:p>
@@ -22223,7 +22223,7 @@
           <w:bCs w:val="1"/>
           <w:rtl w:val="0"/>
         </w:rPr>
-        <w:t>Los componentes efectivamente adquiridos para el Bloque A suman $73.653, a los que se agregan $13.950 del Bloque C y $34.536 del Bloque D, totalizando $122.139 en materiales. Sumando los gastos operativos de $109.675 y el valor del trabajo del equipo, valuado en $31.325.190 según las tarifas del proyecto, el costo total asciende a $31.557.004. Aplicando el margen del 25 % previsto, el presupuesto final es de $39.446.255, con una ganancia proyectada de $7.889.251.</w:t>
+        <w:t>Los componentes efectivamente adquiridos para el Bloque A suman $73.653, a los que se agregan $13.950 del Bloque C y $34.536 del Bloque D, totalizando $122.139 en materiales. Sumando los gastos operativos de $109.675 y el valor del trabajo del equipo, valuado en $31.844.539 según las tarifas del proyecto, el costo total asciende a $32.076.353. Aplicando el margen del 25 % previsto, el presupuesto final es de $40.095.441, con una ganancia proyectada de $8.019.088.</w:t>
       </w:r>
     </w:p>
     <w:tbl>
@@ -22646,7 +22646,7 @@
                 <w:rFonts w:ascii="IBM Plex Sans" w:cs="IBM Plex Sans" w:eastAsia="IBM Plex Sans" w:hAnsi="IBM Plex Sans"/>
                 <w:rtl w:val="0"/>
               </w:rPr>
-              <w:t>Recién después de medir (tarea 5.9)</w:t>
+              <w:t>Después de medir (medido el 17/10)</w:t>
             </w:r>
           </w:p>
         </w:tc>
@@ -22683,7 +22683,7 @@
                 <w:rFonts w:ascii="IBM Plex Sans" w:hAnsi="IBM Plex Sans"/>
                 <w:sz w:val="17"/>
               </w:rPr>
-              <w:t>$34.536 (a completar tras medir la salida del lector óptico)</w:t>
+              <w:t>$34.536 (faltan dos precios de la lista)</w:t>
             </w:r>
           </w:p>
         </w:tc>
@@ -22823,7 +22823,7 @@
         <w:rPr>
           <w:rFonts w:ascii="IBM Plex Sans" w:hAnsi="IBM Plex Sans" w:cs="IBM Plex Sans" w:eastAsia="IBM Plex Sans"/>
         </w:rPr>
-        <w:t>La estructura de costos muestra que el 99,3 % corresponde al trabajo del equipo y solo el 0,7 % ($231.814, materiales y gastos operativos) a dinero efectivamente desembolsado. Orden de compra recomendado: (1) Bloque A, ya adquirido e instalado en el telar; (2) la medición del lector óptico en el telar; y (3) lo que falta de los Bloques C y D (el sensor ya se compró y el relé LCA110 se probó en protoboard), cuya resistencia de protección depende de esa medición. La planilla completa, con el detalle por ítem y los precios de referencia, se mantiene en el archivo Lista_de_componentes_Control_Trama.xlsx de la carpeta compartida del equipo.</w:t>
+        <w:t>La estructura de costos muestra que el 99,3 % corresponde al trabajo del equipo y solo el 0,7 % ($231.814, materiales y gastos operativos) a dinero efectivamente desembolsado. Orden de compra recomendado: (1) Bloque A, ya adquirido e instalado en el telar; (2) la medición del lector óptico en el telar, hecha el 17/10/2026 (entre 15 y 30 V); y (3) lo que falta de los Bloques C y D (el sensor ya se compró y el relé LCA110 se probó en la máquina), con la resistencia de protección de 470 Ω 3 W que fijó esa medición. La planilla completa, con el detalle por ítem y los precios de referencia, se mantiene en el archivo Lista_de_componentes_Control_Trama.xlsx de la carpeta compartida del equipo.</w:t>
       </w:r>
       <w:r>
         <w:rPr>
@@ -23548,7 +23548,7 @@
           <w:rFonts w:ascii="IBM Plex Sans" w:cs="IBM Plex Sans" w:eastAsia="IBM Plex Sans" w:hAnsi="IBM Plex Sans"/>
           <w:rtl w:val="0"/>
         </w:rPr>
-        <w:t>El tiempo de ejecución para el Nivel 1 (MVP de arranque y pausa remotos, ya validado con relés en el telar real) corresponde a la Etapa 04 del Gantt, del 06/07/2026 al 24/09/2026. El desarrollo del Nivel 2 (control de las bobinas de selección) corresponde a la Etapa 05, del 17/07/2026 al 16/10/2026, y su instalación en la máquina a la Etapa 07, del 10/10/2026 al 05/11/2026. Las dos etapas se solapan a propósito y no son secuenciales: mientras el Nivel 1 se instala y se valida en la máquina, el Nivel 2 avanza en diseño, mediciones y desarrollo de firmware, actividades que no requieren detener el telar. La instalación efectiva del Nivel 2 en la máquina parte del Nivel 1 ya validado en el telar (19/09/2026), con la medición del lector óptico como primer paso obligatorio antes de conectar los relés LCA110. Fechas de hitos específicos según el cronograma: Gantt_2026 - Automatizacion de Telar Industrial.xlsx (inicio de proyecto 16/03/2026, cierre previsto 14/11/2026).</w:t>
+        <w:t>El tiempo de ejecución para el Nivel 1 (MVP de arranque y pausa remotos, ya validado con relés en el telar real) corresponde a la Etapa 04 del Gantt, del 06/07/2026 al 24/09/2026. El desarrollo del Nivel 2 (control de las bobinas de selección) corresponde a la Etapa 05, del 17/07/2026 al 16/10/2026, y su instalación en la máquina a la Etapa 07, del 10/10/2026 al 05/11/2026. Las dos etapas se solapan a propósito y no son secuenciales: mientras el Nivel 1 se instala y se valida en la máquina, el Nivel 2 avanza en diseño, mediciones y desarrollo de firmware, actividades que no requieren detener el telar. La instalación efectiva del Nivel 2 en la máquina parte del Nivel 1 ya validado en el telar (19/09/2026), con la medición del lector óptico como primer paso obligatorio antes de conectar los relés LCA110 (hecha el 17/10/2026, con el primer canal ya probado en la máquina). Fechas de hitos específicos según el cronograma: Gantt_2026 - Automatizacion de Telar Industrial.xlsx (inicio de proyecto 16/03/2026, cierre previsto 14/11/2026).</w:t>
       </w:r>
     </w:p>
     <w:p>

--- a/documentacion_proyecto/Documentación_de_Proyecto.docx
+++ b/documentacion_proyecto/Documentación_de_Proyecto.docx
@@ -470,6 +470,7 @@
     <w:p>
       <w:pPr>
         <w:pStyle w:val="Heading1"/>
+        <w:keepNext/>
         <w:spacing w:after="240" w:before="480" w:lineRule="auto"/>
         <w:rPr>
           <w:rFonts w:ascii="Questrial" w:cs="Questrial" w:eastAsia="Questrial" w:hAnsi="Questrial"/>
@@ -521,15 +522,19 @@
         <w:tblLook w:val="04A0"/>
       </w:tblPr>
       <w:tblGrid>
-        <w:gridCol w:w="2209"/>
-        <w:gridCol w:w="2209"/>
-        <w:gridCol w:w="2209"/>
-        <w:gridCol w:w="2209"/>
+        <w:gridCol w:w="1200"/>
+        <w:gridCol w:w="1400"/>
+        <w:gridCol w:w="1800"/>
+        <w:gridCol w:w="4428"/>
       </w:tblGrid>
       <w:tr>
-        <w:tc>
-          <w:tcPr>
-            <w:tcW w:type="dxa" w:w="2209"/>
+        <w:trPr>
+          <w:cantSplit/>
+          <w:tblHeader/>
+        </w:trPr>
+        <w:tc>
+          <w:tcPr>
+            <w:tcW w:type="dxa" w:w="1200"/>
             <w:shd w:fill="1E3A5F"/>
           </w:tcPr>
           <w:p>
@@ -551,7 +556,7 @@
         </w:tc>
         <w:tc>
           <w:tcPr>
-            <w:tcW w:type="dxa" w:w="2209"/>
+            <w:tcW w:type="dxa" w:w="1400"/>
             <w:shd w:fill="1E3A5F"/>
           </w:tcPr>
           <w:p>
@@ -573,7 +578,7 @@
         </w:tc>
         <w:tc>
           <w:tcPr>
-            <w:tcW w:type="dxa" w:w="2209"/>
+            <w:tcW w:type="dxa" w:w="1800"/>
             <w:shd w:fill="1E3A5F"/>
           </w:tcPr>
           <w:p>
@@ -595,7 +600,7 @@
         </w:tc>
         <w:tc>
           <w:tcPr>
-            <w:tcW w:type="dxa" w:w="2209"/>
+            <w:tcW w:type="dxa" w:w="4428"/>
             <w:shd w:fill="1E3A5F"/>
           </w:tcPr>
           <w:p>
@@ -617,9 +622,12 @@
         </w:tc>
       </w:tr>
       <w:tr>
-        <w:tc>
-          <w:tcPr>
-            <w:tcW w:type="dxa" w:w="2209"/>
+        <w:trPr>
+          <w:cantSplit/>
+        </w:trPr>
+        <w:tc>
+          <w:tcPr>
+            <w:tcW w:type="dxa" w:w="1200"/>
           </w:tcPr>
           <w:p>
             <w:pPr>
@@ -641,7 +649,7 @@
         </w:tc>
         <w:tc>
           <w:tcPr>
-            <w:tcW w:type="dxa" w:w="2209"/>
+            <w:tcW w:type="dxa" w:w="1400"/>
           </w:tcPr>
           <w:p>
             <w:pPr>
@@ -663,7 +671,7 @@
         </w:tc>
         <w:tc>
           <w:tcPr>
-            <w:tcW w:type="dxa" w:w="2209"/>
+            <w:tcW w:type="dxa" w:w="1800"/>
           </w:tcPr>
           <w:p>
             <w:pPr>
@@ -685,7 +693,7 @@
         </w:tc>
         <w:tc>
           <w:tcPr>
-            <w:tcW w:type="dxa" w:w="2209"/>
+            <w:tcW w:type="dxa" w:w="4428"/>
           </w:tcPr>
           <w:p>
             <w:pPr>
@@ -709,7 +717,7 @@
       <w:tr>
         <w:tc>
           <w:tcPr>
-            <w:tcW w:type="dxa" w:w="2209"/>
+            <w:tcW w:type="dxa" w:w="1200"/>
           </w:tcPr>
           <w:p>
             <w:pPr>
@@ -731,7 +739,7 @@
         </w:tc>
         <w:tc>
           <w:tcPr>
-            <w:tcW w:type="dxa" w:w="2209"/>
+            <w:tcW w:type="dxa" w:w="1400"/>
           </w:tcPr>
           <w:p>
             <w:pPr>
@@ -753,7 +761,7 @@
         </w:tc>
         <w:tc>
           <w:tcPr>
-            <w:tcW w:type="dxa" w:w="2209"/>
+            <w:tcW w:type="dxa" w:w="1800"/>
           </w:tcPr>
           <w:p>
             <w:pPr>
@@ -775,7 +783,7 @@
         </w:tc>
         <w:tc>
           <w:tcPr>
-            <w:tcW w:type="dxa" w:w="2209"/>
+            <w:tcW w:type="dxa" w:w="4428"/>
           </w:tcPr>
           <w:p>
             <w:pPr>
@@ -799,7 +807,7 @@
       <w:tr>
         <w:tc>
           <w:tcPr>
-            <w:tcW w:type="dxa" w:w="2209"/>
+            <w:tcW w:type="dxa" w:w="1200"/>
           </w:tcPr>
           <w:p>
             <w:pPr>
@@ -821,7 +829,7 @@
         </w:tc>
         <w:tc>
           <w:tcPr>
-            <w:tcW w:type="dxa" w:w="2209"/>
+            <w:tcW w:type="dxa" w:w="1400"/>
           </w:tcPr>
           <w:p>
             <w:pPr>
@@ -843,7 +851,7 @@
         </w:tc>
         <w:tc>
           <w:tcPr>
-            <w:tcW w:type="dxa" w:w="2209"/>
+            <w:tcW w:type="dxa" w:w="1800"/>
           </w:tcPr>
           <w:p>
             <w:pPr>
@@ -865,7 +873,7 @@
         </w:tc>
         <w:tc>
           <w:tcPr>
-            <w:tcW w:type="dxa" w:w="2209"/>
+            <w:tcW w:type="dxa" w:w="4428"/>
           </w:tcPr>
           <w:p>
             <w:pPr>
@@ -889,7 +897,7 @@
       <w:tr>
         <w:tc>
           <w:tcPr>
-            <w:tcW w:type="dxa" w:w="2209"/>
+            <w:tcW w:type="dxa" w:w="1200"/>
           </w:tcPr>
           <w:p>
             <w:pPr>
@@ -911,7 +919,7 @@
         </w:tc>
         <w:tc>
           <w:tcPr>
-            <w:tcW w:type="dxa" w:w="2209"/>
+            <w:tcW w:type="dxa" w:w="1400"/>
           </w:tcPr>
           <w:p>
             <w:pPr>
@@ -933,7 +941,7 @@
         </w:tc>
         <w:tc>
           <w:tcPr>
-            <w:tcW w:type="dxa" w:w="2209"/>
+            <w:tcW w:type="dxa" w:w="1800"/>
           </w:tcPr>
           <w:p>
             <w:pPr>
@@ -955,7 +963,7 @@
         </w:tc>
         <w:tc>
           <w:tcPr>
-            <w:tcW w:type="dxa" w:w="2209"/>
+            <w:tcW w:type="dxa" w:w="4428"/>
           </w:tcPr>
           <w:p>
             <w:pPr>
@@ -979,7 +987,7 @@
       <w:tr>
         <w:tc>
           <w:tcPr>
-            <w:tcW w:type="dxa" w:w="2209"/>
+            <w:tcW w:type="dxa" w:w="1200"/>
           </w:tcPr>
           <w:p>
             <w:pPr>
@@ -1001,7 +1009,7 @@
         </w:tc>
         <w:tc>
           <w:tcPr>
-            <w:tcW w:type="dxa" w:w="2209"/>
+            <w:tcW w:type="dxa" w:w="1400"/>
           </w:tcPr>
           <w:p>
             <w:pPr>
@@ -1023,7 +1031,7 @@
         </w:tc>
         <w:tc>
           <w:tcPr>
-            <w:tcW w:type="dxa" w:w="2209"/>
+            <w:tcW w:type="dxa" w:w="1800"/>
           </w:tcPr>
           <w:p>
             <w:pPr>
@@ -1045,7 +1053,7 @@
         </w:tc>
         <w:tc>
           <w:tcPr>
-            <w:tcW w:type="dxa" w:w="2209"/>
+            <w:tcW w:type="dxa" w:w="4428"/>
           </w:tcPr>
           <w:p>
             <w:pPr>
@@ -1069,7 +1077,7 @@
       <w:tr>
         <w:tc>
           <w:tcPr>
-            <w:tcW w:type="dxa" w:w="2209"/>
+            <w:tcW w:type="dxa" w:w="1200"/>
           </w:tcPr>
           <w:p>
             <w:pPr>
@@ -1091,7 +1099,7 @@
         </w:tc>
         <w:tc>
           <w:tcPr>
-            <w:tcW w:type="dxa" w:w="2209"/>
+            <w:tcW w:type="dxa" w:w="1400"/>
           </w:tcPr>
           <w:p>
             <w:pPr>
@@ -1113,7 +1121,7 @@
         </w:tc>
         <w:tc>
           <w:tcPr>
-            <w:tcW w:type="dxa" w:w="2209"/>
+            <w:tcW w:type="dxa" w:w="1800"/>
           </w:tcPr>
           <w:p>
             <w:pPr>
@@ -1135,7 +1143,7 @@
         </w:tc>
         <w:tc>
           <w:tcPr>
-            <w:tcW w:type="dxa" w:w="2209"/>
+            <w:tcW w:type="dxa" w:w="4428"/>
           </w:tcPr>
           <w:p>
             <w:pPr>
@@ -1173,6 +1181,7 @@
     </w:p>
     <w:p>
       <w:pPr>
+        <w:keepNext/>
         <w:jc w:val="left"/>
       </w:pPr>
       <w:r>
@@ -1188,6 +1197,7 @@
     <w:p>
       <w:pPr>
         <w:pStyle w:val="Normal"/>
+        <w:keepNext/>
       </w:pPr>
       <w:r>
         <w:rPr>
@@ -1201,6 +1211,7 @@
     <w:p>
       <w:pPr>
         <w:pStyle w:val="Normal"/>
+        <w:keepNext/>
       </w:pPr>
       <w:r>
         <w:rPr>
@@ -1286,6 +1297,7 @@
     <w:p>
       <w:pPr>
         <w:pStyle w:val="Normal"/>
+        <w:keepNext/>
       </w:pPr>
       <w:r>
         <w:rPr>
@@ -1515,6 +1527,7 @@
     <w:p>
       <w:pPr>
         <w:pStyle w:val="Normal"/>
+        <w:keepNext/>
       </w:pPr>
       <w:r>
         <w:rPr>
@@ -1636,6 +1649,7 @@
     <w:p>
       <w:pPr>
         <w:pStyle w:val="Normal"/>
+        <w:keepNext/>
       </w:pPr>
       <w:r>
         <w:rPr>
@@ -1721,6 +1735,7 @@
     <w:p>
       <w:pPr>
         <w:pStyle w:val="Normal"/>
+        <w:keepNext/>
       </w:pPr>
       <w:r>
         <w:rPr>
@@ -1770,6 +1785,7 @@
     <w:p>
       <w:pPr>
         <w:pStyle w:val="Normal"/>
+        <w:keepNext/>
       </w:pPr>
       <w:r>
         <w:rPr>
@@ -1807,6 +1823,7 @@
     <w:p>
       <w:pPr>
         <w:pStyle w:val="Normal"/>
+        <w:keepNext/>
       </w:pPr>
       <w:r>
         <w:rPr>
@@ -1820,6 +1837,7 @@
     <w:p>
       <w:pPr>
         <w:pStyle w:val="Normal"/>
+        <w:keepNext/>
       </w:pPr>
       <w:r>
         <w:rPr>
@@ -1917,6 +1935,7 @@
     <w:p>
       <w:pPr>
         <w:pStyle w:val="Normal"/>
+        <w:keepNext/>
       </w:pPr>
       <w:r>
         <w:rPr>
@@ -2043,6 +2062,7 @@
     <w:p>
       <w:pPr>
         <w:pStyle w:val="Heading1"/>
+        <w:keepNext/>
         <w:spacing w:after="240" w:before="480" w:lineRule="auto"/>
         <w:rPr>
           <w:rFonts w:ascii="Questrial" w:cs="Questrial" w:eastAsia="Questrial" w:hAnsi="Questrial"/>
@@ -2059,6 +2079,7 @@
     <w:p>
       <w:pPr>
         <w:pStyle w:val="Heading2"/>
+        <w:keepNext/>
         <w:spacing w:after="240" w:before="480" w:lineRule="auto"/>
         <w:rPr>
           <w:rFonts w:ascii="Questrial" w:cs="Questrial" w:eastAsia="Questrial" w:hAnsi="Questrial"/>
@@ -2091,6 +2112,7 @@
     <w:p>
       <w:pPr>
         <w:pStyle w:val="Heading2"/>
+        <w:keepNext/>
         <w:spacing w:after="240" w:before="480" w:lineRule="auto"/>
         <w:rPr>
           <w:rFonts w:ascii="Questrial" w:cs="Questrial" w:eastAsia="Questrial" w:hAnsi="Questrial"/>
@@ -2106,6 +2128,7 @@
     </w:p>
     <w:p>
       <w:pPr>
+        <w:keepNext/>
         <w:spacing w:before="200" w:lineRule="auto"/>
         <w:jc w:val="both"/>
         <w:rPr>
@@ -2166,12 +2189,20 @@
           <w:bCs w:val="1"/>
           <w:rtl w:val="0"/>
         </w:rPr>
-        <w:t>Nivel 2 (Evolución por Marcos, intervención de las bobinas de selección): Etapa en desarrollo orientada al control directo de la calada y selección de tramas. Tras la inspección real del telar (Vamatex C 201, matrícula 1104, revisado en 1989 según su placa de datos) se confirmó que la máquina ya trabaja por grupos de marcos mediante una cinta de papel perforada angosta que acciona palancas de selección (no hilo por hilo), con un máximo confirmado de 8 matrices simultáneas, por lo que esta etapa reemplaza esa función. Se descartaron los actuadores rotativos evaluados inicialmente porque no soportan la carga cíclica, la vibración ni la pelusa del telar real, y no aprovechaban las bobinas que la máquina ya tiene; se optó por ir directo al retrofit definitivo con la intervención de las 4 bobinas de selección que el telar ya tiene instaladas y en funcionamiento. Trabajan con 24 V en corriente alterna, dato confirmado con el dueño de la fábrica el 03/09/26, y hoy reciben su señal desde el lector óptico de la cinta a través de unas plaquetas alojadas en la caja del telar. El punto de intervención es el propio lector óptico, no la bobina: según explicó el dueño de la fábrica, cada lector se corta con una llave, de modo que en lugar de que el papel interrumpa el haz lo haga un interruptor electrónico que entrega un 1 o un 0. El sistema conmuta entonces la señal del lector mediante relés OptoMOS LCA110 comandados desde los GPIO del ESP32 (con una resistencia de 330 Ω cada uno), uno por lector, con lo que las plaquetas del telar quedan intactas y la corriente a manejar es mucho menor. La elección del componente no es indiferente: un relé mecánico no soportaría el régimen de trabajo. Los telares de rapier de esta generación trabajan 300 pasadas por minuto, dato confirmado con el dueño de la fábrica el 06/09/26, lo que da 5 conmutaciones por segundo y unas 180.000 en una jornada de 10 horas, frente a las 100.000 de vida útil de un relé común. Tampoco sirve un optoacoplador de fototransistor como el PC817, que conduce en un solo sentido y con corriente alterna dejaría pasar medio ciclo. El circuito se probó en protoboard el 10/10/2026, y el 17/10/2026 en la máquina, todavía en protoboard: la alimentación del lector óptico dio entre 15 y 30 V, lo que define la resistencia de protección de 470 Ω 3 W para cada canal (ver Guía de mediciones y verificaciones); el sensor de pasada quedó conectado y calibrado, y el primer canal, con el relé en el lugar del lector, seleccionó bien. Faltan los otros tres canales y las plaquetas soldadas, que se están armando para la instalación definitiva.</w:t>
+        <w:t xml:space="preserve">Nivel 2 (Evolución por Marcos, intervención de las bobinas de selección):</w:t>
+      </w:r>
+      <w:r>
+        <w:rPr>
+          <w:rFonts w:ascii="IBM Plex Sans" w:cs="IBM Plex Sans" w:eastAsia="IBM Plex Sans" w:hAnsi="IBM Plex Sans"/>
+          <w:rtl w:val="0"/>
+        </w:rPr>
+        <w:t xml:space="preserve"> Etapa en desarrollo orientada al control directo de la calada y selección de tramas. Tras la inspección real del telar (Vamatex C 201, matrícula 1104, revisado en 1989 según su placa de datos) se confirmó que la máquina ya trabaja por grupos de marcos mediante una cinta de papel perforada angosta que acciona palancas de selección (no hilo por hilo), con un máximo confirmado de 8 matrices simultáneas, por lo que esta etapa reemplaza esa función. Se descartaron los actuadores rotativos evaluados inicialmente porque no soportan la carga cíclica, la vibración ni la pelusa del telar real, y no aprovechaban las bobinas que la máquina ya tiene; se optó por ir directo al retrofit definitivo con la intervención de las 4 bobinas de selección que el telar ya tiene instaladas y en funcionamiento. Trabajan con 24 V en corriente alterna, dato confirmado con el dueño de la fábrica el 03/09/26, y hoy reciben su señal desde el lector óptico de la cinta a través de unas plaquetas alojadas en la caja del telar. El punto de intervención es el propio lector óptico, no la bobina: según explicó el dueño de la fábrica, cada lector se corta con una llave, de modo que en lugar de que el papel interrumpa el haz lo haga un interruptor electrónico que entrega un 1 o un 0. El sistema conmuta entonces la señal del lector mediante relés OptoMOS LCA110 comandados desde los GPIO del ESP32 (con una resistencia de 330 Ω cada uno), uno por lector, con lo que las plaquetas del telar quedan intactas y la corriente a manejar es mucho menor. La elección del componente no es indiferente: un relé mecánico no soportaría el régimen de trabajo. Los telares de rapier de esta generación trabajan 300 pasadas por minuto, dato confirmado con el dueño de la fábrica el 06/09/26, lo que da 5 conmutaciones por segundo y unas 180.000 en una jornada de 10 horas, frente a las 100.000 de vida útil de un relé común. Tampoco sirve un optoacoplador de fototransistor como el PC817, que conduce en un solo sentido y con corriente alterna dejaría pasar medio ciclo. El circuito se probó en protoboard el 10/10/2026, y el 17/10/2026 en la máquina, todavía en protoboard: la alimentación del lector óptico dio entre 15 y 30 V, lo que define la resistencia de protección de 470 Ω 3 W para cada canal (ver Guía de mediciones y verificaciones); el sensor de pasada quedó conectado y calibrado, y el primer canal, con el relé en el lugar del lector, seleccionó bien. Faltan los otros tres canales y las plaquetas soldadas, que se están armando para la instalación definitiva.</w:t>
       </w:r>
     </w:p>
     <w:p>
       <w:pPr>
         <w:pStyle w:val="Heading2"/>
+        <w:keepNext/>
         <w:spacing w:after="240" w:before="480" w:lineRule="auto"/>
         <w:rPr>
           <w:rFonts w:ascii="Questrial" w:cs="Questrial" w:eastAsia="Questrial" w:hAnsi="Questrial"/>
@@ -2187,6 +2218,7 @@
     </w:p>
     <w:p>
       <w:pPr>
+        <w:keepNext/>
         <w:numPr>
           <w:ilvl w:val="0"/>
           <w:numId w:val="12"/>
@@ -2320,6 +2352,7 @@
     </w:p>
     <w:p>
       <w:pPr>
+        <w:keepNext/>
         <w:numPr>
           <w:ilvl w:val="0"/>
           <w:numId w:val="12"/>
@@ -2447,6 +2480,7 @@
     <w:p>
       <w:pPr>
         <w:pStyle w:val="Heading2"/>
+        <w:keepNext/>
         <w:spacing w:after="240" w:before="480" w:lineRule="auto"/>
         <w:rPr>
           <w:rFonts w:ascii="Questrial" w:cs="Questrial" w:eastAsia="Questrial" w:hAnsi="Questrial"/>
@@ -2498,14 +2532,18 @@
         <w:tblLook w:val="04A0"/>
       </w:tblPr>
       <w:tblGrid>
-        <w:gridCol w:w="2946"/>
-        <w:gridCol w:w="2946"/>
-        <w:gridCol w:w="2946"/>
+        <w:gridCol w:w="1208"/>
+        <w:gridCol w:w="2306"/>
+        <w:gridCol w:w="5324"/>
       </w:tblGrid>
       <w:tr>
-        <w:tc>
-          <w:tcPr>
-            <w:tcW w:type="dxa" w:w="2946"/>
+        <w:trPr>
+          <w:cantSplit/>
+          <w:tblHeader/>
+        </w:trPr>
+        <w:tc>
+          <w:tcPr>
+            <w:tcW w:type="dxa" w:w="1208"/>
             <w:shd w:fill="1E3A5F"/>
           </w:tcPr>
           <w:p>
@@ -2527,7 +2565,7 @@
         </w:tc>
         <w:tc>
           <w:tcPr>
-            <w:tcW w:type="dxa" w:w="2946"/>
+            <w:tcW w:type="dxa" w:w="2306"/>
             <w:shd w:fill="1E3A5F"/>
           </w:tcPr>
           <w:p>
@@ -2549,7 +2587,7 @@
         </w:tc>
         <w:tc>
           <w:tcPr>
-            <w:tcW w:type="dxa" w:w="2946"/>
+            <w:tcW w:type="dxa" w:w="5324"/>
             <w:shd w:fill="1E3A5F"/>
           </w:tcPr>
           <w:p>
@@ -2571,9 +2609,12 @@
         </w:tc>
       </w:tr>
       <w:tr>
-        <w:tc>
-          <w:tcPr>
-            <w:tcW w:type="dxa" w:w="2946"/>
+        <w:trPr>
+          <w:cantSplit/>
+        </w:trPr>
+        <w:tc>
+          <w:tcPr>
+            <w:tcW w:type="dxa" w:w="1208"/>
           </w:tcPr>
           <w:p>
             <w:pPr>
@@ -2595,7 +2636,7 @@
         </w:tc>
         <w:tc>
           <w:tcPr>
-            <w:tcW w:type="dxa" w:w="2946"/>
+            <w:tcW w:type="dxa" w:w="2306"/>
           </w:tcPr>
           <w:p>
             <w:pPr>
@@ -2617,7 +2658,7 @@
         </w:tc>
         <w:tc>
           <w:tcPr>
-            <w:tcW w:type="dxa" w:w="2946"/>
+            <w:tcW w:type="dxa" w:w="5324"/>
           </w:tcPr>
           <w:p>
             <w:pPr>
@@ -2639,9 +2680,12 @@
         </w:tc>
       </w:tr>
       <w:tr>
-        <w:tc>
-          <w:tcPr>
-            <w:tcW w:type="dxa" w:w="2946"/>
+        <w:trPr>
+          <w:cantSplit/>
+        </w:trPr>
+        <w:tc>
+          <w:tcPr>
+            <w:tcW w:type="dxa" w:w="1208"/>
           </w:tcPr>
           <w:p>
             <w:pPr>
@@ -2663,7 +2707,7 @@
         </w:tc>
         <w:tc>
           <w:tcPr>
-            <w:tcW w:type="dxa" w:w="2946"/>
+            <w:tcW w:type="dxa" w:w="2306"/>
           </w:tcPr>
           <w:p>
             <w:pPr>
@@ -2685,7 +2729,7 @@
         </w:tc>
         <w:tc>
           <w:tcPr>
-            <w:tcW w:type="dxa" w:w="2946"/>
+            <w:tcW w:type="dxa" w:w="5324"/>
           </w:tcPr>
           <w:p>
             <w:pPr>
@@ -2707,9 +2751,12 @@
         </w:tc>
       </w:tr>
       <w:tr>
-        <w:tc>
-          <w:tcPr>
-            <w:tcW w:type="dxa" w:w="2946"/>
+        <w:trPr>
+          <w:cantSplit/>
+        </w:trPr>
+        <w:tc>
+          <w:tcPr>
+            <w:tcW w:type="dxa" w:w="1208"/>
           </w:tcPr>
           <w:p>
             <w:pPr>
@@ -2731,7 +2778,7 @@
         </w:tc>
         <w:tc>
           <w:tcPr>
-            <w:tcW w:type="dxa" w:w="2946"/>
+            <w:tcW w:type="dxa" w:w="2306"/>
           </w:tcPr>
           <w:p>
             <w:pPr>
@@ -2753,7 +2800,7 @@
         </w:tc>
         <w:tc>
           <w:tcPr>
-            <w:tcW w:type="dxa" w:w="2946"/>
+            <w:tcW w:type="dxa" w:w="5324"/>
           </w:tcPr>
           <w:p>
             <w:pPr>
@@ -2775,9 +2822,12 @@
         </w:tc>
       </w:tr>
       <w:tr>
-        <w:tc>
-          <w:tcPr>
-            <w:tcW w:type="dxa" w:w="2946"/>
+        <w:trPr>
+          <w:cantSplit/>
+        </w:trPr>
+        <w:tc>
+          <w:tcPr>
+            <w:tcW w:type="dxa" w:w="1208"/>
           </w:tcPr>
           <w:p>
             <w:pPr>
@@ -2799,7 +2849,7 @@
         </w:tc>
         <w:tc>
           <w:tcPr>
-            <w:tcW w:type="dxa" w:w="2946"/>
+            <w:tcW w:type="dxa" w:w="2306"/>
           </w:tcPr>
           <w:p>
             <w:pPr>
@@ -2821,7 +2871,7 @@
         </w:tc>
         <w:tc>
           <w:tcPr>
-            <w:tcW w:type="dxa" w:w="2946"/>
+            <w:tcW w:type="dxa" w:w="5324"/>
           </w:tcPr>
           <w:p>
             <w:pPr>
@@ -2843,9 +2893,12 @@
         </w:tc>
       </w:tr>
       <w:tr>
-        <w:tc>
-          <w:tcPr>
-            <w:tcW w:type="dxa" w:w="2946"/>
+        <w:trPr>
+          <w:cantSplit/>
+        </w:trPr>
+        <w:tc>
+          <w:tcPr>
+            <w:tcW w:type="dxa" w:w="1208"/>
           </w:tcPr>
           <w:p>
             <w:pPr>
@@ -2867,7 +2920,7 @@
         </w:tc>
         <w:tc>
           <w:tcPr>
-            <w:tcW w:type="dxa" w:w="2946"/>
+            <w:tcW w:type="dxa" w:w="2306"/>
           </w:tcPr>
           <w:p>
             <w:pPr>
@@ -2889,7 +2942,7 @@
         </w:tc>
         <w:tc>
           <w:tcPr>
-            <w:tcW w:type="dxa" w:w="2946"/>
+            <w:tcW w:type="dxa" w:w="5324"/>
           </w:tcPr>
           <w:p>
             <w:pPr>
@@ -2911,9 +2964,12 @@
         </w:tc>
       </w:tr>
       <w:tr>
-        <w:tc>
-          <w:tcPr>
-            <w:tcW w:type="dxa" w:w="2946"/>
+        <w:trPr>
+          <w:cantSplit/>
+        </w:trPr>
+        <w:tc>
+          <w:tcPr>
+            <w:tcW w:type="dxa" w:w="1208"/>
           </w:tcPr>
           <w:p>
             <w:pPr>
@@ -2935,7 +2991,7 @@
         </w:tc>
         <w:tc>
           <w:tcPr>
-            <w:tcW w:type="dxa" w:w="2946"/>
+            <w:tcW w:type="dxa" w:w="2306"/>
           </w:tcPr>
           <w:p>
             <w:pPr>
@@ -2957,7 +3013,7 @@
         </w:tc>
         <w:tc>
           <w:tcPr>
-            <w:tcW w:type="dxa" w:w="2946"/>
+            <w:tcW w:type="dxa" w:w="5324"/>
           </w:tcPr>
           <w:p>
             <w:pPr>
@@ -2979,9 +3035,12 @@
         </w:tc>
       </w:tr>
       <w:tr>
-        <w:tc>
-          <w:tcPr>
-            <w:tcW w:type="dxa" w:w="2946"/>
+        <w:trPr>
+          <w:cantSplit/>
+        </w:trPr>
+        <w:tc>
+          <w:tcPr>
+            <w:tcW w:type="dxa" w:w="1208"/>
           </w:tcPr>
           <w:p>
             <w:pPr>
@@ -3003,7 +3062,7 @@
         </w:tc>
         <w:tc>
           <w:tcPr>
-            <w:tcW w:type="dxa" w:w="2946"/>
+            <w:tcW w:type="dxa" w:w="2306"/>
           </w:tcPr>
           <w:p>
             <w:pPr>
@@ -3025,7 +3084,7 @@
         </w:tc>
         <w:tc>
           <w:tcPr>
-            <w:tcW w:type="dxa" w:w="2946"/>
+            <w:tcW w:type="dxa" w:w="5324"/>
           </w:tcPr>
           <w:p>
             <w:pPr>
@@ -3047,9 +3106,12 @@
         </w:tc>
       </w:tr>
       <w:tr>
-        <w:tc>
-          <w:tcPr>
-            <w:tcW w:type="dxa" w:w="2946"/>
+        <w:trPr>
+          <w:cantSplit/>
+        </w:trPr>
+        <w:tc>
+          <w:tcPr>
+            <w:tcW w:type="dxa" w:w="1208"/>
           </w:tcPr>
           <w:p>
             <w:pPr>
@@ -3071,7 +3133,7 @@
         </w:tc>
         <w:tc>
           <w:tcPr>
-            <w:tcW w:type="dxa" w:w="2946"/>
+            <w:tcW w:type="dxa" w:w="2306"/>
           </w:tcPr>
           <w:p>
             <w:pPr>
@@ -3093,7 +3155,7 @@
         </w:tc>
         <w:tc>
           <w:tcPr>
-            <w:tcW w:type="dxa" w:w="2946"/>
+            <w:tcW w:type="dxa" w:w="5324"/>
           </w:tcPr>
           <w:p>
             <w:pPr>
@@ -3115,9 +3177,12 @@
         </w:tc>
       </w:tr>
       <w:tr>
-        <w:tc>
-          <w:tcPr>
-            <w:tcW w:type="dxa" w:w="2946"/>
+        <w:trPr>
+          <w:cantSplit/>
+        </w:trPr>
+        <w:tc>
+          <w:tcPr>
+            <w:tcW w:type="dxa" w:w="1208"/>
           </w:tcPr>
           <w:p>
             <w:pPr>
@@ -3139,7 +3204,7 @@
         </w:tc>
         <w:tc>
           <w:tcPr>
-            <w:tcW w:type="dxa" w:w="2946"/>
+            <w:tcW w:type="dxa" w:w="2306"/>
           </w:tcPr>
           <w:p>
             <w:pPr>
@@ -3161,7 +3226,7 @@
         </w:tc>
         <w:tc>
           <w:tcPr>
-            <w:tcW w:type="dxa" w:w="2946"/>
+            <w:tcW w:type="dxa" w:w="5324"/>
           </w:tcPr>
           <w:p>
             <w:pPr>
@@ -3183,9 +3248,12 @@
         </w:tc>
       </w:tr>
       <w:tr>
-        <w:tc>
-          <w:tcPr>
-            <w:tcW w:type="dxa" w:w="2946"/>
+        <w:trPr>
+          <w:cantSplit/>
+        </w:trPr>
+        <w:tc>
+          <w:tcPr>
+            <w:tcW w:type="dxa" w:w="1208"/>
           </w:tcPr>
           <w:p>
             <w:pPr>
@@ -3207,7 +3275,7 @@
         </w:tc>
         <w:tc>
           <w:tcPr>
-            <w:tcW w:type="dxa" w:w="2946"/>
+            <w:tcW w:type="dxa" w:w="2306"/>
           </w:tcPr>
           <w:p>
             <w:pPr>
@@ -3229,7 +3297,7 @@
         </w:tc>
         <w:tc>
           <w:tcPr>
-            <w:tcW w:type="dxa" w:w="2946"/>
+            <w:tcW w:type="dxa" w:w="5324"/>
           </w:tcPr>
           <w:p>
             <w:pPr>
@@ -3251,9 +3319,12 @@
         </w:tc>
       </w:tr>
       <w:tr>
-        <w:tc>
-          <w:tcPr>
-            <w:tcW w:type="dxa" w:w="2946"/>
+        <w:trPr>
+          <w:cantSplit/>
+        </w:trPr>
+        <w:tc>
+          <w:tcPr>
+            <w:tcW w:type="dxa" w:w="1208"/>
           </w:tcPr>
           <w:p>
             <w:pPr>
@@ -3275,7 +3346,7 @@
         </w:tc>
         <w:tc>
           <w:tcPr>
-            <w:tcW w:type="dxa" w:w="2946"/>
+            <w:tcW w:type="dxa" w:w="2306"/>
           </w:tcPr>
           <w:p>
             <w:pPr>
@@ -3297,7 +3368,7 @@
         </w:tc>
         <w:tc>
           <w:tcPr>
-            <w:tcW w:type="dxa" w:w="2946"/>
+            <w:tcW w:type="dxa" w:w="5324"/>
           </w:tcPr>
           <w:p>
             <w:pPr>
@@ -3319,9 +3390,12 @@
         </w:tc>
       </w:tr>
       <w:tr>
-        <w:tc>
-          <w:tcPr>
-            <w:tcW w:type="dxa" w:w="2946"/>
+        <w:trPr>
+          <w:cantSplit/>
+        </w:trPr>
+        <w:tc>
+          <w:tcPr>
+            <w:tcW w:type="dxa" w:w="1208"/>
           </w:tcPr>
           <w:p>
             <w:pPr>
@@ -3343,7 +3417,7 @@
         </w:tc>
         <w:tc>
           <w:tcPr>
-            <w:tcW w:type="dxa" w:w="2946"/>
+            <w:tcW w:type="dxa" w:w="2306"/>
           </w:tcPr>
           <w:p>
             <w:pPr>
@@ -3365,7 +3439,7 @@
         </w:tc>
         <w:tc>
           <w:tcPr>
-            <w:tcW w:type="dxa" w:w="2946"/>
+            <w:tcW w:type="dxa" w:w="5324"/>
           </w:tcPr>
           <w:p>
             <w:pPr>
@@ -3387,9 +3461,12 @@
         </w:tc>
       </w:tr>
       <w:tr>
-        <w:tc>
-          <w:tcPr>
-            <w:tcW w:type="dxa" w:w="2946"/>
+        <w:trPr>
+          <w:cantSplit/>
+        </w:trPr>
+        <w:tc>
+          <w:tcPr>
+            <w:tcW w:type="dxa" w:w="1208"/>
           </w:tcPr>
           <w:p>
             <w:pPr>
@@ -3411,7 +3488,7 @@
         </w:tc>
         <w:tc>
           <w:tcPr>
-            <w:tcW w:type="dxa" w:w="2946"/>
+            <w:tcW w:type="dxa" w:w="2306"/>
           </w:tcPr>
           <w:p>
             <w:pPr>
@@ -3433,7 +3510,7 @@
         </w:tc>
         <w:tc>
           <w:tcPr>
-            <w:tcW w:type="dxa" w:w="2946"/>
+            <w:tcW w:type="dxa" w:w="5324"/>
           </w:tcPr>
           <w:p>
             <w:pPr>
@@ -3455,9 +3532,12 @@
         </w:tc>
       </w:tr>
       <w:tr>
-        <w:tc>
-          <w:tcPr>
-            <w:tcW w:type="dxa" w:w="2946"/>
+        <w:trPr>
+          <w:cantSplit/>
+        </w:trPr>
+        <w:tc>
+          <w:tcPr>
+            <w:tcW w:type="dxa" w:w="1208"/>
           </w:tcPr>
           <w:p>
             <w:pPr>
@@ -3479,7 +3559,7 @@
         </w:tc>
         <w:tc>
           <w:tcPr>
-            <w:tcW w:type="dxa" w:w="2946"/>
+            <w:tcW w:type="dxa" w:w="2306"/>
           </w:tcPr>
           <w:p>
             <w:pPr>
@@ -3501,7 +3581,7 @@
         </w:tc>
         <w:tc>
           <w:tcPr>
-            <w:tcW w:type="dxa" w:w="2946"/>
+            <w:tcW w:type="dxa" w:w="5324"/>
           </w:tcPr>
           <w:p>
             <w:pPr>
@@ -3523,9 +3603,12 @@
         </w:tc>
       </w:tr>
       <w:tr>
-        <w:tc>
-          <w:tcPr>
-            <w:tcW w:type="dxa" w:w="2946"/>
+        <w:trPr>
+          <w:cantSplit/>
+        </w:trPr>
+        <w:tc>
+          <w:tcPr>
+            <w:tcW w:type="dxa" w:w="1208"/>
           </w:tcPr>
           <w:p>
             <w:pPr>
@@ -3547,7 +3630,7 @@
         </w:tc>
         <w:tc>
           <w:tcPr>
-            <w:tcW w:type="dxa" w:w="2946"/>
+            <w:tcW w:type="dxa" w:w="2306"/>
           </w:tcPr>
           <w:p>
             <w:pPr>
@@ -3569,7 +3652,7 @@
         </w:tc>
         <w:tc>
           <w:tcPr>
-            <w:tcW w:type="dxa" w:w="2946"/>
+            <w:tcW w:type="dxa" w:w="5324"/>
           </w:tcPr>
           <w:p>
             <w:pPr>
@@ -3591,9 +3674,12 @@
         </w:tc>
       </w:tr>
       <w:tr>
-        <w:tc>
-          <w:tcPr>
-            <w:tcW w:type="dxa" w:w="2946"/>
+        <w:trPr>
+          <w:cantSplit/>
+        </w:trPr>
+        <w:tc>
+          <w:tcPr>
+            <w:tcW w:type="dxa" w:w="1208"/>
           </w:tcPr>
           <w:p>
             <w:pPr>
@@ -3615,7 +3701,7 @@
         </w:tc>
         <w:tc>
           <w:tcPr>
-            <w:tcW w:type="dxa" w:w="2946"/>
+            <w:tcW w:type="dxa" w:w="2306"/>
           </w:tcPr>
           <w:p>
             <w:pPr>
@@ -3637,7 +3723,7 @@
         </w:tc>
         <w:tc>
           <w:tcPr>
-            <w:tcW w:type="dxa" w:w="2946"/>
+            <w:tcW w:type="dxa" w:w="5324"/>
           </w:tcPr>
           <w:p>
             <w:pPr>
@@ -3676,6 +3762,7 @@
     <w:p>
       <w:pPr>
         <w:pStyle w:val="Heading2"/>
+        <w:keepNext/>
         <w:spacing w:after="240" w:before="480" w:lineRule="auto"/>
         <w:rPr>
           <w:rFonts w:ascii="Questrial" w:cs="Questrial" w:eastAsia="Questrial" w:hAnsi="Questrial"/>
@@ -4071,6 +4158,7 @@
     <w:p>
       <w:pPr>
         <w:pStyle w:val="Heading2"/>
+        <w:keepNext/>
         <w:spacing w:after="240" w:before="480" w:lineRule="auto"/>
         <w:rPr>
           <w:rFonts w:ascii="Questrial" w:cs="Questrial" w:eastAsia="Questrial" w:hAnsi="Questrial"/>
@@ -4103,6 +4191,7 @@
     <w:p>
       <w:pPr>
         <w:pStyle w:val="Heading1"/>
+        <w:keepNext/>
         <w:spacing w:after="240" w:before="480" w:lineRule="auto"/>
         <w:rPr>
           <w:rFonts w:ascii="Questrial" w:cs="Questrial" w:eastAsia="Questrial" w:hAnsi="Questrial"/>
@@ -4119,6 +4208,7 @@
     <w:p>
       <w:pPr>
         <w:pStyle w:val="Heading2"/>
+        <w:keepNext/>
         <w:spacing w:after="240" w:before="480" w:lineRule="auto"/>
         <w:rPr>
           <w:rFonts w:ascii="Questrial" w:cs="Questrial" w:eastAsia="Questrial" w:hAnsi="Questrial"/>
@@ -4151,6 +4241,7 @@
     <w:p>
       <w:pPr>
         <w:pStyle w:val="Heading2"/>
+        <w:keepNext/>
         <w:spacing w:after="240" w:before="480" w:lineRule="auto"/>
         <w:rPr>
           <w:rFonts w:ascii="Questrial" w:cs="Questrial" w:eastAsia="Questrial" w:hAnsi="Questrial"/>
@@ -4344,6 +4435,7 @@
     <w:p>
       <w:pPr>
         <w:pStyle w:val="Heading3"/>
+        <w:keepNext/>
         <w:spacing w:after="240" w:before="480" w:lineRule="auto"/>
         <w:rPr>
           <w:rFonts w:ascii="Questrial" w:cs="Questrial" w:eastAsia="Questrial" w:hAnsi="Questrial"/>
@@ -4444,6 +4536,7 @@
     <w:p>
       <w:pPr>
         <w:pStyle w:val="Heading3"/>
+        <w:keepNext/>
         <w:spacing w:after="240" w:before="480" w:lineRule="auto"/>
         <w:rPr>
           <w:rFonts w:ascii="Questrial" w:cs="Questrial" w:eastAsia="Questrial" w:hAnsi="Questrial"/>
@@ -4505,8 +4598,8 @@
       </w:tblGrid>
       <w:tr>
         <w:trPr>
-          <w:cantSplit w:val="0"/>
-          <w:tblHeader w:val="0"/>
+          <w:cantSplit/>
+          <w:tblHeader/>
         </w:trPr>
         <w:tc>
           <w:tcPr>
@@ -4617,7 +4710,7 @@
       </w:tr>
       <w:tr>
         <w:trPr>
-          <w:cantSplit w:val="0"/>
+          <w:cantSplit/>
           <w:tblHeader w:val="0"/>
         </w:trPr>
         <w:tc>
@@ -4718,7 +4811,7 @@
       </w:tr>
       <w:tr>
         <w:trPr>
-          <w:cantSplit w:val="0"/>
+          <w:cantSplit/>
           <w:tblHeader w:val="0"/>
         </w:trPr>
         <w:tc>
@@ -4809,7 +4902,7 @@
       </w:tr>
       <w:tr>
         <w:trPr>
-          <w:cantSplit w:val="0"/>
+          <w:cantSplit/>
           <w:tblHeader w:val="0"/>
         </w:trPr>
         <w:tc>
@@ -4909,7 +5002,7 @@
       </w:tr>
       <w:tr>
         <w:trPr>
-          <w:cantSplit w:val="0"/>
+          <w:cantSplit/>
           <w:tblHeader w:val="0"/>
         </w:trPr>
         <w:tc>
@@ -5009,7 +5102,7 @@
       </w:tr>
       <w:tr>
         <w:trPr>
-          <w:cantSplit w:val="0"/>
+          <w:cantSplit/>
           <w:tblHeader w:val="0"/>
         </w:trPr>
         <w:tc>
@@ -5125,6 +5218,7 @@
     <w:p>
       <w:pPr>
         <w:pStyle w:val="Heading3"/>
+        <w:keepNext/>
         <w:spacing w:after="240" w:before="480" w:lineRule="auto"/>
         <w:rPr>
           <w:rFonts w:ascii="Questrial" w:cs="Questrial" w:eastAsia="Questrial" w:hAnsi="Questrial"/>
@@ -5274,6 +5368,7 @@
     <w:p>
       <w:pPr>
         <w:pStyle w:val="Heading4"/>
+        <w:keepNext/>
         <w:rPr>
           <w:rFonts w:ascii="Questrial" w:cs="Questrial" w:eastAsia="Questrial" w:hAnsi="Questrial"/>
         </w:rPr>
@@ -6260,6 +6355,7 @@
     </w:p>
     <w:p>
       <w:pPr>
+        <w:keepNext/>
         <w:spacing w:after="0" w:before="0" w:line="240" w:lineRule="auto"/>
         <w:jc w:val="left"/>
         <w:rPr>
@@ -7206,6 +7302,7 @@
     <w:p>
       <w:pPr>
         <w:pStyle w:val="Heading3"/>
+        <w:keepNext/>
         <w:spacing w:after="240" w:before="480" w:lineRule="auto"/>
         <w:rPr>
           <w:rFonts w:ascii="Questrial" w:cs="Questrial" w:eastAsia="Questrial" w:hAnsi="Questrial"/>
@@ -7237,6 +7334,7 @@
     <w:p>
       <w:pPr>
         <w:pStyle w:val="Heading4"/>
+        <w:keepNext/>
         <w:rPr>
           <w:rFonts w:ascii="Questrial" w:cs="Questrial" w:eastAsia="Questrial" w:hAnsi="Questrial"/>
         </w:rPr>
@@ -7594,6 +7692,7 @@
     <w:p>
       <w:pPr>
         <w:pStyle w:val="Heading2"/>
+        <w:keepNext/>
         <w:spacing w:after="240" w:before="480" w:lineRule="auto"/>
         <w:rPr>
           <w:rFonts w:ascii="Questrial" w:cs="Questrial" w:eastAsia="Questrial" w:hAnsi="Questrial"/>
@@ -7652,14 +7751,18 @@
         <w:tblLook w:val="04A0"/>
       </w:tblPr>
       <w:tblGrid>
-        <w:gridCol w:w="2946"/>
-        <w:gridCol w:w="2946"/>
-        <w:gridCol w:w="2946"/>
+        <w:gridCol w:w="1625"/>
+        <w:gridCol w:w="3212"/>
+        <w:gridCol w:w="4001"/>
       </w:tblGrid>
       <w:tr>
-        <w:tc>
-          <w:tcPr>
-            <w:tcW w:type="dxa" w:w="2946"/>
+        <w:trPr>
+          <w:cantSplit/>
+          <w:tblHeader/>
+        </w:trPr>
+        <w:tc>
+          <w:tcPr>
+            <w:tcW w:type="dxa" w:w="1625"/>
             <w:shd w:fill="1E3A5F"/>
           </w:tcPr>
           <w:p>
@@ -7681,7 +7784,7 @@
         </w:tc>
         <w:tc>
           <w:tcPr>
-            <w:tcW w:type="dxa" w:w="2946"/>
+            <w:tcW w:type="dxa" w:w="3212"/>
             <w:shd w:fill="1E3A5F"/>
           </w:tcPr>
           <w:p>
@@ -7703,7 +7806,7 @@
         </w:tc>
         <w:tc>
           <w:tcPr>
-            <w:tcW w:type="dxa" w:w="2946"/>
+            <w:tcW w:type="dxa" w:w="4001"/>
             <w:shd w:fill="1E3A5F"/>
           </w:tcPr>
           <w:p>
@@ -7725,9 +7828,12 @@
         </w:tc>
       </w:tr>
       <w:tr>
-        <w:tc>
-          <w:tcPr>
-            <w:tcW w:type="dxa" w:w="2946"/>
+        <w:trPr>
+          <w:cantSplit/>
+        </w:trPr>
+        <w:tc>
+          <w:tcPr>
+            <w:tcW w:type="dxa" w:w="1625"/>
           </w:tcPr>
           <w:p>
             <w:pPr>
@@ -7749,7 +7855,7 @@
         </w:tc>
         <w:tc>
           <w:tcPr>
-            <w:tcW w:type="dxa" w:w="2946"/>
+            <w:tcW w:type="dxa" w:w="3212"/>
           </w:tcPr>
           <w:p>
             <w:pPr>
@@ -7771,7 +7877,7 @@
         </w:tc>
         <w:tc>
           <w:tcPr>
-            <w:tcW w:type="dxa" w:w="2946"/>
+            <w:tcW w:type="dxa" w:w="4001"/>
           </w:tcPr>
           <w:p>
             <w:pPr>
@@ -7793,9 +7899,12 @@
         </w:tc>
       </w:tr>
       <w:tr>
-        <w:tc>
-          <w:tcPr>
-            <w:tcW w:type="dxa" w:w="2946"/>
+        <w:trPr>
+          <w:cantSplit/>
+        </w:trPr>
+        <w:tc>
+          <w:tcPr>
+            <w:tcW w:type="dxa" w:w="1625"/>
           </w:tcPr>
           <w:p>
             <w:pPr>
@@ -7817,7 +7926,7 @@
         </w:tc>
         <w:tc>
           <w:tcPr>
-            <w:tcW w:type="dxa" w:w="2946"/>
+            <w:tcW w:type="dxa" w:w="3212"/>
           </w:tcPr>
           <w:p>
             <w:pPr>
@@ -7839,7 +7948,7 @@
         </w:tc>
         <w:tc>
           <w:tcPr>
-            <w:tcW w:type="dxa" w:w="2946"/>
+            <w:tcW w:type="dxa" w:w="4001"/>
           </w:tcPr>
           <w:p>
             <w:pPr>
@@ -7861,9 +7970,12 @@
         </w:tc>
       </w:tr>
       <w:tr>
-        <w:tc>
-          <w:tcPr>
-            <w:tcW w:type="dxa" w:w="2946"/>
+        <w:trPr>
+          <w:cantSplit/>
+        </w:trPr>
+        <w:tc>
+          <w:tcPr>
+            <w:tcW w:type="dxa" w:w="1625"/>
           </w:tcPr>
           <w:p>
             <w:pPr>
@@ -7885,7 +7997,7 @@
         </w:tc>
         <w:tc>
           <w:tcPr>
-            <w:tcW w:type="dxa" w:w="2946"/>
+            <w:tcW w:type="dxa" w:w="3212"/>
           </w:tcPr>
           <w:p>
             <w:pPr>
@@ -7907,7 +8019,7 @@
         </w:tc>
         <w:tc>
           <w:tcPr>
-            <w:tcW w:type="dxa" w:w="2946"/>
+            <w:tcW w:type="dxa" w:w="4001"/>
           </w:tcPr>
           <w:p>
             <w:pPr>
@@ -7929,9 +8041,12 @@
         </w:tc>
       </w:tr>
       <w:tr>
-        <w:tc>
-          <w:tcPr>
-            <w:tcW w:type="dxa" w:w="2946"/>
+        <w:trPr>
+          <w:cantSplit/>
+        </w:trPr>
+        <w:tc>
+          <w:tcPr>
+            <w:tcW w:type="dxa" w:w="1625"/>
           </w:tcPr>
           <w:p>
             <w:pPr>
@@ -7953,7 +8068,7 @@
         </w:tc>
         <w:tc>
           <w:tcPr>
-            <w:tcW w:type="dxa" w:w="2946"/>
+            <w:tcW w:type="dxa" w:w="3212"/>
           </w:tcPr>
           <w:p>
             <w:pPr>
@@ -7975,7 +8090,7 @@
         </w:tc>
         <w:tc>
           <w:tcPr>
-            <w:tcW w:type="dxa" w:w="2946"/>
+            <w:tcW w:type="dxa" w:w="4001"/>
           </w:tcPr>
           <w:p>
             <w:pPr>
@@ -7997,9 +8112,12 @@
         </w:tc>
       </w:tr>
       <w:tr>
-        <w:tc>
-          <w:tcPr>
-            <w:tcW w:type="dxa" w:w="2946"/>
+        <w:trPr>
+          <w:cantSplit/>
+        </w:trPr>
+        <w:tc>
+          <w:tcPr>
+            <w:tcW w:type="dxa" w:w="1625"/>
           </w:tcPr>
           <w:p>
             <w:pPr>
@@ -8021,7 +8139,7 @@
         </w:tc>
         <w:tc>
           <w:tcPr>
-            <w:tcW w:type="dxa" w:w="2946"/>
+            <w:tcW w:type="dxa" w:w="3212"/>
           </w:tcPr>
           <w:p>
             <w:pPr>
@@ -8043,7 +8161,7 @@
         </w:tc>
         <w:tc>
           <w:tcPr>
-            <w:tcW w:type="dxa" w:w="2946"/>
+            <w:tcW w:type="dxa" w:w="4001"/>
           </w:tcPr>
           <w:p>
             <w:pPr>
@@ -8082,6 +8200,7 @@
     <w:p>
       <w:pPr>
         <w:pStyle w:val="Heading2"/>
+        <w:keepNext/>
         <w:spacing w:after="240" w:before="480" w:lineRule="auto"/>
         <w:rPr>
           <w:rFonts w:ascii="Questrial" w:cs="Questrial" w:eastAsia="Questrial" w:hAnsi="Questrial"/>
@@ -8098,6 +8217,7 @@
     <w:p>
       <w:pPr>
         <w:pStyle w:val="Heading3"/>
+        <w:keepNext/>
         <w:spacing w:after="240" w:before="480" w:lineRule="auto"/>
         <w:rPr>
           <w:rFonts w:ascii="Questrial" w:cs="Questrial" w:eastAsia="Questrial" w:hAnsi="Questrial"/>
@@ -8131,6 +8251,7 @@
     <w:p>
       <w:pPr>
         <w:pStyle w:val="Heading3"/>
+        <w:keepNext/>
         <w:spacing w:after="240" w:before="480" w:lineRule="auto"/>
         <w:rPr>
           <w:rFonts w:ascii="Questrial" w:cs="Questrial" w:eastAsia="Questrial" w:hAnsi="Questrial"/>
@@ -8164,6 +8285,7 @@
     <w:p>
       <w:pPr>
         <w:pStyle w:val="Heading3"/>
+        <w:keepNext/>
         <w:spacing w:after="240" w:before="480" w:lineRule="auto"/>
         <w:rPr>
           <w:rFonts w:ascii="Questrial" w:cs="Questrial" w:eastAsia="Questrial" w:hAnsi="Questrial"/>
@@ -8197,6 +8319,7 @@
     <w:p>
       <w:pPr>
         <w:pStyle w:val="Heading3"/>
+        <w:keepNext/>
         <w:spacing w:after="240" w:before="480" w:lineRule="auto"/>
         <w:rPr>
           <w:rFonts w:ascii="Questrial" w:cs="Questrial" w:eastAsia="Questrial" w:hAnsi="Questrial"/>
@@ -8230,6 +8353,7 @@
     <w:p>
       <w:pPr>
         <w:pStyle w:val="Heading3"/>
+        <w:keepNext/>
         <w:spacing w:after="240" w:before="480" w:lineRule="auto"/>
         <w:rPr>
           <w:rFonts w:ascii="Questrial" w:cs="Questrial" w:eastAsia="Questrial" w:hAnsi="Questrial"/>
@@ -8307,9 +8431,9 @@
       </w:tblGrid>
       <w:tr>
         <w:trPr>
-          <w:cantSplit w:val="0"/>
+          <w:cantSplit/>
           <w:trHeight w:val="205" w:hRule="atLeast"/>
-          <w:tblHeader w:val="0"/>
+          <w:tblHeader/>
         </w:trPr>
         <w:tc>
           <w:tcPr>
@@ -8393,7 +8517,7 @@
       </w:tr>
       <w:tr>
         <w:trPr>
-          <w:cantSplit w:val="0"/>
+          <w:cantSplit/>
           <w:trHeight w:val="304" w:hRule="atLeast"/>
           <w:tblHeader w:val="0"/>
         </w:trPr>
@@ -8457,7 +8581,7 @@
       </w:tr>
       <w:tr>
         <w:trPr>
-          <w:cantSplit w:val="0"/>
+          <w:cantSplit/>
           <w:trHeight w:val="423" w:hRule="atLeast"/>
           <w:tblHeader w:val="0"/>
         </w:trPr>
@@ -8521,7 +8645,7 @@
       </w:tr>
       <w:tr>
         <w:trPr>
-          <w:cantSplit w:val="0"/>
+          <w:cantSplit/>
           <w:trHeight w:val="306" w:hRule="atLeast"/>
           <w:tblHeader w:val="0"/>
         </w:trPr>
@@ -8585,7 +8709,7 @@
       </w:tr>
       <w:tr>
         <w:trPr>
-          <w:cantSplit w:val="0"/>
+          <w:cantSplit/>
           <w:trHeight w:val="411" w:hRule="atLeast"/>
           <w:tblHeader w:val="0"/>
         </w:trPr>
@@ -8658,7 +8782,7 @@
       </w:tr>
       <w:tr>
         <w:trPr>
-          <w:cantSplit w:val="0"/>
+          <w:cantSplit/>
           <w:trHeight w:val="411" w:hRule="atLeast"/>
           <w:tblHeader w:val="0"/>
         </w:trPr>
@@ -8731,7 +8855,7 @@
       </w:tr>
       <w:tr>
         <w:trPr>
-          <w:cantSplit w:val="0"/>
+          <w:cantSplit/>
           <w:trHeight w:val="411" w:hRule="atLeast"/>
           <w:tblHeader w:val="0"/>
         </w:trPr>
@@ -8804,7 +8928,7 @@
       </w:tr>
       <w:tr>
         <w:trPr>
-          <w:cantSplit w:val="0"/>
+          <w:cantSplit/>
           <w:trHeight w:val="411" w:hRule="atLeast"/>
           <w:tblHeader w:val="0"/>
         </w:trPr>
@@ -8893,6 +9017,7 @@
     <w:p>
       <w:pPr>
         <w:pStyle w:val="Heading3"/>
+        <w:keepNext/>
         <w:spacing w:after="240" w:before="480" w:lineRule="auto"/>
         <w:rPr>
           <w:rFonts w:ascii="Questrial" w:cs="Questrial" w:eastAsia="Questrial" w:hAnsi="Questrial"/>
@@ -8931,6 +9056,7 @@
     <w:p>
       <w:pPr>
         <w:pStyle w:val="Heading3"/>
+        <w:keepNext/>
         <w:spacing w:after="240" w:before="480" w:lineRule="auto"/>
         <w:rPr>
           <w:rFonts w:ascii="Questrial" w:cs="Questrial" w:eastAsia="Questrial" w:hAnsi="Questrial"/>
@@ -8964,6 +9090,7 @@
     <w:p>
       <w:pPr>
         <w:pStyle w:val="Heading3"/>
+        <w:keepNext/>
         <w:spacing w:after="240" w:before="480" w:lineRule="auto"/>
         <w:rPr>
           <w:rFonts w:ascii="Questrial" w:cs="Questrial" w:eastAsia="Questrial" w:hAnsi="Questrial"/>
@@ -9023,13 +9150,14 @@
           <w:bCs w:val="1"/>
           <w:rtl w:val="0"/>
         </w:rPr>
-        <w:t>Inmunidad crítica ambiental: al ser la pelusa textil altamente inflamable y conductora bajo humedad, la placa debe estar protegida con barniz dieléctrico (conformal coating). El nodo de control se aloja en un gabinete estanco IP65 con prensacables, montado sobre pared o columna y no sobre el chasis de la máquina, para que la vibración no afecte las conexiones.</w:t>
-      </w:r>
-      <w:r>
-        <w:rPr>
-          <w:rFonts w:ascii="IBM Plex Sans" w:cs="IBM Plex Sans" w:eastAsia="IBM Plex Sans" w:hAnsi="IBM Plex Sans"/>
-          <w:rtl w:val="0"/>
-        </w:rPr>
+        <w:t xml:space="preserve">Inmunidad crítica ambiental:</w:t>
+      </w:r>
+      <w:r>
+        <w:rPr>
+          <w:rFonts w:ascii="IBM Plex Sans" w:cs="IBM Plex Sans" w:eastAsia="IBM Plex Sans" w:hAnsi="IBM Plex Sans"/>
+          <w:rtl w:val="0"/>
+        </w:rPr>
+        <w:t xml:space="preserve"> al ser la pelusa textil altamente inflamable y conductora bajo humedad, la placa debe estar protegida con barniz dieléctrico (conformal coating). El nodo de control se aloja en un gabinete estanco IP65 con prensacables, montado sobre pared o columna y no sobre el chasis de la máquina, para que la vibración no afecte las conexiones.</w:t>
       </w:r>
     </w:p>
     <w:p>
@@ -9078,18 +9206,20 @@
           <w:bCs w:val="1"/>
           <w:rtl w:val="0"/>
         </w:rPr>
-        <w:t>Respaldo y recuperación de datos: toda la información del sistema (patrones, historial de producción y usuarios) vive en la base de datos alojada en Neon. La protección se organiza en tres capas: la restauración instantánea que ofrece el propio servicio, con una ventana de 6 horas en el plan actual; un respaldo automático diario mediante una tarea programada que ejecuta pg_dump y guarda el volcado comprimido en un repositorio externo; y una copia manual antes de cada migración o demostración. La recuperación se elige según el momento en que se detecte el problema: dentro de las 6 horas, restauración instantánea sin cambiar la cadena de conexión; pasado ese plazo, restauración desde el último respaldo diario, con una pérdida máxima de un día de trabajo. Un respaldo que nunca se probó no es un respaldo: se incluye una restauración de prueba sobre una base de desarrollo en cada visita de mantenimiento.</w:t>
-      </w:r>
-      <w:r>
-        <w:rPr>
-          <w:rFonts w:ascii="IBM Plex Sans" w:cs="IBM Plex Sans" w:eastAsia="IBM Plex Sans" w:hAnsi="IBM Plex Sans"/>
-          <w:rtl w:val="0"/>
-        </w:rPr>
+        <w:t xml:space="preserve">Respaldo y recuperación de datos:</w:t>
+      </w:r>
+      <w:r>
+        <w:rPr>
+          <w:rFonts w:ascii="IBM Plex Sans" w:cs="IBM Plex Sans" w:eastAsia="IBM Plex Sans" w:hAnsi="IBM Plex Sans"/>
+          <w:rtl w:val="0"/>
+        </w:rPr>
+        <w:t xml:space="preserve"> toda la información del sistema (patrones, historial de producción y usuarios) vive en la base de datos alojada en Neon. La protección se organiza en tres capas: la restauración instantánea que ofrece el propio servicio, con una ventana de 6 horas en el plan actual; un respaldo automático diario mediante una tarea programada que ejecuta pg_dump y guarda el volcado comprimido en un repositorio externo; y una copia manual antes de cada migración o demostración. La recuperación se elige según el momento en que se detecte el problema: dentro de las 6 horas, restauración instantánea sin cambiar la cadena de conexión; pasado ese plazo, restauración desde el último respaldo diario, con una pérdida máxima de un día de trabajo. Un respaldo que nunca se probó no es un respaldo: se incluye una restauración de prueba sobre una base de desarrollo en cada visita de mantenimiento.</w:t>
       </w:r>
     </w:p>
     <w:p>
       <w:pPr>
         <w:pStyle w:val="Heading2"/>
+        <w:keepNext/>
         <w:spacing w:after="240" w:before="480" w:lineRule="auto"/>
         <w:rPr>
           <w:rFonts w:ascii="Questrial" w:cs="Questrial" w:eastAsia="Questrial" w:hAnsi="Questrial"/>
@@ -9161,6 +9291,7 @@
     </w:p>
     <w:p>
       <w:pPr>
+        <w:keepNext/>
         <w:numPr>
           <w:ilvl w:val="0"/>
           <w:numId w:val="1"/>
@@ -9253,6 +9384,7 @@
     <w:p>
       <w:pPr>
         <w:pStyle w:val="Heading2"/>
+        <w:keepNext/>
         <w:spacing w:after="240" w:before="480" w:lineRule="auto"/>
         <w:rPr>
           <w:rFonts w:ascii="Questrial" w:cs="Questrial" w:eastAsia="Questrial" w:hAnsi="Questrial"/>
@@ -9293,6 +9425,7 @@
     <w:p>
       <w:pPr>
         <w:pStyle w:val="Heading1"/>
+        <w:keepNext/>
         <w:spacing w:after="240" w:before="480" w:lineRule="auto"/>
         <w:rPr>
           <w:rFonts w:ascii="Questrial" w:cs="Questrial" w:eastAsia="Questrial" w:hAnsi="Questrial"/>
@@ -9309,6 +9442,7 @@
     <w:p>
       <w:pPr>
         <w:pStyle w:val="Heading2"/>
+        <w:keepNext/>
         <w:spacing w:after="240" w:before="480" w:lineRule="auto"/>
         <w:rPr>
           <w:rFonts w:ascii="Questrial" w:cs="Questrial" w:eastAsia="Questrial" w:hAnsi="Questrial"/>
@@ -9360,17 +9494,21 @@
         <w:tblLook w:val="04A0"/>
       </w:tblPr>
       <w:tblGrid>
-        <w:gridCol w:w="1473"/>
-        <w:gridCol w:w="1473"/>
-        <w:gridCol w:w="1473"/>
-        <w:gridCol w:w="1473"/>
-        <w:gridCol w:w="1473"/>
-        <w:gridCol w:w="1473"/>
+        <w:gridCol w:w="680"/>
+        <w:gridCol w:w="1730"/>
+        <w:gridCol w:w="1100"/>
+        <w:gridCol w:w="2423"/>
+        <w:gridCol w:w="1385"/>
+        <w:gridCol w:w="1520"/>
       </w:tblGrid>
       <w:tr>
-        <w:tc>
-          <w:tcPr>
-            <w:tcW w:type="dxa" w:w="1473"/>
+        <w:trPr>
+          <w:cantSplit/>
+          <w:tblHeader/>
+        </w:trPr>
+        <w:tc>
+          <w:tcPr>
+            <w:tcW w:type="dxa" w:w="680"/>
             <w:shd w:fill="1E3A5F"/>
           </w:tcPr>
           <w:p>
@@ -9392,7 +9530,7 @@
         </w:tc>
         <w:tc>
           <w:tcPr>
-            <w:tcW w:type="dxa" w:w="1473"/>
+            <w:tcW w:type="dxa" w:w="1730"/>
             <w:shd w:fill="1E3A5F"/>
           </w:tcPr>
           <w:p>
@@ -9414,7 +9552,7 @@
         </w:tc>
         <w:tc>
           <w:tcPr>
-            <w:tcW w:type="dxa" w:w="1473"/>
+            <w:tcW w:type="dxa" w:w="1100"/>
             <w:shd w:fill="1E3A5F"/>
           </w:tcPr>
           <w:p>
@@ -9436,7 +9574,7 @@
         </w:tc>
         <w:tc>
           <w:tcPr>
-            <w:tcW w:type="dxa" w:w="1473"/>
+            <w:tcW w:type="dxa" w:w="2423"/>
             <w:shd w:fill="1E3A5F"/>
           </w:tcPr>
           <w:p>
@@ -9458,7 +9596,7 @@
         </w:tc>
         <w:tc>
           <w:tcPr>
-            <w:tcW w:type="dxa" w:w="1473"/>
+            <w:tcW w:type="dxa" w:w="1385"/>
             <w:shd w:fill="1E3A5F"/>
           </w:tcPr>
           <w:p>
@@ -9480,7 +9618,7 @@
         </w:tc>
         <w:tc>
           <w:tcPr>
-            <w:tcW w:type="dxa" w:w="1473"/>
+            <w:tcW w:type="dxa" w:w="1520"/>
             <w:shd w:fill="1E3A5F"/>
           </w:tcPr>
           <w:p>
@@ -9502,9 +9640,12 @@
         </w:tc>
       </w:tr>
       <w:tr>
-        <w:tc>
-          <w:tcPr>
-            <w:tcW w:type="dxa" w:w="1473"/>
+        <w:trPr>
+          <w:cantSplit/>
+        </w:trPr>
+        <w:tc>
+          <w:tcPr>
+            <w:tcW w:type="dxa" w:w="680"/>
           </w:tcPr>
           <w:p>
             <w:pPr>
@@ -9526,7 +9667,7 @@
         </w:tc>
         <w:tc>
           <w:tcPr>
-            <w:tcW w:type="dxa" w:w="1473"/>
+            <w:tcW w:type="dxa" w:w="1730"/>
           </w:tcPr>
           <w:p>
             <w:pPr>
@@ -9548,7 +9689,7 @@
         </w:tc>
         <w:tc>
           <w:tcPr>
-            <w:tcW w:type="dxa" w:w="1473"/>
+            <w:tcW w:type="dxa" w:w="1100"/>
           </w:tcPr>
           <w:p>
             <w:pPr>
@@ -9570,7 +9711,7 @@
         </w:tc>
         <w:tc>
           <w:tcPr>
-            <w:tcW w:type="dxa" w:w="1473"/>
+            <w:tcW w:type="dxa" w:w="2423"/>
           </w:tcPr>
           <w:p>
             <w:pPr>
@@ -9592,7 +9733,7 @@
         </w:tc>
         <w:tc>
           <w:tcPr>
-            <w:tcW w:type="dxa" w:w="1473"/>
+            <w:tcW w:type="dxa" w:w="1385"/>
           </w:tcPr>
           <w:p>
             <w:pPr>
@@ -9614,7 +9755,7 @@
         </w:tc>
         <w:tc>
           <w:tcPr>
-            <w:tcW w:type="dxa" w:w="1473"/>
+            <w:tcW w:type="dxa" w:w="1520"/>
           </w:tcPr>
           <w:p>
             <w:pPr>
@@ -9636,9 +9777,12 @@
         </w:tc>
       </w:tr>
       <w:tr>
-        <w:tc>
-          <w:tcPr>
-            <w:tcW w:type="dxa" w:w="1473"/>
+        <w:trPr>
+          <w:cantSplit/>
+        </w:trPr>
+        <w:tc>
+          <w:tcPr>
+            <w:tcW w:type="dxa" w:w="680"/>
           </w:tcPr>
           <w:p>
             <w:pPr>
@@ -9660,7 +9804,7 @@
         </w:tc>
         <w:tc>
           <w:tcPr>
-            <w:tcW w:type="dxa" w:w="1473"/>
+            <w:tcW w:type="dxa" w:w="1730"/>
           </w:tcPr>
           <w:p>
             <w:pPr>
@@ -9682,7 +9826,7 @@
         </w:tc>
         <w:tc>
           <w:tcPr>
-            <w:tcW w:type="dxa" w:w="1473"/>
+            <w:tcW w:type="dxa" w:w="1100"/>
           </w:tcPr>
           <w:p>
             <w:pPr>
@@ -9704,7 +9848,7 @@
         </w:tc>
         <w:tc>
           <w:tcPr>
-            <w:tcW w:type="dxa" w:w="1473"/>
+            <w:tcW w:type="dxa" w:w="2423"/>
           </w:tcPr>
           <w:p>
             <w:pPr>
@@ -9726,7 +9870,7 @@
         </w:tc>
         <w:tc>
           <w:tcPr>
-            <w:tcW w:type="dxa" w:w="1473"/>
+            <w:tcW w:type="dxa" w:w="1385"/>
           </w:tcPr>
           <w:p>
             <w:pPr>
@@ -9748,7 +9892,7 @@
         </w:tc>
         <w:tc>
           <w:tcPr>
-            <w:tcW w:type="dxa" w:w="1473"/>
+            <w:tcW w:type="dxa" w:w="1520"/>
           </w:tcPr>
           <w:p>
             <w:pPr>
@@ -9770,9 +9914,12 @@
         </w:tc>
       </w:tr>
       <w:tr>
-        <w:tc>
-          <w:tcPr>
-            <w:tcW w:type="dxa" w:w="1473"/>
+        <w:trPr>
+          <w:cantSplit/>
+        </w:trPr>
+        <w:tc>
+          <w:tcPr>
+            <w:tcW w:type="dxa" w:w="680"/>
           </w:tcPr>
           <w:p>
             <w:pPr>
@@ -9794,7 +9941,7 @@
         </w:tc>
         <w:tc>
           <w:tcPr>
-            <w:tcW w:type="dxa" w:w="1473"/>
+            <w:tcW w:type="dxa" w:w="1730"/>
           </w:tcPr>
           <w:p>
             <w:pPr>
@@ -9816,7 +9963,7 @@
         </w:tc>
         <w:tc>
           <w:tcPr>
-            <w:tcW w:type="dxa" w:w="1473"/>
+            <w:tcW w:type="dxa" w:w="1100"/>
           </w:tcPr>
           <w:p>
             <w:pPr>
@@ -9838,7 +9985,7 @@
         </w:tc>
         <w:tc>
           <w:tcPr>
-            <w:tcW w:type="dxa" w:w="1473"/>
+            <w:tcW w:type="dxa" w:w="2423"/>
           </w:tcPr>
           <w:p>
             <w:pPr>
@@ -9860,7 +10007,7 @@
         </w:tc>
         <w:tc>
           <w:tcPr>
-            <w:tcW w:type="dxa" w:w="1473"/>
+            <w:tcW w:type="dxa" w:w="1385"/>
           </w:tcPr>
           <w:p>
             <w:pPr>
@@ -9882,7 +10029,7 @@
         </w:tc>
         <w:tc>
           <w:tcPr>
-            <w:tcW w:type="dxa" w:w="1473"/>
+            <w:tcW w:type="dxa" w:w="1520"/>
           </w:tcPr>
           <w:p>
             <w:pPr>
@@ -9904,9 +10051,12 @@
         </w:tc>
       </w:tr>
       <w:tr>
-        <w:tc>
-          <w:tcPr>
-            <w:tcW w:type="dxa" w:w="1473"/>
+        <w:trPr>
+          <w:cantSplit/>
+        </w:trPr>
+        <w:tc>
+          <w:tcPr>
+            <w:tcW w:type="dxa" w:w="680"/>
           </w:tcPr>
           <w:p>
             <w:pPr>
@@ -9928,7 +10078,7 @@
         </w:tc>
         <w:tc>
           <w:tcPr>
-            <w:tcW w:type="dxa" w:w="1473"/>
+            <w:tcW w:type="dxa" w:w="1730"/>
           </w:tcPr>
           <w:p>
             <w:pPr>
@@ -9950,7 +10100,7 @@
         </w:tc>
         <w:tc>
           <w:tcPr>
-            <w:tcW w:type="dxa" w:w="1473"/>
+            <w:tcW w:type="dxa" w:w="1100"/>
           </w:tcPr>
           <w:p>
             <w:pPr>
@@ -9972,7 +10122,7 @@
         </w:tc>
         <w:tc>
           <w:tcPr>
-            <w:tcW w:type="dxa" w:w="1473"/>
+            <w:tcW w:type="dxa" w:w="2423"/>
           </w:tcPr>
           <w:p>
             <w:pPr>
@@ -9994,7 +10144,7 @@
         </w:tc>
         <w:tc>
           <w:tcPr>
-            <w:tcW w:type="dxa" w:w="1473"/>
+            <w:tcW w:type="dxa" w:w="1385"/>
           </w:tcPr>
           <w:p>
             <w:pPr>
@@ -10016,7 +10166,7 @@
         </w:tc>
         <w:tc>
           <w:tcPr>
-            <w:tcW w:type="dxa" w:w="1473"/>
+            <w:tcW w:type="dxa" w:w="1520"/>
           </w:tcPr>
           <w:p>
             <w:pPr>
@@ -10038,9 +10188,12 @@
         </w:tc>
       </w:tr>
       <w:tr>
-        <w:tc>
-          <w:tcPr>
-            <w:tcW w:type="dxa" w:w="1473"/>
+        <w:trPr>
+          <w:cantSplit/>
+        </w:trPr>
+        <w:tc>
+          <w:tcPr>
+            <w:tcW w:type="dxa" w:w="680"/>
           </w:tcPr>
           <w:p>
             <w:pPr>
@@ -10062,7 +10215,7 @@
         </w:tc>
         <w:tc>
           <w:tcPr>
-            <w:tcW w:type="dxa" w:w="1473"/>
+            <w:tcW w:type="dxa" w:w="1730"/>
           </w:tcPr>
           <w:p>
             <w:pPr>
@@ -10084,7 +10237,7 @@
         </w:tc>
         <w:tc>
           <w:tcPr>
-            <w:tcW w:type="dxa" w:w="1473"/>
+            <w:tcW w:type="dxa" w:w="1100"/>
           </w:tcPr>
           <w:p>
             <w:pPr>
@@ -10106,7 +10259,7 @@
         </w:tc>
         <w:tc>
           <w:tcPr>
-            <w:tcW w:type="dxa" w:w="1473"/>
+            <w:tcW w:type="dxa" w:w="2423"/>
           </w:tcPr>
           <w:p>
             <w:pPr>
@@ -10128,7 +10281,7 @@
         </w:tc>
         <w:tc>
           <w:tcPr>
-            <w:tcW w:type="dxa" w:w="1473"/>
+            <w:tcW w:type="dxa" w:w="1385"/>
           </w:tcPr>
           <w:p>
             <w:pPr>
@@ -10150,7 +10303,7 @@
         </w:tc>
         <w:tc>
           <w:tcPr>
-            <w:tcW w:type="dxa" w:w="1473"/>
+            <w:tcW w:type="dxa" w:w="1520"/>
           </w:tcPr>
           <w:p>
             <w:pPr>
@@ -10172,9 +10325,12 @@
         </w:tc>
       </w:tr>
       <w:tr>
-        <w:tc>
-          <w:tcPr>
-            <w:tcW w:type="dxa" w:w="1473"/>
+        <w:trPr>
+          <w:cantSplit/>
+        </w:trPr>
+        <w:tc>
+          <w:tcPr>
+            <w:tcW w:type="dxa" w:w="680"/>
           </w:tcPr>
           <w:p>
             <w:pPr>
@@ -10196,7 +10352,7 @@
         </w:tc>
         <w:tc>
           <w:tcPr>
-            <w:tcW w:type="dxa" w:w="1473"/>
+            <w:tcW w:type="dxa" w:w="1730"/>
           </w:tcPr>
           <w:p>
             <w:pPr>
@@ -10218,7 +10374,7 @@
         </w:tc>
         <w:tc>
           <w:tcPr>
-            <w:tcW w:type="dxa" w:w="1473"/>
+            <w:tcW w:type="dxa" w:w="1100"/>
           </w:tcPr>
           <w:p>
             <w:pPr>
@@ -10240,7 +10396,7 @@
         </w:tc>
         <w:tc>
           <w:tcPr>
-            <w:tcW w:type="dxa" w:w="1473"/>
+            <w:tcW w:type="dxa" w:w="2423"/>
           </w:tcPr>
           <w:p>
             <w:pPr>
@@ -10262,7 +10418,7 @@
         </w:tc>
         <w:tc>
           <w:tcPr>
-            <w:tcW w:type="dxa" w:w="1473"/>
+            <w:tcW w:type="dxa" w:w="1385"/>
           </w:tcPr>
           <w:p>
             <w:pPr>
@@ -10284,7 +10440,7 @@
         </w:tc>
         <w:tc>
           <w:tcPr>
-            <w:tcW w:type="dxa" w:w="1473"/>
+            <w:tcW w:type="dxa" w:w="1520"/>
           </w:tcPr>
           <w:p>
             <w:pPr>
@@ -10306,9 +10462,12 @@
         </w:tc>
       </w:tr>
       <w:tr>
-        <w:tc>
-          <w:tcPr>
-            <w:tcW w:type="dxa" w:w="1473"/>
+        <w:trPr>
+          <w:cantSplit/>
+        </w:trPr>
+        <w:tc>
+          <w:tcPr>
+            <w:tcW w:type="dxa" w:w="680"/>
           </w:tcPr>
           <w:p>
             <w:pPr>
@@ -10330,7 +10489,7 @@
         </w:tc>
         <w:tc>
           <w:tcPr>
-            <w:tcW w:type="dxa" w:w="1473"/>
+            <w:tcW w:type="dxa" w:w="1730"/>
           </w:tcPr>
           <w:p>
             <w:pPr>
@@ -10352,7 +10511,7 @@
         </w:tc>
         <w:tc>
           <w:tcPr>
-            <w:tcW w:type="dxa" w:w="1473"/>
+            <w:tcW w:type="dxa" w:w="1100"/>
           </w:tcPr>
           <w:p>
             <w:pPr>
@@ -10374,7 +10533,7 @@
         </w:tc>
         <w:tc>
           <w:tcPr>
-            <w:tcW w:type="dxa" w:w="1473"/>
+            <w:tcW w:type="dxa" w:w="2423"/>
           </w:tcPr>
           <w:p>
             <w:pPr>
@@ -10396,7 +10555,7 @@
         </w:tc>
         <w:tc>
           <w:tcPr>
-            <w:tcW w:type="dxa" w:w="1473"/>
+            <w:tcW w:type="dxa" w:w="1385"/>
           </w:tcPr>
           <w:p>
             <w:pPr>
@@ -10418,7 +10577,7 @@
         </w:tc>
         <w:tc>
           <w:tcPr>
-            <w:tcW w:type="dxa" w:w="1473"/>
+            <w:tcW w:type="dxa" w:w="1520"/>
           </w:tcPr>
           <w:p>
             <w:pPr>
@@ -10440,9 +10599,12 @@
         </w:tc>
       </w:tr>
       <w:tr>
-        <w:tc>
-          <w:tcPr>
-            <w:tcW w:type="dxa" w:w="1473"/>
+        <w:trPr>
+          <w:cantSplit/>
+        </w:trPr>
+        <w:tc>
+          <w:tcPr>
+            <w:tcW w:type="dxa" w:w="680"/>
           </w:tcPr>
           <w:p>
             <w:pPr>
@@ -10464,7 +10626,7 @@
         </w:tc>
         <w:tc>
           <w:tcPr>
-            <w:tcW w:type="dxa" w:w="1473"/>
+            <w:tcW w:type="dxa" w:w="1730"/>
           </w:tcPr>
           <w:p>
             <w:pPr>
@@ -10486,7 +10648,7 @@
         </w:tc>
         <w:tc>
           <w:tcPr>
-            <w:tcW w:type="dxa" w:w="1473"/>
+            <w:tcW w:type="dxa" w:w="1100"/>
           </w:tcPr>
           <w:p>
             <w:pPr>
@@ -10508,7 +10670,7 @@
         </w:tc>
         <w:tc>
           <w:tcPr>
-            <w:tcW w:type="dxa" w:w="1473"/>
+            <w:tcW w:type="dxa" w:w="2423"/>
           </w:tcPr>
           <w:p>
             <w:pPr>
@@ -10530,7 +10692,7 @@
         </w:tc>
         <w:tc>
           <w:tcPr>
-            <w:tcW w:type="dxa" w:w="1473"/>
+            <w:tcW w:type="dxa" w:w="1385"/>
           </w:tcPr>
           <w:p>
             <w:pPr>
@@ -10552,7 +10714,7 @@
         </w:tc>
         <w:tc>
           <w:tcPr>
-            <w:tcW w:type="dxa" w:w="1473"/>
+            <w:tcW w:type="dxa" w:w="1520"/>
           </w:tcPr>
           <w:p>
             <w:pPr>
@@ -10574,9 +10736,12 @@
         </w:tc>
       </w:tr>
       <w:tr>
-        <w:tc>
-          <w:tcPr>
-            <w:tcW w:type="dxa" w:w="1473"/>
+        <w:trPr>
+          <w:cantSplit/>
+        </w:trPr>
+        <w:tc>
+          <w:tcPr>
+            <w:tcW w:type="dxa" w:w="680"/>
           </w:tcPr>
           <w:p>
             <w:pPr>
@@ -10598,7 +10763,7 @@
         </w:tc>
         <w:tc>
           <w:tcPr>
-            <w:tcW w:type="dxa" w:w="1473"/>
+            <w:tcW w:type="dxa" w:w="1730"/>
           </w:tcPr>
           <w:p>
             <w:pPr>
@@ -10620,7 +10785,7 @@
         </w:tc>
         <w:tc>
           <w:tcPr>
-            <w:tcW w:type="dxa" w:w="1473"/>
+            <w:tcW w:type="dxa" w:w="1100"/>
           </w:tcPr>
           <w:p>
             <w:pPr>
@@ -10642,7 +10807,7 @@
         </w:tc>
         <w:tc>
           <w:tcPr>
-            <w:tcW w:type="dxa" w:w="1473"/>
+            <w:tcW w:type="dxa" w:w="2423"/>
           </w:tcPr>
           <w:p>
             <w:pPr>
@@ -10664,7 +10829,7 @@
         </w:tc>
         <w:tc>
           <w:tcPr>
-            <w:tcW w:type="dxa" w:w="1473"/>
+            <w:tcW w:type="dxa" w:w="1385"/>
           </w:tcPr>
           <w:p>
             <w:pPr>
@@ -10686,7 +10851,7 @@
         </w:tc>
         <w:tc>
           <w:tcPr>
-            <w:tcW w:type="dxa" w:w="1473"/>
+            <w:tcW w:type="dxa" w:w="1520"/>
           </w:tcPr>
           <w:p>
             <w:pPr>
@@ -10708,9 +10873,12 @@
         </w:tc>
       </w:tr>
       <w:tr>
-        <w:tc>
-          <w:tcPr>
-            <w:tcW w:type="dxa" w:w="1473"/>
+        <w:trPr>
+          <w:cantSplit/>
+        </w:trPr>
+        <w:tc>
+          <w:tcPr>
+            <w:tcW w:type="dxa" w:w="680"/>
           </w:tcPr>
           <w:p>
             <w:pPr>
@@ -10732,7 +10900,7 @@
         </w:tc>
         <w:tc>
           <w:tcPr>
-            <w:tcW w:type="dxa" w:w="1473"/>
+            <w:tcW w:type="dxa" w:w="1730"/>
           </w:tcPr>
           <w:p>
             <w:pPr>
@@ -10754,7 +10922,7 @@
         </w:tc>
         <w:tc>
           <w:tcPr>
-            <w:tcW w:type="dxa" w:w="1473"/>
+            <w:tcW w:type="dxa" w:w="1100"/>
           </w:tcPr>
           <w:p>
             <w:pPr>
@@ -10776,7 +10944,7 @@
         </w:tc>
         <w:tc>
           <w:tcPr>
-            <w:tcW w:type="dxa" w:w="1473"/>
+            <w:tcW w:type="dxa" w:w="2423"/>
           </w:tcPr>
           <w:p>
             <w:pPr>
@@ -10798,7 +10966,7 @@
         </w:tc>
         <w:tc>
           <w:tcPr>
-            <w:tcW w:type="dxa" w:w="1473"/>
+            <w:tcW w:type="dxa" w:w="1385"/>
           </w:tcPr>
           <w:p>
             <w:pPr>
@@ -10820,7 +10988,7 @@
         </w:tc>
         <w:tc>
           <w:tcPr>
-            <w:tcW w:type="dxa" w:w="1473"/>
+            <w:tcW w:type="dxa" w:w="1520"/>
           </w:tcPr>
           <w:p>
             <w:pPr>
@@ -10842,9 +11010,12 @@
         </w:tc>
       </w:tr>
       <w:tr>
-        <w:tc>
-          <w:tcPr>
-            <w:tcW w:type="dxa" w:w="1473"/>
+        <w:trPr>
+          <w:cantSplit/>
+        </w:trPr>
+        <w:tc>
+          <w:tcPr>
+            <w:tcW w:type="dxa" w:w="680"/>
           </w:tcPr>
           <w:p>
             <w:pPr>
@@ -10866,7 +11037,7 @@
         </w:tc>
         <w:tc>
           <w:tcPr>
-            <w:tcW w:type="dxa" w:w="1473"/>
+            <w:tcW w:type="dxa" w:w="1730"/>
           </w:tcPr>
           <w:p>
             <w:pPr>
@@ -10888,7 +11059,7 @@
         </w:tc>
         <w:tc>
           <w:tcPr>
-            <w:tcW w:type="dxa" w:w="1473"/>
+            <w:tcW w:type="dxa" w:w="1100"/>
           </w:tcPr>
           <w:p>
             <w:pPr>
@@ -10910,7 +11081,7 @@
         </w:tc>
         <w:tc>
           <w:tcPr>
-            <w:tcW w:type="dxa" w:w="1473"/>
+            <w:tcW w:type="dxa" w:w="2423"/>
           </w:tcPr>
           <w:p>
             <w:pPr>
@@ -10932,7 +11103,7 @@
         </w:tc>
         <w:tc>
           <w:tcPr>
-            <w:tcW w:type="dxa" w:w="1473"/>
+            <w:tcW w:type="dxa" w:w="1385"/>
           </w:tcPr>
           <w:p>
             <w:pPr>
@@ -10954,7 +11125,7 @@
         </w:tc>
         <w:tc>
           <w:tcPr>
-            <w:tcW w:type="dxa" w:w="1473"/>
+            <w:tcW w:type="dxa" w:w="1520"/>
           </w:tcPr>
           <w:p>
             <w:pPr>
@@ -10976,9 +11147,12 @@
         </w:tc>
       </w:tr>
       <w:tr>
-        <w:tc>
-          <w:tcPr>
-            <w:tcW w:type="dxa" w:w="1473"/>
+        <w:trPr>
+          <w:cantSplit/>
+        </w:trPr>
+        <w:tc>
+          <w:tcPr>
+            <w:tcW w:type="dxa" w:w="680"/>
           </w:tcPr>
           <w:p>
             <w:pPr>
@@ -11000,7 +11174,7 @@
         </w:tc>
         <w:tc>
           <w:tcPr>
-            <w:tcW w:type="dxa" w:w="1473"/>
+            <w:tcW w:type="dxa" w:w="1730"/>
           </w:tcPr>
           <w:p>
             <w:pPr>
@@ -11022,7 +11196,7 @@
         </w:tc>
         <w:tc>
           <w:tcPr>
-            <w:tcW w:type="dxa" w:w="1473"/>
+            <w:tcW w:type="dxa" w:w="1100"/>
           </w:tcPr>
           <w:p>
             <w:pPr>
@@ -11044,7 +11218,7 @@
         </w:tc>
         <w:tc>
           <w:tcPr>
-            <w:tcW w:type="dxa" w:w="1473"/>
+            <w:tcW w:type="dxa" w:w="2423"/>
           </w:tcPr>
           <w:p>
             <w:pPr>
@@ -11066,7 +11240,7 @@
         </w:tc>
         <w:tc>
           <w:tcPr>
-            <w:tcW w:type="dxa" w:w="1473"/>
+            <w:tcW w:type="dxa" w:w="1385"/>
           </w:tcPr>
           <w:p>
             <w:pPr>
@@ -11088,7 +11262,7 @@
         </w:tc>
         <w:tc>
           <w:tcPr>
-            <w:tcW w:type="dxa" w:w="1473"/>
+            <w:tcW w:type="dxa" w:w="1520"/>
           </w:tcPr>
           <w:p>
             <w:pPr>
@@ -11127,6 +11301,7 @@
     <w:p>
       <w:pPr>
         <w:pStyle w:val="Heading2"/>
+        <w:keepNext/>
         <w:spacing w:after="240" w:before="480" w:lineRule="auto"/>
         <w:rPr>
           <w:rFonts w:ascii="Questrial" w:cs="Questrial" w:eastAsia="Questrial" w:hAnsi="Questrial"/>
@@ -11185,16 +11360,20 @@
         <w:tblLook w:val="04A0"/>
       </w:tblPr>
       <w:tblGrid>
-        <w:gridCol w:w="1768"/>
-        <w:gridCol w:w="1768"/>
-        <w:gridCol w:w="1768"/>
-        <w:gridCol w:w="1768"/>
-        <w:gridCol w:w="1768"/>
+        <w:gridCol w:w="785"/>
+        <w:gridCol w:w="1730"/>
+        <w:gridCol w:w="1625"/>
+        <w:gridCol w:w="3315"/>
+        <w:gridCol w:w="1385"/>
       </w:tblGrid>
       <w:tr>
-        <w:tc>
-          <w:tcPr>
-            <w:tcW w:type="dxa" w:w="1768"/>
+        <w:trPr>
+          <w:cantSplit/>
+          <w:tblHeader/>
+        </w:trPr>
+        <w:tc>
+          <w:tcPr>
+            <w:tcW w:type="dxa" w:w="785"/>
             <w:shd w:fill="1E3A5F"/>
           </w:tcPr>
           <w:p>
@@ -11216,7 +11395,7 @@
         </w:tc>
         <w:tc>
           <w:tcPr>
-            <w:tcW w:type="dxa" w:w="1768"/>
+            <w:tcW w:type="dxa" w:w="1730"/>
             <w:shd w:fill="1E3A5F"/>
           </w:tcPr>
           <w:p>
@@ -11238,7 +11417,7 @@
         </w:tc>
         <w:tc>
           <w:tcPr>
-            <w:tcW w:type="dxa" w:w="1768"/>
+            <w:tcW w:type="dxa" w:w="1625"/>
             <w:shd w:fill="1E3A5F"/>
           </w:tcPr>
           <w:p>
@@ -11260,7 +11439,7 @@
         </w:tc>
         <w:tc>
           <w:tcPr>
-            <w:tcW w:type="dxa" w:w="1768"/>
+            <w:tcW w:type="dxa" w:w="3315"/>
             <w:shd w:fill="1E3A5F"/>
           </w:tcPr>
           <w:p>
@@ -11282,7 +11461,7 @@
         </w:tc>
         <w:tc>
           <w:tcPr>
-            <w:tcW w:type="dxa" w:w="1768"/>
+            <w:tcW w:type="dxa" w:w="1385"/>
             <w:shd w:fill="1E3A5F"/>
           </w:tcPr>
           <w:p>
@@ -11304,9 +11483,12 @@
         </w:tc>
       </w:tr>
       <w:tr>
-        <w:tc>
-          <w:tcPr>
-            <w:tcW w:type="dxa" w:w="1768"/>
+        <w:trPr>
+          <w:cantSplit/>
+        </w:trPr>
+        <w:tc>
+          <w:tcPr>
+            <w:tcW w:type="dxa" w:w="785"/>
           </w:tcPr>
           <w:p>
             <w:pPr>
@@ -11328,7 +11510,7 @@
         </w:tc>
         <w:tc>
           <w:tcPr>
-            <w:tcW w:type="dxa" w:w="1768"/>
+            <w:tcW w:type="dxa" w:w="1730"/>
           </w:tcPr>
           <w:p>
             <w:pPr>
@@ -11350,7 +11532,7 @@
         </w:tc>
         <w:tc>
           <w:tcPr>
-            <w:tcW w:type="dxa" w:w="1768"/>
+            <w:tcW w:type="dxa" w:w="1625"/>
           </w:tcPr>
           <w:p>
             <w:pPr>
@@ -11372,7 +11554,7 @@
         </w:tc>
         <w:tc>
           <w:tcPr>
-            <w:tcW w:type="dxa" w:w="1768"/>
+            <w:tcW w:type="dxa" w:w="3315"/>
           </w:tcPr>
           <w:p>
             <w:pPr>
@@ -11394,7 +11576,7 @@
         </w:tc>
         <w:tc>
           <w:tcPr>
-            <w:tcW w:type="dxa" w:w="1768"/>
+            <w:tcW w:type="dxa" w:w="1385"/>
           </w:tcPr>
           <w:p>
             <w:pPr>
@@ -11416,9 +11598,12 @@
         </w:tc>
       </w:tr>
       <w:tr>
-        <w:tc>
-          <w:tcPr>
-            <w:tcW w:type="dxa" w:w="1768"/>
+        <w:trPr>
+          <w:cantSplit/>
+        </w:trPr>
+        <w:tc>
+          <w:tcPr>
+            <w:tcW w:type="dxa" w:w="785"/>
           </w:tcPr>
           <w:p>
             <w:pPr>
@@ -11440,7 +11625,7 @@
         </w:tc>
         <w:tc>
           <w:tcPr>
-            <w:tcW w:type="dxa" w:w="1768"/>
+            <w:tcW w:type="dxa" w:w="1730"/>
           </w:tcPr>
           <w:p>
             <w:pPr>
@@ -11462,7 +11647,7 @@
         </w:tc>
         <w:tc>
           <w:tcPr>
-            <w:tcW w:type="dxa" w:w="1768"/>
+            <w:tcW w:type="dxa" w:w="1625"/>
           </w:tcPr>
           <w:p>
             <w:pPr>
@@ -11484,7 +11669,7 @@
         </w:tc>
         <w:tc>
           <w:tcPr>
-            <w:tcW w:type="dxa" w:w="1768"/>
+            <w:tcW w:type="dxa" w:w="3315"/>
           </w:tcPr>
           <w:p>
             <w:pPr>
@@ -11506,7 +11691,7 @@
         </w:tc>
         <w:tc>
           <w:tcPr>
-            <w:tcW w:type="dxa" w:w="1768"/>
+            <w:tcW w:type="dxa" w:w="1385"/>
           </w:tcPr>
           <w:p>
             <w:pPr>
@@ -11528,9 +11713,12 @@
         </w:tc>
       </w:tr>
       <w:tr>
-        <w:tc>
-          <w:tcPr>
-            <w:tcW w:type="dxa" w:w="1768"/>
+        <w:trPr>
+          <w:cantSplit/>
+        </w:trPr>
+        <w:tc>
+          <w:tcPr>
+            <w:tcW w:type="dxa" w:w="785"/>
           </w:tcPr>
           <w:p>
             <w:pPr>
@@ -11552,7 +11740,7 @@
         </w:tc>
         <w:tc>
           <w:tcPr>
-            <w:tcW w:type="dxa" w:w="1768"/>
+            <w:tcW w:type="dxa" w:w="1730"/>
           </w:tcPr>
           <w:p>
             <w:pPr>
@@ -11574,7 +11762,7 @@
         </w:tc>
         <w:tc>
           <w:tcPr>
-            <w:tcW w:type="dxa" w:w="1768"/>
+            <w:tcW w:type="dxa" w:w="1625"/>
           </w:tcPr>
           <w:p>
             <w:pPr>
@@ -11596,7 +11784,7 @@
         </w:tc>
         <w:tc>
           <w:tcPr>
-            <w:tcW w:type="dxa" w:w="1768"/>
+            <w:tcW w:type="dxa" w:w="3315"/>
           </w:tcPr>
           <w:p>
             <w:pPr>
@@ -11618,7 +11806,7 @@
         </w:tc>
         <w:tc>
           <w:tcPr>
-            <w:tcW w:type="dxa" w:w="1768"/>
+            <w:tcW w:type="dxa" w:w="1385"/>
           </w:tcPr>
           <w:p>
             <w:pPr>
@@ -11640,9 +11828,12 @@
         </w:tc>
       </w:tr>
       <w:tr>
-        <w:tc>
-          <w:tcPr>
-            <w:tcW w:type="dxa" w:w="1768"/>
+        <w:trPr>
+          <w:cantSplit/>
+        </w:trPr>
+        <w:tc>
+          <w:tcPr>
+            <w:tcW w:type="dxa" w:w="785"/>
           </w:tcPr>
           <w:p>
             <w:pPr>
@@ -11664,7 +11855,7 @@
         </w:tc>
         <w:tc>
           <w:tcPr>
-            <w:tcW w:type="dxa" w:w="1768"/>
+            <w:tcW w:type="dxa" w:w="1730"/>
           </w:tcPr>
           <w:p>
             <w:pPr>
@@ -11686,7 +11877,7 @@
         </w:tc>
         <w:tc>
           <w:tcPr>
-            <w:tcW w:type="dxa" w:w="1768"/>
+            <w:tcW w:type="dxa" w:w="1625"/>
           </w:tcPr>
           <w:p>
             <w:pPr>
@@ -11708,7 +11899,7 @@
         </w:tc>
         <w:tc>
           <w:tcPr>
-            <w:tcW w:type="dxa" w:w="1768"/>
+            <w:tcW w:type="dxa" w:w="3315"/>
           </w:tcPr>
           <w:p>
             <w:pPr>
@@ -11730,7 +11921,7 @@
         </w:tc>
         <w:tc>
           <w:tcPr>
-            <w:tcW w:type="dxa" w:w="1768"/>
+            <w:tcW w:type="dxa" w:w="1385"/>
           </w:tcPr>
           <w:p>
             <w:pPr>
@@ -11752,9 +11943,12 @@
         </w:tc>
       </w:tr>
       <w:tr>
-        <w:tc>
-          <w:tcPr>
-            <w:tcW w:type="dxa" w:w="1768"/>
+        <w:trPr>
+          <w:cantSplit/>
+        </w:trPr>
+        <w:tc>
+          <w:tcPr>
+            <w:tcW w:type="dxa" w:w="785"/>
           </w:tcPr>
           <w:p>
             <w:pPr>
@@ -11776,7 +11970,7 @@
         </w:tc>
         <w:tc>
           <w:tcPr>
-            <w:tcW w:type="dxa" w:w="1768"/>
+            <w:tcW w:type="dxa" w:w="1730"/>
           </w:tcPr>
           <w:p>
             <w:pPr>
@@ -11798,7 +11992,7 @@
         </w:tc>
         <w:tc>
           <w:tcPr>
-            <w:tcW w:type="dxa" w:w="1768"/>
+            <w:tcW w:type="dxa" w:w="1625"/>
           </w:tcPr>
           <w:p>
             <w:pPr>
@@ -11820,7 +12014,7 @@
         </w:tc>
         <w:tc>
           <w:tcPr>
-            <w:tcW w:type="dxa" w:w="1768"/>
+            <w:tcW w:type="dxa" w:w="3315"/>
           </w:tcPr>
           <w:p>
             <w:pPr>
@@ -11842,7 +12036,7 @@
         </w:tc>
         <w:tc>
           <w:tcPr>
-            <w:tcW w:type="dxa" w:w="1768"/>
+            <w:tcW w:type="dxa" w:w="1385"/>
           </w:tcPr>
           <w:p>
             <w:pPr>
@@ -11864,9 +12058,12 @@
         </w:tc>
       </w:tr>
       <w:tr>
-        <w:tc>
-          <w:tcPr>
-            <w:tcW w:type="dxa" w:w="1768"/>
+        <w:trPr>
+          <w:cantSplit/>
+        </w:trPr>
+        <w:tc>
+          <w:tcPr>
+            <w:tcW w:type="dxa" w:w="785"/>
           </w:tcPr>
           <w:p>
             <w:pPr>
@@ -11888,7 +12085,7 @@
         </w:tc>
         <w:tc>
           <w:tcPr>
-            <w:tcW w:type="dxa" w:w="1768"/>
+            <w:tcW w:type="dxa" w:w="1730"/>
           </w:tcPr>
           <w:p>
             <w:pPr>
@@ -11910,7 +12107,7 @@
         </w:tc>
         <w:tc>
           <w:tcPr>
-            <w:tcW w:type="dxa" w:w="1768"/>
+            <w:tcW w:type="dxa" w:w="1625"/>
           </w:tcPr>
           <w:p>
             <w:pPr>
@@ -11932,7 +12129,7 @@
         </w:tc>
         <w:tc>
           <w:tcPr>
-            <w:tcW w:type="dxa" w:w="1768"/>
+            <w:tcW w:type="dxa" w:w="3315"/>
           </w:tcPr>
           <w:p>
             <w:pPr>
@@ -11954,7 +12151,7 @@
         </w:tc>
         <w:tc>
           <w:tcPr>
-            <w:tcW w:type="dxa" w:w="1768"/>
+            <w:tcW w:type="dxa" w:w="1385"/>
           </w:tcPr>
           <w:p>
             <w:pPr>
@@ -11976,9 +12173,12 @@
         </w:tc>
       </w:tr>
       <w:tr>
-        <w:tc>
-          <w:tcPr>
-            <w:tcW w:type="dxa" w:w="1768"/>
+        <w:trPr>
+          <w:cantSplit/>
+        </w:trPr>
+        <w:tc>
+          <w:tcPr>
+            <w:tcW w:type="dxa" w:w="785"/>
           </w:tcPr>
           <w:p>
             <w:pPr>
@@ -12000,7 +12200,7 @@
         </w:tc>
         <w:tc>
           <w:tcPr>
-            <w:tcW w:type="dxa" w:w="1768"/>
+            <w:tcW w:type="dxa" w:w="1730"/>
           </w:tcPr>
           <w:p>
             <w:pPr>
@@ -12022,7 +12222,7 @@
         </w:tc>
         <w:tc>
           <w:tcPr>
-            <w:tcW w:type="dxa" w:w="1768"/>
+            <w:tcW w:type="dxa" w:w="1625"/>
           </w:tcPr>
           <w:p>
             <w:pPr>
@@ -12044,7 +12244,7 @@
         </w:tc>
         <w:tc>
           <w:tcPr>
-            <w:tcW w:type="dxa" w:w="1768"/>
+            <w:tcW w:type="dxa" w:w="3315"/>
           </w:tcPr>
           <w:p>
             <w:pPr>
@@ -12066,7 +12266,7 @@
         </w:tc>
         <w:tc>
           <w:tcPr>
-            <w:tcW w:type="dxa" w:w="1768"/>
+            <w:tcW w:type="dxa" w:w="1385"/>
           </w:tcPr>
           <w:p>
             <w:pPr>
@@ -12105,6 +12305,7 @@
     <w:p>
       <w:pPr>
         <w:pStyle w:val="Heading2"/>
+        <w:keepNext/>
         <w:spacing w:after="120" w:before="480" w:lineRule="auto"/>
         <w:rPr>
           <w:rFonts w:ascii="Questrial" w:cs="Questrial" w:eastAsia="Questrial" w:hAnsi="Questrial"/>
@@ -12151,17 +12352,21 @@
         <w:tblLook w:val="04A0"/>
       </w:tblPr>
       <w:tblGrid>
-        <w:gridCol w:w="1473"/>
-        <w:gridCol w:w="1473"/>
-        <w:gridCol w:w="1473"/>
-        <w:gridCol w:w="1473"/>
-        <w:gridCol w:w="1473"/>
-        <w:gridCol w:w="1473"/>
+        <w:gridCol w:w="785"/>
+        <w:gridCol w:w="1310"/>
+        <w:gridCol w:w="890"/>
+        <w:gridCol w:w="2370"/>
+        <w:gridCol w:w="1963"/>
+        <w:gridCol w:w="1520"/>
       </w:tblGrid>
       <w:tr>
-        <w:tc>
-          <w:tcPr>
-            <w:tcW w:type="dxa" w:w="1473"/>
+        <w:trPr>
+          <w:cantSplit/>
+          <w:tblHeader/>
+        </w:trPr>
+        <w:tc>
+          <w:tcPr>
+            <w:tcW w:type="dxa" w:w="785"/>
             <w:shd w:fill="1E3A5F"/>
           </w:tcPr>
           <w:p>
@@ -12180,7 +12385,7 @@
         </w:tc>
         <w:tc>
           <w:tcPr>
-            <w:tcW w:type="dxa" w:w="1473"/>
+            <w:tcW w:type="dxa" w:w="1310"/>
             <w:shd w:fill="1E3A5F"/>
           </w:tcPr>
           <w:p>
@@ -12199,7 +12404,7 @@
         </w:tc>
         <w:tc>
           <w:tcPr>
-            <w:tcW w:type="dxa" w:w="1473"/>
+            <w:tcW w:type="dxa" w:w="890"/>
             <w:shd w:fill="1E3A5F"/>
           </w:tcPr>
           <w:p>
@@ -12218,7 +12423,7 @@
         </w:tc>
         <w:tc>
           <w:tcPr>
-            <w:tcW w:type="dxa" w:w="1473"/>
+            <w:tcW w:type="dxa" w:w="2370"/>
             <w:shd w:fill="1E3A5F"/>
           </w:tcPr>
           <w:p>
@@ -12237,7 +12442,7 @@
         </w:tc>
         <w:tc>
           <w:tcPr>
-            <w:tcW w:type="dxa" w:w="1473"/>
+            <w:tcW w:type="dxa" w:w="1963"/>
             <w:shd w:fill="1E3A5F"/>
           </w:tcPr>
           <w:p>
@@ -12256,7 +12461,7 @@
         </w:tc>
         <w:tc>
           <w:tcPr>
-            <w:tcW w:type="dxa" w:w="1473"/>
+            <w:tcW w:type="dxa" w:w="1520"/>
             <w:shd w:fill="1E3A5F"/>
           </w:tcPr>
           <w:p>
@@ -12278,9 +12483,12 @@
         </w:tc>
       </w:tr>
       <w:tr>
-        <w:tc>
-          <w:tcPr>
-            <w:tcW w:type="dxa" w:w="1473"/>
+        <w:trPr>
+          <w:cantSplit/>
+        </w:trPr>
+        <w:tc>
+          <w:tcPr>
+            <w:tcW w:type="dxa" w:w="785"/>
           </w:tcPr>
           <w:p>
             <w:pPr>
@@ -12298,7 +12506,7 @@
         </w:tc>
         <w:tc>
           <w:tcPr>
-            <w:tcW w:type="dxa" w:w="1473"/>
+            <w:tcW w:type="dxa" w:w="1310"/>
           </w:tcPr>
           <w:p>
             <w:pPr>
@@ -12316,7 +12524,7 @@
         </w:tc>
         <w:tc>
           <w:tcPr>
-            <w:tcW w:type="dxa" w:w="1473"/>
+            <w:tcW w:type="dxa" w:w="890"/>
           </w:tcPr>
           <w:p>
             <w:pPr>
@@ -12334,7 +12542,7 @@
         </w:tc>
         <w:tc>
           <w:tcPr>
-            <w:tcW w:type="dxa" w:w="1473"/>
+            <w:tcW w:type="dxa" w:w="2370"/>
           </w:tcPr>
           <w:p>
             <w:pPr>
@@ -12352,7 +12560,7 @@
         </w:tc>
         <w:tc>
           <w:tcPr>
-            <w:tcW w:type="dxa" w:w="1473"/>
+            <w:tcW w:type="dxa" w:w="1963"/>
           </w:tcPr>
           <w:p>
             <w:pPr>
@@ -12370,7 +12578,7 @@
         </w:tc>
         <w:tc>
           <w:tcPr>
-            <w:tcW w:type="dxa" w:w="1473"/>
+            <w:tcW w:type="dxa" w:w="1520"/>
           </w:tcPr>
           <w:p>
             <w:pPr>
@@ -12392,9 +12600,12 @@
         </w:tc>
       </w:tr>
       <w:tr>
-        <w:tc>
-          <w:tcPr>
-            <w:tcW w:type="dxa" w:w="1473"/>
+        <w:trPr>
+          <w:cantSplit/>
+        </w:trPr>
+        <w:tc>
+          <w:tcPr>
+            <w:tcW w:type="dxa" w:w="785"/>
           </w:tcPr>
           <w:p>
             <w:pPr>
@@ -12412,7 +12623,7 @@
         </w:tc>
         <w:tc>
           <w:tcPr>
-            <w:tcW w:type="dxa" w:w="1473"/>
+            <w:tcW w:type="dxa" w:w="1310"/>
           </w:tcPr>
           <w:p>
             <w:pPr>
@@ -12430,7 +12641,7 @@
         </w:tc>
         <w:tc>
           <w:tcPr>
-            <w:tcW w:type="dxa" w:w="1473"/>
+            <w:tcW w:type="dxa" w:w="890"/>
           </w:tcPr>
           <w:p>
             <w:pPr>
@@ -12448,7 +12659,7 @@
         </w:tc>
         <w:tc>
           <w:tcPr>
-            <w:tcW w:type="dxa" w:w="1473"/>
+            <w:tcW w:type="dxa" w:w="2370"/>
           </w:tcPr>
           <w:p>
             <w:pPr>
@@ -12466,7 +12677,7 @@
         </w:tc>
         <w:tc>
           <w:tcPr>
-            <w:tcW w:type="dxa" w:w="1473"/>
+            <w:tcW w:type="dxa" w:w="1963"/>
           </w:tcPr>
           <w:p>
             <w:pPr>
@@ -12484,7 +12695,7 @@
         </w:tc>
         <w:tc>
           <w:tcPr>
-            <w:tcW w:type="dxa" w:w="1473"/>
+            <w:tcW w:type="dxa" w:w="1520"/>
           </w:tcPr>
           <w:p>
             <w:pPr>
@@ -12506,9 +12717,12 @@
         </w:tc>
       </w:tr>
       <w:tr>
-        <w:tc>
-          <w:tcPr>
-            <w:tcW w:type="dxa" w:w="1473"/>
+        <w:trPr>
+          <w:cantSplit/>
+        </w:trPr>
+        <w:tc>
+          <w:tcPr>
+            <w:tcW w:type="dxa" w:w="785"/>
           </w:tcPr>
           <w:p>
             <w:pPr>
@@ -12526,7 +12740,7 @@
         </w:tc>
         <w:tc>
           <w:tcPr>
-            <w:tcW w:type="dxa" w:w="1473"/>
+            <w:tcW w:type="dxa" w:w="1310"/>
           </w:tcPr>
           <w:p>
             <w:pPr>
@@ -12544,7 +12758,7 @@
         </w:tc>
         <w:tc>
           <w:tcPr>
-            <w:tcW w:type="dxa" w:w="1473"/>
+            <w:tcW w:type="dxa" w:w="890"/>
           </w:tcPr>
           <w:p>
             <w:pPr>
@@ -12562,7 +12776,7 @@
         </w:tc>
         <w:tc>
           <w:tcPr>
-            <w:tcW w:type="dxa" w:w="1473"/>
+            <w:tcW w:type="dxa" w:w="2370"/>
           </w:tcPr>
           <w:p>
             <w:pPr>
@@ -12580,7 +12794,7 @@
         </w:tc>
         <w:tc>
           <w:tcPr>
-            <w:tcW w:type="dxa" w:w="1473"/>
+            <w:tcW w:type="dxa" w:w="1963"/>
           </w:tcPr>
           <w:p>
             <w:pPr>
@@ -12598,7 +12812,7 @@
         </w:tc>
         <w:tc>
           <w:tcPr>
-            <w:tcW w:type="dxa" w:w="1473"/>
+            <w:tcW w:type="dxa" w:w="1520"/>
           </w:tcPr>
           <w:p>
             <w:pPr>
@@ -12620,9 +12834,12 @@
         </w:tc>
       </w:tr>
       <w:tr>
-        <w:tc>
-          <w:tcPr>
-            <w:tcW w:type="dxa" w:w="1473"/>
+        <w:trPr>
+          <w:cantSplit/>
+        </w:trPr>
+        <w:tc>
+          <w:tcPr>
+            <w:tcW w:type="dxa" w:w="785"/>
           </w:tcPr>
           <w:p>
             <w:pPr>
@@ -12640,7 +12857,7 @@
         </w:tc>
         <w:tc>
           <w:tcPr>
-            <w:tcW w:type="dxa" w:w="1473"/>
+            <w:tcW w:type="dxa" w:w="1310"/>
           </w:tcPr>
           <w:p>
             <w:pPr>
@@ -12658,7 +12875,7 @@
         </w:tc>
         <w:tc>
           <w:tcPr>
-            <w:tcW w:type="dxa" w:w="1473"/>
+            <w:tcW w:type="dxa" w:w="890"/>
           </w:tcPr>
           <w:p>
             <w:pPr>
@@ -12676,7 +12893,7 @@
         </w:tc>
         <w:tc>
           <w:tcPr>
-            <w:tcW w:type="dxa" w:w="1473"/>
+            <w:tcW w:type="dxa" w:w="2370"/>
           </w:tcPr>
           <w:p>
             <w:pPr>
@@ -12694,7 +12911,7 @@
         </w:tc>
         <w:tc>
           <w:tcPr>
-            <w:tcW w:type="dxa" w:w="1473"/>
+            <w:tcW w:type="dxa" w:w="1963"/>
           </w:tcPr>
           <w:p>
             <w:pPr>
@@ -12712,7 +12929,7 @@
         </w:tc>
         <w:tc>
           <w:tcPr>
-            <w:tcW w:type="dxa" w:w="1473"/>
+            <w:tcW w:type="dxa" w:w="1520"/>
           </w:tcPr>
           <w:p>
             <w:pPr>
@@ -12734,9 +12951,12 @@
         </w:tc>
       </w:tr>
       <w:tr>
-        <w:tc>
-          <w:tcPr>
-            <w:tcW w:type="dxa" w:w="1473"/>
+        <w:trPr>
+          <w:cantSplit/>
+        </w:trPr>
+        <w:tc>
+          <w:tcPr>
+            <w:tcW w:type="dxa" w:w="785"/>
           </w:tcPr>
           <w:p>
             <w:pPr>
@@ -12754,7 +12974,7 @@
         </w:tc>
         <w:tc>
           <w:tcPr>
-            <w:tcW w:type="dxa" w:w="1473"/>
+            <w:tcW w:type="dxa" w:w="1310"/>
           </w:tcPr>
           <w:p>
             <w:pPr>
@@ -12772,7 +12992,7 @@
         </w:tc>
         <w:tc>
           <w:tcPr>
-            <w:tcW w:type="dxa" w:w="1473"/>
+            <w:tcW w:type="dxa" w:w="890"/>
           </w:tcPr>
           <w:p>
             <w:pPr>
@@ -12790,7 +13010,7 @@
         </w:tc>
         <w:tc>
           <w:tcPr>
-            <w:tcW w:type="dxa" w:w="1473"/>
+            <w:tcW w:type="dxa" w:w="2370"/>
           </w:tcPr>
           <w:p>
             <w:pPr>
@@ -12808,7 +13028,7 @@
         </w:tc>
         <w:tc>
           <w:tcPr>
-            <w:tcW w:type="dxa" w:w="1473"/>
+            <w:tcW w:type="dxa" w:w="1963"/>
           </w:tcPr>
           <w:p>
             <w:pPr>
@@ -12826,7 +13046,7 @@
         </w:tc>
         <w:tc>
           <w:tcPr>
-            <w:tcW w:type="dxa" w:w="1473"/>
+            <w:tcW w:type="dxa" w:w="1520"/>
           </w:tcPr>
           <w:p>
             <w:pPr>
@@ -12848,9 +13068,12 @@
         </w:tc>
       </w:tr>
       <w:tr>
-        <w:tc>
-          <w:tcPr>
-            <w:tcW w:type="dxa" w:w="1473"/>
+        <w:trPr>
+          <w:cantSplit/>
+        </w:trPr>
+        <w:tc>
+          <w:tcPr>
+            <w:tcW w:type="dxa" w:w="785"/>
           </w:tcPr>
           <w:p>
             <w:pPr>
@@ -12868,7 +13091,7 @@
         </w:tc>
         <w:tc>
           <w:tcPr>
-            <w:tcW w:type="dxa" w:w="1473"/>
+            <w:tcW w:type="dxa" w:w="1310"/>
           </w:tcPr>
           <w:p>
             <w:pPr>
@@ -12886,7 +13109,7 @@
         </w:tc>
         <w:tc>
           <w:tcPr>
-            <w:tcW w:type="dxa" w:w="1473"/>
+            <w:tcW w:type="dxa" w:w="890"/>
           </w:tcPr>
           <w:p>
             <w:pPr>
@@ -12904,7 +13127,7 @@
         </w:tc>
         <w:tc>
           <w:tcPr>
-            <w:tcW w:type="dxa" w:w="1473"/>
+            <w:tcW w:type="dxa" w:w="2370"/>
           </w:tcPr>
           <w:p>
             <w:pPr>
@@ -12922,7 +13145,7 @@
         </w:tc>
         <w:tc>
           <w:tcPr>
-            <w:tcW w:type="dxa" w:w="1473"/>
+            <w:tcW w:type="dxa" w:w="1963"/>
           </w:tcPr>
           <w:p>
             <w:pPr>
@@ -12940,7 +13163,7 @@
         </w:tc>
         <w:tc>
           <w:tcPr>
-            <w:tcW w:type="dxa" w:w="1473"/>
+            <w:tcW w:type="dxa" w:w="1520"/>
           </w:tcPr>
           <w:p>
             <w:pPr>
@@ -12962,9 +13185,12 @@
         </w:tc>
       </w:tr>
       <w:tr>
-        <w:tc>
-          <w:tcPr>
-            <w:tcW w:type="dxa" w:w="1473"/>
+        <w:trPr>
+          <w:cantSplit/>
+        </w:trPr>
+        <w:tc>
+          <w:tcPr>
+            <w:tcW w:type="dxa" w:w="785"/>
           </w:tcPr>
           <w:p>
             <w:pPr>
@@ -12982,7 +13208,7 @@
         </w:tc>
         <w:tc>
           <w:tcPr>
-            <w:tcW w:type="dxa" w:w="1473"/>
+            <w:tcW w:type="dxa" w:w="1310"/>
           </w:tcPr>
           <w:p>
             <w:pPr>
@@ -13000,7 +13226,7 @@
         </w:tc>
         <w:tc>
           <w:tcPr>
-            <w:tcW w:type="dxa" w:w="1473"/>
+            <w:tcW w:type="dxa" w:w="890"/>
           </w:tcPr>
           <w:p>
             <w:pPr>
@@ -13018,7 +13244,7 @@
         </w:tc>
         <w:tc>
           <w:tcPr>
-            <w:tcW w:type="dxa" w:w="1473"/>
+            <w:tcW w:type="dxa" w:w="2370"/>
           </w:tcPr>
           <w:p>
             <w:pPr>
@@ -13036,7 +13262,7 @@
         </w:tc>
         <w:tc>
           <w:tcPr>
-            <w:tcW w:type="dxa" w:w="1473"/>
+            <w:tcW w:type="dxa" w:w="1963"/>
           </w:tcPr>
           <w:p>
             <w:pPr>
@@ -13054,7 +13280,7 @@
         </w:tc>
         <w:tc>
           <w:tcPr>
-            <w:tcW w:type="dxa" w:w="1473"/>
+            <w:tcW w:type="dxa" w:w="1520"/>
           </w:tcPr>
           <w:p>
             <w:pPr>
@@ -13076,9 +13302,12 @@
         </w:tc>
       </w:tr>
       <w:tr>
-        <w:tc>
-          <w:tcPr>
-            <w:tcW w:type="dxa" w:w="1473"/>
+        <w:trPr>
+          <w:cantSplit/>
+        </w:trPr>
+        <w:tc>
+          <w:tcPr>
+            <w:tcW w:type="dxa" w:w="785"/>
           </w:tcPr>
           <w:p>
             <w:pPr>
@@ -13096,7 +13325,7 @@
         </w:tc>
         <w:tc>
           <w:tcPr>
-            <w:tcW w:type="dxa" w:w="1473"/>
+            <w:tcW w:type="dxa" w:w="1310"/>
           </w:tcPr>
           <w:p>
             <w:pPr>
@@ -13114,7 +13343,7 @@
         </w:tc>
         <w:tc>
           <w:tcPr>
-            <w:tcW w:type="dxa" w:w="1473"/>
+            <w:tcW w:type="dxa" w:w="890"/>
           </w:tcPr>
           <w:p>
             <w:pPr>
@@ -13132,7 +13361,7 @@
         </w:tc>
         <w:tc>
           <w:tcPr>
-            <w:tcW w:type="dxa" w:w="1473"/>
+            <w:tcW w:type="dxa" w:w="2370"/>
           </w:tcPr>
           <w:p>
             <w:pPr>
@@ -13150,7 +13379,7 @@
         </w:tc>
         <w:tc>
           <w:tcPr>
-            <w:tcW w:type="dxa" w:w="1473"/>
+            <w:tcW w:type="dxa" w:w="1963"/>
           </w:tcPr>
           <w:p>
             <w:pPr>
@@ -13168,7 +13397,7 @@
         </w:tc>
         <w:tc>
           <w:tcPr>
-            <w:tcW w:type="dxa" w:w="1473"/>
+            <w:tcW w:type="dxa" w:w="1520"/>
           </w:tcPr>
           <w:p>
             <w:pPr>
@@ -13204,6 +13433,7 @@
     <w:p>
       <w:pPr>
         <w:pStyle w:val="Heading3"/>
+        <w:keepNext/>
         <w:spacing w:after="120" w:before="240" w:lineRule="auto"/>
         <w:rPr>
           <w:rFonts w:ascii="Questrial" w:cs="Questrial" w:eastAsia="Questrial" w:hAnsi="Questrial"/>
@@ -13235,6 +13465,7 @@
     </w:p>
     <w:p>
       <w:pPr>
+        <w:keepNext/>
         <w:spacing w:after="0" w:before="200" w:lineRule="auto"/>
         <w:jc w:val="both"/>
         <w:rPr>
@@ -13255,6 +13486,7 @@
     </w:p>
     <w:p>
       <w:pPr>
+        <w:keepNext/>
         <w:numPr>
           <w:ilvl w:val="0"/>
           <w:numId w:val="5"/>
@@ -13349,6 +13581,7 @@
     </w:p>
     <w:p>
       <w:pPr>
+        <w:keepNext/>
         <w:numPr>
           <w:ilvl w:val="0"/>
           <w:numId w:val="5"/>
@@ -13443,6 +13676,7 @@
     </w:p>
     <w:p>
       <w:pPr>
+        <w:keepNext/>
         <w:numPr>
           <w:ilvl w:val="0"/>
           <w:numId w:val="5"/>
@@ -13537,6 +13771,7 @@
     </w:p>
     <w:p>
       <w:pPr>
+        <w:keepNext/>
         <w:numPr>
           <w:ilvl w:val="0"/>
           <w:numId w:val="5"/>
@@ -14056,6 +14291,7 @@
     <w:p>
       <w:pPr>
         <w:pStyle w:val="Heading3"/>
+        <w:keepNext/>
         <w:spacing w:after="240" w:before="480" w:lineRule="auto"/>
         <w:rPr>
           <w:rFonts w:ascii="Questrial" w:cs="Questrial" w:eastAsia="Questrial" w:hAnsi="Questrial"/>
@@ -14086,6 +14322,7 @@
     <w:p>
       <w:pPr>
         <w:pStyle w:val="Heading2"/>
+        <w:keepNext/>
         <w:spacing w:after="240" w:before="480" w:lineRule="auto"/>
         <w:rPr>
           <w:rFonts w:ascii="Questrial" w:cs="Questrial" w:eastAsia="Questrial" w:hAnsi="Questrial"/>
@@ -14128,15 +14365,19 @@
         <w:tblLook w:val="04A0"/>
       </w:tblPr>
       <w:tblGrid>
-        <w:gridCol w:w="2209"/>
-        <w:gridCol w:w="2209"/>
-        <w:gridCol w:w="2209"/>
-        <w:gridCol w:w="2209"/>
+        <w:gridCol w:w="869"/>
+        <w:gridCol w:w="1952"/>
+        <w:gridCol w:w="4560"/>
+        <w:gridCol w:w="1455"/>
       </w:tblGrid>
       <w:tr>
-        <w:tc>
-          <w:tcPr>
-            <w:tcW w:type="dxa" w:w="2209"/>
+        <w:trPr>
+          <w:cantSplit/>
+          <w:tblHeader/>
+        </w:trPr>
+        <w:tc>
+          <w:tcPr>
+            <w:tcW w:type="dxa" w:w="869"/>
             <w:shd w:fill="1E3A5F"/>
           </w:tcPr>
           <w:p>
@@ -14158,7 +14399,7 @@
         </w:tc>
         <w:tc>
           <w:tcPr>
-            <w:tcW w:type="dxa" w:w="2209"/>
+            <w:tcW w:type="dxa" w:w="1952"/>
             <w:shd w:fill="1E3A5F"/>
           </w:tcPr>
           <w:p>
@@ -14180,7 +14421,7 @@
         </w:tc>
         <w:tc>
           <w:tcPr>
-            <w:tcW w:type="dxa" w:w="2209"/>
+            <w:tcW w:type="dxa" w:w="4560"/>
             <w:shd w:fill="1E3A5F"/>
           </w:tcPr>
           <w:p>
@@ -14202,7 +14443,7 @@
         </w:tc>
         <w:tc>
           <w:tcPr>
-            <w:tcW w:type="dxa" w:w="2209"/>
+            <w:tcW w:type="dxa" w:w="1455"/>
             <w:shd w:fill="1E3A5F"/>
           </w:tcPr>
           <w:p>
@@ -14224,9 +14465,12 @@
         </w:tc>
       </w:tr>
       <w:tr>
-        <w:tc>
-          <w:tcPr>
-            <w:tcW w:type="dxa" w:w="2209"/>
+        <w:trPr>
+          <w:cantSplit/>
+        </w:trPr>
+        <w:tc>
+          <w:tcPr>
+            <w:tcW w:type="dxa" w:w="869"/>
           </w:tcPr>
           <w:p>
             <w:pPr>
@@ -14248,7 +14492,7 @@
         </w:tc>
         <w:tc>
           <w:tcPr>
-            <w:tcW w:type="dxa" w:w="2209"/>
+            <w:tcW w:type="dxa" w:w="1952"/>
           </w:tcPr>
           <w:p>
             <w:pPr>
@@ -14270,7 +14514,7 @@
         </w:tc>
         <w:tc>
           <w:tcPr>
-            <w:tcW w:type="dxa" w:w="2209"/>
+            <w:tcW w:type="dxa" w:w="4560"/>
           </w:tcPr>
           <w:p>
             <w:pPr>
@@ -14292,7 +14536,7 @@
         </w:tc>
         <w:tc>
           <w:tcPr>
-            <w:tcW w:type="dxa" w:w="2209"/>
+            <w:tcW w:type="dxa" w:w="1455"/>
           </w:tcPr>
           <w:p>
             <w:pPr>
@@ -14314,9 +14558,12 @@
         </w:tc>
       </w:tr>
       <w:tr>
-        <w:tc>
-          <w:tcPr>
-            <w:tcW w:type="dxa" w:w="2209"/>
+        <w:trPr>
+          <w:cantSplit/>
+        </w:trPr>
+        <w:tc>
+          <w:tcPr>
+            <w:tcW w:type="dxa" w:w="869"/>
           </w:tcPr>
           <w:p>
             <w:pPr>
@@ -14338,7 +14585,7 @@
         </w:tc>
         <w:tc>
           <w:tcPr>
-            <w:tcW w:type="dxa" w:w="2209"/>
+            <w:tcW w:type="dxa" w:w="1952"/>
           </w:tcPr>
           <w:p>
             <w:pPr>
@@ -14360,7 +14607,7 @@
         </w:tc>
         <w:tc>
           <w:tcPr>
-            <w:tcW w:type="dxa" w:w="2209"/>
+            <w:tcW w:type="dxa" w:w="4560"/>
           </w:tcPr>
           <w:p>
             <w:pPr>
@@ -14382,7 +14629,7 @@
         </w:tc>
         <w:tc>
           <w:tcPr>
-            <w:tcW w:type="dxa" w:w="2209"/>
+            <w:tcW w:type="dxa" w:w="1455"/>
           </w:tcPr>
           <w:p>
             <w:pPr>
@@ -14404,9 +14651,12 @@
         </w:tc>
       </w:tr>
       <w:tr>
-        <w:tc>
-          <w:tcPr>
-            <w:tcW w:type="dxa" w:w="2209"/>
+        <w:trPr>
+          <w:cantSplit/>
+        </w:trPr>
+        <w:tc>
+          <w:tcPr>
+            <w:tcW w:type="dxa" w:w="869"/>
           </w:tcPr>
           <w:p>
             <w:pPr>
@@ -14428,7 +14678,7 @@
         </w:tc>
         <w:tc>
           <w:tcPr>
-            <w:tcW w:type="dxa" w:w="2209"/>
+            <w:tcW w:type="dxa" w:w="1952"/>
           </w:tcPr>
           <w:p>
             <w:pPr>
@@ -14450,7 +14700,7 @@
         </w:tc>
         <w:tc>
           <w:tcPr>
-            <w:tcW w:type="dxa" w:w="2209"/>
+            <w:tcW w:type="dxa" w:w="4560"/>
           </w:tcPr>
           <w:p>
             <w:pPr>
@@ -14472,7 +14722,7 @@
         </w:tc>
         <w:tc>
           <w:tcPr>
-            <w:tcW w:type="dxa" w:w="2209"/>
+            <w:tcW w:type="dxa" w:w="1455"/>
           </w:tcPr>
           <w:p>
             <w:pPr>
@@ -14494,9 +14744,12 @@
         </w:tc>
       </w:tr>
       <w:tr>
-        <w:tc>
-          <w:tcPr>
-            <w:tcW w:type="dxa" w:w="2209"/>
+        <w:trPr>
+          <w:cantSplit/>
+        </w:trPr>
+        <w:tc>
+          <w:tcPr>
+            <w:tcW w:type="dxa" w:w="869"/>
           </w:tcPr>
           <w:p>
             <w:pPr>
@@ -14518,7 +14771,7 @@
         </w:tc>
         <w:tc>
           <w:tcPr>
-            <w:tcW w:type="dxa" w:w="2209"/>
+            <w:tcW w:type="dxa" w:w="1952"/>
           </w:tcPr>
           <w:p>
             <w:pPr>
@@ -14540,7 +14793,7 @@
         </w:tc>
         <w:tc>
           <w:tcPr>
-            <w:tcW w:type="dxa" w:w="2209"/>
+            <w:tcW w:type="dxa" w:w="4560"/>
           </w:tcPr>
           <w:p>
             <w:pPr>
@@ -14562,7 +14815,7 @@
         </w:tc>
         <w:tc>
           <w:tcPr>
-            <w:tcW w:type="dxa" w:w="2209"/>
+            <w:tcW w:type="dxa" w:w="1455"/>
           </w:tcPr>
           <w:p>
             <w:pPr>
@@ -14584,9 +14837,12 @@
         </w:tc>
       </w:tr>
       <w:tr>
-        <w:tc>
-          <w:tcPr>
-            <w:tcW w:type="dxa" w:w="2209"/>
+        <w:trPr>
+          <w:cantSplit/>
+        </w:trPr>
+        <w:tc>
+          <w:tcPr>
+            <w:tcW w:type="dxa" w:w="869"/>
           </w:tcPr>
           <w:p>
             <w:pPr>
@@ -14608,7 +14864,7 @@
         </w:tc>
         <w:tc>
           <w:tcPr>
-            <w:tcW w:type="dxa" w:w="2209"/>
+            <w:tcW w:type="dxa" w:w="1952"/>
           </w:tcPr>
           <w:p>
             <w:pPr>
@@ -14630,7 +14886,7 @@
         </w:tc>
         <w:tc>
           <w:tcPr>
-            <w:tcW w:type="dxa" w:w="2209"/>
+            <w:tcW w:type="dxa" w:w="4560"/>
           </w:tcPr>
           <w:p>
             <w:pPr>
@@ -14652,7 +14908,7 @@
         </w:tc>
         <w:tc>
           <w:tcPr>
-            <w:tcW w:type="dxa" w:w="2209"/>
+            <w:tcW w:type="dxa" w:w="1455"/>
           </w:tcPr>
           <w:p>
             <w:pPr>
@@ -14707,6 +14963,7 @@
     <w:p>
       <w:pPr>
         <w:pStyle w:val="Heading2"/>
+        <w:keepNext/>
         <w:spacing w:after="240" w:before="480" w:lineRule="auto"/>
         <w:rPr>
           <w:rFonts w:ascii="Questrial" w:cs="Questrial" w:eastAsia="Questrial" w:hAnsi="Questrial"/>
@@ -14739,6 +14996,7 @@
     <w:p>
       <w:pPr>
         <w:pStyle w:val="Heading2"/>
+        <w:keepNext/>
       </w:pPr>
       <w:r>
         <w:rPr>
@@ -14779,16 +15037,20 @@
         <w:tblLook w:val="04A0"/>
       </w:tblPr>
       <w:tblGrid>
-        <w:gridCol w:w="1768"/>
-        <w:gridCol w:w="1768"/>
-        <w:gridCol w:w="1768"/>
-        <w:gridCol w:w="1768"/>
-        <w:gridCol w:w="1768"/>
+        <w:gridCol w:w="905"/>
+        <w:gridCol w:w="1681"/>
+        <w:gridCol w:w="1135"/>
+        <w:gridCol w:w="4107"/>
+        <w:gridCol w:w="1012"/>
       </w:tblGrid>
       <w:tr>
-        <w:tc>
-          <w:tcPr>
-            <w:tcW w:type="dxa" w:w="1768"/>
+        <w:trPr>
+          <w:cantSplit/>
+          <w:tblHeader/>
+        </w:trPr>
+        <w:tc>
+          <w:tcPr>
+            <w:tcW w:type="dxa" w:w="905"/>
             <w:shd w:fill="1E3A5F"/>
           </w:tcPr>
           <w:p>
@@ -14810,7 +15072,7 @@
         </w:tc>
         <w:tc>
           <w:tcPr>
-            <w:tcW w:type="dxa" w:w="1768"/>
+            <w:tcW w:type="dxa" w:w="1681"/>
             <w:shd w:fill="1E3A5F"/>
           </w:tcPr>
           <w:p>
@@ -14832,7 +15094,7 @@
         </w:tc>
         <w:tc>
           <w:tcPr>
-            <w:tcW w:type="dxa" w:w="1768"/>
+            <w:tcW w:type="dxa" w:w="1135"/>
             <w:shd w:fill="1E3A5F"/>
           </w:tcPr>
           <w:p>
@@ -14854,7 +15116,7 @@
         </w:tc>
         <w:tc>
           <w:tcPr>
-            <w:tcW w:type="dxa" w:w="1768"/>
+            <w:tcW w:type="dxa" w:w="4107"/>
             <w:shd w:fill="1E3A5F"/>
           </w:tcPr>
           <w:p>
@@ -14876,7 +15138,7 @@
         </w:tc>
         <w:tc>
           <w:tcPr>
-            <w:tcW w:type="dxa" w:w="1768"/>
+            <w:tcW w:type="dxa" w:w="1012"/>
             <w:shd w:fill="1E3A5F"/>
           </w:tcPr>
           <w:p>
@@ -14898,9 +15160,12 @@
         </w:tc>
       </w:tr>
       <w:tr>
-        <w:tc>
-          <w:tcPr>
-            <w:tcW w:type="dxa" w:w="1768"/>
+        <w:trPr>
+          <w:cantSplit/>
+        </w:trPr>
+        <w:tc>
+          <w:tcPr>
+            <w:tcW w:type="dxa" w:w="905"/>
           </w:tcPr>
           <w:p>
             <w:pPr>
@@ -14922,7 +15187,7 @@
         </w:tc>
         <w:tc>
           <w:tcPr>
-            <w:tcW w:type="dxa" w:w="1768"/>
+            <w:tcW w:type="dxa" w:w="1681"/>
           </w:tcPr>
           <w:p>
             <w:pPr>
@@ -14944,7 +15209,7 @@
         </w:tc>
         <w:tc>
           <w:tcPr>
-            <w:tcW w:type="dxa" w:w="1768"/>
+            <w:tcW w:type="dxa" w:w="1135"/>
           </w:tcPr>
           <w:p>
             <w:pPr>
@@ -14966,7 +15231,7 @@
         </w:tc>
         <w:tc>
           <w:tcPr>
-            <w:tcW w:type="dxa" w:w="1768"/>
+            <w:tcW w:type="dxa" w:w="4107"/>
           </w:tcPr>
           <w:p>
             <w:pPr>
@@ -14988,7 +15253,7 @@
         </w:tc>
         <w:tc>
           <w:tcPr>
-            <w:tcW w:type="dxa" w:w="1768"/>
+            <w:tcW w:type="dxa" w:w="1012"/>
           </w:tcPr>
           <w:p>
             <w:pPr>
@@ -15010,9 +15275,12 @@
         </w:tc>
       </w:tr>
       <w:tr>
-        <w:tc>
-          <w:tcPr>
-            <w:tcW w:type="dxa" w:w="1768"/>
+        <w:trPr>
+          <w:cantSplit/>
+        </w:trPr>
+        <w:tc>
+          <w:tcPr>
+            <w:tcW w:type="dxa" w:w="905"/>
           </w:tcPr>
           <w:p>
             <w:pPr>
@@ -15034,7 +15302,7 @@
         </w:tc>
         <w:tc>
           <w:tcPr>
-            <w:tcW w:type="dxa" w:w="1768"/>
+            <w:tcW w:type="dxa" w:w="1681"/>
           </w:tcPr>
           <w:p>
             <w:pPr>
@@ -15056,7 +15324,7 @@
         </w:tc>
         <w:tc>
           <w:tcPr>
-            <w:tcW w:type="dxa" w:w="1768"/>
+            <w:tcW w:type="dxa" w:w="1135"/>
           </w:tcPr>
           <w:p>
             <w:pPr>
@@ -15078,7 +15346,7 @@
         </w:tc>
         <w:tc>
           <w:tcPr>
-            <w:tcW w:type="dxa" w:w="1768"/>
+            <w:tcW w:type="dxa" w:w="4107"/>
           </w:tcPr>
           <w:p>
             <w:pPr>
@@ -15100,7 +15368,7 @@
         </w:tc>
         <w:tc>
           <w:tcPr>
-            <w:tcW w:type="dxa" w:w="1768"/>
+            <w:tcW w:type="dxa" w:w="1012"/>
           </w:tcPr>
           <w:p>
             <w:pPr>
@@ -15122,9 +15390,12 @@
         </w:tc>
       </w:tr>
       <w:tr>
-        <w:tc>
-          <w:tcPr>
-            <w:tcW w:type="dxa" w:w="1768"/>
+        <w:trPr>
+          <w:cantSplit/>
+        </w:trPr>
+        <w:tc>
+          <w:tcPr>
+            <w:tcW w:type="dxa" w:w="905"/>
           </w:tcPr>
           <w:p>
             <w:pPr>
@@ -15146,7 +15417,7 @@
         </w:tc>
         <w:tc>
           <w:tcPr>
-            <w:tcW w:type="dxa" w:w="1768"/>
+            <w:tcW w:type="dxa" w:w="1681"/>
           </w:tcPr>
           <w:p>
             <w:pPr>
@@ -15168,7 +15439,7 @@
         </w:tc>
         <w:tc>
           <w:tcPr>
-            <w:tcW w:type="dxa" w:w="1768"/>
+            <w:tcW w:type="dxa" w:w="1135"/>
           </w:tcPr>
           <w:p>
             <w:pPr>
@@ -15190,7 +15461,7 @@
         </w:tc>
         <w:tc>
           <w:tcPr>
-            <w:tcW w:type="dxa" w:w="1768"/>
+            <w:tcW w:type="dxa" w:w="4107"/>
           </w:tcPr>
           <w:p>
             <w:pPr>
@@ -15212,7 +15483,7 @@
         </w:tc>
         <w:tc>
           <w:tcPr>
-            <w:tcW w:type="dxa" w:w="1768"/>
+            <w:tcW w:type="dxa" w:w="1012"/>
           </w:tcPr>
           <w:p>
             <w:pPr>
@@ -15234,9 +15505,12 @@
         </w:tc>
       </w:tr>
       <w:tr>
-        <w:tc>
-          <w:tcPr>
-            <w:tcW w:type="dxa" w:w="1768"/>
+        <w:trPr>
+          <w:cantSplit/>
+        </w:trPr>
+        <w:tc>
+          <w:tcPr>
+            <w:tcW w:type="dxa" w:w="905"/>
           </w:tcPr>
           <w:p>
             <w:pPr>
@@ -15258,7 +15532,7 @@
         </w:tc>
         <w:tc>
           <w:tcPr>
-            <w:tcW w:type="dxa" w:w="1768"/>
+            <w:tcW w:type="dxa" w:w="1681"/>
           </w:tcPr>
           <w:p>
             <w:pPr>
@@ -15280,7 +15554,7 @@
         </w:tc>
         <w:tc>
           <w:tcPr>
-            <w:tcW w:type="dxa" w:w="1768"/>
+            <w:tcW w:type="dxa" w:w="1135"/>
           </w:tcPr>
           <w:p>
             <w:pPr>
@@ -15302,7 +15576,7 @@
         </w:tc>
         <w:tc>
           <w:tcPr>
-            <w:tcW w:type="dxa" w:w="1768"/>
+            <w:tcW w:type="dxa" w:w="4107"/>
           </w:tcPr>
           <w:p>
             <w:pPr>
@@ -15324,7 +15598,7 @@
         </w:tc>
         <w:tc>
           <w:tcPr>
-            <w:tcW w:type="dxa" w:w="1768"/>
+            <w:tcW w:type="dxa" w:w="1012"/>
           </w:tcPr>
           <w:p>
             <w:pPr>
@@ -15346,9 +15620,12 @@
         </w:tc>
       </w:tr>
       <w:tr>
-        <w:tc>
-          <w:tcPr>
-            <w:tcW w:type="dxa" w:w="1768"/>
+        <w:trPr>
+          <w:cantSplit/>
+        </w:trPr>
+        <w:tc>
+          <w:tcPr>
+            <w:tcW w:type="dxa" w:w="905"/>
           </w:tcPr>
           <w:p>
             <w:pPr>
@@ -15370,7 +15647,7 @@
         </w:tc>
         <w:tc>
           <w:tcPr>
-            <w:tcW w:type="dxa" w:w="1768"/>
+            <w:tcW w:type="dxa" w:w="1681"/>
           </w:tcPr>
           <w:p>
             <w:pPr>
@@ -15392,7 +15669,7 @@
         </w:tc>
         <w:tc>
           <w:tcPr>
-            <w:tcW w:type="dxa" w:w="1768"/>
+            <w:tcW w:type="dxa" w:w="1135"/>
           </w:tcPr>
           <w:p>
             <w:pPr>
@@ -15414,7 +15691,7 @@
         </w:tc>
         <w:tc>
           <w:tcPr>
-            <w:tcW w:type="dxa" w:w="1768"/>
+            <w:tcW w:type="dxa" w:w="4107"/>
           </w:tcPr>
           <w:p>
             <w:pPr>
@@ -15436,7 +15713,7 @@
         </w:tc>
         <w:tc>
           <w:tcPr>
-            <w:tcW w:type="dxa" w:w="1768"/>
+            <w:tcW w:type="dxa" w:w="1012"/>
           </w:tcPr>
           <w:p>
             <w:pPr>
@@ -15458,9 +15735,12 @@
         </w:tc>
       </w:tr>
       <w:tr>
-        <w:tc>
-          <w:tcPr>
-            <w:tcW w:type="dxa" w:w="1768"/>
+        <w:trPr>
+          <w:cantSplit/>
+        </w:trPr>
+        <w:tc>
+          <w:tcPr>
+            <w:tcW w:type="dxa" w:w="905"/>
           </w:tcPr>
           <w:p>
             <w:pPr>
@@ -15482,7 +15762,7 @@
         </w:tc>
         <w:tc>
           <w:tcPr>
-            <w:tcW w:type="dxa" w:w="1768"/>
+            <w:tcW w:type="dxa" w:w="1681"/>
           </w:tcPr>
           <w:p>
             <w:pPr>
@@ -15504,7 +15784,7 @@
         </w:tc>
         <w:tc>
           <w:tcPr>
-            <w:tcW w:type="dxa" w:w="1768"/>
+            <w:tcW w:type="dxa" w:w="1135"/>
           </w:tcPr>
           <w:p>
             <w:pPr>
@@ -15526,7 +15806,7 @@
         </w:tc>
         <w:tc>
           <w:tcPr>
-            <w:tcW w:type="dxa" w:w="1768"/>
+            <w:tcW w:type="dxa" w:w="4107"/>
           </w:tcPr>
           <w:p>
             <w:pPr>
@@ -15548,7 +15828,7 @@
         </w:tc>
         <w:tc>
           <w:tcPr>
-            <w:tcW w:type="dxa" w:w="1768"/>
+            <w:tcW w:type="dxa" w:w="1012"/>
           </w:tcPr>
           <w:p>
             <w:pPr>
@@ -15570,9 +15850,12 @@
         </w:tc>
       </w:tr>
       <w:tr>
-        <w:tc>
-          <w:tcPr>
-            <w:tcW w:type="dxa" w:w="1768"/>
+        <w:trPr>
+          <w:cantSplit/>
+        </w:trPr>
+        <w:tc>
+          <w:tcPr>
+            <w:tcW w:type="dxa" w:w="905"/>
           </w:tcPr>
           <w:p>
             <w:pPr>
@@ -15594,7 +15877,7 @@
         </w:tc>
         <w:tc>
           <w:tcPr>
-            <w:tcW w:type="dxa" w:w="1768"/>
+            <w:tcW w:type="dxa" w:w="1681"/>
           </w:tcPr>
           <w:p>
             <w:pPr>
@@ -15616,7 +15899,7 @@
         </w:tc>
         <w:tc>
           <w:tcPr>
-            <w:tcW w:type="dxa" w:w="1768"/>
+            <w:tcW w:type="dxa" w:w="1135"/>
           </w:tcPr>
           <w:p>
             <w:pPr>
@@ -15638,7 +15921,7 @@
         </w:tc>
         <w:tc>
           <w:tcPr>
-            <w:tcW w:type="dxa" w:w="1768"/>
+            <w:tcW w:type="dxa" w:w="4107"/>
           </w:tcPr>
           <w:p>
             <w:pPr>
@@ -15660,7 +15943,7 @@
         </w:tc>
         <w:tc>
           <w:tcPr>
-            <w:tcW w:type="dxa" w:w="1768"/>
+            <w:tcW w:type="dxa" w:w="1012"/>
           </w:tcPr>
           <w:p>
             <w:pPr>
@@ -15682,9 +15965,12 @@
         </w:tc>
       </w:tr>
       <w:tr>
-        <w:tc>
-          <w:tcPr>
-            <w:tcW w:type="dxa" w:w="1768"/>
+        <w:trPr>
+          <w:cantSplit/>
+        </w:trPr>
+        <w:tc>
+          <w:tcPr>
+            <w:tcW w:type="dxa" w:w="905"/>
           </w:tcPr>
           <w:p>
             <w:pPr>
@@ -15706,7 +15992,7 @@
         </w:tc>
         <w:tc>
           <w:tcPr>
-            <w:tcW w:type="dxa" w:w="1768"/>
+            <w:tcW w:type="dxa" w:w="1681"/>
           </w:tcPr>
           <w:p>
             <w:pPr>
@@ -15728,7 +16014,7 @@
         </w:tc>
         <w:tc>
           <w:tcPr>
-            <w:tcW w:type="dxa" w:w="1768"/>
+            <w:tcW w:type="dxa" w:w="1135"/>
           </w:tcPr>
           <w:p>
             <w:pPr>
@@ -15750,7 +16036,7 @@
         </w:tc>
         <w:tc>
           <w:tcPr>
-            <w:tcW w:type="dxa" w:w="1768"/>
+            <w:tcW w:type="dxa" w:w="4107"/>
           </w:tcPr>
           <w:p>
             <w:pPr>
@@ -15768,7 +16054,7 @@
         </w:tc>
         <w:tc>
           <w:tcPr>
-            <w:tcW w:type="dxa" w:w="1768"/>
+            <w:tcW w:type="dxa" w:w="1012"/>
           </w:tcPr>
           <w:p>
             <w:pPr>
@@ -15807,6 +16093,7 @@
     <w:p>
       <w:pPr>
         <w:pStyle w:val="Heading2"/>
+        <w:keepNext/>
       </w:pPr>
       <w:r>
         <w:rPr>
@@ -15847,16 +16134,20 @@
         <w:tblLook w:val="04A0"/>
       </w:tblPr>
       <w:tblGrid>
-        <w:gridCol w:w="1768"/>
-        <w:gridCol w:w="1768"/>
-        <w:gridCol w:w="1768"/>
-        <w:gridCol w:w="1768"/>
-        <w:gridCol w:w="1768"/>
+        <w:gridCol w:w="785"/>
+        <w:gridCol w:w="1510"/>
+        <w:gridCol w:w="2225"/>
+        <w:gridCol w:w="2685"/>
+        <w:gridCol w:w="1635"/>
       </w:tblGrid>
       <w:tr>
-        <w:tc>
-          <w:tcPr>
-            <w:tcW w:type="dxa" w:w="1768"/>
+        <w:trPr>
+          <w:cantSplit/>
+          <w:tblHeader/>
+        </w:trPr>
+        <w:tc>
+          <w:tcPr>
+            <w:tcW w:type="dxa" w:w="785"/>
             <w:shd w:fill="1E3A5F"/>
           </w:tcPr>
           <w:p>
@@ -15878,7 +16169,7 @@
         </w:tc>
         <w:tc>
           <w:tcPr>
-            <w:tcW w:type="dxa" w:w="1768"/>
+            <w:tcW w:type="dxa" w:w="1510"/>
             <w:shd w:fill="1E3A5F"/>
           </w:tcPr>
           <w:p>
@@ -15900,7 +16191,7 @@
         </w:tc>
         <w:tc>
           <w:tcPr>
-            <w:tcW w:type="dxa" w:w="1768"/>
+            <w:tcW w:type="dxa" w:w="2225"/>
             <w:shd w:fill="1E3A5F"/>
           </w:tcPr>
           <w:p>
@@ -15922,7 +16213,7 @@
         </w:tc>
         <w:tc>
           <w:tcPr>
-            <w:tcW w:type="dxa" w:w="1768"/>
+            <w:tcW w:type="dxa" w:w="2685"/>
             <w:shd w:fill="1E3A5F"/>
           </w:tcPr>
           <w:p>
@@ -15944,7 +16235,7 @@
         </w:tc>
         <w:tc>
           <w:tcPr>
-            <w:tcW w:type="dxa" w:w="1768"/>
+            <w:tcW w:type="dxa" w:w="1635"/>
             <w:shd w:fill="1E3A5F"/>
           </w:tcPr>
           <w:p>
@@ -15966,9 +16257,12 @@
         </w:tc>
       </w:tr>
       <w:tr>
-        <w:tc>
-          <w:tcPr>
-            <w:tcW w:type="dxa" w:w="1768"/>
+        <w:trPr>
+          <w:cantSplit/>
+        </w:trPr>
+        <w:tc>
+          <w:tcPr>
+            <w:tcW w:type="dxa" w:w="785"/>
           </w:tcPr>
           <w:p>
             <w:pPr>
@@ -15990,7 +16284,7 @@
         </w:tc>
         <w:tc>
           <w:tcPr>
-            <w:tcW w:type="dxa" w:w="1768"/>
+            <w:tcW w:type="dxa" w:w="1510"/>
           </w:tcPr>
           <w:p>
             <w:pPr>
@@ -16012,7 +16306,7 @@
         </w:tc>
         <w:tc>
           <w:tcPr>
-            <w:tcW w:type="dxa" w:w="1768"/>
+            <w:tcW w:type="dxa" w:w="2225"/>
           </w:tcPr>
           <w:p>
             <w:pPr>
@@ -16034,7 +16328,7 @@
         </w:tc>
         <w:tc>
           <w:tcPr>
-            <w:tcW w:type="dxa" w:w="1768"/>
+            <w:tcW w:type="dxa" w:w="2685"/>
           </w:tcPr>
           <w:p>
             <w:pPr>
@@ -16056,7 +16350,7 @@
         </w:tc>
         <w:tc>
           <w:tcPr>
-            <w:tcW w:type="dxa" w:w="1768"/>
+            <w:tcW w:type="dxa" w:w="1635"/>
           </w:tcPr>
           <w:p>
             <w:pPr>
@@ -16078,9 +16372,12 @@
         </w:tc>
       </w:tr>
       <w:tr>
-        <w:tc>
-          <w:tcPr>
-            <w:tcW w:type="dxa" w:w="1768"/>
+        <w:trPr>
+          <w:cantSplit/>
+        </w:trPr>
+        <w:tc>
+          <w:tcPr>
+            <w:tcW w:type="dxa" w:w="785"/>
           </w:tcPr>
           <w:p>
             <w:pPr>
@@ -16098,7 +16395,7 @@
         </w:tc>
         <w:tc>
           <w:tcPr>
-            <w:tcW w:type="dxa" w:w="1768"/>
+            <w:tcW w:type="dxa" w:w="1510"/>
           </w:tcPr>
           <w:p>
             <w:pPr>
@@ -16116,7 +16413,7 @@
         </w:tc>
         <w:tc>
           <w:tcPr>
-            <w:tcW w:type="dxa" w:w="1768"/>
+            <w:tcW w:type="dxa" w:w="2225"/>
           </w:tcPr>
           <w:p>
             <w:pPr>
@@ -16134,20 +16431,25 @@
         </w:tc>
         <w:tc>
           <w:tcPr>
-            <w:tcW w:type="dxa" w:w="1768"/>
-          </w:tcPr>
-          <w:p>
-            <w:pPr>
-              <w:jc w:val="both"/>
-            </w:pPr>
-            <w:r>
+            <w:tcW w:type="dxa" w:w="2685"/>
+          </w:tcPr>
+          <w:p>
+            <w:pPr>
+              <w:jc w:val="both"/>
+            </w:pPr>
+            <w:r>
+              <w:rPr>
+                <w:rFonts w:ascii="IBM Plex Sans" w:hAnsi="IBM Plex Sans"/>
+                <w:sz w:val="17"/>
+                <w:szCs w:val="17"/>
+              </w:rPr>
               <w:t>Su punto de montaje quedó definido el 10/09/2026, sobre un eje que da una vuelta por pasada; el 10/10/2026 se probó en protoboard con el ESP32 y funcionó, y el 17/10/2026 se conectó y se calibró en la máquina, donde cuenta las pasadas. Hasta que se valide su conteo contra el contador mecánico del telar y se instale el Nivel 2, el avance es una estimación por tiempo.</w:t>
             </w:r>
           </w:p>
         </w:tc>
         <w:tc>
           <w:tcPr>
-            <w:tcW w:type="dxa" w:w="1768"/>
+            <w:tcW w:type="dxa" w:w="1635"/>
           </w:tcPr>
           <w:p>
             <w:pPr>
@@ -16165,9 +16467,12 @@
         </w:tc>
       </w:tr>
       <w:tr>
-        <w:tc>
-          <w:tcPr>
-            <w:tcW w:type="dxa" w:w="1768"/>
+        <w:trPr>
+          <w:cantSplit/>
+        </w:trPr>
+        <w:tc>
+          <w:tcPr>
+            <w:tcW w:type="dxa" w:w="785"/>
           </w:tcPr>
           <w:p>
             <w:pPr>
@@ -16189,7 +16494,7 @@
         </w:tc>
         <w:tc>
           <w:tcPr>
-            <w:tcW w:type="dxa" w:w="1768"/>
+            <w:tcW w:type="dxa" w:w="1510"/>
           </w:tcPr>
           <w:p>
             <w:pPr>
@@ -16211,7 +16516,7 @@
         </w:tc>
         <w:tc>
           <w:tcPr>
-            <w:tcW w:type="dxa" w:w="1768"/>
+            <w:tcW w:type="dxa" w:w="2225"/>
           </w:tcPr>
           <w:p>
             <w:pPr>
@@ -16233,7 +16538,7 @@
         </w:tc>
         <w:tc>
           <w:tcPr>
-            <w:tcW w:type="dxa" w:w="1768"/>
+            <w:tcW w:type="dxa" w:w="2685"/>
           </w:tcPr>
           <w:p>
             <w:pPr>
@@ -16255,7 +16560,7 @@
         </w:tc>
         <w:tc>
           <w:tcPr>
-            <w:tcW w:type="dxa" w:w="1768"/>
+            <w:tcW w:type="dxa" w:w="1635"/>
           </w:tcPr>
           <w:p>
             <w:pPr>
@@ -16277,9 +16582,12 @@
         </w:tc>
       </w:tr>
       <w:tr>
-        <w:tc>
-          <w:tcPr>
-            <w:tcW w:type="dxa" w:w="1768"/>
+        <w:trPr>
+          <w:cantSplit/>
+        </w:trPr>
+        <w:tc>
+          <w:tcPr>
+            <w:tcW w:type="dxa" w:w="785"/>
           </w:tcPr>
           <w:p>
             <w:pPr>
@@ -16301,7 +16609,7 @@
         </w:tc>
         <w:tc>
           <w:tcPr>
-            <w:tcW w:type="dxa" w:w="1768"/>
+            <w:tcW w:type="dxa" w:w="1510"/>
           </w:tcPr>
           <w:p>
             <w:pPr>
@@ -16323,7 +16631,7 @@
         </w:tc>
         <w:tc>
           <w:tcPr>
-            <w:tcW w:type="dxa" w:w="1768"/>
+            <w:tcW w:type="dxa" w:w="2225"/>
           </w:tcPr>
           <w:p>
             <w:pPr>
@@ -16345,7 +16653,7 @@
         </w:tc>
         <w:tc>
           <w:tcPr>
-            <w:tcW w:type="dxa" w:w="1768"/>
+            <w:tcW w:type="dxa" w:w="2685"/>
           </w:tcPr>
           <w:p>
             <w:pPr>
@@ -16367,7 +16675,7 @@
         </w:tc>
         <w:tc>
           <w:tcPr>
-            <w:tcW w:type="dxa" w:w="1768"/>
+            <w:tcW w:type="dxa" w:w="1635"/>
           </w:tcPr>
           <w:p>
             <w:pPr>
@@ -16389,9 +16697,12 @@
         </w:tc>
       </w:tr>
       <w:tr>
-        <w:tc>
-          <w:tcPr>
-            <w:tcW w:type="dxa" w:w="1768"/>
+        <w:trPr>
+          <w:cantSplit/>
+        </w:trPr>
+        <w:tc>
+          <w:tcPr>
+            <w:tcW w:type="dxa" w:w="785"/>
           </w:tcPr>
           <w:p>
             <w:pPr>
@@ -16413,7 +16724,7 @@
         </w:tc>
         <w:tc>
           <w:tcPr>
-            <w:tcW w:type="dxa" w:w="1768"/>
+            <w:tcW w:type="dxa" w:w="1510"/>
           </w:tcPr>
           <w:p>
             <w:pPr>
@@ -16435,7 +16746,7 @@
         </w:tc>
         <w:tc>
           <w:tcPr>
-            <w:tcW w:type="dxa" w:w="1768"/>
+            <w:tcW w:type="dxa" w:w="2225"/>
           </w:tcPr>
           <w:p>
             <w:pPr>
@@ -16457,7 +16768,7 @@
         </w:tc>
         <w:tc>
           <w:tcPr>
-            <w:tcW w:type="dxa" w:w="1768"/>
+            <w:tcW w:type="dxa" w:w="2685"/>
           </w:tcPr>
           <w:p>
             <w:pPr>
@@ -16479,7 +16790,7 @@
         </w:tc>
         <w:tc>
           <w:tcPr>
-            <w:tcW w:type="dxa" w:w="1768"/>
+            <w:tcW w:type="dxa" w:w="1635"/>
           </w:tcPr>
           <w:p>
             <w:pPr>
@@ -16501,9 +16812,12 @@
         </w:tc>
       </w:tr>
       <w:tr>
-        <w:tc>
-          <w:tcPr>
-            <w:tcW w:type="dxa" w:w="1768"/>
+        <w:trPr>
+          <w:cantSplit/>
+        </w:trPr>
+        <w:tc>
+          <w:tcPr>
+            <w:tcW w:type="dxa" w:w="785"/>
           </w:tcPr>
           <w:p>
             <w:pPr>
@@ -16525,7 +16839,7 @@
         </w:tc>
         <w:tc>
           <w:tcPr>
-            <w:tcW w:type="dxa" w:w="1768"/>
+            <w:tcW w:type="dxa" w:w="1510"/>
           </w:tcPr>
           <w:p>
             <w:pPr>
@@ -16547,7 +16861,7 @@
         </w:tc>
         <w:tc>
           <w:tcPr>
-            <w:tcW w:type="dxa" w:w="1768"/>
+            <w:tcW w:type="dxa" w:w="2225"/>
           </w:tcPr>
           <w:p>
             <w:pPr>
@@ -16569,7 +16883,7 @@
         </w:tc>
         <w:tc>
           <w:tcPr>
-            <w:tcW w:type="dxa" w:w="1768"/>
+            <w:tcW w:type="dxa" w:w="2685"/>
           </w:tcPr>
           <w:p>
             <w:pPr>
@@ -16591,7 +16905,7 @@
         </w:tc>
         <w:tc>
           <w:tcPr>
-            <w:tcW w:type="dxa" w:w="1768"/>
+            <w:tcW w:type="dxa" w:w="1635"/>
           </w:tcPr>
           <w:p>
             <w:pPr>
@@ -16613,9 +16927,12 @@
         </w:tc>
       </w:tr>
       <w:tr>
-        <w:tc>
-          <w:tcPr>
-            <w:tcW w:type="dxa" w:w="1768"/>
+        <w:trPr>
+          <w:cantSplit/>
+        </w:trPr>
+        <w:tc>
+          <w:tcPr>
+            <w:tcW w:type="dxa" w:w="785"/>
           </w:tcPr>
           <w:p>
             <w:pPr>
@@ -16637,7 +16954,7 @@
         </w:tc>
         <w:tc>
           <w:tcPr>
-            <w:tcW w:type="dxa" w:w="1768"/>
+            <w:tcW w:type="dxa" w:w="1510"/>
           </w:tcPr>
           <w:p>
             <w:pPr>
@@ -16659,7 +16976,7 @@
         </w:tc>
         <w:tc>
           <w:tcPr>
-            <w:tcW w:type="dxa" w:w="1768"/>
+            <w:tcW w:type="dxa" w:w="2225"/>
           </w:tcPr>
           <w:p>
             <w:pPr>
@@ -16681,7 +16998,7 @@
         </w:tc>
         <w:tc>
           <w:tcPr>
-            <w:tcW w:type="dxa" w:w="1768"/>
+            <w:tcW w:type="dxa" w:w="2685"/>
           </w:tcPr>
           <w:p>
             <w:pPr>
@@ -16703,7 +17020,7 @@
         </w:tc>
         <w:tc>
           <w:tcPr>
-            <w:tcW w:type="dxa" w:w="1768"/>
+            <w:tcW w:type="dxa" w:w="1635"/>
           </w:tcPr>
           <w:p>
             <w:pPr>
@@ -16742,6 +17059,7 @@
     <w:p>
       <w:pPr>
         <w:pStyle w:val="Heading1"/>
+        <w:keepNext/>
         <w:rPr>
           <w:rFonts w:ascii="Questrial" w:cs="Questrial" w:eastAsia="Questrial" w:hAnsi="Questrial"/>
         </w:rPr>
@@ -16772,6 +17090,7 @@
     <w:p>
       <w:pPr>
         <w:pStyle w:val="Heading2"/>
+        <w:keepNext/>
         <w:rPr>
           <w:rFonts w:ascii="Questrial" w:cs="Questrial" w:eastAsia="Questrial" w:hAnsi="Questrial"/>
         </w:rPr>
@@ -16804,6 +17123,7 @@
     <w:p>
       <w:pPr>
         <w:pStyle w:val="Heading2"/>
+        <w:keepNext/>
         <w:spacing w:after="240" w:before="480" w:lineRule="auto"/>
         <w:rPr>
           <w:rFonts w:ascii="Questrial" w:cs="Questrial" w:eastAsia="Questrial" w:hAnsi="Questrial"/>
@@ -16841,6 +17161,7 @@
     <w:p>
       <w:pPr>
         <w:pStyle w:val="Heading2"/>
+        <w:keepNext/>
         <w:spacing w:after="240" w:before="480" w:lineRule="auto"/>
         <w:rPr>
           <w:rFonts w:ascii="Questrial" w:cs="Questrial" w:eastAsia="Questrial" w:hAnsi="Questrial"/>
@@ -16949,13 +17270,14 @@
           <w:bCs w:val="1"/>
           <w:rtl w:val="0"/>
         </w:rPr>
-        <w:t>Paso 3 (aislamiento de señal): optoacopladores PC817 con puente rectificador (DB157) y resistencia limitadora de 2,2 kΩ 1 W, empleados para sensar los mismos tres botones que los relés accionan -Marcha, Pausa y Retroceder-. De este modo el nodo detecta cuándo un operario los usa a mano en la máquina, independizando las masas y aislando los 24 V AC de la botonera respecto de los pines del microcontrolador. Para evitar que el sistema interprete sus propios pulsos como acciones manuales, el firmware descarta las detecciones que ocurren dentro de una ventana breve posterior a cada accionamiento de relé.</w:t>
-      </w:r>
-      <w:r>
-        <w:rPr>
-          <w:rFonts w:ascii="IBM Plex Sans" w:cs="IBM Plex Sans" w:eastAsia="IBM Plex Sans" w:hAnsi="IBM Plex Sans"/>
-          <w:rtl w:val="0"/>
-        </w:rPr>
+        <w:t xml:space="preserve">Paso 3 (aislamiento de señal):</w:t>
+      </w:r>
+      <w:r>
+        <w:rPr>
+          <w:rFonts w:ascii="IBM Plex Sans" w:cs="IBM Plex Sans" w:eastAsia="IBM Plex Sans" w:hAnsi="IBM Plex Sans"/>
+          <w:rtl w:val="0"/>
+        </w:rPr>
+        <w:t xml:space="preserve"> optoacopladores PC817 con puente rectificador (DB157) y resistencia limitadora de 2,2 kΩ 1 W, empleados para sensar los mismos tres botones que los relés accionan -Marcha, Pausa y Retroceder-. De este modo el nodo detecta cuándo un operario los usa a mano en la máquina, independizando las masas y aislando los 24 V AC de la botonera respecto de los pines del microcontrolador. Para evitar que el sistema interprete sus propios pulsos como acciones manuales, el firmware descarta las detecciones que ocurren dentro de una ventana breve posterior a cada accionamiento de relé.</w:t>
       </w:r>
       <w:r>
         <w:rPr>
@@ -17175,6 +17497,7 @@
     <w:p>
       <w:pPr>
         <w:pStyle w:val="Heading2"/>
+        <w:keepNext/>
         <w:spacing w:after="240" w:before="480" w:lineRule="auto"/>
         <w:rPr>
           <w:rFonts w:ascii="Questrial" w:cs="Questrial" w:eastAsia="Questrial" w:hAnsi="Questrial"/>
@@ -17190,6 +17513,7 @@
     </w:p>
     <w:p>
       <w:pPr>
+        <w:keepNext/>
         <w:spacing w:before="200" w:lineRule="auto"/>
         <w:jc w:val="both"/>
         <w:rPr>
@@ -17206,6 +17530,7 @@
     </w:p>
     <w:p>
       <w:pPr>
+        <w:keepNext/>
         <w:numPr>
           <w:ilvl w:val="0"/>
           <w:numId w:val="8"/>
@@ -17292,6 +17617,7 @@
     </w:p>
     <w:p>
       <w:pPr>
+        <w:keepNext/>
         <w:numPr>
           <w:ilvl w:val="0"/>
           <w:numId w:val="8"/>
@@ -17378,6 +17704,7 @@
     <w:p>
       <w:pPr>
         <w:pStyle w:val="Heading2"/>
+        <w:keepNext/>
         <w:spacing w:after="240" w:before="480" w:lineRule="auto"/>
         <w:rPr>
           <w:rFonts w:ascii="Questrial" w:cs="Questrial" w:eastAsia="Questrial" w:hAnsi="Questrial"/>
@@ -17481,18 +17808,20 @@
           <w:bCs w:val="1"/>
           <w:rtl w:val="0"/>
         </w:rPr>
-        <w:t>Prensacables / Pasacables: Entrada de cables sellada mediante 4 prensacables de nylon PG11 con sellado de junta tórica de neopreno, garantizando la hermeticidad de la acometida eléctrica y de sensores.</w:t>
-      </w:r>
-      <w:r>
-        <w:rPr>
-          <w:rFonts w:ascii="IBM Plex Sans" w:cs="IBM Plex Sans" w:eastAsia="IBM Plex Sans" w:hAnsi="IBM Plex Sans"/>
-          <w:rtl w:val="0"/>
-        </w:rPr>
+        <w:t xml:space="preserve">Prensacables / Pasacables:</w:t>
+      </w:r>
+      <w:r>
+        <w:rPr>
+          <w:rFonts w:ascii="IBM Plex Sans" w:cs="IBM Plex Sans" w:eastAsia="IBM Plex Sans" w:hAnsi="IBM Plex Sans"/>
+          <w:rtl w:val="0"/>
+        </w:rPr>
+        <w:t xml:space="preserve"> Entrada de cables sellada mediante 4 prensacables de nylon PG11 con sellado de junta tórica de neopreno, garantizando la hermeticidad de la acometida eléctrica y de sensores.</w:t>
       </w:r>
     </w:p>
     <w:p>
       <w:pPr>
         <w:pStyle w:val="Heading2"/>
+        <w:keepNext/>
         <w:rPr>
           <w:rFonts w:ascii="Questrial" w:cs="Questrial" w:eastAsia="Questrial" w:hAnsi="Questrial"/>
         </w:rPr>
@@ -17529,10 +17858,10 @@
         <w:tblLook w:val="0400"/>
       </w:tblPr>
       <w:tblGrid>
-        <w:gridCol w:w="2209"/>
-        <w:gridCol w:w="2209"/>
-        <w:gridCol w:w="2209"/>
-        <w:gridCol w:w="2209"/>
+        <w:gridCol w:w="1105"/>
+        <w:gridCol w:w="2389"/>
+        <w:gridCol w:w="4347"/>
+        <w:gridCol w:w="995"/>
         <w:tblGridChange w:id="0">
           <w:tblGrid>
             <w:gridCol w:w="2209"/>
@@ -17544,11 +17873,14 @@
       </w:tblGrid>
       <w:tr>
         <w:trPr>
-          <w:cantSplit w:val="0"/>
-          <w:tblHeader w:val="0"/>
+          <w:cantSplit/>
+          <w:tblHeader/>
         </w:trPr>
         <w:tc>
-          <w:tcPr/>
+          <w:tcPr>
+            <w:tcW w:type="dxa" w:w="1105"/>
+            <w:shd w:fill="1E3A5F"/>
+          </w:tcPr>
           <w:p>
             <w:pPr>
               <w:rPr>
@@ -17567,6 +17899,10 @@
             <w:r>
               <w:rPr>
                 <w:rFonts w:ascii="IBM Plex Sans" w:cs="IBM Plex Sans" w:eastAsia="IBM Plex Sans" w:hAnsi="IBM Plex Sans"/>
+                <w:b/>
+                <w:color w:val="FFFFFF"/>
+                <w:sz w:val="19"/>
+                <w:szCs w:val="19"/>
                 <w:rtl w:val="0"/>
               </w:rPr>
               <w:t>Bloque</w:t>
@@ -17574,7 +17910,10 @@
           </w:p>
         </w:tc>
         <w:tc>
-          <w:tcPr/>
+          <w:tcPr>
+            <w:tcW w:type="dxa" w:w="2389"/>
+            <w:shd w:fill="1E3A5F"/>
+          </w:tcPr>
           <w:p>
             <w:pPr>
               <w:rPr>
@@ -17584,6 +17923,10 @@
             <w:r>
               <w:rPr>
                 <w:rFonts w:ascii="IBM Plex Sans" w:cs="IBM Plex Sans" w:eastAsia="IBM Plex Sans" w:hAnsi="IBM Plex Sans"/>
+                <w:b/>
+                <w:color w:val="FFFFFF"/>
+                <w:sz w:val="19"/>
+                <w:szCs w:val="19"/>
                 <w:rtl w:val="0"/>
               </w:rPr>
               <w:t>Componente</w:t>
@@ -17591,7 +17934,10 @@
           </w:p>
         </w:tc>
         <w:tc>
-          <w:tcPr/>
+          <w:tcPr>
+            <w:tcW w:type="dxa" w:w="4347"/>
+            <w:shd w:fill="1E3A5F"/>
+          </w:tcPr>
           <w:p>
             <w:pPr>
               <w:rPr>
@@ -17601,6 +17947,10 @@
             <w:r>
               <w:rPr>
                 <w:rFonts w:ascii="IBM Plex Sans" w:cs="IBM Plex Sans" w:eastAsia="IBM Plex Sans" w:hAnsi="IBM Plex Sans"/>
+                <w:b/>
+                <w:color w:val="FFFFFF"/>
+                <w:sz w:val="19"/>
+                <w:szCs w:val="19"/>
                 <w:rtl w:val="0"/>
               </w:rPr>
               <w:t>Función</w:t>
@@ -17608,7 +17958,10 @@
           </w:p>
         </w:tc>
         <w:tc>
-          <w:tcPr/>
+          <w:tcPr>
+            <w:tcW w:type="dxa" w:w="995"/>
+            <w:shd w:fill="1E3A5F"/>
+          </w:tcPr>
           <w:p>
             <w:pPr>
               <w:rPr>
@@ -17618,6 +17971,10 @@
             <w:r>
               <w:rPr>
                 <w:rFonts w:ascii="IBM Plex Sans" w:cs="IBM Plex Sans" w:eastAsia="IBM Plex Sans" w:hAnsi="IBM Plex Sans"/>
+                <w:b/>
+                <w:color w:val="FFFFFF"/>
+                <w:sz w:val="19"/>
+                <w:szCs w:val="19"/>
                 <w:rtl w:val="0"/>
               </w:rPr>
               <w:t>Cant.</w:t>
@@ -17626,9 +17983,12 @@
         </w:tc>
       </w:tr>
       <w:tr>
-        <w:tc>
-          <w:tcPr>
-            <w:tcW w:type="dxa" w:w="2209"/>
+        <w:trPr>
+          <w:cantSplit/>
+        </w:trPr>
+        <w:tc>
+          <w:tcPr>
+            <w:tcW w:type="dxa" w:w="1105"/>
           </w:tcPr>
           <w:p>
             <w:pPr>
@@ -17650,7 +18010,7 @@
         </w:tc>
         <w:tc>
           <w:tcPr>
-            <w:tcW w:type="dxa" w:w="2209"/>
+            <w:tcW w:type="dxa" w:w="2389"/>
           </w:tcPr>
           <w:p>
             <w:pPr>
@@ -17672,7 +18032,7 @@
         </w:tc>
         <w:tc>
           <w:tcPr>
-            <w:tcW w:type="dxa" w:w="2209"/>
+            <w:tcW w:type="dxa" w:w="4347"/>
           </w:tcPr>
           <w:p>
             <w:pPr>
@@ -17694,7 +18054,7 @@
         </w:tc>
         <w:tc>
           <w:tcPr>
-            <w:tcW w:type="dxa" w:w="2209"/>
+            <w:tcW w:type="dxa" w:w="995"/>
           </w:tcPr>
           <w:p>
             <w:pPr>
@@ -17716,9 +18076,12 @@
         </w:tc>
       </w:tr>
       <w:tr>
-        <w:tc>
-          <w:tcPr>
-            <w:tcW w:type="dxa" w:w="2209"/>
+        <w:trPr>
+          <w:cantSplit/>
+        </w:trPr>
+        <w:tc>
+          <w:tcPr>
+            <w:tcW w:type="dxa" w:w="1105"/>
           </w:tcPr>
           <w:p>
             <w:pPr>
@@ -17740,7 +18103,7 @@
         </w:tc>
         <w:tc>
           <w:tcPr>
-            <w:tcW w:type="dxa" w:w="2209"/>
+            <w:tcW w:type="dxa" w:w="2389"/>
           </w:tcPr>
           <w:p>
             <w:pPr>
@@ -17762,7 +18125,7 @@
         </w:tc>
         <w:tc>
           <w:tcPr>
-            <w:tcW w:type="dxa" w:w="2209"/>
+            <w:tcW w:type="dxa" w:w="4347"/>
           </w:tcPr>
           <w:p>
             <w:pPr>
@@ -17784,7 +18147,7 @@
         </w:tc>
         <w:tc>
           <w:tcPr>
-            <w:tcW w:type="dxa" w:w="2209"/>
+            <w:tcW w:type="dxa" w:w="995"/>
           </w:tcPr>
           <w:p>
             <w:pPr>
@@ -17806,9 +18169,12 @@
         </w:tc>
       </w:tr>
       <w:tr>
-        <w:tc>
-          <w:tcPr>
-            <w:tcW w:type="dxa" w:w="2209"/>
+        <w:trPr>
+          <w:cantSplit/>
+        </w:trPr>
+        <w:tc>
+          <w:tcPr>
+            <w:tcW w:type="dxa" w:w="1105"/>
           </w:tcPr>
           <w:p>
             <w:pPr>
@@ -17830,7 +18196,7 @@
         </w:tc>
         <w:tc>
           <w:tcPr>
-            <w:tcW w:type="dxa" w:w="2209"/>
+            <w:tcW w:type="dxa" w:w="2389"/>
           </w:tcPr>
           <w:p>
             <w:pPr>
@@ -17852,7 +18218,7 @@
         </w:tc>
         <w:tc>
           <w:tcPr>
-            <w:tcW w:type="dxa" w:w="2209"/>
+            <w:tcW w:type="dxa" w:w="4347"/>
           </w:tcPr>
           <w:p>
             <w:pPr>
@@ -17874,7 +18240,7 @@
         </w:tc>
         <w:tc>
           <w:tcPr>
-            <w:tcW w:type="dxa" w:w="2209"/>
+            <w:tcW w:type="dxa" w:w="995"/>
           </w:tcPr>
           <w:p>
             <w:pPr>
@@ -17896,9 +18262,12 @@
         </w:tc>
       </w:tr>
       <w:tr>
-        <w:tc>
-          <w:tcPr>
-            <w:tcW w:type="dxa" w:w="2209"/>
+        <w:trPr>
+          <w:cantSplit/>
+        </w:trPr>
+        <w:tc>
+          <w:tcPr>
+            <w:tcW w:type="dxa" w:w="1105"/>
           </w:tcPr>
           <w:p>
             <w:pPr>
@@ -17920,7 +18289,7 @@
         </w:tc>
         <w:tc>
           <w:tcPr>
-            <w:tcW w:type="dxa" w:w="2209"/>
+            <w:tcW w:type="dxa" w:w="2389"/>
           </w:tcPr>
           <w:p>
             <w:pPr>
@@ -17942,7 +18311,7 @@
         </w:tc>
         <w:tc>
           <w:tcPr>
-            <w:tcW w:type="dxa" w:w="2209"/>
+            <w:tcW w:type="dxa" w:w="4347"/>
           </w:tcPr>
           <w:p>
             <w:pPr>
@@ -17964,7 +18333,7 @@
         </w:tc>
         <w:tc>
           <w:tcPr>
-            <w:tcW w:type="dxa" w:w="2209"/>
+            <w:tcW w:type="dxa" w:w="995"/>
           </w:tcPr>
           <w:p>
             <w:pPr>
@@ -17986,9 +18355,12 @@
         </w:tc>
       </w:tr>
       <w:tr>
-        <w:tc>
-          <w:tcPr>
-            <w:tcW w:type="dxa" w:w="2209"/>
+        <w:trPr>
+          <w:cantSplit/>
+        </w:trPr>
+        <w:tc>
+          <w:tcPr>
+            <w:tcW w:type="dxa" w:w="1105"/>
           </w:tcPr>
           <w:p>
             <w:pPr>
@@ -18010,7 +18382,7 @@
         </w:tc>
         <w:tc>
           <w:tcPr>
-            <w:tcW w:type="dxa" w:w="2209"/>
+            <w:tcW w:type="dxa" w:w="2389"/>
           </w:tcPr>
           <w:p>
             <w:pPr>
@@ -18032,7 +18404,7 @@
         </w:tc>
         <w:tc>
           <w:tcPr>
-            <w:tcW w:type="dxa" w:w="2209"/>
+            <w:tcW w:type="dxa" w:w="4347"/>
           </w:tcPr>
           <w:p>
             <w:pPr>
@@ -18054,7 +18426,7 @@
         </w:tc>
         <w:tc>
           <w:tcPr>
-            <w:tcW w:type="dxa" w:w="2209"/>
+            <w:tcW w:type="dxa" w:w="995"/>
           </w:tcPr>
           <w:p>
             <w:pPr>
@@ -18076,9 +18448,12 @@
         </w:tc>
       </w:tr>
       <w:tr>
-        <w:tc>
-          <w:tcPr>
-            <w:tcW w:type="dxa" w:w="2209"/>
+        <w:trPr>
+          <w:cantSplit/>
+        </w:trPr>
+        <w:tc>
+          <w:tcPr>
+            <w:tcW w:type="dxa" w:w="1105"/>
           </w:tcPr>
           <w:p>
             <w:pPr>
@@ -18100,15 +18475,17 @@
         </w:tc>
         <w:tc>
           <w:tcPr>
-            <w:tcW w:type="dxa" w:w="2209"/>
-          </w:tcPr>
-          <w:p>
-            <w:pPr>
-              <w:jc w:val="both"/>
-            </w:pPr>
-            <w:r>
-              <w:rPr>
-                <w:rFonts w:ascii="IBM Plex Sans" w:hAnsi="IBM Plex Sans" w:cs="IBM Plex Sans" w:eastAsia="IBM Plex Sans"/>
+            <w:tcW w:type="dxa" w:w="2389"/>
+          </w:tcPr>
+          <w:p>
+            <w:pPr>
+              <w:jc w:val="both"/>
+            </w:pPr>
+            <w:r>
+              <w:rPr>
+                <w:rFonts w:ascii="IBM Plex Sans" w:hAnsi="IBM Plex Sans" w:cs="IBM Plex Sans" w:eastAsia="IBM Plex Sans"/>
+                <w:sz w:val="17"/>
+                <w:szCs w:val="17"/>
               </w:rPr>
               <w:t xml:space="preserve">Puente rectificador DB157 (1 A)</w:t>
             </w:r>
@@ -18116,7 +18493,7 @@
         </w:tc>
         <w:tc>
           <w:tcPr>
-            <w:tcW w:type="dxa" w:w="2209"/>
+            <w:tcW w:type="dxa" w:w="4347"/>
           </w:tcPr>
           <w:p>
             <w:pPr>
@@ -18138,7 +18515,7 @@
         </w:tc>
         <w:tc>
           <w:tcPr>
-            <w:tcW w:type="dxa" w:w="2209"/>
+            <w:tcW w:type="dxa" w:w="995"/>
           </w:tcPr>
           <w:p>
             <w:pPr>
@@ -18160,9 +18537,12 @@
         </w:tc>
       </w:tr>
       <w:tr>
-        <w:tc>
-          <w:tcPr>
-            <w:tcW w:type="dxa" w:w="2209"/>
+        <w:trPr>
+          <w:cantSplit/>
+        </w:trPr>
+        <w:tc>
+          <w:tcPr>
+            <w:tcW w:type="dxa" w:w="1105"/>
           </w:tcPr>
           <w:p>
             <w:pPr>
@@ -18184,7 +18564,7 @@
         </w:tc>
         <w:tc>
           <w:tcPr>
-            <w:tcW w:type="dxa" w:w="2209"/>
+            <w:tcW w:type="dxa" w:w="2389"/>
           </w:tcPr>
           <w:p>
             <w:pPr>
@@ -18206,7 +18586,7 @@
         </w:tc>
         <w:tc>
           <w:tcPr>
-            <w:tcW w:type="dxa" w:w="2209"/>
+            <w:tcW w:type="dxa" w:w="4347"/>
           </w:tcPr>
           <w:p>
             <w:pPr>
@@ -18228,7 +18608,7 @@
         </w:tc>
         <w:tc>
           <w:tcPr>
-            <w:tcW w:type="dxa" w:w="2209"/>
+            <w:tcW w:type="dxa" w:w="995"/>
           </w:tcPr>
           <w:p>
             <w:pPr>
@@ -18250,9 +18630,12 @@
         </w:tc>
       </w:tr>
       <w:tr>
-        <w:tc>
-          <w:tcPr>
-            <w:tcW w:type="dxa" w:w="2209"/>
+        <w:trPr>
+          <w:cantSplit/>
+        </w:trPr>
+        <w:tc>
+          <w:tcPr>
+            <w:tcW w:type="dxa" w:w="1105"/>
           </w:tcPr>
           <w:p>
             <w:pPr>
@@ -18274,7 +18657,7 @@
         </w:tc>
         <w:tc>
           <w:tcPr>
-            <w:tcW w:type="dxa" w:w="2209"/>
+            <w:tcW w:type="dxa" w:w="2389"/>
           </w:tcPr>
           <w:p>
             <w:pPr>
@@ -18296,15 +18679,17 @@
         </w:tc>
         <w:tc>
           <w:tcPr>
-            <w:tcW w:type="dxa" w:w="2209"/>
-          </w:tcPr>
-          <w:p>
-            <w:pPr>
-              <w:jc w:val="both"/>
-            </w:pPr>
-            <w:r>
-              <w:rPr>
-                <w:rFonts w:ascii="IBM Plex Sans" w:hAnsi="IBM Plex Sans" w:cs="IBM Plex Sans" w:eastAsia="IBM Plex Sans"/>
+            <w:tcW w:type="dxa" w:w="4347"/>
+          </w:tcPr>
+          <w:p>
+            <w:pPr>
+              <w:jc w:val="both"/>
+            </w:pPr>
+            <w:r>
+              <w:rPr>
+                <w:rFonts w:ascii="IBM Plex Sans" w:hAnsi="IBM Plex Sans" w:cs="IBM Plex Sans" w:eastAsia="IBM Plex Sans"/>
+                <w:sz w:val="17"/>
+                <w:szCs w:val="17"/>
               </w:rPr>
               <w:t xml:space="preserve">Polarización: 3 para los relés (IN1 e IN2 a 3,3 V; la de Retroceder a GND, porque su módulo es activo-alto) y 3 para el sensado. Evitan el accionamiento fantasma al encender.</w:t>
             </w:r>
@@ -18312,7 +18697,7 @@
         </w:tc>
         <w:tc>
           <w:tcPr>
-            <w:tcW w:type="dxa" w:w="2209"/>
+            <w:tcW w:type="dxa" w:w="995"/>
           </w:tcPr>
           <w:p>
             <w:pPr>
@@ -18334,9 +18719,12 @@
         </w:tc>
       </w:tr>
       <w:tr>
-        <w:tc>
-          <w:tcPr>
-            <w:tcW w:type="dxa" w:w="2209"/>
+        <w:trPr>
+          <w:cantSplit/>
+        </w:trPr>
+        <w:tc>
+          <w:tcPr>
+            <w:tcW w:type="dxa" w:w="1105"/>
           </w:tcPr>
           <w:p>
             <w:pPr>
@@ -18358,15 +18746,17 @@
         </w:tc>
         <w:tc>
           <w:tcPr>
-            <w:tcW w:type="dxa" w:w="2209"/>
-          </w:tcPr>
-          <w:p>
-            <w:pPr>
-              <w:jc w:val="both"/>
-            </w:pPr>
-            <w:r>
-              <w:rPr>
-                <w:rFonts w:ascii="IBM Plex Sans" w:hAnsi="IBM Plex Sans" w:cs="IBM Plex Sans" w:eastAsia="IBM Plex Sans"/>
+            <w:tcW w:type="dxa" w:w="2389"/>
+          </w:tcPr>
+          <w:p>
+            <w:pPr>
+              <w:jc w:val="both"/>
+            </w:pPr>
+            <w:r>
+              <w:rPr>
+                <w:rFonts w:ascii="IBM Plex Sans" w:hAnsi="IBM Plex Sans" w:cs="IBM Plex Sans" w:eastAsia="IBM Plex Sans"/>
+                <w:sz w:val="17"/>
+                <w:szCs w:val="17"/>
               </w:rPr>
               <w:t xml:space="preserve">Capacitores: cerámicos de 100 nF y electrolíticos de 22 µF y 470 µF</w:t>
             </w:r>
@@ -18374,15 +18764,17 @@
         </w:tc>
         <w:tc>
           <w:tcPr>
-            <w:tcW w:type="dxa" w:w="2209"/>
-          </w:tcPr>
-          <w:p>
-            <w:pPr>
-              <w:jc w:val="both"/>
-            </w:pPr>
-            <w:r>
-              <w:rPr>
-                <w:rFonts w:ascii="IBM Plex Sans" w:hAnsi="IBM Plex Sans" w:cs="IBM Plex Sans" w:eastAsia="IBM Plex Sans"/>
+            <w:tcW w:type="dxa" w:w="4347"/>
+          </w:tcPr>
+          <w:p>
+            <w:pPr>
+              <w:jc w:val="both"/>
+            </w:pPr>
+            <w:r>
+              <w:rPr>
+                <w:rFonts w:ascii="IBM Plex Sans" w:hAnsi="IBM Plex Sans" w:cs="IBM Plex Sans" w:eastAsia="IBM Plex Sans"/>
+                <w:sz w:val="17"/>
+                <w:szCs w:val="17"/>
               </w:rPr>
               <w:t xml:space="preserve">Los de 100 nF filtran el ruido de conmutación; los de 22 µF mantienen encendido el LED del sensado entre los semiciclos (uno por botón: sin ellos, el ESP32 mandaría avisos solos, sin que nadie apriete nada); el de 470 µF sostiene los 5 V cuando engancha un relé.</w:t>
             </w:r>
@@ -18390,15 +18782,17 @@
         </w:tc>
         <w:tc>
           <w:tcPr>
-            <w:tcW w:type="dxa" w:w="2209"/>
-          </w:tcPr>
-          <w:p>
-            <w:pPr>
-              <w:jc w:val="both"/>
-            </w:pPr>
-            <w:r>
-              <w:rPr>
-                <w:rFonts w:ascii="IBM Plex Sans" w:hAnsi="IBM Plex Sans" w:cs="IBM Plex Sans" w:eastAsia="IBM Plex Sans"/>
+            <w:tcW w:type="dxa" w:w="995"/>
+          </w:tcPr>
+          <w:p>
+            <w:pPr>
+              <w:jc w:val="both"/>
+            </w:pPr>
+            <w:r>
+              <w:rPr>
+                <w:rFonts w:ascii="IBM Plex Sans" w:hAnsi="IBM Plex Sans" w:cs="IBM Plex Sans" w:eastAsia="IBM Plex Sans"/>
+                <w:sz w:val="17"/>
+                <w:szCs w:val="17"/>
               </w:rPr>
               <w:t xml:space="preserve">3 + 3 + 1</w:t>
             </w:r>
@@ -18406,9 +18800,12 @@
         </w:tc>
       </w:tr>
       <w:tr>
-        <w:tc>
-          <w:tcPr>
-            <w:tcW w:type="dxa" w:w="2209"/>
+        <w:trPr>
+          <w:cantSplit/>
+        </w:trPr>
+        <w:tc>
+          <w:tcPr>
+            <w:tcW w:type="dxa" w:w="1105"/>
           </w:tcPr>
           <w:p>
             <w:pPr>
@@ -18430,7 +18827,7 @@
         </w:tc>
         <w:tc>
           <w:tcPr>
-            <w:tcW w:type="dxa" w:w="2209"/>
+            <w:tcW w:type="dxa" w:w="2389"/>
           </w:tcPr>
           <w:p>
             <w:pPr>
@@ -18452,7 +18849,7 @@
         </w:tc>
         <w:tc>
           <w:tcPr>
-            <w:tcW w:type="dxa" w:w="2209"/>
+            <w:tcW w:type="dxa" w:w="4347"/>
           </w:tcPr>
           <w:p>
             <w:pPr>
@@ -18474,7 +18871,7 @@
         </w:tc>
         <w:tc>
           <w:tcPr>
-            <w:tcW w:type="dxa" w:w="2209"/>
+            <w:tcW w:type="dxa" w:w="995"/>
           </w:tcPr>
           <w:p>
             <w:pPr>
@@ -18496,9 +18893,12 @@
         </w:tc>
       </w:tr>
       <w:tr>
-        <w:tc>
-          <w:tcPr>
-            <w:tcW w:type="dxa" w:w="2209"/>
+        <w:trPr>
+          <w:cantSplit/>
+        </w:trPr>
+        <w:tc>
+          <w:tcPr>
+            <w:tcW w:type="dxa" w:w="1105"/>
           </w:tcPr>
           <w:p>
             <w:pPr>
@@ -18520,7 +18920,7 @@
         </w:tc>
         <w:tc>
           <w:tcPr>
-            <w:tcW w:type="dxa" w:w="2209"/>
+            <w:tcW w:type="dxa" w:w="2389"/>
           </w:tcPr>
           <w:p>
             <w:pPr>
@@ -18542,7 +18942,7 @@
         </w:tc>
         <w:tc>
           <w:tcPr>
-            <w:tcW w:type="dxa" w:w="2209"/>
+            <w:tcW w:type="dxa" w:w="4347"/>
           </w:tcPr>
           <w:p>
             <w:pPr>
@@ -18564,7 +18964,7 @@
         </w:tc>
         <w:tc>
           <w:tcPr>
-            <w:tcW w:type="dxa" w:w="2209"/>
+            <w:tcW w:type="dxa" w:w="995"/>
           </w:tcPr>
           <w:p>
             <w:pPr>
@@ -18586,9 +18986,12 @@
         </w:tc>
       </w:tr>
       <w:tr>
-        <w:tc>
-          <w:tcPr>
-            <w:tcW w:type="dxa" w:w="2209"/>
+        <w:trPr>
+          <w:cantSplit/>
+        </w:trPr>
+        <w:tc>
+          <w:tcPr>
+            <w:tcW w:type="dxa" w:w="1105"/>
           </w:tcPr>
           <w:p>
             <w:pPr>
@@ -18610,7 +19013,7 @@
         </w:tc>
         <w:tc>
           <w:tcPr>
-            <w:tcW w:type="dxa" w:w="2209"/>
+            <w:tcW w:type="dxa" w:w="2389"/>
           </w:tcPr>
           <w:p>
             <w:pPr>
@@ -18632,7 +19035,7 @@
         </w:tc>
         <w:tc>
           <w:tcPr>
-            <w:tcW w:type="dxa" w:w="2209"/>
+            <w:tcW w:type="dxa" w:w="4347"/>
           </w:tcPr>
           <w:p>
             <w:pPr>
@@ -18654,7 +19057,7 @@
         </w:tc>
         <w:tc>
           <w:tcPr>
-            <w:tcW w:type="dxa" w:w="2209"/>
+            <w:tcW w:type="dxa" w:w="995"/>
           </w:tcPr>
           <w:p>
             <w:pPr>
@@ -18676,9 +19079,12 @@
         </w:tc>
       </w:tr>
       <w:tr>
-        <w:tc>
-          <w:tcPr>
-            <w:tcW w:type="dxa" w:w="2209"/>
+        <w:trPr>
+          <w:cantSplit/>
+        </w:trPr>
+        <w:tc>
+          <w:tcPr>
+            <w:tcW w:type="dxa" w:w="1105"/>
           </w:tcPr>
           <w:p>
             <w:pPr>
@@ -18700,7 +19106,7 @@
         </w:tc>
         <w:tc>
           <w:tcPr>
-            <w:tcW w:type="dxa" w:w="2209"/>
+            <w:tcW w:type="dxa" w:w="2389"/>
           </w:tcPr>
           <w:p>
             <w:pPr>
@@ -18722,7 +19128,7 @@
         </w:tc>
         <w:tc>
           <w:tcPr>
-            <w:tcW w:type="dxa" w:w="2209"/>
+            <w:tcW w:type="dxa" w:w="4347"/>
           </w:tcPr>
           <w:p>
             <w:r/>
@@ -18737,7 +19143,7 @@
         </w:tc>
         <w:tc>
           <w:tcPr>
-            <w:tcW w:type="dxa" w:w="2209"/>
+            <w:tcW w:type="dxa" w:w="995"/>
           </w:tcPr>
           <w:p>
             <w:pPr>
@@ -18759,9 +19165,12 @@
         </w:tc>
       </w:tr>
       <w:tr>
-        <w:tc>
-          <w:tcPr>
-            <w:tcW w:type="dxa" w:w="2209"/>
+        <w:trPr>
+          <w:cantSplit/>
+        </w:trPr>
+        <w:tc>
+          <w:tcPr>
+            <w:tcW w:type="dxa" w:w="1105"/>
           </w:tcPr>
           <w:p>
             <w:pPr>
@@ -18783,15 +19192,17 @@
         </w:tc>
         <w:tc>
           <w:tcPr>
-            <w:tcW w:type="dxa" w:w="2209"/>
-          </w:tcPr>
-          <w:p>
-            <w:pPr>
-              <w:jc w:val="both"/>
-            </w:pPr>
-            <w:r>
-              <w:rPr>
-                <w:rFonts w:ascii="IBM Plex Sans" w:hAnsi="IBM Plex Sans" w:cs="IBM Plex Sans" w:eastAsia="IBM Plex Sans"/>
+            <w:tcW w:type="dxa" w:w="2389"/>
+          </w:tcPr>
+          <w:p>
+            <w:pPr>
+              <w:jc w:val="both"/>
+            </w:pPr>
+            <w:r>
+              <w:rPr>
+                <w:rFonts w:ascii="IBM Plex Sans" w:hAnsi="IBM Plex Sans" w:cs="IBM Plex Sans" w:eastAsia="IBM Plex Sans"/>
+                <w:sz w:val="17"/>
+                <w:szCs w:val="17"/>
               </w:rPr>
               <w:t xml:space="preserve">Optoacoplador PC817 + resistencias de 1,2 kΩ y 10 kΩ</w:t>
             </w:r>
@@ -18799,7 +19210,7 @@
         </w:tc>
         <w:tc>
           <w:tcPr>
-            <w:tcW w:type="dxa" w:w="2209"/>
+            <w:tcW w:type="dxa" w:w="4347"/>
           </w:tcPr>
           <w:p>
             <w:pPr>
@@ -18821,7 +19232,7 @@
         </w:tc>
         <w:tc>
           <w:tcPr>
-            <w:tcW w:type="dxa" w:w="2209"/>
+            <w:tcW w:type="dxa" w:w="995"/>
           </w:tcPr>
           <w:p>
             <w:pPr>
@@ -18843,9 +19254,12 @@
         </w:tc>
       </w:tr>
       <w:tr>
-        <w:tc>
-          <w:tcPr>
-            <w:tcW w:type="dxa" w:w="2209"/>
+        <w:trPr>
+          <w:cantSplit/>
+        </w:trPr>
+        <w:tc>
+          <w:tcPr>
+            <w:tcW w:type="dxa" w:w="1105"/>
           </w:tcPr>
           <w:p>
             <w:pPr>
@@ -18867,7 +19281,7 @@
         </w:tc>
         <w:tc>
           <w:tcPr>
-            <w:tcW w:type="dxa" w:w="2209"/>
+            <w:tcW w:type="dxa" w:w="2389"/>
           </w:tcPr>
           <w:p>
             <w:pPr>
@@ -18889,15 +19303,17 @@
         </w:tc>
         <w:tc>
           <w:tcPr>
-            <w:tcW w:type="dxa" w:w="2209"/>
-          </w:tcPr>
-          <w:p>
-            <w:pPr>
-              <w:jc w:val="both"/>
-            </w:pPr>
-            <w:r>
-              <w:rPr>
-                <w:rFonts w:ascii="IBM Plex Sans" w:hAnsi="IBM Plex Sans" w:cs="IBM Plex Sans" w:eastAsia="IBM Plex Sans"/>
+            <w:tcW w:type="dxa" w:w="4347"/>
+          </w:tcPr>
+          <w:p>
+            <w:pPr>
+              <w:jc w:val="both"/>
+            </w:pPr>
+            <w:r>
+              <w:rPr>
+                <w:rFonts w:ascii="IBM Plex Sans" w:hAnsi="IBM Plex Sans" w:cs="IBM Plex Sans" w:eastAsia="IBM Plex Sans"/>
+                <w:sz w:val="17"/>
+                <w:szCs w:val="17"/>
               </w:rPr>
               <w:t>El telar de implementación (C 201) cuenta con 4 bobinas de selección en funcionamiento, confirmado con el dueño el 19/09/26. El Nivel 2 prevé intervenir su señal de mando en lugar de reemplazarlas.</w:t>
             </w:r>
@@ -18905,15 +19321,17 @@
         </w:tc>
         <w:tc>
           <w:tcPr>
-            <w:tcW w:type="dxa" w:w="2209"/>
-          </w:tcPr>
-          <w:p>
-            <w:pPr>
-              <w:jc w:val="both"/>
-            </w:pPr>
-            <w:r>
-              <w:rPr>
-                <w:rFonts w:ascii="IBM Plex Sans" w:hAnsi="IBM Plex Sans" w:cs="IBM Plex Sans" w:eastAsia="IBM Plex Sans"/>
+            <w:tcW w:type="dxa" w:w="995"/>
+          </w:tcPr>
+          <w:p>
+            <w:pPr>
+              <w:jc w:val="both"/>
+            </w:pPr>
+            <w:r>
+              <w:rPr>
+                <w:rFonts w:ascii="IBM Plex Sans" w:hAnsi="IBM Plex Sans" w:cs="IBM Plex Sans" w:eastAsia="IBM Plex Sans"/>
+                <w:sz w:val="17"/>
+                <w:szCs w:val="17"/>
               </w:rPr>
               <w:t xml:space="preserve">4</w:t>
             </w:r>
@@ -18921,9 +19339,12 @@
         </w:tc>
       </w:tr>
       <w:tr>
-        <w:tc>
-          <w:tcPr>
-            <w:tcW w:type="dxa" w:w="2209"/>
+        <w:trPr>
+          <w:cantSplit/>
+        </w:trPr>
+        <w:tc>
+          <w:tcPr>
+            <w:tcW w:type="dxa" w:w="1105"/>
           </w:tcPr>
           <w:p>
             <w:pPr>
@@ -18945,7 +19366,7 @@
         </w:tc>
         <w:tc>
           <w:tcPr>
-            <w:tcW w:type="dxa" w:w="2209"/>
+            <w:tcW w:type="dxa" w:w="2389"/>
           </w:tcPr>
           <w:p>
             <w:pPr>
@@ -18967,7 +19388,7 @@
         </w:tc>
         <w:tc>
           <w:tcPr>
-            <w:tcW w:type="dxa" w:w="2209"/>
+            <w:tcW w:type="dxa" w:w="4347"/>
           </w:tcPr>
           <w:p>
             <w:pPr>
@@ -18989,15 +19410,17 @@
         </w:tc>
         <w:tc>
           <w:tcPr>
-            <w:tcW w:type="dxa" w:w="2209"/>
-          </w:tcPr>
-          <w:p>
-            <w:pPr>
-              <w:jc w:val="both"/>
-            </w:pPr>
-            <w:r>
-              <w:rPr>
-                <w:rFonts w:ascii="IBM Plex Sans" w:hAnsi="IBM Plex Sans" w:cs="IBM Plex Sans" w:eastAsia="IBM Plex Sans"/>
+            <w:tcW w:type="dxa" w:w="995"/>
+          </w:tcPr>
+          <w:p>
+            <w:pPr>
+              <w:jc w:val="both"/>
+            </w:pPr>
+            <w:r>
+              <w:rPr>
+                <w:rFonts w:ascii="IBM Plex Sans" w:hAnsi="IBM Plex Sans" w:cs="IBM Plex Sans" w:eastAsia="IBM Plex Sans"/>
+                <w:sz w:val="17"/>
+                <w:szCs w:val="17"/>
               </w:rPr>
               <w:t xml:space="preserve">0</w:t>
             </w:r>
@@ -19007,7 +19430,7 @@
       <w:tr>
         <w:tc>
           <w:tcPr>
-            <w:tcW w:type="dxa" w:w="2209"/>
+            <w:tcW w:type="dxa" w:w="1105"/>
           </w:tcPr>
           <w:p>
             <w:pPr>
@@ -19029,15 +19452,17 @@
         </w:tc>
         <w:tc>
           <w:tcPr>
-            <w:tcW w:type="dxa" w:w="2209"/>
-          </w:tcPr>
-          <w:p>
-            <w:pPr>
-              <w:jc w:val="both"/>
-            </w:pPr>
-            <w:r>
-              <w:rPr>
-                <w:rFonts w:ascii="IBM Plex Sans" w:hAnsi="IBM Plex Sans" w:cs="IBM Plex Sans" w:eastAsia="IBM Plex Sans"/>
+            <w:tcW w:type="dxa" w:w="2389"/>
+          </w:tcPr>
+          <w:p>
+            <w:pPr>
+              <w:jc w:val="both"/>
+            </w:pPr>
+            <w:r>
+              <w:rPr>
+                <w:rFonts w:ascii="IBM Plex Sans" w:hAnsi="IBM Plex Sans" w:cs="IBM Plex Sans" w:eastAsia="IBM Plex Sans"/>
+                <w:sz w:val="17"/>
+                <w:szCs w:val="17"/>
               </w:rPr>
               <w:t xml:space="preserve">Relé OptoMOS LCA110 de IXYS (DIP-6), uno por lector óptico, en su zócalo</w:t>
             </w:r>
@@ -19045,7 +19470,7 @@
         </w:tc>
         <w:tc>
           <w:tcPr>
-            <w:tcW w:type="dxa" w:w="2209"/>
+            <w:tcW w:type="dxa" w:w="4347"/>
           </w:tcPr>
           <w:p>
             <w:pPr>
@@ -19067,15 +19492,17 @@
         </w:tc>
         <w:tc>
           <w:tcPr>
-            <w:tcW w:type="dxa" w:w="2209"/>
-          </w:tcPr>
-          <w:p>
-            <w:pPr>
-              <w:jc w:val="both"/>
-            </w:pPr>
-            <w:r>
-              <w:rPr>
-                <w:rFonts w:ascii="IBM Plex Sans" w:hAnsi="IBM Plex Sans" w:cs="IBM Plex Sans" w:eastAsia="IBM Plex Sans"/>
+            <w:tcW w:type="dxa" w:w="995"/>
+          </w:tcPr>
+          <w:p>
+            <w:pPr>
+              <w:jc w:val="both"/>
+            </w:pPr>
+            <w:r>
+              <w:rPr>
+                <w:rFonts w:ascii="IBM Plex Sans" w:hAnsi="IBM Plex Sans" w:cs="IBM Plex Sans" w:eastAsia="IBM Plex Sans"/>
+                <w:sz w:val="17"/>
+                <w:szCs w:val="17"/>
               </w:rPr>
               <w:t xml:space="preserve">4 + 4 zócalos</w:t>
             </w:r>
@@ -19083,9 +19510,12 @@
         </w:tc>
       </w:tr>
       <w:tr>
-        <w:tc>
-          <w:tcPr>
-            <w:tcW w:type="dxa" w:w="2209"/>
+        <w:trPr>
+          <w:cantSplit/>
+        </w:trPr>
+        <w:tc>
+          <w:tcPr>
+            <w:tcW w:type="dxa" w:w="1105"/>
           </w:tcPr>
           <w:p>
             <w:pPr>
@@ -19107,15 +19537,17 @@
         </w:tc>
         <w:tc>
           <w:tcPr>
-            <w:tcW w:type="dxa" w:w="2209"/>
-          </w:tcPr>
-          <w:p>
-            <w:pPr>
-              <w:jc w:val="both"/>
-            </w:pPr>
-            <w:r>
-              <w:rPr>
-                <w:rFonts w:ascii="IBM Plex Sans" w:hAnsi="IBM Plex Sans" w:cs="IBM Plex Sans" w:eastAsia="IBM Plex Sans"/>
+            <w:tcW w:type="dxa" w:w="2389"/>
+          </w:tcPr>
+          <w:p>
+            <w:pPr>
+              <w:jc w:val="both"/>
+            </w:pPr>
+            <w:r>
+              <w:rPr>
+                <w:rFonts w:ascii="IBM Plex Sans" w:hAnsi="IBM Plex Sans" w:cs="IBM Plex Sans" w:eastAsia="IBM Plex Sans"/>
+                <w:sz w:val="17"/>
+                <w:szCs w:val="17"/>
               </w:rPr>
               <w:t xml:space="preserve">Resistencias por canal: 330 Ω y 10 kΩ del lado del ESP32; de protección de 470 Ω 3 W (el lector se alimenta con 15 a 30 V) y 10 kΩ ½ W del lado del telar</w:t>
             </w:r>
@@ -19123,15 +19555,17 @@
         </w:tc>
         <w:tc>
           <w:tcPr>
-            <w:tcW w:type="dxa" w:w="2209"/>
-          </w:tcPr>
-          <w:p>
-            <w:pPr>
-              <w:jc w:val="both"/>
-            </w:pPr>
-            <w:r>
-              <w:rPr>
-                <w:rFonts w:ascii="IBM Plex Sans" w:hAnsi="IBM Plex Sans" w:cs="IBM Plex Sans" w:eastAsia="IBM Plex Sans"/>
+            <w:tcW w:type="dxa" w:w="4347"/>
+          </w:tcPr>
+          <w:p>
+            <w:pPr>
+              <w:jc w:val="both"/>
+            </w:pPr>
+            <w:r>
+              <w:rPr>
+                <w:rFonts w:ascii="IBM Plex Sans" w:hAnsi="IBM Plex Sans" w:cs="IBM Plex Sans" w:eastAsia="IBM Plex Sans"/>
+                <w:sz w:val="17"/>
+                <w:szCs w:val="17"/>
               </w:rPr>
               <w:t xml:space="preserve">La de 330 Ω limita la corriente del LED de entrada del LCA110 y la de 10 kΩ mantiene la salida en bajo mientras el ESP32 arranca. Del lado del telar, en la conexión final (el relé en lugar del lector), la de protección limita la corriente ante un error de cableado y la de 10 kΩ ½ W deja la señal en 0 V con el relé abierto, como con papel. No hace falta fuente aparte: las bobinas las sigue alimentando el telar y el sistema solo conmuta la señal del lector óptico.</w:t>
             </w:r>
@@ -19139,15 +19573,17 @@
         </w:tc>
         <w:tc>
           <w:tcPr>
-            <w:tcW w:type="dxa" w:w="2209"/>
-          </w:tcPr>
-          <w:p>
-            <w:pPr>
-              <w:jc w:val="both"/>
-            </w:pPr>
-            <w:r>
-              <w:rPr>
-                <w:rFonts w:ascii="IBM Plex Sans" w:hAnsi="IBM Plex Sans" w:cs="IBM Plex Sans" w:eastAsia="IBM Plex Sans"/>
+            <w:tcW w:type="dxa" w:w="995"/>
+          </w:tcPr>
+          <w:p>
+            <w:pPr>
+              <w:jc w:val="both"/>
+            </w:pPr>
+            <w:r>
+              <w:rPr>
+                <w:rFonts w:ascii="IBM Plex Sans" w:hAnsi="IBM Plex Sans" w:cs="IBM Plex Sans" w:eastAsia="IBM Plex Sans"/>
+                <w:sz w:val="17"/>
+                <w:szCs w:val="17"/>
               </w:rPr>
               <w:t xml:space="preserve">4 de cada una</w:t>
             </w:r>
@@ -19189,6 +19625,7 @@
     <w:p>
       <w:pPr>
         <w:pStyle w:val="Heading1"/>
+        <w:keepNext/>
         <w:spacing w:after="240" w:before="480" w:lineRule="auto"/>
         <w:rPr>
           <w:rFonts w:ascii="Questrial" w:cs="Questrial" w:eastAsia="Questrial" w:hAnsi="Questrial"/>
@@ -19207,6 +19644,7 @@
     <w:p>
       <w:pPr>
         <w:pStyle w:val="Heading2"/>
+        <w:keepNext/>
         <w:spacing w:after="240" w:before="480" w:lineRule="auto"/>
         <w:rPr>
           <w:rFonts w:ascii="Questrial" w:cs="Questrial" w:eastAsia="Questrial" w:hAnsi="Questrial"/>
@@ -19329,6 +19767,7 @@
     <w:p>
       <w:pPr>
         <w:pStyle w:val="Heading4"/>
+        <w:keepNext/>
         <w:spacing w:after="240" w:before="480" w:lineRule="auto"/>
         <w:rPr>
           <w:rFonts w:ascii="Questrial" w:cs="Questrial" w:eastAsia="Questrial" w:hAnsi="Questrial"/>
@@ -19362,6 +19801,7 @@
     <w:p>
       <w:pPr>
         <w:pStyle w:val="Heading4"/>
+        <w:keepNext/>
         <w:spacing w:after="240" w:before="480" w:lineRule="auto"/>
         <w:rPr>
           <w:rFonts w:ascii="Questrial" w:cs="Questrial" w:eastAsia="Questrial" w:hAnsi="Questrial"/>
@@ -19402,6 +19842,7 @@
     <w:p>
       <w:pPr>
         <w:pStyle w:val="Heading4"/>
+        <w:keepNext/>
         <w:spacing w:after="240" w:before="480" w:lineRule="auto"/>
         <w:rPr>
           <w:rFonts w:ascii="Questrial" w:cs="Questrial" w:eastAsia="Questrial" w:hAnsi="Questrial"/>
@@ -19442,6 +19883,7 @@
     <w:p>
       <w:pPr>
         <w:pStyle w:val="Heading3"/>
+        <w:keepNext/>
         <w:spacing w:after="240" w:before="480" w:lineRule="auto"/>
         <w:rPr>
           <w:rFonts w:ascii="Questrial" w:cs="Questrial" w:eastAsia="Questrial" w:hAnsi="Questrial"/>
@@ -19457,6 +19899,7 @@
     </w:p>
     <w:p>
       <w:pPr>
+        <w:keepNext/>
         <w:spacing w:after="240" w:before="0" w:lineRule="auto"/>
         <w:jc w:val="both"/>
         <w:rPr>
@@ -19474,6 +19917,7 @@
     <w:p>
       <w:pPr>
         <w:pStyle w:val="Heading4"/>
+        <w:keepNext/>
         <w:spacing w:after="240" w:before="480" w:lineRule="auto"/>
         <w:rPr>
           <w:rFonts w:ascii="Questrial" w:cs="Questrial" w:eastAsia="Questrial" w:hAnsi="Questrial"/>
@@ -19507,6 +19951,7 @@
     <w:p>
       <w:pPr>
         <w:pStyle w:val="Heading4"/>
+        <w:keepNext/>
         <w:spacing w:after="240" w:before="480" w:lineRule="auto"/>
         <w:rPr>
           <w:rFonts w:ascii="Questrial" w:cs="Questrial" w:eastAsia="Questrial" w:hAnsi="Questrial"/>
@@ -19540,6 +19985,7 @@
     <w:p>
       <w:pPr>
         <w:pStyle w:val="Heading4"/>
+        <w:keepNext/>
         <w:spacing w:after="240" w:before="480" w:lineRule="auto"/>
         <w:rPr>
           <w:rFonts w:ascii="Questrial" w:cs="Questrial" w:eastAsia="Questrial" w:hAnsi="Questrial"/>
@@ -19573,6 +20019,7 @@
     <w:p>
       <w:pPr>
         <w:pStyle w:val="Heading4"/>
+        <w:keepNext/>
         <w:spacing w:after="240" w:before="480" w:lineRule="auto"/>
         <w:rPr>
           <w:rFonts w:ascii="Questrial" w:cs="Questrial" w:eastAsia="Questrial" w:hAnsi="Questrial"/>
@@ -19606,6 +20053,7 @@
     <w:p>
       <w:pPr>
         <w:pStyle w:val="Heading4"/>
+        <w:keepNext/>
         <w:spacing w:after="240" w:before="480" w:lineRule="auto"/>
         <w:rPr>
           <w:rFonts w:ascii="Questrial" w:cs="Questrial" w:eastAsia="Questrial" w:hAnsi="Questrial"/>
@@ -19639,6 +20087,7 @@
     <w:p>
       <w:pPr>
         <w:pStyle w:val="Heading2"/>
+        <w:keepNext/>
         <w:rPr>
           <w:rFonts w:ascii="Questrial" w:cs="Questrial" w:eastAsia="Questrial" w:hAnsi="Questrial"/>
         </w:rPr>
@@ -19669,6 +20118,7 @@
     <w:p>
       <w:pPr>
         <w:pStyle w:val="Heading3"/>
+        <w:keepNext/>
         <w:rPr>
           <w:rFonts w:ascii="Questrial" w:cs="Questrial" w:eastAsia="Questrial" w:hAnsi="Questrial"/>
         </w:rPr>
@@ -19765,6 +20215,7 @@
     <w:p>
       <w:pPr>
         <w:pStyle w:val="Heading3"/>
+        <w:keepNext/>
         <w:rPr>
           <w:rFonts w:ascii="Questrial" w:cs="Questrial" w:eastAsia="Questrial" w:hAnsi="Questrial"/>
         </w:rPr>
@@ -19888,6 +20339,7 @@
     <w:p>
       <w:pPr>
         <w:pStyle w:val="Heading3"/>
+        <w:keepNext/>
         <w:rPr>
           <w:rFonts w:ascii="Questrial" w:cs="Questrial" w:eastAsia="Questrial" w:hAnsi="Questrial"/>
         </w:rPr>
@@ -20011,6 +20463,7 @@
     <w:p>
       <w:pPr>
         <w:pStyle w:val="Heading3"/>
+        <w:keepNext/>
         <w:rPr>
           <w:rFonts w:ascii="Questrial" w:cs="Questrial" w:eastAsia="Questrial" w:hAnsi="Questrial"/>
         </w:rPr>
@@ -20042,7 +20495,14 @@
           <w:bCs w:val="1"/>
           <w:rtl w:val="0"/>
         </w:rPr>
-        <w:t>PB-4.1 Consola de Ejecución: Botones de "Play" (Marcha), "Pausa" y "Retroceder" que le indican al ESP32 cuándo arrancar, detener o retroceder el telar.</w:t>
+        <w:t xml:space="preserve">PB-4.1 Consola de Ejecución:</w:t>
+      </w:r>
+      <w:r>
+        <w:rPr>
+          <w:rFonts w:ascii="IBM Plex Sans" w:cs="IBM Plex Sans" w:eastAsia="IBM Plex Sans" w:hAnsi="IBM Plex Sans"/>
+          <w:rtl w:val="0"/>
+        </w:rPr>
+        <w:t xml:space="preserve"> Botones de "Play" (Marcha), "Pausa" y "Retroceder" que le indican al ESP32 cuándo arrancar, detener o retroceder el telar.</w:t>
       </w:r>
       <w:r>
         <w:rPr>
@@ -20135,6 +20595,7 @@
     <w:p>
       <w:pPr>
         <w:pStyle w:val="Heading3"/>
+        <w:keepNext/>
         <w:rPr>
           <w:rFonts w:ascii="Questrial" w:cs="Questrial" w:eastAsia="Questrial" w:hAnsi="Questrial"/>
         </w:rPr>
@@ -20204,6 +20665,7 @@
     <w:p>
       <w:pPr>
         <w:pStyle w:val="Heading3"/>
+        <w:keepNext/>
         <w:rPr>
           <w:rFonts w:ascii="Questrial" w:cs="Questrial" w:eastAsia="Questrial" w:hAnsi="Questrial"/>
         </w:rPr>
@@ -20248,16 +20710,20 @@
         <w:tblLook w:val="04A0"/>
       </w:tblPr>
       <w:tblGrid>
-        <w:gridCol w:w="1768"/>
-        <w:gridCol w:w="1768"/>
-        <w:gridCol w:w="1768"/>
-        <w:gridCol w:w="1768"/>
-        <w:gridCol w:w="1768"/>
+        <w:gridCol w:w="785"/>
+        <w:gridCol w:w="1612"/>
+        <w:gridCol w:w="1310"/>
+        <w:gridCol w:w="3928"/>
+        <w:gridCol w:w="1205"/>
       </w:tblGrid>
       <w:tr>
-        <w:tc>
-          <w:tcPr>
-            <w:tcW w:type="dxa" w:w="1768"/>
+        <w:trPr>
+          <w:cantSplit/>
+          <w:tblHeader/>
+        </w:trPr>
+        <w:tc>
+          <w:tcPr>
+            <w:tcW w:type="dxa" w:w="785"/>
             <w:shd w:fill="1E3A5F"/>
           </w:tcPr>
           <w:p>
@@ -20275,7 +20741,7 @@
         </w:tc>
         <w:tc>
           <w:tcPr>
-            <w:tcW w:type="dxa" w:w="1768"/>
+            <w:tcW w:type="dxa" w:w="1612"/>
             <w:shd w:fill="1E3A5F"/>
           </w:tcPr>
           <w:p>
@@ -20293,7 +20759,7 @@
         </w:tc>
         <w:tc>
           <w:tcPr>
-            <w:tcW w:type="dxa" w:w="1768"/>
+            <w:tcW w:type="dxa" w:w="1310"/>
             <w:shd w:fill="1E3A5F"/>
           </w:tcPr>
           <w:p>
@@ -20311,7 +20777,7 @@
         </w:tc>
         <w:tc>
           <w:tcPr>
-            <w:tcW w:type="dxa" w:w="1768"/>
+            <w:tcW w:type="dxa" w:w="3928"/>
             <w:shd w:fill="1E3A5F"/>
           </w:tcPr>
           <w:p>
@@ -20329,7 +20795,7 @@
         </w:tc>
         <w:tc>
           <w:tcPr>
-            <w:tcW w:type="dxa" w:w="1768"/>
+            <w:tcW w:type="dxa" w:w="1205"/>
             <w:shd w:fill="1E3A5F"/>
           </w:tcPr>
           <w:p>
@@ -20347,9 +20813,12 @@
         </w:tc>
       </w:tr>
       <w:tr>
-        <w:tc>
-          <w:tcPr>
-            <w:tcW w:type="dxa" w:w="1768"/>
+        <w:trPr>
+          <w:cantSplit/>
+        </w:trPr>
+        <w:tc>
+          <w:tcPr>
+            <w:tcW w:type="dxa" w:w="785"/>
           </w:tcPr>
           <w:p>
             <w:pPr>
@@ -20367,7 +20836,7 @@
         </w:tc>
         <w:tc>
           <w:tcPr>
-            <w:tcW w:type="dxa" w:w="1768"/>
+            <w:tcW w:type="dxa" w:w="1612"/>
           </w:tcPr>
           <w:p>
             <w:pPr>
@@ -20385,7 +20854,7 @@
         </w:tc>
         <w:tc>
           <w:tcPr>
-            <w:tcW w:type="dxa" w:w="1768"/>
+            <w:tcW w:type="dxa" w:w="1310"/>
           </w:tcPr>
           <w:p>
             <w:pPr>
@@ -20403,20 +20872,25 @@
         </w:tc>
         <w:tc>
           <w:tcPr>
-            <w:tcW w:type="dxa" w:w="1768"/>
-          </w:tcPr>
-          <w:p>
-            <w:pPr>
-              <w:jc w:val="both"/>
-            </w:pPr>
-            <w:r>
+            <w:tcW w:type="dxa" w:w="3928"/>
+          </w:tcPr>
+          <w:p>
+            <w:pPr>
+              <w:jc w:val="both"/>
+            </w:pPr>
+            <w:r>
+              <w:rPr>
+                <w:rFonts w:ascii="IBM Plex Sans" w:hAnsi="IBM Plex Sans"/>
+                <w:sz w:val="17"/>
+                <w:szCs w:val="17"/>
+              </w:rPr>
               <w:t>El operario dibuja tocando las celdas. Cada fila lleva una sola bobina (una trama por pasada), que se teje en una o más pasadas seguidas, y cada columna es una bobina de selección. Admite de 1 a 300 filas y de 1 a 8 columnas, una por bobina de selección. Cada fila lleva además cuántas pasadas seguidas se teje.</w:t>
             </w:r>
           </w:p>
         </w:tc>
         <w:tc>
           <w:tcPr>
-            <w:tcW w:type="dxa" w:w="1768"/>
+            <w:tcW w:type="dxa" w:w="1205"/>
           </w:tcPr>
           <w:p>
             <w:pPr>
@@ -20434,9 +20908,12 @@
         </w:tc>
       </w:tr>
       <w:tr>
-        <w:tc>
-          <w:tcPr>
-            <w:tcW w:type="dxa" w:w="1768"/>
+        <w:trPr>
+          <w:cantSplit/>
+        </w:trPr>
+        <w:tc>
+          <w:tcPr>
+            <w:tcW w:type="dxa" w:w="785"/>
           </w:tcPr>
           <w:p>
             <w:pPr>
@@ -20454,7 +20931,7 @@
         </w:tc>
         <w:tc>
           <w:tcPr>
-            <w:tcW w:type="dxa" w:w="1768"/>
+            <w:tcW w:type="dxa" w:w="1612"/>
           </w:tcPr>
           <w:p>
             <w:pPr>
@@ -20472,7 +20949,7 @@
         </w:tc>
         <w:tc>
           <w:tcPr>
-            <w:tcW w:type="dxa" w:w="1768"/>
+            <w:tcW w:type="dxa" w:w="1310"/>
           </w:tcPr>
           <w:p>
             <w:pPr>
@@ -20490,7 +20967,7 @@
         </w:tc>
         <w:tc>
           <w:tcPr>
-            <w:tcW w:type="dxa" w:w="1768"/>
+            <w:tcW w:type="dxa" w:w="3928"/>
           </w:tcPr>
           <w:p>
             <w:pPr>
@@ -20508,7 +20985,7 @@
         </w:tc>
         <w:tc>
           <w:tcPr>
-            <w:tcW w:type="dxa" w:w="1768"/>
+            <w:tcW w:type="dxa" w:w="1205"/>
           </w:tcPr>
           <w:p>
             <w:pPr>
@@ -20526,9 +21003,12 @@
         </w:tc>
       </w:tr>
       <w:tr>
-        <w:tc>
-          <w:tcPr>
-            <w:tcW w:type="dxa" w:w="1768"/>
+        <w:trPr>
+          <w:cantSplit/>
+        </w:trPr>
+        <w:tc>
+          <w:tcPr>
+            <w:tcW w:type="dxa" w:w="785"/>
           </w:tcPr>
           <w:p>
             <w:pPr>
@@ -20546,7 +21026,7 @@
         </w:tc>
         <w:tc>
           <w:tcPr>
-            <w:tcW w:type="dxa" w:w="1768"/>
+            <w:tcW w:type="dxa" w:w="1612"/>
           </w:tcPr>
           <w:p>
             <w:pPr>
@@ -20564,7 +21044,7 @@
         </w:tc>
         <w:tc>
           <w:tcPr>
-            <w:tcW w:type="dxa" w:w="1768"/>
+            <w:tcW w:type="dxa" w:w="1310"/>
           </w:tcPr>
           <w:p>
             <w:pPr>
@@ -20582,7 +21062,7 @@
         </w:tc>
         <w:tc>
           <w:tcPr>
-            <w:tcW w:type="dxa" w:w="1768"/>
+            <w:tcW w:type="dxa" w:w="3928"/>
           </w:tcPr>
           <w:p>
             <w:pPr>
@@ -20600,7 +21080,7 @@
         </w:tc>
         <w:tc>
           <w:tcPr>
-            <w:tcW w:type="dxa" w:w="1768"/>
+            <w:tcW w:type="dxa" w:w="1205"/>
           </w:tcPr>
           <w:p>
             <w:pPr>
@@ -20618,9 +21098,12 @@
         </w:tc>
       </w:tr>
       <w:tr>
-        <w:tc>
-          <w:tcPr>
-            <w:tcW w:type="dxa" w:w="1768"/>
+        <w:trPr>
+          <w:cantSplit/>
+        </w:trPr>
+        <w:tc>
+          <w:tcPr>
+            <w:tcW w:type="dxa" w:w="785"/>
           </w:tcPr>
           <w:p>
             <w:pPr>
@@ -20638,7 +21121,7 @@
         </w:tc>
         <w:tc>
           <w:tcPr>
-            <w:tcW w:type="dxa" w:w="1768"/>
+            <w:tcW w:type="dxa" w:w="1612"/>
           </w:tcPr>
           <w:p>
             <w:pPr>
@@ -20656,7 +21139,7 @@
         </w:tc>
         <w:tc>
           <w:tcPr>
-            <w:tcW w:type="dxa" w:w="1768"/>
+            <w:tcW w:type="dxa" w:w="1310"/>
           </w:tcPr>
           <w:p>
             <w:pPr>
@@ -20674,7 +21157,7 @@
         </w:tc>
         <w:tc>
           <w:tcPr>
-            <w:tcW w:type="dxa" w:w="1768"/>
+            <w:tcW w:type="dxa" w:w="3928"/>
           </w:tcPr>
           <w:p>
             <w:pPr>
@@ -20692,7 +21175,7 @@
         </w:tc>
         <w:tc>
           <w:tcPr>
-            <w:tcW w:type="dxa" w:w="1768"/>
+            <w:tcW w:type="dxa" w:w="1205"/>
           </w:tcPr>
           <w:p>
             <w:pPr>
@@ -20710,9 +21193,12 @@
         </w:tc>
       </w:tr>
       <w:tr>
-        <w:tc>
-          <w:tcPr>
-            <w:tcW w:type="dxa" w:w="1768"/>
+        <w:trPr>
+          <w:cantSplit/>
+        </w:trPr>
+        <w:tc>
+          <w:tcPr>
+            <w:tcW w:type="dxa" w:w="785"/>
           </w:tcPr>
           <w:p>
             <w:pPr>
@@ -20730,7 +21216,7 @@
         </w:tc>
         <w:tc>
           <w:tcPr>
-            <w:tcW w:type="dxa" w:w="1768"/>
+            <w:tcW w:type="dxa" w:w="1612"/>
           </w:tcPr>
           <w:p>
             <w:pPr>
@@ -20748,7 +21234,7 @@
         </w:tc>
         <w:tc>
           <w:tcPr>
-            <w:tcW w:type="dxa" w:w="1768"/>
+            <w:tcW w:type="dxa" w:w="1310"/>
           </w:tcPr>
           <w:p>
             <w:pPr>
@@ -20766,7 +21252,7 @@
         </w:tc>
         <w:tc>
           <w:tcPr>
-            <w:tcW w:type="dxa" w:w="1768"/>
+            <w:tcW w:type="dxa" w:w="3928"/>
           </w:tcPr>
           <w:p>
             <w:pPr>
@@ -20784,7 +21270,7 @@
         </w:tc>
         <w:tc>
           <w:tcPr>
-            <w:tcW w:type="dxa" w:w="1768"/>
+            <w:tcW w:type="dxa" w:w="1205"/>
           </w:tcPr>
           <w:p>
             <w:pPr>
@@ -20802,9 +21288,12 @@
         </w:tc>
       </w:tr>
       <w:tr>
-        <w:tc>
-          <w:tcPr>
-            <w:tcW w:type="dxa" w:w="1768"/>
+        <w:trPr>
+          <w:cantSplit/>
+        </w:trPr>
+        <w:tc>
+          <w:tcPr>
+            <w:tcW w:type="dxa" w:w="785"/>
           </w:tcPr>
           <w:p>
             <w:pPr>
@@ -20822,7 +21311,7 @@
         </w:tc>
         <w:tc>
           <w:tcPr>
-            <w:tcW w:type="dxa" w:w="1768"/>
+            <w:tcW w:type="dxa" w:w="1612"/>
           </w:tcPr>
           <w:p>
             <w:pPr>
@@ -20840,7 +21329,7 @@
         </w:tc>
         <w:tc>
           <w:tcPr>
-            <w:tcW w:type="dxa" w:w="1768"/>
+            <w:tcW w:type="dxa" w:w="1310"/>
           </w:tcPr>
           <w:p>
             <w:pPr>
@@ -20858,7 +21347,7 @@
         </w:tc>
         <w:tc>
           <w:tcPr>
-            <w:tcW w:type="dxa" w:w="1768"/>
+            <w:tcW w:type="dxa" w:w="3928"/>
           </w:tcPr>
           <w:p>
             <w:pPr>
@@ -20876,7 +21365,7 @@
         </w:tc>
         <w:tc>
           <w:tcPr>
-            <w:tcW w:type="dxa" w:w="1768"/>
+            <w:tcW w:type="dxa" w:w="1205"/>
           </w:tcPr>
           <w:p>
             <w:pPr>
@@ -20894,9 +21383,12 @@
         </w:tc>
       </w:tr>
       <w:tr>
-        <w:tc>
-          <w:tcPr>
-            <w:tcW w:type="dxa" w:w="1768"/>
+        <w:trPr>
+          <w:cantSplit/>
+        </w:trPr>
+        <w:tc>
+          <w:tcPr>
+            <w:tcW w:type="dxa" w:w="785"/>
           </w:tcPr>
           <w:p>
             <w:pPr>
@@ -20914,7 +21406,7 @@
         </w:tc>
         <w:tc>
           <w:tcPr>
-            <w:tcW w:type="dxa" w:w="1768"/>
+            <w:tcW w:type="dxa" w:w="1612"/>
           </w:tcPr>
           <w:p>
             <w:pPr>
@@ -20932,7 +21424,7 @@
         </w:tc>
         <w:tc>
           <w:tcPr>
-            <w:tcW w:type="dxa" w:w="1768"/>
+            <w:tcW w:type="dxa" w:w="1310"/>
           </w:tcPr>
           <w:p>
             <w:pPr>
@@ -20950,7 +21442,7 @@
         </w:tc>
         <w:tc>
           <w:tcPr>
-            <w:tcW w:type="dxa" w:w="1768"/>
+            <w:tcW w:type="dxa" w:w="3928"/>
           </w:tcPr>
           <w:p>
             <w:pPr>
@@ -20968,7 +21460,7 @@
         </w:tc>
         <w:tc>
           <w:tcPr>
-            <w:tcW w:type="dxa" w:w="1768"/>
+            <w:tcW w:type="dxa" w:w="1205"/>
           </w:tcPr>
           <w:p>
             <w:pPr>
@@ -20986,9 +21478,12 @@
         </w:tc>
       </w:tr>
       <w:tr>
-        <w:tc>
-          <w:tcPr>
-            <w:tcW w:type="dxa" w:w="1768"/>
+        <w:trPr>
+          <w:cantSplit/>
+        </w:trPr>
+        <w:tc>
+          <w:tcPr>
+            <w:tcW w:type="dxa" w:w="785"/>
           </w:tcPr>
           <w:p>
             <w:pPr>
@@ -21006,7 +21501,7 @@
         </w:tc>
         <w:tc>
           <w:tcPr>
-            <w:tcW w:type="dxa" w:w="1768"/>
+            <w:tcW w:type="dxa" w:w="1612"/>
           </w:tcPr>
           <w:p>
             <w:pPr>
@@ -21024,7 +21519,7 @@
         </w:tc>
         <w:tc>
           <w:tcPr>
-            <w:tcW w:type="dxa" w:w="1768"/>
+            <w:tcW w:type="dxa" w:w="1310"/>
           </w:tcPr>
           <w:p>
             <w:pPr>
@@ -21042,7 +21537,7 @@
         </w:tc>
         <w:tc>
           <w:tcPr>
-            <w:tcW w:type="dxa" w:w="1768"/>
+            <w:tcW w:type="dxa" w:w="3928"/>
           </w:tcPr>
           <w:p>
             <w:pPr>
@@ -21060,7 +21555,7 @@
         </w:tc>
         <w:tc>
           <w:tcPr>
-            <w:tcW w:type="dxa" w:w="1768"/>
+            <w:tcW w:type="dxa" w:w="1205"/>
           </w:tcPr>
           <w:p>
             <w:pPr>
@@ -21115,6 +21610,7 @@
     <w:p>
       <w:pPr>
         <w:pStyle w:val="Heading2"/>
+        <w:keepNext/>
         <w:spacing w:after="240" w:before="480" w:lineRule="auto"/>
         <w:rPr>
           <w:rFonts w:ascii="Questrial" w:cs="Questrial" w:eastAsia="Questrial" w:hAnsi="Questrial"/>
@@ -21130,6 +21626,7 @@
     </w:p>
     <w:p>
       <w:pPr>
+        <w:keepNext/>
         <w:spacing w:before="200" w:lineRule="auto"/>
         <w:jc w:val="both"/>
         <w:rPr>
@@ -21146,6 +21643,7 @@
     </w:p>
     <w:p>
       <w:pPr>
+        <w:keepNext/>
         <w:jc w:val="center"/>
       </w:pPr>
       <w:r/>
@@ -21292,6 +21790,7 @@
     <w:p>
       <w:pPr>
         <w:pStyle w:val="Heading1"/>
+        <w:keepNext/>
         <w:spacing w:after="240" w:before="480" w:lineRule="auto"/>
         <w:rPr>
           <w:rFonts w:ascii="Questrial" w:cs="Questrial" w:eastAsia="Questrial" w:hAnsi="Questrial"/>
@@ -21308,6 +21807,7 @@
     <w:p>
       <w:pPr>
         <w:pStyle w:val="Heading2"/>
+        <w:keepNext/>
         <w:spacing w:after="240" w:before="480" w:lineRule="auto"/>
         <w:rPr>
           <w:rFonts w:ascii="Questrial" w:cs="Questrial" w:eastAsia="Questrial" w:hAnsi="Questrial"/>
@@ -21372,6 +21872,7 @@
     <w:p>
       <w:pPr>
         <w:pStyle w:val="Heading2"/>
+        <w:keepNext/>
         <w:spacing w:after="240" w:before="480" w:lineRule="auto"/>
         <w:rPr>
           <w:rFonts w:ascii="Questrial" w:cs="Questrial" w:eastAsia="Questrial" w:hAnsi="Questrial"/>
@@ -21403,13 +21904,14 @@
           <w:bCs w:val="1"/>
           <w:rtl w:val="0"/>
         </w:rPr>
-        <w:t>Fabricación de placas de circuito impreso: para el nodo piloto del Nivel 1, la Lista de Componentes prevé el armado del circuito sobre placa universal perforada (salvo la plaqueta del sensado de la botonera, que es impresa), con los componentes soldados y fijados al gabinete mediante separadores. El armado sobre protoboard se utiliza únicamente durante las pruebas de banco: la entrega final se realiza sobre placa soldada, según lo establecido en los Lineamientos del proyecto. La migración a un PCB diseñado y fabricado a medida queda registrada como lineamiento futuro, para el caso de una eventual producción en serie.</w:t>
-      </w:r>
-      <w:r>
-        <w:rPr>
-          <w:rFonts w:ascii="IBM Plex Sans" w:cs="IBM Plex Sans" w:eastAsia="IBM Plex Sans" w:hAnsi="IBM Plex Sans"/>
-          <w:rtl w:val="0"/>
-        </w:rPr>
+        <w:t xml:space="preserve">Fabricación de placas de circuito impreso:</w:t>
+      </w:r>
+      <w:r>
+        <w:rPr>
+          <w:rFonts w:ascii="IBM Plex Sans" w:cs="IBM Plex Sans" w:eastAsia="IBM Plex Sans" w:hAnsi="IBM Plex Sans"/>
+          <w:rtl w:val="0"/>
+        </w:rPr>
+        <w:t xml:space="preserve"> para el nodo piloto del Nivel 1, la Lista de Componentes prevé el armado del circuito sobre placa universal perforada (salvo la plaqueta del sensado de la botonera, que es impresa), con los componentes soldados y fijados al gabinete mediante separadores. El armado sobre protoboard se utiliza únicamente durante las pruebas de banco: la entrega final se realiza sobre placa soldada, según lo establecido en los Lineamientos del proyecto. La migración a un PCB diseñado y fabricado a medida queda registrada como lineamiento futuro, para el caso de una eventual producción en serie.</w:t>
       </w:r>
     </w:p>
     <w:p>
@@ -21509,9 +22011,9 @@
       </w:tblGrid>
       <w:tr>
         <w:trPr>
-          <w:cantSplit w:val="0"/>
+          <w:cantSplit/>
           <w:trHeight w:val="430" w:hRule="atLeast"/>
-          <w:tblHeader w:val="0"/>
+          <w:tblHeader/>
         </w:trPr>
         <w:tc>
           <w:tcPr>
@@ -21618,7 +22120,7 @@
       </w:tr>
       <w:tr>
         <w:trPr>
-          <w:cantSplit w:val="0"/>
+          <w:cantSplit/>
           <w:trHeight w:val="720" w:hRule="atLeast"/>
           <w:tblHeader w:val="0"/>
         </w:trPr>
@@ -21712,7 +22214,7 @@
       </w:tr>
       <w:tr>
         <w:trPr>
-          <w:cantSplit w:val="0"/>
+          <w:cantSplit/>
           <w:trHeight w:val="579" w:hRule="atLeast"/>
           <w:tblHeader w:val="0"/>
         </w:trPr>
@@ -21806,7 +22308,7 @@
       </w:tr>
       <w:tr>
         <w:trPr>
-          <w:cantSplit w:val="0"/>
+          <w:cantSplit/>
           <w:trHeight w:val="430" w:hRule="atLeast"/>
           <w:tblHeader w:val="0"/>
         </w:trPr>
@@ -21900,7 +22402,7 @@
       </w:tr>
       <w:tr>
         <w:trPr>
-          <w:cantSplit w:val="0"/>
+          <w:cantSplit/>
           <w:trHeight w:val="289" w:hRule="atLeast"/>
           <w:tblHeader w:val="0"/>
         </w:trPr>
@@ -21994,7 +22496,7 @@
       </w:tr>
       <w:tr>
         <w:trPr>
-          <w:cantSplit w:val="0"/>
+          <w:cantSplit/>
           <w:trHeight w:val="579" w:hRule="atLeast"/>
           <w:tblHeader w:val="0"/>
         </w:trPr>
@@ -22104,6 +22606,7 @@
     <w:p>
       <w:pPr>
         <w:pStyle w:val="Heading1"/>
+        <w:keepNext/>
         <w:spacing w:after="240" w:before="480" w:lineRule="auto"/>
         <w:rPr>
           <w:rFonts w:ascii="Questrial" w:cs="Questrial" w:eastAsia="Questrial" w:hAnsi="Questrial"/>
@@ -22219,8 +22722,6 @@
       <w:r>
         <w:rPr>
           <w:rFonts w:ascii="IBM Plex Sans" w:cs="IBM Plex Sans" w:eastAsia="IBM Plex Sans" w:hAnsi="IBM Plex Sans"/>
-          <w:b w:val="1"/>
-          <w:bCs w:val="1"/>
           <w:rtl w:val="0"/>
         </w:rPr>
         <w:t>Los componentes efectivamente adquiridos para el Bloque A suman $73.653, a los que se agregan $13.950 del Bloque C y $34.536 del Bloque D, totalizando $122.139 en materiales. Sumando los gastos operativos de $109.675 y el valor del trabajo del equipo, valuado en $31.844.539 según las tarifas del proyecto, el costo total asciende a $32.076.353. Aplicando el margen del 25 % previsto, el presupuesto final es de $40.095.441, con una ganancia proyectada de $8.019.088.</w:t>
@@ -22260,8 +22761,8 @@
       </w:tblGrid>
       <w:tr>
         <w:trPr>
-          <w:cantSplit w:val="0"/>
-          <w:tblHeader w:val="0"/>
+          <w:cantSplit/>
+          <w:tblHeader/>
         </w:trPr>
         <w:tc>
           <w:tcPr>
@@ -22403,7 +22904,7 @@
       </w:tr>
       <w:tr>
         <w:trPr>
-          <w:cantSplit w:val="0"/>
+          <w:cantSplit/>
           <w:tblHeader w:val="0"/>
         </w:trPr>
         <w:tc>
@@ -22502,7 +23003,7 @@
       </w:tr>
       <w:tr>
         <w:trPr>
-          <w:cantSplit w:val="0"/>
+          <w:cantSplit/>
           <w:tblHeader w:val="0"/>
         </w:trPr>
         <w:tc>
@@ -22600,7 +23101,7 @@
       </w:tr>
       <w:tr>
         <w:trPr>
-          <w:cantSplit w:val="0"/>
+          <w:cantSplit/>
           <w:tblHeader w:val="0"/>
         </w:trPr>
         <w:tc>
@@ -22690,7 +23191,7 @@
       </w:tr>
       <w:tr>
         <w:trPr>
-          <w:cantSplit w:val="0"/>
+          <w:cantSplit/>
           <w:tblHeader w:val="0"/>
         </w:trPr>
         <w:tc>
@@ -22858,18 +23359,20 @@
           <w:bCs w:val="1"/>
           <w:rtl w:val="0"/>
         </w:rPr>
-        <w:t>Costos de operación mensuales recurrentes: $0. El plan gratuito de Neon cubre las necesidades de un piloto de un solo telar sin costo de licenciamiento, y el despliegue del backend se realiza también sobre un plan sin cargo. A esto se suma el servicio de mantenimiento posterior a la garantía, detallado en la Estimación de Costos, que prevé un abono mensual de $129.625 y visitas de mantenimiento preventivo de $228.750 cada una.</w:t>
-      </w:r>
-      <w:r>
-        <w:rPr>
-          <w:rFonts w:ascii="IBM Plex Sans" w:cs="IBM Plex Sans" w:eastAsia="IBM Plex Sans" w:hAnsi="IBM Plex Sans"/>
-          <w:rtl w:val="0"/>
-        </w:rPr>
+        <w:t xml:space="preserve">Costos de operación mensuales recurrentes:</w:t>
+      </w:r>
+      <w:r>
+        <w:rPr>
+          <w:rFonts w:ascii="IBM Plex Sans" w:cs="IBM Plex Sans" w:eastAsia="IBM Plex Sans" w:hAnsi="IBM Plex Sans"/>
+          <w:rtl w:val="0"/>
+        </w:rPr>
+        <w:t xml:space="preserve"> $0. El plan gratuito de Neon cubre las necesidades de un piloto de un solo telar sin costo de licenciamiento, y el despliegue del backend se realiza también sobre un plan sin cargo. A esto se suma el servicio de mantenimiento posterior a la garantía, detallado en la Estimación de Costos, que prevé un abono mensual de $129.625 y visitas de mantenimiento preventivo de $228.750 cada una.</w:t>
       </w:r>
     </w:p>
     <w:p>
       <w:pPr>
         <w:pStyle w:val="Heading1"/>
+        <w:keepNext/>
         <w:rPr>
           <w:rFonts w:ascii="Questrial" w:cs="Questrial" w:eastAsia="Questrial" w:hAnsi="Questrial"/>
         </w:rPr>
@@ -22900,6 +23403,7 @@
     <w:p>
       <w:pPr>
         <w:pStyle w:val="Heading2"/>
+        <w:keepNext/>
         <w:rPr>
           <w:rFonts w:ascii="Questrial" w:cs="Questrial" w:eastAsia="Questrial" w:hAnsi="Questrial"/>
         </w:rPr>
@@ -22969,6 +23473,7 @@
     <w:p>
       <w:pPr>
         <w:pStyle w:val="Heading2"/>
+        <w:keepNext/>
         <w:rPr>
           <w:rFonts w:ascii="Questrial" w:cs="Questrial" w:eastAsia="Questrial" w:hAnsi="Questrial"/>
         </w:rPr>
@@ -23038,6 +23543,7 @@
     <w:p>
       <w:pPr>
         <w:pStyle w:val="Heading2"/>
+        <w:keepNext/>
         <w:rPr>
           <w:rFonts w:ascii="Questrial" w:cs="Questrial" w:eastAsia="Questrial" w:hAnsi="Questrial"/>
         </w:rPr>
@@ -23068,6 +23574,7 @@
     <w:p>
       <w:pPr>
         <w:pStyle w:val="Heading2"/>
+        <w:keepNext/>
         <w:rPr>
           <w:rFonts w:ascii="Questrial" w:cs="Questrial" w:eastAsia="Questrial" w:hAnsi="Questrial"/>
         </w:rPr>
@@ -23137,6 +23644,7 @@
     <w:p>
       <w:pPr>
         <w:pStyle w:val="Heading2"/>
+        <w:keepNext/>
         <w:rPr>
           <w:rFonts w:ascii="Questrial" w:cs="Questrial" w:eastAsia="Questrial" w:hAnsi="Questrial"/>
         </w:rPr>
@@ -23166,13 +23674,14 @@
           <w:bCs w:val="1"/>
           <w:rtl w:val="0"/>
         </w:rPr>
-        <w:t>Parada automática al completar la pieza: el telar cuenta hoy las vueltas con un contador mecánico y el operario debe estar atento para detener la máquina al llegar al número que corresponde a una pieza terminada. Con el sensor de pasada del Bloque C y el relé de Pausa ya instalados, el sistema puede llevar ese conteo de forma digital y accionar la parada por sí mismo al alcanzar el objetivo cargado desde la web. No requiere hardware adicional: la base de datos ya guarda el objetivo (pasadas_objetivo), y faltan una condición en el firmware y un campo en la web.</w:t>
-      </w:r>
-      <w:r>
-        <w:rPr>
-          <w:rFonts w:ascii="IBM Plex Sans" w:cs="IBM Plex Sans" w:eastAsia="IBM Plex Sans" w:hAnsi="IBM Plex Sans"/>
-          <w:rtl w:val="0"/>
-        </w:rPr>
+        <w:t xml:space="preserve">Parada automática al completar la pieza:</w:t>
+      </w:r>
+      <w:r>
+        <w:rPr>
+          <w:rFonts w:ascii="IBM Plex Sans" w:cs="IBM Plex Sans" w:eastAsia="IBM Plex Sans" w:hAnsi="IBM Plex Sans"/>
+          <w:rtl w:val="0"/>
+        </w:rPr>
+        <w:t xml:space="preserve"> el telar cuenta hoy las vueltas con un contador mecánico y el operario debe estar atento para detener la máquina al llegar al número que corresponde a una pieza terminada. Con el sensor de pasada del Bloque C y el relé de Pausa ya instalados, el sistema puede llevar ese conteo de forma digital y accionar la parada por sí mismo al alcanzar el objetivo cargado desde la web. No requiere hardware adicional: la base de datos ya guarda el objetivo (pasadas_objetivo), y faltan una condición en el firmware y un campo en la web.</w:t>
       </w:r>
     </w:p>
     <w:p>
@@ -23192,13 +23701,14 @@
           <w:bCs w:val="1"/>
           <w:rtl w:val="0"/>
         </w:rPr>
-        <w:t>Acumulación entre turnos: el conteo se guarda en el historial de producción, de modo que una pieza que abarca varios turnos no depende de que alguien recuerde en qué número quedó el contador mecánico.</w:t>
-      </w:r>
-      <w:r>
-        <w:rPr>
-          <w:rFonts w:ascii="IBM Plex Sans" w:cs="IBM Plex Sans" w:eastAsia="IBM Plex Sans" w:hAnsi="IBM Plex Sans"/>
-          <w:rtl w:val="0"/>
-        </w:rPr>
+        <w:t xml:space="preserve">Acumulación entre turnos:</w:t>
+      </w:r>
+      <w:r>
+        <w:rPr>
+          <w:rFonts w:ascii="IBM Plex Sans" w:cs="IBM Plex Sans" w:eastAsia="IBM Plex Sans" w:hAnsi="IBM Plex Sans"/>
+          <w:rtl w:val="0"/>
+        </w:rPr>
+        <w:t xml:space="preserve"> el conteo se guarda en el historial de producción, de modo que una pieza que abarca varios turnos no depende de que alguien recuerde en qué número quedó el contador mecánico.</w:t>
       </w:r>
     </w:p>
     <w:p>
@@ -23218,18 +23728,20 @@
           <w:bCs w:val="1"/>
           <w:rtl w:val="0"/>
         </w:rPr>
-        <w:t>Estadísticas de máquina: a partir de los registros de inicio, fin y pasadas que el sistema ya guarda, se pueden derivar horas efectivas de funcionamiento, metros producidos por período y comparación entre telares, sin agregar ningún sensor.</w:t>
-      </w:r>
-      <w:r>
-        <w:rPr>
-          <w:rFonts w:ascii="IBM Plex Sans" w:cs="IBM Plex Sans" w:eastAsia="IBM Plex Sans" w:hAnsi="IBM Plex Sans"/>
-          <w:rtl w:val="0"/>
-        </w:rPr>
+        <w:t xml:space="preserve">Estadísticas de máquina:</w:t>
+      </w:r>
+      <w:r>
+        <w:rPr>
+          <w:rFonts w:ascii="IBM Plex Sans" w:cs="IBM Plex Sans" w:eastAsia="IBM Plex Sans" w:hAnsi="IBM Plex Sans"/>
+          <w:rtl w:val="0"/>
+        </w:rPr>
+        <w:t xml:space="preserve"> a partir de los registros de inicio, fin y pasadas que el sistema ya guarda, se pueden derivar horas efectivas de funcionamiento, metros producidos por período y comparación entre telares, sin agregar ningún sensor.</w:t>
       </w:r>
     </w:p>
     <w:p>
       <w:pPr>
         <w:pStyle w:val="Heading2"/>
+        <w:keepNext/>
         <w:rPr>
           <w:rFonts w:ascii="Questrial" w:cs="Questrial" w:eastAsia="Questrial" w:hAnsi="Questrial"/>
         </w:rPr>
@@ -23259,13 +23771,14 @@
           <w:bCs w:val="1"/>
           <w:rtl w:val="0"/>
         </w:rPr>
-        <w:t>Control de trama y urdimbre restantes: con el hilado cargado en la ficha del dibujo (peso y metros que alcanza a tejer), el sistema ya muestra lo usado, lo que queda y los metros que faltan. Lo que sigue es que avise solo antes de que se termine y que lleve también la urdimbre, que hoy se estima a ojo.</w:t>
-      </w:r>
-      <w:r>
-        <w:rPr>
-          <w:rFonts w:ascii="IBM Plex Sans" w:cs="IBM Plex Sans" w:eastAsia="IBM Plex Sans" w:hAnsi="IBM Plex Sans"/>
-          <w:rtl w:val="0"/>
-        </w:rPr>
+        <w:t xml:space="preserve">Control de trama y urdimbre restantes:</w:t>
+      </w:r>
+      <w:r>
+        <w:rPr>
+          <w:rFonts w:ascii="IBM Plex Sans" w:cs="IBM Plex Sans" w:eastAsia="IBM Plex Sans" w:hAnsi="IBM Plex Sans"/>
+          <w:rtl w:val="0"/>
+        </w:rPr>
+        <w:t xml:space="preserve"> con el hilado cargado en la ficha del dibujo (peso y metros que alcanza a tejer), el sistema ya muestra lo usado, lo que queda y los metros que faltan. Lo que sigue es que avise solo antes de que se termine y que lleve también la urdimbre, que hoy se estima a ojo.</w:t>
       </w:r>
     </w:p>
     <w:p>
@@ -23285,13 +23798,14 @@
           <w:bCs w:val="1"/>
           <w:rtl w:val="0"/>
         </w:rPr>
-        <w:t>Encadenado de trabajos: permitir que la web indique qué dibujo sigue una vez terminada la pieza en curso, de modo que el operario no dependa de una consulta telefónica para saber cómo continuar.</w:t>
-      </w:r>
-      <w:r>
-        <w:rPr>
-          <w:rFonts w:ascii="IBM Plex Sans" w:cs="IBM Plex Sans" w:eastAsia="IBM Plex Sans" w:hAnsi="IBM Plex Sans"/>
-          <w:rtl w:val="0"/>
-        </w:rPr>
+        <w:t xml:space="preserve">Encadenado de trabajos:</w:t>
+      </w:r>
+      <w:r>
+        <w:rPr>
+          <w:rFonts w:ascii="IBM Plex Sans" w:cs="IBM Plex Sans" w:eastAsia="IBM Plex Sans" w:hAnsi="IBM Plex Sans"/>
+          <w:rtl w:val="0"/>
+        </w:rPr>
+        <w:t xml:space="preserve"> permitir que la web indique qué dibujo sigue una vez terminada la pieza en curso, de modo que el operario no dependa de una consulta telefónica para saber cómo continuar.</w:t>
       </w:r>
     </w:p>
     <w:p>
@@ -23311,18 +23825,20 @@
           <w:bCs w:val="1"/>
           <w:rtl w:val="0"/>
         </w:rPr>
-        <w:t>Acceso remoto: la arquitectura ya contempla el ingreso con usuario, lo que habilita a futuro que el dueño consulte el estado de la fábrica sin estar presente. Esta línea cobra sentido recién cuando el sistema esté validado en producción. El acceso multiusuario, en cambio, ya está resuelto: cada persona registra su propia huella dactilar, y desde el cuarto usuario el registro requiere un código de invitación que genera cualquier usuario ya registrado.</w:t>
-      </w:r>
-      <w:r>
-        <w:rPr>
-          <w:rFonts w:ascii="IBM Plex Sans" w:cs="IBM Plex Sans" w:eastAsia="IBM Plex Sans" w:hAnsi="IBM Plex Sans"/>
-          <w:rtl w:val="0"/>
-        </w:rPr>
+        <w:t xml:space="preserve">Acceso remoto:</w:t>
+      </w:r>
+      <w:r>
+        <w:rPr>
+          <w:rFonts w:ascii="IBM Plex Sans" w:cs="IBM Plex Sans" w:eastAsia="IBM Plex Sans" w:hAnsi="IBM Plex Sans"/>
+          <w:rtl w:val="0"/>
+        </w:rPr>
+        <w:t xml:space="preserve"> la arquitectura ya contempla el ingreso con usuario, lo que habilita a futuro que el dueño consulte el estado de la fábrica sin estar presente. Esta línea cobra sentido recién cuando el sistema esté validado en producción. El acceso multiusuario, en cambio, ya está resuelto: cada persona registra su propia huella dactilar, y desde el cuarto usuario el registro requiere un código de invitación que genera cualquier usuario ya registrado.</w:t>
       </w:r>
     </w:p>
     <w:p>
       <w:pPr>
         <w:pStyle w:val="Heading2"/>
+        <w:keepNext/>
         <w:rPr>
           <w:rFonts w:ascii="Questrial" w:cs="Questrial" w:eastAsia="Questrial" w:hAnsi="Questrial"/>
         </w:rPr>
@@ -23352,13 +23868,14 @@
           <w:bCs w:val="1"/>
           <w:rtl w:val="0"/>
         </w:rPr>
-        <w:t>Historial por dibujo: implementado. El registro de producción guarda, para cada trabajo, qué dibujo se usó, cuándo empezó, cuándo terminó y cuántas pasadas acumuló, y con eso la biblioteca muestra por cada dibujo cuántas veces se tejió, las pasadas acumuladas, el tiempo total de máquina y la última vez que se utilizó.</w:t>
-      </w:r>
-      <w:r>
-        <w:rPr>
-          <w:rFonts w:ascii="IBM Plex Sans" w:cs="IBM Plex Sans" w:eastAsia="IBM Plex Sans" w:hAnsi="IBM Plex Sans"/>
-          <w:rtl w:val="0"/>
-        </w:rPr>
+        <w:t xml:space="preserve">Historial por dibujo:</w:t>
+      </w:r>
+      <w:r>
+        <w:rPr>
+          <w:rFonts w:ascii="IBM Plex Sans" w:cs="IBM Plex Sans" w:eastAsia="IBM Plex Sans" w:hAnsi="IBM Plex Sans"/>
+          <w:rtl w:val="0"/>
+        </w:rPr>
+        <w:t xml:space="preserve"> implementado. El registro de producción guarda, para cada trabajo, qué dibujo se usó, cuándo empezó, cuándo terminó y cuántas pasadas acumuló, y con eso la biblioteca muestra por cada dibujo cuántas veces se tejió, las pasadas acumuladas, el tiempo total de máquina y la última vez que se utilizó.</w:t>
       </w:r>
     </w:p>
     <w:p>
@@ -23378,13 +23895,14 @@
           <w:bCs w:val="1"/>
           <w:rtl w:val="0"/>
         </w:rPr>
-        <w:t>Metros producidos: implementado. Convertir las pasadas en metros requiere conocer cuánto avanza la tela en cada pasada, un valor que depende de la densidad del tejido y que el operario carga una sola vez por dibujo, tras medir un tramo conocido sobre la máquina. Hasta que se mida en cada dibujo, las pasadas y los metros figuran como estimados.</w:t>
-      </w:r>
-      <w:r>
-        <w:rPr>
-          <w:rFonts w:ascii="IBM Plex Sans" w:cs="IBM Plex Sans" w:eastAsia="IBM Plex Sans" w:hAnsi="IBM Plex Sans"/>
-          <w:rtl w:val="0"/>
-        </w:rPr>
+        <w:t xml:space="preserve">Metros producidos:</w:t>
+      </w:r>
+      <w:r>
+        <w:rPr>
+          <w:rFonts w:ascii="IBM Plex Sans" w:cs="IBM Plex Sans" w:eastAsia="IBM Plex Sans" w:hAnsi="IBM Plex Sans"/>
+          <w:rtl w:val="0"/>
+        </w:rPr>
+        <w:t xml:space="preserve"> implementado. Convertir las pasadas en metros requiere conocer cuánto avanza la tela en cada pasada, un valor que depende de la densidad del tejido y que el operario carga una sola vez por dibujo, tras medir un tramo conocido sobre la máquina. Hasta que se mida en cada dibujo, las pasadas y los metros figuran como estimados.</w:t>
       </w:r>
     </w:p>
     <w:p>
@@ -23404,13 +23922,14 @@
           <w:bCs w:val="1"/>
           <w:rtl w:val="0"/>
         </w:rPr>
-        <w:t>Ficha técnica descargable: implementado. Reúne en un PDF los datos del dibujo (nombre, dimensiones, matriz, repeticiones de cada fila y colores), la producción (metros tejidos, pasadas, metros que faltan y horas de máquina) y el hilado (peso, metros que alcanza a tejer, usado y restante) y una vista previa de la tela a escala con el telar dibujado arriba (con las bobinas de trama y sus alimentadores en sus colores), una llave por vuelta y, si están los metros por pasada, una regla en centímetros; se descarga desde el editor. El hilado se carga en la ficha del dibujo (ícono de engranaje).</w:t>
-      </w:r>
-      <w:r>
-        <w:rPr>
-          <w:rFonts w:ascii="IBM Plex Sans" w:cs="IBM Plex Sans" w:eastAsia="IBM Plex Sans" w:hAnsi="IBM Plex Sans"/>
-          <w:rtl w:val="0"/>
-        </w:rPr>
+        <w:t xml:space="preserve">Ficha técnica descargable:</w:t>
+      </w:r>
+      <w:r>
+        <w:rPr>
+          <w:rFonts w:ascii="IBM Plex Sans" w:cs="IBM Plex Sans" w:eastAsia="IBM Plex Sans" w:hAnsi="IBM Plex Sans"/>
+          <w:rtl w:val="0"/>
+        </w:rPr>
+        <w:t xml:space="preserve"> implementado. Reúne en un PDF los datos del dibujo (nombre, dimensiones, matriz, repeticiones de cada fila y colores), la producción (metros tejidos, pasadas, metros que faltan y horas de máquina) y el hilado (peso, metros que alcanza a tejer, usado y restante) y una vista previa de la tela a escala con el telar dibujado arriba (con las bobinas de trama y sus alimentadores en sus colores), una llave por vuelta y, si están los metros por pasada, una regla en centímetros; se descarga desde el editor. El hilado se carga en la ficha del dibujo (ícono de engranaje).</w:t>
       </w:r>
     </w:p>
     <w:p>
@@ -23430,18 +23949,20 @@
           <w:bCs w:val="1"/>
           <w:rtl w:val="0"/>
         </w:rPr>
-        <w:t>Condición previa: mientras el sensor de pasada del Bloque C no esté instalado y validado, el conteo es una estimación por tiempo y no una lectura de la máquina. Por eso la biblioteca y la ficha técnica marcan las pasadas y los metros como estimados (≈) en vez de mostrarlos con precisión aparente, hasta que el conteo real esté confirmado, tal como se indica en la sección 9.5.</w:t>
-      </w:r>
-      <w:r>
-        <w:rPr>
-          <w:rFonts w:ascii="IBM Plex Sans" w:cs="IBM Plex Sans" w:eastAsia="IBM Plex Sans" w:hAnsi="IBM Plex Sans"/>
-          <w:rtl w:val="0"/>
-        </w:rPr>
+        <w:t xml:space="preserve">Condición previa:</w:t>
+      </w:r>
+      <w:r>
+        <w:rPr>
+          <w:rFonts w:ascii="IBM Plex Sans" w:cs="IBM Plex Sans" w:eastAsia="IBM Plex Sans" w:hAnsi="IBM Plex Sans"/>
+          <w:rtl w:val="0"/>
+        </w:rPr>
+        <w:t xml:space="preserve"> mientras el sensor de pasada del Bloque C no esté instalado y validado, el conteo es una estimación por tiempo y no una lectura de la máquina. Por eso la biblioteca y la ficha técnica marcan las pasadas y los metros como estimados (≈) en vez de mostrarlos con precisión aparente, hasta que el conteo real esté confirmado, tal como se indica en la sección 9.5.</w:t>
       </w:r>
     </w:p>
     <w:p>
       <w:pPr>
         <w:pStyle w:val="Heading1"/>
+        <w:keepNext/>
         <w:spacing w:after="240" w:before="480" w:lineRule="auto"/>
         <w:rPr>
           <w:rFonts w:ascii="Questrial" w:cs="Questrial" w:eastAsia="Questrial" w:hAnsi="Questrial"/>
@@ -23458,6 +23979,7 @@
     <w:p>
       <w:pPr>
         <w:pStyle w:val="Heading2"/>
+        <w:keepNext/>
         <w:spacing w:after="240" w:before="480" w:lineRule="auto"/>
         <w:rPr>
           <w:rFonts w:ascii="Questrial" w:cs="Questrial" w:eastAsia="Questrial" w:hAnsi="Questrial"/>
@@ -23490,6 +24012,7 @@
     <w:p>
       <w:pPr>
         <w:pStyle w:val="Heading2"/>
+        <w:keepNext/>
         <w:spacing w:after="240" w:before="480" w:lineRule="auto"/>
         <w:rPr>
           <w:rFonts w:ascii="Questrial" w:cs="Questrial" w:eastAsia="Questrial" w:hAnsi="Questrial"/>
@@ -23522,6 +24045,7 @@
     <w:p>
       <w:pPr>
         <w:pStyle w:val="Heading2"/>
+        <w:keepNext/>
         <w:spacing w:after="240" w:before="480" w:lineRule="auto"/>
         <w:rPr>
           <w:rFonts w:ascii="Questrial" w:cs="Questrial" w:eastAsia="Questrial" w:hAnsi="Questrial"/>
@@ -23554,6 +24078,7 @@
     <w:p>
       <w:pPr>
         <w:pStyle w:val="Heading2"/>
+        <w:keepNext/>
         <w:spacing w:after="240" w:before="480" w:lineRule="auto"/>
         <w:rPr>
           <w:rFonts w:ascii="Questrial" w:cs="Questrial" w:eastAsia="Questrial" w:hAnsi="Questrial"/>
@@ -23626,6 +24151,7 @@
     <w:p>
       <w:pPr>
         <w:pStyle w:val="Heading2"/>
+        <w:keepNext/>
         <w:spacing w:after="240" w:before="480" w:lineRule="auto"/>
         <w:rPr>
           <w:rFonts w:ascii="Questrial" w:cs="Questrial" w:eastAsia="Questrial" w:hAnsi="Questrial"/>
@@ -23658,6 +24184,7 @@
     <w:p>
       <w:pPr>
         <w:pStyle w:val="Heading2"/>
+        <w:keepNext/>
         <w:spacing w:after="240" w:before="480" w:lineRule="auto"/>
         <w:rPr>
           <w:rFonts w:ascii="Questrial" w:cs="Questrial" w:eastAsia="Questrial" w:hAnsi="Questrial"/>
@@ -23690,6 +24217,7 @@
     <w:p>
       <w:pPr>
         <w:pStyle w:val="Heading2"/>
+        <w:keepNext/>
         <w:spacing w:after="240" w:before="480" w:lineRule="auto"/>
         <w:rPr>
           <w:rFonts w:ascii="Questrial" w:cs="Questrial" w:eastAsia="Questrial" w:hAnsi="Questrial"/>
@@ -23770,6 +24298,7 @@
     <w:p>
       <w:pPr>
         <w:pStyle w:val="Heading2"/>
+        <w:keepNext/>
         <w:spacing w:after="240" w:before="480" w:lineRule="auto"/>
         <w:rPr>
           <w:rFonts w:ascii="Questrial" w:cs="Questrial" w:eastAsia="Questrial" w:hAnsi="Questrial"/>
@@ -23850,6 +24379,7 @@
     <w:p>
       <w:pPr>
         <w:pStyle w:val="Heading2"/>
+        <w:keepNext/>
         <w:spacing w:after="240" w:before="480" w:lineRule="auto"/>
         <w:rPr>
           <w:rFonts w:ascii="Questrial" w:cs="Questrial" w:eastAsia="Questrial" w:hAnsi="Questrial"/>

--- a/documentacion_proyecto/Documentación_de_Proyecto.docx
+++ b/documentacion_proyecto/Documentación_de_Proyecto.docx
@@ -1159,7 +1159,7 @@
                 <w:rFonts w:ascii="IBM Plex Sans" w:hAnsi="IBM Plex Sans" w:cs="IBM Plex Sans" w:eastAsia="IBM Plex Sans"/>
                 <w:sz w:val="17"/>
               </w:rPr>
-              <w:t xml:space="preserve">Se reorganiza el cronograma (169 tareas y 643 horas: la instalación del Nivel 2 en la Etapa 07, con las dos funciones nuevas, y la presentación a los profesores, el 04/11/2026, en la Etapa 08); se fija el valor por hora de Electrónica (30 USD) y de Multimedios (27 USD) y se recalcula la estimación económica; se registra la prueba del 17/10/2026 en el telar (el sensor de pasada y el primer canal del Nivel 2, en protoboard); y se suman dos funciones de la aplicación: el modo solo sensado (RF11) y la vista de solo lectura para los clientes, con una clave por tejido (RF12, Épica 5 y la tabla accesos_cliente del modelo de datos).</w:t>
+              <w:t xml:space="preserve">Se reorganiza el cronograma (169 tareas y 643 horas: la instalación del Nivel 2 en la Etapa 07, con las dos funciones nuevas, y la presentación a los profesores, el 04/11/2026, en la Etapa 08); se fija el valor por hora de Electrónica (30 USD) y de Multimedios (27 USD) y se recalcula la estimación económica; se registra la prueba del 17/10/2026 en el telar (el sensor de pasada y el primer canal del Nivel 2, en protoboard); y se suman dos funciones de la aplicación: el modo solo sensado (RF11) y la vista de solo lectura para los clientes, con una clave por tejido (RF12, Épica 5 y la tabla accesos_cliente del modelo de datos); y quedan terminadas las cinco plaquetas soldadas del gabinete.</w:t>
             </w:r>
           </w:p>
         </w:tc>
@@ -2196,7 +2196,7 @@
           <w:rFonts w:ascii="IBM Plex Sans" w:cs="IBM Plex Sans" w:eastAsia="IBM Plex Sans" w:hAnsi="IBM Plex Sans"/>
           <w:rtl w:val="0"/>
         </w:rPr>
-        <w:t xml:space="preserve"> Etapa en desarrollo orientada al control directo de la calada y selección de tramas. Tras la inspección real del telar (Vamatex C 201, matrícula 1104, revisado en 1989 según su placa de datos) se confirmó que la máquina ya trabaja por grupos de marcos mediante una cinta de papel perforada angosta que acciona palancas de selección (no hilo por hilo), con un máximo confirmado de 8 matrices simultáneas, por lo que esta etapa reemplaza esa función. Se descartaron los actuadores rotativos evaluados inicialmente porque no soportan la carga cíclica, la vibración ni la pelusa del telar real, y no aprovechaban las bobinas que la máquina ya tiene; se optó por ir directo al retrofit definitivo con la intervención de las 4 bobinas de selección que el telar ya tiene instaladas y en funcionamiento. Trabajan con 24 V en corriente alterna, dato confirmado con el dueño de la fábrica el 03/09/26, y hoy reciben su señal desde el lector óptico de la cinta a través de unas plaquetas alojadas en la caja del telar. El punto de intervención es el propio lector óptico, no la bobina: según explicó el dueño de la fábrica, cada lector se corta con una llave, de modo que en lugar de que el papel interrumpa el haz lo haga un interruptor electrónico que entrega un 1 o un 0. El sistema conmuta entonces la señal del lector mediante relés OptoMOS LCA110 comandados desde los GPIO del ESP32 (con una resistencia de 330 Ω cada uno), uno por lector, con lo que las plaquetas del telar quedan intactas y la corriente a manejar es mucho menor. La elección del componente no es indiferente: un relé mecánico no soportaría el régimen de trabajo. Los telares de rapier de esta generación trabajan 300 pasadas por minuto, dato confirmado con el dueño de la fábrica el 06/09/26, lo que da 5 conmutaciones por segundo y unas 180.000 en una jornada de 10 horas, frente a las 100.000 de vida útil de un relé común. Tampoco sirve un optoacoplador de fototransistor como el PC817, que conduce en un solo sentido y con corriente alterna dejaría pasar medio ciclo. El circuito se probó en protoboard el 10/10/2026, y el 17/10/2026 en la máquina, todavía en protoboard: la alimentación del lector óptico dio entre 15 y 30 V, lo que define la resistencia de protección de 470 Ω 3 W para cada canal (ver Guía de mediciones y verificaciones); el sensor de pasada quedó conectado y calibrado, y el primer canal, con el relé en el lugar del lector, seleccionó bien. Faltan los otros tres canales y las plaquetas soldadas, que se están armando para la instalación definitiva.</w:t>
+        <w:t xml:space="preserve"> Etapa en desarrollo orientada al control directo de la calada y selección de tramas. Tras la inspección real del telar (Vamatex C 201, matrícula 1104, revisado en 1989 según su placa de datos) se confirmó que la máquina ya trabaja por grupos de marcos mediante una cinta de papel perforada angosta que acciona palancas de selección (no hilo por hilo), con un máximo confirmado de 8 matrices simultáneas, por lo que esta etapa reemplaza esa función. Se descartaron los actuadores rotativos evaluados inicialmente porque no soportan la carga cíclica, la vibración ni la pelusa del telar real, y no aprovechaban las bobinas que la máquina ya tiene; se optó por ir directo al retrofit definitivo con la intervención de las 4 bobinas de selección que el telar ya tiene instaladas y en funcionamiento. Trabajan con 24 V en corriente alterna, dato confirmado con el dueño de la fábrica el 03/09/26, y hoy reciben su señal desde el lector óptico de la cinta a través de unas plaquetas alojadas en la caja del telar. El punto de intervención es el propio lector óptico, no la bobina: según explicó el dueño de la fábrica, cada lector se corta con una llave, de modo que en lugar de que el papel interrumpa el haz lo haga un interruptor electrónico que entrega un 1 o un 0. El sistema conmuta entonces la señal del lector mediante relés OptoMOS LCA110 comandados desde los GPIO del ESP32 (con una resistencia de 330 Ω cada uno), uno por lector, con lo que las plaquetas del telar quedan intactas y la corriente a manejar es mucho menor. La elección del componente no es indiferente: un relé mecánico no soportaría el régimen de trabajo. Los telares de rapier de esta generación trabajan 300 pasadas por minuto, dato confirmado con el dueño de la fábrica el 06/09/26, lo que da 5 conmutaciones por segundo y unas 180.000 en una jornada de 10 horas, frente a las 100.000 de vida útil de un relé común. Tampoco sirve un optoacoplador de fototransistor como el PC817, que conduce en un solo sentido y con corriente alterna dejaría pasar medio ciclo. El circuito se probó en protoboard el 10/10/2026, y el 17/10/2026 en la máquina, todavía en protoboard: la alimentación del lector óptico dio entre 15 y 30 V, lo que define la resistencia de protección de 470 Ω 3 W para cada canal (ver Guía de mediciones y verificaciones); el sensor de pasada quedó conectado y calibrado, y el primer canal, con el relé en el lugar del lector, seleccionó bien. Las cinco plaquetas soldadas para la instalación definitiva ya están terminadas (20/10/2026); faltan los otros tres canales y la instalación del gabinete en la planta.</w:t>
       </w:r>
     </w:p>
     <w:p>
@@ -16322,7 +16322,7 @@
                 <w:rFonts w:ascii="IBM Plex Sans" w:hAnsi="IBM Plex Sans" w:cs="IBM Plex Sans" w:eastAsia="IBM Plex Sans"/>
                 <w:sz w:val="17"/>
               </w:rPr>
-              <w:t>El telar sigue tomando el dibujo de su cinta de papel perforada. El sistema todavía no comanda las cuatro bobinas de selección: el 17/10/2026 se probó en la máquina el primer canal, en protoboard, y seleccionó bien, y se están haciendo las plaquetas para conectar los cuatro.</w:t>
+              <w:t>El telar sigue tomando el dibujo de su cinta de papel perforada. El sistema todavía no comanda las cuatro bobinas de selección: el 17/10/2026 se probó en la máquina el primer canal, en protoboard, y seleccionó bien, y las plaquetas para conectar los cuatro ya están soldadas.</w:t>
             </w:r>
           </w:p>
         </w:tc>
@@ -16344,7 +16344,7 @@
                 <w:rFonts w:ascii="IBM Plex Sans" w:hAnsi="IBM Plex Sans" w:cs="IBM Plex Sans" w:eastAsia="IBM Plex Sans"/>
                 <w:sz w:val="17"/>
               </w:rPr>
-              <w:t>El punto de intervención ya está definido (la señal de cada lector óptico) y su alimentación ya se midió (entre 15 y 30 V, el 17/10/2026). Faltan los otros tres canales, las plaquetas soldadas y la instalación del gabinete.</w:t>
+              <w:t>El punto de intervención ya está definido (la señal de cada lector óptico) y su alimentación ya se midió (entre 15 y 30 V, el 17/10/2026). Las plaquetas ya están soldadas; faltan los otros tres canales y la instalación del gabinete.</w:t>
             </w:r>
           </w:p>
         </w:tc>
@@ -19875,7 +19875,7 @@
               <w:rFonts w:ascii="IBM Plex Sans" w:cs="IBM Plex Sans" w:eastAsia="IBM Plex Sans" w:hAnsi="IBM Plex Sans"/>
               <w:rtl w:val="0"/>
             </w:rPr>
-            <w:t xml:space="preserve">Etapa 07, Plaquetas soldadas e instalación del Nivel 2 en el telar: las cinco plaquetas soldadas, la instalación del gabinete, la medición de los lectores, el sensor de pasada y los relés LCA110 en la máquina, la prueba integral y el período de prueba. El 17/10/2026 se hicieron, en protoboard, la medición del lector (entre 15 y 30 V), la conexión y la calibración del sensor de pasada y el primer canal de los relés LCA110, que seleccionó bien; y el 20/10/2026 se sumaron el modo solo sensado y la vista para los clientes. Etapa 08, Cierre del proyecto y presentación final: la presentación a los profesores (04/11/2026), la prueba con un trabajador de la fábrica, el video de entrevista al cliente, la entrega al cliente y la presentación final en la Expo (14/11/2026).</w:t>
+            <w:t xml:space="preserve">Etapa 07, Plaquetas soldadas e instalación del Nivel 2 en el telar: las cinco plaquetas soldadas, la instalación del gabinete, la medición de los lectores, el sensor de pasada y los relés LCA110 en la máquina, la prueba integral y el período de prueba. El 17/10/2026 se hicieron, en protoboard, la medición del lector (entre 15 y 30 V), la conexión y la calibración del sensor de pasada y el primer canal de los relés LCA110, que seleccionó bien; y al 20/10/2026 quedaron terminadas las cinco plaquetas soldadas y se sumaron el modo solo sensado y la vista para los clientes. Etapa 08, Cierre del proyecto y presentación final: la presentación a los profesores (04/11/2026), la prueba con un trabajador de la fábrica, el video de entrevista al cliente, la entrega al cliente y la presentación final en la Expo (14/11/2026).</w:t>
           </w:r>
         </w:sdtContent>
       </w:sdt>
@@ -20013,7 +20013,7 @@
           <w:rFonts w:ascii="IBM Plex Sans" w:cs="IBM Plex Sans" w:eastAsia="IBM Plex Sans" w:hAnsi="IBM Plex Sans"/>
           <w:rtl w:val="0"/>
         </w:rPr>
-        <w:t>Desarrollo del firmware del nodo ESP32 en C++: Nivel 1 (relés de Marcha, Pausa y Retroceder, instalado y probado en el telar el 19/09/2026) y Nivel 2 (control de las bobinas de selección: probado en protoboard el 10/10/2026; las plaquetas soldadas y la instalación siguen en la Etapa 07, donde el 17/10/2026 se midió el lector y se probó en la máquina el primer canal). Alta del login biométrico WebAuthn y protecciones eléctricas del BOM.</w:t>
+        <w:t>Desarrollo del firmware del nodo ESP32 en C++: Nivel 1 (relés de Marcha, Pausa y Retroceder, instalado y probado en el telar el 19/09/2026) y Nivel 2 (control de las bobinas de selección: probado en protoboard el 10/10/2026; las plaquetas soldadas (terminadas al 20/10/2026) y la instalación son de la Etapa 07, donde el 17/10/2026 se midió el lector y se probó en la máquina el primer canal). Alta del login biométrico WebAuthn y protecciones eléctricas del BOM.</w:t>
       </w:r>
     </w:p>
     <w:p>

--- a/documentacion_proyecto/Documentación_de_Proyecto.docx
+++ b/documentacion_proyecto/Documentación_de_Proyecto.docx
@@ -4429,7 +4429,7 @@
           <w:color w:val="000000"/>
           <w:rtl w:val="0"/>
         </w:rPr>
-        <w:t xml:space="preserve">pantalla aparte, de solo lectura, para los clientes de la fábrica. Se entra desde el ingreso, con «Soy cliente: ver mi tejido» y la clave de un tejido (la genera el operario en la ficha del dibujo), y muestra solo ese tejido: si se está tejiendo, por qué fila y pasada va, los metros tejidos y cuánto lleva del pedido, la vista previa de la tela y las últimas producciones. No tiene ningún control del telar.</w:t>
+        <w:t xml:space="preserve">pantalla aparte, de solo lectura, para los clientes de la fábrica. Se entra desde la pestaña «Clientes» de la pantalla de ingreso, con la clave de un tejido (la genera el operario en la ficha del dibujo), y muestra solo ese tejido: si se está tejiendo, por qué fila y pasada va, los metros tejidos y cuánto lleva del pedido, la vista previa de la tela y las últimas producciones. No tiene ningún control del telar.</w:t>
       </w:r>
     </w:p>
     <w:p>
@@ -13819,7 +13819,7 @@
           <w:rFonts w:ascii="IBM Plex Sans" w:cs="IBM Plex Sans" w:eastAsia="IBM Plex Sans" w:hAnsi="IBM Plex Sans"/>
           <w:rtl w:val="0"/>
         </w:rPr>
-        <w:t xml:space="preserve">Se entra desde el ingreso con «Soy cliente: ver mi tejido» y la clave del tejido, sin usuario ni huella.</w:t>
+        <w:t xml:space="preserve">Se entra desde la pestaña «Clientes» de la pantalla de ingreso, con la clave del tejido, sin usuario ni huella.</w:t>
       </w:r>
     </w:p>
     <w:p>

--- a/documentacion_proyecto/Documentación_de_Proyecto.docx
+++ b/documentacion_proyecto/Documentación_de_Proyecto.docx
@@ -14161,6 +14161,7 @@
     </w:p>
     <w:p>
       <w:pPr>
+        <w:keepNext/>
         <w:spacing w:before="0" w:lineRule="auto"/>
         <w:jc w:val="center"/>
         <w:rPr>
@@ -14219,6 +14220,35 @@
       </w:r>
       <w:r>
         <w:rPr>
+          <w:rtl w:val="0"/>
+        </w:rPr>
+      </w:r>
+    </w:p>
+    <w:p>
+      <w:pPr>
+        <w:jc w:val="center"/>
+      </w:pPr>
+      <w:r>
+        <w:rPr>
+          <w:rFonts w:ascii="IBM Plex Sans" w:hAnsi="IBM Plex Sans" w:cs="IBM Plex Sans" w:eastAsia="IBM Plex Sans"/>
+          <w:i/>
+          <w:color w:val="606060"/>
+          <w:sz w:val="18"/>
+        </w:rPr>
+        <w:t>Figura 7. Biblioteca de dibujos: listado de los dibujos guardados, con búsqueda y estadísticas.</w:t>
+      </w:r>
+    </w:p>
+    <w:p>
+      <w:pPr>
+        <w:keepNext/>
+        <w:spacing w:before="0" w:lineRule="auto"/>
+        <w:jc w:val="center"/>
+        <w:rPr>
+          <w:rFonts w:ascii="IBM Plex Sans" w:cs="IBM Plex Sans" w:eastAsia="IBM Plex Sans" w:hAnsi="IBM Plex Sans"/>
+        </w:rPr>
+      </w:pPr>
+      <w:r>
+        <w:rPr>
           <w:rFonts w:ascii="IBM Plex Sans" w:cs="IBM Plex Sans" w:eastAsia="IBM Plex Sans" w:hAnsi="IBM Plex Sans"/>
         </w:rPr>
         <w:drawing>
@@ -14253,25 +14283,6 @@
             </a:graphic>
           </wp:inline>
         </w:drawing>
-      </w:r>
-      <w:r>
-        <w:rPr>
-          <w:rtl w:val="0"/>
-        </w:rPr>
-      </w:r>
-    </w:p>
-    <w:p>
-      <w:pPr>
-        <w:jc w:val="center"/>
-      </w:pPr>
-      <w:r>
-        <w:rPr>
-          <w:rFonts w:ascii="IBM Plex Sans" w:hAnsi="IBM Plex Sans" w:cs="IBM Plex Sans" w:eastAsia="IBM Plex Sans"/>
-          <w:i/>
-          <w:color w:val="606060"/>
-          <w:sz w:val="18"/>
-        </w:rPr>
-        <w:t>Figura 7. Biblioteca de dibujos: listado de los dibujos guardados, con búsqueda y estadísticas.</w:t>
       </w:r>
     </w:p>
     <w:p>

--- a/documentacion_proyecto/Documentación_de_Proyecto.docx
+++ b/documentacion_proyecto/Documentación_de_Proyecto.docx
@@ -478,8 +478,8 @@
       </w:pPr>
       <w:sdt>
         <w:sdtPr>
+          <w:tag w:val="goog_rdk_0"/>
           <w:id w:val="-1690116994"/>
-          <w:tag w:val="goog_rdk_0"/>
         </w:sdtPr>
         <w:sdtContent>
           <w:commentRangeStart w:id="0"/>
@@ -535,7 +535,7 @@
         <w:tc>
           <w:tcPr>
             <w:tcW w:type="dxa" w:w="1200"/>
-            <w:shd w:fill="1E3A5F"/>
+            <w:shd w:fill="1E3A5F" w:val="clear"/>
           </w:tcPr>
           <w:p>
             <w:r>
@@ -557,7 +557,7 @@
         <w:tc>
           <w:tcPr>
             <w:tcW w:type="dxa" w:w="1400"/>
-            <w:shd w:fill="1E3A5F"/>
+            <w:shd w:fill="1E3A5F" w:val="clear"/>
           </w:tcPr>
           <w:p>
             <w:r>
@@ -579,7 +579,7 @@
         <w:tc>
           <w:tcPr>
             <w:tcW w:type="dxa" w:w="1800"/>
-            <w:shd w:fill="1E3A5F"/>
+            <w:shd w:fill="1E3A5F" w:val="clear"/>
           </w:tcPr>
           <w:p>
             <w:r>
@@ -601,7 +601,7 @@
         <w:tc>
           <w:tcPr>
             <w:tcW w:type="dxa" w:w="4428"/>
-            <w:shd w:fill="1E3A5F"/>
+            <w:shd w:fill="1E3A5F" w:val="clear"/>
           </w:tcPr>
           <w:p>
             <w:r>
@@ -2488,8 +2488,8 @@
       </w:pPr>
       <w:sdt>
         <w:sdtPr>
+          <w:tag w:val="goog_rdk_2"/>
           <w:id w:val="-1289148406"/>
-          <w:tag w:val="goog_rdk_2"/>
         </w:sdtPr>
         <w:sdtContent>
           <w:commentRangeStart w:id="2"/>
@@ -2544,7 +2544,7 @@
         <w:tc>
           <w:tcPr>
             <w:tcW w:type="dxa" w:w="1208"/>
-            <w:shd w:fill="1E3A5F"/>
+            <w:shd w:fill="1E3A5F" w:val="clear"/>
           </w:tcPr>
           <w:p>
             <w:r>
@@ -2566,7 +2566,7 @@
         <w:tc>
           <w:tcPr>
             <w:tcW w:type="dxa" w:w="2306"/>
-            <w:shd w:fill="1E3A5F"/>
+            <w:shd w:fill="1E3A5F" w:val="clear"/>
           </w:tcPr>
           <w:p>
             <w:r>
@@ -2588,7 +2588,7 @@
         <w:tc>
           <w:tcPr>
             <w:tcW w:type="dxa" w:w="5324"/>
-            <w:shd w:fill="1E3A5F"/>
+            <w:shd w:fill="1E3A5F" w:val="clear"/>
           </w:tcPr>
           <w:p>
             <w:r>
@@ -3777,8 +3777,8 @@
       </w:r>
       <w:sdt>
         <w:sdtPr>
+          <w:tag w:val="goog_rdk_3"/>
           <w:id w:val="-739768586"/>
-          <w:tag w:val="goog_rdk_3"/>
         </w:sdtPr>
         <w:sdtContent>
           <w:commentRangeStart w:id="3"/>
@@ -3806,8 +3806,8 @@
     </w:p>
     <w:sdt>
       <w:sdtPr>
+        <w:tag w:val="goog_rdk_5"/>
         <w:id w:val="-1896813583"/>
-        <w:tag w:val="goog_rdk_5"/>
       </w:sdtPr>
       <w:sdtContent>
         <w:p>
@@ -3842,8 +3842,8 @@
           </w:r>
           <w:sdt>
             <w:sdtPr>
+              <w:tag w:val="goog_rdk_4"/>
               <w:id w:val="-691364369"/>
-              <w:tag w:val="goog_rdk_4"/>
             </w:sdtPr>
             <w:sdtContent>
               <w:r>
@@ -4270,8 +4270,8 @@
       </w:pPr>
       <w:sdt>
         <w:sdtPr>
+          <w:tag w:val="goog_rdk_6"/>
           <w:id w:val="-1618442297"/>
-          <w:tag w:val="goog_rdk_6"/>
         </w:sdtPr>
         <w:sdtContent>
           <w:r>
@@ -5233,8 +5233,8 @@
       </w:r>
       <w:sdt>
         <w:sdtPr>
+          <w:tag w:val="goog_rdk_7"/>
           <w:id w:val="-793607245"/>
-          <w:tag w:val="goog_rdk_7"/>
         </w:sdtPr>
         <w:sdtContent>
           <w:commentRangeStart w:id="4"/>
@@ -5383,12 +5383,12 @@
     </w:p>
     <w:p>
       <w:pPr>
+        <w:shd w:fill="F2F0EC" w:val="clear"/>
         <w:spacing w:after="0" w:before="0" w:line="240" w:lineRule="auto"/>
         <w:jc w:val="left"/>
         <w:rPr>
           <w:rFonts w:ascii="IBM Plex Sans" w:cs="IBM Plex Sans" w:eastAsia="IBM Plex Sans" w:hAnsi="IBM Plex Sans"/>
         </w:rPr>
-        <w:shd w:fill="F2F0EC"/>
       </w:pPr>
       <w:r>
         <w:rPr>
@@ -5401,12 +5401,12 @@
     </w:p>
     <w:p>
       <w:pPr>
+        <w:shd w:fill="F2F0EC" w:val="clear"/>
         <w:spacing w:after="0" w:before="0" w:line="240" w:lineRule="auto"/>
         <w:jc w:val="left"/>
         <w:rPr>
           <w:rFonts w:ascii="IBM Plex Sans" w:cs="IBM Plex Sans" w:eastAsia="IBM Plex Sans" w:hAnsi="IBM Plex Sans"/>
         </w:rPr>
-        <w:shd w:fill="F2F0EC"/>
       </w:pPr>
       <w:r>
         <w:rPr>
@@ -5419,12 +5419,12 @@
     </w:p>
     <w:p>
       <w:pPr>
+        <w:shd w:fill="F2F0EC" w:val="clear"/>
         <w:spacing w:after="0" w:before="0" w:line="240" w:lineRule="auto"/>
         <w:jc w:val="left"/>
         <w:rPr>
           <w:rFonts w:ascii="IBM Plex Sans" w:cs="IBM Plex Sans" w:eastAsia="IBM Plex Sans" w:hAnsi="IBM Plex Sans"/>
         </w:rPr>
-        <w:shd w:fill="F2F0EC"/>
       </w:pPr>
       <w:r>
         <w:rPr>
@@ -5437,12 +5437,12 @@
     </w:p>
     <w:p>
       <w:pPr>
+        <w:shd w:fill="F2F0EC" w:val="clear"/>
         <w:spacing w:after="0" w:before="0" w:line="240" w:lineRule="auto"/>
         <w:jc w:val="left"/>
         <w:rPr>
           <w:rFonts w:ascii="IBM Plex Sans" w:cs="IBM Plex Sans" w:eastAsia="IBM Plex Sans" w:hAnsi="IBM Plex Sans"/>
         </w:rPr>
-        <w:shd w:fill="F2F0EC"/>
       </w:pPr>
       <w:r>
         <w:rPr>
@@ -5455,12 +5455,12 @@
     </w:p>
     <w:p>
       <w:pPr>
+        <w:shd w:fill="F2F0EC" w:val="clear"/>
         <w:spacing w:after="0" w:before="0" w:line="240" w:lineRule="auto"/>
         <w:jc w:val="left"/>
         <w:rPr>
           <w:rFonts w:ascii="IBM Plex Sans" w:cs="IBM Plex Sans" w:eastAsia="IBM Plex Sans" w:hAnsi="IBM Plex Sans"/>
         </w:rPr>
-        <w:shd w:fill="F2F0EC"/>
       </w:pPr>
       <w:r>
         <w:rPr>
@@ -5473,12 +5473,12 @@
     </w:p>
     <w:p>
       <w:pPr>
+        <w:shd w:fill="F2F0EC" w:val="clear"/>
         <w:spacing w:after="0" w:before="0" w:line="240" w:lineRule="auto"/>
         <w:jc w:val="left"/>
         <w:rPr>
           <w:rFonts w:ascii="IBM Plex Sans" w:cs="IBM Plex Sans" w:eastAsia="IBM Plex Sans" w:hAnsi="IBM Plex Sans"/>
         </w:rPr>
-        <w:shd w:fill="F2F0EC"/>
       </w:pPr>
       <w:r>
         <w:rPr>
@@ -5491,12 +5491,12 @@
     </w:p>
     <w:p>
       <w:pPr>
+        <w:shd w:fill="F2F0EC" w:val="clear"/>
         <w:spacing w:after="0" w:before="0" w:line="240" w:lineRule="auto"/>
         <w:jc w:val="left"/>
         <w:rPr>
           <w:rFonts w:ascii="IBM Plex Sans" w:cs="IBM Plex Sans" w:eastAsia="IBM Plex Sans" w:hAnsi="IBM Plex Sans"/>
         </w:rPr>
-        <w:shd w:fill="F2F0EC"/>
       </w:pPr>
       <w:r>
         <w:rPr>
@@ -5509,12 +5509,12 @@
     </w:p>
     <w:p>
       <w:pPr>
+        <w:shd w:fill="F2F0EC" w:val="clear"/>
         <w:spacing w:after="0" w:before="0" w:line="240" w:lineRule="auto"/>
         <w:jc w:val="left"/>
         <w:rPr>
           <w:rFonts w:ascii="IBM Plex Sans" w:cs="IBM Plex Sans" w:eastAsia="IBM Plex Sans" w:hAnsi="IBM Plex Sans"/>
         </w:rPr>
-        <w:shd w:fill="F2F0EC"/>
       </w:pPr>
       <w:r>
         <w:rPr>
@@ -5527,12 +5527,12 @@
     </w:p>
     <w:p>
       <w:pPr>
+        <w:shd w:fill="F2F0EC" w:val="clear"/>
         <w:spacing w:after="0" w:before="0" w:line="240" w:lineRule="auto"/>
         <w:jc w:val="left"/>
         <w:rPr>
           <w:rFonts w:ascii="IBM Plex Sans" w:cs="IBM Plex Sans" w:eastAsia="IBM Plex Sans" w:hAnsi="IBM Plex Sans"/>
         </w:rPr>
-        <w:shd w:fill="F2F0EC"/>
       </w:pPr>
       <w:r>
         <w:rPr>
@@ -5545,12 +5545,12 @@
     </w:p>
     <w:p>
       <w:pPr>
+        <w:shd w:fill="F2F0EC" w:val="clear"/>
         <w:spacing w:after="0" w:before="0" w:line="240" w:lineRule="auto"/>
         <w:jc w:val="left"/>
         <w:rPr>
           <w:rFonts w:ascii="IBM Plex Sans" w:cs="IBM Plex Sans" w:eastAsia="IBM Plex Sans" w:hAnsi="IBM Plex Sans"/>
         </w:rPr>
-        <w:shd w:fill="F2F0EC"/>
       </w:pPr>
       <w:r>
         <w:rPr>
@@ -5563,12 +5563,12 @@
     </w:p>
     <w:p>
       <w:pPr>
+        <w:shd w:fill="F2F0EC" w:val="clear"/>
         <w:spacing w:after="0" w:before="0" w:line="240" w:lineRule="auto"/>
         <w:jc w:val="left"/>
         <w:rPr>
           <w:rFonts w:ascii="IBM Plex Sans" w:cs="IBM Plex Sans" w:eastAsia="IBM Plex Sans" w:hAnsi="IBM Plex Sans"/>
         </w:rPr>
-        <w:shd w:fill="F2F0EC"/>
       </w:pPr>
       <w:r>
         <w:rPr>
@@ -5581,12 +5581,12 @@
     </w:p>
     <w:p>
       <w:pPr>
+        <w:shd w:fill="F2F0EC" w:val="clear"/>
         <w:spacing w:after="0" w:before="0" w:line="240" w:lineRule="auto"/>
         <w:jc w:val="left"/>
         <w:rPr>
           <w:rFonts w:ascii="IBM Plex Sans" w:cs="IBM Plex Sans" w:eastAsia="IBM Plex Sans" w:hAnsi="IBM Plex Sans"/>
         </w:rPr>
-        <w:shd w:fill="F2F0EC"/>
       </w:pPr>
       <w:r>
         <w:rPr>
@@ -5599,12 +5599,12 @@
     </w:p>
     <w:p>
       <w:pPr>
+        <w:shd w:fill="F2F0EC" w:val="clear"/>
         <w:spacing w:after="0" w:before="0" w:line="240" w:lineRule="auto"/>
         <w:jc w:val="left"/>
         <w:rPr>
           <w:rFonts w:ascii="IBM Plex Sans" w:cs="IBM Plex Sans" w:eastAsia="IBM Plex Sans" w:hAnsi="IBM Plex Sans"/>
         </w:rPr>
-        <w:shd w:fill="F2F0EC"/>
       </w:pPr>
       <w:r>
         <w:rPr>
@@ -5617,12 +5617,12 @@
     </w:p>
     <w:p>
       <w:pPr>
+        <w:shd w:fill="F2F0EC" w:val="clear"/>
         <w:spacing w:after="0" w:before="0" w:line="240" w:lineRule="auto"/>
         <w:jc w:val="left"/>
         <w:rPr>
           <w:rFonts w:ascii="IBM Plex Sans" w:cs="IBM Plex Sans" w:eastAsia="IBM Plex Sans" w:hAnsi="IBM Plex Sans"/>
         </w:rPr>
-        <w:shd w:fill="F2F0EC"/>
       </w:pPr>
       <w:r>
         <w:rPr>
@@ -5635,12 +5635,12 @@
     </w:p>
     <w:p>
       <w:pPr>
+        <w:shd w:fill="F2F0EC" w:val="clear"/>
         <w:spacing w:after="0" w:before="0" w:line="240" w:lineRule="auto"/>
         <w:jc w:val="left"/>
         <w:rPr>
           <w:rFonts w:ascii="IBM Plex Sans" w:cs="IBM Plex Sans" w:eastAsia="IBM Plex Sans" w:hAnsi="IBM Plex Sans"/>
         </w:rPr>
-        <w:shd w:fill="F2F0EC"/>
       </w:pPr>
       <w:r>
         <w:rPr>
@@ -5653,12 +5653,12 @@
     </w:p>
     <w:p>
       <w:pPr>
+        <w:shd w:fill="F2F0EC" w:val="clear"/>
         <w:spacing w:after="0" w:before="0" w:line="240" w:lineRule="auto"/>
         <w:jc w:val="left"/>
         <w:rPr>
           <w:rFonts w:ascii="IBM Plex Sans" w:cs="IBM Plex Sans" w:eastAsia="IBM Plex Sans" w:hAnsi="IBM Plex Sans"/>
         </w:rPr>
-        <w:shd w:fill="F2F0EC"/>
       </w:pPr>
       <w:r>
         <w:rPr>
@@ -5671,12 +5671,12 @@
     </w:p>
     <w:p>
       <w:pPr>
+        <w:shd w:fill="F2F0EC" w:val="clear"/>
         <w:spacing w:after="0" w:before="0" w:line="240" w:lineRule="auto"/>
         <w:jc w:val="left"/>
         <w:rPr>
           <w:rFonts w:ascii="IBM Plex Sans" w:cs="IBM Plex Sans" w:eastAsia="IBM Plex Sans" w:hAnsi="IBM Plex Sans"/>
         </w:rPr>
-        <w:shd w:fill="F2F0EC"/>
       </w:pPr>
       <w:r>
         <w:rPr>
@@ -5689,12 +5689,12 @@
     </w:p>
     <w:p>
       <w:pPr>
+        <w:shd w:fill="F2F0EC" w:val="clear"/>
         <w:spacing w:after="0" w:before="0" w:line="240" w:lineRule="auto"/>
         <w:jc w:val="left"/>
         <w:rPr>
           <w:rFonts w:ascii="IBM Plex Sans" w:cs="IBM Plex Sans" w:eastAsia="IBM Plex Sans" w:hAnsi="IBM Plex Sans"/>
         </w:rPr>
-        <w:shd w:fill="F2F0EC"/>
       </w:pPr>
       <w:r>
         <w:rPr>
@@ -5707,12 +5707,12 @@
     </w:p>
     <w:p>
       <w:pPr>
+        <w:shd w:fill="F2F0EC" w:val="clear"/>
         <w:spacing w:after="0" w:before="0" w:line="240" w:lineRule="auto"/>
         <w:jc w:val="left"/>
         <w:rPr>
           <w:rFonts w:ascii="IBM Plex Sans" w:cs="IBM Plex Sans" w:eastAsia="IBM Plex Sans" w:hAnsi="IBM Plex Sans"/>
         </w:rPr>
-        <w:shd w:fill="F2F0EC"/>
       </w:pPr>
       <w:r>
         <w:rPr>
@@ -5725,12 +5725,12 @@
     </w:p>
     <w:p>
       <w:pPr>
+        <w:shd w:fill="F2F0EC" w:val="clear"/>
         <w:spacing w:after="0" w:before="0" w:line="240" w:lineRule="auto"/>
         <w:jc w:val="left"/>
         <w:rPr>
           <w:rFonts w:ascii="IBM Plex Sans" w:cs="IBM Plex Sans" w:eastAsia="IBM Plex Sans" w:hAnsi="IBM Plex Sans"/>
         </w:rPr>
-        <w:shd w:fill="F2F0EC"/>
       </w:pPr>
       <w:r>
         <w:rPr>
@@ -5743,12 +5743,12 @@
     </w:p>
     <w:p>
       <w:pPr>
+        <w:shd w:fill="F2F0EC" w:val="clear"/>
         <w:spacing w:after="0" w:before="0" w:line="240" w:lineRule="auto"/>
         <w:jc w:val="left"/>
         <w:rPr>
           <w:rFonts w:ascii="IBM Plex Sans" w:cs="IBM Plex Sans" w:eastAsia="IBM Plex Sans" w:hAnsi="IBM Plex Sans"/>
         </w:rPr>
-        <w:shd w:fill="F2F0EC"/>
       </w:pPr>
       <w:r>
         <w:rPr>
@@ -5761,12 +5761,12 @@
     </w:p>
     <w:p>
       <w:pPr>
+        <w:shd w:fill="F2F0EC" w:val="clear"/>
         <w:spacing w:after="0" w:before="0" w:line="240" w:lineRule="auto"/>
         <w:jc w:val="left"/>
         <w:rPr>
           <w:rFonts w:ascii="IBM Plex Sans" w:cs="IBM Plex Sans" w:eastAsia="IBM Plex Sans" w:hAnsi="IBM Plex Sans"/>
         </w:rPr>
-        <w:shd w:fill="F2F0EC"/>
       </w:pPr>
       <w:r>
         <w:rPr>
@@ -5779,12 +5779,12 @@
     </w:p>
     <w:p>
       <w:pPr>
+        <w:shd w:fill="F2F0EC" w:val="clear"/>
         <w:spacing w:after="0" w:before="0" w:line="240" w:lineRule="auto"/>
         <w:jc w:val="left"/>
         <w:rPr>
           <w:rFonts w:ascii="IBM Plex Sans" w:cs="IBM Plex Sans" w:eastAsia="IBM Plex Sans" w:hAnsi="IBM Plex Sans"/>
         </w:rPr>
-        <w:shd w:fill="F2F0EC"/>
       </w:pPr>
       <w:r>
         <w:rPr>
@@ -5797,12 +5797,12 @@
     </w:p>
     <w:p>
       <w:pPr>
+        <w:shd w:fill="F2F0EC" w:val="clear"/>
         <w:spacing w:after="0" w:before="0" w:line="240" w:lineRule="auto"/>
         <w:jc w:val="left"/>
         <w:rPr>
           <w:rFonts w:ascii="IBM Plex Sans" w:cs="IBM Plex Sans" w:eastAsia="IBM Plex Sans" w:hAnsi="IBM Plex Sans"/>
         </w:rPr>
-        <w:shd w:fill="F2F0EC"/>
       </w:pPr>
       <w:r>
         <w:rPr>
@@ -5815,12 +5815,12 @@
     </w:p>
     <w:p>
       <w:pPr>
+        <w:shd w:fill="F2F0EC" w:val="clear"/>
         <w:spacing w:after="0" w:before="0" w:line="240" w:lineRule="auto"/>
         <w:jc w:val="left"/>
         <w:rPr>
           <w:rFonts w:ascii="IBM Plex Sans" w:cs="IBM Plex Sans" w:eastAsia="IBM Plex Sans" w:hAnsi="IBM Plex Sans"/>
         </w:rPr>
-        <w:shd w:fill="F2F0EC"/>
       </w:pPr>
       <w:r>
         <w:rPr>
@@ -5833,12 +5833,12 @@
     </w:p>
     <w:p>
       <w:pPr>
+        <w:shd w:fill="F2F0EC" w:val="clear"/>
         <w:spacing w:after="0" w:before="0" w:line="240" w:lineRule="auto"/>
         <w:jc w:val="left"/>
         <w:rPr>
           <w:rFonts w:ascii="IBM Plex Sans" w:cs="IBM Plex Sans" w:eastAsia="IBM Plex Sans" w:hAnsi="IBM Plex Sans"/>
         </w:rPr>
-        <w:shd w:fill="F2F0EC"/>
       </w:pPr>
       <w:r>
         <w:rPr>
@@ -5851,12 +5851,12 @@
     </w:p>
     <w:p>
       <w:pPr>
+        <w:shd w:fill="F2F0EC" w:val="clear"/>
         <w:spacing w:after="0" w:before="0" w:line="240" w:lineRule="auto"/>
         <w:jc w:val="left"/>
         <w:rPr>
           <w:rFonts w:ascii="IBM Plex Sans" w:cs="IBM Plex Sans" w:eastAsia="IBM Plex Sans" w:hAnsi="IBM Plex Sans"/>
         </w:rPr>
-        <w:shd w:fill="F2F0EC"/>
       </w:pPr>
       <w:r>
         <w:rPr>
@@ -5869,12 +5869,12 @@
     </w:p>
     <w:p>
       <w:pPr>
+        <w:shd w:fill="F2F0EC" w:val="clear"/>
         <w:spacing w:after="0" w:before="0" w:line="240" w:lineRule="auto"/>
         <w:jc w:val="left"/>
         <w:rPr>
           <w:rFonts w:ascii="IBM Plex Sans" w:cs="IBM Plex Sans" w:eastAsia="IBM Plex Sans" w:hAnsi="IBM Plex Sans"/>
         </w:rPr>
-        <w:shd w:fill="F2F0EC"/>
       </w:pPr>
       <w:r>
         <w:rPr>
@@ -5887,12 +5887,12 @@
     </w:p>
     <w:p>
       <w:pPr>
+        <w:shd w:fill="F2F0EC" w:val="clear"/>
         <w:spacing w:after="0" w:before="0" w:line="240" w:lineRule="auto"/>
         <w:jc w:val="left"/>
         <w:rPr>
           <w:rFonts w:ascii="IBM Plex Sans" w:cs="IBM Plex Sans" w:eastAsia="IBM Plex Sans" w:hAnsi="IBM Plex Sans"/>
         </w:rPr>
-        <w:shd w:fill="F2F0EC"/>
       </w:pPr>
       <w:r>
         <w:rPr>
@@ -5905,12 +5905,12 @@
     </w:p>
     <w:p>
       <w:pPr>
+        <w:shd w:fill="F2F0EC" w:val="clear"/>
         <w:spacing w:after="0" w:before="0" w:line="240" w:lineRule="auto"/>
         <w:jc w:val="left"/>
         <w:rPr>
           <w:rFonts w:ascii="IBM Plex Sans" w:cs="IBM Plex Sans" w:eastAsia="IBM Plex Sans" w:hAnsi="IBM Plex Sans"/>
         </w:rPr>
-        <w:shd w:fill="F2F0EC"/>
       </w:pPr>
       <w:r>
         <w:rPr>
@@ -5923,12 +5923,12 @@
     </w:p>
     <w:p>
       <w:pPr>
+        <w:shd w:fill="F2F0EC" w:val="clear"/>
         <w:spacing w:after="0" w:before="0" w:line="240" w:lineRule="auto"/>
         <w:jc w:val="left"/>
         <w:rPr>
           <w:rFonts w:ascii="IBM Plex Sans" w:cs="IBM Plex Sans" w:eastAsia="IBM Plex Sans" w:hAnsi="IBM Plex Sans"/>
         </w:rPr>
-        <w:shd w:fill="F2F0EC"/>
       </w:pPr>
       <w:r>
         <w:rPr>
@@ -5941,12 +5941,12 @@
     </w:p>
     <w:p>
       <w:pPr>
+        <w:shd w:fill="F2F0EC" w:val="clear"/>
         <w:spacing w:after="0" w:before="0" w:line="240" w:lineRule="auto"/>
         <w:jc w:val="left"/>
         <w:rPr>
           <w:rFonts w:ascii="IBM Plex Sans" w:cs="IBM Plex Sans" w:eastAsia="IBM Plex Sans" w:hAnsi="IBM Plex Sans"/>
         </w:rPr>
-        <w:shd w:fill="F2F0EC"/>
       </w:pPr>
       <w:r>
         <w:rPr>
@@ -5959,12 +5959,12 @@
     </w:p>
     <w:p>
       <w:pPr>
+        <w:shd w:fill="F2F0EC" w:val="clear"/>
         <w:spacing w:after="0" w:before="0" w:line="240" w:lineRule="auto"/>
         <w:jc w:val="left"/>
         <w:rPr>
           <w:rFonts w:ascii="IBM Plex Sans" w:cs="IBM Plex Sans" w:eastAsia="IBM Plex Sans" w:hAnsi="IBM Plex Sans"/>
         </w:rPr>
-        <w:shd w:fill="F2F0EC"/>
       </w:pPr>
       <w:r>
         <w:rPr>
@@ -5977,12 +5977,12 @@
     </w:p>
     <w:p>
       <w:pPr>
+        <w:shd w:fill="F2F0EC" w:val="clear"/>
         <w:spacing w:after="0" w:before="0" w:line="240" w:lineRule="auto"/>
         <w:jc w:val="left"/>
         <w:rPr>
           <w:rFonts w:ascii="IBM Plex Sans" w:cs="IBM Plex Sans" w:eastAsia="IBM Plex Sans" w:hAnsi="IBM Plex Sans"/>
         </w:rPr>
-        <w:shd w:fill="F2F0EC"/>
       </w:pPr>
       <w:r>
         <w:rPr>
@@ -5995,12 +5995,12 @@
     </w:p>
     <w:p>
       <w:pPr>
+        <w:shd w:fill="F2F0EC" w:val="clear"/>
         <w:spacing w:after="0" w:before="0" w:line="240" w:lineRule="auto"/>
         <w:jc w:val="left"/>
         <w:rPr>
           <w:rFonts w:ascii="IBM Plex Sans" w:cs="IBM Plex Sans" w:eastAsia="IBM Plex Sans" w:hAnsi="IBM Plex Sans"/>
         </w:rPr>
-        <w:shd w:fill="F2F0EC"/>
       </w:pPr>
       <w:r>
         <w:rPr>
@@ -6013,12 +6013,12 @@
     </w:p>
     <w:p>
       <w:pPr>
+        <w:shd w:fill="F2F0EC" w:val="clear"/>
         <w:spacing w:after="0" w:before="0" w:line="240" w:lineRule="auto"/>
         <w:jc w:val="left"/>
         <w:rPr>
           <w:rFonts w:ascii="IBM Plex Sans" w:cs="IBM Plex Sans" w:eastAsia="IBM Plex Sans" w:hAnsi="IBM Plex Sans"/>
         </w:rPr>
-        <w:shd w:fill="F2F0EC"/>
       </w:pPr>
       <w:r>
         <w:rPr>
@@ -6031,12 +6031,12 @@
     </w:p>
     <w:p>
       <w:pPr>
+        <w:shd w:fill="F2F0EC" w:val="clear"/>
         <w:spacing w:after="0" w:before="0" w:line="240" w:lineRule="auto"/>
         <w:jc w:val="left"/>
         <w:rPr>
           <w:rFonts w:ascii="IBM Plex Sans" w:cs="IBM Plex Sans" w:eastAsia="IBM Plex Sans" w:hAnsi="IBM Plex Sans"/>
         </w:rPr>
-        <w:shd w:fill="F2F0EC"/>
       </w:pPr>
       <w:r>
         <w:rPr>
@@ -6049,12 +6049,12 @@
     </w:p>
     <w:p>
       <w:pPr>
+        <w:shd w:fill="F2F0EC" w:val="clear"/>
         <w:spacing w:after="0" w:before="0" w:line="240" w:lineRule="auto"/>
         <w:jc w:val="left"/>
         <w:rPr>
           <w:rFonts w:ascii="IBM Plex Sans" w:cs="IBM Plex Sans" w:eastAsia="IBM Plex Sans" w:hAnsi="IBM Plex Sans"/>
         </w:rPr>
-        <w:shd w:fill="F2F0EC"/>
       </w:pPr>
       <w:r>
         <w:rPr>
@@ -6067,12 +6067,12 @@
     </w:p>
     <w:p>
       <w:pPr>
+        <w:shd w:fill="F2F0EC" w:val="clear"/>
         <w:spacing w:after="0" w:before="0" w:line="240" w:lineRule="auto"/>
         <w:jc w:val="left"/>
         <w:rPr>
           <w:rFonts w:ascii="IBM Plex Sans" w:cs="IBM Plex Sans" w:eastAsia="IBM Plex Sans" w:hAnsi="IBM Plex Sans"/>
         </w:rPr>
-        <w:shd w:fill="F2F0EC"/>
       </w:pPr>
       <w:r>
         <w:rPr>
@@ -6085,12 +6085,12 @@
     </w:p>
     <w:p>
       <w:pPr>
+        <w:shd w:fill="F2F0EC" w:val="clear"/>
         <w:spacing w:after="0" w:before="0" w:line="240" w:lineRule="auto"/>
         <w:jc w:val="left"/>
         <w:rPr>
           <w:rFonts w:ascii="IBM Plex Sans" w:cs="IBM Plex Sans" w:eastAsia="IBM Plex Sans" w:hAnsi="IBM Plex Sans"/>
         </w:rPr>
-        <w:shd w:fill="F2F0EC"/>
       </w:pPr>
       <w:r>
         <w:rPr>
@@ -6103,12 +6103,12 @@
     </w:p>
     <w:p>
       <w:pPr>
+        <w:shd w:fill="F2F0EC" w:val="clear"/>
         <w:spacing w:after="0" w:before="0" w:line="240" w:lineRule="auto"/>
         <w:jc w:val="left"/>
         <w:rPr>
           <w:rFonts w:ascii="IBM Plex Sans" w:cs="IBM Plex Sans" w:eastAsia="IBM Plex Sans" w:hAnsi="IBM Plex Sans"/>
         </w:rPr>
-        <w:shd w:fill="F2F0EC"/>
       </w:pPr>
       <w:r>
         <w:rPr>
@@ -6121,12 +6121,12 @@
     </w:p>
     <w:p>
       <w:pPr>
+        <w:shd w:fill="F2F0EC" w:val="clear"/>
         <w:spacing w:after="0" w:before="0" w:line="240" w:lineRule="auto"/>
         <w:jc w:val="left"/>
         <w:rPr>
           <w:rFonts w:ascii="IBM Plex Sans" w:cs="IBM Plex Sans" w:eastAsia="IBM Plex Sans" w:hAnsi="IBM Plex Sans"/>
         </w:rPr>
-        <w:shd w:fill="F2F0EC"/>
       </w:pPr>
       <w:r>
         <w:rPr>
@@ -6139,12 +6139,12 @@
     </w:p>
     <w:p>
       <w:pPr>
+        <w:shd w:fill="F2F0EC" w:val="clear"/>
         <w:spacing w:after="0" w:before="0" w:line="240" w:lineRule="auto"/>
         <w:jc w:val="left"/>
         <w:rPr>
           <w:rFonts w:ascii="IBM Plex Sans" w:cs="IBM Plex Sans" w:eastAsia="IBM Plex Sans" w:hAnsi="IBM Plex Sans"/>
         </w:rPr>
-        <w:shd w:fill="F2F0EC"/>
       </w:pPr>
       <w:r>
         <w:rPr>
@@ -6157,12 +6157,12 @@
     </w:p>
     <w:p>
       <w:pPr>
+        <w:shd w:fill="F2F0EC" w:val="clear"/>
         <w:spacing w:after="0" w:before="0" w:line="240" w:lineRule="auto"/>
         <w:jc w:val="left"/>
         <w:rPr>
           <w:rFonts w:ascii="IBM Plex Sans" w:cs="IBM Plex Sans" w:eastAsia="IBM Plex Sans" w:hAnsi="IBM Plex Sans"/>
         </w:rPr>
-        <w:shd w:fill="F2F0EC"/>
       </w:pPr>
       <w:r>
         <w:rPr>
@@ -6175,12 +6175,12 @@
     </w:p>
     <w:p>
       <w:pPr>
+        <w:shd w:fill="F2F0EC" w:val="clear"/>
         <w:spacing w:after="0" w:before="0" w:line="240" w:lineRule="auto"/>
         <w:jc w:val="left"/>
         <w:rPr>
           <w:rFonts w:ascii="IBM Plex Sans" w:cs="IBM Plex Sans" w:eastAsia="IBM Plex Sans" w:hAnsi="IBM Plex Sans"/>
         </w:rPr>
-        <w:shd w:fill="F2F0EC"/>
       </w:pPr>
       <w:r>
         <w:rPr>
@@ -6193,12 +6193,12 @@
     </w:p>
     <w:p>
       <w:pPr>
+        <w:shd w:fill="F2F0EC" w:val="clear"/>
         <w:spacing w:after="0" w:before="0" w:line="240" w:lineRule="auto"/>
         <w:jc w:val="left"/>
         <w:rPr>
           <w:rFonts w:ascii="IBM Plex Sans" w:cs="IBM Plex Sans" w:eastAsia="IBM Plex Sans" w:hAnsi="IBM Plex Sans"/>
         </w:rPr>
-        <w:shd w:fill="F2F0EC"/>
       </w:pPr>
       <w:r>
         <w:rPr>
@@ -6211,12 +6211,12 @@
     </w:p>
     <w:p>
       <w:pPr>
+        <w:shd w:fill="F2F0EC" w:val="clear"/>
         <w:spacing w:after="0" w:before="0" w:line="240" w:lineRule="auto"/>
         <w:jc w:val="left"/>
         <w:rPr>
           <w:rFonts w:ascii="IBM Plex Sans" w:cs="IBM Plex Sans" w:eastAsia="IBM Plex Sans" w:hAnsi="IBM Plex Sans"/>
         </w:rPr>
-        <w:shd w:fill="F2F0EC"/>
       </w:pPr>
       <w:r>
         <w:rPr>
@@ -6229,12 +6229,12 @@
     </w:p>
     <w:p>
       <w:pPr>
+        <w:shd w:fill="F2F0EC" w:val="clear"/>
         <w:spacing w:after="0" w:before="0" w:line="240" w:lineRule="auto"/>
         <w:jc w:val="left"/>
         <w:rPr>
           <w:rFonts w:ascii="IBM Plex Sans" w:cs="IBM Plex Sans" w:eastAsia="IBM Plex Sans" w:hAnsi="IBM Plex Sans"/>
         </w:rPr>
-        <w:shd w:fill="F2F0EC"/>
       </w:pPr>
       <w:r>
         <w:rPr>
@@ -6247,12 +6247,12 @@
     </w:p>
     <w:p>
       <w:pPr>
+        <w:shd w:fill="F2F0EC" w:val="clear"/>
         <w:spacing w:after="0" w:before="0" w:line="240" w:lineRule="auto"/>
         <w:jc w:val="left"/>
         <w:rPr>
           <w:rFonts w:ascii="IBM Plex Sans" w:cs="IBM Plex Sans" w:eastAsia="IBM Plex Sans" w:hAnsi="IBM Plex Sans"/>
         </w:rPr>
-        <w:shd w:fill="F2F0EC"/>
       </w:pPr>
       <w:r>
         <w:rPr>
@@ -6265,12 +6265,12 @@
     </w:p>
     <w:p>
       <w:pPr>
+        <w:shd w:fill="F2F0EC" w:val="clear"/>
         <w:spacing w:after="0" w:before="0" w:line="240" w:lineRule="auto"/>
         <w:jc w:val="left"/>
         <w:rPr>
           <w:rFonts w:ascii="IBM Plex Sans" w:cs="IBM Plex Sans" w:eastAsia="IBM Plex Sans" w:hAnsi="IBM Plex Sans"/>
         </w:rPr>
-        <w:shd w:fill="F2F0EC"/>
       </w:pPr>
       <w:r>
         <w:rPr>
@@ -6283,12 +6283,12 @@
     </w:p>
     <w:p>
       <w:pPr>
+        <w:shd w:fill="F2F0EC" w:val="clear"/>
         <w:spacing w:after="0" w:before="0" w:line="240" w:lineRule="auto"/>
         <w:jc w:val="left"/>
         <w:rPr>
           <w:rFonts w:ascii="IBM Plex Sans" w:cs="IBM Plex Sans" w:eastAsia="IBM Plex Sans" w:hAnsi="IBM Plex Sans"/>
         </w:rPr>
-        <w:shd w:fill="F2F0EC"/>
       </w:pPr>
       <w:r>
         <w:rPr>
@@ -6301,12 +6301,12 @@
     </w:p>
     <w:p>
       <w:pPr>
+        <w:shd w:fill="F2F0EC" w:val="clear"/>
         <w:spacing w:after="0" w:before="0" w:line="240" w:lineRule="auto"/>
         <w:jc w:val="left"/>
         <w:rPr>
           <w:rFonts w:ascii="IBM Plex Sans" w:cs="IBM Plex Sans" w:eastAsia="IBM Plex Sans" w:hAnsi="IBM Plex Sans"/>
         </w:rPr>
-        <w:shd w:fill="F2F0EC"/>
       </w:pPr>
       <w:r>
         <w:rPr>
@@ -6319,12 +6319,12 @@
     </w:p>
     <w:p>
       <w:pPr>
+        <w:shd w:fill="F2F0EC" w:val="clear"/>
         <w:spacing w:after="0" w:before="0" w:line="240" w:lineRule="auto"/>
         <w:jc w:val="left"/>
         <w:rPr>
           <w:rFonts w:ascii="IBM Plex Sans" w:cs="IBM Plex Sans" w:eastAsia="IBM Plex Sans" w:hAnsi="IBM Plex Sans"/>
         </w:rPr>
-        <w:shd w:fill="F2F0EC"/>
       </w:pPr>
       <w:r>
         <w:rPr>
@@ -6337,12 +6337,12 @@
     </w:p>
     <w:p>
       <w:pPr>
+        <w:shd w:fill="F2F0EC" w:val="clear"/>
         <w:spacing w:after="0" w:before="0" w:line="240" w:lineRule="auto"/>
         <w:jc w:val="left"/>
         <w:rPr>
           <w:rFonts w:ascii="IBM Plex Sans" w:cs="IBM Plex Sans" w:eastAsia="IBM Plex Sans" w:hAnsi="IBM Plex Sans"/>
         </w:rPr>
-        <w:shd w:fill="F2F0EC"/>
       </w:pPr>
       <w:r>
         <w:rPr>
@@ -6356,12 +6356,12 @@
     <w:p>
       <w:pPr>
         <w:keepNext/>
+        <w:shd w:fill="F2F0EC" w:val="clear"/>
         <w:spacing w:after="0" w:before="0" w:line="240" w:lineRule="auto"/>
         <w:jc w:val="left"/>
         <w:rPr>
           <w:rFonts w:ascii="IBM Plex Sans" w:cs="IBM Plex Sans" w:eastAsia="IBM Plex Sans" w:hAnsi="IBM Plex Sans"/>
         </w:rPr>
-        <w:shd w:fill="F2F0EC"/>
       </w:pPr>
       <w:r>
         <w:rPr>
@@ -6374,12 +6374,12 @@
     </w:p>
     <w:p>
       <w:pPr>
+        <w:shd w:fill="F2F0EC" w:val="clear"/>
         <w:spacing w:after="0" w:before="0" w:line="240" w:lineRule="auto"/>
         <w:jc w:val="left"/>
         <w:rPr>
           <w:rFonts w:ascii="IBM Plex Sans" w:cs="IBM Plex Sans" w:eastAsia="IBM Plex Sans" w:hAnsi="IBM Plex Sans"/>
         </w:rPr>
-        <w:shd w:fill="F2F0EC"/>
       </w:pPr>
       <w:r>
         <w:rPr>
@@ -6392,12 +6392,12 @@
     </w:p>
     <w:p>
       <w:pPr>
+        <w:shd w:fill="F2F0EC" w:val="clear"/>
         <w:spacing w:after="0" w:before="0" w:line="240" w:lineRule="auto"/>
         <w:jc w:val="left"/>
         <w:rPr>
           <w:rFonts w:ascii="IBM Plex Sans" w:cs="IBM Plex Sans" w:eastAsia="IBM Plex Sans" w:hAnsi="IBM Plex Sans"/>
         </w:rPr>
-        <w:shd w:fill="F2F0EC"/>
       </w:pPr>
       <w:r>
         <w:rPr>
@@ -6410,12 +6410,12 @@
     </w:p>
     <w:p>
       <w:pPr>
+        <w:shd w:fill="F2F0EC" w:val="clear"/>
         <w:spacing w:after="0" w:before="0" w:line="240" w:lineRule="auto"/>
         <w:jc w:val="left"/>
         <w:rPr>
           <w:rFonts w:ascii="IBM Plex Sans" w:cs="IBM Plex Sans" w:eastAsia="IBM Plex Sans" w:hAnsi="IBM Plex Sans"/>
         </w:rPr>
-        <w:shd w:fill="F2F0EC"/>
       </w:pPr>
       <w:r>
         <w:rPr>
@@ -6428,12 +6428,12 @@
     </w:p>
     <w:p>
       <w:pPr>
+        <w:shd w:fill="F2F0EC" w:val="clear"/>
         <w:spacing w:after="0" w:before="0" w:line="240" w:lineRule="auto"/>
         <w:jc w:val="left"/>
         <w:rPr>
           <w:rFonts w:ascii="IBM Plex Sans" w:cs="IBM Plex Sans" w:eastAsia="IBM Plex Sans" w:hAnsi="IBM Plex Sans"/>
         </w:rPr>
-        <w:shd w:fill="F2F0EC"/>
       </w:pPr>
       <w:r>
         <w:rPr>
@@ -6446,12 +6446,12 @@
     </w:p>
     <w:p>
       <w:pPr>
+        <w:shd w:fill="F2F0EC" w:val="clear"/>
         <w:spacing w:after="0" w:before="0" w:line="240" w:lineRule="auto"/>
         <w:jc w:val="left"/>
         <w:rPr>
           <w:rFonts w:ascii="IBM Plex Sans" w:cs="IBM Plex Sans" w:eastAsia="IBM Plex Sans" w:hAnsi="IBM Plex Sans"/>
         </w:rPr>
-        <w:shd w:fill="F2F0EC"/>
       </w:pPr>
       <w:r>
         <w:rPr>
@@ -6464,12 +6464,12 @@
     </w:p>
     <w:p>
       <w:pPr>
+        <w:shd w:fill="F2F0EC" w:val="clear"/>
         <w:spacing w:after="0" w:before="0" w:line="240" w:lineRule="auto"/>
         <w:jc w:val="left"/>
         <w:rPr>
           <w:rFonts w:ascii="IBM Plex Sans" w:cs="IBM Plex Sans" w:eastAsia="IBM Plex Sans" w:hAnsi="IBM Plex Sans"/>
         </w:rPr>
-        <w:shd w:fill="F2F0EC"/>
       </w:pPr>
       <w:r>
         <w:rPr>
@@ -6482,12 +6482,12 @@
     </w:p>
     <w:p>
       <w:pPr>
+        <w:shd w:fill="F2F0EC" w:val="clear"/>
         <w:spacing w:after="0" w:before="0" w:line="240" w:lineRule="auto"/>
         <w:jc w:val="left"/>
         <w:rPr>
           <w:rFonts w:ascii="IBM Plex Sans" w:cs="IBM Plex Sans" w:eastAsia="IBM Plex Sans" w:hAnsi="IBM Plex Sans"/>
         </w:rPr>
-        <w:shd w:fill="F2F0EC"/>
       </w:pPr>
       <w:r>
         <w:rPr>
@@ -6500,12 +6500,12 @@
     </w:p>
     <w:p>
       <w:pPr>
+        <w:shd w:fill="F2F0EC" w:val="clear"/>
         <w:spacing w:after="0" w:before="0" w:line="240" w:lineRule="auto"/>
         <w:jc w:val="left"/>
         <w:rPr>
           <w:rFonts w:ascii="IBM Plex Sans" w:cs="IBM Plex Sans" w:eastAsia="IBM Plex Sans" w:hAnsi="IBM Plex Sans"/>
         </w:rPr>
-        <w:shd w:fill="F2F0EC"/>
       </w:pPr>
       <w:r>
         <w:rPr>
@@ -6518,12 +6518,12 @@
     </w:p>
     <w:p>
       <w:pPr>
+        <w:shd w:fill="F2F0EC" w:val="clear"/>
         <w:spacing w:after="0" w:before="0" w:line="240" w:lineRule="auto"/>
         <w:jc w:val="left"/>
         <w:rPr>
           <w:rFonts w:ascii="IBM Plex Sans" w:cs="IBM Plex Sans" w:eastAsia="IBM Plex Sans" w:hAnsi="IBM Plex Sans"/>
         </w:rPr>
-        <w:shd w:fill="F2F0EC"/>
       </w:pPr>
       <w:r>
         <w:rPr>
@@ -6536,12 +6536,12 @@
     </w:p>
     <w:p>
       <w:pPr>
+        <w:shd w:fill="F2F0EC" w:val="clear"/>
         <w:spacing w:after="0" w:before="0" w:line="240" w:lineRule="auto"/>
         <w:jc w:val="left"/>
         <w:rPr>
           <w:rFonts w:ascii="IBM Plex Sans" w:cs="IBM Plex Sans" w:eastAsia="IBM Plex Sans" w:hAnsi="IBM Plex Sans"/>
         </w:rPr>
-        <w:shd w:fill="F2F0EC"/>
       </w:pPr>
       <w:r>
         <w:rPr>
@@ -6554,12 +6554,12 @@
     </w:p>
     <w:p>
       <w:pPr>
+        <w:shd w:fill="F2F0EC" w:val="clear"/>
         <w:spacing w:after="0" w:before="0" w:line="240" w:lineRule="auto"/>
         <w:jc w:val="left"/>
         <w:rPr>
           <w:rFonts w:ascii="IBM Plex Sans" w:cs="IBM Plex Sans" w:eastAsia="IBM Plex Sans" w:hAnsi="IBM Plex Sans"/>
         </w:rPr>
-        <w:shd w:fill="F2F0EC"/>
       </w:pPr>
       <w:r>
         <w:rPr>
@@ -6572,12 +6572,12 @@
     </w:p>
     <w:p>
       <w:pPr>
+        <w:shd w:fill="F2F0EC" w:val="clear"/>
         <w:spacing w:after="0" w:before="0" w:line="240" w:lineRule="auto"/>
         <w:jc w:val="left"/>
         <w:rPr>
           <w:rFonts w:ascii="IBM Plex Sans" w:cs="IBM Plex Sans" w:eastAsia="IBM Plex Sans" w:hAnsi="IBM Plex Sans"/>
         </w:rPr>
-        <w:shd w:fill="F2F0EC"/>
       </w:pPr>
       <w:r>
         <w:rPr>
@@ -6590,12 +6590,12 @@
     </w:p>
     <w:p>
       <w:pPr>
+        <w:shd w:fill="F2F0EC" w:val="clear"/>
         <w:spacing w:after="0" w:before="0" w:line="240" w:lineRule="auto"/>
         <w:jc w:val="left"/>
         <w:rPr>
           <w:rFonts w:ascii="IBM Plex Sans" w:cs="IBM Plex Sans" w:eastAsia="IBM Plex Sans" w:hAnsi="IBM Plex Sans"/>
         </w:rPr>
-        <w:shd w:fill="F2F0EC"/>
       </w:pPr>
       <w:r>
         <w:rPr>
@@ -6608,12 +6608,12 @@
     </w:p>
     <w:p>
       <w:pPr>
+        <w:shd w:fill="F2F0EC" w:val="clear"/>
         <w:spacing w:after="0" w:before="0" w:line="240" w:lineRule="auto"/>
         <w:jc w:val="left"/>
         <w:rPr>
           <w:rFonts w:ascii="IBM Plex Sans" w:cs="IBM Plex Sans" w:eastAsia="IBM Plex Sans" w:hAnsi="IBM Plex Sans"/>
         </w:rPr>
-        <w:shd w:fill="F2F0EC"/>
       </w:pPr>
       <w:r>
         <w:rPr>
@@ -6626,12 +6626,12 @@
     </w:p>
     <w:p>
       <w:pPr>
+        <w:shd w:fill="F2F0EC" w:val="clear"/>
         <w:spacing w:after="0" w:before="0" w:line="240" w:lineRule="auto"/>
         <w:jc w:val="left"/>
         <w:rPr>
           <w:rFonts w:ascii="IBM Plex Sans" w:cs="IBM Plex Sans" w:eastAsia="IBM Plex Sans" w:hAnsi="IBM Plex Sans"/>
         </w:rPr>
-        <w:shd w:fill="F2F0EC"/>
       </w:pPr>
       <w:r>
         <w:rPr>
@@ -6644,12 +6644,12 @@
     </w:p>
     <w:p>
       <w:pPr>
+        <w:shd w:fill="F2F0EC" w:val="clear"/>
         <w:spacing w:after="0" w:before="0" w:line="240" w:lineRule="auto"/>
         <w:jc w:val="left"/>
         <w:rPr>
           <w:rFonts w:ascii="IBM Plex Sans" w:cs="IBM Plex Sans" w:eastAsia="IBM Plex Sans" w:hAnsi="IBM Plex Sans"/>
         </w:rPr>
-        <w:shd w:fill="F2F0EC"/>
       </w:pPr>
       <w:r>
         <w:rPr>
@@ -6662,12 +6662,12 @@
     </w:p>
     <w:p>
       <w:pPr>
+        <w:shd w:fill="F2F0EC" w:val="clear"/>
         <w:spacing w:after="0" w:before="0" w:line="240" w:lineRule="auto"/>
         <w:jc w:val="left"/>
         <w:rPr>
           <w:rFonts w:ascii="IBM Plex Sans" w:cs="IBM Plex Sans" w:eastAsia="IBM Plex Sans" w:hAnsi="IBM Plex Sans"/>
         </w:rPr>
-        <w:shd w:fill="F2F0EC"/>
       </w:pPr>
       <w:r>
         <w:rPr>
@@ -6680,12 +6680,12 @@
     </w:p>
     <w:p>
       <w:pPr>
+        <w:shd w:fill="F2F0EC" w:val="clear"/>
         <w:spacing w:after="0" w:before="0" w:line="240" w:lineRule="auto"/>
         <w:jc w:val="left"/>
         <w:rPr>
           <w:rFonts w:ascii="IBM Plex Sans" w:cs="IBM Plex Sans" w:eastAsia="IBM Plex Sans" w:hAnsi="IBM Plex Sans"/>
         </w:rPr>
-        <w:shd w:fill="F2F0EC"/>
       </w:pPr>
       <w:r>
         <w:rPr>
@@ -6698,12 +6698,12 @@
     </w:p>
     <w:p>
       <w:pPr>
+        <w:shd w:fill="F2F0EC" w:val="clear"/>
         <w:spacing w:after="0" w:before="0" w:line="240" w:lineRule="auto"/>
         <w:jc w:val="left"/>
         <w:rPr>
           <w:rFonts w:ascii="IBM Plex Sans" w:cs="IBM Plex Sans" w:eastAsia="IBM Plex Sans" w:hAnsi="IBM Plex Sans"/>
         </w:rPr>
-        <w:shd w:fill="F2F0EC"/>
       </w:pPr>
       <w:r>
         <w:rPr>
@@ -6716,12 +6716,12 @@
     </w:p>
     <w:p>
       <w:pPr>
+        <w:shd w:fill="F2F0EC" w:val="clear"/>
         <w:spacing w:after="0" w:before="0" w:line="240" w:lineRule="auto"/>
         <w:jc w:val="left"/>
         <w:rPr>
           <w:rFonts w:ascii="IBM Plex Sans" w:cs="IBM Plex Sans" w:eastAsia="IBM Plex Sans" w:hAnsi="IBM Plex Sans"/>
         </w:rPr>
-        <w:shd w:fill="F2F0EC"/>
       </w:pPr>
       <w:r>
         <w:rPr>
@@ -6734,12 +6734,12 @@
     </w:p>
     <w:p>
       <w:pPr>
+        <w:shd w:fill="F2F0EC" w:val="clear"/>
         <w:spacing w:after="0" w:before="0" w:line="240" w:lineRule="auto"/>
         <w:jc w:val="left"/>
         <w:rPr>
           <w:rFonts w:ascii="IBM Plex Sans" w:cs="IBM Plex Sans" w:eastAsia="IBM Plex Sans" w:hAnsi="IBM Plex Sans"/>
         </w:rPr>
-        <w:shd w:fill="F2F0EC"/>
       </w:pPr>
       <w:r>
         <w:rPr>
@@ -6752,12 +6752,12 @@
     </w:p>
     <w:p>
       <w:pPr>
+        <w:shd w:fill="F2F0EC" w:val="clear"/>
         <w:spacing w:after="0" w:before="0" w:line="240" w:lineRule="auto"/>
         <w:jc w:val="left"/>
         <w:rPr>
           <w:rFonts w:ascii="IBM Plex Sans" w:cs="IBM Plex Sans" w:eastAsia="IBM Plex Sans" w:hAnsi="IBM Plex Sans"/>
         </w:rPr>
-        <w:shd w:fill="F2F0EC"/>
       </w:pPr>
       <w:r>
         <w:rPr>
@@ -6770,12 +6770,12 @@
     </w:p>
     <w:p>
       <w:pPr>
+        <w:shd w:fill="F2F0EC" w:val="clear"/>
         <w:spacing w:after="0" w:before="0" w:line="240" w:lineRule="auto"/>
         <w:jc w:val="left"/>
         <w:rPr>
           <w:rFonts w:ascii="IBM Plex Sans" w:cs="IBM Plex Sans" w:eastAsia="IBM Plex Sans" w:hAnsi="IBM Plex Sans"/>
         </w:rPr>
-        <w:shd w:fill="F2F0EC"/>
       </w:pPr>
       <w:r>
         <w:rPr>
@@ -6788,12 +6788,12 @@
     </w:p>
     <w:p>
       <w:pPr>
+        <w:shd w:fill="F2F0EC" w:val="clear"/>
         <w:spacing w:after="0" w:before="0" w:line="240" w:lineRule="auto"/>
         <w:jc w:val="left"/>
         <w:rPr>
           <w:rFonts w:ascii="IBM Plex Sans" w:cs="IBM Plex Sans" w:eastAsia="IBM Plex Sans" w:hAnsi="IBM Plex Sans"/>
         </w:rPr>
-        <w:shd w:fill="F2F0EC"/>
       </w:pPr>
       <w:r>
         <w:rPr>
@@ -6806,12 +6806,12 @@
     </w:p>
     <w:p>
       <w:pPr>
+        <w:shd w:fill="F2F0EC" w:val="clear"/>
         <w:spacing w:after="0" w:before="0" w:line="240" w:lineRule="auto"/>
         <w:jc w:val="left"/>
         <w:rPr>
           <w:rFonts w:ascii="IBM Plex Sans" w:cs="IBM Plex Sans" w:eastAsia="IBM Plex Sans" w:hAnsi="IBM Plex Sans"/>
         </w:rPr>
-        <w:shd w:fill="F2F0EC"/>
       </w:pPr>
       <w:r>
         <w:rPr>
@@ -6824,12 +6824,12 @@
     </w:p>
     <w:p>
       <w:pPr>
+        <w:shd w:fill="F2F0EC" w:val="clear"/>
         <w:spacing w:after="0" w:before="0" w:line="240" w:lineRule="auto"/>
         <w:jc w:val="left"/>
         <w:rPr>
           <w:rFonts w:ascii="IBM Plex Sans" w:cs="IBM Plex Sans" w:eastAsia="IBM Plex Sans" w:hAnsi="IBM Plex Sans"/>
         </w:rPr>
-        <w:shd w:fill="F2F0EC"/>
       </w:pPr>
       <w:r>
         <w:rPr>
@@ -6842,12 +6842,12 @@
     </w:p>
     <w:p>
       <w:pPr>
+        <w:shd w:fill="F2F0EC" w:val="clear"/>
         <w:spacing w:after="0" w:before="0" w:line="240" w:lineRule="auto"/>
         <w:jc w:val="left"/>
         <w:rPr>
           <w:rFonts w:ascii="IBM Plex Sans" w:cs="IBM Plex Sans" w:eastAsia="IBM Plex Sans" w:hAnsi="IBM Plex Sans"/>
         </w:rPr>
-        <w:shd w:fill="F2F0EC"/>
       </w:pPr>
       <w:r>
         <w:rPr>
@@ -6860,12 +6860,12 @@
     </w:p>
     <w:p>
       <w:pPr>
+        <w:shd w:fill="F2F0EC" w:val="clear"/>
         <w:spacing w:after="0" w:before="0" w:line="240" w:lineRule="auto"/>
         <w:jc w:val="left"/>
         <w:rPr>
           <w:rFonts w:ascii="IBM Plex Sans" w:cs="IBM Plex Sans" w:eastAsia="IBM Plex Sans" w:hAnsi="IBM Plex Sans"/>
         </w:rPr>
-        <w:shd w:fill="F2F0EC"/>
       </w:pPr>
       <w:r>
         <w:rPr>
@@ -6878,12 +6878,12 @@
     </w:p>
     <w:p>
       <w:pPr>
+        <w:shd w:fill="F2F0EC" w:val="clear"/>
         <w:spacing w:after="0" w:before="0" w:line="240" w:lineRule="auto"/>
         <w:jc w:val="left"/>
         <w:rPr>
           <w:rFonts w:ascii="IBM Plex Sans" w:cs="IBM Plex Sans" w:eastAsia="IBM Plex Sans" w:hAnsi="IBM Plex Sans"/>
         </w:rPr>
-        <w:shd w:fill="F2F0EC"/>
       </w:pPr>
       <w:r>
         <w:rPr>
@@ -6896,12 +6896,12 @@
     </w:p>
     <w:p>
       <w:pPr>
+        <w:shd w:fill="F2F0EC" w:val="clear"/>
         <w:spacing w:after="0" w:before="0" w:line="240" w:lineRule="auto"/>
         <w:jc w:val="left"/>
         <w:rPr>
           <w:rFonts w:ascii="IBM Plex Sans" w:cs="IBM Plex Sans" w:eastAsia="IBM Plex Sans" w:hAnsi="IBM Plex Sans"/>
         </w:rPr>
-        <w:shd w:fill="F2F0EC"/>
       </w:pPr>
       <w:r>
         <w:rPr>
@@ -6914,12 +6914,12 @@
     </w:p>
     <w:p>
       <w:pPr>
+        <w:shd w:fill="F2F0EC" w:val="clear"/>
         <w:spacing w:after="0" w:before="0" w:line="240" w:lineRule="auto"/>
         <w:jc w:val="left"/>
         <w:rPr>
           <w:rFonts w:ascii="IBM Plex Sans" w:cs="IBM Plex Sans" w:eastAsia="IBM Plex Sans" w:hAnsi="IBM Plex Sans"/>
         </w:rPr>
-        <w:shd w:fill="F2F0EC"/>
       </w:pPr>
       <w:r>
         <w:rPr>
@@ -6932,12 +6932,12 @@
     </w:p>
     <w:p>
       <w:pPr>
+        <w:shd w:fill="F2F0EC" w:val="clear"/>
         <w:spacing w:after="0" w:before="0" w:line="240" w:lineRule="auto"/>
         <w:jc w:val="left"/>
         <w:rPr>
           <w:rFonts w:ascii="IBM Plex Sans" w:cs="IBM Plex Sans" w:eastAsia="IBM Plex Sans" w:hAnsi="IBM Plex Sans"/>
         </w:rPr>
-        <w:shd w:fill="F2F0EC"/>
       </w:pPr>
       <w:r>
         <w:rPr>
@@ -6950,12 +6950,12 @@
     </w:p>
     <w:p>
       <w:pPr>
+        <w:shd w:fill="F2F0EC" w:val="clear"/>
         <w:spacing w:after="0" w:before="0" w:line="240" w:lineRule="auto"/>
         <w:jc w:val="left"/>
         <w:rPr>
           <w:rFonts w:ascii="IBM Plex Sans" w:cs="IBM Plex Sans" w:eastAsia="IBM Plex Sans" w:hAnsi="IBM Plex Sans"/>
         </w:rPr>
-        <w:shd w:fill="F2F0EC"/>
       </w:pPr>
       <w:r>
         <w:rPr>
@@ -6968,12 +6968,12 @@
     </w:p>
     <w:p>
       <w:pPr>
+        <w:shd w:fill="F2F0EC" w:val="clear"/>
         <w:spacing w:after="0" w:before="0" w:line="240" w:lineRule="auto"/>
         <w:jc w:val="left"/>
         <w:rPr>
           <w:rFonts w:ascii="IBM Plex Sans" w:cs="IBM Plex Sans" w:eastAsia="IBM Plex Sans" w:hAnsi="IBM Plex Sans"/>
         </w:rPr>
-        <w:shd w:fill="F2F0EC"/>
       </w:pPr>
       <w:r>
         <w:rPr>
@@ -6986,12 +6986,12 @@
     </w:p>
     <w:p>
       <w:pPr>
+        <w:shd w:fill="F2F0EC" w:val="clear"/>
         <w:spacing w:after="0" w:before="0" w:line="240" w:lineRule="auto"/>
         <w:jc w:val="left"/>
         <w:rPr>
           <w:rFonts w:ascii="IBM Plex Sans" w:cs="IBM Plex Sans" w:eastAsia="IBM Plex Sans" w:hAnsi="IBM Plex Sans"/>
         </w:rPr>
-        <w:shd w:fill="F2F0EC"/>
       </w:pPr>
       <w:r>
         <w:rPr>
@@ -7004,12 +7004,12 @@
     </w:p>
     <w:p>
       <w:pPr>
+        <w:shd w:fill="F2F0EC" w:val="clear"/>
         <w:spacing w:after="0" w:before="0" w:line="240" w:lineRule="auto"/>
         <w:jc w:val="left"/>
         <w:rPr>
           <w:rFonts w:ascii="IBM Plex Sans" w:cs="IBM Plex Sans" w:eastAsia="IBM Plex Sans" w:hAnsi="IBM Plex Sans"/>
         </w:rPr>
-        <w:shd w:fill="F2F0EC"/>
       </w:pPr>
       <w:r>
         <w:rPr>
@@ -7022,12 +7022,12 @@
     </w:p>
     <w:p>
       <w:pPr>
+        <w:shd w:fill="F2F0EC" w:val="clear"/>
         <w:spacing w:after="0" w:before="0" w:line="240" w:lineRule="auto"/>
         <w:jc w:val="left"/>
         <w:rPr>
           <w:rFonts w:ascii="IBM Plex Sans" w:cs="IBM Plex Sans" w:eastAsia="IBM Plex Sans" w:hAnsi="IBM Plex Sans"/>
         </w:rPr>
-        <w:shd w:fill="F2F0EC"/>
       </w:pPr>
       <w:r>
         <w:rPr>
@@ -7040,12 +7040,12 @@
     </w:p>
     <w:p>
       <w:pPr>
+        <w:shd w:fill="F2F0EC" w:val="clear"/>
         <w:spacing w:after="0" w:before="0" w:line="240" w:lineRule="auto"/>
         <w:jc w:val="left"/>
         <w:rPr>
           <w:rFonts w:ascii="IBM Plex Sans" w:cs="IBM Plex Sans" w:eastAsia="IBM Plex Sans" w:hAnsi="IBM Plex Sans"/>
         </w:rPr>
-        <w:shd w:fill="F2F0EC"/>
       </w:pPr>
       <w:r>
         <w:rPr>
@@ -7058,12 +7058,12 @@
     </w:p>
     <w:p>
       <w:pPr>
+        <w:shd w:fill="F2F0EC" w:val="clear"/>
         <w:spacing w:after="0" w:before="0" w:line="240" w:lineRule="auto"/>
         <w:jc w:val="left"/>
         <w:rPr>
           <w:rFonts w:ascii="IBM Plex Sans" w:cs="IBM Plex Sans" w:eastAsia="IBM Plex Sans" w:hAnsi="IBM Plex Sans"/>
         </w:rPr>
-        <w:shd w:fill="F2F0EC"/>
       </w:pPr>
       <w:r>
         <w:rPr>
@@ -7076,12 +7076,12 @@
     </w:p>
     <w:p>
       <w:pPr>
+        <w:shd w:fill="F2F0EC" w:val="clear"/>
         <w:spacing w:after="0" w:before="0" w:line="240" w:lineRule="auto"/>
         <w:jc w:val="left"/>
         <w:rPr>
           <w:rFonts w:ascii="IBM Plex Sans" w:cs="IBM Plex Sans" w:eastAsia="IBM Plex Sans" w:hAnsi="IBM Plex Sans"/>
         </w:rPr>
-        <w:shd w:fill="F2F0EC"/>
       </w:pPr>
       <w:r>
         <w:rPr>
@@ -7094,12 +7094,12 @@
     </w:p>
     <w:p>
       <w:pPr>
+        <w:shd w:fill="F2F0EC" w:val="clear"/>
         <w:spacing w:after="0" w:before="0" w:line="240" w:lineRule="auto"/>
         <w:jc w:val="left"/>
         <w:rPr>
           <w:rFonts w:ascii="IBM Plex Sans" w:cs="IBM Plex Sans" w:eastAsia="IBM Plex Sans" w:hAnsi="IBM Plex Sans"/>
         </w:rPr>
-        <w:shd w:fill="F2F0EC"/>
       </w:pPr>
       <w:r>
         <w:rPr>
@@ -7112,12 +7112,12 @@
     </w:p>
     <w:p>
       <w:pPr>
+        <w:shd w:fill="F2F0EC" w:val="clear"/>
         <w:spacing w:after="0" w:before="0" w:line="240" w:lineRule="auto"/>
         <w:jc w:val="left"/>
         <w:rPr>
           <w:rFonts w:ascii="IBM Plex Sans" w:cs="IBM Plex Sans" w:eastAsia="IBM Plex Sans" w:hAnsi="IBM Plex Sans"/>
         </w:rPr>
-        <w:shd w:fill="F2F0EC"/>
       </w:pPr>
       <w:r>
         <w:rPr>
@@ -7130,12 +7130,12 @@
     </w:p>
     <w:p>
       <w:pPr>
+        <w:shd w:fill="F2F0EC" w:val="clear"/>
         <w:spacing w:after="0" w:before="0" w:line="240" w:lineRule="auto"/>
         <w:jc w:val="left"/>
         <w:rPr>
           <w:rFonts w:ascii="IBM Plex Sans" w:cs="IBM Plex Sans" w:eastAsia="IBM Plex Sans" w:hAnsi="IBM Plex Sans"/>
         </w:rPr>
-        <w:shd w:fill="F2F0EC"/>
       </w:pPr>
       <w:r>
         <w:rPr>
@@ -7148,12 +7148,12 @@
     </w:p>
     <w:p>
       <w:pPr>
+        <w:shd w:fill="F2F0EC" w:val="clear"/>
         <w:spacing w:after="0" w:before="0" w:line="240" w:lineRule="auto"/>
         <w:jc w:val="left"/>
         <w:rPr>
           <w:rFonts w:ascii="IBM Plex Sans" w:cs="IBM Plex Sans" w:eastAsia="IBM Plex Sans" w:hAnsi="IBM Plex Sans"/>
         </w:rPr>
-        <w:shd w:fill="F2F0EC"/>
       </w:pPr>
       <w:r>
         <w:rPr>
@@ -7166,12 +7166,12 @@
     </w:p>
     <w:p>
       <w:pPr>
+        <w:shd w:fill="F2F0EC" w:val="clear"/>
         <w:spacing w:after="0" w:before="0" w:line="240" w:lineRule="auto"/>
         <w:jc w:val="left"/>
         <w:rPr>
           <w:rFonts w:ascii="IBM Plex Sans" w:cs="IBM Plex Sans" w:eastAsia="IBM Plex Sans" w:hAnsi="IBM Plex Sans"/>
         </w:rPr>
-        <w:shd w:fill="F2F0EC"/>
       </w:pPr>
       <w:r>
         <w:rPr>
@@ -7349,12 +7349,12 @@
     </w:p>
     <w:p>
       <w:pPr>
+        <w:shd w:fill="F2F0EC" w:val="clear"/>
         <w:spacing w:after="0" w:before="0" w:lineRule="auto"/>
         <w:jc w:val="left"/>
         <w:rPr>
           <w:rFonts w:ascii="IBM Plex Sans" w:cs="IBM Plex Sans" w:eastAsia="IBM Plex Sans" w:hAnsi="IBM Plex Sans"/>
         </w:rPr>
-        <w:shd w:fill="F2F0EC"/>
       </w:pPr>
       <w:r>
         <w:rPr>
@@ -7367,12 +7367,12 @@
     </w:p>
     <w:p>
       <w:pPr>
+        <w:shd w:fill="F2F0EC" w:val="clear"/>
         <w:spacing w:after="0" w:before="0" w:lineRule="auto"/>
         <w:jc w:val="left"/>
         <w:rPr>
           <w:rFonts w:ascii="IBM Plex Sans" w:cs="IBM Plex Sans" w:eastAsia="IBM Plex Sans" w:hAnsi="IBM Plex Sans"/>
         </w:rPr>
-        <w:shd w:fill="F2F0EC"/>
       </w:pPr>
       <w:r>
         <w:rPr>
@@ -7385,12 +7385,12 @@
     </w:p>
     <w:p>
       <w:pPr>
+        <w:shd w:fill="F2F0EC" w:val="clear"/>
         <w:spacing w:after="0" w:before="0" w:lineRule="auto"/>
         <w:jc w:val="left"/>
         <w:rPr>
           <w:rFonts w:ascii="IBM Plex Sans" w:cs="IBM Plex Sans" w:eastAsia="IBM Plex Sans" w:hAnsi="IBM Plex Sans"/>
         </w:rPr>
-        <w:shd w:fill="F2F0EC"/>
       </w:pPr>
       <w:r>
         <w:rPr>
@@ -7403,12 +7403,12 @@
     </w:p>
     <w:p>
       <w:pPr>
+        <w:shd w:fill="F2F0EC" w:val="clear"/>
         <w:spacing w:after="0" w:before="0" w:lineRule="auto"/>
         <w:jc w:val="left"/>
         <w:rPr>
           <w:rFonts w:ascii="IBM Plex Sans" w:cs="IBM Plex Sans" w:eastAsia="IBM Plex Sans" w:hAnsi="IBM Plex Sans"/>
         </w:rPr>
-        <w:shd w:fill="F2F0EC"/>
       </w:pPr>
       <w:r>
         <w:rPr>
@@ -7421,12 +7421,12 @@
     </w:p>
     <w:p>
       <w:pPr>
+        <w:shd w:fill="F2F0EC" w:val="clear"/>
         <w:spacing w:after="0" w:before="0" w:lineRule="auto"/>
         <w:jc w:val="left"/>
         <w:rPr>
           <w:rFonts w:ascii="IBM Plex Sans" w:cs="IBM Plex Sans" w:eastAsia="IBM Plex Sans" w:hAnsi="IBM Plex Sans"/>
         </w:rPr>
-        <w:shd w:fill="F2F0EC"/>
       </w:pPr>
       <w:r>
         <w:rPr>
@@ -7439,12 +7439,12 @@
     </w:p>
     <w:p>
       <w:pPr>
+        <w:shd w:fill="F2F0EC" w:val="clear"/>
         <w:spacing w:after="0" w:before="0" w:lineRule="auto"/>
         <w:jc w:val="left"/>
         <w:rPr>
           <w:rFonts w:ascii="IBM Plex Sans" w:cs="IBM Plex Sans" w:eastAsia="IBM Plex Sans" w:hAnsi="IBM Plex Sans"/>
         </w:rPr>
-        <w:shd w:fill="F2F0EC"/>
       </w:pPr>
       <w:r>
         <w:rPr>
@@ -7457,12 +7457,12 @@
     </w:p>
     <w:p>
       <w:pPr>
+        <w:shd w:fill="F2F0EC" w:val="clear"/>
         <w:spacing w:after="0" w:before="0" w:lineRule="auto"/>
         <w:jc w:val="left"/>
         <w:rPr>
           <w:rFonts w:ascii="IBM Plex Sans" w:cs="IBM Plex Sans" w:eastAsia="IBM Plex Sans" w:hAnsi="IBM Plex Sans"/>
         </w:rPr>
-        <w:shd w:fill="F2F0EC"/>
       </w:pPr>
       <w:r>
         <w:rPr>
@@ -7475,12 +7475,12 @@
     </w:p>
     <w:p>
       <w:pPr>
+        <w:shd w:fill="F2F0EC" w:val="clear"/>
         <w:spacing w:after="0" w:before="0" w:lineRule="auto"/>
         <w:jc w:val="left"/>
         <w:rPr>
           <w:rFonts w:ascii="IBM Plex Sans" w:cs="IBM Plex Sans" w:eastAsia="IBM Plex Sans" w:hAnsi="IBM Plex Sans"/>
         </w:rPr>
-        <w:shd w:fill="F2F0EC"/>
       </w:pPr>
       <w:r>
         <w:rPr>
@@ -7493,12 +7493,12 @@
     </w:p>
     <w:p>
       <w:pPr>
+        <w:shd w:fill="F2F0EC" w:val="clear"/>
         <w:spacing w:after="0" w:before="0" w:lineRule="auto"/>
         <w:jc w:val="left"/>
         <w:rPr>
           <w:rFonts w:ascii="IBM Plex Sans" w:cs="IBM Plex Sans" w:eastAsia="IBM Plex Sans" w:hAnsi="IBM Plex Sans"/>
         </w:rPr>
-        <w:shd w:fill="F2F0EC"/>
       </w:pPr>
       <w:r>
         <w:rPr>
@@ -7511,12 +7511,12 @@
     </w:p>
     <w:p>
       <w:pPr>
+        <w:shd w:fill="F2F0EC" w:val="clear"/>
         <w:spacing w:after="0" w:before="0" w:lineRule="auto"/>
         <w:jc w:val="left"/>
         <w:rPr>
           <w:rFonts w:ascii="IBM Plex Sans" w:cs="IBM Plex Sans" w:eastAsia="IBM Plex Sans" w:hAnsi="IBM Plex Sans"/>
         </w:rPr>
-        <w:shd w:fill="F2F0EC"/>
       </w:pPr>
       <w:r>
         <w:rPr>
@@ -7529,12 +7529,12 @@
     </w:p>
     <w:p>
       <w:pPr>
+        <w:shd w:fill="F2F0EC" w:val="clear"/>
         <w:spacing w:after="0" w:before="0" w:lineRule="auto"/>
         <w:jc w:val="left"/>
         <w:rPr>
           <w:rFonts w:ascii="IBM Plex Sans" w:cs="IBM Plex Sans" w:eastAsia="IBM Plex Sans" w:hAnsi="IBM Plex Sans"/>
         </w:rPr>
-        <w:shd w:fill="F2F0EC"/>
       </w:pPr>
       <w:r>
         <w:rPr>
@@ -7547,12 +7547,12 @@
     </w:p>
     <w:p>
       <w:pPr>
+        <w:shd w:fill="F2F0EC" w:val="clear"/>
         <w:spacing w:after="0" w:before="0" w:lineRule="auto"/>
         <w:jc w:val="left"/>
         <w:rPr>
           <w:rFonts w:ascii="IBM Plex Sans" w:cs="IBM Plex Sans" w:eastAsia="IBM Plex Sans" w:hAnsi="IBM Plex Sans"/>
         </w:rPr>
-        <w:shd w:fill="F2F0EC"/>
       </w:pPr>
       <w:r>
         <w:rPr>
@@ -7565,12 +7565,12 @@
     </w:p>
     <w:p>
       <w:pPr>
+        <w:shd w:fill="F2F0EC" w:val="clear"/>
         <w:spacing w:after="0" w:before="0" w:lineRule="auto"/>
         <w:jc w:val="left"/>
         <w:rPr>
           <w:rFonts w:ascii="IBM Plex Sans" w:cs="IBM Plex Sans" w:eastAsia="IBM Plex Sans" w:hAnsi="IBM Plex Sans"/>
         </w:rPr>
-        <w:shd w:fill="F2F0EC"/>
       </w:pPr>
       <w:r>
         <w:rPr>
@@ -7583,12 +7583,12 @@
     </w:p>
     <w:p>
       <w:pPr>
+        <w:shd w:fill="F2F0EC" w:val="clear"/>
         <w:spacing w:after="0" w:before="0" w:lineRule="auto"/>
         <w:jc w:val="left"/>
         <w:rPr>
           <w:rFonts w:ascii="IBM Plex Sans" w:cs="IBM Plex Sans" w:eastAsia="IBM Plex Sans" w:hAnsi="IBM Plex Sans"/>
         </w:rPr>
-        <w:shd w:fill="F2F0EC"/>
       </w:pPr>
       <w:r>
         <w:rPr>
@@ -7601,12 +7601,12 @@
     </w:p>
     <w:p>
       <w:pPr>
+        <w:shd w:fill="F2F0EC" w:val="clear"/>
         <w:spacing w:after="0" w:before="0" w:lineRule="auto"/>
         <w:jc w:val="left"/>
         <w:rPr>
           <w:rFonts w:ascii="IBM Plex Sans" w:cs="IBM Plex Sans" w:eastAsia="IBM Plex Sans" w:hAnsi="IBM Plex Sans"/>
         </w:rPr>
-        <w:shd w:fill="F2F0EC"/>
       </w:pPr>
       <w:r>
         <w:rPr>
@@ -7619,12 +7619,12 @@
     </w:p>
     <w:p>
       <w:pPr>
+        <w:shd w:fill="F2F0EC" w:val="clear"/>
         <w:spacing w:after="0" w:before="0" w:lineRule="auto"/>
         <w:jc w:val="left"/>
         <w:rPr>
           <w:rFonts w:ascii="IBM Plex Sans" w:cs="IBM Plex Sans" w:eastAsia="IBM Plex Sans" w:hAnsi="IBM Plex Sans"/>
         </w:rPr>
-        <w:shd w:fill="F2F0EC"/>
       </w:pPr>
       <w:r>
         <w:rPr>
@@ -7637,12 +7637,12 @@
     </w:p>
     <w:p>
       <w:pPr>
+        <w:shd w:fill="F2F0EC" w:val="clear"/>
         <w:spacing w:after="0" w:before="0" w:lineRule="auto"/>
         <w:jc w:val="left"/>
         <w:rPr>
           <w:rFonts w:ascii="IBM Plex Sans" w:cs="IBM Plex Sans" w:eastAsia="IBM Plex Sans" w:hAnsi="IBM Plex Sans"/>
         </w:rPr>
-        <w:shd w:fill="F2F0EC"/>
       </w:pPr>
       <w:r>
         <w:rPr>
@@ -7655,12 +7655,12 @@
     </w:p>
     <w:p>
       <w:pPr>
+        <w:shd w:fill="F2F0EC" w:val="clear"/>
         <w:spacing w:after="0" w:before="0" w:lineRule="auto"/>
         <w:jc w:val="left"/>
         <w:rPr>
           <w:rFonts w:ascii="IBM Plex Sans" w:cs="IBM Plex Sans" w:eastAsia="IBM Plex Sans" w:hAnsi="IBM Plex Sans"/>
         </w:rPr>
-        <w:shd w:fill="F2F0EC"/>
       </w:pPr>
       <w:r>
         <w:rPr>
@@ -7673,12 +7673,12 @@
     </w:p>
     <w:p>
       <w:pPr>
+        <w:shd w:fill="F2F0EC" w:val="clear"/>
         <w:spacing w:after="0" w:before="0" w:lineRule="auto"/>
         <w:jc w:val="left"/>
         <w:rPr>
           <w:rFonts w:ascii="IBM Plex Sans" w:cs="IBM Plex Sans" w:eastAsia="IBM Plex Sans" w:hAnsi="IBM Plex Sans"/>
         </w:rPr>
-        <w:shd w:fill="F2F0EC"/>
       </w:pPr>
       <w:r>
         <w:rPr>
@@ -7707,8 +7707,8 @@
       </w:r>
       <w:sdt>
         <w:sdtPr>
+          <w:tag w:val="goog_rdk_8"/>
           <w:id w:val="-1525466884"/>
-          <w:tag w:val="goog_rdk_8"/>
         </w:sdtPr>
         <w:sdtContent>
           <w:commentRangeStart w:id="5"/>
@@ -7763,7 +7763,7 @@
         <w:tc>
           <w:tcPr>
             <w:tcW w:type="dxa" w:w="1625"/>
-            <w:shd w:fill="1E3A5F"/>
+            <w:shd w:fill="1E3A5F" w:val="clear"/>
           </w:tcPr>
           <w:p>
             <w:r>
@@ -7785,7 +7785,7 @@
         <w:tc>
           <w:tcPr>
             <w:tcW w:type="dxa" w:w="3212"/>
-            <w:shd w:fill="1E3A5F"/>
+            <w:shd w:fill="1E3A5F" w:val="clear"/>
           </w:tcPr>
           <w:p>
             <w:r>
@@ -7807,7 +7807,7 @@
         <w:tc>
           <w:tcPr>
             <w:tcW w:type="dxa" w:w="4001"/>
-            <w:shd w:fill="1E3A5F"/>
+            <w:shd w:fill="1E3A5F" w:val="clear"/>
           </w:tcPr>
           <w:p>
             <w:r>
@@ -9105,8 +9105,8 @@
       </w:r>
       <w:sdt>
         <w:sdtPr>
+          <w:tag w:val="goog_rdk_9"/>
           <w:id w:val="361606423"/>
-          <w:tag w:val="goog_rdk_9"/>
         </w:sdtPr>
         <w:sdtContent>
           <w:commentRangeStart w:id="6"/>
@@ -9450,8 +9450,8 @@
       </w:pPr>
       <w:sdt>
         <w:sdtPr>
+          <w:tag w:val="goog_rdk_10"/>
           <w:id w:val="1427354661"/>
-          <w:tag w:val="goog_rdk_10"/>
         </w:sdtPr>
         <w:sdtContent>
           <w:commentRangeStart w:id="7"/>
@@ -9509,7 +9509,7 @@
         <w:tc>
           <w:tcPr>
             <w:tcW w:type="dxa" w:w="680"/>
-            <w:shd w:fill="1E3A5F"/>
+            <w:shd w:fill="1E3A5F" w:val="clear"/>
           </w:tcPr>
           <w:p>
             <w:r>
@@ -9531,7 +9531,7 @@
         <w:tc>
           <w:tcPr>
             <w:tcW w:type="dxa" w:w="1730"/>
-            <w:shd w:fill="1E3A5F"/>
+            <w:shd w:fill="1E3A5F" w:val="clear"/>
           </w:tcPr>
           <w:p>
             <w:r>
@@ -9553,7 +9553,7 @@
         <w:tc>
           <w:tcPr>
             <w:tcW w:type="dxa" w:w="1100"/>
-            <w:shd w:fill="1E3A5F"/>
+            <w:shd w:fill="1E3A5F" w:val="clear"/>
           </w:tcPr>
           <w:p>
             <w:r>
@@ -9575,7 +9575,7 @@
         <w:tc>
           <w:tcPr>
             <w:tcW w:type="dxa" w:w="2423"/>
-            <w:shd w:fill="1E3A5F"/>
+            <w:shd w:fill="1E3A5F" w:val="clear"/>
           </w:tcPr>
           <w:p>
             <w:r>
@@ -9597,7 +9597,7 @@
         <w:tc>
           <w:tcPr>
             <w:tcW w:type="dxa" w:w="1385"/>
-            <w:shd w:fill="1E3A5F"/>
+            <w:shd w:fill="1E3A5F" w:val="clear"/>
           </w:tcPr>
           <w:p>
             <w:r>
@@ -9619,7 +9619,7 @@
         <w:tc>
           <w:tcPr>
             <w:tcW w:type="dxa" w:w="1520"/>
-            <w:shd w:fill="1E3A5F"/>
+            <w:shd w:fill="1E3A5F" w:val="clear"/>
           </w:tcPr>
           <w:p>
             <w:r>
@@ -11316,8 +11316,8 @@
       </w:r>
       <w:sdt>
         <w:sdtPr>
+          <w:tag w:val="goog_rdk_12"/>
           <w:id w:val="1345811660"/>
-          <w:tag w:val="goog_rdk_12"/>
         </w:sdtPr>
         <w:sdtContent>
           <w:commentRangeStart w:id="9"/>
@@ -11374,7 +11374,7 @@
         <w:tc>
           <w:tcPr>
             <w:tcW w:type="dxa" w:w="785"/>
-            <w:shd w:fill="1E3A5F"/>
+            <w:shd w:fill="1E3A5F" w:val="clear"/>
           </w:tcPr>
           <w:p>
             <w:r>
@@ -11396,7 +11396,7 @@
         <w:tc>
           <w:tcPr>
             <w:tcW w:type="dxa" w:w="1730"/>
-            <w:shd w:fill="1E3A5F"/>
+            <w:shd w:fill="1E3A5F" w:val="clear"/>
           </w:tcPr>
           <w:p>
             <w:r>
@@ -11418,7 +11418,7 @@
         <w:tc>
           <w:tcPr>
             <w:tcW w:type="dxa" w:w="1625"/>
-            <w:shd w:fill="1E3A5F"/>
+            <w:shd w:fill="1E3A5F" w:val="clear"/>
           </w:tcPr>
           <w:p>
             <w:r>
@@ -11440,7 +11440,7 @@
         <w:tc>
           <w:tcPr>
             <w:tcW w:type="dxa" w:w="3315"/>
-            <w:shd w:fill="1E3A5F"/>
+            <w:shd w:fill="1E3A5F" w:val="clear"/>
           </w:tcPr>
           <w:p>
             <w:r>
@@ -11462,7 +11462,7 @@
         <w:tc>
           <w:tcPr>
             <w:tcW w:type="dxa" w:w="1385"/>
-            <w:shd w:fill="1E3A5F"/>
+            <w:shd w:fill="1E3A5F" w:val="clear"/>
           </w:tcPr>
           <w:p>
             <w:r>
@@ -12367,7 +12367,7 @@
         <w:tc>
           <w:tcPr>
             <w:tcW w:type="dxa" w:w="785"/>
-            <w:shd w:fill="1E3A5F"/>
+            <w:shd w:fill="1E3A5F" w:val="clear"/>
           </w:tcPr>
           <w:p>
             <w:pPr>
@@ -12386,7 +12386,7 @@
         <w:tc>
           <w:tcPr>
             <w:tcW w:type="dxa" w:w="1310"/>
-            <w:shd w:fill="1E3A5F"/>
+            <w:shd w:fill="1E3A5F" w:val="clear"/>
           </w:tcPr>
           <w:p>
             <w:pPr>
@@ -12405,7 +12405,7 @@
         <w:tc>
           <w:tcPr>
             <w:tcW w:type="dxa" w:w="890"/>
-            <w:shd w:fill="1E3A5F"/>
+            <w:shd w:fill="1E3A5F" w:val="clear"/>
           </w:tcPr>
           <w:p>
             <w:pPr>
@@ -12424,7 +12424,7 @@
         <w:tc>
           <w:tcPr>
             <w:tcW w:type="dxa" w:w="2370"/>
-            <w:shd w:fill="1E3A5F"/>
+            <w:shd w:fill="1E3A5F" w:val="clear"/>
           </w:tcPr>
           <w:p>
             <w:pPr>
@@ -12443,7 +12443,7 @@
         <w:tc>
           <w:tcPr>
             <w:tcW w:type="dxa" w:w="1963"/>
-            <w:shd w:fill="1E3A5F"/>
+            <w:shd w:fill="1E3A5F" w:val="clear"/>
           </w:tcPr>
           <w:p>
             <w:pPr>
@@ -12462,7 +12462,7 @@
         <w:tc>
           <w:tcPr>
             <w:tcW w:type="dxa" w:w="1520"/>
-            <w:shd w:fill="1E3A5F"/>
+            <w:shd w:fill="1E3A5F" w:val="clear"/>
           </w:tcPr>
           <w:p>
             <w:r>
@@ -14132,8 +14132,8 @@
       </w:pPr>
       <w:sdt>
         <w:sdtPr>
+          <w:tag w:val="goog_rdk_13"/>
           <w:id w:val="-381068389"/>
-          <w:tag w:val="goog_rdk_13"/>
         </w:sdtPr>
         <w:sdtContent/>
       </w:sdt>
@@ -14170,8 +14170,8 @@
       </w:pPr>
       <w:sdt>
         <w:sdtPr>
+          <w:tag w:val="goog_rdk_13"/>
           <w:id w:val="-381068389"/>
-          <w:tag w:val="goog_rdk_13"/>
         </w:sdtPr>
         <w:sdtContent>
           <w:commentRangeStart w:id="10"/>
@@ -14389,7 +14389,7 @@
         <w:tc>
           <w:tcPr>
             <w:tcW w:type="dxa" w:w="869"/>
-            <w:shd w:fill="1E3A5F"/>
+            <w:shd w:fill="1E3A5F" w:val="clear"/>
           </w:tcPr>
           <w:p>
             <w:r>
@@ -14411,7 +14411,7 @@
         <w:tc>
           <w:tcPr>
             <w:tcW w:type="dxa" w:w="1952"/>
-            <w:shd w:fill="1E3A5F"/>
+            <w:shd w:fill="1E3A5F" w:val="clear"/>
           </w:tcPr>
           <w:p>
             <w:r>
@@ -14433,7 +14433,7 @@
         <w:tc>
           <w:tcPr>
             <w:tcW w:type="dxa" w:w="4560"/>
-            <w:shd w:fill="1E3A5F"/>
+            <w:shd w:fill="1E3A5F" w:val="clear"/>
           </w:tcPr>
           <w:p>
             <w:r>
@@ -14455,7 +14455,7 @@
         <w:tc>
           <w:tcPr>
             <w:tcW w:type="dxa" w:w="1455"/>
-            <w:shd w:fill="1E3A5F"/>
+            <w:shd w:fill="1E3A5F" w:val="clear"/>
           </w:tcPr>
           <w:p>
             <w:r>
@@ -15062,7 +15062,7 @@
         <w:tc>
           <w:tcPr>
             <w:tcW w:type="dxa" w:w="905"/>
-            <w:shd w:fill="1E3A5F"/>
+            <w:shd w:fill="1E3A5F" w:val="clear"/>
           </w:tcPr>
           <w:p>
             <w:r>
@@ -15084,7 +15084,7 @@
         <w:tc>
           <w:tcPr>
             <w:tcW w:type="dxa" w:w="1681"/>
-            <w:shd w:fill="1E3A5F"/>
+            <w:shd w:fill="1E3A5F" w:val="clear"/>
           </w:tcPr>
           <w:p>
             <w:r>
@@ -15106,7 +15106,7 @@
         <w:tc>
           <w:tcPr>
             <w:tcW w:type="dxa" w:w="1135"/>
-            <w:shd w:fill="1E3A5F"/>
+            <w:shd w:fill="1E3A5F" w:val="clear"/>
           </w:tcPr>
           <w:p>
             <w:r>
@@ -15128,7 +15128,7 @@
         <w:tc>
           <w:tcPr>
             <w:tcW w:type="dxa" w:w="4107"/>
-            <w:shd w:fill="1E3A5F"/>
+            <w:shd w:fill="1E3A5F" w:val="clear"/>
           </w:tcPr>
           <w:p>
             <w:r>
@@ -15150,7 +15150,7 @@
         <w:tc>
           <w:tcPr>
             <w:tcW w:type="dxa" w:w="1012"/>
-            <w:shd w:fill="1E3A5F"/>
+            <w:shd w:fill="1E3A5F" w:val="clear"/>
           </w:tcPr>
           <w:p>
             <w:r>
@@ -16159,7 +16159,7 @@
         <w:tc>
           <w:tcPr>
             <w:tcW w:type="dxa" w:w="785"/>
-            <w:shd w:fill="1E3A5F"/>
+            <w:shd w:fill="1E3A5F" w:val="clear"/>
           </w:tcPr>
           <w:p>
             <w:r>
@@ -16181,7 +16181,7 @@
         <w:tc>
           <w:tcPr>
             <w:tcW w:type="dxa" w:w="1510"/>
-            <w:shd w:fill="1E3A5F"/>
+            <w:shd w:fill="1E3A5F" w:val="clear"/>
           </w:tcPr>
           <w:p>
             <w:r>
@@ -16203,7 +16203,7 @@
         <w:tc>
           <w:tcPr>
             <w:tcW w:type="dxa" w:w="2225"/>
-            <w:shd w:fill="1E3A5F"/>
+            <w:shd w:fill="1E3A5F" w:val="clear"/>
           </w:tcPr>
           <w:p>
             <w:r>
@@ -16225,7 +16225,7 @@
         <w:tc>
           <w:tcPr>
             <w:tcW w:type="dxa" w:w="2685"/>
-            <w:shd w:fill="1E3A5F"/>
+            <w:shd w:fill="1E3A5F" w:val="clear"/>
           </w:tcPr>
           <w:p>
             <w:r>
@@ -16247,7 +16247,7 @@
         <w:tc>
           <w:tcPr>
             <w:tcW w:type="dxa" w:w="1635"/>
-            <w:shd w:fill="1E3A5F"/>
+            <w:shd w:fill="1E3A5F" w:val="clear"/>
           </w:tcPr>
           <w:p>
             <w:r>
@@ -17890,7 +17890,7 @@
         <w:tc>
           <w:tcPr>
             <w:tcW w:type="dxa" w:w="1105"/>
-            <w:shd w:fill="1E3A5F"/>
+            <w:shd w:fill="1E3A5F" w:val="clear"/>
           </w:tcPr>
           <w:p>
             <w:pPr>
@@ -17900,8 +17900,8 @@
             </w:pPr>
             <w:sdt>
               <w:sdtPr>
+                <w:tag w:val="goog_rdk_14"/>
                 <w:id w:val="-1506028332"/>
-                <w:tag w:val="goog_rdk_14"/>
               </w:sdtPr>
               <w:sdtContent>
                 <w:commentRangeStart w:id="11"/>
@@ -17923,7 +17923,7 @@
         <w:tc>
           <w:tcPr>
             <w:tcW w:type="dxa" w:w="2389"/>
-            <w:shd w:fill="1E3A5F"/>
+            <w:shd w:fill="1E3A5F" w:val="clear"/>
           </w:tcPr>
           <w:p>
             <w:pPr>
@@ -17947,7 +17947,7 @@
         <w:tc>
           <w:tcPr>
             <w:tcW w:type="dxa" w:w="4347"/>
-            <w:shd w:fill="1E3A5F"/>
+            <w:shd w:fill="1E3A5F" w:val="clear"/>
           </w:tcPr>
           <w:p>
             <w:pPr>
@@ -17971,7 +17971,7 @@
         <w:tc>
           <w:tcPr>
             <w:tcW w:type="dxa" w:w="995"/>
-            <w:shd w:fill="1E3A5F"/>
+            <w:shd w:fill="1E3A5F" w:val="clear"/>
           </w:tcPr>
           <w:p>
             <w:pPr>
@@ -19836,8 +19836,8 @@
       </w:pPr>
       <w:sdt>
         <w:sdtPr>
+          <w:tag w:val="goog_rdk_16"/>
           <w:id w:val="141219354"/>
-          <w:tag w:val="goog_rdk_16"/>
         </w:sdtPr>
         <w:sdtContent>
           <w:r>
@@ -19877,8 +19877,8 @@
       </w:pPr>
       <w:sdt>
         <w:sdtPr>
+          <w:tag w:val="goog_rdk_16"/>
           <w:id w:val="141219354"/>
-          <w:tag w:val="goog_rdk_16"/>
         </w:sdtPr>
         <w:sdtContent>
           <w:r>
@@ -20735,7 +20735,7 @@
         <w:tc>
           <w:tcPr>
             <w:tcW w:type="dxa" w:w="785"/>
-            <w:shd w:fill="1E3A5F"/>
+            <w:shd w:fill="1E3A5F" w:val="clear"/>
           </w:tcPr>
           <w:p>
             <w:r/>
@@ -20753,7 +20753,7 @@
         <w:tc>
           <w:tcPr>
             <w:tcW w:type="dxa" w:w="1612"/>
-            <w:shd w:fill="1E3A5F"/>
+            <w:shd w:fill="1E3A5F" w:val="clear"/>
           </w:tcPr>
           <w:p>
             <w:r/>
@@ -20771,7 +20771,7 @@
         <w:tc>
           <w:tcPr>
             <w:tcW w:type="dxa" w:w="1310"/>
-            <w:shd w:fill="1E3A5F"/>
+            <w:shd w:fill="1E3A5F" w:val="clear"/>
           </w:tcPr>
           <w:p>
             <w:r/>
@@ -20789,7 +20789,7 @@
         <w:tc>
           <w:tcPr>
             <w:tcW w:type="dxa" w:w="3928"/>
-            <w:shd w:fill="1E3A5F"/>
+            <w:shd w:fill="1E3A5F" w:val="clear"/>
           </w:tcPr>
           <w:p>
             <w:r/>
@@ -20807,7 +20807,7 @@
         <w:tc>
           <w:tcPr>
             <w:tcW w:type="dxa" w:w="1205"/>
-            <w:shd w:fill="1E3A5F"/>
+            <w:shd w:fill="1E3A5F" w:val="clear"/>
           </w:tcPr>
           <w:p>
             <w:r/>
@@ -21847,8 +21847,8 @@
       </w:pPr>
       <w:sdt>
         <w:sdtPr>
+          <w:tag w:val="goog_rdk_18"/>
           <w:id w:val="1758680820"/>
-          <w:tag w:val="goog_rdk_18"/>
         </w:sdtPr>
         <w:sdtContent>
           <w:commentRangeStart w:id="13"/>
@@ -22793,8 +22793,8 @@
             </w:pPr>
             <w:sdt>
               <w:sdtPr>
+                <w:tag w:val="goog_rdk_19"/>
                 <w:id w:val="-95384766"/>
-                <w:tag w:val="goog_rdk_19"/>
               </w:sdtPr>
               <w:sdtContent>
                 <w:commentRangeStart w:id="14"/>
@@ -24470,7 +24470,7 @@
     </w:p>
     <w:sectPr>
       <w:pgSz w:h="15840" w:w="12240" w:orient="portrait"/>
-      <w:pgMar w:bottom="1417" w:top="1417" w:left="1701" w:right="1701" w:header="708" w:footer="708"/>
+      <w:pgMar w:bottom="1417" w:top="1417" w:left="1701" w:right="1701" w:header="708" w:footer="708" w:gutter="0"/>
       <w:pgNumType w:start="0"/>
       <w:titlePg w:val="1"/>
     </w:sectPr>

--- a/documentacion_proyecto/Documentación_de_Proyecto.docx
+++ b/documentacion_proyecto/Documentación_de_Proyecto.docx
@@ -1559,7 +1559,7 @@
           <w:rFonts w:ascii="IBM Plex Sans" w:hAnsi="IBM Plex Sans"/>
           <w:sz w:val="20"/>
         </w:rPr>
-        <w:t xml:space="preserve">    4.2. Requerimentos No Funcionales (RNF)</w:t>
+        <w:t xml:space="preserve">    4.2. Requerimientos No Funcionales (RNF)</w:t>
       </w:r>
     </w:p>
     <w:p>
@@ -4569,7 +4569,7 @@
     <w:tbl>
       <w:tblPr>
         <w:tblStyle w:val="Table1"/>
-        <w:tblW w:w="8828.0" w:type="dxa"/>
+        <w:tblW w:w="8828" w:type="dxa"/>
         <w:jc w:val="center"/>
         <w:tblBorders>
           <w:top w:color="ffffff" w:space="0" w:sz="4" w:val="single"/>
@@ -4583,9 +4583,9 @@
         <w:tblLook w:val="04A0"/>
       </w:tblPr>
       <w:tblGrid>
-        <w:gridCol w:w="1916"/>
+        <w:gridCol w:w="2250"/>
         <w:gridCol w:w="1765"/>
-        <w:gridCol w:w="3103"/>
+        <w:gridCol w:w="2769"/>
         <w:gridCol w:w="2044"/>
         <w:tblGridChange w:id="0">
           <w:tblGrid>
@@ -4873,7 +4873,7 @@
                 <w:rFonts w:ascii="IBM Plex Sans" w:cs="IBM Plex Sans" w:eastAsia="IBM Plex Sans" w:hAnsi="IBM Plex Sans"/>
                 <w:rtl w:val="0"/>
               </w:rPr>
-              <w:t>codigo, nombre, estado (apagado/tejiendo/pausado/error), motivo_pausa, patron_actual_id, elementos_seleccion, control_web_activo (solo sensado) y las señales del ESP32 (último sondeo, órdenes de Retroceder, retrocesos contados, uso manual de la botonera, posición incierta)</w:t>
+              <w:t>codigo, nombre, estado (apagado, tejiendo, pausado o error), motivo_pausa, patron_actual_id, elementos_seleccion, control_web_activo (solo sensado) y las señales del ESP32 (último sondeo, órdenes de Retroceder, retrocesos contados, uso manual de la botonera, posición incierta)</w:t>
             </w:r>
           </w:p>
         </w:tc>
@@ -8404,7 +8404,7 @@
     <w:tbl>
       <w:tblPr>
         <w:tblStyle w:val="Table2"/>
-        <w:tblW w:w="8895.0" w:type="dxa"/>
+        <w:tblW w:w="8895" w:type="dxa"/>
         <w:jc w:val="center"/>
         <w:tblBorders>
           <w:top w:color="ffffff" w:space="0" w:sz="4" w:val="single"/>
@@ -8418,9 +8418,9 @@
         <w:tblLook w:val="04A0"/>
       </w:tblPr>
       <w:tblGrid>
-        <w:gridCol w:w="2730"/>
-        <w:gridCol w:w="1890"/>
-        <w:gridCol w:w="4275"/>
+        <w:gridCol w:w="2900"/>
+        <w:gridCol w:w="1800"/>
+        <w:gridCol w:w="4195"/>
         <w:tblGridChange w:id="0">
           <w:tblGrid>
             <w:gridCol w:w="2730"/>
@@ -11328,7 +11328,7 @@
           <w:rFonts w:ascii="Questrial" w:cs="Questrial" w:eastAsia="Questrial" w:hAnsi="Questrial"/>
           <w:rtl w:val="0"/>
         </w:rPr>
-        <w:t>Requerimentos No Funcionales (RNF)</w:t>
+        <w:t>Requerimientos No Funcionales (RNF)</w:t>
       </w:r>
       <w:commentRangeEnd w:id="9"/>
       <w:r>
@@ -21993,7 +21993,7 @@
     <w:tbl>
       <w:tblPr>
         <w:tblStyle w:val="Table5"/>
-        <w:tblW w:w="9011.0" w:type="dxa"/>
+        <w:tblW w:w="8838" w:type="dxa"/>
         <w:jc w:val="center"/>
         <w:tblBorders>
           <w:top w:color="ffffff" w:space="0" w:sz="4" w:val="single"/>
@@ -22007,10 +22007,10 @@
         <w:tblLook w:val="04A0"/>
       </w:tblPr>
       <w:tblGrid>
-        <w:gridCol w:w="1493"/>
-        <w:gridCol w:w="2247"/>
-        <w:gridCol w:w="2179"/>
-        <w:gridCol w:w="3092"/>
+        <w:gridCol w:w="1750"/>
+        <w:gridCol w:w="2100"/>
+        <w:gridCol w:w="2050"/>
+        <w:gridCol w:w="2938"/>
         <w:tblGridChange w:id="0">
           <w:tblGrid>
             <w:gridCol w:w="1493"/>
@@ -22036,6 +22036,7 @@
           </w:tcPr>
           <w:p>
             <w:pPr>
+              <w:keepNext/>
               <w:spacing w:after="100" w:lineRule="auto"/>
               <w:jc w:val="center"/>
               <w:rPr>
@@ -22062,6 +22063,7 @@
           </w:tcPr>
           <w:p>
             <w:pPr>
+              <w:keepNext/>
               <w:spacing w:after="100" w:lineRule="auto"/>
               <w:jc w:val="center"/>
               <w:rPr>
@@ -22088,6 +22090,7 @@
           </w:tcPr>
           <w:p>
             <w:pPr>
+              <w:keepNext/>
               <w:spacing w:after="100" w:lineRule="auto"/>
               <w:jc w:val="center"/>
               <w:rPr>
@@ -22113,6 +22116,7 @@
           </w:tcPr>
           <w:p>
             <w:pPr>
+              <w:keepNext/>
               <w:spacing w:after="100" w:lineRule="auto"/>
               <w:jc w:val="center"/>
               <w:rPr>
@@ -22141,6 +22145,7 @@
           </w:tcPr>
           <w:p>
             <w:pPr>
+              <w:keepNext/>
               <w:spacing w:before="0" w:lineRule="auto"/>
               <w:jc w:val="center"/>
               <w:rPr>
@@ -22162,6 +22167,7 @@
           </w:tcPr>
           <w:p>
             <w:pPr>
+              <w:keepNext/>
               <w:spacing w:before="0" w:lineRule="auto"/>
               <w:rPr>
                 <w:rFonts w:ascii="IBM Plex Sans" w:cs="IBM Plex Sans" w:eastAsia="IBM Plex Sans" w:hAnsi="IBM Plex Sans"/>
@@ -22184,6 +22190,7 @@
           </w:tcPr>
           <w:p>
             <w:pPr>
+              <w:keepNext/>
               <w:spacing w:before="0" w:lineRule="auto"/>
               <w:rPr>
                 <w:rFonts w:ascii="IBM Plex Sans" w:cs="IBM Plex Sans" w:eastAsia="IBM Plex Sans" w:hAnsi="IBM Plex Sans"/>
@@ -22206,6 +22213,7 @@
           </w:tcPr>
           <w:p>
             <w:pPr>
+              <w:keepNext/>
               <w:spacing w:before="0" w:lineRule="auto"/>
               <w:rPr>
                 <w:rFonts w:ascii="IBM Plex Sans" w:cs="IBM Plex Sans" w:eastAsia="IBM Plex Sans" w:hAnsi="IBM Plex Sans"/>
@@ -22235,6 +22243,7 @@
           </w:tcPr>
           <w:p>
             <w:pPr>
+              <w:keepNext/>
               <w:spacing w:before="0" w:lineRule="auto"/>
               <w:jc w:val="center"/>
               <w:rPr>
@@ -22256,6 +22265,7 @@
           </w:tcPr>
           <w:p>
             <w:pPr>
+              <w:keepNext/>
               <w:spacing w:before="0" w:lineRule="auto"/>
               <w:rPr>
                 <w:rFonts w:ascii="IBM Plex Sans" w:cs="IBM Plex Sans" w:eastAsia="IBM Plex Sans" w:hAnsi="IBM Plex Sans"/>
@@ -22278,6 +22288,7 @@
           </w:tcPr>
           <w:p>
             <w:pPr>
+              <w:keepNext/>
               <w:spacing w:before="0" w:lineRule="auto"/>
               <w:rPr>
                 <w:rFonts w:ascii="IBM Plex Sans" w:cs="IBM Plex Sans" w:eastAsia="IBM Plex Sans" w:hAnsi="IBM Plex Sans"/>
@@ -22300,6 +22311,7 @@
           </w:tcPr>
           <w:p>
             <w:pPr>
+              <w:keepNext/>
               <w:spacing w:before="0" w:lineRule="auto"/>
               <w:rPr>
                 <w:rFonts w:ascii="IBM Plex Sans" w:cs="IBM Plex Sans" w:eastAsia="IBM Plex Sans" w:hAnsi="IBM Plex Sans"/>
@@ -22329,6 +22341,7 @@
           </w:tcPr>
           <w:p>
             <w:pPr>
+              <w:keepNext/>
               <w:spacing w:before="0" w:lineRule="auto"/>
               <w:jc w:val="center"/>
               <w:rPr>
@@ -22350,6 +22363,7 @@
           </w:tcPr>
           <w:p>
             <w:pPr>
+              <w:keepNext/>
               <w:spacing w:before="0" w:lineRule="auto"/>
               <w:rPr>
                 <w:rFonts w:ascii="IBM Plex Sans" w:cs="IBM Plex Sans" w:eastAsia="IBM Plex Sans" w:hAnsi="IBM Plex Sans"/>
@@ -22372,6 +22386,7 @@
           </w:tcPr>
           <w:p>
             <w:pPr>
+              <w:keepNext/>
               <w:spacing w:before="0" w:lineRule="auto"/>
               <w:rPr>
                 <w:rFonts w:ascii="IBM Plex Sans" w:cs="IBM Plex Sans" w:eastAsia="IBM Plex Sans" w:hAnsi="IBM Plex Sans"/>
@@ -22394,6 +22409,7 @@
           </w:tcPr>
           <w:p>
             <w:pPr>
+              <w:keepNext/>
               <w:spacing w:before="0" w:lineRule="auto"/>
               <w:rPr>
                 <w:rFonts w:ascii="IBM Plex Sans" w:cs="IBM Plex Sans" w:eastAsia="IBM Plex Sans" w:hAnsi="IBM Plex Sans"/>
@@ -22423,6 +22439,7 @@
           </w:tcPr>
           <w:p>
             <w:pPr>
+              <w:keepNext/>
               <w:spacing w:before="0" w:lineRule="auto"/>
               <w:jc w:val="center"/>
               <w:rPr>
@@ -22444,6 +22461,7 @@
           </w:tcPr>
           <w:p>
             <w:pPr>
+              <w:keepNext/>
               <w:spacing w:before="0" w:lineRule="auto"/>
               <w:rPr>
                 <w:rFonts w:ascii="IBM Plex Sans" w:cs="IBM Plex Sans" w:eastAsia="IBM Plex Sans" w:hAnsi="IBM Plex Sans"/>
@@ -22466,6 +22484,7 @@
           </w:tcPr>
           <w:p>
             <w:pPr>
+              <w:keepNext/>
               <w:spacing w:before="0" w:lineRule="auto"/>
               <w:rPr>
                 <w:rFonts w:ascii="IBM Plex Sans" w:cs="IBM Plex Sans" w:eastAsia="IBM Plex Sans" w:hAnsi="IBM Plex Sans"/>
@@ -22488,6 +22507,7 @@
           </w:tcPr>
           <w:p>
             <w:pPr>
+              <w:keepNext/>
               <w:spacing w:before="0" w:lineRule="auto"/>
               <w:rPr>
                 <w:rFonts w:ascii="IBM Plex Sans" w:cs="IBM Plex Sans" w:eastAsia="IBM Plex Sans" w:hAnsi="IBM Plex Sans"/>
@@ -22517,6 +22537,7 @@
           </w:tcPr>
           <w:p>
             <w:pPr>
+              <w:keepNext/>
               <w:spacing w:before="0" w:lineRule="auto"/>
               <w:jc w:val="center"/>
               <w:rPr>
@@ -22538,6 +22559,7 @@
           </w:tcPr>
           <w:p>
             <w:pPr>
+              <w:keepNext/>
               <w:spacing w:before="0" w:lineRule="auto"/>
               <w:rPr>
                 <w:rFonts w:ascii="IBM Plex Sans" w:cs="IBM Plex Sans" w:eastAsia="IBM Plex Sans" w:hAnsi="IBM Plex Sans"/>
@@ -22560,6 +22582,7 @@
           </w:tcPr>
           <w:p>
             <w:pPr>
+              <w:keepNext/>
               <w:spacing w:before="0" w:lineRule="auto"/>
               <w:rPr>
                 <w:rFonts w:ascii="IBM Plex Sans" w:cs="IBM Plex Sans" w:eastAsia="IBM Plex Sans" w:hAnsi="IBM Plex Sans"/>
@@ -22582,6 +22605,7 @@
           </w:tcPr>
           <w:p>
             <w:pPr>
+              <w:keepNext/>
               <w:spacing w:before="0" w:lineRule="auto"/>
               <w:rPr>
                 <w:rFonts w:ascii="IBM Plex Sans" w:cs="IBM Plex Sans" w:eastAsia="IBM Plex Sans" w:hAnsi="IBM Plex Sans"/>
@@ -22741,7 +22765,7 @@
     <w:tbl>
       <w:tblPr>
         <w:tblStyle w:val="Table6"/>
-        <w:tblW w:w="8827.0" w:type="dxa"/>
+        <w:tblW w:w="8827" w:type="dxa"/>
         <w:jc w:val="center"/>
         <w:tblBorders>
           <w:top w:color="ffffff" w:space="0" w:sz="4" w:val="single"/>
@@ -22756,10 +22780,10 @@
       </w:tblPr>
       <w:tblGrid>
         <w:gridCol w:w="1551"/>
-        <w:gridCol w:w="2889"/>
-        <w:gridCol w:w="1305"/>
-        <w:gridCol w:w="1989"/>
-        <w:gridCol w:w="1093"/>
+        <w:gridCol w:w="2526"/>
+        <w:gridCol w:w="1500"/>
+        <w:gridCol w:w="1950"/>
+        <w:gridCol w:w="1300"/>
         <w:tblGridChange w:id="0">
           <w:tblGrid>
             <w:gridCol w:w="1551"/>
@@ -22924,13 +22948,14 @@
           </w:tcPr>
           <w:p>
             <w:pPr>
-              <w:jc w:val="both"/>
+              <w:jc w:val="left"/>
             </w:pPr>
             <w:r/>
             <w:r>
               <w:rPr>
                 <w:rFonts w:ascii="IBM Plex Sans" w:hAnsi="IBM Plex Sans"/>
                 <w:sz w:val="17"/>
+                <w:szCs w:val="17"/>
               </w:rPr>
               <w:t>Bloque A, Nivel 1 (control y sensado)</w:t>
             </w:r>
@@ -22942,13 +22967,14 @@
           </w:tcPr>
           <w:p>
             <w:pPr>
-              <w:jc w:val="both"/>
+              <w:jc w:val="left"/>
             </w:pPr>
             <w:r/>
             <w:r>
               <w:rPr>
                 <w:rFonts w:ascii="IBM Plex Sans" w:hAnsi="IBM Plex Sans"/>
                 <w:sz w:val="17"/>
+                <w:szCs w:val="17"/>
               </w:rPr>
               <w:t>ESP32, dos módulos de relé (uno de 2 canales y uno individual, 3 salidas en total), fuente HLK-5M05 220V→5V, fusible lento 1A, 3 optoacopladores PC817 con sus puentes rectificadores y resistencias limitadoras, 6 resistencias de polarización, capacitores de desacople, gabinete IP65, prensacables, borneras, cable multifilar de 6 conductores y 1 mm² y placa universal.</w:t>
             </w:r>
@@ -22967,6 +22993,8 @@
             <w:r>
               <w:rPr>
                 <w:rFonts w:ascii="IBM Plex Sans" w:cs="IBM Plex Sans" w:eastAsia="IBM Plex Sans" w:hAnsi="IBM Plex Sans"/>
+                <w:sz w:val="17"/>
+                <w:szCs w:val="17"/>
                 <w:rtl w:val="0"/>
               </w:rPr>
               <w:t>Etapa 4</w:t>
@@ -22986,6 +23014,8 @@
             <w:r>
               <w:rPr>
                 <w:rFonts w:ascii="IBM Plex Sans" w:cs="IBM Plex Sans" w:eastAsia="IBM Plex Sans" w:hAnsi="IBM Plex Sans"/>
+                <w:sz w:val="17"/>
+                <w:szCs w:val="17"/>
                 <w:rtl w:val="0"/>
               </w:rPr>
               <w:t>No</w:t>
@@ -23005,6 +23035,8 @@
             <w:r>
               <w:rPr>
                 <w:rFonts w:ascii="IBM Plex Sans" w:cs="IBM Plex Sans" w:eastAsia="IBM Plex Sans" w:hAnsi="IBM Plex Sans"/>
+                <w:sz w:val="17"/>
+                <w:szCs w:val="17"/>
                 <w:rtl w:val="0"/>
               </w:rPr>
               <w:t>$73.653</w:t>
@@ -23030,6 +23062,8 @@
             <w:r>
               <w:rPr>
                 <w:rFonts w:ascii="IBM Plex Sans" w:cs="IBM Plex Sans" w:eastAsia="IBM Plex Sans" w:hAnsi="IBM Plex Sans"/>
+                <w:sz w:val="17"/>
+                <w:szCs w:val="17"/>
                 <w:rtl w:val="0"/>
               </w:rPr>
               <w:t>Bloque C, Sensor de pasada</w:t>
@@ -23042,13 +23076,14 @@
           </w:tcPr>
           <w:p>
             <w:pPr>
-              <w:jc w:val="both"/>
+              <w:jc w:val="left"/>
             </w:pPr>
             <w:r/>
             <w:r>
               <w:rPr>
                 <w:rFonts w:ascii="IBM Plex Sans" w:hAnsi="IBM Plex Sans"/>
                 <w:sz w:val="17"/>
+                <w:szCs w:val="17"/>
               </w:rPr>
               <w:t>Sensor inductivo LJ12A3-4-Z/BX (ya adquirido), optoacoplador y resistencias de adaptación de nivel, más el soporte de montaje (ya construido y montado el 10/09/2026).</w:t>
             </w:r>
@@ -23060,13 +23095,14 @@
           </w:tcPr>
           <w:p>
             <w:pPr>
-              <w:jc w:val="both"/>
+              <w:jc w:val="left"/>
             </w:pPr>
             <w:r/>
             <w:r>
               <w:rPr>
                 <w:rFonts w:ascii="IBM Plex Sans" w:hAnsi="IBM Plex Sans"/>
                 <w:sz w:val="17"/>
+                <w:szCs w:val="17"/>
               </w:rPr>
               <w:t>Incluido en esta etapa</w:t>
             </w:r>
@@ -23085,6 +23121,8 @@
             <w:r>
               <w:rPr>
                 <w:rFonts w:ascii="IBM Plex Sans" w:cs="IBM Plex Sans" w:eastAsia="IBM Plex Sans" w:hAnsi="IBM Plex Sans"/>
+                <w:sz w:val="17"/>
+                <w:szCs w:val="17"/>
                 <w:rtl w:val="0"/>
               </w:rPr>
               <w:t>No</w:t>
@@ -23097,13 +23135,14 @@
           </w:tcPr>
           <w:p>
             <w:pPr>
-              <w:jc w:val="both"/>
+              <w:jc w:val="left"/>
             </w:pPr>
             <w:r/>
             <w:r>
               <w:rPr>
                 <w:rFonts w:ascii="IBM Plex Sans" w:hAnsi="IBM Plex Sans"/>
                 <w:sz w:val="17"/>
+                <w:szCs w:val="17"/>
               </w:rPr>
               <w:t>$13.950</w:t>
             </w:r>
@@ -23125,6 +23164,7 @@
               <w:rPr>
                 <w:rFonts w:ascii="IBM Plex Sans" w:hAnsi="IBM Plex Sans"/>
                 <w:sz w:val="17"/>
+                <w:szCs w:val="17"/>
               </w:rPr>
               <w:t>Bloque D, Nivel 2 (selección del dibujo)</w:t>
             </w:r>
@@ -23136,9 +23176,13 @@
           </w:tcPr>
           <w:p>
             <w:pPr>
-              <w:jc w:val="both"/>
-            </w:pPr>
-            <w:r>
+              <w:jc w:val="left"/>
+            </w:pPr>
+            <w:r>
+              <w:rPr>
+                <w:sz w:val="17"/>
+                <w:szCs w:val="17"/>
+              </w:rPr>
               <w:t>Intervención de las 4 bobinas de selección ya instaladas en el telar, que trabajan con 24 V en alterna: relés OptoMOS LCA110 (uno por lector óptico) con sus zócalos y sus resistencias (330 Ω y 10 kΩ del lado del ESP32; de protección y 10 kΩ ½ W del lado del telar). Las bobinas se siguen alimentando desde el propio telar.</w:t>
             </w:r>
           </w:p>
@@ -23156,6 +23200,8 @@
             <w:r>
               <w:rPr>
                 <w:rFonts w:ascii="IBM Plex Sans" w:cs="IBM Plex Sans" w:eastAsia="IBM Plex Sans" w:hAnsi="IBM Plex Sans"/>
+                <w:sz w:val="17"/>
+                <w:szCs w:val="17"/>
                 <w:rtl w:val="0"/>
               </w:rPr>
               <w:t>Después de medir (medido el 17/10)</w:t>
@@ -23175,6 +23221,8 @@
             <w:r>
               <w:rPr>
                 <w:rFonts w:ascii="IBM Plex Sans" w:cs="IBM Plex Sans" w:eastAsia="IBM Plex Sans" w:hAnsi="IBM Plex Sans"/>
+                <w:sz w:val="17"/>
+                <w:szCs w:val="17"/>
                 <w:rtl w:val="0"/>
               </w:rPr>
               <w:t>No</w:t>
@@ -23187,15 +23235,16 @@
           </w:tcPr>
           <w:p>
             <w:pPr>
-              <w:jc w:val="both"/>
+              <w:jc w:val="left"/>
             </w:pPr>
             <w:r/>
             <w:r>
               <w:rPr>
                 <w:rFonts w:ascii="IBM Plex Sans" w:hAnsi="IBM Plex Sans"/>
                 <w:sz w:val="17"/>
-              </w:rPr>
-              <w:t>$34.536 (faltan dos precios de la lista)</w:t>
+                <w:szCs w:val="17"/>
+              </w:rPr>
+              <w:t>$34.536 (faltan los precios de nueve ítems de la lista)</w:t>
             </w:r>
           </w:p>
         </w:tc>
@@ -23219,6 +23268,8 @@
             <w:r>
               <w:rPr>
                 <w:rFonts w:ascii="IBM Plex Sans" w:cs="IBM Plex Sans" w:eastAsia="IBM Plex Sans" w:hAnsi="IBM Plex Sans"/>
+                <w:sz w:val="17"/>
+                <w:szCs w:val="17"/>
                 <w:rtl w:val="0"/>
               </w:rPr>
               <w:t>TOTAL DEL PROYECTO</w:t>
@@ -23239,6 +23290,8 @@
             <w:r>
               <w:rPr>
                 <w:rFonts w:ascii="IBM Plex Sans" w:cs="IBM Plex Sans" w:eastAsia="IBM Plex Sans" w:hAnsi="IBM Plex Sans"/>
+                <w:sz w:val="17"/>
+                <w:szCs w:val="17"/>
                 <w:rtl w:val="0"/>
               </w:rPr>
               <w:t>Bloques A, C y D.</w:t>
@@ -23259,6 +23312,8 @@
             <w:r>
               <w:rPr>
                 <w:rFonts w:ascii="IBM Plex Sans" w:cs="IBM Plex Sans" w:eastAsia="IBM Plex Sans" w:hAnsi="IBM Plex Sans"/>
+                <w:sz w:val="17"/>
+                <w:szCs w:val="17"/>
                 <w:rtl w:val="0"/>
               </w:rPr>
               <w:t>-</w:t>
@@ -23279,6 +23334,8 @@
             <w:r>
               <w:rPr>
                 <w:rFonts w:ascii="IBM Plex Sans" w:cs="IBM Plex Sans" w:eastAsia="IBM Plex Sans" w:hAnsi="IBM Plex Sans"/>
+                <w:sz w:val="17"/>
+                <w:szCs w:val="17"/>
                 <w:rtl w:val="0"/>
               </w:rPr>
               <w:t>-</w:t>
@@ -23291,13 +23348,14 @@
           </w:tcPr>
           <w:p>
             <w:pPr>
-              <w:jc w:val="both"/>
+              <w:jc w:val="left"/>
             </w:pPr>
             <w:r/>
             <w:r>
               <w:rPr>
                 <w:rFonts w:ascii="IBM Plex Sans" w:hAnsi="IBM Plex Sans"/>
                 <w:sz w:val="17"/>
+                <w:szCs w:val="17"/>
               </w:rPr>
               <w:t>$122.139</w:t>
             </w:r>

--- a/documentacion_proyecto/Documentación_de_Proyecto.docx
+++ b/documentacion_proyecto/Documentación_de_Proyecto.docx
@@ -22827,6 +22827,8 @@
             <w:r>
               <w:rPr>
                 <w:rFonts w:ascii="IBM Plex Sans" w:cs="IBM Plex Sans" w:eastAsia="IBM Plex Sans" w:hAnsi="IBM Plex Sans"/>
+                <w:sz w:val="20"/>
+                <w:szCs w:val="20"/>
                 <w:rtl w:val="0"/>
               </w:rPr>
               <w:t>BLOQUE DE COMPRA</w:t>
@@ -22853,6 +22855,8 @@
             <w:r>
               <w:rPr>
                 <w:rFonts w:ascii="IBM Plex Sans" w:cs="IBM Plex Sans" w:eastAsia="IBM Plex Sans" w:hAnsi="IBM Plex Sans"/>
+                <w:sz w:val="20"/>
+                <w:szCs w:val="20"/>
                 <w:rtl w:val="0"/>
               </w:rPr>
               <w:t>CONTENIDO</w:t>
@@ -22879,6 +22883,8 @@
             <w:r>
               <w:rPr>
                 <w:rFonts w:ascii="IBM Plex Sans" w:cs="IBM Plex Sans" w:eastAsia="IBM Plex Sans" w:hAnsi="IBM Plex Sans"/>
+                <w:sz w:val="20"/>
+                <w:szCs w:val="20"/>
                 <w:rtl w:val="0"/>
               </w:rPr>
               <w:t>CUÁNDO COMPRARLO</w:t>
@@ -22905,6 +22911,8 @@
             <w:r>
               <w:rPr>
                 <w:rFonts w:ascii="IBM Plex Sans" w:cs="IBM Plex Sans" w:eastAsia="IBM Plex Sans" w:hAnsi="IBM Plex Sans"/>
+                <w:sz w:val="20"/>
+                <w:szCs w:val="20"/>
                 <w:rtl w:val="0"/>
               </w:rPr>
               <w:t>¿GRATIS/PRESTADO?</w:t>
@@ -22930,6 +22938,8 @@
             <w:r>
               <w:rPr>
                 <w:rFonts w:ascii="IBM Plex Sans" w:cs="IBM Plex Sans" w:eastAsia="IBM Plex Sans" w:hAnsi="IBM Plex Sans"/>
+                <w:sz w:val="20"/>
+                <w:szCs w:val="20"/>
                 <w:rtl w:val="0"/>
               </w:rPr>
               <w:t xml:space="preserve">SUBTOTAL </w:t>

--- a/documentacion_proyecto/Documentación_de_Proyecto.docx
+++ b/documentacion_proyecto/Documentación_de_Proyecto.docx
@@ -481,9 +481,7 @@
           <w:tag w:val="goog_rdk_0"/>
           <w:id w:val="-1690116994"/>
         </w:sdtPr>
-        <w:sdtContent>
-          <w:commentRangeStart w:id="0"/>
-        </w:sdtContent>
+        <w:sdtContent/>
       </w:sdt>
       <w:r>
         <w:rPr>
@@ -492,7 +490,6 @@
         </w:rPr>
         <w:t>1. Control de Cambios</w:t>
       </w:r>
-      <w:commentRangeEnd w:id="0"/>
       <w:r>
         <w:rPr>
           <w:rFonts w:ascii="Questrial" w:hAnsi="Questrial" w:cs="Questrial" w:eastAsia="Questrial"/>
@@ -2491,9 +2488,7 @@
           <w:tag w:val="goog_rdk_2"/>
           <w:id w:val="-1289148406"/>
         </w:sdtPr>
-        <w:sdtContent>
-          <w:commentRangeStart w:id="2"/>
-        </w:sdtContent>
+        <w:sdtContent/>
       </w:sdt>
       <w:r>
         <w:rPr>
@@ -2502,7 +2497,6 @@
         </w:rPr>
         <w:t>2.4. Definición, acrónimos y abreviaturas</w:t>
       </w:r>
-      <w:commentRangeEnd w:id="2"/>
       <w:r>
         <w:rPr>
           <w:rFonts w:ascii="Questrial" w:hAnsi="Questrial" w:cs="Questrial" w:eastAsia="Questrial"/>
@@ -3780,9 +3774,7 @@
           <w:tag w:val="goog_rdk_3"/>
           <w:id w:val="-739768586"/>
         </w:sdtPr>
-        <w:sdtContent>
-          <w:commentRangeStart w:id="3"/>
-        </w:sdtContent>
+        <w:sdtContent/>
       </w:sdt>
       <w:r>
         <w:rPr>
@@ -3791,7 +3783,6 @@
         </w:rPr>
         <w:t>Referencias</w:t>
       </w:r>
-      <w:commentRangeEnd w:id="3"/>
       <w:r>
         <w:rPr>
           <w:rFonts w:ascii="Questrial" w:hAnsi="Questrial" w:cs="Questrial" w:eastAsia="Questrial"/>
@@ -5236,9 +5227,7 @@
           <w:tag w:val="goog_rdk_7"/>
           <w:id w:val="-793607245"/>
         </w:sdtPr>
-        <w:sdtContent>
-          <w:commentRangeStart w:id="4"/>
-        </w:sdtContent>
+        <w:sdtContent/>
       </w:sdt>
       <w:r>
         <w:rPr>
@@ -5247,7 +5236,6 @@
         </w:rPr>
         <w:t>Esquema de Base de Datos y Estructura JSONB</w:t>
       </w:r>
-      <w:commentRangeEnd w:id="4"/>
       <w:r>
         <w:rPr>
           <w:rFonts w:ascii="Questrial" w:hAnsi="Questrial" w:cs="Questrial" w:eastAsia="Questrial"/>
@@ -7710,9 +7698,7 @@
           <w:tag w:val="goog_rdk_8"/>
           <w:id w:val="-1525466884"/>
         </w:sdtPr>
-        <w:sdtContent>
-          <w:commentRangeStart w:id="5"/>
-        </w:sdtContent>
+        <w:sdtContent/>
       </w:sdt>
       <w:r>
         <w:rPr>
@@ -7721,7 +7707,6 @@
         </w:rPr>
         <w:t>Características de los Usuarios</w:t>
       </w:r>
-      <w:commentRangeEnd w:id="5"/>
       <w:r>
         <w:rPr>
           <w:rFonts w:ascii="Questrial" w:hAnsi="Questrial" w:cs="Questrial" w:eastAsia="Questrial"/>
@@ -9108,9 +9093,7 @@
           <w:tag w:val="goog_rdk_9"/>
           <w:id w:val="361606423"/>
         </w:sdtPr>
-        <w:sdtContent>
-          <w:commentRangeStart w:id="6"/>
-        </w:sdtContent>
+        <w:sdtContent/>
       </w:sdt>
       <w:r>
         <w:rPr>
@@ -9119,7 +9102,6 @@
         </w:rPr>
         <w:t>Consideraciones de seguridad: Inmunidad crítica ambiental</w:t>
       </w:r>
-      <w:commentRangeEnd w:id="6"/>
       <w:r>
         <w:rPr>
           <w:rFonts w:ascii="Questrial" w:hAnsi="Questrial" w:cs="Questrial" w:eastAsia="Questrial"/>
@@ -9453,9 +9435,7 @@
           <w:tag w:val="goog_rdk_10"/>
           <w:id w:val="1427354661"/>
         </w:sdtPr>
-        <w:sdtContent>
-          <w:commentRangeStart w:id="7"/>
-        </w:sdtContent>
+        <w:sdtContent/>
       </w:sdt>
       <w:r>
         <w:rPr>
@@ -9464,7 +9444,6 @@
         </w:rPr>
         <w:t>4.1. Requerimientos funcionales</w:t>
       </w:r>
-      <w:commentRangeEnd w:id="7"/>
       <w:r>
         <w:rPr>
           <w:rFonts w:ascii="Questrial" w:hAnsi="Questrial" w:cs="Questrial" w:eastAsia="Questrial"/>
@@ -11319,9 +11298,7 @@
           <w:tag w:val="goog_rdk_12"/>
           <w:id w:val="1345811660"/>
         </w:sdtPr>
-        <w:sdtContent>
-          <w:commentRangeStart w:id="9"/>
-        </w:sdtContent>
+        <w:sdtContent/>
       </w:sdt>
       <w:r>
         <w:rPr>
@@ -11330,7 +11307,6 @@
         </w:rPr>
         <w:t>Requerimientos No Funcionales (RNF)</w:t>
       </w:r>
-      <w:commentRangeEnd w:id="9"/>
       <w:r>
         <w:rPr>
           <w:rFonts w:ascii="Questrial" w:hAnsi="Questrial" w:cs="Questrial" w:eastAsia="Questrial"/>
@@ -14173,9 +14149,7 @@
           <w:tag w:val="goog_rdk_13"/>
           <w:id w:val="-381068389"/>
         </w:sdtPr>
-        <w:sdtContent>
-          <w:commentRangeStart w:id="10"/>
-        </w:sdtContent>
+        <w:sdtContent/>
       </w:sdt>
       <w:r>
         <w:rPr>
@@ -14214,10 +14188,6 @@
           </wp:inline>
         </w:drawing>
       </w:r>
-      <w:commentRangeEnd w:id="10"/>
-      <w:r>
-        <w:commentReference w:id="10"/>
-      </w:r>
       <w:r>
         <w:rPr>
           <w:rtl w:val="0"/>
@@ -17903,9 +17873,7 @@
                 <w:tag w:val="goog_rdk_14"/>
                 <w:id w:val="-1506028332"/>
               </w:sdtPr>
-              <w:sdtContent>
-                <w:commentRangeStart w:id="11"/>
-              </w:sdtContent>
+              <w:sdtContent/>
             </w:sdt>
             <w:r>
               <w:rPr>
@@ -19625,7 +19593,6 @@
       </w:pPr>
       <w:bookmarkStart w:colFirst="0" w:colLast="0" w:name="_heading=h.rm6a3yvtax41" w:id="2"/>
       <w:bookmarkEnd w:id="2"/>
-      <w:commentRangeEnd w:id="11"/>
       <w:r>
         <w:rPr>
           <w:rFonts w:ascii="IBM Plex Sans" w:hAnsi="IBM Plex Sans" w:cs="IBM Plex Sans" w:eastAsia="IBM Plex Sans"/>
@@ -21850,9 +21817,7 @@
           <w:tag w:val="goog_rdk_18"/>
           <w:id w:val="1758680820"/>
         </w:sdtPr>
-        <w:sdtContent>
-          <w:commentRangeStart w:id="13"/>
-        </w:sdtContent>
+        <w:sdtContent/>
       </w:sdt>
       <w:r>
         <w:rPr>
@@ -21867,7 +21832,6 @@
         <w:br/>
         <w:t>Para la etapa actual del proyecto se resolvió continuar con el servicio existente, por dos razones: el sistema no es crítico para la seguridad -su caída no detiene la producción, solo obliga a operar el telar de forma manual- y el costo de un enlace redundante no se justifica mientras haya un solo telar automatizado. La incorporación de un respaldo por red móvil queda registrada como lineamiento futuro, a evaluar cuando se sumen más máquinas al sistema.</w:t>
       </w:r>
-      <w:commentRangeEnd w:id="13"/>
       <w:r>
         <w:rPr>
           <w:rFonts w:ascii="IBM Plex Sans" w:hAnsi="IBM Plex Sans" w:cs="IBM Plex Sans" w:eastAsia="IBM Plex Sans"/>
@@ -22820,9 +22784,7 @@
                 <w:tag w:val="goog_rdk_19"/>
                 <w:id w:val="-95384766"/>
               </w:sdtPr>
-              <w:sdtContent>
-                <w:commentRangeStart w:id="14"/>
-              </w:sdtContent>
+              <w:sdtContent/>
             </w:sdt>
             <w:r>
               <w:rPr>
@@ -23398,7 +23360,6 @@
         <w:jc w:val="both"/>
         <w:rPr/>
       </w:pPr>
-      <w:commentRangeEnd w:id="14"/>
       <w:r>
         <w:rPr>
           <w:rFonts w:ascii="IBM Plex Sans" w:hAnsi="IBM Plex Sans" w:cs="IBM Plex Sans" w:eastAsia="IBM Plex Sans"/>
@@ -24544,856 +24505,6 @@
     </w:sectPr>
   </w:body>
 </w:document>
-</file>
-
-<file path=word/comments.xml><?xml version="1.0" encoding="utf-8"?>
-<w:comments xmlns:mc="http://schemas.openxmlformats.org/markup-compatibility/2006" xmlns:o="urn:schemas-microsoft-com:office:office" xmlns:r="http://schemas.openxmlformats.org/officeDocument/2006/relationships" xmlns:m="http://schemas.openxmlformats.org/officeDocument/2006/math" xmlns:v="urn:schemas-microsoft-com:vml" xmlns:wp="http://schemas.openxmlformats.org/drawingml/2006/wordprocessingDrawing" xmlns:w10="urn:schemas-microsoft-com:office:word" xmlns:w="http://schemas.openxmlformats.org/wordprocessingml/2006/main" xmlns:wne="http://schemas.microsoft.com/office/word/2006/wordml" xmlns:sl="http://schemas.openxmlformats.org/schemaLibrary/2006/main" xmlns:a="http://schemas.openxmlformats.org/drawingml/2006/main" xmlns:pic="http://schemas.openxmlformats.org/drawingml/2006/picture" xmlns:c="http://schemas.openxmlformats.org/drawingml/2006/chart" xmlns:lc="http://schemas.openxmlformats.org/drawingml/2006/lockedCanvas" xmlns:dgm="http://schemas.openxmlformats.org/drawingml/2006/diagram" xmlns:wps="http://schemas.microsoft.com/office/word/2010/wordprocessingShape" xmlns:wpg="http://schemas.microsoft.com/office/word/2010/wordprocessingGroup" xmlns:w14="http://schemas.microsoft.com/office/word/2010/wordml" xmlns:w15="http://schemas.microsoft.com/office/word/2012/wordml" xmlns:w16="http://schemas.microsoft.com/office/word/2018/wordml" xmlns:w16cex="http://schemas.microsoft.com/office/word/2018/wordml/cex" xmlns:w16cid="http://schemas.microsoft.com/office/word/2016/wordml/cid" xmlns="http://schemas.microsoft.com/office/tasks/2019/documenttasks" xmlns:cr="http://schemas.microsoft.com/office/comments/2020/reactions">
-  <w:comment w:author="Lourdes Pedaci" w:id="7" w:date="2026-08-28T23:49:07Z">
-    <w:p>
-      <w:pPr>
-        <w:keepNext w:val="0"/>
-        <w:keepLines w:val="0"/>
-        <w:pageBreakBefore w:val="0"/>
-        <w:widowControl w:val="0"/>
-        <w:pBdr>
-          <w:top w:space="0" w:sz="0" w:val="nil"/>
-          <w:left w:space="0" w:sz="0" w:val="nil"/>
-          <w:bottom w:space="0" w:sz="0" w:val="nil"/>
-          <w:right w:space="0" w:sz="0" w:val="nil"/>
-          <w:between w:space="0" w:sz="0" w:val="nil"/>
-        </w:pBdr>
-        <w:shd w:fill="auto" w:val="clear"/>
-        <w:spacing w:after="0" w:before="0" w:line="240" w:lineRule="auto"/>
-        <w:ind w:left="0" w:right="0" w:firstLine="0"/>
-        <w:jc w:val="left"/>
-        <w:rPr>
-          <w:rFonts w:ascii="IBM Plex Sans" w:cs="IBM Plex Sans" w:eastAsia="IBM Plex Sans" w:hAnsi="IBM Plex Sans"/>
-          <w:b w:val="0"/>
-          <w:bCs w:val="0"/>
-          <w:i w:val="0"/>
-          <w:iCs w:val="0"/>
-          <w:smallCaps w:val="0"/>
-          <w:strike w:val="0"/>
-          <w:color w:val="000000"/>
-          <w:sz w:val="22"/>
-          <w:szCs w:val="22"/>
-          <w:u w:val="none"/>
-          <w:shd w:fill="auto" w:val="clear"/>
-          <w:vertAlign w:val="baseline"/>
-        </w:rPr>
-      </w:pPr>
-      <w:r>
-        <w:rPr>
-          <w:rFonts w:ascii="IBM Plex Sans" w:cs="IBM Plex Sans" w:eastAsia="IBM Plex Sans" w:hAnsi="IBM Plex Sans"/>
-          <w:b w:val="0"/>
-          <w:bCs w:val="0"/>
-          <w:i w:val="0"/>
-          <w:iCs w:val="0"/>
-          <w:smallCaps w:val="0"/>
-          <w:strike w:val="0"/>
-          <w:color w:val="000000"/>
-          <w:sz w:val="22"/>
-          <w:szCs w:val="22"/>
-          <w:u w:val="none"/>
-          <w:shd w:fill="auto" w:val="clear"/>
-          <w:vertAlign w:val="baseline"/>
-          <w:rtl w:val="0"/>
-        </w:rPr>
-        <w:t xml:space="preserve">Revisar material UTN, tipo de RF... Es una tabla</w:t>
-      </w:r>
-    </w:p>
-  </w:comment>
-  <w:comment w:author="Juan ignacio Manfredo" w:id="11" w:date="2026-08-07T22:18:06Z">
-    <w:p>
-      <w:pPr>
-        <w:keepNext w:val="0"/>
-        <w:keepLines w:val="0"/>
-        <w:pageBreakBefore w:val="0"/>
-        <w:widowControl w:val="0"/>
-        <w:pBdr>
-          <w:top w:space="0" w:sz="0" w:val="nil"/>
-          <w:left w:space="0" w:sz="0" w:val="nil"/>
-          <w:bottom w:space="0" w:sz="0" w:val="nil"/>
-          <w:right w:space="0" w:sz="0" w:val="nil"/>
-          <w:between w:space="0" w:sz="0" w:val="nil"/>
-        </w:pBdr>
-        <w:shd w:fill="auto" w:val="clear"/>
-        <w:spacing w:after="0" w:before="0" w:line="240" w:lineRule="auto"/>
-        <w:ind w:left="0" w:right="0" w:firstLine="0"/>
-        <w:jc w:val="left"/>
-        <w:rPr>
-          <w:rFonts w:ascii="IBM Plex Sans" w:cs="IBM Plex Sans" w:eastAsia="IBM Plex Sans" w:hAnsi="IBM Plex Sans"/>
-          <w:b w:val="0"/>
-          <w:bCs w:val="0"/>
-          <w:i w:val="0"/>
-          <w:iCs w:val="0"/>
-          <w:smallCaps w:val="0"/>
-          <w:strike w:val="0"/>
-          <w:color w:val="000000"/>
-          <w:sz w:val="22"/>
-          <w:szCs w:val="22"/>
-          <w:u w:val="none"/>
-          <w:shd w:fill="auto" w:val="clear"/>
-          <w:vertAlign w:val="baseline"/>
-        </w:rPr>
-      </w:pPr>
-      <w:r>
-        <w:rPr>
-          <w:rFonts w:ascii="IBM Plex Sans" w:cs="IBM Plex Sans" w:eastAsia="IBM Plex Sans" w:hAnsi="IBM Plex Sans"/>
-          <w:b w:val="0"/>
-          <w:bCs w:val="0"/>
-          <w:i w:val="0"/>
-          <w:iCs w:val="0"/>
-          <w:smallCaps w:val="0"/>
-          <w:strike w:val="0"/>
-          <w:color w:val="000000"/>
-          <w:sz w:val="22"/>
-          <w:szCs w:val="22"/>
-          <w:u w:val="none"/>
-          <w:shd w:fill="auto" w:val="clear"/>
-          <w:vertAlign w:val="baseline"/>
-          <w:rtl w:val="0"/>
-        </w:rPr>
-        <w:t xml:space="preserve">cambiar cuadro</w:t>
-      </w:r>
-    </w:p>
-  </w:comment>
-  <w:comment w:author="Lourdes Pedaci" w:id="9" w:date="2026-08-28T23:50:42Z">
-    <w:p>
-      <w:pPr>
-        <w:keepNext w:val="0"/>
-        <w:keepLines w:val="0"/>
-        <w:pageBreakBefore w:val="0"/>
-        <w:widowControl w:val="0"/>
-        <w:pBdr>
-          <w:top w:space="0" w:sz="0" w:val="nil"/>
-          <w:left w:space="0" w:sz="0" w:val="nil"/>
-          <w:bottom w:space="0" w:sz="0" w:val="nil"/>
-          <w:right w:space="0" w:sz="0" w:val="nil"/>
-          <w:between w:space="0" w:sz="0" w:val="nil"/>
-        </w:pBdr>
-        <w:shd w:fill="auto" w:val="clear"/>
-        <w:spacing w:after="0" w:before="0" w:line="240" w:lineRule="auto"/>
-        <w:ind w:left="0" w:right="0" w:firstLine="0"/>
-        <w:jc w:val="left"/>
-        <w:rPr>
-          <w:rFonts w:ascii="IBM Plex Sans" w:cs="IBM Plex Sans" w:eastAsia="IBM Plex Sans" w:hAnsi="IBM Plex Sans"/>
-          <w:b w:val="0"/>
-          <w:bCs w:val="0"/>
-          <w:i w:val="0"/>
-          <w:iCs w:val="0"/>
-          <w:smallCaps w:val="0"/>
-          <w:strike w:val="0"/>
-          <w:color w:val="000000"/>
-          <w:sz w:val="22"/>
-          <w:szCs w:val="22"/>
-          <w:u w:val="none"/>
-          <w:shd w:fill="auto" w:val="clear"/>
-          <w:vertAlign w:val="baseline"/>
-        </w:rPr>
-      </w:pPr>
-      <w:r>
-        <w:rPr>
-          <w:rFonts w:ascii="IBM Plex Sans" w:cs="IBM Plex Sans" w:eastAsia="IBM Plex Sans" w:hAnsi="IBM Plex Sans"/>
-          <w:b w:val="0"/>
-          <w:bCs w:val="0"/>
-          <w:i w:val="0"/>
-          <w:iCs w:val="0"/>
-          <w:smallCaps w:val="0"/>
-          <w:strike w:val="0"/>
-          <w:color w:val="000000"/>
-          <w:sz w:val="22"/>
-          <w:szCs w:val="22"/>
-          <w:u w:val="none"/>
-          <w:shd w:fill="auto" w:val="clear"/>
-          <w:vertAlign w:val="baseline"/>
-          <w:rtl w:val="0"/>
-        </w:rPr>
-        <w:t xml:space="preserve">Revisar material UTN, tipo de RnF... Es una tabla</w:t>
-      </w:r>
-    </w:p>
-  </w:comment>
-  <w:comment w:author="Lourdes Pedaci" w:id="3" w:date="2026-08-28T23:32:06Z">
-    <w:p>
-      <w:pPr>
-        <w:keepNext w:val="0"/>
-        <w:keepLines w:val="0"/>
-        <w:pageBreakBefore w:val="0"/>
-        <w:widowControl w:val="0"/>
-        <w:pBdr>
-          <w:top w:space="0" w:sz="0" w:val="nil"/>
-          <w:left w:space="0" w:sz="0" w:val="nil"/>
-          <w:bottom w:space="0" w:sz="0" w:val="nil"/>
-          <w:right w:space="0" w:sz="0" w:val="nil"/>
-          <w:between w:space="0" w:sz="0" w:val="nil"/>
-        </w:pBdr>
-        <w:shd w:fill="auto" w:val="clear"/>
-        <w:spacing w:after="0" w:before="0" w:line="240" w:lineRule="auto"/>
-        <w:ind w:left="0" w:right="0" w:firstLine="0"/>
-        <w:jc w:val="left"/>
-        <w:rPr>
-          <w:rFonts w:ascii="IBM Plex Sans" w:cs="IBM Plex Sans" w:eastAsia="IBM Plex Sans" w:hAnsi="IBM Plex Sans"/>
-          <w:b w:val="0"/>
-          <w:bCs w:val="0"/>
-          <w:i w:val="0"/>
-          <w:iCs w:val="0"/>
-          <w:smallCaps w:val="0"/>
-          <w:strike w:val="0"/>
-          <w:color w:val="000000"/>
-          <w:sz w:val="22"/>
-          <w:szCs w:val="22"/>
-          <w:u w:val="none"/>
-          <w:shd w:fill="auto" w:val="clear"/>
-          <w:vertAlign w:val="baseline"/>
-        </w:rPr>
-      </w:pPr>
-      <w:r>
-        <w:rPr>
-          <w:rFonts w:ascii="IBM Plex Sans" w:cs="IBM Plex Sans" w:eastAsia="IBM Plex Sans" w:hAnsi="IBM Plex Sans"/>
-          <w:b w:val="0"/>
-          <w:bCs w:val="0"/>
-          <w:i w:val="0"/>
-          <w:iCs w:val="0"/>
-          <w:smallCaps w:val="0"/>
-          <w:strike w:val="0"/>
-          <w:color w:val="000000"/>
-          <w:sz w:val="22"/>
-          <w:szCs w:val="22"/>
-          <w:u w:val="none"/>
-          <w:shd w:fill="auto" w:val="clear"/>
-          <w:vertAlign w:val="baseline"/>
-          <w:rtl w:val="0"/>
-        </w:rPr>
-        <w:t xml:space="preserve">En formato apa 7ma ed</w:t>
-      </w:r>
-    </w:p>
-  </w:comment>
-  <w:comment w:author="Lourdes Pedaci" w:id="8" w:date="2026-08-28T23:50:20Z">
-    <w:p>
-      <w:pPr>
-        <w:keepNext w:val="0"/>
-        <w:keepLines w:val="0"/>
-        <w:pageBreakBefore w:val="0"/>
-        <w:widowControl w:val="0"/>
-        <w:pBdr>
-          <w:top w:space="0" w:sz="0" w:val="nil"/>
-          <w:left w:space="0" w:sz="0" w:val="nil"/>
-          <w:bottom w:space="0" w:sz="0" w:val="nil"/>
-          <w:right w:space="0" w:sz="0" w:val="nil"/>
-          <w:between w:space="0" w:sz="0" w:val="nil"/>
-        </w:pBdr>
-        <w:shd w:fill="auto" w:val="clear"/>
-        <w:spacing w:after="0" w:before="0" w:line="240" w:lineRule="auto"/>
-        <w:ind w:left="0" w:right="0" w:firstLine="0"/>
-        <w:jc w:val="left"/>
-        <w:rPr>
-          <w:rFonts w:ascii="IBM Plex Sans" w:cs="IBM Plex Sans" w:eastAsia="IBM Plex Sans" w:hAnsi="IBM Plex Sans"/>
-          <w:b w:val="0"/>
-          <w:bCs w:val="0"/>
-          <w:i w:val="0"/>
-          <w:iCs w:val="0"/>
-          <w:smallCaps w:val="0"/>
-          <w:strike w:val="0"/>
-          <w:color w:val="000000"/>
-          <w:sz w:val="22"/>
-          <w:szCs w:val="22"/>
-          <w:u w:val="none"/>
-          <w:shd w:fill="auto" w:val="clear"/>
-          <w:vertAlign w:val="baseline"/>
-        </w:rPr>
-      </w:pPr>
-      <w:r>
-        <w:rPr>
-          <w:rFonts w:ascii="IBM Plex Sans" w:cs="IBM Plex Sans" w:eastAsia="IBM Plex Sans" w:hAnsi="IBM Plex Sans"/>
-          <w:b w:val="0"/>
-          <w:bCs w:val="0"/>
-          <w:i w:val="0"/>
-          <w:iCs w:val="0"/>
-          <w:smallCaps w:val="0"/>
-          <w:strike w:val="0"/>
-          <w:color w:val="000000"/>
-          <w:sz w:val="22"/>
-          <w:szCs w:val="22"/>
-          <w:u w:val="none"/>
-          <w:shd w:fill="auto" w:val="clear"/>
-          <w:vertAlign w:val="baseline"/>
-          <w:rtl w:val="0"/>
-        </w:rPr>
-        <w:t xml:space="preserve">Adecuar código</w:t>
-      </w:r>
-    </w:p>
-  </w:comment>
-  <w:comment w:author="Lourdes Pedaci" w:id="2" w:date="2026-08-28T23:31:19Z">
-    <w:p>
-      <w:pPr>
-        <w:keepNext w:val="0"/>
-        <w:keepLines w:val="0"/>
-        <w:pageBreakBefore w:val="0"/>
-        <w:widowControl w:val="0"/>
-        <w:pBdr>
-          <w:top w:space="0" w:sz="0" w:val="nil"/>
-          <w:left w:space="0" w:sz="0" w:val="nil"/>
-          <w:bottom w:space="0" w:sz="0" w:val="nil"/>
-          <w:right w:space="0" w:sz="0" w:val="nil"/>
-          <w:between w:space="0" w:sz="0" w:val="nil"/>
-        </w:pBdr>
-        <w:shd w:fill="auto" w:val="clear"/>
-        <w:spacing w:after="0" w:before="0" w:line="240" w:lineRule="auto"/>
-        <w:ind w:left="0" w:right="0" w:firstLine="0"/>
-        <w:jc w:val="left"/>
-        <w:rPr>
-          <w:rFonts w:ascii="IBM Plex Sans" w:cs="IBM Plex Sans" w:eastAsia="IBM Plex Sans" w:hAnsi="IBM Plex Sans"/>
-          <w:b w:val="0"/>
-          <w:bCs w:val="0"/>
-          <w:i w:val="0"/>
-          <w:iCs w:val="0"/>
-          <w:smallCaps w:val="0"/>
-          <w:strike w:val="0"/>
-          <w:color w:val="000000"/>
-          <w:sz w:val="22"/>
-          <w:szCs w:val="22"/>
-          <w:u w:val="none"/>
-          <w:shd w:fill="auto" w:val="clear"/>
-          <w:vertAlign w:val="baseline"/>
-        </w:rPr>
-      </w:pPr>
-      <w:r>
-        <w:rPr>
-          <w:rFonts w:ascii="IBM Plex Sans" w:cs="IBM Plex Sans" w:eastAsia="IBM Plex Sans" w:hAnsi="IBM Plex Sans"/>
-          <w:b w:val="0"/>
-          <w:bCs w:val="0"/>
-          <w:i w:val="0"/>
-          <w:iCs w:val="0"/>
-          <w:smallCaps w:val="0"/>
-          <w:strike w:val="0"/>
-          <w:color w:val="000000"/>
-          <w:sz w:val="22"/>
-          <w:szCs w:val="22"/>
-          <w:u w:val="none"/>
-          <w:shd w:fill="auto" w:val="clear"/>
-          <w:vertAlign w:val="baseline"/>
-          <w:rtl w:val="0"/>
-        </w:rPr>
-        <w:t xml:space="preserve">Hacer tabla</w:t>
-      </w:r>
-    </w:p>
-  </w:comment>
-  <w:comment w:author="Lourdes Pedaci" w:id="0" w:date="2026-08-28T23:26:19Z">
-    <w:p>
-      <w:pPr>
-        <w:keepNext w:val="0"/>
-        <w:keepLines w:val="0"/>
-        <w:pageBreakBefore w:val="0"/>
-        <w:widowControl w:val="0"/>
-        <w:pBdr>
-          <w:top w:space="0" w:sz="0" w:val="nil"/>
-          <w:left w:space="0" w:sz="0" w:val="nil"/>
-          <w:bottom w:space="0" w:sz="0" w:val="nil"/>
-          <w:right w:space="0" w:sz="0" w:val="nil"/>
-          <w:between w:space="0" w:sz="0" w:val="nil"/>
-        </w:pBdr>
-        <w:shd w:fill="auto" w:val="clear"/>
-        <w:spacing w:after="0" w:before="0" w:line="240" w:lineRule="auto"/>
-        <w:ind w:left="0" w:right="0" w:firstLine="0"/>
-        <w:jc w:val="left"/>
-        <w:rPr>
-          <w:rFonts w:ascii="IBM Plex Sans" w:cs="IBM Plex Sans" w:eastAsia="IBM Plex Sans" w:hAnsi="IBM Plex Sans"/>
-          <w:b w:val="0"/>
-          <w:bCs w:val="0"/>
-          <w:i w:val="0"/>
-          <w:iCs w:val="0"/>
-          <w:smallCaps w:val="0"/>
-          <w:strike w:val="0"/>
-          <w:color w:val="000000"/>
-          <w:sz w:val="22"/>
-          <w:szCs w:val="22"/>
-          <w:u w:val="none"/>
-          <w:shd w:fill="auto" w:val="clear"/>
-          <w:vertAlign w:val="baseline"/>
-        </w:rPr>
-      </w:pPr>
-      <w:r>
-        <w:rPr>
-          <w:rFonts w:ascii="IBM Plex Sans" w:cs="IBM Plex Sans" w:eastAsia="IBM Plex Sans" w:hAnsi="IBM Plex Sans"/>
-          <w:b w:val="0"/>
-          <w:bCs w:val="0"/>
-          <w:i w:val="0"/>
-          <w:iCs w:val="0"/>
-          <w:smallCaps w:val="0"/>
-          <w:strike w:val="0"/>
-          <w:color w:val="000000"/>
-          <w:sz w:val="22"/>
-          <w:szCs w:val="22"/>
-          <w:u w:val="none"/>
-          <w:shd w:fill="auto" w:val="clear"/>
-          <w:vertAlign w:val="baseline"/>
-          <w:rtl w:val="0"/>
-        </w:rPr>
-        <w:t xml:space="preserve">Es una tabla.</w:t>
-      </w:r>
-    </w:p>
-  </w:comment>
-  <w:comment w:author="Juan ignacio Manfredo" w:id="14" w:date="2026-08-07T22:14:12Z">
-    <w:p>
-      <w:pPr>
-        <w:keepNext w:val="0"/>
-        <w:keepLines w:val="0"/>
-        <w:pageBreakBefore w:val="0"/>
-        <w:widowControl w:val="0"/>
-        <w:pBdr>
-          <w:top w:space="0" w:sz="0" w:val="nil"/>
-          <w:left w:space="0" w:sz="0" w:val="nil"/>
-          <w:bottom w:space="0" w:sz="0" w:val="nil"/>
-          <w:right w:space="0" w:sz="0" w:val="nil"/>
-          <w:between w:space="0" w:sz="0" w:val="nil"/>
-        </w:pBdr>
-        <w:shd w:fill="auto" w:val="clear"/>
-        <w:spacing w:after="0" w:before="0" w:line="240" w:lineRule="auto"/>
-        <w:ind w:left="0" w:right="0" w:firstLine="0"/>
-        <w:jc w:val="left"/>
-        <w:rPr>
-          <w:rFonts w:ascii="IBM Plex Sans" w:cs="IBM Plex Sans" w:eastAsia="IBM Plex Sans" w:hAnsi="IBM Plex Sans"/>
-          <w:b w:val="0"/>
-          <w:bCs w:val="0"/>
-          <w:i w:val="0"/>
-          <w:iCs w:val="0"/>
-          <w:smallCaps w:val="0"/>
-          <w:strike w:val="0"/>
-          <w:color w:val="000000"/>
-          <w:sz w:val="22"/>
-          <w:szCs w:val="22"/>
-          <w:u w:val="none"/>
-          <w:shd w:fill="auto" w:val="clear"/>
-          <w:vertAlign w:val="baseline"/>
-        </w:rPr>
-      </w:pPr>
-      <w:r>
-        <w:rPr>
-          <w:rFonts w:ascii="IBM Plex Sans" w:cs="IBM Plex Sans" w:eastAsia="IBM Plex Sans" w:hAnsi="IBM Plex Sans"/>
-          <w:b w:val="0"/>
-          <w:bCs w:val="0"/>
-          <w:i w:val="0"/>
-          <w:iCs w:val="0"/>
-          <w:smallCaps w:val="0"/>
-          <w:strike w:val="0"/>
-          <w:color w:val="000000"/>
-          <w:sz w:val="22"/>
-          <w:szCs w:val="22"/>
-          <w:u w:val="none"/>
-          <w:shd w:fill="auto" w:val="clear"/>
-          <w:vertAlign w:val="baseline"/>
-          <w:rtl w:val="0"/>
-        </w:rPr>
-        <w:t xml:space="preserve">cambiar precios a final del proyecto</w:t>
-      </w:r>
-    </w:p>
-  </w:comment>
-  <w:comment w:author="Lourdes Pedaci" w:id="1" w:date="2026-08-28T23:53:11Z">
-    <w:p>
-      <w:pPr>
-        <w:keepNext w:val="0"/>
-        <w:keepLines w:val="0"/>
-        <w:pageBreakBefore w:val="0"/>
-        <w:widowControl w:val="0"/>
-        <w:pBdr>
-          <w:top w:space="0" w:sz="0" w:val="nil"/>
-          <w:left w:space="0" w:sz="0" w:val="nil"/>
-          <w:bottom w:space="0" w:sz="0" w:val="nil"/>
-          <w:right w:space="0" w:sz="0" w:val="nil"/>
-          <w:between w:space="0" w:sz="0" w:val="nil"/>
-        </w:pBdr>
-        <w:shd w:fill="auto" w:val="clear"/>
-        <w:spacing w:after="0" w:before="0" w:line="240" w:lineRule="auto"/>
-        <w:ind w:left="0" w:right="0" w:firstLine="0"/>
-        <w:jc w:val="left"/>
-        <w:rPr>
-          <w:rFonts w:ascii="IBM Plex Sans" w:cs="IBM Plex Sans" w:eastAsia="IBM Plex Sans" w:hAnsi="IBM Plex Sans"/>
-          <w:b w:val="0"/>
-          <w:bCs w:val="0"/>
-          <w:i w:val="0"/>
-          <w:iCs w:val="0"/>
-          <w:smallCaps w:val="0"/>
-          <w:strike w:val="0"/>
-          <w:color w:val="000000"/>
-          <w:sz w:val="22"/>
-          <w:szCs w:val="22"/>
-          <w:u w:val="none"/>
-          <w:shd w:fill="auto" w:val="clear"/>
-          <w:vertAlign w:val="baseline"/>
-        </w:rPr>
-      </w:pPr>
-      <w:r>
-        <w:rPr>
-          <w:rFonts w:ascii="IBM Plex Sans" w:cs="IBM Plex Sans" w:eastAsia="IBM Plex Sans" w:hAnsi="IBM Plex Sans"/>
-          <w:b w:val="0"/>
-          <w:bCs w:val="0"/>
-          <w:i w:val="0"/>
-          <w:iCs w:val="0"/>
-          <w:smallCaps w:val="0"/>
-          <w:strike w:val="0"/>
-          <w:color w:val="000000"/>
-          <w:sz w:val="22"/>
-          <w:szCs w:val="22"/>
-          <w:u w:val="none"/>
-          <w:shd w:fill="auto" w:val="clear"/>
-          <w:vertAlign w:val="baseline"/>
-          <w:rtl w:val="0"/>
-        </w:rPr>
-        <w:t xml:space="preserve">Antes agregar el indice</w:t>
-      </w:r>
-    </w:p>
-  </w:comment>
-  <w:comment w:author="Lourdes Pedaci" w:id="4" w:date="2026-08-28T23:37:33Z">
-    <w:p>
-      <w:pPr>
-        <w:keepNext w:val="0"/>
-        <w:keepLines w:val="0"/>
-        <w:pageBreakBefore w:val="0"/>
-        <w:widowControl w:val="0"/>
-        <w:pBdr>
-          <w:top w:space="0" w:sz="0" w:val="nil"/>
-          <w:left w:space="0" w:sz="0" w:val="nil"/>
-          <w:bottom w:space="0" w:sz="0" w:val="nil"/>
-          <w:right w:space="0" w:sz="0" w:val="nil"/>
-          <w:between w:space="0" w:sz="0" w:val="nil"/>
-        </w:pBdr>
-        <w:shd w:fill="auto" w:val="clear"/>
-        <w:spacing w:after="0" w:before="0" w:line="240" w:lineRule="auto"/>
-        <w:ind w:left="0" w:right="0" w:firstLine="0"/>
-        <w:jc w:val="left"/>
-        <w:rPr>
-          <w:rFonts w:ascii="IBM Plex Sans" w:cs="IBM Plex Sans" w:eastAsia="IBM Plex Sans" w:hAnsi="IBM Plex Sans"/>
-          <w:b w:val="0"/>
-          <w:bCs w:val="0"/>
-          <w:i w:val="0"/>
-          <w:iCs w:val="0"/>
-          <w:smallCaps w:val="0"/>
-          <w:strike w:val="0"/>
-          <w:color w:val="000000"/>
-          <w:sz w:val="22"/>
-          <w:szCs w:val="22"/>
-          <w:u w:val="none"/>
-          <w:shd w:fill="auto" w:val="clear"/>
-          <w:vertAlign w:val="baseline"/>
-        </w:rPr>
-      </w:pPr>
-      <w:r>
-        <w:rPr>
-          <w:rFonts w:ascii="IBM Plex Sans" w:cs="IBM Plex Sans" w:eastAsia="IBM Plex Sans" w:hAnsi="IBM Plex Sans"/>
-          <w:b w:val="0"/>
-          <w:bCs w:val="0"/>
-          <w:i w:val="0"/>
-          <w:iCs w:val="0"/>
-          <w:smallCaps w:val="0"/>
-          <w:strike w:val="0"/>
-          <w:color w:val="000000"/>
-          <w:sz w:val="22"/>
-          <w:szCs w:val="22"/>
-          <w:u w:val="none"/>
-          <w:shd w:fill="auto" w:val="clear"/>
-          <w:vertAlign w:val="baseline"/>
-          <w:rtl w:val="0"/>
-        </w:rPr>
-        <w:t xml:space="preserve">Es el modelo entidad relación de la bd</w:t>
-      </w:r>
-    </w:p>
-  </w:comment>
-  <w:comment w:author="Juan ignacio Manfredo" w:id="13" w:date="2026-08-07T22:16:44Z">
-    <w:p>
-      <w:pPr>
-        <w:keepNext w:val="0"/>
-        <w:keepLines w:val="0"/>
-        <w:pageBreakBefore w:val="0"/>
-        <w:widowControl w:val="0"/>
-        <w:pBdr>
-          <w:top w:space="0" w:sz="0" w:val="nil"/>
-          <w:left w:space="0" w:sz="0" w:val="nil"/>
-          <w:bottom w:space="0" w:sz="0" w:val="nil"/>
-          <w:right w:space="0" w:sz="0" w:val="nil"/>
-          <w:between w:space="0" w:sz="0" w:val="nil"/>
-        </w:pBdr>
-        <w:shd w:fill="auto" w:val="clear"/>
-        <w:spacing w:after="0" w:before="0" w:line="240" w:lineRule="auto"/>
-        <w:ind w:left="0" w:right="0" w:firstLine="0"/>
-        <w:jc w:val="left"/>
-        <w:rPr>
-          <w:rFonts w:ascii="IBM Plex Sans" w:cs="IBM Plex Sans" w:eastAsia="IBM Plex Sans" w:hAnsi="IBM Plex Sans"/>
-          <w:b w:val="0"/>
-          <w:bCs w:val="0"/>
-          <w:i w:val="0"/>
-          <w:iCs w:val="0"/>
-          <w:smallCaps w:val="0"/>
-          <w:strike w:val="0"/>
-          <w:color w:val="000000"/>
-          <w:sz w:val="22"/>
-          <w:szCs w:val="22"/>
-          <w:u w:val="none"/>
-          <w:shd w:fill="auto" w:val="clear"/>
-          <w:vertAlign w:val="baseline"/>
-        </w:rPr>
-      </w:pPr>
-      <w:r>
-        <w:rPr>
-          <w:rFonts w:ascii="IBM Plex Sans" w:cs="IBM Plex Sans" w:eastAsia="IBM Plex Sans" w:hAnsi="IBM Plex Sans"/>
-          <w:b w:val="0"/>
-          <w:bCs w:val="0"/>
-          <w:i w:val="0"/>
-          <w:iCs w:val="0"/>
-          <w:smallCaps w:val="0"/>
-          <w:strike w:val="0"/>
-          <w:color w:val="000000"/>
-          <w:sz w:val="22"/>
-          <w:szCs w:val="22"/>
-          <w:u w:val="none"/>
-          <w:shd w:fill="auto" w:val="clear"/>
-          <w:vertAlign w:val="baseline"/>
-          <w:rtl w:val="0"/>
-        </w:rPr>
-        <w:t xml:space="preserve">a completar</w:t>
-      </w:r>
-    </w:p>
-  </w:comment>
-  <w:comment w:author="Juan ignacio Manfredo" w:id="12" w:date="2026-08-07T22:17:04Z">
-    <w:p>
-      <w:pPr>
-        <w:keepNext w:val="0"/>
-        <w:keepLines w:val="0"/>
-        <w:pageBreakBefore w:val="0"/>
-        <w:widowControl w:val="0"/>
-        <w:pBdr>
-          <w:top w:space="0" w:sz="0" w:val="nil"/>
-          <w:left w:space="0" w:sz="0" w:val="nil"/>
-          <w:bottom w:space="0" w:sz="0" w:val="nil"/>
-          <w:right w:space="0" w:sz="0" w:val="nil"/>
-          <w:between w:space="0" w:sz="0" w:val="nil"/>
-        </w:pBdr>
-        <w:shd w:fill="auto" w:val="clear"/>
-        <w:spacing w:after="0" w:before="0" w:line="240" w:lineRule="auto"/>
-        <w:ind w:left="0" w:right="0" w:firstLine="0"/>
-        <w:jc w:val="left"/>
-        <w:rPr>
-          <w:rFonts w:ascii="IBM Plex Sans" w:cs="IBM Plex Sans" w:eastAsia="IBM Plex Sans" w:hAnsi="IBM Plex Sans"/>
-          <w:b w:val="0"/>
-          <w:bCs w:val="0"/>
-          <w:i w:val="0"/>
-          <w:iCs w:val="0"/>
-          <w:smallCaps w:val="0"/>
-          <w:strike w:val="0"/>
-          <w:color w:val="000000"/>
-          <w:sz w:val="22"/>
-          <w:szCs w:val="22"/>
-          <w:u w:val="none"/>
-          <w:shd w:fill="auto" w:val="clear"/>
-          <w:vertAlign w:val="baseline"/>
-        </w:rPr>
-      </w:pPr>
-      <w:r>
-        <w:rPr>
-          <w:rFonts w:ascii="IBM Plex Sans" w:cs="IBM Plex Sans" w:eastAsia="IBM Plex Sans" w:hAnsi="IBM Plex Sans"/>
-          <w:b w:val="0"/>
-          <w:bCs w:val="0"/>
-          <w:i w:val="0"/>
-          <w:iCs w:val="0"/>
-          <w:smallCaps w:val="0"/>
-          <w:strike w:val="0"/>
-          <w:color w:val="000000"/>
-          <w:sz w:val="22"/>
-          <w:szCs w:val="22"/>
-          <w:u w:val="none"/>
-          <w:shd w:fill="auto" w:val="clear"/>
-          <w:vertAlign w:val="baseline"/>
-          <w:rtl w:val="0"/>
-        </w:rPr>
-        <w:t xml:space="preserve">cambiar cuadro</w:t>
-      </w:r>
-    </w:p>
-  </w:comment>
-  <w:comment w:author="Lourdes Pedaci" w:id="6" w:date="2026-08-28T23:48:14Z">
-    <w:p>
-      <w:pPr>
-        <w:keepNext w:val="0"/>
-        <w:keepLines w:val="0"/>
-        <w:pageBreakBefore w:val="0"/>
-        <w:widowControl w:val="0"/>
-        <w:pBdr>
-          <w:top w:space="0" w:sz="0" w:val="nil"/>
-          <w:left w:space="0" w:sz="0" w:val="nil"/>
-          <w:bottom w:space="0" w:sz="0" w:val="nil"/>
-          <w:right w:space="0" w:sz="0" w:val="nil"/>
-          <w:between w:space="0" w:sz="0" w:val="nil"/>
-        </w:pBdr>
-        <w:shd w:fill="auto" w:val="clear"/>
-        <w:spacing w:after="0" w:before="0" w:line="240" w:lineRule="auto"/>
-        <w:ind w:left="0" w:right="0" w:firstLine="0"/>
-        <w:jc w:val="left"/>
-        <w:rPr>
-          <w:rFonts w:ascii="IBM Plex Sans" w:cs="IBM Plex Sans" w:eastAsia="IBM Plex Sans" w:hAnsi="IBM Plex Sans"/>
-          <w:b w:val="0"/>
-          <w:bCs w:val="0"/>
-          <w:i w:val="0"/>
-          <w:iCs w:val="0"/>
-          <w:smallCaps w:val="0"/>
-          <w:strike w:val="0"/>
-          <w:color w:val="000000"/>
-          <w:sz w:val="22"/>
-          <w:szCs w:val="22"/>
-          <w:u w:val="none"/>
-          <w:shd w:fill="auto" w:val="clear"/>
-          <w:vertAlign w:val="baseline"/>
-        </w:rPr>
-      </w:pPr>
-      <w:r>
-        <w:rPr>
-          <w:rFonts w:ascii="IBM Plex Sans" w:cs="IBM Plex Sans" w:eastAsia="IBM Plex Sans" w:hAnsi="IBM Plex Sans"/>
-          <w:b w:val="0"/>
-          <w:bCs w:val="0"/>
-          <w:i w:val="0"/>
-          <w:iCs w:val="0"/>
-          <w:smallCaps w:val="0"/>
-          <w:strike w:val="0"/>
-          <w:color w:val="000000"/>
-          <w:sz w:val="22"/>
-          <w:szCs w:val="22"/>
-          <w:u w:val="none"/>
-          <w:shd w:fill="auto" w:val="clear"/>
-          <w:vertAlign w:val="baseline"/>
-          <w:rtl w:val="0"/>
-        </w:rPr>
-        <w:t xml:space="preserve">cuestiones de backup, recuperación de datos</w:t>
-      </w:r>
-    </w:p>
-  </w:comment>
-  <w:comment w:author="Lourdes Pedaci" w:id="10" w:date="2026-08-28T23:54:03Z">
-    <w:p>
-      <w:pPr>
-        <w:keepNext w:val="0"/>
-        <w:keepLines w:val="0"/>
-        <w:pageBreakBefore w:val="0"/>
-        <w:widowControl w:val="0"/>
-        <w:pBdr>
-          <w:top w:space="0" w:sz="0" w:val="nil"/>
-          <w:left w:space="0" w:sz="0" w:val="nil"/>
-          <w:bottom w:space="0" w:sz="0" w:val="nil"/>
-          <w:right w:space="0" w:sz="0" w:val="nil"/>
-          <w:between w:space="0" w:sz="0" w:val="nil"/>
-        </w:pBdr>
-        <w:shd w:fill="auto" w:val="clear"/>
-        <w:spacing w:after="0" w:before="0" w:line="240" w:lineRule="auto"/>
-        <w:ind w:left="0" w:right="0" w:firstLine="0"/>
-        <w:jc w:val="left"/>
-        <w:rPr>
-          <w:rFonts w:ascii="IBM Plex Sans" w:cs="IBM Plex Sans" w:eastAsia="IBM Plex Sans" w:hAnsi="IBM Plex Sans"/>
-          <w:b w:val="0"/>
-          <w:bCs w:val="0"/>
-          <w:i w:val="0"/>
-          <w:iCs w:val="0"/>
-          <w:smallCaps w:val="0"/>
-          <w:strike w:val="0"/>
-          <w:color w:val="000000"/>
-          <w:sz w:val="22"/>
-          <w:szCs w:val="22"/>
-          <w:u w:val="none"/>
-          <w:shd w:fill="auto" w:val="clear"/>
-          <w:vertAlign w:val="baseline"/>
-        </w:rPr>
-      </w:pPr>
-      <w:r>
-        <w:rPr>
-          <w:rFonts w:ascii="IBM Plex Sans" w:cs="IBM Plex Sans" w:eastAsia="IBM Plex Sans" w:hAnsi="IBM Plex Sans"/>
-          <w:b w:val="0"/>
-          <w:bCs w:val="0"/>
-          <w:i w:val="0"/>
-          <w:iCs w:val="0"/>
-          <w:smallCaps w:val="0"/>
-          <w:strike w:val="0"/>
-          <w:color w:val="000000"/>
-          <w:sz w:val="22"/>
-          <w:szCs w:val="22"/>
-          <w:u w:val="none"/>
-          <w:shd w:fill="auto" w:val="clear"/>
-          <w:vertAlign w:val="baseline"/>
-          <w:rtl w:val="0"/>
-        </w:rPr>
-        <w:t xml:space="preserve">las imágenes llevan epigrafes</w:t>
-      </w:r>
-    </w:p>
-  </w:comment>
-  <w:comment w:author="Lourdes Pedaci" w:id="5" w:date="2026-08-28T23:44:41Z">
-    <w:p>
-      <w:pPr>
-        <w:keepNext w:val="0"/>
-        <w:keepLines w:val="0"/>
-        <w:pageBreakBefore w:val="0"/>
-        <w:widowControl w:val="0"/>
-        <w:pBdr>
-          <w:top w:space="0" w:sz="0" w:val="nil"/>
-          <w:left w:space="0" w:sz="0" w:val="nil"/>
-          <w:bottom w:space="0" w:sz="0" w:val="nil"/>
-          <w:right w:space="0" w:sz="0" w:val="nil"/>
-          <w:between w:space="0" w:sz="0" w:val="nil"/>
-        </w:pBdr>
-        <w:shd w:fill="auto" w:val="clear"/>
-        <w:spacing w:after="0" w:before="0" w:line="240" w:lineRule="auto"/>
-        <w:ind w:left="0" w:right="0" w:firstLine="0"/>
-        <w:jc w:val="left"/>
-        <w:rPr>
-          <w:rFonts w:ascii="IBM Plex Sans" w:cs="IBM Plex Sans" w:eastAsia="IBM Plex Sans" w:hAnsi="IBM Plex Sans"/>
-          <w:b w:val="0"/>
-          <w:bCs w:val="0"/>
-          <w:i w:val="0"/>
-          <w:iCs w:val="0"/>
-          <w:smallCaps w:val="0"/>
-          <w:strike w:val="0"/>
-          <w:color w:val="000000"/>
-          <w:sz w:val="22"/>
-          <w:szCs w:val="22"/>
-          <w:u w:val="none"/>
-          <w:shd w:fill="auto" w:val="clear"/>
-          <w:vertAlign w:val="baseline"/>
-        </w:rPr>
-      </w:pPr>
-      <w:r>
-        <w:rPr>
-          <w:rFonts w:ascii="IBM Plex Sans" w:cs="IBM Plex Sans" w:eastAsia="IBM Plex Sans" w:hAnsi="IBM Plex Sans"/>
-          <w:b w:val="0"/>
-          <w:bCs w:val="0"/>
-          <w:i w:val="0"/>
-          <w:iCs w:val="0"/>
-          <w:smallCaps w:val="0"/>
-          <w:strike w:val="0"/>
-          <w:color w:val="000000"/>
-          <w:sz w:val="22"/>
-          <w:szCs w:val="22"/>
-          <w:u w:val="none"/>
-          <w:shd w:fill="auto" w:val="clear"/>
-          <w:vertAlign w:val="baseline"/>
-          <w:rtl w:val="0"/>
-        </w:rPr>
-        <w:t xml:space="preserve">ver manual UTN</w:t>
-      </w:r>
-    </w:p>
-  </w:comment>
-</w:comments>
-</file>
-
-<file path=word/commentsExtended.xml><?xml version="1.0" encoding="utf-8"?>
-<w15:commentsEx xmlns:mc="http://schemas.openxmlformats.org/markup-compatibility/2006" xmlns:o="urn:schemas-microsoft-com:office:office" xmlns:r="http://schemas.openxmlformats.org/officeDocument/2006/relationships" xmlns:m="http://schemas.openxmlformats.org/officeDocument/2006/math" xmlns:v="urn:schemas-microsoft-com:vml" xmlns:wp="http://schemas.openxmlformats.org/drawingml/2006/wordprocessingDrawing" xmlns:w10="urn:schemas-microsoft-com:office:word" xmlns:w="http://schemas.openxmlformats.org/wordprocessingml/2006/main" xmlns:wne="http://schemas.microsoft.com/office/word/2006/wordml" xmlns:sl="http://schemas.openxmlformats.org/schemaLibrary/2006/main" xmlns:a="http://schemas.openxmlformats.org/drawingml/2006/main" xmlns:pic="http://schemas.openxmlformats.org/drawingml/2006/picture" xmlns:c="http://schemas.openxmlformats.org/drawingml/2006/chart" xmlns:lc="http://schemas.openxmlformats.org/drawingml/2006/lockedCanvas" xmlns:dgm="http://schemas.openxmlformats.org/drawingml/2006/diagram" xmlns:wps="http://schemas.microsoft.com/office/word/2010/wordprocessingShape" xmlns:wpg="http://schemas.microsoft.com/office/word/2010/wordprocessingGroup" xmlns:w14="http://schemas.microsoft.com/office/word/2010/wordml" xmlns:w15="http://schemas.microsoft.com/office/word/2012/wordml" xmlns:w16="http://schemas.microsoft.com/office/word/2018/wordml" xmlns:w16cex="http://schemas.microsoft.com/office/word/2018/wordml/cex" xmlns:w16cid="http://schemas.microsoft.com/office/word/2016/wordml/cid" xmlns="http://schemas.microsoft.com/office/tasks/2019/documenttasks" xmlns:cr="http://schemas.microsoft.com/office/comments/2020/reactions">
-  <w15:commentEx w15:paraId="0000022E" w15:done="0"/>
-  <w15:commentEx w15:paraId="0000022F" w15:done="0"/>
-  <w15:commentEx w15:paraId="00000230" w15:done="0"/>
-  <w15:commentEx w15:paraId="00000231" w15:done="0"/>
-  <w15:commentEx w15:paraId="00000232" w15:done="0"/>
-  <w15:commentEx w15:paraId="00000233" w15:done="0"/>
-  <w15:commentEx w15:paraId="00000234" w15:done="0"/>
-  <w15:commentEx w15:paraId="00000235" w15:done="0"/>
-  <w15:commentEx w15:paraId="00000236" w15:done="0"/>
-  <w15:commentEx w15:paraId="00000237" w15:done="0"/>
-  <w15:commentEx w15:paraId="00000238" w15:done="0"/>
-  <w15:commentEx w15:paraId="00000239" w15:done="0"/>
-  <w15:commentEx w15:paraId="0000023A" w15:done="0"/>
-  <w15:commentEx w15:paraId="0000023B" w15:done="0"/>
-  <w15:commentEx w15:paraId="0000023C" w15:done="0"/>
-</w15:commentsEx>
 </file>
 
 <file path=word/numbering.xml><?xml version="1.0" encoding="utf-8"?>

--- a/documentacion_proyecto/Documentación_de_Proyecto.docx
+++ b/documentacion_proyecto/Documentación_de_Proyecto.docx
@@ -18670,7 +18670,7 @@
                 <w:sz w:val="17"/>
                 <w:szCs w:val="17"/>
               </w:rPr>
-              <w:t xml:space="preserve">Polarización: 3 para los relés (IN1 e IN2 a 3,3 V; la de Retroceder a GND, porque su módulo es activo-alto) y 3 para el sensado. Evitan el accionamiento fantasma al encender.</w:t>
+              <w:t xml:space="preserve">Polarización: 3 para los relés (IN1 e IN2 a 3,3 V; la de Retroceder a GND, porque su módulo es activo-alto), que evitan el accionamiento fantasma al encender, y 1 para el sensado del GPIO 34, que no tiene resistencia interna (Marcha y Pausa usan la del ESP32).</w:t>
             </w:r>
           </w:p>
         </w:tc>
@@ -18692,7 +18692,7 @@
                 <w:rFonts w:ascii="IBM Plex Sans" w:hAnsi="IBM Plex Sans" w:cs="IBM Plex Sans" w:eastAsia="IBM Plex Sans"/>
                 <w:sz w:val="17"/>
               </w:rPr>
-              <w:t>6</w:t>
+              <w:t xml:space="preserve">4</w:t>
             </w:r>
           </w:p>
         </w:tc>
@@ -22948,7 +22948,7 @@
                 <w:sz w:val="17"/>
                 <w:szCs w:val="17"/>
               </w:rPr>
-              <w:t>ESP32, dos módulos de relé (uno de 2 canales y uno individual, 3 salidas en total), fuente HLK-5M05 220V→5V, fusible lento 1A, 3 optoacopladores PC817 con sus puentes rectificadores y resistencias limitadoras, 6 resistencias de polarización, capacitores de desacople, gabinete IP65, prensacables, borneras, cable multifilar de 6 conductores y 1 mm² y placa universal.</w:t>
+              <w:t xml:space="preserve">ESP32, dos módulos de relé (uno de 2 canales y uno individual, 3 salidas en total), fuente HLK-5M05 220V→5V, fusible lento 1A, 3 optoacopladores PC817 con sus puentes rectificadores y resistencias limitadoras, 6 resistencias de polarización (4 en uso y 2 de repuesto), capacitores de desacople, gabinete IP65, prensacables, borneras, cable multifilar de 6 conductores y 1 mm² y placa universal.</w:t>
             </w:r>
           </w:p>
         </w:tc>

--- a/documentacion_proyecto/Documentación_de_Proyecto.docx
+++ b/documentacion_proyecto/Documentación_de_Proyecto.docx
@@ -1161,6 +1161,96 @@
           </w:p>
         </w:tc>
       </w:tr>
+      <w:tr>
+        <w:tc>
+          <w:tcPr>
+            <w:tcW w:type="dxa" w:w="1200"/>
+          </w:tcPr>
+          <w:p>
+            <w:pPr>
+              <w:jc w:val="both"/>
+            </w:pPr>
+            <w:r>
+              <w:rPr>
+                <w:rFonts w:ascii="IBM Plex Sans" w:hAnsi="IBM Plex Sans" w:cs="IBM Plex Sans" w:eastAsia="IBM Plex Sans"/>
+              </w:rPr>
+            </w:r>
+            <w:r>
+              <w:rPr>
+                <w:rFonts w:ascii="IBM Plex Sans" w:hAnsi="IBM Plex Sans" w:cs="IBM Plex Sans" w:eastAsia="IBM Plex Sans"/>
+                <w:sz w:val="17"/>
+              </w:rPr>
+              <w:t xml:space="preserve">5.2</w:t>
+            </w:r>
+          </w:p>
+        </w:tc>
+        <w:tc>
+          <w:tcPr>
+            <w:tcW w:type="dxa" w:w="1400"/>
+          </w:tcPr>
+          <w:p>
+            <w:pPr>
+              <w:jc w:val="both"/>
+            </w:pPr>
+            <w:r>
+              <w:rPr>
+                <w:rFonts w:ascii="IBM Plex Sans" w:hAnsi="IBM Plex Sans" w:cs="IBM Plex Sans" w:eastAsia="IBM Plex Sans"/>
+              </w:rPr>
+            </w:r>
+            <w:r>
+              <w:rPr>
+                <w:rFonts w:ascii="IBM Plex Sans" w:hAnsi="IBM Plex Sans" w:cs="IBM Plex Sans" w:eastAsia="IBM Plex Sans"/>
+                <w:sz w:val="17"/>
+              </w:rPr>
+              <w:t xml:space="preserve">28 de octubre de 2026</w:t>
+            </w:r>
+          </w:p>
+        </w:tc>
+        <w:tc>
+          <w:tcPr>
+            <w:tcW w:type="dxa" w:w="1800"/>
+          </w:tcPr>
+          <w:p>
+            <w:pPr>
+              <w:jc w:val="both"/>
+            </w:pPr>
+            <w:r>
+              <w:rPr>
+                <w:rFonts w:ascii="IBM Plex Sans" w:hAnsi="IBM Plex Sans" w:cs="IBM Plex Sans" w:eastAsia="IBM Plex Sans"/>
+              </w:rPr>
+            </w:r>
+            <w:r>
+              <w:rPr>
+                <w:rFonts w:ascii="IBM Plex Sans" w:hAnsi="IBM Plex Sans" w:cs="IBM Plex Sans" w:eastAsia="IBM Plex Sans"/>
+                <w:sz w:val="17"/>
+              </w:rPr>
+              <w:t xml:space="preserve">Equipo de Proyecto (7mo Informática, Instituto Leonardo Murialdo)</w:t>
+            </w:r>
+          </w:p>
+        </w:tc>
+        <w:tc>
+          <w:tcPr>
+            <w:tcW w:type="dxa" w:w="4428"/>
+          </w:tcPr>
+          <w:p>
+            <w:pPr>
+              <w:jc w:val="both"/>
+            </w:pPr>
+            <w:r>
+              <w:rPr>
+                <w:rFonts w:ascii="IBM Plex Sans" w:hAnsi="IBM Plex Sans" w:cs="IBM Plex Sans" w:eastAsia="IBM Plex Sans"/>
+              </w:rPr>
+            </w:r>
+            <w:r>
+              <w:rPr>
+                <w:rFonts w:ascii="IBM Plex Sans" w:hAnsi="IBM Plex Sans" w:cs="IBM Plex Sans" w:eastAsia="IBM Plex Sans"/>
+                <w:sz w:val="17"/>
+              </w:rPr>
+              <w:t xml:space="preserve">Se registra la prueba del proyecto completo en el telar (28/10/2026): los Niveles 1 y 2 instalados con el gabinete, la plaqueta del ESP32 (sumada el 25/10/2026, porque en la principal impresa la tira del ESP32 quedó con los pines en otro orden) y los cuatro canales, con la octava reunión con el cliente y sus dos videos. Se corrige el diseño del Gantt y se lo pone al día (169 tareas y 642 horas), se actualiza la lista de componentes con lo que se usó y se recalcula la estimación económica ($40.067.266). En la web, la ficha del dibujo se desplaza en el celular.</w:t>
+            </w:r>
+          </w:p>
+        </w:tc>
+      </w:tr>
     </w:tbl>
     <w:p>
       <w:pPr>
@@ -2193,7 +2283,7 @@
           <w:rFonts w:ascii="IBM Plex Sans" w:cs="IBM Plex Sans" w:eastAsia="IBM Plex Sans" w:hAnsi="IBM Plex Sans"/>
           <w:rtl w:val="0"/>
         </w:rPr>
-        <w:t xml:space="preserve"> Etapa en desarrollo orientada al control directo de la calada y selección de tramas. Tras la inspección real del telar (Vamatex C 201, matrícula 1104, revisado en 1989 según su placa de datos) se confirmó que la máquina ya trabaja por grupos de marcos mediante una cinta de papel perforada angosta que acciona palancas de selección (no hilo por hilo), con un máximo confirmado de 8 matrices simultáneas, por lo que esta etapa reemplaza esa función. Se descartaron los actuadores rotativos evaluados inicialmente porque no soportan la carga cíclica, la vibración ni la pelusa del telar real, y no aprovechaban las bobinas que la máquina ya tiene; se optó por ir directo al retrofit definitivo con la intervención de las 4 bobinas de selección que el telar ya tiene instaladas y en funcionamiento. Trabajan con 24 V en corriente alterna, dato confirmado con el dueño de la fábrica el 03/09/26, y hoy reciben su señal desde el lector óptico de la cinta a través de unas plaquetas alojadas en la caja del telar. El punto de intervención es el propio lector óptico, no la bobina: según explicó el dueño de la fábrica, cada lector se corta con una llave, de modo que en lugar de que el papel interrumpa el haz lo haga un interruptor electrónico que entrega un 1 o un 0. El sistema conmuta entonces la señal del lector mediante relés OptoMOS LCA110 comandados desde los GPIO del ESP32 (con una resistencia de 330 Ω cada uno), uno por lector, con lo que las plaquetas del telar quedan intactas y la corriente a manejar es mucho menor. La elección del componente no es indiferente: un relé mecánico no soportaría el régimen de trabajo. Los telares de rapier de esta generación trabajan 300 pasadas por minuto, dato confirmado con el dueño de la fábrica el 06/09/26, lo que da 5 conmutaciones por segundo y unas 180.000 en una jornada de 10 horas, frente a las 100.000 de vida útil de un relé común. Tampoco sirve un optoacoplador de fototransistor como el PC817, que conduce en un solo sentido y con corriente alterna dejaría pasar medio ciclo. El circuito se probó en protoboard el 10/10/2026, y el 17/10/2026 en la máquina, todavía en protoboard: la alimentación del lector óptico dio entre 15 y 30 V, lo que define la resistencia de protección de 470 Ω 3 W para cada canal (ver Guía de mediciones y verificaciones); el sensor de pasada quedó conectado y calibrado, y el primer canal, con el relé en el lugar del lector, seleccionó bien. Las cinco plaquetas soldadas para la instalación definitiva ya están terminadas (20/10/2026); faltan los otros tres canales y la instalación del gabinete en la planta.</w:t>
+        <w:t xml:space="preserve"> Etapa instalada y probada en el telar el 28/10/2026, orientada al control directo de la calada y selección de tramas. Tras la inspección real del telar (Vamatex C 201, matrícula 1104, revisado en 1989 según su placa de datos) se confirmó que la máquina ya trabaja por grupos de marcos mediante una cinta de papel perforada angosta que acciona palancas de selección (no hilo por hilo), con un máximo confirmado de 8 matrices simultáneas, por lo que esta etapa reemplaza esa función. Se descartaron los actuadores rotativos evaluados inicialmente porque no soportan la carga cíclica, la vibración ni la pelusa del telar real, y no aprovechaban las bobinas que la máquina ya tiene; se optó por ir directo al retrofit definitivo con la intervención de las 4 bobinas de selección que el telar ya tiene instaladas y en funcionamiento. Trabajan con 24 V en corriente alterna, dato confirmado con el dueño de la fábrica el 03/09/26, y hoy reciben su señal desde el lector óptico de la cinta a través de unas plaquetas alojadas en la caja del telar. El punto de intervención es el propio lector óptico, no la bobina: según explicó el dueño de la fábrica, cada lector se corta con una llave, de modo que en lugar de que el papel interrumpa el haz lo haga un interruptor electrónico que entrega un 1 o un 0. El sistema conmuta entonces la señal del lector mediante relés OptoMOS LCA110 comandados desde los GPIO del ESP32 (con una resistencia de 330 Ω cada uno), uno por lector, con lo que las plaquetas del telar quedan intactas y la corriente a manejar es mucho menor. La elección del componente no es indiferente: un relé mecánico no soportaría el régimen de trabajo. Los telares de rapier de esta generación trabajan 300 pasadas por minuto, dato confirmado con el dueño de la fábrica el 06/09/26, lo que da 5 conmutaciones por segundo y unas 180.000 en una jornada de 10 horas, frente a las 100.000 de vida útil de un relé común. Tampoco sirve un optoacoplador de fototransistor como el PC817, que conduce en un solo sentido y con corriente alterna dejaría pasar medio ciclo. El circuito se probó en protoboard el 10/10/2026, y el 17/10/2026 en la máquina, todavía en protoboard: la alimentación del lector óptico dio entre 15 y 30 V, lo que define la resistencia de protección de 470 Ω 3 W para cada canal (ver Guía de mediciones y verificaciones); el sensor de pasada quedó conectado y calibrado, y el primer canal, con el relé en el lugar del lector, seleccionó bien. Las cinco plaquetas soldadas quedaron terminadas el 20/10/2026, el 25/10/2026 se sumó la plaqueta del ESP32, y el 28/10/2026 se instaló el gabinete en la planta con los cuatro canales y se probó el sistema completo.</w:t>
       </w:r>
     </w:p>
     <w:p>
@@ -16303,7 +16393,7 @@
                 <w:rFonts w:ascii="IBM Plex Sans" w:hAnsi="IBM Plex Sans" w:cs="IBM Plex Sans" w:eastAsia="IBM Plex Sans"/>
                 <w:sz w:val="17"/>
               </w:rPr>
-              <w:t>El telar sigue tomando el dibujo de su cinta de papel perforada. El sistema todavía no comanda las cuatro bobinas de selección: el 17/10/2026 se probó en la máquina el primer canal, en protoboard, y seleccionó bien, y las plaquetas para conectar los cuatro ya están soldadas.</w:t>
+              <w:t xml:space="preserve">Desde el 28/10/2026 el sistema comanda las cuatro bobinas de selección: con el gabinete instalado, cada relé LCA110 da la señal en el lugar de su lector según el dibujo cargado en la aplicación. La cinta de papel sigue disponible: los lectores se vuelven a conectar en minutos.</w:t>
             </w:r>
           </w:p>
         </w:tc>
@@ -16325,7 +16415,7 @@
                 <w:rFonts w:ascii="IBM Plex Sans" w:hAnsi="IBM Plex Sans" w:cs="IBM Plex Sans" w:eastAsia="IBM Plex Sans"/>
                 <w:sz w:val="17"/>
               </w:rPr>
-              <w:t>El punto de intervención ya está definido (la señal de cada lector óptico) y su alimentación ya se midió (entre 15 y 30 V, el 17/10/2026). Las plaquetas ya están soldadas; faltan los otros tres canales y la instalación del gabinete.</w:t>
+              <w:t xml:space="preserve">El punto de intervención es la señal de cada lector óptico, y su alimentación se midió el 17/10/2026 (entre 15 y 30 V). Los cuatro canales quedaron instalados con las plaquetas soldadas y se probaron con el sistema completo el 28/10/2026.</w:t>
             </w:r>
           </w:p>
         </w:tc>
@@ -16347,7 +16437,7 @@
                 <w:rFonts w:ascii="IBM Plex Sans" w:hAnsi="IBM Plex Sans" w:cs="IBM Plex Sans" w:eastAsia="IBM Plex Sans"/>
                 <w:sz w:val="17"/>
               </w:rPr>
-              <w:t>En desarrollo (Etapa 07)</w:t>
+              <w:t xml:space="preserve">Instalado y probado (Etapa 07, 28/10/2026)</w:t>
             </w:r>
           </w:p>
         </w:tc>
@@ -16424,7 +16514,7 @@
                 <w:sz w:val="17"/>
                 <w:szCs w:val="17"/>
               </w:rPr>
-              <w:t>Su punto de montaje quedó definido el 10/09/2026, sobre un eje que da una vuelta por pasada; el 10/10/2026 se probó en protoboard con el ESP32 y funcionó, y el 17/10/2026 se conectó y se calibró en la máquina, donde cuenta las pasadas. Hasta que se valide su conteo contra el contador mecánico del telar y se instale el Nivel 2, el avance es una estimación por tiempo.</w:t>
+              <w:t>Su punto de montaje quedó definido el 10/09/2026, sobre un eje que da una vuelta por pasada; el 10/10/2026 se probó en protoboard con el ESP32 y funcionó, y el 17/10/2026 se conectó y se calibró en la máquina, donde cuenta las pasadas. Desde el 28/10/2026 está instalado con el Nivel 2 y el avance que muestra la web es el que mide; falta validar su conteo contra el contador mecánico del telar (período de prueba, hasta el 04/11/2026).</w:t>
             </w:r>
           </w:p>
         </w:tc>
@@ -16743,7 +16833,7 @@
                 <w:rFonts w:ascii="IBM Plex Sans" w:hAnsi="IBM Plex Sans" w:cs="IBM Plex Sans" w:eastAsia="IBM Plex Sans"/>
                 <w:sz w:val="17"/>
               </w:rPr>
-              <w:t>La entrega se realiza sobre placa universal perforada soldada, salvo la plaqueta del sensado de la botonera, que es impresa.</w:t>
+              <w:t xml:space="preserve">La entrega se realiza sobre plaquetas soldadas: las diseñadas en Proteus (la principal, la de los relés, la del Nivel 2 y la del sensado de la botonera) son impresas, y el ESP32 va en su propia plaqueta, sumada el 25/10/2026.</w:t>
             </w:r>
           </w:p>
         </w:tc>
@@ -18915,7 +19005,7 @@
                 <w:rFonts w:ascii="IBM Plex Sans" w:hAnsi="IBM Plex Sans" w:cs="IBM Plex Sans" w:eastAsia="IBM Plex Sans"/>
                 <w:sz w:val="17"/>
               </w:rPr>
-              <w:t>Gabinete IP65, prensacables, borneras, placas perforadas y la plaqueta impresa del sensado</w:t>
+              <w:t xml:space="preserve">Gabinete IP65, prensacables, borneras, las plaquetas impresas y la plaqueta del ESP32</w:t>
             </w:r>
           </w:p>
         </w:tc>
@@ -19853,7 +19943,7 @@
               <w:rFonts w:ascii="IBM Plex Sans" w:cs="IBM Plex Sans" w:eastAsia="IBM Plex Sans" w:hAnsi="IBM Plex Sans"/>
               <w:rtl w:val="0"/>
             </w:rPr>
-            <w:t xml:space="preserve">Etapa 07, Plaquetas soldadas e instalación del Nivel 2 en el telar: las cinco plaquetas soldadas, la instalación del gabinete, la medición de los lectores, el sensor de pasada y los relés LCA110 en la máquina, la prueba integral y el período de prueba. El 17/10/2026 se hicieron, en protoboard, la medición del lector (entre 15 y 30 V), la conexión y la calibración del sensor de pasada y el primer canal de los relés LCA110, que seleccionó bien; y al 20/10/2026 quedaron terminadas las cinco plaquetas soldadas y se sumaron el modo solo sensado y la vista para los clientes. Etapa 08, Cierre del proyecto y presentación final: la presentación a los profesores (04/11/2026), la prueba con un trabajador de la fábrica, el video de entrevista al cliente, la entrega al cliente y la presentación final en la Expo (14/11/2026).</w:t>
+            <w:t xml:space="preserve">Etapa 07, Plaquetas soldadas e instalación del Nivel 2 en el telar: las cinco plaquetas soldadas, la instalación del gabinete, la medición de los lectores, el sensor de pasada y los relés LCA110 en la máquina, la prueba integral y el período de prueba. El 17/10/2026 se hicieron, en protoboard, la medición del lector (entre 15 y 30 V), la conexión y la calibración del sensor de pasada y el primer canal de los relés LCA110, que seleccionó bien; y al 20/10/2026 quedaron terminadas las cinco plaquetas soldadas y se sumaron el modo solo sensado y la vista para los clientes; el 25/10/2026 se sumó la plaqueta del ESP32, y el 28/10/2026 se instaló el gabinete y se hizo la prueba integral, con el sistema completo funcionando. Etapa 08, Cierre del proyecto y presentación final: la presentación a los profesores (04/11/2026), la prueba con un trabajador de la fábrica, el video de entrevista al cliente, la entrega al cliente y la presentación final en la Expo (14/11/2026).</w:t>
           </w:r>
         </w:sdtContent>
       </w:sdt>
@@ -19991,7 +20081,7 @@
           <w:rFonts w:ascii="IBM Plex Sans" w:cs="IBM Plex Sans" w:eastAsia="IBM Plex Sans" w:hAnsi="IBM Plex Sans"/>
           <w:rtl w:val="0"/>
         </w:rPr>
-        <w:t>Desarrollo del firmware del nodo ESP32 en C++: Nivel 1 (relés de Marcha, Pausa y Retroceder, instalado y probado en el telar el 19/09/2026) y Nivel 2 (control de las bobinas de selección: probado en protoboard el 10/10/2026; las plaquetas soldadas (terminadas al 20/10/2026) y la instalación son de la Etapa 07, donde el 17/10/2026 se midió el lector y se probó en la máquina el primer canal). Alta del login biométrico WebAuthn y protecciones eléctricas del BOM.</w:t>
+        <w:t>Desarrollo del firmware del nodo ESP32 en C++: Nivel 1 (relés de Marcha, Pausa y Retroceder, instalado y probado en el telar el 19/09/2026) y Nivel 2 (control de las bobinas de selección: probado en protoboard el 10/10/2026; las plaquetas soldadas (terminadas al 20/10/2026) y la instalación son de la Etapa 07, donde el 17/10/2026 se midió el lector y se probó en la máquina el primer canal, y el 28/10/2026 el sistema completo). Alta del login biométrico WebAuthn y protecciones eléctricas del BOM.</w:t>
       </w:r>
     </w:p>
     <w:p>
@@ -21886,7 +21976,7 @@
           <w:rFonts w:ascii="IBM Plex Sans" w:cs="IBM Plex Sans" w:eastAsia="IBM Plex Sans" w:hAnsi="IBM Plex Sans"/>
           <w:rtl w:val="0"/>
         </w:rPr>
-        <w:t xml:space="preserve"> para el nodo piloto del Nivel 1, la Lista de Componentes prevé el armado del circuito sobre placa universal perforada (salvo la plaqueta del sensado de la botonera, que es impresa), con los componentes soldados y fijados al gabinete mediante separadores. El armado sobre protoboard se utiliza únicamente durante las pruebas de banco: la entrega final se realiza sobre placa soldada, según lo establecido en los Lineamientos del proyecto. La migración a un PCB diseñado y fabricado a medida queda registrada como lineamiento futuro, para el caso de una eventual producción en serie.</w:t>
+        <w:t xml:space="preserve"> las plaquetas del gabinete se diseñaron en Proteus/ARES y se imprimieron (la principal, la de los relés, la del Nivel 2 y la del sensado de la botonera), con los componentes soldados y fijados al gabinete mediante separadores; el armado sobre protoboard se usó solo en las pruebas de banco, según lo establecido en los Lineamientos del proyecto. Al revisar los PCB impresos faltaban tres pistas, que se hicieron con puentes de alambre, y la tira del ESP32 de la principal quedó con los pines en otro orden, por lo que el ESP32 va en una plaqueta aparte (25/10/2026). Para una producción en serie queda como lineamiento futuro una revisión del PCB que integre esas correcciones en una sola placa.</w:t>
       </w:r>
     </w:p>
     <w:p>
@@ -22632,7 +22722,7 @@
           <w:rFonts w:ascii="IBM Plex Sans" w:cs="IBM Plex Sans" w:eastAsia="IBM Plex Sans" w:hAnsi="IBM Plex Sans"/>
           <w:rtl w:val="0"/>
         </w:rPr>
-        <w:t>El presupuesto se organiza en cuatro bloques de compra y confirma que toda la arquitectura de software seleccionada es de uso libre, con costo de licenciamiento mensual de $0. Los valores corresponden a la revisión del 20/10/2026 y se mantienen actualizados en la planilla del equipo (Lista_de_componentes_Control_Trama.xlsx y Estimacion_Costos_Ganancia_Contrato_v4.docx).</w:t>
+        <w:t>El presupuesto se organiza en cuatro bloques de compra y confirma que toda la arquitectura de software seleccionada es de uso libre, con costo de licenciamiento mensual de $0. Los valores corresponden a la revisión del 28/10/2026 y se mantienen actualizados en la planilla del equipo (Lista_de_componentes_Control_Trama.xlsx y Estimacion_Costos_Ganancia_Contrato_v4.docx).</w:t>
       </w:r>
     </w:p>
     <w:p>
@@ -22723,7 +22813,7 @@
           <w:rFonts w:ascii="IBM Plex Sans" w:cs="IBM Plex Sans" w:eastAsia="IBM Plex Sans" w:hAnsi="IBM Plex Sans"/>
           <w:rtl w:val="0"/>
         </w:rPr>
-        <w:t>Los componentes efectivamente adquiridos para el Bloque A suman $73.653, a los que se agregan $13.950 del Bloque C y $34.536 del Bloque D, totalizando $122.139 en materiales. Sumando los gastos operativos de $109.675 y el valor del trabajo del equipo, valuado en $31.844.539 según las tarifas del proyecto, el costo total asciende a $32.076.353. Aplicando el margen del 25 % previsto, el presupuesto final es de $40.095.441, con una ganancia proyectada de $8.019.088.</w:t>
+        <w:t xml:space="preserve">Los componentes efectivamente adquiridos para el Bloque A, con la plaqueta del ESP32, suman $81.453, a los que se agregan $13.950 del Bloque C y $55.436 del Bloque D, totalizando $150.839 en materiales. Sumando los gastos operativos de $109.675 y el valor del trabajo del equipo, valuado en $31.793.299 según las tarifas del proyecto y las 642 horas del Gantt, el costo total asciende a $32.053.813. Aplicando el margen del 25 % previsto, el presupuesto final es de $40.067.266, con una ganancia proyectada de $8.013.453.</w:t>
       </w:r>
     </w:p>
     <w:tbl>
@@ -22948,7 +23038,7 @@
                 <w:sz w:val="17"/>
                 <w:szCs w:val="17"/>
               </w:rPr>
-              <w:t xml:space="preserve">ESP32, dos módulos de relé (uno de 2 canales y uno individual, 3 salidas en total), fuente HLK-5M05 220V→5V, fusible lento 1A, 3 optoacopladores PC817 con sus puentes rectificadores y resistencias limitadoras, 6 resistencias de polarización (4 en uso y 2 de repuesto), capacitores de desacople, gabinete IP65, prensacables, borneras, cable multifilar de 6 conductores y 1 mm² y placa universal.</w:t>
+              <w:t xml:space="preserve">ESP32, dos módulos de relé (uno de 2 canales y uno individual, 3 salidas en total), fuente HLK-5M05 220V→5V, fusible lento 1A, 3 optoacopladores PC817 con sus puentes rectificadores y resistencias limitadoras, 6 resistencias de polarización (4 en uso y 2 de repuesto), capacitores de desacople, gabinete IP65, prensacables, borneras, cable multifilar de 6 conductores y 1 mm², y la plaqueta del ESP32 con sus tiras de pines y cables.</w:t>
             </w:r>
           </w:p>
         </w:tc>
@@ -23011,7 +23101,7 @@
                 <w:szCs w:val="17"/>
                 <w:rtl w:val="0"/>
               </w:rPr>
-              <w:t>$73.653</w:t>
+              <w:t xml:space="preserve">$81.453</w:t>
             </w:r>
           </w:p>
         </w:tc>
@@ -23176,7 +23266,7 @@
                 <w:szCs w:val="17"/>
                 <w:rtl w:val="0"/>
               </w:rPr>
-              <w:t>Después de medir (medido el 17/10)</w:t>
+              <w:t xml:space="preserve">Después de medir (medido el 17/10); instalado el 28/10</w:t>
             </w:r>
           </w:p>
         </w:tc>
@@ -23216,7 +23306,7 @@
                 <w:sz w:val="17"/>
                 <w:szCs w:val="17"/>
               </w:rPr>
-              <w:t>$34.536 (faltan los precios de nueve ítems de la lista)</w:t>
+              <w:t xml:space="preserve">$55.436</w:t>
             </w:r>
           </w:p>
         </w:tc>
@@ -23329,7 +23419,7 @@
                 <w:sz w:val="17"/>
                 <w:szCs w:val="17"/>
               </w:rPr>
-              <w:t>$122.139</w:t>
+              <w:t xml:space="preserve">$150.839</w:t>
             </w:r>
           </w:p>
         </w:tc>
@@ -23364,7 +23454,7 @@
         <w:rPr>
           <w:rFonts w:ascii="IBM Plex Sans" w:hAnsi="IBM Plex Sans" w:cs="IBM Plex Sans" w:eastAsia="IBM Plex Sans"/>
         </w:rPr>
-        <w:t>La estructura de costos muestra que el 99,3 % corresponde al trabajo del equipo y solo el 0,7 % ($231.814, materiales y gastos operativos) a dinero efectivamente desembolsado. Orden de compra recomendado: (1) Bloque A, ya adquirido e instalado en el telar; (2) la medición del lector óptico en el telar, hecha el 17/10/2026 (entre 15 y 30 V); y (3) lo que falta de los Bloques C y D (el sensor ya se compró y el relé LCA110 se probó en la máquina), con la resistencia de protección de 470 Ω 3 W que fijó esa medición. La planilla completa, con el detalle por ítem y los precios de referencia, se mantiene en el archivo Lista_de_componentes_Control_Trama.xlsx de la carpeta compartida del equipo.</w:t>
+        <w:t xml:space="preserve">La estructura de costos muestra que el 99,2 % corresponde al trabajo del equipo y solo el 0,8 % ($260.514, materiales y gastos operativos) a dinero efectivamente desembolsado. Orden de compra seguido: (1) el Bloque A, adquirido e instalado en el telar; (2) la medición del lector óptico en el telar, hecha el 17/10/2026 (entre 15 y 30 V); y (3) los Bloques C y D, con la resistencia de protección de 470 Ω 3 W que fijó esa medición. Todo quedó comprado e instalado, y el sistema completo se probó el 28/10/2026. La planilla completa, con el detalle por ítem y los precios de referencia, se mantiene en el archivo Lista_de_componentes_Control_Trama.xlsx de la carpeta compartida del equipo.</w:t>
       </w:r>
       <w:r>
         <w:rPr>
@@ -24079,7 +24169,7 @@
           <w:rFonts w:ascii="IBM Plex Sans" w:cs="IBM Plex Sans" w:eastAsia="IBM Plex Sans" w:hAnsi="IBM Plex Sans"/>
           <w:rtl w:val="0"/>
         </w:rPr>
-        <w:t>El Desarrollador se compromete a hacer entrega de: un nodo electrónico ESP32 con la etapa de potencia y protecciones montadas y soldadas sobre placa universal perforada (y una plaqueta impresa para el sensado de la botonera), fijadas al gabinete con separadores y con borneras (no se entrega sobre protoboard), el firmware C++ cargado y testeado en el microcontrolador, la base de datos PostgreSQL (Neon) enlazada en tiempo real, el backend Node.js/Express y la interfaz web (con login biométrico WebAuthn) operativos durante una fase piloto. Quedan explícitamente fuera del acuerdo modificaciones a la estructura de engranajes, reparación de motores, provisión de repuestos mecánicos o la alteración mecánica del mecanismo de selección del telar.</w:t>
+        <w:t>El Desarrollador se compromete a hacer entrega de: un nodo electrónico ESP32 con la etapa de potencia y protecciones montadas y soldadas sobre plaquetas impresas (con el ESP32 en su propia plaqueta), fijadas al gabinete con separadores y con borneras (no se entrega sobre protoboard), el firmware C++ cargado y testeado en el microcontrolador, la base de datos PostgreSQL (Neon) enlazada en tiempo real, el backend Node.js/Express y la interfaz web (con login biométrico WebAuthn) operativos durante una fase piloto. Quedan explícitamente fuera del acuerdo modificaciones a la estructura de engranajes, reparación de motores, provisión de repuestos mecánicos o la alteración mecánica del mecanismo de selección del telar.</w:t>
       </w:r>
     </w:p>
     <w:p>

--- a/documentacion_proyecto/Documentación_de_Proyecto.docx
+++ b/documentacion_proyecto/Documentación_de_Proyecto.docx
@@ -1202,7 +1202,7 @@
                 <w:rFonts w:ascii="IBM Plex Sans" w:hAnsi="IBM Plex Sans" w:cs="IBM Plex Sans" w:eastAsia="IBM Plex Sans"/>
                 <w:sz w:val="17"/>
               </w:rPr>
-              <w:t xml:space="preserve">28 de octubre de 2026</w:t>
+              <w:t xml:space="preserve">30 de octubre de 2026</w:t>
             </w:r>
           </w:p>
         </w:tc>
@@ -1246,7 +1246,7 @@
                 <w:rFonts w:ascii="IBM Plex Sans" w:hAnsi="IBM Plex Sans" w:cs="IBM Plex Sans" w:eastAsia="IBM Plex Sans"/>
                 <w:sz w:val="17"/>
               </w:rPr>
-              <w:t xml:space="preserve">Se registra la prueba del proyecto completo en el telar (28/10/2026): los Niveles 1 y 2 instalados con el gabinete, la plaqueta del ESP32 (sumada el 25/10/2026, porque en la principal impresa la tira del ESP32 quedó con los pines en otro orden) y los cuatro canales, con la octava reunión con el cliente y sus dos videos. Se corrige el diseño del Gantt y se lo pone al día (169 tareas y 642 horas), se actualiza la lista de componentes con lo que se usó y se recalcula la estimación económica ($40.067.266). En la web, la ficha del dibujo se desplaza en el celular.</w:t>
+              <w:t xml:space="preserve">Se registra la prueba del proyecto completo en el telar (30/10/2026): los Niveles 1 y 2 instalados con el gabinete, la plaqueta del ESP32 (sumada el 25/10/2026, porque en la principal impresa la tira del ESP32 quedó con los pines en otro orden) y los cuatro canales, con la octava reunión con el cliente y sus dos videos. Se corrige el diseño del Gantt y se lo pone al día (169 tareas y 642 horas), se actualiza la lista de componentes con lo que se usó y se recalcula la estimación económica: inversión de $32.021.188 y precio final de $3.200.000 por telar, que la recupera en dos años con 19 telares. En la web, la ficha del dibujo se desplaza en el celular.</w:t>
             </w:r>
           </w:p>
         </w:tc>
@@ -2283,7 +2283,7 @@
           <w:rFonts w:ascii="IBM Plex Sans" w:cs="IBM Plex Sans" w:eastAsia="IBM Plex Sans" w:hAnsi="IBM Plex Sans"/>
           <w:rtl w:val="0"/>
         </w:rPr>
-        <w:t xml:space="preserve"> Etapa instalada y probada en el telar el 28/10/2026, orientada al control directo de la calada y selección de tramas. Tras la inspección real del telar (Vamatex C 201, matrícula 1104, revisado en 1989 según su placa de datos) se confirmó que la máquina ya trabaja por grupos de marcos mediante una cinta de papel perforada angosta que acciona palancas de selección (no hilo por hilo), con un máximo confirmado de 8 matrices simultáneas, por lo que esta etapa reemplaza esa función. Se descartaron los actuadores rotativos evaluados inicialmente porque no soportan la carga cíclica, la vibración ni la pelusa del telar real, y no aprovechaban las bobinas que la máquina ya tiene; se optó por ir directo al retrofit definitivo con la intervención de las 4 bobinas de selección que el telar ya tiene instaladas y en funcionamiento. Trabajan con 24 V en corriente alterna, dato confirmado con el dueño de la fábrica el 03/09/26, y hoy reciben su señal desde el lector óptico de la cinta a través de unas plaquetas alojadas en la caja del telar. El punto de intervención es el propio lector óptico, no la bobina: según explicó el dueño de la fábrica, cada lector se corta con una llave, de modo que en lugar de que el papel interrumpa el haz lo haga un interruptor electrónico que entrega un 1 o un 0. El sistema conmuta entonces la señal del lector mediante relés OptoMOS LCA110 comandados desde los GPIO del ESP32 (con una resistencia de 330 Ω cada uno), uno por lector, con lo que las plaquetas del telar quedan intactas y la corriente a manejar es mucho menor. La elección del componente no es indiferente: un relé mecánico no soportaría el régimen de trabajo. Los telares de rapier de esta generación trabajan 300 pasadas por minuto, dato confirmado con el dueño de la fábrica el 06/09/26, lo que da 5 conmutaciones por segundo y unas 180.000 en una jornada de 10 horas, frente a las 100.000 de vida útil de un relé común. Tampoco sirve un optoacoplador de fototransistor como el PC817, que conduce en un solo sentido y con corriente alterna dejaría pasar medio ciclo. El circuito se probó en protoboard el 10/10/2026, y el 17/10/2026 en la máquina, todavía en protoboard: la alimentación del lector óptico dio entre 15 y 30 V, lo que define la resistencia de protección de 470 Ω 3 W para cada canal (ver Guía de mediciones y verificaciones); el sensor de pasada quedó conectado y calibrado, y el primer canal, con el relé en el lugar del lector, seleccionó bien. Las cinco plaquetas soldadas quedaron terminadas el 20/10/2026, el 25/10/2026 se sumó la plaqueta del ESP32, y el 28/10/2026 se instaló el gabinete en la planta con los cuatro canales y se probó el sistema completo.</w:t>
+        <w:t xml:space="preserve"> Etapa instalada y probada en el telar el 30/10/2026, orientada al control directo de la calada y selección de tramas. Tras la inspección real del telar (Vamatex C 201, matrícula 1104, revisado en 1989 según su placa de datos) se confirmó que la máquina ya trabaja por grupos de marcos mediante una cinta de papel perforada angosta que acciona palancas de selección (no hilo por hilo), con un máximo confirmado de 8 matrices simultáneas, por lo que esta etapa reemplaza esa función. Se descartaron los actuadores rotativos evaluados inicialmente porque no soportan la carga cíclica, la vibración ni la pelusa del telar real, y no aprovechaban las bobinas que la máquina ya tiene; se optó por ir directo al retrofit definitivo con la intervención de las 4 bobinas de selección que el telar ya tiene instaladas y en funcionamiento. Trabajan con 24 V en corriente alterna, dato confirmado con el dueño de la fábrica el 03/09/26, y hoy reciben su señal desde el lector óptico de la cinta a través de unas plaquetas alojadas en la caja del telar. El punto de intervención es el propio lector óptico, no la bobina: según explicó el dueño de la fábrica, cada lector se corta con una llave, de modo que en lugar de que el papel interrumpa el haz lo haga un interruptor electrónico que entrega un 1 o un 0. El sistema conmuta entonces la señal del lector mediante relés OptoMOS LCA110 comandados desde los GPIO del ESP32 (con una resistencia de 330 Ω cada uno), uno por lector, con lo que las plaquetas del telar quedan intactas y la corriente a manejar es mucho menor. La elección del componente no es indiferente: un relé mecánico no soportaría el régimen de trabajo. Los telares de rapier de esta generación trabajan 300 pasadas por minuto, dato confirmado con el dueño de la fábrica el 06/09/26, lo que da 5 conmutaciones por segundo y unas 180.000 en una jornada de 10 horas, frente a las 100.000 de vida útil de un relé común. Tampoco sirve un optoacoplador de fototransistor como el PC817, que conduce en un solo sentido y con corriente alterna dejaría pasar medio ciclo. El circuito se probó en protoboard el 10/10/2026, y el 17/10/2026 en la máquina, todavía en protoboard: la alimentación del lector óptico dio entre 15 y 30 V, lo que define la resistencia de protección de 470 Ω 3 W para cada canal (ver Guía de mediciones y verificaciones); el sensor de pasada quedó conectado y calibrado, y el primer canal, con el relé en el lugar del lector, seleccionó bien. Las cinco plaquetas soldadas quedaron terminadas el 20/10/2026, el 25/10/2026 se sumó la plaqueta del ESP32, y el 30/10/2026 se instaló el gabinete en la planta con los cuatro canales y se probó el sistema completo.</w:t>
       </w:r>
     </w:p>
     <w:p>
@@ -16393,7 +16393,7 @@
                 <w:rFonts w:ascii="IBM Plex Sans" w:hAnsi="IBM Plex Sans" w:cs="IBM Plex Sans" w:eastAsia="IBM Plex Sans"/>
                 <w:sz w:val="17"/>
               </w:rPr>
-              <w:t xml:space="preserve">Desde el 28/10/2026 el sistema comanda las cuatro bobinas de selección: con el gabinete instalado, cada relé LCA110 da la señal en el lugar de su lector según el dibujo cargado en la aplicación. La cinta de papel sigue disponible: los lectores se vuelven a conectar en minutos.</w:t>
+              <w:t xml:space="preserve">Desde el 30/10/2026 el sistema comanda las cuatro bobinas de selección: con el gabinete instalado, cada relé LCA110 da la señal en el lugar de su lector según el dibujo cargado en la aplicación. La cinta de papel sigue disponible: los lectores se vuelven a conectar en minutos.</w:t>
             </w:r>
           </w:p>
         </w:tc>
@@ -16415,7 +16415,7 @@
                 <w:rFonts w:ascii="IBM Plex Sans" w:hAnsi="IBM Plex Sans" w:cs="IBM Plex Sans" w:eastAsia="IBM Plex Sans"/>
                 <w:sz w:val="17"/>
               </w:rPr>
-              <w:t xml:space="preserve">El punto de intervención es la señal de cada lector óptico, y su alimentación se midió el 17/10/2026 (entre 15 y 30 V). Los cuatro canales quedaron instalados con las plaquetas soldadas y se probaron con el sistema completo el 28/10/2026.</w:t>
+              <w:t xml:space="preserve">El punto de intervención es la señal de cada lector óptico, y su alimentación se midió el 17/10/2026 (entre 15 y 30 V). Los cuatro canales quedaron instalados con las plaquetas soldadas y se probaron con el sistema completo el 30/10/2026.</w:t>
             </w:r>
           </w:p>
         </w:tc>
@@ -16437,7 +16437,7 @@
                 <w:rFonts w:ascii="IBM Plex Sans" w:hAnsi="IBM Plex Sans" w:cs="IBM Plex Sans" w:eastAsia="IBM Plex Sans"/>
                 <w:sz w:val="17"/>
               </w:rPr>
-              <w:t xml:space="preserve">Instalado y probado (Etapa 07, 28/10/2026)</w:t>
+              <w:t xml:space="preserve">Instalado y probado (Etapa 07, 30/10/2026)</w:t>
             </w:r>
           </w:p>
         </w:tc>
@@ -16514,7 +16514,7 @@
                 <w:sz w:val="17"/>
                 <w:szCs w:val="17"/>
               </w:rPr>
-              <w:t>Su punto de montaje quedó definido el 10/09/2026, sobre un eje que da una vuelta por pasada; el 10/10/2026 se probó en protoboard con el ESP32 y funcionó, y el 17/10/2026 se conectó y se calibró en la máquina, donde cuenta las pasadas. Desde el 28/10/2026 está instalado con el Nivel 2 y el avance que muestra la web es el que mide; falta validar su conteo contra el contador mecánico del telar (período de prueba, hasta el 04/11/2026).</w:t>
+              <w:t>Su punto de montaje quedó definido el 10/09/2026, sobre un eje que da una vuelta por pasada; el 10/10/2026 se probó en protoboard con el ESP32 y funcionó, y el 17/10/2026 se conectó y se calibró en la máquina, donde cuenta las pasadas. Desde el 30/10/2026 está instalado con el Nivel 2 y el avance que muestra la web es el que mide; falta validar su conteo contra el contador mecánico del telar (período de prueba, hasta el 04/11/2026).</w:t>
             </w:r>
           </w:p>
         </w:tc>
@@ -19943,7 +19943,7 @@
               <w:rFonts w:ascii="IBM Plex Sans" w:cs="IBM Plex Sans" w:eastAsia="IBM Plex Sans" w:hAnsi="IBM Plex Sans"/>
               <w:rtl w:val="0"/>
             </w:rPr>
-            <w:t xml:space="preserve">Etapa 07, Plaquetas soldadas e instalación del Nivel 2 en el telar: las cinco plaquetas soldadas, la instalación del gabinete, la medición de los lectores, el sensor de pasada y los relés LCA110 en la máquina, la prueba integral y el período de prueba. El 17/10/2026 se hicieron, en protoboard, la medición del lector (entre 15 y 30 V), la conexión y la calibración del sensor de pasada y el primer canal de los relés LCA110, que seleccionó bien; y al 20/10/2026 quedaron terminadas las cinco plaquetas soldadas y se sumaron el modo solo sensado y la vista para los clientes; el 25/10/2026 se sumó la plaqueta del ESP32, y el 28/10/2026 se instaló el gabinete y se hizo la prueba integral, con el sistema completo funcionando. Etapa 08, Cierre del proyecto y presentación final: la presentación a los profesores (04/11/2026), la prueba con un trabajador de la fábrica, el video de entrevista al cliente, la entrega al cliente y la presentación final en la Expo (14/11/2026).</w:t>
+            <w:t xml:space="preserve">Etapa 07, Plaquetas soldadas e instalación del Nivel 2 en el telar: las cinco plaquetas soldadas, la instalación del gabinete, la medición de los lectores, el sensor de pasada y los relés LCA110 en la máquina, la prueba integral y el período de prueba. El 17/10/2026 se hicieron, en protoboard, la medición del lector (entre 15 y 30 V), la conexión y la calibración del sensor de pasada y el primer canal de los relés LCA110, que seleccionó bien; y al 20/10/2026 quedaron terminadas las cinco plaquetas soldadas y se sumaron el modo solo sensado y la vista para los clientes; el 25/10/2026 se sumó la plaqueta del ESP32, y el 30/10/2026 se instaló el gabinete y se hizo la prueba integral, con el sistema completo funcionando. Etapa 08, Cierre del proyecto y presentación final: la presentación a los profesores (04/11/2026), la prueba con un trabajador de la fábrica, el video de entrevista al cliente, la entrega al cliente y la presentación final en la Expo (14/11/2026).</w:t>
           </w:r>
         </w:sdtContent>
       </w:sdt>
@@ -20081,7 +20081,7 @@
           <w:rFonts w:ascii="IBM Plex Sans" w:cs="IBM Plex Sans" w:eastAsia="IBM Plex Sans" w:hAnsi="IBM Plex Sans"/>
           <w:rtl w:val="0"/>
         </w:rPr>
-        <w:t>Desarrollo del firmware del nodo ESP32 en C++: Nivel 1 (relés de Marcha, Pausa y Retroceder, instalado y probado en el telar el 19/09/2026) y Nivel 2 (control de las bobinas de selección: probado en protoboard el 10/10/2026; las plaquetas soldadas (terminadas al 20/10/2026) y la instalación son de la Etapa 07, donde el 17/10/2026 se midió el lector y se probó en la máquina el primer canal, y el 28/10/2026 el sistema completo). Alta del login biométrico WebAuthn y protecciones eléctricas del BOM.</w:t>
+        <w:t>Desarrollo del firmware del nodo ESP32 en C++: Nivel 1 (relés de Marcha, Pausa y Retroceder, instalado y probado en el telar el 19/09/2026) y Nivel 2 (control de las bobinas de selección: probado en protoboard el 10/10/2026; las plaquetas soldadas (terminadas al 20/10/2026) y la instalación son de la Etapa 07, donde el 17/10/2026 se midió el lector y se probó en la máquina el primer canal, y el 30/10/2026 el sistema completo). Alta del login biométrico WebAuthn y protecciones eléctricas del BOM.</w:t>
       </w:r>
     </w:p>
     <w:p>
@@ -22722,7 +22722,7 @@
           <w:rFonts w:ascii="IBM Plex Sans" w:cs="IBM Plex Sans" w:eastAsia="IBM Plex Sans" w:hAnsi="IBM Plex Sans"/>
           <w:rtl w:val="0"/>
         </w:rPr>
-        <w:t>El presupuesto se organiza en cuatro bloques de compra y confirma que toda la arquitectura de software seleccionada es de uso libre, con costo de licenciamiento mensual de $0. Los valores corresponden a la revisión del 28/10/2026 y se mantienen actualizados en la planilla del equipo (Lista_de_componentes_Control_Trama.xlsx y Estimacion_Costos_Ganancia_Contrato_v4.docx).</w:t>
+        <w:t>El presupuesto se organiza en cuatro bloques de compra y confirma que toda la arquitectura de software seleccionada es de uso libre, con costo de licenciamiento mensual de $0. Los valores corresponden a la revisión del 30/10/2026 y se mantienen actualizados en la planilla del equipo (Lista_de_componentes_Control_Trama.xlsx y Estimacion_Costos_Ganancia_Contrato_v4.docx).</w:t>
       </w:r>
     </w:p>
     <w:p>
@@ -22813,7 +22813,7 @@
           <w:rFonts w:ascii="IBM Plex Sans" w:cs="IBM Plex Sans" w:eastAsia="IBM Plex Sans" w:hAnsi="IBM Plex Sans"/>
           <w:rtl w:val="0"/>
         </w:rPr>
-        <w:t xml:space="preserve">Los componentes efectivamente adquiridos para el Bloque A, con la plaqueta del ESP32, suman $81.453, a los que se agregan $13.950 del Bloque C y $55.436 del Bloque D, totalizando $150.839 en materiales. Sumando los gastos operativos de $109.675 y el valor del trabajo del equipo, valuado en $31.793.299 según las tarifas del proyecto y las 642 horas del Gantt, el costo total asciende a $32.053.813. Aplicando el margen del 25 % previsto, el presupuesto final es de $40.067.266, con una ganancia proyectada de $8.013.453.</w:t>
+        <w:t xml:space="preserve">Los componentes efectivamente adquiridos para el Bloque A, con la plaqueta del ESP32, suman $81.453, a los que se agregan $13.950 del Bloque C y $55.436 del Bloque D, totalizando $150.839 en materiales. Sumando los gastos operativos de $77.050 (insumos materiales y dos meses de Claude Pro) y el valor del trabajo del equipo, valuado en $31.793.299 según las tarifas del proyecto y las 642 horas del Gantt, el costo total, que es la inversión a recuperar, asciende a $32.021.188. El precio final se fijó con una vista a dos años: cada telar nuevo cuesta $1.511.939 (componentes, insumos y 28 h de instalación) y se vende a $3.200.000, así que con 19 telares, dos fábricas de 10, la inversión se recupera en dos años.</w:t>
       </w:r>
     </w:p>
     <w:tbl>
@@ -23266,7 +23266,7 @@
                 <w:szCs w:val="17"/>
                 <w:rtl w:val="0"/>
               </w:rPr>
-              <w:t xml:space="preserve">Después de medir (medido el 17/10); instalado el 28/10</w:t>
+              <w:t xml:space="preserve">Después de medir (medido el 17/10); instalado el 30/10</w:t>
             </w:r>
           </w:p>
         </w:tc>
@@ -23454,7 +23454,7 @@
         <w:rPr>
           <w:rFonts w:ascii="IBM Plex Sans" w:hAnsi="IBM Plex Sans" w:cs="IBM Plex Sans" w:eastAsia="IBM Plex Sans"/>
         </w:rPr>
-        <w:t xml:space="preserve">La estructura de costos muestra que el 99,2 % corresponde al trabajo del equipo y solo el 0,8 % ($260.514, materiales y gastos operativos) a dinero efectivamente desembolsado. Orden de compra seguido: (1) el Bloque A, adquirido e instalado en el telar; (2) la medición del lector óptico en el telar, hecha el 17/10/2026 (entre 15 y 30 V); y (3) los Bloques C y D, con la resistencia de protección de 470 Ω 3 W que fijó esa medición. Todo quedó comprado e instalado, y el sistema completo se probó el 28/10/2026. La planilla completa, con el detalle por ítem y los precios de referencia, se mantiene en el archivo Lista_de_componentes_Control_Trama.xlsx de la carpeta compartida del equipo.</w:t>
+        <w:t xml:space="preserve">La estructura de costos muestra que el 99,3 % corresponde al trabajo del equipo y solo el 0,7 % ($227.889, materiales y gastos operativos) a dinero efectivamente desembolsado. Orden de compra seguido: (1) el Bloque A, adquirido e instalado en el telar; (2) la medición del lector óptico en el telar, hecha el 17/10/2026 (entre 15 y 30 V); y (3) los Bloques C y D, con la resistencia de protección de 470 Ω 3 W que fijó esa medición. Todo quedó comprado e instalado, y el sistema completo se probó el 30/10/2026. La planilla completa, con el detalle por ítem y los precios de referencia, se mantiene en el archivo Lista_de_componentes_Control_Trama.xlsx de la carpeta compartida del equipo.</w:t>
       </w:r>
       <w:r>
         <w:rPr>
